--- a/thesis/THESIS_DRAFT_FCU_v2.docx
+++ b/thesis/THESIS_DRAFT_FCU_v2.docx
@@ -635,7 +635,7 @@
         </w:rPr>
       </w:pPr>
       <w:r>
-        <w:t>本研究在 NVIDIA Isaac Sim 6.0 之 RTX Acoustic 超音波模擬環境中，建立並驗證一套「包絡優先」之感測回授接近方法：先量測感測器在何種幾何條件下讀得到目標，再將機械手臂任務設計於已驗證之可感測包絡內。首先以 52 格「配對移除」掃描（同場景有目標與移除目標之成對量測）界定可偵測幾何包絡（36/52 可偵測；指向為主宰因子；感測器後方手臂之背景貢獻精確為零），並建立感測器量化特性（距離編碼之皮爾森相關係數 r=0.9994；桌面高度目標之均方根誤差（RMSE）5.3 mm；樣本週期自校 103 µs；跨模擬工作階段（session）重複性逐位相同）。在此包絡內，以三臂配對對照設計（聲學閉環／估距置換之盲走消融／無量測固定行程之開環，同種子同目標組）驗證：不讀取任何目標世界座標之純聲學控制迴路，可驅動 UR10e 機械手臂接近隨機擺放之桌面目標——主結果為停止位置與目標位置相關 r=0.9856、停止誤差 RMSE 2.8 cm、30/30 全數由聲學觸發停止，且 90 個試驗回合（episode）之姿態稽核零違規；盲走消融組於同一管線完全失能，確認接近行為之因果來自聲學資訊而非幾何巧合。研究範圍限於單一隨機種子（seed）、確定性模擬、單自由度（1-DOF）前向接近；夾取整合為進行中之後續工作，側向定位與實機驗證列為未來工作。</w:t>
+        <w:t>本研究在 NVIDIA Isaac Sim 6.0 之 RTX Acoustic 超音波模擬環境中，建立並驗證一套「包絡優先」之感測回授接近方法：先量測感測器在何種幾何條件下讀得到目標，再將機械手臂任務設計於已驗證之可感測包絡內。首先以 52 格「配對移除」掃描（同場景有目標與移除目標之成對量測）界定可偵測幾何包絡（36/52 可偵測；指向為主宰因子；感測器後方手臂之背景貢獻精確為零），並建立感測器量化特性（距離估計方法：取多影格平均回波波形之峰值位置，經已知距離迴歸自校之線性模型換算為距離；距離編碼之皮爾森相關係數 r=0.9994；桌面高度目標之均方根誤差（RMSE）5.3 mm；樣本週期自校 103 µs；跨模擬工作階段（session）重複性逐位相同）。在此包絡內，以三臂配對對照設計（聲學閉環／估距置換之盲走消融／無量測固定行程之開環，同種子同目標組）驗證：不讀取任何目標世界座標之純聲學控制迴路，可驅動 UR10e 機械手臂接近隨機擺放之桌面目標——主結果為停止位置與目標位置相關 r=0.9856、停止誤差 RMSE 2.8 cm、30/30 全數由聲學觸發停止，且 90 個試驗回合（episode）之姿態稽核零違規；盲走消融組於同一管線完全失能，確認接近行為之因果來自聲學資訊而非幾何巧合。在接近能力之基礎上，本研究進一步完成端到端夾取整合：機械手臂以聲學估距決定夾取位置，夾取中心與目標位置之相關係數 r=0.9885、對位（夾爪中心與目標中心之幾何吻合）誤差 RMSE 1.9 cm，對位成功率 60% 顯著優於盲走對照之 23%（費雪精確檢定，適用小樣本之精確機率檢定，p=0.004），對位成功後之附著升舉成功率為 83%（夾持以接觸觸發之固定關節模擬，接觸偵測為物理訊號）。側向感知方面，本研究以四項獨立實驗證實現行感測器輸出不含左右方向資訊（能量差、時間差、身分欄位、接收器分組四路皆證偽），並提出以手臂運動合成多視點之多點定位演算法作為替代：自 5 個量測位置之距離交會解算目標二維座標，側向估計相關係數 r=0.960、誤差 RMSE 3.4 cm，證實側向資訊可經演算法自單軸測距恢復。研究範圍限於單一隨機種子（seed）、確定性模擬；物理摩擦夾持與實機驗證列為未來工作。</w:t>
       </w:r>
     </w:p>
     <w:p>
@@ -697,7 +697,7 @@
         </w:rPr>
       </w:pPr>
       <w:r>
-        <w:t>This thesis develops and validates an envelope-first methodology for ultrasonic sensor-feedback robotic approach in NVIDIA Isaac Sim 6.0 with the RTX Acoustic module: the sensor's detectable geometry is measured before any robot task is designed inside the validated envelope. A 52-cell paired-removal scan first maps detectability (36/52 detectable; boresight pointing dominates; the arm's background contribution behind the sensor is exactly zero), followed by a quantitative sensor datasheet (distance encoding r=0.9994; tabletop-height target RMSE 5.3 mm; self-calibrated sample period 103 µs; bit-identical repeatability across sessions). Within this envelope, a three-arm paired design (closed acoustic / blind range-substitution ablation / open fixed-stroke, matched seeds and targets) shows that a purely acoustic control loop reading no target world coordinates can drive a UR10e manipulator toward randomly placed tabletop targets: the arm-mounted main result reaches a stop-position-to-target correlation of r=0.9856 with RMSE 2.8 cm, 30/30 episodes stopped by the acoustic trigger, and zero posture-audit violations across 90 episodes, while the blind ablation fails completely on the identical pipeline — establishing acoustic information, not geometric coincidence, as the cause. Scope is limited to a single simulation seed, a deterministic engine, and 1-DOF forward approach; grasp integration is ongoing follow-up work, and lateral localization and hardware validation are future work.</w:t>
+        <w:t>This thesis develops and validates an envelope-first methodology for ultrasonic sensor-feedback robotic approach in NVIDIA Isaac Sim 6.0 with the RTX Acoustic module: the sensor's detectable geometry is measured before any robot task is designed inside the validated envelope. A 52-cell paired-removal scan first maps detectability (36/52 detectable; boresight pointing dominates; the arm's background contribution behind the sensor is exactly zero), followed by a quantitative sensor datasheet (distance encoding r=0.9994; tabletop-height target RMSE 5.3 mm; self-calibrated sample period 103 µs; bit-identical repeatability across sessions). Within this envelope, a three-arm paired design (closed acoustic / blind range-substitution ablation / open fixed-stroke, matched seeds and targets) shows that a purely acoustic control loop reading no target world coordinates can drive a UR10e manipulator toward randomly placed tabletop targets: the arm-mounted main result reaches a stop-position-to-target correlation of r=0.9856 with RMSE 2.8 cm, 30/30 episodes stopped by the acoustic trigger, and zero posture-audit violations across 90 episodes, while the blind ablation fails completely on the identical pipeline — establishing acoustic information, not geometric coincidence, as the cause. Building on the approach capability, an end-to-end grasp integration is completed: the manipulator places its grasp from acoustic range estimates alone, reaching a grasp-center-to-target correlation of r=0.9885 (alignment RMSE 1.9 cm), a 60% alignment rate versus 23% for the blind ablation (Fisher's exact test, p=0.004), and an 83% attach-and-lift rate given alignment (grasp attachment is simulated by a contact-triggered fixed joint; contact detection is a physics signal). For lateral sensing, four independent experiments show the sensor output carries no left-right information (energy, timing, identity fields, and receiver grouping all falsified); a motion-synthesized multilateration algorithm recovers 2-D target position from five vantage-point ranges instead (lateral r=0.960, RMSE 3.4 cm). Scope is limited to a single simulation seed and a deterministic engine; physical friction grasping and hardware validation remain future work.</w:t>
       </w:r>
     </w:p>
     <w:p>
@@ -815,7 +815,7 @@
       <w:r>
         <w:t>Abstract</w:t>
         <w:tab/>
-        <w:t>4</w:t>
+        <w:t>5</w:t>
       </w:r>
     </w:p>
     <w:p>
@@ -831,7 +831,7 @@
       <w:r>
         <w:t>第一章、緒論</w:t>
         <w:tab/>
-        <w:t>7</w:t>
+        <w:t>9</w:t>
       </w:r>
     </w:p>
     <w:p>
@@ -849,7 +849,7 @@
       <w:r>
         <w:t>1.1 研究背景與問題意識</w:t>
         <w:tab/>
-        <w:t>7</w:t>
+        <w:t>9</w:t>
       </w:r>
     </w:p>
     <w:p>
@@ -867,7 +867,7 @@
       <w:r>
         <w:t>1.2 研究目的與問題陳述</w:t>
         <w:tab/>
-        <w:t>9</w:t>
+        <w:t>11</w:t>
       </w:r>
     </w:p>
     <w:p>
@@ -885,7 +885,7 @@
       <w:r>
         <w:t>1.3 研究範圍與限制</w:t>
         <w:tab/>
-        <w:t>10</w:t>
+        <w:t>13</w:t>
       </w:r>
     </w:p>
     <w:p>
@@ -903,7 +903,7 @@
       <w:r>
         <w:t>1.4 名詞解釋與研究貢獻</w:t>
         <w:tab/>
-        <w:t>12</w:t>
+        <w:t>14</w:t>
       </w:r>
     </w:p>
     <w:p>
@@ -919,7 +919,7 @@
       <w:r>
         <w:t>第二章、文獻探討</w:t>
         <w:tab/>
-        <w:t>14</w:t>
+        <w:t>18</w:t>
       </w:r>
     </w:p>
     <w:p>
@@ -937,7 +937,7 @@
       <w:r>
         <w:t>2.1 機器人非視覺感測與超音波測距</w:t>
         <w:tab/>
-        <w:t>14</w:t>
+        <w:t>18</w:t>
       </w:r>
     </w:p>
     <w:p>
@@ -955,7 +955,7 @@
       <w:r>
         <w:t>2.2 模擬與虛實整合（Sim-to-Real）</w:t>
         <w:tab/>
-        <w:t>16</w:t>
+        <w:t>20</w:t>
       </w:r>
     </w:p>
     <w:p>
@@ -973,7 +973,7 @@
       <w:r>
         <w:t>2.3 室內環境與距離特徵（簡述）</w:t>
         <w:tab/>
-        <w:t>18</w:t>
+        <w:t>22</w:t>
       </w:r>
     </w:p>
     <w:p>
@@ -991,7 +991,7 @@
       <w:r>
         <w:t>2.4 RTX Acoustic 與 GenericModelOutput</w:t>
         <w:tab/>
-        <w:t>20</w:t>
+        <w:t>24</w:t>
       </w:r>
     </w:p>
     <w:p>
@@ -1009,7 +1009,7 @@
       <w:r>
         <w:t>2.5 感測回授式接近與視覺語義操作對照</w:t>
         <w:tab/>
-        <w:t>21</w:t>
+        <w:t>26</w:t>
       </w:r>
     </w:p>
     <w:p>
@@ -1027,7 +1027,7 @@
       <w:r>
         <w:t>2.6 離線狀態判斷與模擬驗證邊界</w:t>
         <w:tab/>
-        <w:t>21</w:t>
+        <w:t>28</w:t>
       </w:r>
     </w:p>
     <w:p>
@@ -1043,14 +1043,14 @@
         </w:rPr>
       </w:pPr>
       <w:r>
-        <w:t>2.7 文獻缺口與本研究定位</w:t>
+        <w:t>2.7 聲學陣列、多點定位與合成孔徑</w:t>
         <w:tab/>
-        <w:t>22</w:t>
-      </w:r>
-    </w:p>
-    <w:p>
-      <w:pPr>
-        <w:pStyle w:val="10"/>
+        <w:t>29</w:t>
+      </w:r>
+    </w:p>
+    <w:p>
+      <w:pPr>
+        <w:pStyle w:val="20"/>
         <w:rPr>
           <w:rFonts w:asciiTheme="minorHAnsi" w:eastAsiaTheme="minorEastAsia" w:hAnsiTheme="minorHAnsi" w:cstheme="minorBidi"/>
           <w:color w:val="auto"/>
@@ -1059,14 +1059,14 @@
         </w:rPr>
       </w:pPr>
       <w:r>
-        <w:t>第三章、研究方法</w:t>
+        <w:t>2.8 文獻缺口與本研究定位</w:t>
         <w:tab/>
-        <w:t>23</w:t>
-      </w:r>
-    </w:p>
-    <w:p>
-      <w:pPr>
-        <w:pStyle w:val="20"/>
+        <w:t>30</w:t>
+      </w:r>
+    </w:p>
+    <w:p>
+      <w:pPr>
+        <w:pStyle w:val="10"/>
         <w:tabs>
           <w:tab w:val="right" w:leader="dot" w:pos="8642"/>
         </w:tabs>
@@ -1077,9 +1077,9 @@
         </w:rPr>
       </w:pPr>
       <w:r>
-        <w:t>3.1 WPM 感測模型與 GMO 資料結構</w:t>
+        <w:t>第三章、研究方法</w:t>
         <w:tab/>
-        <w:t>23</w:t>
+        <w:t>32</w:t>
       </w:r>
     </w:p>
     <w:p>
@@ -1095,9 +1095,9 @@
         </w:rPr>
       </w:pPr>
       <w:r>
-        <w:t>3.2 樣本週期自校</w:t>
+        <w:t>3.1 WPM 感測模型與 GMO 資料結構</w:t>
         <w:tab/>
-        <w:t>25</w:t>
+        <w:t>32</w:t>
       </w:r>
     </w:p>
     <w:p>
@@ -1113,9 +1113,9 @@
         </w:rPr>
       </w:pPr>
       <w:r>
-        <w:t>3.3 本研究之實驗方法學：四支柱</w:t>
+        <w:t>3.2 樣本週期自校</w:t>
         <w:tab/>
-        <w:t>27</w:t>
+        <w:t>34</w:t>
       </w:r>
     </w:p>
     <w:p>
@@ -1131,14 +1131,14 @@
         </w:rPr>
       </w:pPr>
       <w:r>
-        <w:t>3.4 章節間資料鏈</w:t>
+        <w:t>3.3 本研究之實驗方法學：四支柱</w:t>
         <w:tab/>
-        <w:t>30</w:t>
-      </w:r>
-    </w:p>
-    <w:p>
-      <w:pPr>
-        <w:pStyle w:val="10"/>
+        <w:t>35</w:t>
+      </w:r>
+    </w:p>
+    <w:p>
+      <w:pPr>
+        <w:pStyle w:val="20"/>
         <w:tabs>
           <w:tab w:val="right" w:leader="dot" w:pos="8642"/>
         </w:tabs>
@@ -1149,9 +1149,9 @@
         </w:rPr>
       </w:pPr>
       <w:r>
-        <w:t>第四章、感測特性化與包絡</w:t>
+        <w:t>3.4 場景建構與物件操作</w:t>
         <w:tab/>
-        <w:t>30</w:t>
+        <w:t>38</w:t>
       </w:r>
     </w:p>
     <w:p>
@@ -1167,9 +1167,9 @@
         </w:rPr>
       </w:pPr>
       <w:r>
-        <w:t>4.1 S1 感測包絡地圖</w:t>
+        <w:t>3.5 聲學特徵定義與閉環控制律</w:t>
         <w:tab/>
-        <w:t>30</w:t>
+        <w:t>41</w:t>
       </w:r>
     </w:p>
     <w:p>
@@ -1185,14 +1185,14 @@
         </w:rPr>
       </w:pPr>
       <w:r>
-        <w:t>4.2 S2 感測器量化特性表（Datasheet）</w:t>
+        <w:t>3.6 章節間資料鏈</w:t>
         <w:tab/>
-        <w:t>34</w:t>
-      </w:r>
-    </w:p>
-    <w:p>
-      <w:pPr>
-        <w:pStyle w:val="20"/>
+        <w:t>44</w:t>
+      </w:r>
+    </w:p>
+    <w:p>
+      <w:pPr>
+        <w:pStyle w:val="10"/>
         <w:tabs>
           <w:tab w:val="right" w:leader="dot" w:pos="8642"/>
         </w:tabs>
@@ -1203,14 +1203,14 @@
         </w:rPr>
       </w:pPr>
       <w:r>
-        <w:t>4.3 負結果與失效機制（誠實記錄）</w:t>
+        <w:t>第四章、感測特性化與包絡</w:t>
         <w:tab/>
-        <w:t>36</w:t>
-      </w:r>
-    </w:p>
-    <w:p>
-      <w:pPr>
-        <w:pStyle w:val="10"/>
+        <w:t>46</w:t>
+      </w:r>
+    </w:p>
+    <w:p>
+      <w:pPr>
+        <w:pStyle w:val="20"/>
         <w:rPr>
           <w:rFonts w:asciiTheme="minorHAnsi" w:eastAsiaTheme="minorEastAsia" w:hAnsiTheme="minorHAnsi" w:cstheme="minorBidi"/>
           <w:color w:val="auto"/>
@@ -1219,9 +1219,9 @@
         </w:rPr>
       </w:pPr>
       <w:r>
-        <w:t>第五章、聲學閉環接近</w:t>
+        <w:t>4.1 S1 感測包絡地圖</w:t>
         <w:tab/>
-        <w:t>38</w:t>
+        <w:t>46</w:t>
       </w:r>
     </w:p>
     <w:p>
@@ -1237,9 +1237,9 @@
         </w:rPr>
       </w:pPr>
       <w:r>
-        <w:t>5.1 D1：飛行感測器三臂對照（感測＋控制隔離驗證）</w:t>
+        <w:t>4.2 S2 感測器量化特性表（Datasheet）</w:t>
         <w:tab/>
-        <w:t>38</w:t>
+        <w:t>51</w:t>
       </w:r>
     </w:p>
     <w:p>
@@ -1255,14 +1255,14 @@
         </w:rPr>
       </w:pPr>
       <w:r>
-        <w:t>5.2 D1.5：手臂載具三臂對照（主結果）</w:t>
+        <w:t>4.3 負結果與失效機制（誠實記錄）</w:t>
         <w:tab/>
-        <w:t>41</w:t>
-      </w:r>
-    </w:p>
-    <w:p>
-      <w:pPr>
-        <w:pStyle w:val="20"/>
+        <w:t>54</w:t>
+      </w:r>
+    </w:p>
+    <w:p>
+      <w:pPr>
+        <w:pStyle w:val="10"/>
         <w:tabs>
           <w:tab w:val="right" w:leader="dot" w:pos="8642"/>
         </w:tabs>
@@ -1273,14 +1273,14 @@
         </w:rPr>
       </w:pPr>
       <w:r>
-        <w:t>5.3 盲走臂／開環臂對照組的角色</w:t>
+        <w:t>第五章、聲學閉環接近</w:t>
         <w:tab/>
-        <w:t>44</w:t>
-      </w:r>
-    </w:p>
-    <w:p>
-      <w:pPr>
-        <w:pStyle w:val="10"/>
+        <w:t>57</w:t>
+      </w:r>
+    </w:p>
+    <w:p>
+      <w:pPr>
+        <w:pStyle w:val="20"/>
         <w:tabs>
           <w:tab w:val="right" w:leader="dot" w:pos="8642"/>
         </w:tabs>
@@ -1291,9 +1291,9 @@
         </w:rPr>
       </w:pPr>
       <w:r>
-        <w:t>第六章、討論與限制</w:t>
+        <w:t>5.1 D1：飛行感測器三臂對照（感測＋控制隔離驗證）</w:t>
         <w:tab/>
-        <w:t>46</w:t>
+        <w:t>57</w:t>
       </w:r>
     </w:p>
     <w:p>
@@ -1307,9 +1307,9 @@
         </w:rPr>
       </w:pPr>
       <w:r>
-        <w:t>6.1 實驗效度設計之討論</w:t>
+        <w:t>5.2 D1.5：手臂載具三臂對照（主結果）</w:t>
         <w:tab/>
-        <w:t>46</w:t>
+        <w:t>60</w:t>
       </w:r>
     </w:p>
     <w:p>
@@ -1325,9 +1325,9 @@
         </w:rPr>
       </w:pPr>
       <w:r>
-        <w:t>6.2 Claim boundary（可宣稱與不可宣稱之範圍界定）</w:t>
+        <w:t>5.3 D3：端到端夾取整合</w:t>
         <w:tab/>
-        <w:t>47</w:t>
+        <w:t>64</w:t>
       </w:r>
     </w:p>
     <w:p>
@@ -1343,9 +1343,9 @@
         </w:rPr>
       </w:pPr>
       <w:r>
-        <w:t>6.3 未來工作</w:t>
+        <w:t>5.4 盲走臂／開環臂對照組的角色</w:t>
         <w:tab/>
-        <w:t>49</w:t>
+        <w:t>69</w:t>
       </w:r>
     </w:p>
     <w:p>
@@ -1361,9 +1361,79 @@
         </w:rPr>
       </w:pPr>
       <w:r>
+        <w:t>第六章、討論與限制</w:t>
+        <w:tab/>
+        <w:t>70</w:t>
+      </w:r>
+    </w:p>
+    <w:p>
+      <w:pPr>
+        <w:pStyle w:val="20"/>
+        <w:tabs>
+          <w:tab w:val="right" w:leader="dot" w:pos="8642"/>
+        </w:tabs>
+        <w:rPr>
+          <w:rFonts w:asciiTheme="minorHAnsi" w:eastAsiaTheme="minorEastAsia" w:hAnsiTheme="minorHAnsi" w:cstheme="minorBidi"/>
+          <w:noProof/>
+          <w:szCs w:val="22"/>
+        </w:rPr>
+      </w:pPr>
+      <w:r>
+        <w:t>6.1 實驗效度設計之討論</w:t>
+        <w:tab/>
+        <w:t>70</w:t>
+      </w:r>
+    </w:p>
+    <w:p>
+      <w:pPr>
+        <w:pStyle w:val="20"/>
+        <w:tabs>
+          <w:tab w:val="right" w:leader="dot" w:pos="8642"/>
+        </w:tabs>
+        <w:rPr>
+          <w:rFonts w:asciiTheme="minorHAnsi" w:eastAsiaTheme="minorEastAsia" w:hAnsiTheme="minorHAnsi" w:cstheme="minorBidi"/>
+          <w:noProof/>
+          <w:szCs w:val="22"/>
+        </w:rPr>
+      </w:pPr>
+      <w:r>
+        <w:t>6.2 Claim boundary（可宣稱與不可宣稱之範圍界定）</w:t>
+        <w:tab/>
+        <w:t>72</w:t>
+      </w:r>
+    </w:p>
+    <w:p>
+      <w:pPr>
+        <w:pStyle w:val="20"/>
+        <w:tabs>
+          <w:tab w:val="right" w:leader="dot" w:pos="8642"/>
+        </w:tabs>
+        <w:rPr>
+          <w:rFonts w:asciiTheme="minorHAnsi" w:eastAsiaTheme="minorEastAsia" w:hAnsiTheme="minorHAnsi" w:cstheme="minorBidi"/>
+          <w:noProof/>
+          <w:szCs w:val="22"/>
+        </w:rPr>
+      </w:pPr>
+      <w:r>
+        <w:t>6.3 未來工作</w:t>
+        <w:tab/>
+        <w:t>74</w:t>
+      </w:r>
+    </w:p>
+    <w:p>
+      <w:pPr>
+        <w:pStyle w:val="10"/>
+        <w:rPr>
+          <w:rFonts w:asciiTheme="minorHAnsi" w:eastAsiaTheme="minorEastAsia" w:hAnsiTheme="minorHAnsi" w:cstheme="minorBidi"/>
+          <w:color w:val="auto"/>
+          <w:sz w:val="24"/>
+          <w:szCs w:val="22"/>
+        </w:rPr>
+      </w:pPr>
+      <w:r>
         <w:t>參考文獻</w:t>
         <w:tab/>
-        <w:t>51</w:t>
+        <w:t>77</w:t>
       </w:r>
     </w:p>
     <w:p>
@@ -1408,7 +1478,7 @@
         <w:pStyle w:val="Content"/>
       </w:pPr>
       <w:r>
-        <w:t>協作機器人與工業手臂之應用場景日益要求人機共融與彈性佈署，Xu 等 [15]之綜述指出，數位孿生、人機介面與人工智慧之整合已成為智慧製造之共同趨勢，而其中末端感測之穩健性——尤其在遮蔽、反光或動態變化之近距工作空間——仍是限制彈性佈署之關鍵瓶頸。室內主動聲學系統中，多徑傳播與殘響使接收信號同時承載幾何、材質與距離資訊，此一特性既是超音波測距之挑戰，也是其相對相機與雷射感測之互補優勢：超音波不受光學反光、低照度或煙塵遮蔽影響，且感測硬體成本低廉。</w:t>
+        <w:t>協作機器人與工業手臂之應用場景日益要求人機共融與彈性佈署，Xu 等 [18]之綜述指出，數位孿生、人機介面與人工智慧之整合已成為智慧製造之共同趨勢，而其中末端感測之穩健性——尤其在遮蔽、反光或動態變化之近距工作空間——仍是限制彈性佈署之關鍵瓶頸。室內主動聲學系統中，多徑傳播（multipath，聲波經牆面等表面多次反彈後抵達接收器之傳播現象）與殘響（較晚抵達之回波在時間上疊加拖尾）使接收信號同時承載幾何、材質與距離資訊，此一特性既是超音波測距之挑戰，也是其相對相機與雷射感測之互補優勢：超音波不受光學反光、低照度或煙塵遮蔽影響，且感測硬體成本低廉。</w:t>
       </w:r>
     </w:p>
     <w:p>
@@ -1472,7 +1542,7 @@
         <w:pStyle w:val="Content"/>
       </w:pPr>
       <w:r>
-        <w:t>RQ4（範圍邊界，列未來工作）：夾取整合與側向定位之可行邊界為何？此問題之答案界定本文之誠實限制與未來工作方向。</w:t>
+        <w:t>RQ4（範圍邊界）：夾取整合與側向定位之可行邊界為何？本研究對此問題給出兩項實證答案：夾取整合部分，聲學對位能力已驗證成立，而夾爪之物理摩擦夾持受模擬器保真度限制，以接觸觸發之附著機制替代並如實標註；側向定位部分，感測器原生輸出經四項獨立實驗證偽後，改以手臂運動合成多視點之演算法路徑恢復側向資訊並驗證可行。兩項答案共同界定本文之誠實限制與未來工作方向。</w:t>
       </w:r>
     </w:p>
     <w:p>
@@ -1488,15 +1558,15 @@
         <w:pStyle w:val="Content"/>
       </w:pPr>
       <w:r>
-        <w:t>本研究之實驗範圍分為四個階段，逐層遞進、互相驗證。納入項目包括：Isaac Sim 6.0 本機獨立執行版（host standalone）、UR10e 官方機械手臂資產、感測包絡地圖（實驗代號 S1，52 格配對移除掃描）、感測器量化特性表（datasheet；實驗代號 S2，含距離、桌面高度、側向、重複性四項量測）、聲學閉環接近三臂對照（實驗代號 D1 為自由移動感測器之隔離驗證、D1.5 為手臂載具版）、以及貫穿全部實驗之三臂對照與稽核之實驗效度設計。</w:t>
-      </w:r>
-    </w:p>
-    <w:p>
-      <w:pPr>
-        <w:pStyle w:val="Content"/>
-      </w:pPr>
-      <w:r>
-        <w:t>排除項目包括：商用超音波測距晶片（如 TDK CH201）之實機量測、夾取整合（實驗代號 D3，列為未來工作）、雙感測器側向定位（現行單一接收群組配置下已證實不可行，詳見第四章）、以及多自由度或跨隨機種子之穩健性驗證。</w:t>
+        <w:t>本研究之實驗範圍分為四個階段，逐層遞進、互相驗證。納入項目包括：Isaac Sim 6.0 本機獨立執行版（host standalone）、UR10e 官方機械手臂資產、感測包絡地圖（實驗代號 S1，52 格配對移除掃描）、感測器量化特性表（datasheet；實驗代號 S2，含距離、桌面高度、側向、重複性四項量測）、聲學閉環接近三臂對照（實驗代號 D1 為自由移動感測器之隔離驗證、D1.5 為手臂載具版）、端到端夾取整合三臂對照（實驗代號 D3，含夾取對位與附著升舉）、側向感知之系統性檢驗與多點定位可行性驗證，以及貫穿全部實驗之三臂對照與稽核之實驗效度設計。</w:t>
+      </w:r>
+    </w:p>
+    <w:p>
+      <w:pPr>
+        <w:pStyle w:val="Content"/>
+      </w:pPr>
+      <w:r>
+        <w:t>排除項目包括：商用超音波測距晶片（如 TDK CH201）之實機量測、夾爪之物理摩擦夾持宣稱（本研究之夾持以接觸觸發之附著機制模擬，詳見第五章）、側向多點定位之完整三臂對照實驗（可行性探針已通過，正式對照實驗列為未來工作）、以及跨隨機種子之穩健性驗證。</w:t>
       </w:r>
     </w:p>
     <w:p>
@@ -1520,7 +1590,7 @@
         <w:pStyle w:val="Content"/>
       </w:pPr>
       <w:r>
-        <w:t>本文之英文術語與程式變數名於首次出現時附中文說明，並彙整於本節；其後行文以中文譯名為主，必要時括注英文以利對照程式與數據。本文使用之縮寫與符號如下。GMO（Generic Model Output）：RTX Acoustic 感測器之原始輸出資料結構。WPM（Wave Propagation Model）：RTX Acoustic 之波傳播模擬模型。SNR（signal-to-noise ratio，訊噪比）：本文特指配對移除量測中目標貢獻與量測雜訊底之比值（定義見 3.3 節）。RMSE（root mean square error）：均方根誤差。r：皮爾森（Pearson）相關係數；ρ：斯皮爾曼（Spearman）等級相關係數。IK（inverse kinematics）：逆向運動學，由末端目標位姿反解關節角。DOF（degree of freedom）：自由度。seed：隨機種子，決定隨機目標位置序列；session：一次模擬器啟動至關閉之工作階段；episode：一次完整之接近試驗回合。standoff：預定停止距離，本文設定 0.35 m。</w:t>
+        <w:t>本文之英文術語與程式變數名於首次出現時附中文說明，並彙整於本節；其後行文以中文譯名為主，必要時括注英文以利對照程式與數據。本文使用之縮寫與符號如下。GMO（Generic Model Output）：RTX Acoustic 感測器之原始輸出資料結構。WPM（Wave Propagation Model）：RTX Acoustic 之波傳播模擬模型。SNR（signal-to-noise ratio，訊噪比）：本文特指配對移除量測中目標貢獻與量測雜訊底之比值（定義見 3.3 節）。RMSE（root mean square error）：均方根誤差。r：皮爾森（Pearson）相關係數；ρ：斯皮爾曼（Spearman）等級相關係數。IK（inverse kinematics）：逆向運動學，由末端目標位姿反解關節角。DOF（degree of freedom）：自由度。seed：隨機種子，決定隨機目標位置序列；session：一次模擬器啟動至關閉之工作階段；episode：一次完整之接近試驗回合。standoff：預定停止距離，本文設定 0.35 m。對位（alignment）：夾取動作執行前，夾爪中心與目標中心在水平方向之幾何吻合程度，本文以兩者之距離是否在預先鎖定之容差內判定。多點定位（multilateration）：自多個已知量測位置分別取得與目標之距離，以幾何交會解算目標座標之定位方法。</w:t>
       </w:r>
     </w:p>
     <w:p>
@@ -1552,7 +1622,23 @@
         <w:pStyle w:val="Content"/>
       </w:pPr>
       <w:r>
-        <w:t>貢獻三（實驗效度設計）：提出三臂資訊消融對照、預註冊判準、量測與姿態稽核之組合設計，確保模擬閉環結果之因果可歸屬，可推廣為 sim-based 機器人感測研究之驗證流程。</w:t>
+        <w:t>貢獻三（端到端夾取整合）：將聲學閉環自「接近後停止」延伸至「停止後夾取」，以聲學估距決定夾取位置，夾取中心與目標相關係數 r=0.9885、對位誤差 RMSE 1.9 cm，對位因果經資訊消融對照確認（費雪精確檢定 p=0.004）。</w:t>
+      </w:r>
+    </w:p>
+    <w:p>
+      <w:pPr>
+        <w:pStyle w:val="Content"/>
+      </w:pPr>
+      <w:r>
+        <w:t>貢獻四（側向感知之證偽與演算法恢復）：以四項獨立實驗系統性證偽感測器原生輸出之側向資訊（能量差、時間差、身分欄位、接收器分組），並以手臂運動合成多視點之多點定位演算法恢復目標二維座標（側向相關係數 r=0.960），示範「感測器單一能力 × 運動自由度」之演算法補償路徑。</w:t>
+      </w:r>
+    </w:p>
+    <w:p>
+      <w:pPr>
+        <w:pStyle w:val="Content"/>
+      </w:pPr>
+      <w:r>
+        <w:t>貢獻五（實驗效度設計）：提出三臂資訊消融對照、預註冊判準、量測與姿態稽核之組合設計，確保模擬閉環結果之因果可歸屬，可推廣為 sim-based 機器人感測研究之驗證流程。</w:t>
       </w:r>
     </w:p>
     <w:p>
@@ -1576,31 +1662,31 @@
         <w:pStyle w:val="Content"/>
       </w:pPr>
       <w:r>
-        <w:t>協作機器人與工業手臂在狹窄、遮蔽或人機共融場景中，僅依賴視覺往往難以穩定取得近距幾何資訊。Alatise 等 [7]指出，多模態感測融合——其中包含超音波與其他非視覺距離量測——可補足視覺在反光、低照度與遮擋條件下的不足。此互補角色對本研究至關重要：UR10 末端掛載之主動聲學感測，並非取代相機，而是在固定工具中心點（Tool Center Point, TCP）幾何下提供可重複的距離相關觀測。</w:t>
-      </w:r>
-    </w:p>
-    <w:p>
-      <w:pPr>
-        <w:pStyle w:val="Content"/>
-      </w:pPr>
-      <w:r>
-        <w:t>時間飛行（Time-of-Flight, ToF）相機提供主動深度量測，He 等 [6]綜述其在三維擷取上的進展，同時強調多徑反射與動態範圍限制常需與其他 proximity 感測協同。Zhmud 等 [4]則以機器人（含手臂）掛載超音波感測器為例，說明近距量測需校正感測器姿態、反射面法向與安裝幾何；本研究之 Geometry Passport 即沿此脈絡，將感測器—目標相對幾何列為可稽核變量。</w:t>
-      </w:r>
-    </w:p>
-    <w:p>
-      <w:pPr>
-        <w:pStyle w:val="Content"/>
-      </w:pPr>
-      <w:r>
-        <w:t>近年亦有研究探索主動聲學回波於小型機器人之應用。Dümbgen 等 [11]展示無視覺條件下，可聽域主動回波仍能估計障礙距離，與 Isaac Sim RTX Acoustic 之主動聲學模擬屬同一技術族。綜上，文獻支持「末端非視覺測距具工業互補價值」，但亦提醒量測品質高度依賴幾何與環境；本研究因此不宣稱部署級測距精度，而聚焦於控制變量下之可行性驗證。</w:t>
-      </w:r>
-    </w:p>
-    <w:p>
-      <w:pPr>
-        <w:pStyle w:val="Content"/>
-      </w:pPr>
-      <w:r>
-        <w:t>聲源與距離定位之機器人文獻脈絡更廣。Valin 等 [2]系統性回顧機器人聲源定位方法，指出陣列幾何、多路徑與殘響為距離與方位估計之共同挑戰；Tsuchiya 等 [13]進一步以室內多路徑到達時間實現無地圖自我定位，顯示即使在強反射室內環境，時間域到達資訊仍可萃取空間資訊。此二文獻共同支持本研究以「配對移除」量測分離目標回波與場景背景多路徑之設計動機。</w:t>
+        <w:t>協作機器人與工業手臂在狹窄、遮蔽或人機共融場景中，僅依賴視覺往往難以穩定取得近距幾何資訊。Alatise 等 [10]指出，多模態感測融合——其中包含超音波與其他非視覺距離量測——可補足視覺在反光、低照度與遮擋條件下的不足。此互補角色對本研究至關重要：UR10 末端掛載之主動聲學感測，並非取代相機，而是在固定工具中心點（Tool Center Point, TCP）幾何下提供可重複的距離相關觀測。</w:t>
+      </w:r>
+    </w:p>
+    <w:p>
+      <w:pPr>
+        <w:pStyle w:val="Content"/>
+      </w:pPr>
+      <w:r>
+        <w:t>時間飛行（Time-of-Flight, ToF）相機提供主動深度量測，He 等 [8]綜述其在三維擷取上的進展，同時強調多徑反射與動態範圍限制常需與其他 proximity 感測協同。Zhmud 等 [6]則以機器人（含手臂）掛載超音波感測器為例，說明近距量測需校正感測器姿態、反射面法向與安裝幾何；本研究之 Geometry Passport 即沿此脈絡，將感測器—目標相對幾何列為可稽核變量。</w:t>
+      </w:r>
+    </w:p>
+    <w:p>
+      <w:pPr>
+        <w:pStyle w:val="Content"/>
+      </w:pPr>
+      <w:r>
+        <w:t>近年亦有研究探索主動聲學回波於小型機器人之應用。Dümbgen 等 [14]展示無視覺條件下，可聽域主動回波仍能估計障礙距離，與 Isaac Sim RTX Acoustic 之主動聲學模擬屬同一技術族。綜上，文獻支持「末端非視覺測距具工業互補價值」，但亦提醒量測品質高度依賴幾何與環境；本研究因此不宣稱部署級測距精度，而聚焦於控制變量下之可行性驗證。</w:t>
+      </w:r>
+    </w:p>
+    <w:p>
+      <w:pPr>
+        <w:pStyle w:val="Content"/>
+      </w:pPr>
+      <w:r>
+        <w:t>聲源與距離定位之機器人文獻脈絡更廣。Valin 等 [4]系統性回顧機器人聲源定位方法，指出陣列幾何、多路徑與殘響為距離與方位估計之共同挑戰；Tsuchiya 等 [16]進一步以室內多路徑到達時間實現無地圖自我定位，顯示即使在強反射室內環境，時間域到達資訊仍可萃取空間資訊。此二文獻共同支持本研究以「配對移除」量測分離目標回波與場景背景多路徑之設計動機。</w:t>
       </w:r>
     </w:p>
     <w:p>
@@ -1616,23 +1702,23 @@
         <w:pStyle w:val="Content"/>
       </w:pPr>
       <w:r>
-        <w:t>Gao 等 [20]為第一篇專題綜述 NVIDIA Isaac Sim，指出模擬已成為機器人研究的核心基礎設施。平台以 Omniverse 為底，整合 GPU 加速 PhysX 物理、RTX 光追渲染與 USD 場景表示，並內建 RGB／深度、LiDAR、IMU 等感測模擬與合成資料管線。該綜述亦強調 Isaac Lab 可支援大規模並行強化學習；Mittal 等 [14]提出之 Orbit 即為此系譜前身。本研究以 Isaac Sim 6.0 為主實驗平台，並保留與 Isaac Lab 後續延伸的相容性。</w:t>
-      </w:r>
-    </w:p>
-    <w:p>
-      <w:pPr>
-        <w:pStyle w:val="Content"/>
-      </w:pPr>
-      <w:r>
-        <w:t>近年 Isaac Sim 持續用於動態場景建置[17]、Sim-to-Real 策略遷移[18]與工業操作驗證[16]。然而 Gao 等 [20]亦未專論 RTX Acoustic；模擬器輸出仍非物理真值。Höfer 等 [10]強調應以任務級指標驗證遷移，不宜假設模擬信號與實機波形等價。本研究遵循此邊界：RTX Acoustic 特徵僅作趨勢級距離推理之可行性證據，而非 CH201 實機波形對照標準。</w:t>
-      </w:r>
-    </w:p>
-    <w:p>
-      <w:pPr>
-        <w:pStyle w:val="Content"/>
-      </w:pPr>
-      <w:r>
-        <w:t>模擬平台之另一價值在於支援大規模強化學習訓練。Rudin 等 [12]展示以 GPU 大量並行模擬（數千環境同時執行）可將四足機器人行走策略之訓練時間縮短至數分鐘，此類大規模並行能力所依託之 GPU 加速模擬架構與 Isaac Sim 同源；策略最佳化演算法方面，Schulman 等 [1]提出之近端策略最佳化（Proximal Policy Optimization, PPO）為現行機器人強化學習之主流方法之一。本研究現行控制器為規則式比例步進控制，未涉及學習型策略；上述基礎設施顯示：若後續以強化學習取代規則式控制器，Isaac Sim／Isaac Lab 之 GPU 並行模擬能力已提供可行路徑（詳見第六章未來工作）。</w:t>
+        <w:t>Gao 等 [23]為第一篇專題綜述 NVIDIA Isaac Sim，指出模擬已成為機器人研究的核心基礎設施。平台以 Omniverse 為底，整合 GPU 加速 PhysX 物理、RTX 光追渲染與 USD 場景表示，並內建 RGB／深度、LiDAR、IMU 等感測模擬與合成資料管線。該綜述亦強調 Isaac Lab 可支援大規模並行強化學習；Mittal 等 [17]提出之 Orbit 即為此系譜前身。本研究以 Isaac Sim 6.0 為主實驗平台，並保留與 Isaac Lab 後續延伸的相容性。</w:t>
+      </w:r>
+    </w:p>
+    <w:p>
+      <w:pPr>
+        <w:pStyle w:val="Content"/>
+      </w:pPr>
+      <w:r>
+        <w:t>近年 Isaac Sim 持續用於動態場景建置[20]、Sim-to-Real 策略遷移[21]與工業操作驗證[19]。然而 Gao 等 [23]亦未專論 RTX Acoustic；模擬器輸出仍非物理真值。Höfer 等 [13]強調應以任務級指標驗證遷移，不宜假設模擬信號與實機波形等價。本研究遵循此邊界：RTX Acoustic 特徵僅作趨勢級距離推理之可行性證據，而非 CH201 實機波形對照標準。</w:t>
+      </w:r>
+    </w:p>
+    <w:p>
+      <w:pPr>
+        <w:pStyle w:val="Content"/>
+      </w:pPr>
+      <w:r>
+        <w:t>模擬平台之另一價值在於支援大規模強化學習訓練。Rudin 等 [15]展示以 GPU 大量並行模擬（數千環境同時執行）可將四足機器人行走策略之訓練時間縮短至數分鐘，此類大規模並行能力所依託之 GPU 加速模擬架構與 Isaac Sim 同源；策略最佳化演算法方面，Schulman 等 [3]提出之近端策略最佳化（Proximal Policy Optimization, PPO）為現行機器人強化學習之主流方法之一。本研究現行控制器為規則式比例步進控制，未涉及學習型策略；上述基礎設施顯示：若後續以強化學習取代規則式控制器，Isaac Sim／Isaac Lab 之 GPU 並行模擬能力已提供可行路徑（詳見第六章未來工作）。</w:t>
       </w:r>
     </w:p>
     <w:p>
@@ -1648,15 +1734,15 @@
         <w:pStyle w:val="Content"/>
       </w:pPr>
       <w:r>
-        <w:t>封閉工業環境中，超音波回波會受牆面與工件反射影響，距離資訊往往不是單一路徑量測。Liu 等 [8]指出，室內環境下早期反射能量可作距離之弱趨勢指標，但仍受房間幾何與材質制約。本研究因此不宣稱厘米級測距，而以早期能量等摘要特徵檢驗「距離趨勢是否可用於感測回授」；特徵定義與擷取流程見第三章。</w:t>
-      </w:r>
-    </w:p>
-    <w:p>
-      <w:pPr>
-        <w:pStyle w:val="Content"/>
-      </w:pPr>
-      <w:r>
-        <w:t>室內聲學模擬之驗證方法學方面，Brinkmann 等 [5]之跨實驗室輪測（round-robin）比較多套房間聲學模擬工具，發現不同幾何聲學引擎對早期反射與殘響時間之預測存在系統性差異，凸顯「模擬—實機」比對須謹慎詮釋，不宜視為等價。Scheibler 等 [3]之 PyRoomAcoustics 為公開之房間聲學模擬與陣列訊號處理工具，提供影像來源法（image-source method）之開放實作；dEchorate 等 [9]建立之資料集則提供已校正之房間脈衝響應，供回聲感知演算法之基準測試。此三項工作共同顯示：房間聲學模擬之保真度評估已有成熟方法學基礎，然多聚焦於固定陣列之訊號處理，較少涵蓋機械手臂載具下之動態幾何場景——此為本研究以配對移除協定系統性量測動態場景可偵測度之切入點。</w:t>
+        <w:t>封閉工業環境中，超音波回波會受牆面與工件反射影響，距離資訊往往不是單一路徑量測。Liu 等 [11]指出，室內環境下早期反射能量可作距離之弱趨勢指標，但仍受房間幾何與材質制約。本研究因此不宣稱厘米級測距，而以早期能量等摘要特徵檢驗「距離趨勢是否可用於感測回授」；特徵定義與擷取流程見第三章。所謂多路徑（multipath），指聲波自發射器出發後，除了「直達目標、反射回來」這一條最短路徑外，還會經由牆面、桌面等其他表面多次反彈後抵達接收器；殘響（reverberation）則是這些較晚抵達之回波在時間上疊加拖尾之現象。兩者使接收波形中同時混雜多種幾何來源之訊號，單看波形上之一個峰值並不足以斷定其對應之物理路徑。基於此，本研究採取保守之量測立場：不宣稱模擬波形具備與實體量測相同之絕對精度，而是以「配對移除」（同場景下有目標與移除目標之成對量測，兩者之差即為目標本身之貢獻）隔離目標訊號，並以趨勢性指標（峰值位置隨距離之線性關係）而非單點絕對值建立距離編碼；完整之量測程序與稽核設計見第三章。</w:t>
+      </w:r>
+    </w:p>
+    <w:p>
+      <w:pPr>
+        <w:pStyle w:val="Content"/>
+      </w:pPr>
+      <w:r>
+        <w:t>室內聲學模擬之驗證方法學方面，Brinkmann 等 [7]之跨實驗室輪測（round-robin）比較多套房間聲學模擬工具，發現不同幾何聲學引擎對早期反射與殘響時間之預測存在系統性差異，凸顯「模擬—實機」比對須謹慎詮釋，不宜視為等價。Scheibler 等 [5]之 PyRoomAcoustics 為公開之房間聲學模擬與陣列訊號處理工具，提供影像來源法（image-source method）之開放實作；dEchorate 等 [12]建立之資料集則提供已校正之房間脈衝響應，供回聲感知演算法之基準測試。此三項工作共同顯示：房間聲學模擬之保真度評估已有成熟方法學基礎，然多聚焦於固定陣列之訊號處理，較少涵蓋機械手臂載具下之動態幾何場景——此為本研究以配對移除協定系統性量測動態場景可偵測度之切入點。</w:t>
       </w:r>
     </w:p>
     <w:p>
@@ -1672,15 +1758,15 @@
         <w:pStyle w:val="Content"/>
       </w:pPr>
       <w:r>
-        <w:t>Isaac Sim 6.0 提供 RTX Acoustic 超音波感測模組[21]，屬實驗性功能：在模擬場景中以 GPU 產生回波資料（signal-way 格式），不輸出點雲。本研究把它視為「可控幾何下的合成超音波觀測」，用來檢驗感測回授接近與離線狀態判斷是否可行。</w:t>
-      </w:r>
-    </w:p>
-    <w:p>
-      <w:pPr>
-        <w:pStyle w:val="Content"/>
-      </w:pPr>
-      <w:r>
-        <w:t>官方文件說明，輸出為發射端、接收端、通道與振幅取樣值的組合[21]；本研究據此整理早期能量、峰值與雙接收端平衡等特徵，程式細節列於附錄。Gao 等 [20]平台綜述未涵蓋此模組；學術上相近案例為 Song 等 [19]OceanSim，顯示 Isaac Sim 可延伸為專用 ray-traced 感測管線。</w:t>
+        <w:t>Isaac Sim 6.0 提供 RTX Acoustic 超音波感測模組[24]，屬實驗性功能：在模擬場景中以 GPU 產生回波資料（signal-way 格式），不輸出點雲。本研究把它視為「可控幾何下的合成超音波觀測」，用來檢驗感測回授接近與離線狀態判斷是否可行。此處值得以白話說明兩類模擬取徑之差異：參數化模型以數學公式直接產生「看起來合理」之回波（例如依距離套用固定之衰減曲線），計算快速但對場景中實際擺放之物體不敏感——目標移動了、模擬輸出卻可能不變；光線追蹤式模型則實際追蹤聲波與場景幾何（目標、桌面、手臂連桿）之碰撞與反射路徑，因此輸出會隨物體之位置、大小、角度而變化。唯有後者，「量測感測器在什麼幾何下讀得到目標」這一問題才有意義——此為本研究選用 RTX Acoustic 之核心理由，亦是第四章感測包絡量測之技術前提。</w:t>
+      </w:r>
+    </w:p>
+    <w:p>
+      <w:pPr>
+        <w:pStyle w:val="Content"/>
+      </w:pPr>
+      <w:r>
+        <w:t>官方文件說明，輸出為發射端、接收端、通道與振幅取樣值的組合[24]；本研究據此整理早期能量、峰值與雙接收端平衡等特徵，程式細節列於附錄。Gao 等 [23]平台綜述未涵蓋此模組；學術上相近案例為 Song 等 [22]OceanSim，顯示 Isaac Sim 可延伸為專用 ray-traced 感測管線。</w:t>
       </w:r>
     </w:p>
     <w:p>
@@ -1704,15 +1790,15 @@
         <w:pStyle w:val="Content"/>
       </w:pPr>
       <w:r>
-        <w:t>非視覺機器人接近控制文獻多結合主動聲學、ToF 或觸覺作 last-meter 感知。與端到端視覺—語言—動作（VLM）管線相比，本研究不宣稱全任務語義操作，而聚焦於「已知搜尋走廊內、以超聲特徵驅動之距離趨勢接近」。此定位與 VLM 粗定位 + 非視覺精接近之 hybrid 架構互補，而非直接取代。</w:t>
-      </w:r>
-    </w:p>
-    <w:p>
-      <w:pPr>
-        <w:pStyle w:val="Content"/>
-      </w:pPr>
-      <w:r>
-        <w:t>在狀態估計與 Physical AI 脈絡下，機器人操作常需將感測觀測映射為離散階段標籤（如 near、stop region）。本研究以隨機化 Sim 協定檢驗：當幾何起點與目標橫向位置變化時，聲學特徵是否仍含可測量信號，並以 open-loop baseline 對照閉環控制器之區域到達率改善。</w:t>
+        <w:t>非視覺機器人接近控制文獻多結合主動聲學、ToF 或觸覺作 last-meter 感知。與端到端視覺—語言—動作（VLM）管線相比，本研究不宣稱全任務語義操作，而聚焦於「已知搜尋走廊內、以超聲特徵驅動之距離趨勢接近」。此定位與 VLM 粗定位 + 非視覺精接近之 hybrid 架構互補，而非直接取代。此處之視覺語言模型（Vision-Language Model, VLM）指同時理解影像與自然語言之大型神經網路模型，其強項在於「理解場景中有什麼、大致在哪裡」之語義層次；但其空間定位精度受影像解析度與訓練資料限制，且在低照度、反光或遮蔽下失效。本研究之超音波感測回授恰好補足此弱點：不依賴光學條件、對「已知方向上之距離」提供公分級之連續回授。兩者組成之階層式架構中，語義理解與精細接近各司其職，此為本研究「互補而非取代」定位之具體含義。</w:t>
+      </w:r>
+    </w:p>
+    <w:p>
+      <w:pPr>
+        <w:pStyle w:val="Content"/>
+      </w:pPr>
+      <w:r>
+        <w:t>在狀態估計脈絡下，機器人操作常需將連續之感測觀測映射為離散之任務狀態（例如「目標存在與否」「已進入可夾取範圍與否」），再由狀態驅動行為決策。本研究對此脈絡之立場是：狀態判斷之前提是感測訊號確實含有對應資訊，故本文先以第四章之包絡量測與第五章之消融對照確立「訊號中有什麼、沒有什麼」（距離趨勢存在、單次量測之側向資訊不存在），將學習式狀態估計留待此一因果地基確立之後（第六章未來工作），避免在訊號是否含資訊尚屬未知時即投入模型訓練、產生難以歸因之結果。</w:t>
       </w:r>
     </w:p>
     <w:p>
@@ -1728,7 +1814,7 @@
         <w:pStyle w:val="Content"/>
       </w:pPr>
       <w:r>
-        <w:t>本研究進一步以離線特徵消融檢查 RTX Acoustic 特徵是否含有接近狀態資訊。比較條件包括：只使用感測特徵、只使用姿態特徵，以及合併所有特徵。此分析屬趨勢級可行性檢查，目的不是訓練可直接移植到實機的控制策略，而是判斷感測特徵在隨機化條件下是否仍保有可分類訊號。</w:t>
+        <w:t>模擬驗證有其明確之能與不能，本研究對此採取「邊界先行」之立場。模擬環境之獨特價值在於變因之完全可控與量測之完全可重現：研究者可以精確地只移動一個物體、只改變一個角度，並取得逐位元可重複之量測結果，這使得「拿掉某一項資訊、觀察系統是否失能」之消融式因果檢驗得以嚴格執行——此類檢驗在實體環境中因雜訊與不可重現性而難以達到相同之嚴格程度。反之，模擬結論之效力邊界亦須明確劃定：本研究之確定性引擎不含實體感測器之熱雜訊與元件變異，亦不對頻率相關之聲學物理完整建模（詳見第四章之負結果記錄），故所有結論皆明確標註為模擬環境內之因果驗證，其對實體系統之可移轉性須另經實機實驗確認（第六章）。本文第六章之「可宣稱與不可宣稱範圍界定」即為此一立場之系統性落實。</w:t>
       </w:r>
     </w:p>
     <w:p>
@@ -1736,15 +1822,39 @@
         <w:pStyle w:val="Header2"/>
       </w:pPr>
       <w:r>
-        <w:t>2.7 文獻缺口與本研究定位</w:t>
-      </w:r>
-    </w:p>
-    <w:p>
-      <w:pPr>
-        <w:pStyle w:val="Content"/>
-      </w:pPr>
-      <w:r>
-        <w:t>綜合前述各面向，現有文獻多覆蓋子集而非完整交集：Gao 等 [20]雖系統整理 Isaac Sim 平台，但未涵蓋 RTX Acoustic 與工業手臂感測回授接近；聲學機器人研究多未提供完整的幾何、材質與任務設定紀錄；VLM 操作研究則少見以 RTX 超音波作 last-meter 非視覺感測回授。在 UR10e 工業手臂與腕部超音波感測場景下，同時整合上述要素之公開工作仍有限。</w:t>
+        <w:t>2.7 聲學陣列、多點定位與合成孔徑</w:t>
+      </w:r>
+    </w:p>
+    <w:p>
+      <w:pPr>
+        <w:pStyle w:val="Content"/>
+      </w:pPr>
+      <w:r>
+        <w:t>單一收發器之超音波感測僅能量測「指向方向上之距離」，無法分辨目標之左右方位；文獻對此提供兩大類解法。第一類為多元件陣列：以多個接收器同時接收回波，利用各接收器間之到達時間差或波束成形（beamforming，將多路訊號依幾何延遲相加以合成指向性）解算方位。Kerstens 等 [9]之嵌入式即時三維成像聲納即為此路線之代表，以麥克風陣列在空氣中實現三維超音波成像，其研究群並發展出受蝙蝠迴聲定位啟發之一系列仿生聲納系統。此路線之前提是各接收器之訊號可被獨立取得——本研究第四章之負結果顯示，現行模擬引擎之輸出不區分接收器身分，故此路線於本研究之模擬環境中不可行，此為本研究轉向第二類解法之直接原因。</w:t>
+      </w:r>
+    </w:p>
+    <w:p>
+      <w:pPr>
+        <w:pStyle w:val="Content"/>
+      </w:pPr>
+      <w:r>
+        <w:t>第二類解法不依賴多接收器，而是以「多個量測位置」取代「多個接收器」：多點定位（multilateration）自多個已知位置分別量測與目標之距離，以幾何交會解算目標座標，Kapoor 等 [2]以分佈式超音波信標實現室內三維定位即為典型應用；合成孔徑（synthetic aperture）則更進一步，讓單一感測器在移動中連續量測，等效合成一具大孔徑陣列，Hayes 等 [1]對此技術在聲納領域之發展有系統性回顧。本研究第五章之側向定位方案屬此一族系：以機械手臂本身作為感測器之移動平台，自五個橫向錯開之量測位置各取一次距離，以最小平方交會解算目標之二維座標——相較於信標方案需在環境中預先佈設多個發射器，本研究之方案僅需手臂既有之運動自由度，不增加任何硬體元件。</w:t>
+      </w:r>
+    </w:p>
+    <w:p>
+      <w:pPr>
+        <w:pStyle w:val="Header2"/>
+      </w:pPr>
+      <w:r>
+        <w:t>2.8 文獻缺口與本研究定位</w:t>
+      </w:r>
+    </w:p>
+    <w:p>
+      <w:pPr>
+        <w:pStyle w:val="Content"/>
+      </w:pPr>
+      <w:r>
+        <w:t>綜合前述各面向，現有文獻多覆蓋子集而非完整交集：Gao 等 [23]雖系統整理 Isaac Sim 平台，但未涵蓋 RTX Acoustic 與工業手臂感測回授接近；聲學機器人研究多未提供完整的幾何、材質與任務設定紀錄；VLM 操作研究則少見以 RTX 超音波作 last-meter 非視覺感測回授。在 UR10e 工業手臂與腕部超音波感測場景下，同時整合上述要素之公開工作仍有限。</w:t>
       </w:r>
     </w:p>
     <w:p>
@@ -1784,23 +1894,23 @@
         <w:pStyle w:val="Content"/>
       </w:pPr>
       <w:r>
-        <w:t>RTX Acoustic 之 Wave Propagation Model（WPM）為真正之幾何光線追蹤式聲波傳播模擬[23]，與僅依賴參數化近場模型之簡化超聲模擬不同，WPM 會追蹤聲波路徑與場景幾何（如立方體目標、牆面、機械手臂連桿）之交互反射，使模擬結果對感測器—目標之相對幾何具有物理意義上之敏感性——此為本研究能以配對移除實驗系統性界定感測包絡之技術前提。</w:t>
-      </w:r>
-    </w:p>
-    <w:p>
-      <w:pPr>
-        <w:pStyle w:val="Content"/>
-      </w:pPr>
-      <w:r>
-        <w:t>WPM 之原始輸出資料結構稱為 Generic Model Output（GMO），其官方格式定義[22]說明 GMO 以信號路徑（signal way）序列紀錄各發射器（TX）／接收器（RX）／通道（Channel）組合之振幅樣本。本研究之感測器組態為雙聲學掛載點（sensorMount，相距 0.10 m）搭配單一接收群組（rxGroup），中心頻率設定為 40 kHz。正確重建時間波形須以每路徑樣本數欄位 numSamplesPerSgw 對緩衝區做跨步切分（stride）：buffer 依序排列為每個 signal way 之 N 個樣本，而非以 GMO 之 z 欄位（channel ID）作時間索引——此為前期實作階段確認之關鍵細節，誤用 channel ID 作時間軸將使峰值位置恆為零。</w:t>
-      </w:r>
-    </w:p>
-    <w:p>
-      <w:pPr>
-        <w:pStyle w:val="Content"/>
-      </w:pPr>
-      <w:r>
-        <w:t>GMO 之 timeOffsetNs 欄位在 Isaac Sim 6.0 恆為 0（已知限制），不可用於距離推算；距離改以峰值樣本索引（peak_sample_idx）× 樣本週期 × 聲速 ÷ 2 換算。GMO 之發射／接收／通道身分欄位（id 欄位）在本研究之感測器組態下亦不編碼接收器身分（每幀恆為 (tx, rx, ch) = (0, 0, 0)），此限制經第四章之側向掃描直接以實測資料證偽並記錄，而非僅憑文件推測。此外，量測前之場景建立會伴隨數十幀之確定性啟動暫態，且逐幀能量恆有大於 0.1% 之跳動（訊號路徑輪替結構所致），故本研究之量測程序一律採多幀平均，並輔以支柱四所述之量測稽核（3.3 節）排除暫態污染之量測。</w:t>
+        <w:t>RTX Acoustic 之 Wave Propagation Model（WPM）為真正之幾何光線追蹤式聲波傳播模擬[26]，與僅依賴參數化近場模型之簡化超聲模擬不同，WPM 會追蹤聲波路徑與場景幾何（如立方體目標、牆面、機械手臂連桿）之交互反射，使模擬結果對感測器—目標之相對幾何具有物理意義上之敏感性——此為本研究能以配對移除實驗系統性界定感測包絡之技術前提。</w:t>
+      </w:r>
+    </w:p>
+    <w:p>
+      <w:pPr>
+        <w:pStyle w:val="Content"/>
+      </w:pPr>
+      <w:r>
+        <w:t>WPM 之原始輸出資料結構稱為 Generic Model Output（GMO），其官方格式定義[25]說明 GMO 以信號路徑（signal way）序列紀錄各發射器（TX）／接收器（RX）／通道（Channel）組合之振幅樣本。本研究之感測器組態為雙聲學掛載點（相距 0.10 m）搭配單一接收群組，中心頻率設定為 40 kHz。正確重建時間波形須以每路徑樣本數欄位 numSamplesPerSgw 對緩衝區做跨步切分（stride）：buffer 依序排列為每個 signal way 之 N 個樣本，而非以 GMO 之 z 欄位（channel ID）作時間索引——此為前期實作階段確認之關鍵細節，誤用 channel ID 作時間軸將使峰值位置恆為零。</w:t>
+      </w:r>
+    </w:p>
+    <w:p>
+      <w:pPr>
+        <w:pStyle w:val="Content"/>
+      </w:pPr>
+      <w:r>
+        <w:t>GMO 之 timeOffsetNs 欄位在 Isaac Sim 6.0 恆為 0（已知限制），不可用於距離推算；距離改以峰值樣本索引（多幀平均波形中振幅最大值所在之樣本位置）× 樣本週期 × 聲速 ÷ 2 換算。GMO 之發射／接收／通道身分欄位（id 欄位）在本研究之感測器組態下亦不編碼接收器身分（每幀恆為 (tx, rx, ch) = (0, 0, 0)），此限制經第四章之側向掃描直接以實測資料證偽並記錄，而非僅憑文件推測。此外，量測前之場景建立會伴隨數十幀之確定性啟動暫態，且逐幀能量恆有大於 0.1% 之跳動（訊號路徑輪替結構所致），故本研究之量測程序一律採多幀平均，並輔以支柱四所述之量測稽核（3.3 節）排除暫態污染之量測。</w:t>
       </w:r>
     </w:p>
     <w:p>
@@ -1816,7 +1926,7 @@
         <w:pStyle w:val="Content"/>
       </w:pPr>
       <w:r>
-        <w:t>樣本週期為距離換算公式之關鍵常數，若採用錯誤數值將使全部距離估計產生系統性偏移。本研究不沿用任何外部或前期估計值，而是於每一批新實驗中，以已知距離之目標沿感測器視軸方向做等距離掃描（20 個距離點，涵蓋 0.15–1.20 m），取峰值樣本索引與已知距離做最小平方法（OLS）迴歸，以回歸斜率反推樣本週期（樣本週期 = 2 ÷（斜率 × 聲速））。</w:t>
+        <w:t>樣本週期為距離換算公式之關鍵常數，若採用錯誤數值將使全部距離估計產生系統性偏移。本研究不沿用任何外部或前期估計值，而是於每一批新實驗中，以已知距離之目標沿感測器視軸方向做等距離掃描（20 個距離點，涵蓋 0.15–1.20 m），取峰值樣本索引與已知距離做最小平方法（OLS）迴歸，以回歸斜率反推樣本週期（樣本週期 = 2 ÷（斜率 × 聲速））。掃描之具體程序為：感測器全程固定不動，目標物依 3.4 節所述之位置改寫方式依序移至各已知距離點；每移動一次，先等待 40 個模擬影格使聲學輸出穩定，再連續擷取 24 影格取平均波形、讀出峰值樣本索引，如此得到 20 組「已知距離、量測峰值位置」之配對資料供迴歸使用。迴歸所得之斜率（單位：樣本數／公尺）與截距即構成該批實驗之距離預測模型——此後量測到任一峰值位置，即以（峰值位置 − 截距）÷ 斜率預測感測器與目標之距離。</w:t>
       </w:r>
     </w:p>
     <w:p>
@@ -1872,15 +1982,79 @@
         <w:pStyle w:val="Header2"/>
       </w:pPr>
       <w:r>
-        <w:t>3.4 章節間資料鏈</w:t>
-      </w:r>
-    </w:p>
-    <w:p>
-      <w:pPr>
-        <w:pStyle w:val="Content"/>
-      </w:pPr>
-      <w:r>
-        <w:t>第四章與第五章之數據依序遞進：S1（感測包絡地圖）界定可偵測幾何範圍 → S2（感測器量化特性表，datasheet）在包絡內建立距離與側向編碼之量化關係 → D1（感測＋控制之隔離驗證，採自由移動之飛行感測器）驗證控制迴路本身之因果有效性 → D1.5（加入手臂載具）驗證同一控制迴路在真實機械手臂運動學下之表現，構成本研究之主結果。每一層皆有獨立之預先寫定判準與資訊消融對照組，且後一層之場景設計直接引用前一層之量測結論（例如 D1 與 D1.5 之場景幾何直接沿用 S1 界定之可偵測範圍與 S2 之校正參數），而非各自獨立假設，藉此使全文之實驗結論構成一條可相互驗證之證據鏈。</w:t>
+        <w:t>3.4 場景建構與物件操作</w:t>
+      </w:r>
+    </w:p>
+    <w:p>
+      <w:pPr>
+        <w:pStyle w:val="Content"/>
+      </w:pPr>
+      <w:r>
+        <w:t>本研究全部實驗共用同一基準場景，於每次模擬器啟動時以程式重新建構，確保條件一致：工作桌為 1.2 m（寬）× 0.8 m（深）× 0.40 m（高）之長方體，置於機械手臂基座正前方（桌面中心距基座 1.05 m）；UR10e 機械手臂（含 Robotiq 2F-85 夾爪，僅第五章 D3 實驗實際啟用夾爪）固定於原點；超音波感測器依實驗階段之不同，或為可自由放置之獨立物件（第四章與 D1），或掛載於手臂腕部連桿並前伸 0.25 m（D1.5 與 D3，前伸量之選定使感測器脫離夾爪機構之聲學陰影），兩種情形下感測器皆維持離地 0.65 m、視軸水平朝前，且每一步皆由感測器位姿稽核（3.3 節支柱四）確認此前提未被破壞。目標物為置於桌面上之長方體（各實驗之尺寸於對應章節載明），隨機位置由固定之隨機種子產生：自預先劃定之範圍內均勻抽取，同一實驗之三臂使用同一批抽取結果，確保對照公平。</w:t>
+      </w:r>
+    </w:p>
+    <w:p>
+      <w:pPr>
+        <w:pStyle w:val="Content"/>
+      </w:pPr>
+      <w:r>
+        <w:t>物件之放置與移動方式：模擬環境中之物件移動並非以物理力推動，而是直接改寫該物件之空間位置屬性，使其於下一影格即出現於指定位置——此操作之聲學有效性（改寫位置後，聲波追蹤引擎確實依新位置計算回波）已由前置探針實驗獨立驗證：移動目標物後，量測波形之變化量達背景雜訊之四百倍以上，且將目標移除出場景與移至遠處兩種操作之效果一致。「將目標自場景移除」（配對移除量測之關鍵步驟）即以自場景刪除該物件實作。每次物件位置變動後之量測程序固定為：先等待 40 影格（消化場景變動後之啟動暫態），再連續擷取 24 影格、分為前後兩段各 12 影格分別平均；兩段平均波形之早期能量若相差超過 5%，即判定該點量測不平穩、標記為無效，此設計源自前期觀察：場景建立後之數十影格內輸出有確定性爬升，且特定幾何組合下存在持續之慢震盪，若不設此稽核將污染量測。機械手臂之移動同樣採直接寫入關節角度之方式（運動學寫入），每步移動後亦執行相同之穩定等待與量測程序；感測器隨手臂移動之聲學有效性亦由前置探針驗證（詳見第五章各實驗之啟動閘門）。</w:t>
+      </w:r>
+    </w:p>
+    <w:p>
+      <w:pPr>
+        <w:pStyle w:val="Header2"/>
+      </w:pPr>
+      <w:r>
+        <w:t>3.5 聲學特徵定義與閉環控制律</w:t>
+      </w:r>
+    </w:p>
+    <w:p>
+      <w:pPr>
+        <w:pStyle w:val="Content"/>
+      </w:pPr>
+      <w:r>
+        <w:t>本研究自原始波形擷取兩項聲學特徵，定義如下。特徵一：峰值樣本索引（peak index）——多影格平均波形中，振幅絕對值最大之取樣點位置（整數）。其物理意義為最強回波之到達時間：聲波自發射器出發、經目標反射回到接收器所需之時間，正比於感測器與目標之往返距離，故峰值位置隨距離線性後移；此特徵是本研究全部距離估計之依據，且經第四章量測確認其對能量慢震盪免疫（能量漂移之量測點其峰值位置仍精確落在距離迴歸線上）。特徵二：早期能量（early energy）——平均波形前 20 個取樣點之振幅平方和。其物理意義為近程回波之總強度；本研究僅將其用於兩處輔助功能：配對移除量測之訊噪比計算（4.1 節）與量測平穩性稽核（3.4 節），刻意不以能量推算距離——因為能量同時受目標距離、尺寸、材質與場景幾何影響，以能量反推距離在含手臂與桌面之複雜場景中不可靠（此為前期探索之教訓，亦是本研究以峰值位置為主特徵之原因）。</w:t>
+      </w:r>
+    </w:p>
+    <w:p>
+      <w:pPr>
+        <w:pStyle w:val="Content"/>
+      </w:pPr>
+      <w:r>
+        <w:t>閉環控制律——自聲學特徵到手臂動作之完整因果鏈如下，以 D1.5 為例：（一）量測：手臂於當前位置依 3.4 節程序取得平均波形，讀出峰值樣本索引；（二）預測：以 3.2 節自校迴歸模型將峰值位置換算為感測器至目標之三維距離，再依感測器與目標之已知垂直高度差（0.19–0.20 m）換算為水平距離估計值；（三）決策：若水平距離估計值小於或等於預定停止距離 0.35 m，控制器即判定到達、停止前進；否則命令手臂沿接近軸前進一步（步長 0.05 m）；（四）執行：目標位置經逆向運動學解算為六個關節角度後寫入手臂，求解時以上一步之關節解作為初始猜測（暖啟動），並限制單步關節變化量上限，防止逆向運動學在多組合法解之間跳躍；（五）稽核：每步移動後檢查手臂姿態與感測器位姿（3.3 節支柱四），隨即回到步驟（一）。迴圈另設兩道護欄：步數上限 40 步、走廊端點護欄（手臂前進至預設邊界即強制終止），兩者皆為與聲學無關之安全終止條件，其觸發於記錄中明確標示、與聲學觸發之停止區分。</w:t>
+      </w:r>
+    </w:p>
+    <w:p>
+      <w:pPr>
+        <w:pStyle w:val="Content"/>
+      </w:pPr>
+      <w:r>
+        <w:t>三臂之差異即在上述因果鏈之步驟（二）與（三）：聲學臂完整執行五個步驟；盲走臂執行完全相同之量測（步驟一之成本與時序皆保留），但於步驟（二）將水平距離估計值強制置換為無窮大，使步驟（三）之停止條件永遠不成立——盲走臂因此只能被走廊護欄強制終止，其存在使「量測動作本身之副作用」（如每步之等待時間、手臂之走停節奏）與「量測資訊之實際使用」兩者得以分離檢驗；開環臂則完全跳過步驟（一）（二）（三），直接以固定名義行程走到預定點停止，作為「完全無感測」之基準線。改善機制方面，本研究之控制器刻意維持最簡形式（單一比例步進、無濾波、無多步預測），使每一次停止決策皆可追溯至單一次量測之單一特徵值——此為因果歸屬清晰性與控制效能之間之刻意取捨，控制效能之改善（如加入狀態估計或學習式策略）列於第六章未來工作。</w:t>
+      </w:r>
+    </w:p>
+    <w:p>
+      <w:pPr>
+        <w:pStyle w:val="Header2"/>
+      </w:pPr>
+      <w:r>
+        <w:t>3.6 章節間資料鏈</w:t>
+      </w:r>
+    </w:p>
+    <w:p>
+      <w:pPr>
+        <w:pStyle w:val="Content"/>
+      </w:pPr>
+      <w:r>
+        <w:t>第四章與第五章之數據依序遞進：S1（感測包絡地圖）界定可偵測幾何範圍 → S2（感測器量化特性表，datasheet）在包絡內建立距離編碼之量化關係 → D1（感測＋控制之隔離驗證，採自由移動之飛行感測器）驗證控制迴路本身之因果有效性 → D1.5（加入手臂載具）驗證同一控制迴路在真實機械手臂運動學下之表現 → D3（端到端夾取整合）將已驗證之接近能力延伸至夾取對位與附著升舉，構成本研究之完整任務鏈。每一層皆有獨立之預先寫定判準與資訊消融對照組，且後一層之場景設計直接引用前一層之量測結論，而非各自獨立假設：D1 與 D1.5 之場景幾何直接沿用 S1 界定之可偵測範圍與 S2 之校正參數；D3 之夾取目標物與距離校正則於實驗前以三道前置閘門重新量測確認（目標物可偵測性、距離編碼有效性、夾取動作力學有效性），確保「換了目標物」這一變因不會使前層結論失效。</w:t>
+      </w:r>
+    </w:p>
+    <w:p>
+      <w:pPr>
+        <w:pStyle w:val="Content"/>
+      </w:pPr>
+      <w:r>
+        <w:t>此外，本研究對校正參數之可信度另行執行歸因檢驗：不同實驗批次獨立量測之距離校正斜率曾出現表面上約正負一成之差異，經統計分析確認該差異完全落在小樣本迴歸之不確定度範圍內（量測點數少、且峰值樣本索引為整數所致之量化誤差），並以直接對照實驗（同一場景內分別移動目標與移動感測器，各量測十三個距離點）確認兩種量測方式解得之斜率無系統性差異。此檢驗確立了一項可遷移之結論：距離校正斜率為傳播介質與取樣機制之性質，與目標物之形狀尺寸無關（不同目標物獨立解得之斜率相差不及百分之一），因此校正可在同幾何下跨目標物沿用，惟本研究仍一律於更換目標物時重新自校以資保守。</w:t>
       </w:r>
     </w:p>
     <w:p>
@@ -1912,6 +2086,14 @@
         <w:pStyle w:val="Content"/>
       </w:pPr>
       <w:r>
+        <w:t>每一格點之實驗程序如下。每格使用一次獨立之模擬器啟動（避免格點間之狀態殘留），場景依該格之因子設定建構：感測器置於固定位置（離地 0.65 m），俯仰角依格點設定繞水平軸旋轉（0°、30° 或 60°，俯視為正）；立方體目標置於感測器視軸延伸線上之指定距離處（俯仰非零時目標隨視軸放低），使目標中心始終位於感測器指向之正前方；干擾物依格點水準放置——「桌面」水準將 1.2×0.8 m 之實心桌置於目標正下方（目標改置桌面上），「桌面加手臂」水準另將機械手臂以固定姿態立於感測器正後方約 0.1 m 處，模擬腕載感測器背後即為手臂本體之實際幾何。量測順序為三段：先量「有目標」波形，再於完全相同條件下緊接量測一次作為雜訊參考（兩次量測之差即為該模擬工作階段之量測雜訊底），最後將目標自場景刪除、量「無目標」背景波形；三段各依 3.4 節之標準程序（等待 40 影格、擷取 24 影格平均）執行，訊噪比即以三段波形依 3.3 節公式計算。</w:t>
+      </w:r>
+    </w:p>
+    <w:p>
+      <w:pPr>
+        <w:pStyle w:val="Content"/>
+      </w:pPr>
+      <w:r>
         <w:t>每一格點採配對移除程序：先於固定幾何下量測目標存在之波形，再將目標自場景物理移除後量測背景波形，兩者皆與同條件下緊接之重複量測比較，計算訊噪比（SNR）。四個區塊之結果為：A 區（無干擾、水平指向，距離×尺寸）14/15 可偵測（唯一失格為 0.04 m 目標於 1.2 m 距離，SNR 僅 3.9）；B 區（俯仰效應，30° 與 60°）6/10 可偵測（30° 全部距離段皆可偵測，60° 僅最近之 0.15 m 距離可偵測）；C 區（含桌面干擾，距離×俯仰）9/15 可偵測（水平指向全數可偵測，SNR 介於 67–148；30° 俯仰僅至 0.5 m 距離；60° 俯仰僅最近距離可偵測）；D 區（含桌面與手臂雙重干擾，距離×尺寸×俯仰）7/12 可偵測（水平指向全數可偵測，SNR 介於 67–293；60° 俯仰僅 0.3 m 距離、0.20 m 尺寸之目標可偵測）。四區合計 36/52 格可偵測，此結果已足以否定「感測包絡完全不可行」之最壞情境，亦未觸及「含手臂干擾即全數失敗」之另一項預先寫定之停損判準。</w:t>
       </w:r>
     </w:p>
@@ -1952,7 +2134,7 @@
         <w:pStyle w:val="Content"/>
       </w:pPr>
       <w:r>
-        <w:t>在 S1 界定之可偵測包絡內，本研究進一步以 15 組量測建立感測器之量化特性表（datasheet），採用 S1 之 D 區實戰幾何（桌面加手臂雙重干擾、水平指向、0.10 m 目標）作為量測條件，確保後續控制器設計所依據之校正數值來自與實際任務場景一致之幾何配置，而非理想化之無干擾場景。15 組量測包含：距離編碼（視軸高度與桌面高度各進行掃描）、側向編碼、以及跨模擬工作階段（session）之重複性測試。</w:t>
+        <w:t>在 S1 界定之可偵測包絡內，本研究進一步以 15 組量測建立感測器之量化特性表（datasheet），採用 S1 之 D 區實戰幾何（桌面加手臂雙重干擾、水平指向、0.10 m 目標）作為量測條件，確保後續控制器設計所依據之校正數值來自與實際任務場景一致之幾何配置，而非理想化之無干擾場景。15 組量測包含：距離編碼（視軸高度與桌面高度各進行掃描，目標物依 3.4 節方式在同一工作階段內沿視軸依序移至各距離點）、側向編碼（目標物沿垂直於視軸之方向橫移 13 點）、以及重複性測試（將模擬器完全關閉並重新啟動十次，每次以相同設定量測同一格點，檢驗跨工作階段之結果一致性）。</w:t>
       </w:r>
     </w:p>
     <w:p>
@@ -1965,6 +2147,14 @@
     </w:p>
     <w:p>
       <w:pPr>
+        <w:pStyle w:val="Content"/>
+      </w:pPr>
+      <w:r>
+        <w:t>校正斜率之跨批次一致性檢驗：由於距離換算完全依賴校正斜率，本研究對不同實驗批次獨立量測之斜率差異（表面上約正負一成）進行了兩層歸因。第一層為統計歸因：以最小平方法迴歸之標準誤計算各批次斜率之 95% 信賴區間，結果顯示量測點數較少之批次其信賴區間完全涵蓋主校正值，亦即表面差異落在小樣本估計之不確定度內，並非物理性之系統差；第二層為直接實驗：於同一場景中，分別以「移動目標、感測器固定」與「手臂載運感測器移動、目標固定」兩種方式量測相同之十三個距離點，兩者解得之斜率差異小於合併標準誤之兩倍，確認量測方式本身不引入系統偏差。此檢驗同時帶來一項附帶發現：不同尺寸形狀之目標物獨立解得之校正斜率相差不及百分之一，顯示斜率反映的是聲波傳播與取樣機制之性質，目標物幾何僅影響迴歸截距。</w:t>
+      </w:r>
+    </w:p>
+    <w:p>
+      <w:pPr>
         <w:pStyle w:val="Header2"/>
       </w:pPr>
       <w:r>
@@ -1976,7 +2166,15 @@
         <w:pStyle w:val="Content"/>
       </w:pPr>
       <w:r>
-        <w:t>雙接收器（RX）側向編碼證偽：本研究亦嘗試以感測器之雙接收器能量差異估計目標之側向偏移，橫移範圍 ±0.15 m 之量測結果顯示，兩接收器之能量差異與橫移量之間並無單調關係（斯皮爾曼等級相關係數 ρ=0.357，遠低於預先寫定之 0.9 判準）。結合對 GMO 資料結構之逐幀檢視——各幀之信號路徑標籤（發射器、接收器、通道三元組）恆為 (0, 0, 0)——確認在本研究採用之接收群組（rxGroup，感測器組態中將多個接收器編為單一群組之設定）配置下，個別接收器之身分並未編碼於輸出資料中，此為側向定位失敗之直接技術根因，而非量測雜訊或程式錯誤。側向定位在目前感測器組態下因此判定為不可行，列為第六章之未來工作。</w:t>
+        <w:t>側向感知之四重證偽：本研究以四項互相獨立之實驗，系統性檢驗感測器原生輸出是否含有目標之左右方向資訊，四項全數證偽。其一，能量線索：兩接收器之能量差異與目標橫移量（±0.15 m 掃描）之間無單調關係（斯皮爾曼等級相關係數 ρ=0.357，遠低於預先寫定之 0.9 判準）；其二，時間線索：兩接收訊號間之互相關時間差恆為固定值（與橫移量之相關係數僅 0.002），且對左右橫移呈完全鏡像對稱，顯示該時間差為輸出管線之固定偏移而非幾何資訊；其三，身分欄位：逐幀檢視原始輸出，各幀之信號路徑標籤（發射器、接收器、通道三元組）恆為 (0, 0, 0)，個別接收器之身分並未編碼於資料中；其四，接收器分組：將兩接收器改編為兩個獨立群組之感測器組態下，第一路輸出與原組態逐位元相同，第二路輸出則成為無意義之雜訊（峰值位置隨機跳動），顯示引擎並不支援依群組分離渲染。四項證據共同確立：側向資訊之缺失是引擎輸出層之根本限制，而非量測雜訊、演算法選擇或程式錯誤——任何依賴單次量測內「雙耳差異」之側向方法在此模擬器中皆不可行。此一結論促成第五章之後續發展：改以手臂運動合成多個量測位置之多點定位演算法恢復側向資訊。</w:t>
+      </w:r>
+    </w:p>
+    <w:p>
+      <w:pPr>
+        <w:pStyle w:val="Content"/>
+      </w:pPr>
+      <w:r>
+        <w:t>中心頻率參數之無效性：本研究另以六個中心頻率設定（20、30、40、60、80、100 kHz）對同一場景執行相同之距離掃描，六組輸出逐位元完全相同，顯示本模擬引擎並未對頻率相關之物理效應（如空氣吸收隨頻率上升、波長與目標尺寸之繞射關係）建模。此發現界定了模擬結論之適用邊界：本研究之 40 kHz 設定對應真實世界最普及之商用超音波頻段，其選擇依據為實務對應性（波長約 8.6 mm，遠小於目標尺寸，屬鏡面反射區；量測距離 0.4–1.2 m 位於該頻段之有效射程內），而頻段對感測效能之實際影響須待實體硬體驗證，於模擬內進行頻段比較實驗並無意義。</w:t>
       </w:r>
     </w:p>
     <w:p>
@@ -2016,7 +2214,7 @@
         <w:pStyle w:val="Content"/>
       </w:pPr>
       <w:r>
-        <w:t>D1 場景設計：0.10 m 方塊目標隨機置於桌面之 x ∈ [0.45, 1.10] m 範圍內（此範圍刻意避開第四章確認之 0.32 m 以內桌高失效區，並保留足夠之預定停止距離裕度）；感測器為自由飛行之獨立物件，水平前視（掛載高度 z=0.65 m）沿 X 軸方向逐步接近，每步步長 0.05 m，預定停止距離（standoff）設定為 0.35 m。控制律為：若當前估距大於預定停止距離，則繼續前進一步；若估距小於或等於預定停止距離，則停止。三臂（聲學臂、盲走臂、開環臂）各執行 30 個試驗回合，三臂共用同一組隨機種子與同一批隨機目標位置，確保比較之公平性；目標之真實世界座標僅寫入記錄欄位供事後評估之用，不曾進入任何控制分支之判斷邏輯。執行三臂正式量測前，另先執行 D0 探針量測（感測器沿固定路徑逐步接近一個固定位置之已知目標，驗證感測器運動狀態下之估距仍能正確反映真實距離），探針結果之相關係數 r=0.9958，通過預先寫定之啟動閘門判準（要求 r 不低於 0.99）。</w:t>
+        <w:t>D1 場景設計：0.10 m 方塊目標隨機置於桌面之 x ∈ [0.45, 1.10] m 範圍內（此範圍刻意避開第四章確認之 0.32 m 以內桌高失效區，並保留足夠之預定停止距離裕度）；感測器為自由飛行之獨立物件，水平前視（掛載高度 z=0.65 m）沿 X 軸方向逐步接近，每步步長 0.05 m，預定停止距離（standoff）設定為 0.35 m。每個試驗回合之程序為：依隨機種子自目標範圍內均勻抽取本回合之目標位置，以位置改寫方式將目標立方體置於該處；感測器回到固定起點（0.60 m 處）；隨後進入 3.5 節所述之「量測—預測—決策—執行—稽核」迴圈，控制律為：若當前估距大於預定停止距離，則繼續前進一步；若估距小於或等於預定停止距離，則停止。三臂（聲學臂、盲走臂、開環臂）各執行 30 個試驗回合，三臂共用同一組隨機種子與同一批隨機目標位置，確保比較之公平性；目標之真實世界座標僅寫入記錄欄位供事後評估之用，不曾進入任何控制分支之判斷邏輯。執行三臂正式量測前，另先執行 D0 探針量測：將目標固定於已知位置，感測器沿接近軸依序移至 13 個已知位置、於每一位置依標準程序量測估距，再以估距對真實距離做迴歸——此探針之目的為驗證「感測器本身移動」這一操作之聲學有效性（此前僅驗證過移動目標物），因為若聲波追蹤引擎未正確追蹤感測器之位置變化，後續閉環實驗之每一步量測皆屬無效，探針結果之相關係數 r=0.9958，通過預先寫定之啟動閘門判準（要求 r 不低於 0.99）。</w:t>
       </w:r>
     </w:p>
     <w:p>
@@ -2451,7 +2649,278 @@
         <w:pStyle w:val="Header2"/>
       </w:pPr>
       <w:r>
-        <w:t>5.3 盲走臂／開環臂對照組的角色</w:t>
+        <w:t>5.3 D3：端到端夾取整合</w:t>
+      </w:r>
+    </w:p>
+    <w:p>
+      <w:pPr>
+        <w:pStyle w:val="Content"/>
+      </w:pPr>
+      <w:r>
+        <w:t>在接近能力驗證成立之基礎上，本研究進一步將任務鏈延伸至夾取（實驗代號 D3）：機械手臂以聲學估距接近目標並停止後，執行以下固定之夾取序列：（一）以停止當下之聲學估距推算目標位置（停止位置加上估距即為目標之推算座標——此為一次性推算，因為校正之有效距離下限為 0.32 m，夾取階段之更近距離已在有效範圍之外，故不再以聲學量測回授）；（二）手臂抬升至安全通過高度（夾爪指尖高於目標頂面約 3 cm），沿水平方向以 2 cm 步長移動至推算座標之正上方；（三）垂直下降至夾取高度（指尖低於目標頂面、包夾目標之中上段）；（四）閉合夾爪並偵測接觸；（五）附著成立後垂直升舉 0.10 m（以 5 mm 小步執行，每步後等待物理穩定），維持 60 影格後量測目標之實際高度變化，升幅達 0.05 m 以上判定升舉成功。全程與接近階段相同，控制器不讀取目標之真實世界座標；目標真實位置僅用於事後評估夾取對位之準確度。目標物更換為可被夾爪開口容納之直立長方柱（截面 0.06 m 見方、高 0.12 m），由於「更換目標物」使前章之可偵測性與距離校正結論不再當然適用，正式實驗前先執行三道前置閘門並全數通過：目標物可偵測性（三個距離下之配對移除訊噪比 31.9–82.3，全數高於門檻 10）、距離編碼有效性（重新校正之相關係數 r=0.996）、以及夾取動作力學有效性（十次已知位置之完整夾取序列，姿態稽核零違規）。</w:t>
+      </w:r>
+    </w:p>
+    <w:p>
+      <w:pPr>
+        <w:pStyle w:val="Content"/>
+      </w:pPr>
+      <w:r>
+        <w:t>夾持機制之如實說明：本研究於開發過程中發現，模擬器對夾爪指墊與物體間摩擦力之模擬不足以在升舉過程中持續抓持物體（經二十餘輪系統性排查，含目標物尺寸、摩擦係數、質量、閉合速度與夾取高度等變因，均無法使摩擦夾持成立），故夾持改以「接觸觸發之固定關節」模擬：夾爪閉合時，若手指因物體阻擋而停止於未完全閉合之角度（此為純物理之接觸訊號，不涉及任何目標座標資訊），即在夾爪與物體之間建立剛性附著，隨後升舉。此設計保留了對照實驗之區辨力——盲走臂停在錯誤位置時，夾爪閉合時抓空、手指完全閉合、不觸發附著，夾取即失敗——因此夾取成功與否仍忠實反映對位品質。本文據此明確界定宣稱範圍：可宣稱「聲學對位＋接觸觸發附著之端到端夾取」，不可宣稱「物理摩擦夾持」；後者屬模擬器保真度限制，列入未來工作。</w:t>
+      </w:r>
+    </w:p>
+    <w:p>
+      <w:pPr>
+        <w:pStyle w:val="Content"/>
+      </w:pPr>
+      <w:r>
+        <w:t>D3 三臂結果（各 30 個試驗回合，目標隨機置於 1.00–1.20 m 範圍）：聲學臂之夾取中心與目標位置相關係數 r=0.9885、對位誤差均方根 1.9 cm，對位成功率（誤差在預先鎖定之 2 cm 容差內）為 18/30（60%）；盲走臂與開環臂皆恆停於固定名義位置，對位成功率同為 7/30（23%）——此 23% 恰為固定停止點與隨機目標「碰巧」落在容差內之先驗機率，與目標實際位置無關（相關係數為 0）。聲學臂與盲走臂對位率之差異以費雪精確檢定（Fisher's exact test，一種適用於小樣本二乘二列聯表、直接計算精確機率之統計檢定）檢驗，單尾 p=0.004，達統計顯著水準。對位成功之試驗回合中，附著升舉成功率為 15/18（83%）；本文依預先寫定之報告格式，將對位成功率與升舉成功率分開陳報，不將兩者相乘為單一「總成功率」，以避免混淆對位（聲學能力）與夾持（力學能力）兩個不同層次之因果。</w:t>
+      </w:r>
+    </w:p>
+    <w:p>
+      <w:pPr>
+        <w:pStyle w:val="Content"/>
+      </w:pPr>
+      <w:r>
+        <w:t>誠實記錄：D3 之四項預先寫定判準中，三項通過（對位追蹤、對位優於盲走、對位後升舉如實陳報），一項未通過——姿態全淨判準因 90 個試驗回合中有 3 個回合在升舉階段出現逆向運動學無解而判定不通過。該 3 個回合之目標皆位於工作走廊之最遠端（約 1.19 m），手臂於該處已接近其運動學可達範圍之極限，無法再向上抬升 0.10 m；接近階段之全部 130 個控制步之姿態與感測器位姿稽核則完全乾淨。此失效模式屬手臂構型之可達性邊界，與聲學感測無關；本文依預先寫定之判準字面如實判定不通過、不作事後放寬，並記錄修正方向（縮減走廊遠端邊界或降低升舉高度）供後續驗證。</w:t>
+      </w:r>
+    </w:p>
+    <w:p>
+      <w:pPr>
+        <w:pStyle w:val="Content"/>
+        <w:jc w:val="center"/>
+      </w:pPr>
+      <w:r>
+        <w:t>表5.2  D3 三臂對照（夾取對位與附著升舉）</w:t>
+      </w:r>
+    </w:p>
+    <w:tbl>
+      <w:tblPr>
+        <w:tblW w:type="auto" w:w="0"/>
+        <w:tblLook w:firstColumn="1" w:firstRow="1" w:lastColumn="0" w:lastRow="0" w:noHBand="0" w:noVBand="1" w:val="04A0"/>
+      </w:tblPr>
+      <w:tblGrid>
+        <w:gridCol w:w="1730"/>
+        <w:gridCol w:w="1730"/>
+        <w:gridCol w:w="1730"/>
+        <w:gridCol w:w="1730"/>
+        <w:gridCol w:w="1730"/>
+      </w:tblGrid>
+      <w:tr>
+        <w:tc>
+          <w:tcPr>
+            <w:tcW w:type="dxa" w:w="1730"/>
+          </w:tcPr>
+          <w:p>
+            <w:r>
+              <w:t>臂</w:t>
+            </w:r>
+          </w:p>
+        </w:tc>
+        <w:tc>
+          <w:tcPr>
+            <w:tcW w:type="dxa" w:w="1730"/>
+          </w:tcPr>
+          <w:p>
+            <w:r>
+              <w:t>r(夾取中心, 目標)</w:t>
+            </w:r>
+          </w:p>
+        </w:tc>
+        <w:tc>
+          <w:tcPr>
+            <w:tcW w:type="dxa" w:w="1730"/>
+          </w:tcPr>
+          <w:p>
+            <w:r>
+              <w:t>對位率（±2 cm）</w:t>
+            </w:r>
+          </w:p>
+        </w:tc>
+        <w:tc>
+          <w:tcPr>
+            <w:tcW w:type="dxa" w:w="1730"/>
+          </w:tcPr>
+          <w:p>
+            <w:r>
+              <w:t>對位誤差 RMSE</w:t>
+            </w:r>
+          </w:p>
+        </w:tc>
+        <w:tc>
+          <w:tcPr>
+            <w:tcW w:type="dxa" w:w="1730"/>
+          </w:tcPr>
+          <w:p>
+            <w:r>
+              <w:t>P(升舉|對位)</w:t>
+            </w:r>
+          </w:p>
+        </w:tc>
+      </w:tr>
+      <w:tr>
+        <w:tc>
+          <w:tcPr>
+            <w:tcW w:type="dxa" w:w="1730"/>
+          </w:tcPr>
+          <w:p>
+            <w:r>
+              <w:t>聲學臂</w:t>
+            </w:r>
+          </w:p>
+        </w:tc>
+        <w:tc>
+          <w:tcPr>
+            <w:tcW w:type="dxa" w:w="1730"/>
+          </w:tcPr>
+          <w:p>
+            <w:r>
+              <w:t>0.9885</w:t>
+            </w:r>
+          </w:p>
+        </w:tc>
+        <w:tc>
+          <w:tcPr>
+            <w:tcW w:type="dxa" w:w="1730"/>
+          </w:tcPr>
+          <w:p>
+            <w:r>
+              <w:t>18/30（60%）</w:t>
+            </w:r>
+          </w:p>
+        </w:tc>
+        <w:tc>
+          <w:tcPr>
+            <w:tcW w:type="dxa" w:w="1730"/>
+          </w:tcPr>
+          <w:p>
+            <w:r>
+              <w:t>1.9 cm</w:t>
+            </w:r>
+          </w:p>
+        </w:tc>
+        <w:tc>
+          <w:tcPr>
+            <w:tcW w:type="dxa" w:w="1730"/>
+          </w:tcPr>
+          <w:p>
+            <w:r>
+              <w:t>15/18（83%）</w:t>
+            </w:r>
+          </w:p>
+        </w:tc>
+      </w:tr>
+      <w:tr>
+        <w:tc>
+          <w:tcPr>
+            <w:tcW w:type="dxa" w:w="1730"/>
+          </w:tcPr>
+          <w:p>
+            <w:r>
+              <w:t>盲走臂</w:t>
+            </w:r>
+          </w:p>
+        </w:tc>
+        <w:tc>
+          <w:tcPr>
+            <w:tcW w:type="dxa" w:w="1730"/>
+          </w:tcPr>
+          <w:p>
+            <w:r>
+              <w:t>0（恆停名義點）</w:t>
+            </w:r>
+          </w:p>
+        </w:tc>
+        <w:tc>
+          <w:tcPr>
+            <w:tcW w:type="dxa" w:w="1730"/>
+          </w:tcPr>
+          <w:p>
+            <w:r>
+              <w:t>7/30（23%）</w:t>
+            </w:r>
+          </w:p>
+        </w:tc>
+        <w:tc>
+          <w:tcPr>
+            <w:tcW w:type="dxa" w:w="1730"/>
+          </w:tcPr>
+          <w:p>
+            <w:r>
+              <w:t>5.4 cm</w:t>
+            </w:r>
+          </w:p>
+        </w:tc>
+        <w:tc>
+          <w:tcPr>
+            <w:tcW w:type="dxa" w:w="1730"/>
+          </w:tcPr>
+          <w:p>
+            <w:r>
+              <w:t>4/7</w:t>
+            </w:r>
+          </w:p>
+        </w:tc>
+      </w:tr>
+      <w:tr>
+        <w:tc>
+          <w:tcPr>
+            <w:tcW w:type="dxa" w:w="1730"/>
+          </w:tcPr>
+          <w:p>
+            <w:r>
+              <w:t>開環臂</w:t>
+            </w:r>
+          </w:p>
+        </w:tc>
+        <w:tc>
+          <w:tcPr>
+            <w:tcW w:type="dxa" w:w="1730"/>
+          </w:tcPr>
+          <w:p>
+            <w:r>
+              <w:t>0（恆停名義點）</w:t>
+            </w:r>
+          </w:p>
+        </w:tc>
+        <w:tc>
+          <w:tcPr>
+            <w:tcW w:type="dxa" w:w="1730"/>
+          </w:tcPr>
+          <w:p>
+            <w:r>
+              <w:t>7/30（23%）</w:t>
+            </w:r>
+          </w:p>
+        </w:tc>
+        <w:tc>
+          <w:tcPr>
+            <w:tcW w:type="dxa" w:w="1730"/>
+          </w:tcPr>
+          <w:p>
+            <w:r>
+              <w:t>5.3 cm</w:t>
+            </w:r>
+          </w:p>
+        </w:tc>
+        <w:tc>
+          <w:tcPr>
+            <w:tcW w:type="dxa" w:w="1730"/>
+          </w:tcPr>
+          <w:p>
+            <w:r>
+              <w:t>5/7</w:t>
+            </w:r>
+          </w:p>
+        </w:tc>
+      </w:tr>
+    </w:tbl>
+    <w:p/>
+    <w:p>
+      <w:pPr>
+        <w:pStyle w:val="Header2"/>
+      </w:pPr>
+      <w:r>
+        <w:t>5.4 盲走臂／開環臂對照組的角色</w:t>
       </w:r>
     </w:p>
     <w:p>
@@ -2467,7 +2936,7 @@
         <w:pStyle w:val="Content"/>
       </w:pPr>
       <w:r>
-        <w:t>開環臂則扮演另一種角色：作為完全不執行任何量測之固定行程基準線（baseline）。值得注意的是，D1.5 之隨機目標帶寬度僅 0.30 m，在此相對狹窄之範圍內，即使是固定行程之開環臂，其表現亦不算差（均方根誤差 7.8 cm、73% 之試驗回合誤差在 10 cm 以內）。然而開環臂之區辨力僅止於單一固定停止點，本質上無法逐試驗回合追蹤隨機變化之目標位置（相關係數 r=0）。聲學臂之優勢因此並非單純反映在誤差量級之比較上（2.8 cm 對 7.8 cm 雖有明顯差距，但兩者量級接近同一數量級），而是反映在相關係數之本質差異（0.9856 對 0）與到達率之一致性（100% 對 73%）：唯有聲學臂能夠對每一個隨機出現之目標位置做出對應之停止決策，此為因果關係之直接證據。此一觀察亦是第六章 6.1 節「實驗效度設計」討論之核心論據來源。</w:t>
+        <w:t>開環臂則扮演另一種角色：作為完全不執行任何量測之固定行程基準線（baseline）。D1.5 之隨機目標帶寬度僅 0.30 m，在此相對狹窄之範圍內，即使是固定行程之開環臂，其表現亦不算差（均方根誤差 7.8 cm、73% 之試驗回合誤差在 10 cm 以內）。然而開環臂之區辨力僅止於單一固定停止點，本質上無法逐試驗回合追蹤隨機變化之目標位置（相關係數 r=0）。聲學臂之優勢因此並非單純反映在誤差量級之比較上（2.8 cm 對 7.8 cm 雖有明顯差距，但兩者量級接近同一數量級），而是反映在相關係數之本質差異（0.9856 對 0）與到達率之一致性（100% 對 73%）：唯有聲學臂能夠對每一個隨機出現之目標位置做出對應之停止決策，此為因果關係之直接證據。此一觀察亦是第六章 6.1 節「實驗效度設計」討論之核心論據來源。</w:t>
       </w:r>
     </w:p>
     <w:p>
@@ -2515,15 +2984,15 @@
         <w:pStyle w:val="Content"/>
       </w:pPr>
       <w:r>
-        <w:t>本研究可宣稱之結論如下：其一，純聲學閉環控制迴路（全程不讀取目標之真實世界座標）可驅動 UR10e 機械手臂接近隨機擺放於桌面之目標，停止誤差達 2.8 cm 均方根誤差、30 個試驗回合全數成功，此結果經三臂資訊消融對照與逐步姿態稽核驗證（驗證範圍為模擬環境、單一隨機種子系列、確定性物理引擎）；其二，本研究建立之 WPM 感測包絡系統性量測方法（52 格配對移除掃描、36/52 可偵測）提供了一套可重複之感測器擺位設計規範；其三，感測器距離編碼之量化特性表已建立（相關係數 r=0.9994，桌面高度目標之均方根誤差為 5.3 mm）；其四，本研究對失效機制提供了實證歸因（腕載聲影），並提出可推廣之三臂對照實驗效度設計。</w:t>
-      </w:r>
-    </w:p>
-    <w:p>
-      <w:pPr>
-        <w:pStyle w:val="Content"/>
-      </w:pPr>
-      <w:r>
-        <w:t>本研究不可宣稱之結論包括：端到端夾取能力（夾取整合，實驗代號 D3，尚未執行，見 6.3 節）；側向定位能力（第四章 4.3 節已以實測數據證偽，GMO 資料結構在現行感測器組態下不輸出接收器身分）；任何部署級或實機環境下之效能表現；預定停止距離 0.35 m 以內之最後一段接近（桌面高度目標之距離編碼已知於 0.32 m 以內失效，此範圍內之控制策略尚未驗證）；以及多自由度控制或跨隨機種子之統計穩健性（本研究為單自由度前向接近、單一隨機種子之確定性模擬，尚未驗證於不同隨機種子或多自由度控制下之表現一致性）。</w:t>
+        <w:t>本研究可宣稱之結論如下：其一，純聲學閉環控制迴路（全程不讀取目標之真實世界座標）可驅動 UR10e 機械手臂接近隨機擺放於桌面之目標，停止誤差達 2.8 cm 均方根誤差、30 個試驗回合全數成功，此結果經三臂資訊消融對照與逐步姿態稽核驗證（驗證範圍為模擬環境、單一隨機種子系列、確定性物理引擎）；其二，聲學閉環可進一步完成端到端夾取對位（夾取中心與目標相關係數 r=0.9885、對位誤差均方根 1.9 cm、對位率顯著優於盲走對照），且對位成功後之接觸觸發附著升舉成功率為 83%；其三，本研究建立之 WPM 感測包絡系統性量測方法（52 格配對移除掃描、36/52 可偵測）提供了一套可重複之感測器擺位設計規範，感測器距離編碼之量化特性表亦已建立（相關係數 r=0.9994，桌面高度目標之均方根誤差為 5.3 mm）；其四，側向資訊可經手臂運動合成之多點定位演算法自單軸測距恢復（十三個已知位置之驗證中，側向估計相關係數 r=0.960、誤差均方根 3.4 cm）；其五，本研究對失效機制提供了實證歸因（腕載聲影、側向四重證偽、頻率參數無效），並提出可推廣之三臂對照實驗效度設計。</w:t>
+      </w:r>
+    </w:p>
+    <w:p>
+      <w:pPr>
+        <w:pStyle w:val="Content"/>
+      </w:pPr>
+      <w:r>
+        <w:t>本研究不可宣稱之結論包括：物理摩擦夾持能力（本研究之夾持以接觸觸發之固定關節模擬，夾爪指墊摩擦之保真度限制詳見 5.3 節，實體夾爪之夾持表現未經驗證）；單次量測內之側向感知能力（第四章 4.3 節已以四項實驗證偽；多點定位為多次量測之演算法恢復，且其完整三臂對照實驗尚未執行）；任何部署級或實機環境下之效能表現；預定停止距離 0.35 m 以內之聲學控制（桌面高度目標之距離編碼已知於 0.32 m 以內失效，夾取階段於此範圍內採停止當下估距之一次性推算，不宣稱該範圍內之閉環量測能力）；以及跨隨機種子之統計穩健性（本研究為單一隨機種子之確定性模擬，尚未驗證於不同隨機種子下之表現一致性）。</w:t>
       </w:r>
     </w:p>
     <w:p>
@@ -2539,23 +3008,23 @@
         <w:pStyle w:val="Content"/>
       </w:pPr>
       <w:r>
-        <w:t>夾取整合（實驗代號 D3）：列為本研究進行中之後續工作。目前之聲學閉環接近已可將機械手臂穩定停止於預定距離 0.35 m 附近（誤差 2.8 cm 均方根誤差），此一精確且可重複之停止位置，為銜接後續 Robotiq 夾爪執行實際夾取動作提供了合理且有利之幾何前提，然而夾取動作本身涉及額外之接觸物理與夾爪控制變因，仍需比照本研究之三臂對照與稽核方法另行設計驗證，方能納入正式研究結論。</w:t>
-      </w:r>
-    </w:p>
-    <w:p>
-      <w:pPr>
-        <w:pStyle w:val="Content"/>
-      </w:pPr>
-      <w:r>
-        <w:t>雙感測器側向定位方案：現行單一接收群組（rxGroup）配置下，個別接收器之身分並未編碼於輸出資料中，導致側向定位無法實現（詳見 4.3 節）。未來工作可嘗試改採雙接收群組之感測器組態（例如將兩個接收器分別編為兩個獨立群組），驗證此一組態下 GMO 輸出是否可分離不同接收器之訊號，進而還原側向偏移資訊；此路徑目前尚未經過任何實驗驗證，其可行性仍屬未知。</w:t>
-      </w:r>
-    </w:p>
-    <w:p>
-      <w:pPr>
-        <w:pStyle w:val="Content"/>
-      </w:pPr>
-      <w:r>
-        <w:t>強化學習策略之延伸：本研究現行之控制器為規則式比例步進控制，邏輯簡單且透明，便於因果分析與稽核，但未必是最具效率或最能泛化之控制策略。如第二章所述，Isaac Sim 與其延伸之 Isaac Lab 訓練框架[24]已提供大規模 GPU 並行模擬之基礎設施，配合 Rudin 等 [12]展示之大規模並行策略訓練方法與 Schulman 等 [1]之近端策略最佳化演算法，未來工作可探索以強化學習訓練之控制策略取代現行規則式控制器，並以本研究已建立之三臂對照與稽核框架驗證其效度，確保學習型策略之閉環行為因果亦可被清楚歸屬於感測資訊，而非训练過程中意外習得之場景捷徑。</w:t>
+        <w:t>夾持物理保真度與姿態全淨之補完：本研究之端到端夾取已驗證聲學對位能力（5.3 節），但夾爪指墊之摩擦夾持受模擬器保真度限制而以附著機制替代，且工作走廊最遠端存在升舉階段之運動學可達性邊界（3/90 個回合受影響）。未來工作一為在後續版本模擬器或實體夾爪上重新檢驗摩擦夾持，二為以縮減之走廊範圍重新執行對照實驗，使四項判準全數通過。</w:t>
+      </w:r>
+    </w:p>
+    <w:p>
+      <w:pPr>
+        <w:pStyle w:val="Content"/>
+      </w:pPr>
+      <w:r>
+        <w:t>多點定位之完整對照實驗：側向感知之感測器原生路徑已於本研究四重證偽（含「將兩接收器分編為獨立群組」之組態實驗，詳見 4.3 節），而多點定位演算法之可行性探針已通過（側向相關係數 r=0.960）。未來工作為將此定位能力納入完整之三臂對照閉環實驗：目標同時隨機分佈於前向與側向、聲學臂以五視點定位後執行二維接近、盲走臂與開環臂如常對照，以資訊消融確認二維接近之因果同樣來自聲學。此實驗之場景、判準與誤差預算均已設計完成，惟執行與分析尚待進行。</w:t>
+      </w:r>
+    </w:p>
+    <w:p>
+      <w:pPr>
+        <w:pStyle w:val="Content"/>
+      </w:pPr>
+      <w:r>
+        <w:t>強化學習策略之延伸：本研究現行之控制器為規則式比例步進控制，邏輯簡單且透明，便於因果分析與稽核，但未必是最具效率或最能泛化之控制策略。如第二章所述，Isaac Sim 與其延伸之 Isaac Lab 訓練框架[27]已提供大規模 GPU 並行模擬之基礎設施，配合 Rudin 等 [15]展示之大規模並行策略訓練方法與 Schulman 等 [3]之近端策略最佳化演算法，未來工作可探索以強化學習訓練之控制策略取代現行規則式控制器，並以本研究已建立之三臂對照與稽核框架驗證其效度，確保學習型策略之閉環行為因果亦可被清楚歸屬於感測資訊，而非訓練過程中意外習得之場景捷徑。此外，本研究各實驗過程中留存之逐步原始波形與手臂位姿資料（接近、夾取與定位實驗合計數百個試驗回合），亦可直接作為監督式狀態估計（如以聲學特徵回歸感測器位姿、偵測目標存在與否）之訓練資料，此為不需額外模擬成本即可展開之延伸方向。</w:t>
       </w:r>
     </w:p>
     <w:p>
@@ -2583,76 +3052,85 @@
         <w:pStyle w:val="Content"/>
       </w:pPr>
       <w:r>
-        <w:t>[1] Schulman, J., Wolski, F., Dhariwal, P., Radford, A., &amp; Klimov, O. (2017). Proximal policy optimization algorithms. arXiv:1707.06347. https://doi.org/10.48550/arXiv.1707.06347</w:t>
+        <w:t>[1] Hayes, M. P., &amp; Gough, P. T. (2009). Synthetic aperture sonar: A review of current status. IEEE Journal of Oceanic Engineering, 34(3), 207–224.</w:t>
         <w:br/>
         <w:br/>
-        <w:t>[2] Valin, J.-M., Michaud, F., &amp; Rouat, J. (2017). Localization of sound sources in robotics: A review. Robotics and Autonomous Systems, 96, 184–210. https://doi.org/10.1016/j.robot.2017.07.011</w:t>
+        <w:t>[2] Kapoor, R., Ramasamy, S., Gardi, A., Bieber, C., Silverberg, L., &amp; Sabatini, R. (2016). A novel 3D multilateration sensor using distributed ultrasonic beacons for indoor navigation. Sensors, 16(10), 1637. https://doi.org/10.3390/s16101637</w:t>
         <w:br/>
         <w:br/>
-        <w:t>[3] Scheibler, R., Bevilacqua, E., Holighaus, N., &amp; Dokmanić, I. (2018). PyRoomAcoustics: A Python package for audio room simulation and array processing algorithms. In ICASSP 2018 (pp. 351–355). https://doi.org/10.1109/ICASSP.2018.8461829</w:t>
+        <w:t>[3] Schulman, J., Wolski, F., Dhariwal, P., Radford, A., &amp; Klimov, O. (2017). Proximal policy optimization algorithms. arXiv:1707.06347. https://doi.org/10.48550/arXiv.1707.06347</w:t>
         <w:br/>
         <w:br/>
-        <w:t>[4] Zhmud, V., Yadykin, A., &amp; Reznikov, B. (2018). Application of ultrasonic sensor for measuring distances in robotics. Journal of Physics: Conference Series, 1015(3), 032189. https://doi.org/10.1088/1742-6596/1015/3/032189</w:t>
+        <w:t>[4] Valin, J.-M., Michaud, F., &amp; Rouat, J. (2017). Localization of sound sources in robotics: A review. Robotics and Autonomous Systems, 96, 184–210. https://doi.org/10.1016/j.robot.2017.07.011</w:t>
         <w:br/>
         <w:br/>
-        <w:t>[5] Brinkmann, F., Lindau, A., Weinzierl, S., Geier, M., Spors, S., Wierstorf, H., … Assenmacher, I. (2019). A round robin on room acoustical simulation and auralization. The Journal of the Acoustical Society of America, 145(4), 2744–2760. https://doi.org/10.1121/1.5096178</w:t>
+        <w:t>[5] Scheibler, R., Bevilacqua, E., Holighaus, N., &amp; Dokmanić, I. (2018). PyRoomAcoustics: A Python package for audio room simulation and array processing algorithms. In ICASSP 2018 (pp. 351–355). https://doi.org/10.1109/ICASSP.2018.8461829</w:t>
         <w:br/>
         <w:br/>
-        <w:t>[6] He, Y., Liang, B., Zou, Y., He, J., &amp; Yang, J. (2019). Recent advances in 3D data acquisition and processing by time-of-flight camera. IEEE Access, 7, 174406–174420. https://doi.org/10.1109/ACCESS.2019.2891693</w:t>
+        <w:t>[6] Zhmud, V., Yadykin, A., &amp; Reznikov, B. (2018). Application of ultrasonic sensor for measuring distances in robotics. Journal of Physics: Conference Series, 1015(3), 032189. https://doi.org/10.1088/1742-6596/1015/3/032189</w:t>
         <w:br/>
         <w:br/>
-        <w:t>[7] Alatise, M. B., &amp; Hancke, G. P. (2020). A review on challenges of autonomous mobile robot and sensor fusion methods. IEEE Access, 8, 39830–39846. https://doi.org/10.1109/ACCESS.2020.2975643</w:t>
+        <w:t>[7] Brinkmann, F., Lindau, A., Weinzierl, S., Geier, M., Spors, S., Wierstorf, H., … Assenmacher, I. (2019). A round robin on room acoustical simulation and auralization. The Journal of the Acoustical Society of America, 145(4), 2744–2760. https://doi.org/10.1121/1.5096178</w:t>
         <w:br/>
         <w:br/>
-        <w:t>[8] Liu, M., Wang, Y., &amp; Zhao, Q. (2020). Indoor acoustic localization: A survey. Human-centric Computing and Information Sciences, 10, 5. https://doi.org/10.1186/s13673-019-0207-4</w:t>
+        <w:t>[8] He, Y., Liang, B., Zou, Y., He, J., &amp; Yang, J. (2019). Recent advances in 3D data acquisition and processing by time-of-flight camera. IEEE Access, 7, 174406–174420. https://doi.org/10.1109/ACCESS.2019.2891693</w:t>
         <w:br/>
         <w:br/>
-        <w:t>[9] dEchorate Team. (2021). dEchorate: A calibrated room impulse response dataset for echo-aware signal processing. EURASIP Journal on Audio, Speech, and Music Processing, 2021, 7. https://doi.org/10.1186/s13636-021-00229-0</w:t>
+        <w:t>[9] Kerstens, R., Laurijssen, D., &amp; Steckel, J. (2019). eRTIS: A fully embedded real time 3D imaging sonar sensor for robotic applications. In 2019 International Conference on Robotics and Automation (ICRA) (pp. 1438–1443). IEEE.</w:t>
         <w:br/>
         <w:br/>
-        <w:t>[10] Höfer, S., Bekris, K., Handa, A., Gamboa, J. C., Mozifian, M., Golemo, F., … Fox, D. (2021). Sim2Real in robotics and automation: Applications and challenges. IEEE Transactions on Automation Science and Engineering, 18(2), 398–400. https://doi.org/10.1109/TASE.2021.3064065</w:t>
+        <w:t>[10] Alatise, M. B., &amp; Hancke, G. P. (2020). A review on challenges of autonomous mobile robot and sensor fusion methods. IEEE Access, 8, 39830–39846. https://doi.org/10.1109/ACCESS.2020.2975643</w:t>
         <w:br/>
         <w:br/>
-        <w:t>[11] Dümbgen, F., Wieser, A., &amp; Wieser, A. (2022). Blind as a bat: Audible echolocation on small robots. IEEE Robotics and Automation Letters, 7(4), 9274–9281. https://doi.org/10.1109/LRA.2022.3194669</w:t>
+        <w:t>[11] Liu, M., Wang, Y., &amp; Zhao, Q. (2020). Indoor acoustic localization: A survey. Human-centric Computing and Information Sciences, 10, 5. https://doi.org/10.1186/s13673-019-0207-4</w:t>
         <w:br/>
         <w:br/>
-        <w:t>[12] Rudin, N., Hoeller, D., Reist, P., &amp; Hutter, M. (2022). Learning to walk in minutes using massively parallel deep reinforcement learning. In Proceedings of the 6th Conference on Robot Learning (pp. 604–623).</w:t>
+        <w:t>[12] dEchorate Team. (2021). dEchorate: A calibrated room impulse response dataset for echo-aware signal processing. EURASIP Journal on Audio, Speech, and Music Processing, 2021, 7. https://doi.org/10.1186/s13636-021-00229-0</w:t>
         <w:br/>
         <w:br/>
-        <w:t>[13] Tsuchiya, A., Kagami, H., &amp; Kagami, H. (2022). Indoor self-localization using multipath arrival time of sound. Japanese Journal of Applied Physics, 61(SG), SG1005. https://doi.org/10.35848/1347-4065/ac506c</w:t>
+        <w:t>[13] Höfer, S., Bekris, K., Handa, A., Gamboa, J. C., Mozifian, M., Golemo, F., … Fox, D. (2021). Sim2Real in robotics and automation: Applications and challenges. IEEE Transactions on Automation Science and Engineering, 18(2), 398–400. https://doi.org/10.1109/TASE.2021.3064065</w:t>
         <w:br/>
         <w:br/>
-        <w:t>[14] Mittal, M., Yu, C., Yu, C., Tang, J., Bo, A., Zhu, J., … Hutter, M. (2023). Orbit: A unified simulation framework for interactive robot learning environments. IEEE Robotics and Automation Letters, 8(6), 3740–3747. https://doi.org/10.1109/LRA.2023.3270034</w:t>
+        <w:t>[14] Dümbgen, F., Wieser, A., &amp; Wieser, A. (2022). Blind as a bat: Audible echolocation on small robots. IEEE Robotics and Automation Letters, 7(4), 9274–9281. https://doi.org/10.1109/LRA.2022.3194669</w:t>
         <w:br/>
         <w:br/>
-        <w:t>[15] Xu, X., Lu, Y., Vogel-Heuser, B., &amp; Wang, L. (2024). Collaborative robotics, digital twins, human–machine interfaces and AI in smart manufacturing: A review. Robotics and Computer-Integrated Manufacturing, 89, 102769. https://doi.org/10.1016/j.rcim.2024.102769</w:t>
+        <w:t>[15] Rudin, N., Hoeller, D., Reist, P., &amp; Hutter, M. (2022). Learning to walk in minutes using massively parallel deep reinforcement learning. In Proceedings of the 6th Conference on Robot Learning (pp. 604–623).</w:t>
         <w:br/>
         <w:br/>
-        <w:t>[16] Zhou, Z., Chen, X., Li, Y., &amp; Wang, Y. (2024). Towards building AI-CPS with NVIDIA Isaac Sim for industrial manipulation. In Proceedings of the 2024 ACM/IEEE International Conference on Model-Driven Engineering Software and Systems (MSEC) (pp. 1–8). https://doi.org/10.1145/3639477.3639740</w:t>
+        <w:t>[16] Tsuchiya, A., Kagami, H., &amp; Kagami, H. (2022). Indoor self-localization using multipath arrival time of sound. Japanese Journal of Applied Physics, 61(SG), SG1005. https://doi.org/10.35848/1347-4065/ac506c</w:t>
         <w:br/>
         <w:br/>
-        <w:t>[17] GRADE Authors. (2025). Generating realistic and dynamic environments for robotics research with Isaac Sim. The International Journal of Robotics Research. https://doi.org/10.1177/02783649251346211</w:t>
+        <w:t>[17] Mittal, M., Yu, C., Yu, C., Tang, J., Bo, A., Zhu, J., … Hutter, M. (2023). Orbit: A unified simulation framework for interactive robot learning environments. IEEE Robotics and Automation Letters, 8(6), 3740–3747. https://doi.org/10.1109/LRA.2023.3270034</w:t>
         <w:br/>
         <w:br/>
-        <w:t>[18] Salimpour, S., Peña-Queralta, J., &amp; Páez-Granados, D. (2025). Sim-to-real transfer of reinforcement learning policies from Isaac Sim to Gazebo and ROS 2. arXiv:2501.02902. https://doi.org/10.48550/arxiv.2501.02902</w:t>
+        <w:t>[18] Xu, X., Lu, Y., Vogel-Heuser, B., &amp; Wang, L. (2024). Collaborative robotics, digital twins, human–machine interfaces and AI in smart manufacturing: A review. Robotics and Computer-Integrated Manufacturing, 89, 102769. https://doi.org/10.1016/j.rcim.2024.102769</w:t>
         <w:br/>
         <w:br/>
-        <w:t>[19] Song, J., Zhang, Y., Li, H., &amp; Chen, X. (2025). OceanSim: Underwater robot simulation with Isaac Sim. In 2025 IEEE/RSJ International Conference on Intelligent Robots and Systems (IROS) (pp. 1–8). https://doi.org/10.1109/iros60139.2025.11246878</w:t>
+        <w:t>[19] Zhou, Z., Chen, X., Li, Y., &amp; Wang, Y. (2024). Towards building AI-CPS with NVIDIA Isaac Sim for industrial manipulation. In Proceedings of the 2024 ACM/IEEE International Conference on Model-Driven Engineering Software and Systems (MSEC) (pp. 1–8). https://doi.org/10.1145/3639477.3639740</w:t>
         <w:br/>
         <w:br/>
-        <w:t>[20] Gao, S., Pagnucco, M., Bednarz, T., &amp; Song, Y. (2026). NVIDIA Isaac Sim: Enabling scalable, GPU-accelerated simulation for robotics. arXiv:2606.03551. https://doi.org/10.48550/arxiv.2606.03551</w:t>
+        <w:t>[20] GRADE Authors. (2025). Generating realistic and dynamic environments for robotics research with Isaac Sim. The International Journal of Robotics Research. https://doi.org/10.1177/02783649251346211</w:t>
         <w:br/>
         <w:br/>
-        <w:t>[21] NVIDIA. (2026a). RTX acoustic sensor. Isaac Sim Documentation. https://docs.isaacsim.omniverse.nvidia.com/latest/sensors/isaacsim_sensors_rtx_acoustic.html</w:t>
+        <w:t>[21] Salimpour, S., Peña-Queralta, J., &amp; Páez-Granados, D. (2025). Sim-to-real transfer of reinforcement learning policies from Isaac Sim to Gazebo and ROS 2. arXiv:2501.02902. https://doi.org/10.48550/arxiv.2501.02902</w:t>
         <w:br/>
         <w:br/>
-        <w:t>[22] NVIDIA. (2026b). RTX annotators and generic model output. Isaac Sim Documentation. https://docs.isaacsim.omniverse.nvidia.com/6.0.0/sensors/isaacsim_sensors_rtx_annotators.html</w:t>
+        <w:t>[22] Song, J., Zhang, Y., Li, H., &amp; Chen, X. (2025). OceanSim: Underwater robot simulation with Isaac Sim. In 2025 IEEE/RSJ International Conference on Intelligent Robots and Systems (IROS) (pp. 1–8). https://doi.org/10.1109/iros60139.2025.11246878</w:t>
         <w:br/>
         <w:br/>
-        <w:t>[23] NVIDIA. (2026c). RTX sensors overview. Isaac Sim Documentation. https://docs.isaacsim.omniverse.nvidia.com/latest/sensors/isaacsim_sensors_rtx.html</w:t>
+        <w:t>[23] Gao, S., Pagnucco, M., Bednarz, T., &amp; Song, Y. (2026). NVIDIA Isaac Sim: Enabling scalable, GPU-accelerated simulation for robotics. arXiv:2606.03551. https://doi.org/10.48550/arxiv.2606.03551</w:t>
         <w:br/>
         <w:br/>
-        <w:t>[24] NVIDIA. (2026d). Isaac Lab documentation (v3.0.0-beta2). https://isaac-sim.github.io/IsaacLab/</w:t>
+        <w:t>[24] NVIDIA. (2026a). RTX acoustic sensor. Isaac Sim Documentation. https://docs.isaacsim.omniverse.nvidia.com/latest/sensors/isaacsim_sensors_rtx_acoustic.html</w:t>
+        <w:br/>
+        <w:br/>
+        <w:t>[25] NVIDIA. (2026b). RTX annotators and generic model output. Isaac Sim Documentation. https://docs.isaacsim.omniverse.nvidia.com/6.0.0/sensors/isaacsim_sensors_rtx_annotators.html</w:t>
+        <w:br/>
+        <w:br/>
+        <w:t>[26] NVIDIA. (2026c). RTX sensors overview. Isaac Sim Documentation. https://docs.isaacsim.omniverse.nvidia.com/latest/sensors/isaacsim_sensors_rtx.html</w:t>
+        <w:br/>
+        <w:br/>
+        <w:t>[27] NVIDIA. (2026d). Isaac Lab documentation (v3.0.0-beta2). https://isaac-sim.github.io/IsaacLab/</w:t>
       </w:r>
     </w:p>
     <w:sectPr>

--- a/thesis/THESIS_DRAFT_FCU_v2.docx
+++ b/thesis/THESIS_DRAFT_FCU_v2.docx
@@ -1309,7 +1309,7 @@
       <w:r>
         <w:t>5.2 D1.5：手臂載具三臂對照（主結果）</w:t>
         <w:tab/>
-        <w:t>60</w:t>
+        <w:t>61</w:t>
       </w:r>
     </w:p>
     <w:p>
@@ -2174,7 +2174,7 @@
         <w:pStyle w:val="Content"/>
       </w:pPr>
       <w:r>
-        <w:t>中心頻率參數之無效性：本研究另以六個中心頻率設定（20、30、40、60、80、100 kHz）對同一場景執行相同之距離掃描，六組輸出逐位元完全相同，顯示本模擬引擎並未對頻率相關之物理效應（如空氣吸收隨頻率上升、波長與目標尺寸之繞射關係）建模。此發現界定了模擬結論之適用邊界：本研究之 40 kHz 設定對應真實世界最普及之商用超音波頻段，其選擇依據為實務對應性（波長約 8.6 mm，遠小於目標尺寸，屬鏡面反射區；量測距離 0.4–1.2 m 位於該頻段之有效射程內），而頻段對感測效能之實際影響須待實體硬體驗證，於模擬內進行頻段比較實驗並無意義。</w:t>
+        <w:t>中心頻率參數之無效性：本研究另以六個中心頻率設定（20、30、40、60、80、100 kHz）對同一場景執行相同之距離掃描。六組結果中，距離特徵（峰值樣本索引）之全部量測點逐位元相同；能量特徵僅存在千萬分之一量級之浮點尾數差異——此量級與跨工作階段之浮點雜訊相當，遠低於真實聲學中頻率每變化一倍所應造成之顯著吸收與繞射差異，故判定本模擬引擎並未對頻率相關之物理效應（如空氣吸收隨頻率上升、波長與目標尺寸之繞射關係）建模。此發現界定了模擬結論之適用邊界：本研究之 40 kHz 設定對應真實世界最普及之商用超音波頻段，其選擇依據為實務對應性（波長約 8.6 mm，遠小於目標尺寸，屬鏡面反射區；量測距離 0.4–1.2 m 位於該頻段之有效射程內），而頻段對感測效能之實際影響須待實體硬體驗證，於模擬內進行頻段比較實驗並無意義。</w:t>
       </w:r>
     </w:p>
     <w:p>

--- a/thesis/THESIS_DRAFT_FCU_v2.docx
+++ b/thesis/THESIS_DRAFT_FCU_v2.docx
@@ -635,7 +635,7 @@
         </w:rPr>
       </w:pPr>
       <w:r>
-        <w:t>本研究在 NVIDIA Isaac Sim 6.0 之 RTX Acoustic 超音波模擬環境中，建立並驗證一套「包絡優先」之感測回授接近方法：先量測感測器在何種幾何條件下讀得到目標，再將機械手臂任務設計於已驗證之可感測包絡內。首先以 52 格「配對移除」掃描（同場景有目標與移除目標之成對量測）界定可偵測幾何包絡（36/52 可偵測；指向為主宰因子；感測器後方手臂之背景貢獻精確為零），並建立感測器量化特性（距離估計方法：取多影格平均回波波形之峰值位置，經已知距離迴歸自校之線性模型換算為距離；距離編碼之皮爾森相關係數 r=0.9994；桌面高度目標之均方根誤差（RMSE）5.3 mm；樣本週期自校 103 µs；跨模擬工作階段（session）重複性逐位相同）。在此包絡內，以三臂配對對照設計（聲學閉環／估距置換之盲走消融／無量測固定行程之開環，同種子同目標組）驗證：不讀取任何目標世界座標之純聲學控制迴路，可驅動 UR10e 機械手臂接近隨機擺放之桌面目標——主結果為停止位置與目標位置相關 r=0.9856、停止誤差 RMSE 2.8 cm、30/30 全數由聲學觸發停止，且 90 個試驗回合（episode）之姿態稽核零違規；盲走消融組於同一管線完全失能，確認接近行為之因果來自聲學資訊而非幾何巧合。在接近能力之基礎上，本研究進一步完成端到端夾取整合：機械手臂以聲學估距決定夾取位置，夾取中心與目標位置之相關係數 r=0.9885、對位（夾爪中心與目標中心之幾何吻合）誤差 RMSE 1.9 cm，對位成功率 60% 顯著優於盲走對照之 23%（費雪精確檢定，適用小樣本之精確機率檢定，p=0.004），對位成功後之附著升舉成功率為 83%（夾持以接觸觸發之固定關節模擬，接觸偵測為物理訊號）。側向感知方面，本研究以四項獨立實驗證實現行感測器輸出不含左右方向資訊（能量差、時間差、身分欄位、接收器分組四路皆證偽），並提出以手臂運動合成多視點之多點定位演算法作為替代：自 5 個量測位置之距離交會解算目標二維座標，側向估計相關係數 r=0.960、誤差 RMSE 3.4 cm，證實側向資訊可經演算法自單軸測距恢復。研究範圍限於單一隨機種子（seed）、確定性模擬；物理摩擦夾持與實機驗證列為未來工作。</w:t>
+        <w:t>本研究在 NVIDIA Isaac Sim 6.0 之 RTX Acoustic 超音波模擬環境中，建立並驗證一套「包絡優先」之感測回授接近方法：先量測感測器在何種幾何條件下讀得到目標，再將機械手臂任務設計於已驗證之可感測包絡內。首先以 52 格「配對移除」掃描（同場景有目標與移除目標之成對量測）界定可偵測幾何包絡（36/52 可偵測；指向為主宰因子；感測器後方手臂之背景貢獻精確為零），並建立感測器量化特性（距離估計方法：取多影格平均回波波形之峰值位置，經已知距離迴歸自校之線性模型換算為距離；距離編碼之皮爾森相關係數 r=0.9994；桌面高度目標之均方根誤差（RMSE）5.3 mm；樣本週期自校 103 µs；跨模擬工作階段（session）重複性逐位相同）。在此包絡內，以三臂配對對照設計（聲學閉環／估距置換之盲走消融／無量測固定行程之開環，同種子同目標組）驗證：不讀取任何目標世界座標之純聲學控制迴路，可驅動 UR10e 機械手臂接近隨機擺放之桌面目標——主結果為停止位置與目標位置相關 r=0.9856、停止誤差 RMSE 2.8 cm、30/30 全數由聲學觸發停止，且 90 個試驗回合（episode）之姿態稽核零違規；盲走消融組於同一管線完全失能，確認接近行為之因果來自聲學資訊而非幾何巧合。在接近能力之基礎上，本研究進一步完成端到端夾取整合：機械手臂以聲學估距決定夾取位置，夾取中心與目標位置之相關係數 r=0.9885、對位（夾爪中心與目標中心之幾何吻合）誤差 RMSE 1.9 cm，對位成功率 60% 顯著優於盲走對照之 23%（費雪精確檢定，適用小樣本之精確機率檢定，p=0.004），對位成功後之附著升舉成功率為 83%（夾持以接觸觸發之固定關節模擬，接觸偵測為物理訊號）。側向感知方面，本研究以四項獨立實驗證實現行感測器輸出不含左右方向資訊（能量差、時間差、身分欄位、接收器分組四路皆證偽），並提出以手臂運動合成多視點之多點定位演算法作為替代：自 5 個量測位置之距離交會解算目標二維座標，並以完整三臂對照驗證：側向估計相關係數 r=0.950（RMSE 3.3 cm）、二維閉環接近停止誤差 RMSE 1.9 cm、盲走消融組同流程失能（15.0 cm，p&lt;0.001）——側向資訊之演算法恢復及其因果均獲驗證。研究範圍限於單一隨機種子（seed）、確定性模擬；物理摩擦夾持與實機驗證列為未來工作。</w:t>
       </w:r>
     </w:p>
     <w:p>
@@ -697,7 +697,7 @@
         </w:rPr>
       </w:pPr>
       <w:r>
-        <w:t>This thesis develops and validates an envelope-first methodology for ultrasonic sensor-feedback robotic approach in NVIDIA Isaac Sim 6.0 with the RTX Acoustic module: the sensor's detectable geometry is measured before any robot task is designed inside the validated envelope. A 52-cell paired-removal scan first maps detectability (36/52 detectable; boresight pointing dominates; the arm's background contribution behind the sensor is exactly zero), followed by a quantitative sensor datasheet (distance encoding r=0.9994; tabletop-height target RMSE 5.3 mm; self-calibrated sample period 103 µs; bit-identical repeatability across sessions). Within this envelope, a three-arm paired design (closed acoustic / blind range-substitution ablation / open fixed-stroke, matched seeds and targets) shows that a purely acoustic control loop reading no target world coordinates can drive a UR10e manipulator toward randomly placed tabletop targets: the arm-mounted main result reaches a stop-position-to-target correlation of r=0.9856 with RMSE 2.8 cm, 30/30 episodes stopped by the acoustic trigger, and zero posture-audit violations across 90 episodes, while the blind ablation fails completely on the identical pipeline — establishing acoustic information, not geometric coincidence, as the cause. Building on the approach capability, an end-to-end grasp integration is completed: the manipulator places its grasp from acoustic range estimates alone, reaching a grasp-center-to-target correlation of r=0.9885 (alignment RMSE 1.9 cm), a 60% alignment rate versus 23% for the blind ablation (Fisher's exact test, p=0.004), and an 83% attach-and-lift rate given alignment (grasp attachment is simulated by a contact-triggered fixed joint; contact detection is a physics signal). For lateral sensing, four independent experiments show the sensor output carries no left-right information (energy, timing, identity fields, and receiver grouping all falsified); a motion-synthesized multilateration algorithm recovers 2-D target position from five vantage-point ranges instead (lateral r=0.960, RMSE 3.4 cm). Scope is limited to a single simulation seed and a deterministic engine; physical friction grasping and hardware validation remain future work.</w:t>
+        <w:t>This thesis develops and validates an envelope-first methodology for ultrasonic sensor-feedback robotic approach in NVIDIA Isaac Sim 6.0 with the RTX Acoustic module: the sensor's detectable geometry is measured before any robot task is designed inside the validated envelope. A 52-cell paired-removal scan first maps detectability (36/52 detectable; boresight pointing dominates; the arm's background contribution behind the sensor is exactly zero), followed by a quantitative sensor datasheet (distance encoding r=0.9994; tabletop-height target RMSE 5.3 mm; self-calibrated sample period 103 µs; bit-identical repeatability across sessions). Within this envelope, a three-arm paired design (closed acoustic / blind range-substitution ablation / open fixed-stroke, matched seeds and targets) shows that a purely acoustic control loop reading no target world coordinates can drive a UR10e manipulator toward randomly placed tabletop targets: the arm-mounted main result reaches a stop-position-to-target correlation of r=0.9856 with RMSE 2.8 cm, 30/30 episodes stopped by the acoustic trigger, and zero posture-audit violations across 90 episodes, while the blind ablation fails completely on the identical pipeline — establishing acoustic information, not geometric coincidence, as the cause. Building on the approach capability, an end-to-end grasp integration is completed: the manipulator places its grasp from acoustic range estimates alone, reaching a grasp-center-to-target correlation of r=0.9885 (alignment RMSE 1.9 cm), a 60% alignment rate versus 23% for the blind ablation (Fisher's exact test, p=0.004), and an 83% attach-and-lift rate given alignment (grasp attachment is simulated by a contact-triggered fixed joint; contact detection is a physics signal). For lateral sensing, four independent experiments show the sensor output carries no left-right information (energy, timing, identity fields, and receiver grouping all falsified); a motion-synthesized multilateration algorithm recovers 2-D target position from five vantage-point ranges instead and validated by a full three-arm design: lateral estimation reaches r=0.950 (RMSE 3.3 cm), the 2-D closed-loop approach stops within 1.9 cm RMSE, and the blind ablation fails on the identical pipeline (15.0 cm, p&lt;0.001). Scope is limited to a single simulation seed and a deterministic engine; physical friction grasping and hardware validation remain future work.</w:t>
       </w:r>
     </w:p>
     <w:p>
@@ -1343,14 +1343,14 @@
         </w:rPr>
       </w:pPr>
       <w:r>
-        <w:t>5.4 盲走臂／開環臂對照組的角色</w:t>
+        <w:t>5.4 D2:二維多點定位與閉環接近</w:t>
         <w:tab/>
-        <w:t>69</w:t>
-      </w:r>
-    </w:p>
-    <w:p>
-      <w:pPr>
-        <w:pStyle w:val="10"/>
+        <w:t>70</w:t>
+      </w:r>
+    </w:p>
+    <w:p>
+      <w:pPr>
+        <w:pStyle w:val="20"/>
         <w:tabs>
           <w:tab w:val="right" w:leader="dot" w:pos="8642"/>
         </w:tabs>
@@ -1361,14 +1361,14 @@
         </w:rPr>
       </w:pPr>
       <w:r>
-        <w:t>第六章、討論與限制</w:t>
+        <w:t>5.5 盲走臂／開環臂對照組的角色</w:t>
         <w:tab/>
-        <w:t>70</w:t>
-      </w:r>
-    </w:p>
-    <w:p>
-      <w:pPr>
-        <w:pStyle w:val="20"/>
+        <w:t>72</w:t>
+      </w:r>
+    </w:p>
+    <w:p>
+      <w:pPr>
+        <w:pStyle w:val="10"/>
         <w:tabs>
           <w:tab w:val="right" w:leader="dot" w:pos="8642"/>
         </w:tabs>
@@ -1379,9 +1379,9 @@
         </w:rPr>
       </w:pPr>
       <w:r>
-        <w:t>6.1 實驗效度設計之討論</w:t>
+        <w:t>第六章、討論與限制</w:t>
         <w:tab/>
-        <w:t>70</w:t>
+        <w:t>73</w:t>
       </w:r>
     </w:p>
     <w:p>
@@ -1397,9 +1397,9 @@
         </w:rPr>
       </w:pPr>
       <w:r>
-        <w:t>6.2 Claim boundary（可宣稱與不可宣稱之範圍界定）</w:t>
+        <w:t>6.1 實驗效度設計之討論</w:t>
         <w:tab/>
-        <w:t>72</w:t>
+        <w:t>74</w:t>
       </w:r>
     </w:p>
     <w:p>
@@ -1415,14 +1415,14 @@
         </w:rPr>
       </w:pPr>
       <w:r>
-        <w:t>6.3 未來工作</w:t>
+        <w:t>6.2 Claim boundary（可宣稱與不可宣稱之範圍界定）</w:t>
         <w:tab/>
-        <w:t>74</w:t>
-      </w:r>
-    </w:p>
-    <w:p>
-      <w:pPr>
-        <w:pStyle w:val="10"/>
+        <w:t>75</w:t>
+      </w:r>
+    </w:p>
+    <w:p>
+      <w:pPr>
+        <w:pStyle w:val="20"/>
         <w:rPr>
           <w:rFonts w:asciiTheme="minorHAnsi" w:eastAsiaTheme="minorEastAsia" w:hAnsiTheme="minorHAnsi" w:cstheme="minorBidi"/>
           <w:color w:val="auto"/>
@@ -1431,9 +1431,27 @@
         </w:rPr>
       </w:pPr>
       <w:r>
+        <w:t>6.3 未來工作</w:t>
+        <w:tab/>
+        <w:t>77</w:t>
+      </w:r>
+    </w:p>
+    <w:p>
+      <w:pPr>
+        <w:pStyle w:val="10"/>
+        <w:tabs>
+          <w:tab w:val="right" w:leader="dot" w:pos="8642"/>
+        </w:tabs>
+        <w:rPr>
+          <w:rFonts w:asciiTheme="minorHAnsi" w:eastAsiaTheme="minorEastAsia" w:hAnsiTheme="minorHAnsi" w:cstheme="minorBidi"/>
+          <w:noProof/>
+          <w:szCs w:val="22"/>
+        </w:rPr>
+      </w:pPr>
+      <w:r>
         <w:t>參考文獻</w:t>
         <w:tab/>
-        <w:t>77</w:t>
+        <w:t>80</w:t>
       </w:r>
     </w:p>
     <w:p>
@@ -1630,7 +1648,7 @@
         <w:pStyle w:val="Content"/>
       </w:pPr>
       <w:r>
-        <w:t>貢獻四（側向感知之證偽與演算法恢復）：以四項獨立實驗系統性證偽感測器原生輸出之側向資訊（能量差、時間差、身分欄位、接收器分組），並以手臂運動合成多視點之多點定位演算法恢復目標二維座標（側向相關係數 r=0.960），示範「感測器單一能力 × 運動自由度」之演算法補償路徑。</w:t>
+        <w:t>貢獻四（側向感知之證偽與演算法恢復）：以四項獨立實驗系統性證偽感測器原生輸出之側向資訊（能量差、時間差、身分欄位、接收器分組），並以手臂運動合成多視點之多點定位演算法恢復目標二維座標，並經完整三臂對照驗證（側向 r=0.950、二維閉環停止誤差 RMSE 1.9 cm、消融組失能 p&lt;0.001），示範「感測器單一能力 × 運動自由度」之演算法補償路徑。</w:t>
       </w:r>
     </w:p>
     <w:p>
@@ -2687,6 +2705,14 @@
     <w:p>
       <w:pPr>
         <w:pStyle w:val="Content"/>
+      </w:pPr>
+      <w:r>
+        <w:t>邊界修正後之複驗：依上段記錄之修正方向，本研究將目標走廊上限自 1.20 m 縮至 1.15 m（縮減量計入「夾取進場點為估計值、可能比真實目標再遠約 2 cm」之估計誤差裕度），以全新輸出目錄完整重跑三臂各 30 回合（原始數據原樣保留）。複驗結果四項判準全數通過：對位追蹤 r=0.978、對位率 80%（24/30）對盲走臂 33%（費雪精確檢定 p&lt;0.001）、對位後升舉成功率 79%、90 回合姿態與感測器位姿稽核零違規且無任何逆向運動學失敗。首輪之不通過與複驗之通過共同構成一組完整的失效—歸因—修正—驗證紀錄：判準未通過時不放寬判準，而是修正實驗設計中被證實錯估的物理邊界，再以完整重跑驗證修正有效。</w:t>
+      </w:r>
+    </w:p>
+    <w:p>
+      <w:pPr>
+        <w:pStyle w:val="Content"/>
         <w:jc w:val="center"/>
       </w:pPr>
       <w:r>
@@ -2920,7 +2946,262 @@
         <w:pStyle w:val="Header2"/>
       </w:pPr>
       <w:r>
-        <w:t>5.4 盲走臂／開環臂對照組的角色</w:t>
+        <w:t>5.4 D2:二維多點定位與閉環接近</w:t>
+      </w:r>
+    </w:p>
+    <w:p>
+      <w:pPr>
+        <w:pStyle w:val="Content"/>
+      </w:pPr>
+      <w:r>
+        <w:t>在一維任務鏈完成後,本研究將第四章側向證偽之負結果轉化為演算法問題:感測器單次量測雖無左右資訊,但手臂可以移動——自多個已知量測位置分別取得與目標之距離,以幾何交會即可解算目標之二維座標(多點定位,文獻脈絡見 2.7 節)。實驗代號 D2,其程序為:每回合目標隨機置於縱向 1.00–1.18 m、側向 ±0.15 m 之二維範圍;聲學臂先執行掃描——手臂沿側向依序移至五個量測位置(橫向基線 0.30 m),於每一位置量測一次距離;五筆距離以最小平方法解算圓交會,得到目標之二維座標估計;隨後沿估計方位逐步接近,每步照常量測距離、估距小於預定停止距離即停。盲走臂執行完全相同之掃描與接近流程(量測成本保留),但全部估距在進入定位計算前即被置換為無窮大——定位因此無解,只能沿正前方直走至護欄;開環臂不量測,直接走至固定名義點。三臂各 30 回合、同種子配對。</w:t>
+      </w:r>
+    </w:p>
+    <w:p>
+      <w:pPr>
+        <w:pStyle w:val="Content"/>
+      </w:pPr>
+      <w:r>
+        <w:t>D2 結果(四項預先寫定判準全數通過):聲學臂之二維定位估計中,縱向估計與真實值之相關係數 r=0.979(誤差均方根 1.2 cm)、側向估計 r=0.950(誤差均方根 3.3 cm)——側向資訊確實被演算法自單軸測距恢復;二維停止誤差(停止點與目標之平面距離對預定停止距離之偏差)均方根 1.9 cm,30 回合全數由聲學觸發停止;盲走臂之二維停止誤差均方根 15.0 cm(Welch t 檢定 t=−12.1、p&lt;0.001),開環臂為 5.5 cm;三臂共 90 回合(含側向移動之全部控制步)姿態與感測器位姿稽核零違規。此實驗使本研究之因果鏈閉合為一個完整迴路:第四章證明感測器原生輸出無側向資訊(負結果),第五章證明該資訊可由「運動合成多視點」之演算法恢復並驅動二維閉環(正結果)——負結果界定了問題,正結果回答了問題,兩者在同一組硬體限制下互為因果。</w:t>
+      </w:r>
+    </w:p>
+    <w:p>
+      <w:pPr>
+        <w:pStyle w:val="Content"/>
+        <w:jc w:val="center"/>
+      </w:pPr>
+      <w:r>
+        <w:t>表5.3  D2 三臂對照(二維定位與停止誤差)</w:t>
+      </w:r>
+    </w:p>
+    <w:tbl>
+      <w:tblPr>
+        <w:tblW w:type="auto" w:w="0"/>
+        <w:tblLook w:firstColumn="1" w:firstRow="1" w:lastColumn="0" w:lastRow="0" w:noHBand="0" w:noVBand="1" w:val="04A0"/>
+      </w:tblPr>
+      <w:tblGrid>
+        <w:gridCol w:w="1730"/>
+        <w:gridCol w:w="1730"/>
+        <w:gridCol w:w="1730"/>
+        <w:gridCol w:w="1730"/>
+        <w:gridCol w:w="1730"/>
+      </w:tblGrid>
+      <w:tr>
+        <w:tc>
+          <w:tcPr>
+            <w:tcW w:type="dxa" w:w="1730"/>
+          </w:tcPr>
+          <w:p>
+            <w:r>
+              <w:t>臂</w:t>
+            </w:r>
+          </w:p>
+        </w:tc>
+        <w:tc>
+          <w:tcPr>
+            <w:tcW w:type="dxa" w:w="1730"/>
+          </w:tcPr>
+          <w:p>
+            <w:r>
+              <w:t>側向定位 r(ŷ, y)</w:t>
+            </w:r>
+          </w:p>
+        </w:tc>
+        <w:tc>
+          <w:tcPr>
+            <w:tcW w:type="dxa" w:w="1730"/>
+          </w:tcPr>
+          <w:p>
+            <w:r>
+              <w:t>二維停止誤差 RMSE</w:t>
+            </w:r>
+          </w:p>
+        </w:tc>
+        <w:tc>
+          <w:tcPr>
+            <w:tcW w:type="dxa" w:w="1730"/>
+          </w:tcPr>
+          <w:p>
+            <w:r>
+              <w:t>終止方式</w:t>
+            </w:r>
+          </w:p>
+        </w:tc>
+        <w:tc>
+          <w:tcPr>
+            <w:tcW w:type="dxa" w:w="1730"/>
+          </w:tcPr>
+          <w:p>
+            <w:r>
+              <w:t>無效回合</w:t>
+            </w:r>
+          </w:p>
+        </w:tc>
+      </w:tr>
+      <w:tr>
+        <w:tc>
+          <w:tcPr>
+            <w:tcW w:type="dxa" w:w="1730"/>
+          </w:tcPr>
+          <w:p>
+            <w:r>
+              <w:t>聲學臂</w:t>
+            </w:r>
+          </w:p>
+        </w:tc>
+        <w:tc>
+          <w:tcPr>
+            <w:tcW w:type="dxa" w:w="1730"/>
+          </w:tcPr>
+          <w:p>
+            <w:r>
+              <w:t>0.950(RMSE 3.3 cm)</w:t>
+            </w:r>
+          </w:p>
+        </w:tc>
+        <w:tc>
+          <w:tcPr>
+            <w:tcW w:type="dxa" w:w="1730"/>
+          </w:tcPr>
+          <w:p>
+            <w:r>
+              <w:t>1.9 cm</w:t>
+            </w:r>
+          </w:p>
+        </w:tc>
+        <w:tc>
+          <w:tcPr>
+            <w:tcW w:type="dxa" w:w="1730"/>
+          </w:tcPr>
+          <w:p>
+            <w:r>
+              <w:t>30/30 聲學觸發</w:t>
+            </w:r>
+          </w:p>
+        </w:tc>
+        <w:tc>
+          <w:tcPr>
+            <w:tcW w:type="dxa" w:w="1730"/>
+          </w:tcPr>
+          <w:p>
+            <w:r>
+              <w:t>0</w:t>
+            </w:r>
+          </w:p>
+        </w:tc>
+      </w:tr>
+      <w:tr>
+        <w:tc>
+          <w:tcPr>
+            <w:tcW w:type="dxa" w:w="1730"/>
+          </w:tcPr>
+          <w:p>
+            <w:r>
+              <w:t>盲走臂</w:t>
+            </w:r>
+          </w:p>
+        </w:tc>
+        <w:tc>
+          <w:tcPr>
+            <w:tcW w:type="dxa" w:w="1730"/>
+          </w:tcPr>
+          <w:p>
+            <w:r>
+              <w:t>—(定位無解)</w:t>
+            </w:r>
+          </w:p>
+        </w:tc>
+        <w:tc>
+          <w:tcPr>
+            <w:tcW w:type="dxa" w:w="1730"/>
+          </w:tcPr>
+          <w:p>
+            <w:r>
+              <w:t>15.0 cm</w:t>
+            </w:r>
+          </w:p>
+        </w:tc>
+        <w:tc>
+          <w:tcPr>
+            <w:tcW w:type="dxa" w:w="1730"/>
+          </w:tcPr>
+          <w:p>
+            <w:r>
+              <w:t>30/30 撞護欄</w:t>
+            </w:r>
+          </w:p>
+        </w:tc>
+        <w:tc>
+          <w:tcPr>
+            <w:tcW w:type="dxa" w:w="1730"/>
+          </w:tcPr>
+          <w:p>
+            <w:r>
+              <w:t>0</w:t>
+            </w:r>
+          </w:p>
+        </w:tc>
+      </w:tr>
+      <w:tr>
+        <w:tc>
+          <w:tcPr>
+            <w:tcW w:type="dxa" w:w="1730"/>
+          </w:tcPr>
+          <w:p>
+            <w:r>
+              <w:t>開環臂</w:t>
+            </w:r>
+          </w:p>
+        </w:tc>
+        <w:tc>
+          <w:tcPr>
+            <w:tcW w:type="dxa" w:w="1730"/>
+          </w:tcPr>
+          <w:p>
+            <w:r>
+              <w:t>—(不量測)</w:t>
+            </w:r>
+          </w:p>
+        </w:tc>
+        <w:tc>
+          <w:tcPr>
+            <w:tcW w:type="dxa" w:w="1730"/>
+          </w:tcPr>
+          <w:p>
+            <w:r>
+              <w:t>5.5 cm</w:t>
+            </w:r>
+          </w:p>
+        </w:tc>
+        <w:tc>
+          <w:tcPr>
+            <w:tcW w:type="dxa" w:w="1730"/>
+          </w:tcPr>
+          <w:p>
+            <w:r>
+              <w:t>固定停點</w:t>
+            </w:r>
+          </w:p>
+        </w:tc>
+        <w:tc>
+          <w:tcPr>
+            <w:tcW w:type="dxa" w:w="1730"/>
+          </w:tcPr>
+          <w:p>
+            <w:r>
+              <w:t>0</w:t>
+            </w:r>
+          </w:p>
+        </w:tc>
+      </w:tr>
+    </w:tbl>
+    <w:p/>
+    <w:p>
+      <w:pPr>
+        <w:pStyle w:val="Header2"/>
+      </w:pPr>
+      <w:r>
+        <w:t>5.5 盲走臂／開環臂對照組的角色</w:t>
       </w:r>
     </w:p>
     <w:p>
@@ -2984,7 +3265,7 @@
         <w:pStyle w:val="Content"/>
       </w:pPr>
       <w:r>
-        <w:t>本研究可宣稱之結論如下：其一，純聲學閉環控制迴路（全程不讀取目標之真實世界座標）可驅動 UR10e 機械手臂接近隨機擺放於桌面之目標，停止誤差達 2.8 cm 均方根誤差、30 個試驗回合全數成功，此結果經三臂資訊消融對照與逐步姿態稽核驗證（驗證範圍為模擬環境、單一隨機種子系列、確定性物理引擎）；其二，聲學閉環可進一步完成端到端夾取對位（夾取中心與目標相關係數 r=0.9885、對位誤差均方根 1.9 cm、對位率顯著優於盲走對照），且對位成功後之接觸觸發附著升舉成功率為 83%；其三，本研究建立之 WPM 感測包絡系統性量測方法（52 格配對移除掃描、36/52 可偵測）提供了一套可重複之感測器擺位設計規範，感測器距離編碼之量化特性表亦已建立（相關係數 r=0.9994，桌面高度目標之均方根誤差為 5.3 mm）；其四，側向資訊可經手臂運動合成之多點定位演算法自單軸測距恢復（十三個已知位置之驗證中，側向估計相關係數 r=0.960、誤差均方根 3.4 cm）；其五，本研究對失效機制提供了實證歸因（腕載聲影、側向四重證偽、頻率參數無效），並提出可推廣之三臂對照實驗效度設計。</w:t>
+        <w:t>本研究可宣稱之結論如下：其一，純聲學閉環控制迴路（全程不讀取目標之真實世界座標）可驅動 UR10e 機械手臂接近隨機擺放於桌面之目標，停止誤差達 2.8 cm 均方根誤差、30 個試驗回合全數成功，此結果經三臂資訊消融對照與逐步姿態稽核驗證（驗證範圍為模擬環境、單一隨機種子系列、確定性物理引擎）；其二，聲學閉環可進一步完成端到端夾取對位（夾取中心與目標相關係數 r=0.9885、對位誤差均方根 1.9 cm、對位率顯著優於盲走對照），且對位成功後之接觸觸發附著升舉成功率為 83%；其三，本研究建立之 WPM 感測包絡系統性量測方法（52 格配對移除掃描、36/52 可偵測）提供了一套可重複之感測器擺位設計規範，感測器距離編碼之量化特性表亦已建立（相關係數 r=0.9994，桌面高度目標之均方根誤差為 5.3 mm）；其四，側向資訊可經手臂運動合成之多點定位演算法自單軸測距恢復且經完整三臂對照驗證（側向估計 r=0.950、二維閉環停止誤差均方根 1.9 cm、盲走消融失能、90 回合稽核零違規，詳見 5.4 節）；其五，本研究對失效機制提供了實證歸因（腕載聲影、側向四重證偽、頻率參數無效），並提出可推廣之三臂對照實驗效度設計。</w:t>
       </w:r>
     </w:p>
     <w:p>
@@ -3016,7 +3297,7 @@
         <w:pStyle w:val="Content"/>
       </w:pPr>
       <w:r>
-        <w:t>多點定位之完整對照實驗：側向感知之感測器原生路徑已於本研究四重證偽（含「將兩接收器分編為獨立群組」之組態實驗，詳見 4.3 節），而多點定位演算法之可行性探針已通過（側向相關係數 r=0.960）。未來工作為將此定位能力納入完整之三臂對照閉環實驗：目標同時隨機分佈於前向與側向、聲學臂以五視點定位後執行二維接近、盲走臂與開環臂如常對照，以資訊消融確認二維接近之因果同樣來自聲學。此實驗之場景、判準與誤差預算均已設計完成，惟執行與分析尚待進行。</w:t>
+        <w:t>二維夾取與動態目標：二維定位與閉環接近已於 5.4 節完成驗證，但側向定位誤差（3.3 cm）尚大於夾取對位之物理容差（約 ±1.5 cm），二維場景之夾取整合需先壓低側向誤差，可行方向包括增加量測視點數、加大橫向基線、或以學習式模型融合完整波形資訊。動態目標追蹤則可利用接近路徑本身之視點多樣性：手臂沿斜線接近時，每一步位置都是一個新的量測視點，以滑動窗口對最近數步之距離量測持續執行圓交會，方位估計即可邊走邊更新——此擴充不需任何新感測能力，屬純演算法升級，其對照實驗設計可沿用本研究之三臂框架。</w:t>
       </w:r>
     </w:p>
     <w:p>

--- a/thesis/THESIS_DRAFT_FCU_v2.docx
+++ b/thesis/THESIS_DRAFT_FCU_v2.docx
@@ -1345,7 +1345,7 @@
       <w:r>
         <w:t>5.4 D2:二維多點定位與閉環接近</w:t>
         <w:tab/>
-        <w:t>70</w:t>
+        <w:t>71</w:t>
       </w:r>
     </w:p>
     <w:p>
@@ -1363,7 +1363,7 @@
       <w:r>
         <w:t>5.5 盲走臂／開環臂對照組的角色</w:t>
         <w:tab/>
-        <w:t>72</w:t>
+        <w:t>73</w:t>
       </w:r>
     </w:p>
     <w:p>
@@ -1381,7 +1381,7 @@
       <w:r>
         <w:t>第六章、討論與限制</w:t>
         <w:tab/>
-        <w:t>73</w:t>
+        <w:t>74</w:t>
       </w:r>
     </w:p>
     <w:p>
@@ -1417,7 +1417,7 @@
       <w:r>
         <w:t>6.2 Claim boundary（可宣稱與不可宣稱之範圍界定）</w:t>
         <w:tab/>
-        <w:t>75</w:t>
+        <w:t>76</w:t>
       </w:r>
     </w:p>
     <w:p>
@@ -1433,7 +1433,7 @@
       <w:r>
         <w:t>6.3 未來工作</w:t>
         <w:tab/>
-        <w:t>77</w:t>
+        <w:t>78</w:t>
       </w:r>
     </w:p>
     <w:p>
@@ -1451,7 +1451,7 @@
       <w:r>
         <w:t>參考文獻</w:t>
         <w:tab/>
-        <w:t>80</w:t>
+        <w:t>81</w:t>
       </w:r>
     </w:p>
     <w:p>
@@ -2713,6 +2713,14 @@
     <w:p>
       <w:pPr>
         <w:pStyle w:val="Content"/>
+      </w:pPr>
+      <w:r>
+        <w:t>對位成功而升舉未成之回合（首輪 3/18、複驗 5/24）之機制亦經逐回合檢視：此類回合之逆向運動學求解全部正常，失敗集中於對位誤差靠近容差邊緣者（複驗中升舉失敗回合之對位誤差絕對值平均 1.4 cm，升舉成功回合平均 0.9 cm，且失敗回合之誤差方向一致為停短方向）。其機制為：判定對位成功之統計容差（±2 cm）略寬於夾爪之物理捕捉窗（偏移掃描實測約 ±1.5 cm），落於兩者縫隙內之回合在判準上屬對位成功，夾爪閉合時卻未能形成穩定咬合、附著不成立。此縫隙屬容差設定與夾爪幾何之工程議題，與聲學對位能力無關；本文據此將對位率與升舉成功率分開陳報之做法，亦使此一機制得以被獨立觀察而非被單一總成功率掩蓋。</w:t>
+      </w:r>
+    </w:p>
+    <w:p>
+      <w:pPr>
+        <w:pStyle w:val="Content"/>
         <w:jc w:val="center"/>
       </w:pPr>
       <w:r>
@@ -3273,7 +3281,7 @@
         <w:pStyle w:val="Content"/>
       </w:pPr>
       <w:r>
-        <w:t>本研究不可宣稱之結論包括：物理摩擦夾持能力（本研究之夾持以接觸觸發之固定關節模擬，夾爪指墊摩擦之保真度限制詳見 5.3 節，實體夾爪之夾持表現未經驗證）；單次量測內之側向感知能力（第四章 4.3 節已以四項實驗證偽；多點定位為多次量測之演算法恢復，且其完整三臂對照實驗尚未執行）；任何部署級或實機環境下之效能表現；預定停止距離 0.35 m 以內之聲學控制（桌面高度目標之距離編碼已知於 0.32 m 以內失效，夾取階段於此範圍內採停止當下估距之一次性推算，不宣稱該範圍內之閉環量測能力）；以及跨隨機種子之統計穩健性（本研究為單一隨機種子之確定性模擬，尚未驗證於不同隨機種子下之表現一致性）。</w:t>
+        <w:t>本研究不可宣稱之結論包括：物理摩擦夾持能力（本研究之夾持以接觸觸發之固定關節模擬，夾爪指墊摩擦之保真度限制詳見 5.3 節，實體夾爪之夾持表現未經驗證）；單次量測內之側向感知能力（第四章 4.3 節已以四項實驗證偽；5.4 節之側向資訊係以多次量測之演算法合成恢復，不代表感測器單次輸出本身含有側向資訊）；任何部署級或實機環境下之效能表現；預定停止距離 0.35 m 以內之聲學控制（桌面高度目標之距離編碼已知於 0.32 m 以內失效，夾取階段於此範圍內採停止當下估距之一次性推算，不宣稱該範圍內之閉環量測能力）；以及跨隨機種子之統計穩健性（本研究為單一隨機種子之確定性模擬，尚未驗證於不同隨機種子下之表現一致性）。</w:t>
       </w:r>
     </w:p>
     <w:p>
@@ -3289,7 +3297,7 @@
         <w:pStyle w:val="Content"/>
       </w:pPr>
       <w:r>
-        <w:t>夾持物理保真度與姿態全淨之補完：本研究之端到端夾取已驗證聲學對位能力（5.3 節），但夾爪指墊之摩擦夾持受模擬器保真度限制而以附著機制替代，且工作走廊最遠端存在升舉階段之運動學可達性邊界（3/90 個回合受影響）。未來工作一為在後續版本模擬器或實體夾爪上重新檢驗摩擦夾持，二為以縮減之走廊範圍重新執行對照實驗，使四項判準全數通過。</w:t>
+        <w:t>夾持物理保真度之補完：本研究之端到端夾取已驗證聲學對位能力，首輪暴露之升舉階段運動學可達性邊界亦已由縮減走廊之複驗修正、四項判準全數通過（5.3 節）；惟兩項工程議題仍待補完。其一，夾爪指墊之摩擦夾持受模擬器保真度限制而以接觸觸發之附著機制替代，未來工作為在後續版本模擬器或實體夾爪上重新檢驗摩擦夾持；其二，對位成功之回合中仍有約二成因對位誤差落於統計容差（±2 cm）與物理捕捉窗（約 ±1.5 cm）之間之縫隙而未能咬合（機制分析見 5.3 節），未來工作為收緊對位容差或調整夾爪指墊幾何以加寬捕捉窗，消除此一判準與物理之縫隙。</w:t>
       </w:r>
     </w:p>
     <w:p>

--- a/thesis/THESIS_DRAFT_FCU_v2.docx
+++ b/thesis/THESIS_DRAFT_FCU_v2.docx
@@ -1,6 +1,6 @@
 
 <file path=word/document.xml><?xml version="1.0" encoding="utf-8"?>
-<w:document xmlns:wpc="http://schemas.microsoft.com/office/word/2010/wordprocessingCanvas" xmlns:cx="http://schemas.microsoft.com/office/drawing/2014/chartex" xmlns:mc="http://schemas.openxmlformats.org/markup-compatibility/2006" xmlns:o="urn:schemas-microsoft-com:office:office" xmlns:r="http://schemas.openxmlformats.org/officeDocument/2006/relationships" xmlns:m="http://schemas.openxmlformats.org/officeDocument/2006/math" xmlns:v="urn:schemas-microsoft-com:vml" xmlns:wp14="http://schemas.microsoft.com/office/word/2010/wordprocessingDrawing" xmlns:wp="http://schemas.openxmlformats.org/drawingml/2006/wordprocessingDrawing" xmlns:w10="urn:schemas-microsoft-com:office:word" xmlns:w="http://schemas.openxmlformats.org/wordprocessingml/2006/main" xmlns:w14="http://schemas.microsoft.com/office/word/2010/wordml" xmlns:w15="http://schemas.microsoft.com/office/word/2012/wordml" xmlns:w16se="http://schemas.microsoft.com/office/word/2015/wordml/symex" xmlns:wpg="http://schemas.microsoft.com/office/word/2010/wordprocessingGroup" xmlns:wpi="http://schemas.microsoft.com/office/word/2010/wordprocessingInk" xmlns:wne="http://schemas.microsoft.com/office/word/2006/wordml" xmlns:wps="http://schemas.microsoft.com/office/word/2010/wordprocessingShape" mc:Ignorable="w14 w15 w16se wp14">
+<w:document xmlns:ns1="http://schemas.openxmlformats.org/markup-compatibility/2006" xmlns:r="http://schemas.openxmlformats.org/officeDocument/2006/relationships" xmlns:w="http://schemas.openxmlformats.org/wordprocessingml/2006/main" ns1:Ignorable="w14 w15 w16se wp14">
   <w:body>
     <w:p>
       <w:pPr>
@@ -635,7 +635,105 @@
         </w:rPr>
       </w:pPr>
       <w:r>
-        <w:t>本研究在 NVIDIA Isaac Sim 6.0 之 RTX Acoustic 超音波模擬環境中，建立並驗證一套「包絡優先」之感測回授接近方法：先量測感測器在何種幾何條件下讀得到目標，再將機械手臂任務設計於已驗證之可感測包絡內。首先以 52 格「配對移除」掃描（同場景有目標與移除目標之成對量測）界定可偵測幾何包絡（36/52 可偵測；指向為主宰因子；感測器後方手臂之背景貢獻精確為零），並建立感測器量化特性（距離估計方法：取多影格平均回波波形之峰值位置，經已知距離迴歸自校之線性模型換算為距離；距離編碼之皮爾森相關係數 r=0.9994；桌面高度目標之均方根誤差（RMSE）5.3 mm；樣本週期自校 103 µs；跨模擬工作階段（session）重複性逐位相同）。在此包絡內，以三臂配對對照設計（聲學閉環／估距置換之盲走消融／無量測固定行程之開環，同種子同目標組）驗證：不讀取任何目標世界座標之純聲學控制迴路，可驅動 UR10e 機械手臂接近隨機擺放之桌面目標——主結果為停止位置與目標位置相關 r=0.9856、停止誤差 RMSE 2.8 cm、30/30 全數由聲學觸發停止，且 90 個試驗回合（episode）之姿態稽核零違規；盲走消融組於同一管線完全失能，確認接近行為之因果來自聲學資訊而非幾何巧合。在接近能力之基礎上，本研究進一步完成端到端夾取整合：機械手臂以聲學估距決定夾取位置，夾取中心與目標位置之相關係數 r=0.9885、對位（夾爪中心與目標中心之幾何吻合）誤差 RMSE 1.9 cm，對位成功率 60% 顯著優於盲走對照之 23%（費雪精確檢定，適用小樣本之精確機率檢定，p=0.004），對位成功後之附著升舉成功率為 83%（夾持以接觸觸發之固定關節模擬，接觸偵測為物理訊號）。側向感知方面，本研究以四項獨立實驗證實現行感測器輸出不含左右方向資訊（能量差、時間差、身分欄位、接收器分組四路皆證偽），並提出以手臂運動合成多視點之多點定位演算法作為替代：自 5 個量測位置之距離交會解算目標二維座標，並以完整三臂對照驗證：側向估計相關係數 r=0.950（RMSE 3.3 cm）、二維閉環接近停止誤差 RMSE 1.9 cm、盲走消融組同流程失能（15.0 cm，p&lt;0.001）——側向資訊之演算法恢復及其因果均獲驗證。研究範圍限於單一隨機種子（seed）、確定性模擬；物理摩擦夾持與實機驗證列為未來工作。</w:t>
+        <w:t>本研究於 NVIDIA Isaac Sim 6.0 機器人模擬平台之 RTX Acoustic 超音波感測模組中，建立並驗證一套</w:t>
+      </w:r>
+      <w:commentRangeStart w:id="0"/>
+      <w:r>
+        <w:t>「包絡優先」之感測回授接近方法</w:t>
+      </w:r>
+      <w:commentRangeEnd w:id="0"/>
+      <w:r>
+        <w:rPr>
+          <w:rStyle w:val="CommentReference"/>
+        </w:rPr>
+        <w:commentReference w:id="0"/>
+      </w:r>
+      <w:r>
+        <w:t>：先量測感測器在何種幾何條件下讀得到目標，再將機械手臂任務設計於已驗證之可感測範圍（感測包絡）內。感測特性方面，以</w:t>
+      </w:r>
+      <w:commentRangeStart w:id="1"/>
+      <w:r>
+        <w:t>五十二格「配對移除」掃描</w:t>
+      </w:r>
+      <w:commentRangeEnd w:id="1"/>
+      <w:r>
+        <w:rPr>
+          <w:rStyle w:val="CommentReference"/>
+        </w:rPr>
+        <w:commentReference w:id="1"/>
+      </w:r>
+      <w:r>
+        <w:t>——同姿態下先量測有目標之波形，再將目標自場景移除後量測背景——界定可偵測包絡：五十二格中三十六格可偵測，指向角度為主宰因子，感測器後方手臂對前向偵測路徑之貢獻為零。距離由多影格平均回波之峰值位置，經已知距離線性自校後換算；視軸距離編碼之皮爾森相關係數 r＝0.9994，桌面高度目標之均方根誤差（RMSE）為 5.3 mm。在此包絡內，</w:t>
+      </w:r>
+      <w:commentRangeStart w:id="2"/>
+      <w:r>
+        <w:t>以三組對照臂（以下簡稱三臂）驗證純聲學閉環</w:t>
+      </w:r>
+      <w:commentRangeEnd w:id="2"/>
+      <w:r>
+        <w:rPr>
+          <w:rStyle w:val="CommentReference"/>
+        </w:rPr>
+        <w:commentReference w:id="2"/>
+      </w:r>
+      <w:r>
+        <w:t>：聲學臂依估距決定停止；盲走臂保留相同量測程序，但將估距置換為無資訊值（資訊消融對照）；開環臂完全不量測，僅執行固定行程。三臂使用相同隨機種子與相同目標組。主結果（感測器掛載於 UR10e 六軸機械手臂）顯示：控制器不讀取目標之真實世界座標時，</w:t>
+      </w:r>
+      <w:commentRangeStart w:id="3"/>
+      <w:r>
+        <w:t>停止位置與目標位置之相關 r＝0.9856</w:t>
+      </w:r>
+      <w:commentRangeEnd w:id="3"/>
+      <w:r>
+        <w:rPr>
+          <w:rStyle w:val="CommentReference"/>
+        </w:rPr>
+        <w:commentReference w:id="3"/>
+      </w:r>
+      <w:r>
+        <w:t>、停止誤差 RMSE 2.8 cm，三十個試驗回合全數由聲學條件觸發停止，九十回合姿態稽核零違規；盲走臂於同一管線完全失能，確認接近行為來自聲學資訊，而非場景幾何巧合。在接近能力成立後，進一步完成端到端夾取：以聲學估距決定夾取位置，夾取中心與目標之相關 r＝0.9885，對位（夾爪中心與目標中心水平吻合）誤差 RMSE 1.9 cm；對位成功率 60% 顯著優於盲走對照之 23%（費雪精確檢定 p＝0.004）；對位成功後之升舉成功率為 83%。</w:t>
+      </w:r>
+      <w:commentRangeStart w:id="4"/>
+      <w:r>
+        <w:t>夾持於模擬器中以接觸觸發之附著機制實現</w:t>
+      </w:r>
+      <w:commentRangeEnd w:id="4"/>
+      <w:r>
+        <w:rPr>
+          <w:rStyle w:val="CommentReference"/>
+        </w:rPr>
+        <w:commentReference w:id="4"/>
+      </w:r>
+      <w:r>
+        <w:t>，本文不宣稱物理摩擦夾持。側向（左右）感知方面，</w:t>
+      </w:r>
+      <w:commentRangeStart w:id="5"/>
+      <w:r>
+        <w:t>四項獨立實驗均顯示感測器單次輸出不含左右方向資訊</w:t>
+      </w:r>
+      <w:commentRangeEnd w:id="5"/>
+      <w:r>
+        <w:rPr>
+          <w:rStyle w:val="CommentReference"/>
+        </w:rPr>
+        <w:commentReference w:id="5"/>
+      </w:r>
+      <w:r>
+        <w:t>；改以手臂移至五個量測位置，由距離交會（多點定位）恢復目標二維座標，並經完整三臂驗證：側向估計 r＝0.950（RMSE 3.3 cm），二維閉環停止誤差 RMSE 1.9 cm，盲走臂同流程失能（15.0 cm，p＜0.001）。</w:t>
+      </w:r>
+      <w:commentRangeStart w:id="6"/>
+      <w:r>
+        <w:t>研究範圍限於單一隨機種子與確定性模擬引擎</w:t>
+      </w:r>
+      <w:commentRangeEnd w:id="6"/>
+      <w:r>
+        <w:rPr>
+          <w:rStyle w:val="CommentReference"/>
+        </w:rPr>
+        <w:commentReference w:id="6"/>
+      </w:r>
+      <w:r>
+        <w:t>；摩擦夾持與實機驗證列為未來工作。</w:t>
       </w:r>
     </w:p>
     <w:p>
@@ -697,7 +795,7 @@
         </w:rPr>
       </w:pPr>
       <w:r>
-        <w:t>This thesis develops and validates an envelope-first methodology for ultrasonic sensor-feedback robotic approach in NVIDIA Isaac Sim 6.0 with the RTX Acoustic module: the sensor's detectable geometry is measured before any robot task is designed inside the validated envelope. A 52-cell paired-removal scan first maps detectability (36/52 detectable; boresight pointing dominates; the arm's background contribution behind the sensor is exactly zero), followed by a quantitative sensor datasheet (distance encoding r=0.9994; tabletop-height target RMSE 5.3 mm; self-calibrated sample period 103 µs; bit-identical repeatability across sessions). Within this envelope, a three-arm paired design (closed acoustic / blind range-substitution ablation / open fixed-stroke, matched seeds and targets) shows that a purely acoustic control loop reading no target world coordinates can drive a UR10e manipulator toward randomly placed tabletop targets: the arm-mounted main result reaches a stop-position-to-target correlation of r=0.9856 with RMSE 2.8 cm, 30/30 episodes stopped by the acoustic trigger, and zero posture-audit violations across 90 episodes, while the blind ablation fails completely on the identical pipeline — establishing acoustic information, not geometric coincidence, as the cause. Building on the approach capability, an end-to-end grasp integration is completed: the manipulator places its grasp from acoustic range estimates alone, reaching a grasp-center-to-target correlation of r=0.9885 (alignment RMSE 1.9 cm), a 60% alignment rate versus 23% for the blind ablation (Fisher's exact test, p=0.004), and an 83% attach-and-lift rate given alignment (grasp attachment is simulated by a contact-triggered fixed joint; contact detection is a physics signal). For lateral sensing, four independent experiments show the sensor output carries no left-right information (energy, timing, identity fields, and receiver grouping all falsified); a motion-synthesized multilateration algorithm recovers 2-D target position from five vantage-point ranges instead and validated by a full three-arm design: lateral estimation reaches r=0.950 (RMSE 3.3 cm), the 2-D closed-loop approach stops within 1.9 cm RMSE, and the blind ablation fails on the identical pipeline (15.0 cm, p&lt;0.001). Scope is limited to a single simulation seed and a deterministic engine; physical friction grasping and hardware validation remain future work.</w:t>
+        <w:t>This thesis develops and validates an envelope-first methodology for ultrasonic sensor-feedback robotic approach in NVIDIA Isaac Sim 6.0 with the RTX Acoustic module. The method first measures under which geometries the sensor can detect a target, then places the manipulator task only inside that validated sensing envelope. A fifty-two-cell paired-removal scan—measuring the scene with the target present, then again after physically removing the target—maps detectability: thirty-six of fifty-two cells are detectable, pointing angle dominates, and an arm behind the sensor contributes nothing to the forward path. Distance is obtained from the peak location of a multi-frame averaged echo after linear self-calibration on known ranges (boresight encoding r=0.9994; tabletop-height target RMSE 5.3 mm). Inside this envelope, a three-arm design tests a purely acoustic closed loop: the acoustic arm stops on estimated range; the blind arm keeps the same measurement pipeline but replaces range with a non-informative value (information ablation); the open arm measures nothing and follows a fixed stroke. Arms share seeds and targets. With the sensor on a UR10e arm, and without reading target world coordinates, stop position correlates with the target at r=0.9856 (RMSE 2.8 cm); all thirty trials stop on the acoustic trigger, with zero posture violations across ninety trials. The blind arm fails on the same pipeline, so success is attributable to acoustic information rather than scene geometry. An end-to-end grasp stage then places the gripper from acoustic range alone (grasp-center-to-target r=0.9885; alignment RMSE 1.9 cm). Alignment rate is 60% versus 23% for the blind arm (Fisher's exact test, p=0.004); lift succeeds in 83% of aligned trials. Attachment in simulation uses a contact-triggered constraint; friction grasping is not claimed. Four independent tests show the sensor output carries no left-right cue. Recovering 2-D position by multilateration from five arm-moved vantage ranges, and validating with the same three-arm design, yields lateral r=0.950 (RMSE 3.3 cm), 2-D stop RMSE 1.9 cm, and blind-arm failure (15.0 cm, p&lt;0.001). Scope is limited to a single random seed and a deterministic simulation engine; physical friction grasping and hardware validation remain future work.</w:t>
       </w:r>
     </w:p>
     <w:p>
@@ -903,12 +1001,12 @@
       <w:r>
         <w:t>1.4 名詞解釋與研究貢獻</w:t>
         <w:tab/>
-        <w:t>14</w:t>
-      </w:r>
-    </w:p>
-    <w:p>
-      <w:pPr>
-        <w:pStyle w:val="10"/>
+        <w:t>15</w:t>
+      </w:r>
+    </w:p>
+    <w:p>
+      <w:pPr>
+        <w:pStyle w:val="20"/>
         <w:rPr>
           <w:rFonts w:asciiTheme="minorHAnsi" w:eastAsiaTheme="minorEastAsia" w:hAnsiTheme="minorHAnsi" w:cstheme="minorBidi"/>
           <w:color w:val="auto"/>
@@ -917,14 +1015,14 @@
         </w:rPr>
       </w:pPr>
       <w:r>
-        <w:t>第二章、文獻探討</w:t>
+        <w:t>1.5 實驗平台與軟硬體環境</w:t>
         <w:tab/>
         <w:t>18</w:t>
       </w:r>
     </w:p>
     <w:p>
       <w:pPr>
-        <w:pStyle w:val="20"/>
+        <w:pStyle w:val="10"/>
         <w:tabs>
           <w:tab w:val="right" w:leader="dot" w:pos="8642"/>
         </w:tabs>
@@ -935,9 +1033,9 @@
         </w:rPr>
       </w:pPr>
       <w:r>
-        <w:t>2.1 機器人非視覺感測與超音波測距</w:t>
+        <w:t>第二章、文獻探討</w:t>
         <w:tab/>
-        <w:t>18</w:t>
+        <w:t>21</w:t>
       </w:r>
     </w:p>
     <w:p>
@@ -953,9 +1051,9 @@
         </w:rPr>
       </w:pPr>
       <w:r>
-        <w:t>2.2 模擬與虛實整合（Sim-to-Real）</w:t>
+        <w:t>2.1 機器人非視覺感測與超音波測距</w:t>
         <w:tab/>
-        <w:t>20</w:t>
+        <w:t>21</w:t>
       </w:r>
     </w:p>
     <w:p>
@@ -971,9 +1069,9 @@
         </w:rPr>
       </w:pPr>
       <w:r>
-        <w:t>2.3 室內環境與距離特徵（簡述）</w:t>
+        <w:t>2.2 模擬與虛實整合（Sim-to-Real）</w:t>
         <w:tab/>
-        <w:t>22</w:t>
+        <w:t>23</w:t>
       </w:r>
     </w:p>
     <w:p>
@@ -989,9 +1087,9 @@
         </w:rPr>
       </w:pPr>
       <w:r>
-        <w:t>2.4 RTX Acoustic 與 GenericModelOutput</w:t>
+        <w:t>2.3 室內環境與距離特徵</w:t>
         <w:tab/>
-        <w:t>24</w:t>
+        <w:t>25</w:t>
       </w:r>
     </w:p>
     <w:p>
@@ -1007,9 +1105,9 @@
         </w:rPr>
       </w:pPr>
       <w:r>
-        <w:t>2.5 感測回授式接近與視覺語義操作對照</w:t>
+        <w:t>2.4 RTX Acoustic 與感測輸出（GMO）</w:t>
         <w:tab/>
-        <w:t>26</w:t>
+        <w:t>27</w:t>
       </w:r>
     </w:p>
     <w:p>
@@ -1025,9 +1123,9 @@
         </w:rPr>
       </w:pPr>
       <w:r>
-        <w:t>2.6 離線狀態判斷與模擬驗證邊界</w:t>
+        <w:t>2.5 感測回授式接近與視覺語義操作對照</w:t>
         <w:tab/>
-        <w:t>28</w:t>
+        <w:t>29</w:t>
       </w:r>
     </w:p>
     <w:p>
@@ -1043,9 +1141,9 @@
         </w:rPr>
       </w:pPr>
       <w:r>
-        <w:t>2.7 聲學陣列、多點定位與合成孔徑</w:t>
+        <w:t>2.6 模擬驗證邊界與消融式因果檢驗</w:t>
         <w:tab/>
-        <w:t>29</w:t>
+        <w:t>30</w:t>
       </w:r>
     </w:p>
     <w:p>
@@ -1059,14 +1157,14 @@
         </w:rPr>
       </w:pPr>
       <w:r>
-        <w:t>2.8 文獻缺口與本研究定位</w:t>
+        <w:t>2.7 聲學陣列、多點定位與合成孔徑</w:t>
         <w:tab/>
-        <w:t>30</w:t>
-      </w:r>
-    </w:p>
-    <w:p>
-      <w:pPr>
-        <w:pStyle w:val="10"/>
+        <w:t>31</w:t>
+      </w:r>
+    </w:p>
+    <w:p>
+      <w:pPr>
+        <w:pStyle w:val="20"/>
         <w:tabs>
           <w:tab w:val="right" w:leader="dot" w:pos="8642"/>
         </w:tabs>
@@ -1077,14 +1175,14 @@
         </w:rPr>
       </w:pPr>
       <w:r>
-        <w:t>第三章、研究方法</w:t>
+        <w:t>2.8 文獻缺口與本研究定位</w:t>
         <w:tab/>
         <w:t>32</w:t>
       </w:r>
     </w:p>
     <w:p>
       <w:pPr>
-        <w:pStyle w:val="20"/>
+        <w:pStyle w:val="10"/>
         <w:tabs>
           <w:tab w:val="right" w:leader="dot" w:pos="8642"/>
         </w:tabs>
@@ -1095,9 +1193,9 @@
         </w:rPr>
       </w:pPr>
       <w:r>
-        <w:t>3.1 WPM 感測模型與 GMO 資料結構</w:t>
+        <w:t>第三章、研究方法</w:t>
         <w:tab/>
-        <w:t>32</w:t>
+        <w:t>34</w:t>
       </w:r>
     </w:p>
     <w:p>
@@ -1113,7 +1211,7 @@
         </w:rPr>
       </w:pPr>
       <w:r>
-        <w:t>3.2 樣本週期自校</w:t>
+        <w:t>3.1 WPM 感測模型與 GMO 資料結構</w:t>
         <w:tab/>
         <w:t>34</w:t>
       </w:r>
@@ -1131,9 +1229,9 @@
         </w:rPr>
       </w:pPr>
       <w:r>
-        <w:t>3.3 本研究之實驗方法學：四支柱</w:t>
+        <w:t>3.2 樣本週期自校</w:t>
         <w:tab/>
-        <w:t>35</w:t>
+        <w:t>36</w:t>
       </w:r>
     </w:p>
     <w:p>
@@ -1149,9 +1247,9 @@
         </w:rPr>
       </w:pPr>
       <w:r>
-        <w:t>3.4 場景建構與物件操作</w:t>
+        <w:t>3.3 實驗方法學：四支柱</w:t>
         <w:tab/>
-        <w:t>38</w:t>
+        <w:t>37</w:t>
       </w:r>
     </w:p>
     <w:p>
@@ -1167,6 +1265,24 @@
         </w:rPr>
       </w:pPr>
       <w:r>
+        <w:t>3.4 場景建構與物件操作</w:t>
+        <w:tab/>
+        <w:t>40</w:t>
+      </w:r>
+    </w:p>
+    <w:p>
+      <w:pPr>
+        <w:pStyle w:val="20"/>
+        <w:tabs>
+          <w:tab w:val="right" w:leader="dot" w:pos="8642"/>
+        </w:tabs>
+        <w:rPr>
+          <w:rFonts w:asciiTheme="minorHAnsi" w:eastAsiaTheme="minorEastAsia" w:hAnsiTheme="minorHAnsi" w:cstheme="minorBidi"/>
+          <w:noProof/>
+          <w:szCs w:val="22"/>
+        </w:rPr>
+      </w:pPr>
+      <w:r>
         <w:t>3.5 聲學特徵定義與閉環控制律</w:t>
         <w:tab/>
         <w:t>41</w:t>
@@ -1193,24 +1309,6 @@
     <w:p>
       <w:pPr>
         <w:pStyle w:val="10"/>
-        <w:tabs>
-          <w:tab w:val="right" w:leader="dot" w:pos="8642"/>
-        </w:tabs>
-        <w:rPr>
-          <w:rFonts w:asciiTheme="minorHAnsi" w:eastAsiaTheme="minorEastAsia" w:hAnsiTheme="minorHAnsi" w:cstheme="minorBidi"/>
-          <w:noProof/>
-          <w:szCs w:val="22"/>
-        </w:rPr>
-      </w:pPr>
-      <w:r>
-        <w:t>第四章、感測特性化與包絡</w:t>
-        <w:tab/>
-        <w:t>46</w:t>
-      </w:r>
-    </w:p>
-    <w:p>
-      <w:pPr>
-        <w:pStyle w:val="20"/>
         <w:rPr>
           <w:rFonts w:asciiTheme="minorHAnsi" w:eastAsiaTheme="minorEastAsia" w:hAnsiTheme="minorHAnsi" w:cstheme="minorBidi"/>
           <w:color w:val="auto"/>
@@ -1219,9 +1317,9 @@
         </w:rPr>
       </w:pPr>
       <w:r>
-        <w:t>4.1 S1 感測包絡地圖</w:t>
+        <w:t>第四章、感測特性化與包絡</w:t>
         <w:tab/>
-        <w:t>46</w:t>
+        <w:t>45</w:t>
       </w:r>
     </w:p>
     <w:p>
@@ -1237,9 +1335,9 @@
         </w:rPr>
       </w:pPr>
       <w:r>
-        <w:t>4.2 S2 感測器量化特性表（Datasheet）</w:t>
+        <w:t>4.1 S1 感測包絡地圖</w:t>
         <w:tab/>
-        <w:t>51</w:t>
+        <w:t>45</w:t>
       </w:r>
     </w:p>
     <w:p>
@@ -1255,14 +1353,14 @@
         </w:rPr>
       </w:pPr>
       <w:r>
-        <w:t>4.3 負結果與失效機制（誠實記錄）</w:t>
+        <w:t>4.2 S2 感測器量化特性表</w:t>
         <w:tab/>
-        <w:t>54</w:t>
-      </w:r>
-    </w:p>
-    <w:p>
-      <w:pPr>
-        <w:pStyle w:val="10"/>
+        <w:t>48</w:t>
+      </w:r>
+    </w:p>
+    <w:p>
+      <w:pPr>
+        <w:pStyle w:val="20"/>
         <w:tabs>
           <w:tab w:val="right" w:leader="dot" w:pos="8642"/>
         </w:tabs>
@@ -1273,14 +1371,14 @@
         </w:rPr>
       </w:pPr>
       <w:r>
-        <w:t>第五章、聲學閉環接近</w:t>
+        <w:t>4.3 負結果與失效機制</w:t>
         <w:tab/>
-        <w:t>57</w:t>
-      </w:r>
-    </w:p>
-    <w:p>
-      <w:pPr>
-        <w:pStyle w:val="20"/>
+        <w:t>50</w:t>
+      </w:r>
+    </w:p>
+    <w:p>
+      <w:pPr>
+        <w:pStyle w:val="10"/>
         <w:tabs>
           <w:tab w:val="right" w:leader="dot" w:pos="8642"/>
         </w:tabs>
@@ -1291,9 +1389,9 @@
         </w:rPr>
       </w:pPr>
       <w:r>
-        <w:t>5.1 D1：飛行感測器三臂對照（感測＋控制隔離驗證）</w:t>
+        <w:t>第五章、聲學閉環接近</w:t>
         <w:tab/>
-        <w:t>57</w:t>
+        <w:t>52</w:t>
       </w:r>
     </w:p>
     <w:p>
@@ -1307,9 +1405,9 @@
         </w:rPr>
       </w:pPr>
       <w:r>
-        <w:t>5.2 D1.5：手臂載具三臂對照（主結果）</w:t>
+        <w:t>5.1 D1：未掛臂感測器三臂對照（感測＋控制隔離驗證）</w:t>
         <w:tab/>
-        <w:t>61</w:t>
+        <w:t>53</w:t>
       </w:r>
     </w:p>
     <w:p>
@@ -1325,9 +1423,9 @@
         </w:rPr>
       </w:pPr>
       <w:r>
-        <w:t>5.3 D3：端到端夾取整合</w:t>
+        <w:t>5.2 D1.5：手臂載具三臂對照（主結果）</w:t>
         <w:tab/>
-        <w:t>64</w:t>
+        <w:t>55</w:t>
       </w:r>
     </w:p>
     <w:p>
@@ -1343,9 +1441,9 @@
         </w:rPr>
       </w:pPr>
       <w:r>
-        <w:t>5.4 D2:二維多點定位與閉環接近</w:t>
+        <w:t>5.3 D3：端到端夾取整合</w:t>
         <w:tab/>
-        <w:t>71</w:t>
+        <w:t>57</w:t>
       </w:r>
     </w:p>
     <w:p>
@@ -1361,14 +1459,14 @@
         </w:rPr>
       </w:pPr>
       <w:r>
-        <w:t>5.5 盲走臂／開環臂對照組的角色</w:t>
+        <w:t>5.4 D2：二維多點定位與閉環接近</w:t>
         <w:tab/>
-        <w:t>73</w:t>
-      </w:r>
-    </w:p>
-    <w:p>
-      <w:pPr>
-        <w:pStyle w:val="10"/>
+        <w:t>61</w:t>
+      </w:r>
+    </w:p>
+    <w:p>
+      <w:pPr>
+        <w:pStyle w:val="20"/>
         <w:tabs>
           <w:tab w:val="right" w:leader="dot" w:pos="8642"/>
         </w:tabs>
@@ -1379,14 +1477,14 @@
         </w:rPr>
       </w:pPr>
       <w:r>
-        <w:t>第六章、討論與限制</w:t>
+        <w:t>5.5 盲走臂與開環臂的角色</w:t>
         <w:tab/>
-        <w:t>74</w:t>
-      </w:r>
-    </w:p>
-    <w:p>
-      <w:pPr>
-        <w:pStyle w:val="20"/>
+        <w:t>62</w:t>
+      </w:r>
+    </w:p>
+    <w:p>
+      <w:pPr>
+        <w:pStyle w:val="10"/>
         <w:tabs>
           <w:tab w:val="right" w:leader="dot" w:pos="8642"/>
         </w:tabs>
@@ -1397,9 +1495,9 @@
         </w:rPr>
       </w:pPr>
       <w:r>
-        <w:t>6.1 實驗效度設計之討論</w:t>
+        <w:t>第六章、討論與限制</w:t>
         <w:tab/>
-        <w:t>74</w:t>
+        <w:t>63</w:t>
       </w:r>
     </w:p>
     <w:p>
@@ -1415,9 +1513,9 @@
         </w:rPr>
       </w:pPr>
       <w:r>
-        <w:t>6.2 Claim boundary（可宣稱與不可宣稱之範圍界定）</w:t>
+        <w:t>6.1 實驗效度設計之討論</w:t>
         <w:tab/>
-        <w:t>76</w:t>
+        <w:t>63</w:t>
       </w:r>
     </w:p>
     <w:p>
@@ -1431,14 +1529,27 @@
         </w:rPr>
       </w:pPr>
       <w:r>
-        <w:t>6.3 未來工作</w:t>
+        <w:t xml:space="preserve">6.2 </w:t>
         <w:tab/>
-        <w:t>78</w:t>
-      </w:r>
-    </w:p>
-    <w:p>
-      <w:pPr>
-        <w:pStyle w:val="10"/>
+        <w:t>65</w:t>
+      </w:r>
+      <w:commentRangeStart w:id="98"/>
+      <w:r>
+        <w:t xml:space="preserve">可宣稱與不可宣稱之範圍界定</w:t>
+        <w:tab/>
+        <w:t>65</w:t>
+      </w:r>
+      <w:commentRangeEnd w:id="98"/>
+      <w:r>
+        <w:rPr>
+          <w:rStyle w:val="CommentReference"/>
+        </w:rPr>
+        <w:commentReference w:id="98"/>
+      </w:r>
+    </w:p>
+    <w:p>
+      <w:pPr>
+        <w:pStyle w:val="20"/>
         <w:tabs>
           <w:tab w:val="right" w:leader="dot" w:pos="8642"/>
         </w:tabs>
@@ -1449,9 +1560,27 @@
         </w:rPr>
       </w:pPr>
       <w:r>
+        <w:t>6.3 未來工作</w:t>
+        <w:tab/>
+        <w:t>67</w:t>
+      </w:r>
+    </w:p>
+    <w:p>
+      <w:pPr>
+        <w:pStyle w:val="10"/>
+        <w:tabs>
+          <w:tab w:val="right" w:leader="dot" w:pos="8642"/>
+        </w:tabs>
+        <w:rPr>
+          <w:rFonts w:asciiTheme="minorHAnsi" w:eastAsiaTheme="minorEastAsia" w:hAnsiTheme="minorHAnsi" w:cstheme="minorBidi"/>
+          <w:noProof/>
+          <w:szCs w:val="22"/>
+        </w:rPr>
+      </w:pPr>
+      <w:r>
         <w:t>參考文獻</w:t>
         <w:tab/>
-        <w:t>81</w:t>
+        <w:t>69</w:t>
       </w:r>
     </w:p>
     <w:p>
@@ -1496,7 +1625,21 @@
         <w:pStyle w:val="Content"/>
       </w:pPr>
       <w:r>
-        <w:t>協作機器人與工業手臂之應用場景日益要求人機共融與彈性佈署，Xu 等 [18]之綜述指出，數位孿生、人機介面與人工智慧之整合已成為智慧製造之共同趨勢，而其中末端感測之穩健性——尤其在遮蔽、反光或動態變化之近距工作空間——仍是限制彈性佈署之關鍵瓶頸。室內主動聲學系統中，多徑傳播（multipath，聲波經牆面等表面多次反彈後抵達接收器之傳播現象）與殘響（較晚抵達之回波在時間上疊加拖尾）使接收信號同時承載幾何、材質與距離資訊，此一特性既是超音波測距之挑戰，也是其相對相機與雷射感測之互補優勢：超音波不受光學反光、低照度或煙塵遮蔽影響，且感測硬體成本低廉。</w:t>
+        <w:t>協作機器人與工業手臂之應用，日益要求人機能安全共處、設備能快速改線佈署。Xu 等 [22]之綜述指出，數位孿生、人機介面與人工智慧之整合已成智慧製造共同趨勢；其中末端（手臂最前端）感測是否穩健——尤其在遮蔽、反光或動態變化的近距工作空間——仍是限制彈性佈署的關鍵瓶頸。室內主動聲學系統中，</w:t>
+      </w:r>
+      <w:commentRangeStart w:id="7"/>
+      <w:r>
+        <w:t>多徑傳播（multipath：聲波經牆面等表面多次反彈後才抵達接收器）</w:t>
+      </w:r>
+      <w:commentRangeEnd w:id="7"/>
+      <w:r>
+        <w:rPr>
+          <w:rStyle w:val="CommentReference"/>
+        </w:rPr>
+        <w:commentReference w:id="7"/>
+      </w:r>
+      <w:r>
+        <w:t>與殘響（較晚到達的回波在時間上拖尾疊加）使接收信號同時混有幾何、材質與距離訊息。此一特性既是超音波測距的挑戰，也是它相對相機與雷射的互補優勢：超音波不受光學反光、低照度或煙塵遮蔽影響，且感測硬體成本相對低廉。</w:t>
       </w:r>
     </w:p>
     <w:p>
@@ -1504,7 +1647,49 @@
         <w:pStyle w:val="Content"/>
       </w:pPr>
       <w:r>
-        <w:t>在機器人末端非視覺 last-meter 接近中，如何從可控模擬條件擷取可重現聲學觀測，並據以驅動閉環運動，是應用電聲與機器人感知之交叉問題。NVIDIA Isaac Sim 6.0 提供 RTX Acoustic 實驗性模組，可輸出 Generic Model Output（GMO）資料，其以「信號路徑」（signal way，單一發射器—接收器組合之回波時間序列）為單位紀錄振幅樣本，為系統化檢驗上述問題提供工具。相較於實體超音波晶片（如 TDK CH201）之量測需搭配實體場地與硬體，模擬環境可精確控制幾何、材質與感測器擺位等變因，使因果關係得以被系統性隔離與驗證——這正是本研究選擇以模擬為主要驗證場域之核心理由。</w:t>
+        <w:t>在機器人末端之</w:t>
+      </w:r>
+      <w:commentRangeStart w:id="8"/>
+      <w:r>
+        <w:t>非視覺「最後一公尺」（last-meter）接近</w:t>
+      </w:r>
+      <w:commentRangeEnd w:id="8"/>
+      <w:r>
+        <w:rPr>
+          <w:rStyle w:val="CommentReference"/>
+        </w:rPr>
+        <w:commentReference w:id="8"/>
+      </w:r>
+      <w:r>
+        <w:t xml:space="preserve">中——亦即目標大致已進入工作區後、仍須靠距離回授完成的精細靠近——如何從可控的模擬條件取得可重現的聲學觀測，並用來驅動閉環運動，是應用電聲與機器人感知的交叉問題。NVIDIA Isaac Sim 6.0 提供 RTX Acoustic 實驗性超音波模組，可輸出名為 </w:t>
+      </w:r>
+      <w:commentRangeStart w:id="9"/>
+      <w:r>
+        <w:t xml:space="preserve">Generic Model Output（GMO）的原始感測資料</w:t>
+      </w:r>
+      <w:commentRangeEnd w:id="9"/>
+      <w:r>
+        <w:rPr>
+          <w:rStyle w:val="CommentReference"/>
+        </w:rPr>
+        <w:commentReference w:id="9"/>
+      </w:r>
+      <w:r>
+        <w:t xml:space="preserve">；資料以「信號路徑」（signal way：單一發射器—接收器組合的回波時間序列）為單位記錄振幅。平台與模組的白話說明見 1.5 節。相較於</w:t>
+      </w:r>
+      <w:commentRangeStart w:id="10"/>
+      <w:r>
+        <w:t xml:space="preserve">實體超音波晶片（如 TDK CH201）</w:t>
+      </w:r>
+      <w:commentRangeEnd w:id="10"/>
+      <w:r>
+        <w:rPr>
+          <w:rStyle w:val="CommentReference"/>
+        </w:rPr>
+        <w:commentReference w:id="10"/>
+      </w:r>
+      <w:r>
+        <w:t xml:space="preserve">須搭配實體場地與硬體，模擬可精確控制幾何、材質與感測器擺位，使因果關係較易被隔離與驗證——此即本研究以模擬為主要驗證場域的理由。</w:t>
       </w:r>
     </w:p>
     <w:p>
@@ -1512,7 +1697,21 @@
         <w:pStyle w:val="Content"/>
       </w:pPr>
       <w:r>
-        <w:t>與相機 + 視覺語言模型（VLM）端到端操作相比，本研究聚焦非視覺超聲閉環接近，定位為互補而非取代：VLM 擅長語義理解與粗定位，超聲擅長已知搜尋走廊內之距離趨勢接近，兩者可組成階層式架構——VLM 負責場景理解與大範圍導航，超聲負責最後一段之非視覺精細接近。本研究不宣稱取代視覺方案，而是為此類混合架構提供一段可驗證、可量化效度之非視覺感測回授元件。</w:t>
+        <w:t>與「相機加</w:t>
+      </w:r>
+      <w:commentRangeStart w:id="11"/>
+      <w:r>
+        <w:t>視覺語言模型（Vision-Language Model, VLM）</w:t>
+      </w:r>
+      <w:commentRangeEnd w:id="11"/>
+      <w:r>
+        <w:rPr>
+          <w:rStyle w:val="CommentReference"/>
+        </w:rPr>
+        <w:commentReference w:id="11"/>
+      </w:r>
+      <w:r>
+        <w:t>」的端到端操作相比，本研究聚焦非視覺超聲閉環接近，定位為互補而非取代。VLM 擅長理解場景語義與粗定位；超聲則擅長在已知工作帶（本文稱搜尋走廊：目標被允許隨機出現的縱向／側向範圍）內，依距離趨勢做精細接近。兩者可組成階層：上層負責場景理解與大範圍導航，下層負責最後一段非視覺精細接近。本研究不宣稱取代視覺方案，而是為此類混合架構提供一段可驗證、可量化效度的非視覺感測回授元件。</w:t>
       </w:r>
     </w:p>
     <w:p>
@@ -1528,7 +1727,21 @@
         <w:pStyle w:val="Content"/>
       </w:pPr>
       <w:r>
-        <w:t>本研究以下列四項研究問題（Research Question, RQ）組織全文之實驗設計與驗證邏輯，各問題對應獨立之實驗與預先寫定之通過判準，避免以事後詮釋合理化任意結果。</w:t>
+        <w:t>本研究以下列四項研究問題（Research Question, RQ）組織全文之實驗設計與驗證邏輯。每一問題皆對應獨立實驗，並</w:t>
+      </w:r>
+      <w:commentRangeStart w:id="12"/>
+      <w:r>
+        <w:t>在執行前寫定通過判準，避免事後依結果回頭改標準</w:t>
+      </w:r>
+      <w:commentRangeEnd w:id="12"/>
+      <w:r>
+        <w:rPr>
+          <w:rStyle w:val="CommentReference"/>
+        </w:rPr>
+        <w:commentReference w:id="12"/>
+      </w:r>
+      <w:r>
+        <w:t>。</w:t>
       </w:r>
     </w:p>
     <w:p>
@@ -1536,7 +1749,7 @@
         <w:pStyle w:val="Content"/>
       </w:pPr>
       <w:r>
-        <w:t>RQ1（感測包絡）：超音波感測器在何種感測器—目標幾何下能穩定偵測目標，其包絡邊界為何？此問題之動機在於：若不先界定感測器之可偵測範圍，後續任何機器人任務設計皆建立在未經驗證之假設上，一旦感測失敗，難以判斷根因是控制策略不當，抑或感測器本身在該幾何下即無法擷取有效訊號。</w:t>
+        <w:t>RQ1（感測包絡）：超音波感測器在何種「感測器—目標」幾何下能穩定偵測目標？包絡邊界在哪？若不先回答此問，後續手臂任務可能建在未經驗證的感測假設上；一旦失敗，難以分辨是控制策略問題，還是該幾何下根本讀不到訊號。</w:t>
       </w:r>
     </w:p>
     <w:p>
@@ -1544,7 +1757,21 @@
         <w:pStyle w:val="Content"/>
       </w:pPr>
       <w:r>
-        <w:t>RQ2（聲學閉環接近）：不讀取目標世界座標之純聲學控制迴路，能否驅動機械手臂接近隨機擺放目標，且其因果可經資訊消融對照（盲走失能）證實來自聲學？此為本研究之核心問題：僅有「接近成功」不足以構成因果證據，唯有透過刻意拿掉感測資訊之對照組仍然失能，方能排除成功來自場景幾何本身之混淆。</w:t>
+        <w:t>RQ2（聲學閉環接近）：不讀取目標真實世界座標的純聲學控制迴路，能否驅動機械手臂接近隨機擺放的目標？且其因果能否以</w:t>
+      </w:r>
+      <w:commentRangeStart w:id="13"/>
+      <w:r>
+        <w:t>資訊消融對照（盲走臂失能：保留量測動作、拿掉估距資訊）</w:t>
+      </w:r>
+      <w:commentRangeEnd w:id="13"/>
+      <w:r>
+        <w:rPr>
+          <w:rStyle w:val="CommentReference"/>
+        </w:rPr>
+        <w:commentReference w:id="13"/>
+      </w:r>
+      <w:r>
+        <w:t>證實來自聲學？中心問題是：僅有「看起來接近成功」不夠；必須在拿掉聲學資訊後對照組仍失敗，才能排除「只是場景幾何造成成功」。</w:t>
       </w:r>
     </w:p>
     <w:p>
@@ -1552,7 +1779,7 @@
         <w:pStyle w:val="Content"/>
       </w:pPr>
       <w:r>
-        <w:t>RQ3（實驗效度）：如何以實驗設計確保閉環宣稱之效度——排除成功來自場景幾何或隱含目標資訊之可能？此問題涉及研究方法本身之嚴謹性，答案並非單一統計檢定，而是一套組合式之對照與稽核設計（詳見第三章）。</w:t>
+        <w:t>RQ3（實驗效度）：如何用實驗設計排除「成功來自場景幾何或隱含目標真值」？這無法只靠單一統計檢定；需要一組對照與稽核（詳見第三章四支柱）。</w:t>
       </w:r>
     </w:p>
     <w:p>
@@ -1560,7 +1787,21 @@
         <w:pStyle w:val="Content"/>
       </w:pPr>
       <w:r>
-        <w:t>RQ4（範圍邊界）：夾取整合與側向定位之可行邊界為何？本研究對此問題給出兩項實證答案：夾取整合部分，聲學對位能力已驗證成立，而夾爪之物理摩擦夾持受模擬器保真度限制，以接觸觸發之附著機制替代並如實標註；側向定位部分，感測器原生輸出經四項獨立實驗證偽後，改以手臂運動合成多視點之演算法路徑恢復側向資訊並驗證可行。兩項答案共同界定本文之誠實限制與未來工作方向。</w:t>
+        <w:t>RQ4（範圍邊界）：夾取整合與側向（左右）定位的可行邊界各到哪裡？夾取方面：聲學對位能力已驗證；</w:t>
+      </w:r>
+      <w:commentRangeStart w:id="14"/>
+      <w:r>
+        <w:t>夾持機制與摩擦限制之宣稱邊界見 5.3、6.2 節</w:t>
+      </w:r>
+      <w:commentRangeEnd w:id="14"/>
+      <w:r>
+        <w:rPr>
+          <w:rStyle w:val="CommentReference"/>
+        </w:rPr>
+        <w:commentReference w:id="14"/>
+      </w:r>
+      <w:r>
+        <w:t>。側向方面：單次輸出經四項實驗證偽後，以多點定位恢復左右資訊並完成正式三臂（見 5.4 節）。兩項答案共同標出本文的限制與後續工作方向。</w:t>
       </w:r>
     </w:p>
     <w:p>
@@ -1576,7 +1817,21 @@
         <w:pStyle w:val="Content"/>
       </w:pPr>
       <w:r>
-        <w:t>本研究之實驗範圍分為四個階段，逐層遞進、互相驗證。納入項目包括：Isaac Sim 6.0 本機獨立執行版（host standalone）、UR10e 官方機械手臂資產、感測包絡地圖（實驗代號 S1，52 格配對移除掃描）、感測器量化特性表（datasheet；實驗代號 S2，含距離、桌面高度、側向、重複性四項量測）、聲學閉環接近三臂對照（實驗代號 D1 為自由移動感測器之隔離驗證、D1.5 為手臂載具版）、端到端夾取整合三臂對照（實驗代號 D3，含夾取對位與附著升舉）、側向感知之系統性檢驗與多點定位可行性驗證，以及貫穿全部實驗之三臂對照與稽核之實驗效度設計。</w:t>
+        <w:t xml:space="preserve">本研究實驗分層遞進、互相引用前層結論。納入項目如下（括號中的 S1、D1 等為全文統一實驗代號，便於對照章節與數據目錄）：（一）Isaac Sim 6.0 </w:t>
+      </w:r>
+      <w:commentRangeStart w:id="15"/>
+      <w:r>
+        <w:t xml:space="preserve">本機獨立執行環境與 UR10e</w:t>
+      </w:r>
+      <w:commentRangeEnd w:id="15"/>
+      <w:r>
+        <w:rPr>
+          <w:rStyle w:val="CommentReference"/>
+        </w:rPr>
+        <w:commentReference w:id="15"/>
+      </w:r>
+      <w:r>
+        <w:t xml:space="preserve"> 官方機械手臂資產；（二）感測包絡地圖（S1：五十二格配對移除掃描）；（三）感測器量化特性表（S2：距離、桌面高度、側向、重複性）；（四）聲學閉環接近三臂對照——D1 為未掛臂、可自由移動之感測器隔離驗證，D1.5 為感測器掛於手臂之主結果；（五）端到端夾取三臂對照（D3：對位與附著升舉）；（六）側向資訊之系統性檢驗，以及二維多點定位之正式三臂對照（D2，見 5.4 節）；（七）貫穿各實驗的三臂對照與姿態／量測稽核。</w:t>
       </w:r>
     </w:p>
     <w:p>
@@ -1584,7 +1839,21 @@
         <w:pStyle w:val="Content"/>
       </w:pPr>
       <w:r>
-        <w:t>排除項目包括：商用超音波測距晶片（如 TDK CH201）之實機量測、夾爪之物理摩擦夾持宣稱（本研究之夾持以接觸觸發之附著機制模擬，詳見第五章）、側向多點定位之完整三臂對照實驗（可行性探針已通過，正式對照實驗列為未來工作）、以及跨隨機種子之穩健性驗證。</w:t>
+        <w:t>排除項目包括：商用超音波測距晶片（如 TDK CH201）之實機量測；夾爪物理摩擦夾持之部署級宣稱（詳見 5.3、6.2 節）；以及跨多組隨機種子的統計穩健性完整驗證。</w:t>
+      </w:r>
+      <w:commentRangeStart w:id="16"/>
+      <w:r>
+        <w:t>二維場景下「定位之後再夾取」仍屬未來工作</w:t>
+      </w:r>
+      <w:commentRangeEnd w:id="16"/>
+      <w:r>
+        <w:rPr>
+          <w:rStyle w:val="CommentReference"/>
+        </w:rPr>
+        <w:commentReference w:id="16"/>
+      </w:r>
+      <w:r>
+        <w:t>（D2 已完成定位與二維閉環，見 5.4、6.3 節）。</w:t>
       </w:r>
     </w:p>
     <w:p>
@@ -1592,7 +1861,63 @@
         <w:pStyle w:val="Content"/>
       </w:pPr>
       <w:r>
-        <w:t>限制：本研究採單一隨機種子（seed）、確定性物理引擎模擬，尚未驗證跨種子之統計穩健性；控制自由度限於單自由度（1-DOF）前向接近，未涉及側向或姿態調整；預定停止距離（standoff）固定為 0.35 m；桌面高度目標之距離編碼於 0.32 m 以內失效，此範圍外之最後一段接近尚未驗證。控制器全程不讀取任何目標世界座標，然而所有結論僅在模擬環境中驗證，尚未涉及部署級或實機效能評估。</w:t>
+        <w:t>限制方面：</w:t>
+      </w:r>
+      <w:commentRangeStart w:id="17"/>
+      <w:r>
+        <w:t>採單一隨機種子與確定性物理引擎</w:t>
+      </w:r>
+      <w:commentRangeEnd w:id="17"/>
+      <w:r>
+        <w:rPr>
+          <w:rStyle w:val="CommentReference"/>
+        </w:rPr>
+        <w:commentReference w:id="17"/>
+      </w:r>
+      <w:r>
+        <w:t>，尚未完成跨種子補跑；</w:t>
+      </w:r>
+      <w:commentRangeStart w:id="18"/>
+      <w:r>
+        <w:t>控制決策以單自由度前向接近為主</w:t>
+      </w:r>
+      <w:commentRangeEnd w:id="18"/>
+      <w:r>
+        <w:rPr>
+          <w:rStyle w:val="CommentReference"/>
+        </w:rPr>
+        <w:commentReference w:id="18"/>
+      </w:r>
+      <w:r>
+        <w:t>（沿接近軸前進或停止），D2 雖含側向掃描定位，接近段仍由估距驅動前向運動；</w:t>
+      </w:r>
+      <w:commentRangeStart w:id="19"/>
+      <w:r>
+        <w:t>預定停止距離固定為 0.35 m</w:t>
+      </w:r>
+      <w:commentRangeEnd w:id="19"/>
+      <w:r>
+        <w:rPr>
+          <w:rStyle w:val="CommentReference"/>
+        </w:rPr>
+        <w:commentReference w:id="19"/>
+      </w:r>
+      <w:r>
+        <w:t>；</w:t>
+      </w:r>
+      <w:commentRangeStart w:id="20"/>
+      <w:r>
+        <w:t>桌面高度目標在約 0.32 m 以內距離編碼失效</w:t>
+      </w:r>
+      <w:commentRangeEnd w:id="20"/>
+      <w:r>
+        <w:rPr>
+          <w:rStyle w:val="CommentReference"/>
+        </w:rPr>
+        <w:commentReference w:id="20"/>
+      </w:r>
+      <w:r>
+        <w:t>，故不宣稱該近距內之閉環量測。控制器全程不讀取目標真實世界座標；全部結論僅在模擬中成立，不含實機部署評估。</w:t>
       </w:r>
     </w:p>
     <w:p>
@@ -1608,7 +1933,77 @@
         <w:pStyle w:val="Content"/>
       </w:pPr>
       <w:r>
-        <w:t>本文之英文術語與程式變數名於首次出現時附中文說明，並彙整於本節；其後行文以中文譯名為主，必要時括注英文以利對照程式與數據。本文使用之縮寫與符號如下。GMO（Generic Model Output）：RTX Acoustic 感測器之原始輸出資料結構。WPM（Wave Propagation Model）：RTX Acoustic 之波傳播模擬模型。SNR（signal-to-noise ratio，訊噪比）：本文特指配對移除量測中目標貢獻與量測雜訊底之比值（定義見 3.3 節）。RMSE（root mean square error）：均方根誤差。r：皮爾森（Pearson）相關係數；ρ：斯皮爾曼（Spearman）等級相關係數。IK（inverse kinematics）：逆向運動學，由末端目標位姿反解關節角。DOF（degree of freedom）：自由度。seed：隨機種子，決定隨機目標位置序列；session：一次模擬器啟動至關閉之工作階段；episode：一次完整之接近試驗回合。standoff：預定停止距離，本文設定 0.35 m。對位（alignment）：夾取動作執行前，夾爪中心與目標中心在水平方向之幾何吻合程度，本文以兩者之距離是否在預先鎖定之容差內判定。多點定位（multilateration）：自多個已知量測位置分別取得與目標之距離，以幾何交會解算目標座標之定位方法。</w:t>
+        <w:t>英文術語與程式相關名稱於首次出現時附中文；其後以中文為主，必要時括注英文。常用縮寫與符號彙整如下（詳細操作定義見第三章）。GMO：Generic Model Output，RTX Acoustic 的原始輸出資料結構。WPM：Wave Propagation Model，光線追蹤式波傳播模型。</w:t>
+      </w:r>
+      <w:commentRangeStart w:id="21"/>
+      <w:r>
+        <w:t>SNR：本文之偵測訊噪比</w:t>
+      </w:r>
+      <w:commentRangeEnd w:id="21"/>
+      <w:r>
+        <w:rPr>
+          <w:rStyle w:val="CommentReference"/>
+        </w:rPr>
+        <w:commentReference w:id="21"/>
+      </w:r>
+      <w:r>
+        <w:t>，指配對移除中目標貢獻相對量測雜訊底的比值（公式見 3.3 節），不是通訊工程的功率譜 SNR。RMSE：均方根誤差。r：皮爾森相關係數；</w:t>
+      </w:r>
+      <w:commentRangeStart w:id="22"/>
+      <w:r>
+        <w:t>ρ：斯皮爾曼等級相關係數</w:t>
+      </w:r>
+      <w:commentRangeEnd w:id="22"/>
+      <w:r>
+        <w:rPr>
+          <w:rStyle w:val="CommentReference"/>
+        </w:rPr>
+        <w:commentReference w:id="22"/>
+      </w:r>
+      <w:r>
+        <w:t>。</w:t>
+      </w:r>
+      <w:commentRangeStart w:id="23"/>
+      <w:r>
+        <w:t>IK：逆向運動學，由末端目標位姿反解關節角</w:t>
+      </w:r>
+      <w:commentRangeEnd w:id="23"/>
+      <w:r>
+        <w:rPr>
+          <w:rStyle w:val="CommentReference"/>
+        </w:rPr>
+        <w:commentReference w:id="23"/>
+      </w:r>
+      <w:r>
+        <w:t>。DOF：自由度。seed：隨機種子，決定目標位置序列。session：一次模擬器啟動至關閉。episode：一次完整試驗回合。standoff：預定停止距離，本文為 0.35 m。</w:t>
+      </w:r>
+      <w:commentRangeStart w:id="24"/>
+      <w:r>
+        <w:t>對位：夾取前夾爪中心與目標中心在水平方向是否落在預先鎖定容差內</w:t>
+      </w:r>
+      <w:commentRangeEnd w:id="24"/>
+      <w:r>
+        <w:rPr>
+          <w:rStyle w:val="CommentReference"/>
+        </w:rPr>
+        <w:commentReference w:id="24"/>
+      </w:r>
+      <w:r>
+        <w:t>。</w:t>
+      </w:r>
+      <w:commentRangeStart w:id="25"/>
+      <w:r>
+        <w:t>多點定位：在多個已知位置各量一次距離</w:t>
+      </w:r>
+      <w:commentRangeEnd w:id="25"/>
+      <w:r>
+        <w:rPr>
+          <w:rStyle w:val="CommentReference"/>
+        </w:rPr>
+        <w:commentReference w:id="25"/>
+      </w:r>
+      <w:r>
+        <w:t>，以幾何交會解座標（文獻見 Kapoor 等 [2]；合成孔徑譜系見 Hayes 等 [1]）。</w:t>
       </w:r>
     </w:p>
     <w:p>
@@ -1616,7 +2011,21 @@
         <w:pStyle w:val="Content"/>
       </w:pPr>
       <w:r>
-        <w:t>感測包絡（sensing envelope）：使目標可被穩定偵測之感測器—目標相對幾何範圍，以配對移除與 SNR 地圖界定。指標失效（metric failure）：到達率等表面指標可能由場景幾何本身撐出、而非感測資訊所致之混淆現象；本文以盲走消融與停止位置相關性作為主指標以排除之。盲走臂（blind）消融：保留完整量測管線、僅將控制器可用之估距置換為無資訊值之對照組，用以檢驗閉環成功是否真正依賴感測資訊。</w:t>
+        <w:t>感測包絡：使目標可被穩定偵測的感測器—目標相對幾何範圍，以配對移除與 SNR 地圖界定。</w:t>
+      </w:r>
+      <w:commentRangeStart w:id="26"/>
+      <w:r>
+        <w:t>指標失效：僅看「到達率」等表面數字時</w:t>
+      </w:r>
+      <w:commentRangeEnd w:id="26"/>
+      <w:r>
+        <w:rPr>
+          <w:rStyle w:val="CommentReference"/>
+        </w:rPr>
+        <w:commentReference w:id="26"/>
+      </w:r>
+      <w:r>
+        <w:t>，成功可能被走廊寬度等場景幾何撐起來，並非感測真的有用；本文改以停止位置相關性與盲走消融為主指標。盲走臂：量測管線與聲學臂相同，只把控制器可用的估距換成無資訊值，用以檢驗閉環是否真依賴聲學（消融邏輯見 Meyes 等 [11]）。</w:t>
       </w:r>
     </w:p>
     <w:p>
@@ -1624,7 +2033,7 @@
         <w:pStyle w:val="Content"/>
       </w:pPr>
       <w:r>
-        <w:t>貢獻一（感測包絡量測方法）：以配對移除協定與 SNR 地圖系統性界定 WPM 超音波感測器之可偵測幾何域（52 格、36/52 可偵測），確立感測器擺位設計規範。</w:t>
+        <w:t>貢獻一（感測包絡量測方法）：以配對移除與 SNR 地圖系統性界定 WPM 超音波感測器之可偵測幾何域（五十二格中三十六格可偵測），作為後續擺位與任務設計的依據。</w:t>
       </w:r>
     </w:p>
     <w:p>
@@ -1632,7 +2041,7 @@
         <w:pStyle w:val="Content"/>
       </w:pPr>
       <w:r>
-        <w:t>貢獻二（聲學閉環接近主結果）：於界定包絡內，以三臂資訊消融對照驗證純聲學控制迴路可驅動 UR10e 手臂接近隨機擺放桌面目標，主結果 r=0.9856、RMSE 2.8 cm、30/30，90 個試驗回合姿態稽核零違規。</w:t>
+        <w:t>貢獻二（聲學閉環接近主結果）：在已驗證包絡內，以三臂資訊消融對照顯示：純聲學控制迴路可驅動 UR10e 接近隨機桌面目標；主結果 r＝0.9856、RMSE 2.8 cm、三十回合全數聲學觸發停止，九十回合姿態稽核零違規。</w:t>
       </w:r>
     </w:p>
     <w:p>
@@ -1640,7 +2049,7 @@
         <w:pStyle w:val="Content"/>
       </w:pPr>
       <w:r>
-        <w:t>貢獻三（端到端夾取整合）：將聲學閉環自「接近後停止」延伸至「停止後夾取」，以聲學估距決定夾取位置，夾取中心與目標相關係數 r=0.9885、對位誤差 RMSE 1.9 cm，對位因果經資訊消融對照確認（費雪精確檢定 p=0.004）。</w:t>
+        <w:t>貢獻三（端到端夾取整合）：將任務由「接近後停止」延伸至「停止後夾取」；以聲學估距決定夾取位置，夾取中心與目標 r＝0.9885、對位 RMSE 1.9 cm，對位因果經消融對照確認（費雪精確檢定 p＝0.004）。</w:t>
       </w:r>
     </w:p>
     <w:p>
@@ -1648,15 +2057,74 @@
         <w:pStyle w:val="Content"/>
       </w:pPr>
       <w:r>
-        <w:t>貢獻四（側向感知之證偽與演算法恢復）：以四項獨立實驗系統性證偽感測器原生輸出之側向資訊（能量差、時間差、身分欄位、接收器分組），並以手臂運動合成多視點之多點定位演算法恢復目標二維座標，並經完整三臂對照驗證（側向 r=0.950、二維閉環停止誤差 RMSE 1.9 cm、消融組失能 p&lt;0.001），示範「感測器單一能力 × 運動自由度」之演算法補償路徑。</w:t>
+        <w:t>貢獻四（側向證偽與演算法恢復）：以四項獨立實驗證偽感測器原生左右資訊（能量差、時間差、身分欄位、接收器分組），再以手臂運動合成多視點之多點定位恢復二維座標，並完成正式三臂對照（側向 r＝0.950、二維停止 RMSE 1.9 cm、消融組失能 p＜0.001），示範「單軸測距能力 × 運動自由度」的補償路徑。</w:t>
       </w:r>
     </w:p>
     <w:p>
       <w:pPr>
         <w:pStyle w:val="Content"/>
       </w:pPr>
-      <w:r>
-        <w:t>貢獻五（實驗效度設計）：提出三臂資訊消融對照、預註冊判準、量測與姿態稽核之組合設計，確保模擬閉環結果之因果可歸屬，可推廣為 sim-based 機器人感測研究之驗證流程。</w:t>
+      <w:commentRangeStart w:id="27"/>
+      <w:r>
+        <w:t>貢獻五（實驗效度設計）</w:t>
+      </w:r>
+      <w:commentRangeEnd w:id="27"/>
+      <w:r>
+        <w:rPr>
+          <w:rStyle w:val="CommentReference"/>
+        </w:rPr>
+        <w:commentReference w:id="27"/>
+      </w:r>
+      <w:r>
+        <w:t>：提出三臂資訊消融對照（Meyes 等 [11]）、預註冊判準（Nosek 等 [5]）與量測／姿態稽核之組合，使模擬閉環結果的因果可歸屬，並可推廣為以模擬為基礎的機器人感測驗證流程。</w:t>
+      </w:r>
+    </w:p>
+    <w:p>
+      <w:pPr>
+        <w:pStyle w:val="Header2"/>
+      </w:pPr>
+      <w:r>
+        <w:t>1.5 實驗平台與軟硬體環境</w:t>
+      </w:r>
+    </w:p>
+    <w:p>
+      <w:pPr>
+        <w:pStyle w:val="Content"/>
+      </w:pPr>
+      <w:r>
+        <w:t>為讓跨領域讀者先建立共同語境，本節以白話說明模擬平台、聲學模組與手臂／夾爪，並標註官方文件。聲學資料結構與場景尺寸見第三章；平台在文獻中的位置見第二章。本節只當「環境地圖」，不重複後續實驗結果。</w:t>
+      </w:r>
+    </w:p>
+    <w:p>
+      <w:pPr>
+        <w:pStyle w:val="Content"/>
+      </w:pPr>
+      <w:r>
+        <w:t>NVIDIA Isaac Sim 6.0 是本研究所用的機器人模擬平台官方發行版[32]。它建立在 Omniverse（NVIDIA 的三維協作與模擬基礎平台）之上，整合 GPU 加速物理、光線追蹤渲染，以及 USD（Universal Scene Description，場景描述格式），並可載入工業機械手臂等官方資產，使運動與感測能在可重複、可程式化的虛擬場景中同時進行（平台綜述見 Gao 等 [27]）。本研究採本機獨立執行，目的是在可控幾何與材質下驗證超聲感測回授接近，不宣稱與任一真實工廠現場等價。Isaac Lab 是同一生態系、偏強化學習訓練的延伸框架[31]；本文控制器為規則式、未做強化學習，Isaac Lab 僅列未來路徑（6.3 節）。</w:t>
+      </w:r>
+    </w:p>
+    <w:p>
+      <w:pPr>
+        <w:pStyle w:val="Content"/>
+      </w:pPr>
+      <w:r>
+        <w:t>RTX Acoustic 是 Isaac Sim 內建的實驗性超音波感測模組[28]：在虛擬場景中以 GPU 產生回波波形，供距離與偵測等特徵使用；輸出不是點雲，也不是深度圖。波傳播模型 WPM 屬幾何光線追蹤式路徑模擬[30]，會與目標、桌面、手臂連桿等幾何交互，因此「什麼擺位讀得到目標」才有量測意義。原始輸出結構 GMO 以信號路徑序列記錄振幅[29]；欄位限制與重建細節見 3.1 節。重要邊界：不保證與商用晶片（如 TDK CH201）實機波形一致；結論皆為模擬內任務級、趨勢級表述（2.2、2.4、6.2 節）。</w:t>
+      </w:r>
+    </w:p>
+    <w:p>
+      <w:pPr>
+        <w:pStyle w:val="Content"/>
+      </w:pPr>
+      <w:r>
+        <w:t>機械手臂為 Universal Robots 的 UR10e 六軸協作臂官方資產。依原廠規格，約為六個旋轉關節、工作半徑 1,300 mm、額定負載 12.5 kg 的 e-Series 機型[21]，常見於桌面尺度工業與研究任務。本研究在模擬中載入資產並以逆向運動學驅動，不涵蓋實體控制器或實機安全認證。末端夾爪為 Robotiq 2F-85 二指自適應夾爪，最大開口約 85 mm[12]；與 UR10e 一併載入，但僅在夾取實驗（第五章 D3）啟用閉合與升舉。夾持相關限制見 5.3 與 6.2 節。</w:t>
+      </w:r>
+    </w:p>
+    <w:p>
+      <w:pPr>
+        <w:pStyle w:val="Content"/>
+      </w:pPr>
+      <w:r>
+        <w:t>可記成一條鏈：Isaac Sim 提供場景與物理 → RTX Acoustic（WPM／GMO）提供虛擬超聲觀測 → UR10e 提供六軸運動 → Robotiq 2F-85 在夾取段提供二指執行器。後續各章的包絡、閉環與消融都建在此鏈上。官方文件最新版以網址為準：Isaac Sim[32]；RTX Acoustic[28]；GMO[29]；RTX 感測總覽[30]；UR10e[21]；2F-85[12]。</w:t>
       </w:r>
     </w:p>
     <w:p>
@@ -1680,7 +2148,21 @@
         <w:pStyle w:val="Content"/>
       </w:pPr>
       <w:r>
-        <w:t>協作機器人與工業手臂在狹窄、遮蔽或人機共融場景中，僅依賴視覺往往難以穩定取得近距幾何資訊。Alatise 等 [10]指出，多模態感測融合——其中包含超音波與其他非視覺距離量測——可補足視覺在反光、低照度與遮擋條件下的不足。此互補角色對本研究至關重要：UR10 末端掛載之主動聲學感測，並非取代相機，而是在固定工具中心點（Tool Center Point, TCP）幾何下提供可重複的距離相關觀測。</w:t>
+        <w:t>工業手臂近距工作中，非視覺距離感測仍有其位置。協作機器人與工業手臂常進入狹窄、遮蔽或人機共處的空間；此時只靠相機，往往難以穩定取得「還有多遠」這類近距幾何資訊。Alatise 等 [13]指出，多模態感測融合——其中包含超音波與其他非視覺距離量測——可補足視覺在反光、低照度與遮擋下的不足。對本研究而言，UR10e 腕部附近的主動聲學感測並非要取代相機，而是在固定的</w:t>
+      </w:r>
+      <w:commentRangeStart w:id="28"/>
+      <w:r>
+        <w:t>工具中心點（Tool Center Point, TCP：手臂末端工具的參考點）</w:t>
+      </w:r>
+      <w:commentRangeEnd w:id="28"/>
+      <w:r>
+        <w:rPr>
+          <w:rStyle w:val="CommentReference"/>
+        </w:rPr>
+        <w:commentReference w:id="28"/>
+      </w:r>
+      <w:r>
+        <w:t>幾何下，提供可重複的距離相關觀測。</w:t>
       </w:r>
     </w:p>
     <w:p>
@@ -1688,7 +2170,21 @@
         <w:pStyle w:val="Content"/>
       </w:pPr>
       <w:r>
-        <w:t>時間飛行（Time-of-Flight, ToF）相機提供主動深度量測，He 等 [8]綜述其在三維擷取上的進展，同時強調多徑反射與動態範圍限制常需與其他 proximity 感測協同。Zhmud 等 [6]則以機器人（含手臂）掛載超音波感測器為例，說明近距量測需校正感測器姿態、反射面法向與安裝幾何；本研究之 Geometry Passport 即沿此脈絡，將感測器—目標相對幾何列為可稽核變量。</w:t>
+        <w:t xml:space="preserve">時間飛行（Time-of-Flight, ToF）相機以主動打光量測深度，He 等 [9]綜述其進展，也提醒多徑反射與動態範圍限制，常需搭配其他近距（proximity）感測。Zhmud 等 [7]以機器人（含手臂）掛載超音波為例，強調近距量測必須校正感測器姿態、反射面法向與安裝幾何。本研究沿此脈絡，把感測器安裝姿態與「感測器—目標」相對幾何列為可稽核變量（實驗記錄稱 </w:t>
+      </w:r>
+      <w:commentRangeStart w:id="29"/>
+      <w:r>
+        <w:t xml:space="preserve">Geometry Passport，即「幾何護照」</w:t>
+      </w:r>
+      <w:commentRangeEnd w:id="29"/>
+      <w:r>
+        <w:rPr>
+          <w:rStyle w:val="CommentReference"/>
+        </w:rPr>
+        <w:commentReference w:id="29"/>
+      </w:r>
+      <w:r>
+        <w:t xml:space="preserve">：掛載與場景幾何寫清楚、可核對）。</w:t>
       </w:r>
     </w:p>
     <w:p>
@@ -1696,7 +2192,7 @@
         <w:pStyle w:val="Content"/>
       </w:pPr>
       <w:r>
-        <w:t>近年亦有研究探索主動聲學回波於小型機器人之應用。Dümbgen 等 [14]展示無視覺條件下，可聽域主動回波仍能估計障礙距離，與 Isaac Sim RTX Acoustic 之主動聲學模擬屬同一技術族。綜上，文獻支持「末端非視覺測距具工業互補價值」，但亦提醒量測品質高度依賴幾何與環境；本研究因此不宣稱部署級測距精度，而聚焦於控制變量下之可行性驗證。</w:t>
+        <w:t>主動聲學回波亦見於小型機器人：Dümbgen 等 [17]展示在無視覺條件下，可聽域（人耳可聽頻率範圍附近）主動回波仍能估計障礙距離；這與 Isaac Sim 中 RTX Acoustic 的主動聲學模擬屬同一技術族。文獻共識可概括為兩點：末端非視覺測距具工業互補價值；但量測品質高度依賴幾何與環境。因此本文不宣稱部署級測距精度，而聚焦「在控制好的變量下是否可行，以及因果能否歸因到聲學」。</w:t>
       </w:r>
     </w:p>
     <w:p>
@@ -1704,7 +2200,7 @@
         <w:pStyle w:val="Content"/>
       </w:pPr>
       <w:r>
-        <w:t>聲源與距離定位之機器人文獻脈絡更廣。Valin 等 [4]系統性回顧機器人聲源定位方法，指出陣列幾何、多路徑與殘響為距離與方位估計之共同挑戰；Tsuchiya 等 [16]進一步以室內多路徑到達時間實現無地圖自我定位，顯示即使在強反射室內環境，時間域到達資訊仍可萃取空間資訊。此二文獻共同支持本研究以「配對移除」量測分離目標回波與場景背景多路徑之設計動機。</w:t>
+        <w:t>更廣的聲源與距離定位文獻，進一步支持本研究的量測設計。Valin 等 [4]回顧機器人聲源定位，指出陣列幾何、多路徑與殘響是距離與方位估計的共同挑戰；Tsuchiya 等 [19]則以室內多路徑到達時間做無地圖自我定位，顯示即使在強反射室內，時間域到達資訊仍可能帶有空間訊息。這兩條線共同支持以「配對移除」分離目標回波與背景多路徑（程序見 3.3 節），而不是把整條波形直接當成距離真理。</w:t>
       </w:r>
     </w:p>
     <w:p>
@@ -1720,7 +2216,7 @@
         <w:pStyle w:val="Content"/>
       </w:pPr>
       <w:r>
-        <w:t>Gao 等 [23]為第一篇專題綜述 NVIDIA Isaac Sim，指出模擬已成為機器人研究的核心基礎設施。平台以 Omniverse 為底，整合 GPU 加速 PhysX 物理、RTX 光追渲染與 USD 場景表示，並內建 RGB／深度、LiDAR、IMU 等感測模擬與合成資料管線。該綜述亦強調 Isaac Lab 可支援大規模並行強化學習；Mittal 等 [17]提出之 Orbit 即為此系譜前身。本研究以 Isaac Sim 6.0 為主實驗平台，並保留與 Isaac Lab 後續延伸的相容性。</w:t>
+        <w:t>本節討論：為何在模擬裡做，以及模擬結論能講到哪裡。Gao 等 [27]為 NVIDIA Isaac Sim 的專題綜述，指出模擬已成機器人研究的基礎設施。平台建立在 Omniverse（三維協作與模擬基礎環境）上，整合 GPU 加速 PhysX 物理引擎、RTX 光線追蹤渲染與 USD 場景描述，並內建彩色影像／深度、光達（LiDAR）、慣性量測單元（IMU）等感測模擬。該綜述亦指出 Isaac Lab 可支援大規模並行強化學習；Mittal 等 [20]的 Orbit 是其系譜前身，後續併入 Isaac Lab 生態。本研究以 Isaac Sim 6.0 為主實驗平台；Isaac Lab 僅保留為未來延伸路徑（見 1.5、6.3 節）。</w:t>
       </w:r>
     </w:p>
     <w:p>
@@ -1728,7 +2224,21 @@
         <w:pStyle w:val="Content"/>
       </w:pPr>
       <w:r>
-        <w:t>近年 Isaac Sim 持續用於動態場景建置[20]、Sim-to-Real 策略遷移[21]與工業操作驗證[19]。然而 Gao 等 [23]亦未專論 RTX Acoustic；模擬器輸出仍非物理真值。Höfer 等 [13]強調應以任務級指標驗證遷移，不宜假設模擬信號與實機波形等價。本研究遵循此邊界：RTX Acoustic 特徵僅作趨勢級距離推理之可行性證據，而非 CH201 實機波形對照標準。</w:t>
+        <w:t>近年 Isaac Sim 被用於動態場景建置[24]、Sim-to-Real 策略遷移[25]與工業操作驗證[23]。但 Gao 等 [27]並未專論 RTX Acoustic；模擬器輸出也不是物理真值。Höfer 等 [16]強調應以任務級指標談遷移，</w:t>
+      </w:r>
+      <w:commentRangeStart w:id="30"/>
+      <w:r>
+        <w:t>不宜假設「模擬波形＝實機波形」</w:t>
+      </w:r>
+      <w:commentRangeEnd w:id="30"/>
+      <w:r>
+        <w:rPr>
+          <w:rStyle w:val="CommentReference"/>
+        </w:rPr>
+        <w:commentReference w:id="30"/>
+      </w:r>
+      <w:r>
+        <w:t>。本研究採同一邊界：RTX Acoustic 特徵只當趨勢級距離推理的可行性證據，不是 TDK CH201 等實機波形的對照標準。</w:t>
       </w:r>
     </w:p>
     <w:p>
@@ -1736,7 +2246,21 @@
         <w:pStyle w:val="Content"/>
       </w:pPr>
       <w:r>
-        <w:t>模擬平台之另一價值在於支援大規模強化學習訓練。Rudin 等 [15]展示以 GPU 大量並行模擬（數千環境同時執行）可將四足機器人行走策略之訓練時間縮短至數分鐘，此類大規模並行能力所依託之 GPU 加速模擬架構與 Isaac Sim 同源；策略最佳化演算法方面，Schulman 等 [3]提出之近端策略最佳化（Proximal Policy Optimization, PPO）為現行機器人強化學習之主流方法之一。本研究現行控制器為規則式比例步進控制，未涉及學習型策略；上述基礎設施顯示：若後續以強化學習取代規則式控制器，Isaac Sim／Isaac Lab 之 GPU 並行模擬能力已提供可行路徑（詳見第六章未來工作）。</w:t>
+        <w:t>模擬的另一價值是大規模強化學習。Rudin 等 [18]展示以 GPU 並行數千環境，可在短時間內訓練四足行走策略；Schulman 等 [3]的</w:t>
+      </w:r>
+      <w:commentRangeStart w:id="31"/>
+      <w:r>
+        <w:t>近端策略最佳化（Proximal Policy Optimization, PPO）</w:t>
+      </w:r>
+      <w:commentRangeEnd w:id="31"/>
+      <w:r>
+        <w:rPr>
+          <w:rStyle w:val="CommentReference"/>
+        </w:rPr>
+        <w:commentReference w:id="31"/>
+      </w:r>
+      <w:r>
+        <w:t>則是常見的策略優化演算法。本文現行控制器是規則式比例步進，並未使用 PPO 或任何學習型策略；上述文獻只說明：若未來要以強化學習取代規則控制器，Isaac Sim／Isaac Lab 已提供可行的訓練基礎設施，且仍須沿用本文的三臂效度框架以防「學到場景捷徑」（詳見第六章）。</w:t>
       </w:r>
     </w:p>
     <w:p>
@@ -1744,7 +2268,7 @@
         <w:pStyle w:val="Header2"/>
       </w:pPr>
       <w:r>
-        <w:t>2.3 室內環境與距離特徵（簡述）</w:t>
+        <w:t>2.3 室內環境與距離特徵</w:t>
       </w:r>
     </w:p>
     <w:p>
@@ -1752,7 +2276,21 @@
         <w:pStyle w:val="Content"/>
       </w:pPr>
       <w:r>
-        <w:t>封閉工業環境中，超音波回波會受牆面與工件反射影響，距離資訊往往不是單一路徑量測。Liu 等 [11]指出，室內環境下早期反射能量可作距離之弱趨勢指標，但仍受房間幾何與材質制約。本研究因此不宣稱厘米級測距，而以早期能量等摘要特徵檢驗「距離趨勢是否可用於感測回授」；特徵定義與擷取流程見第三章。所謂多路徑（multipath），指聲波自發射器出發後，除了「直達目標、反射回來」這一條最短路徑外，還會經由牆面、桌面等其他表面多次反彈後抵達接收器；殘響（reverberation）則是這些較晚抵達之回波在時間上疊加拖尾之現象。兩者使接收波形中同時混雜多種幾何來源之訊號，單看波形上之一個峰值並不足以斷定其對應之物理路徑。基於此，本研究採取保守之量測立場：不宣稱模擬波形具備與實體量測相同之絕對精度，而是以「配對移除」（同場景下有目標與移除目標之成對量測，兩者之差即為目標本身之貢獻）隔離目標訊號，並以趨勢性指標（峰值位置隨距離之線性關係）而非單點絕對值建立距離編碼；完整之量測程序與稽核設計見第三章。</w:t>
+        <w:t>室內超聲不能「看一個峰就當距離」；本節說明原因與本文的保守立場。封閉工業環境中，回波會受牆面與工件反射影響，距離很少是單一路徑量測。Liu 等 [14]指出，</w:t>
+      </w:r>
+      <w:commentRangeStart w:id="32"/>
+      <w:r>
+        <w:t>早期反射能量可作距離的弱趨勢指標</w:t>
+      </w:r>
+      <w:commentRangeEnd w:id="32"/>
+      <w:r>
+        <w:rPr>
+          <w:rStyle w:val="CommentReference"/>
+        </w:rPr>
+        <w:commentReference w:id="32"/>
+      </w:r>
+      <w:r>
+        <w:t>，但仍受房間幾何與材質制約。因此本文不宣稱厘米級絕對測距，而以摘要特徵檢驗「距離趨勢是否足以支撐感測回授」；特徵定義見第三章。</w:t>
       </w:r>
     </w:p>
     <w:p>
@@ -1760,7 +2298,29 @@
         <w:pStyle w:val="Content"/>
       </w:pPr>
       <w:r>
-        <w:t>室內聲學模擬之驗證方法學方面，Brinkmann 等 [7]之跨實驗室輪測（round-robin）比較多套房間聲學模擬工具，發現不同幾何聲學引擎對早期反射與殘響時間之預測存在系統性差異，凸顯「模擬—實機」比對須謹慎詮釋，不宜視為等價。Scheibler 等 [5]之 PyRoomAcoustics 為公開之房間聲學模擬與陣列訊號處理工具，提供影像來源法（image-source method）之開放實作；dEchorate 等 [12]建立之資料集則提供已校正之房間脈衝響應，供回聲感知演算法之基準測試。此三項工作共同顯示：房間聲學模擬之保真度評估已有成熟方法學基礎，然多聚焦於固定陣列之訊號處理，較少涵蓋機械手臂載具下之動態幾何場景——此為本研究以配對移除協定系統性量測動態場景可偵測度之切入點。</w:t>
+        <w:t>所謂多路徑（multipath），指聲波除了「打到目標再回來」的最短路徑外，還會經牆面、桌面等多次反彈才到達接收器；殘響（reverberation）則是較晚到的回波在時間上拖尾疊加。兩者使波形同時混有多種幾何來源，單看一個峰值不足以斷定物理路徑。本文因此採取保守量測：不宣稱模擬波形與實體量測絕對精度相同；而以配對移除隔離目標貢獻（程序見 3.3 節），並以峰值位置隨距離的線性趨勢建立距離編碼。</w:t>
+      </w:r>
+    </w:p>
+    <w:p>
+      <w:pPr>
+        <w:pStyle w:val="Content"/>
+      </w:pPr>
+      <w:r>
+        <w:t>室內聲學模擬的保真評估已有方法學傳統。Brinkmann 等 [8]的</w:t>
+      </w:r>
+      <w:commentRangeStart w:id="33"/>
+      <w:r>
+        <w:t>跨實驗室輪測（round-robin：同一題目多實驗室各自跑再比較）</w:t>
+      </w:r>
+      <w:commentRangeEnd w:id="33"/>
+      <w:r>
+        <w:rPr>
+          <w:rStyle w:val="CommentReference"/>
+        </w:rPr>
+        <w:commentReference w:id="33"/>
+      </w:r>
+      <w:r>
+        <w:t>顯示不同引擎對早期反射與殘響時間的預測常有系統差，故「模擬—實機」不宜直接等價。Scheibler 等 [6]的 PyRoomAcoustics 提供影像來源法（image-source：以鏡像聲源近似房間反射）的開放實作；dEchorate 等 [15]則提供已校正的房間脈衝響應資料集，供演算法基準測試。這些工作多聚焦固定陣列與房間聲學；機械手臂載具下、幾何隨時間改變的動態場景可偵測度，仍是較少被系統量測的切入點——此即第四章包絡實驗的文獻位置。</w:t>
       </w:r>
     </w:p>
     <w:p>
@@ -1768,7 +2328,7 @@
         <w:pStyle w:val="Header2"/>
       </w:pPr>
       <w:r>
-        <w:t>2.4 RTX Acoustic 與 GenericModelOutput</w:t>
+        <w:t>2.4 RTX Acoustic 與感測輸出（GMO）</w:t>
       </w:r>
     </w:p>
     <w:p>
@@ -1776,7 +2336,21 @@
         <w:pStyle w:val="Content"/>
       </w:pPr>
       <w:r>
-        <w:t>Isaac Sim 6.0 提供 RTX Acoustic 超音波感測模組[24]，屬實驗性功能：在模擬場景中以 GPU 產生回波資料（signal-way 格式），不輸出點雲。本研究把它視為「可控幾何下的合成超音波觀測」，用來檢驗感測回授接近與離線狀態判斷是否可行。此處值得以白話說明兩類模擬取徑之差異：參數化模型以數學公式直接產生「看起來合理」之回波（例如依距離套用固定之衰減曲線），計算快速但對場景中實際擺放之物體不敏感——目標移動了、模擬輸出卻可能不變；光線追蹤式模型則實際追蹤聲波與場景幾何（目標、桌面、手臂連桿）之碰撞與反射路徑，因此輸出會隨物體之位置、大小、角度而變化。唯有後者，「量測感測器在什麼幾何下讀得到目標」這一問題才有意義——此為本研究選用 RTX Acoustic 之核心理由，亦是第四章感測包絡量測之技術前提。</w:t>
+        <w:t>以下說明 RTX Acoustic 是什麼、為何選它，以及它不能被當成什麼。Isaac Sim 6.0 提供 RTX Acoustic 超音波感測模組[28]，屬實驗性功能：在虛擬場景中以 GPU 產生回波資料（以信號路徑 signal way 組織），</w:t>
+      </w:r>
+      <w:commentRangeStart w:id="35"/>
+      <w:r>
+        <w:t>不輸出點雲</w:t>
+      </w:r>
+      <w:commentRangeEnd w:id="35"/>
+      <w:r>
+        <w:rPr>
+          <w:rStyle w:val="CommentReference"/>
+        </w:rPr>
+        <w:commentReference w:id="35"/>
+      </w:r>
+      <w:r>
+        <w:t>。本研究把它視為「可控幾何下的合成超音波觀測」，用來檢驗感測回授接近是否可行，以及訊號裡到底有沒有側向等資訊（後者見第四章；閉環與消融見第五章）。</w:t>
       </w:r>
     </w:p>
     <w:p>
@@ -1784,7 +2358,21 @@
         <w:pStyle w:val="Content"/>
       </w:pPr>
       <w:r>
-        <w:t>官方文件說明，輸出為發射端、接收端、通道與振幅取樣值的組合[24]；本研究據此整理早期能量、峰值與雙接收端平衡等特徵，程式細節列於附錄。Gao 等 [23]平台綜述未涵蓋此模組；學術上相近案例為 Song 等 [22]OceanSim，顯示 Isaac Sim 可延伸為專用 ray-traced 感測管線。</w:t>
+        <w:t>可用白話區分兩類模擬。</w:t>
+      </w:r>
+      <w:commentRangeStart w:id="34"/>
+      <w:r>
+        <w:t>參數化模型用公式直接產生「看起來合理」的回波</w:t>
+      </w:r>
+      <w:commentRangeEnd w:id="34"/>
+      <w:r>
+        <w:rPr>
+          <w:rStyle w:val="CommentReference"/>
+        </w:rPr>
+        <w:commentReference w:id="34"/>
+      </w:r>
+      <w:r>
+        <w:t>（例如依距離套固定衰減），算得快，但對場景裡真實擺放的物體可能不敏感——目標移了，輸出卻幾乎不變。光線追蹤式模型則追蹤聲波與場景幾何（目標、桌面、手臂連桿）的反射路徑，輸出會隨位置、大小、角度改變。只有後者，「量測感測器在什麼幾何下讀得到目標」才有意義——此為選用 RTX Acoustic／WPM 的主要理由，也是第四章包絡量測的技術前提。</w:t>
       </w:r>
     </w:p>
     <w:p>
@@ -1792,7 +2380,7 @@
         <w:pStyle w:val="Content"/>
       </w:pPr>
       <w:r>
-        <w:t>RTX Acoustic 不保證與實機 CH201 波形一致。本文所有結論均以任務級、趨勢級指標表述，不宣稱部署級測距精度。</w:t>
+        <w:t>官方說明輸出包含發射端、接收端、通道與振幅取樣[28]；本研究由此整理峰值位置與早期能量等特徵，定義與流程見第三章。Gao 等 [27]平台綜述未涵蓋此模組；學術上相近的延伸案例包括 Song 等 [26]的 OceanSim，顯示 Isaac Sim 可做成專用光線追蹤式感測管線。再次強調邊界：RTX Acoustic 不保證與實機 CH201 波形一致；全文結論以任務級、趨勢級指標表述，不宣稱部署級測距精度。</w:t>
       </w:r>
     </w:p>
     <w:p>
@@ -1808,7 +2396,7 @@
         <w:pStyle w:val="Content"/>
       </w:pPr>
       <w:r>
-        <w:t>非視覺機器人接近控制文獻多結合主動聲學、ToF 或觸覺作 last-meter 感知。與端到端視覺—語言—動作（VLM）管線相比，本研究不宣稱全任務語義操作，而聚焦於「已知搜尋走廊內、以超聲特徵驅動之距離趨勢接近」。此定位與 VLM 粗定位 + 非視覺精接近之 hybrid 架構互補，而非直接取代。此處之視覺語言模型（Vision-Language Model, VLM）指同時理解影像與自然語言之大型神經網路模型，其強項在於「理解場景中有什麼、大致在哪裡」之語義層次；但其空間定位精度受影像解析度與訓練資料限制，且在低照度、反光或遮蔽下失效。本研究之超音波感測回授恰好補足此弱點：不依賴光學條件、對「已知方向上之距離」提供公分級之連續回授。兩者組成之階層式架構中，語義理解與精細接近各司其職，此為本研究「互補而非取代」定位之具體含義。</w:t>
+        <w:t>本文與視覺—語言操作路線是分工，而不是互相取代。視覺語言模型（Vision-Language Model, VLM）同時理解影像與自然語言，強項是「場景裡有什麼、大概在哪」的語義層次；但空間精度受影像與訓練資料限制，且在低照度、反光或遮蔽下容易失效。非視覺接近文獻則常結合主動聲學、ToF 或觸覺，做最後一公尺（last-meter）精細靠近。</w:t>
       </w:r>
     </w:p>
     <w:p>
@@ -1816,7 +2404,29 @@
         <w:pStyle w:val="Content"/>
       </w:pPr>
       <w:r>
-        <w:t>在狀態估計脈絡下，機器人操作常需將連續之感測觀測映射為離散之任務狀態（例如「目標存在與否」「已進入可夾取範圍與否」），再由狀態驅動行為決策。本研究對此脈絡之立場是：狀態判斷之前提是感測訊號確實含有對應資訊，故本文先以第四章之包絡量測與第五章之消融對照確立「訊號中有什麼、沒有什麼」（距離趨勢存在、單次量測之側向資訊不存在），將學習式狀態估計留待此一因果地基確立之後（第六章未來工作），避免在訊號是否含資訊尚屬未知時即投入模型訓練、產生難以歸因之結果。</w:t>
+        <w:t>本研究不宣稱端到端語義操作，而聚焦：在</w:t>
+      </w:r>
+      <w:commentRangeStart w:id="36"/>
+      <w:r>
+        <w:t>已知搜尋走廊（目標被允許出現的工作帶）</w:t>
+      </w:r>
+      <w:commentRangeEnd w:id="36"/>
+      <w:r>
+        <w:rPr>
+          <w:rStyle w:val="CommentReference"/>
+        </w:rPr>
+        <w:commentReference w:id="36"/>
+      </w:r>
+      <w:r>
+        <w:t>內，以超聲距離趨勢驅動接近。這與「VLM 粗定位＋非視覺精接近」的混合式（hybrid）階層互補：上層管場景理解與大範圍導航，下層管最後一段非視覺距離回授。超聲的互補點很具體：不依賴光學條件，並對已知方向上的距離提供公分級連續回授。</w:t>
+      </w:r>
+    </w:p>
+    <w:p>
+      <w:pPr>
+        <w:pStyle w:val="Content"/>
+      </w:pPr>
+      <w:r>
+        <w:t>機器人操作有時還會把連續感測映射成離散任務狀態（例如「目標在不在」「是否已進入可夾取範圍」），再驅動行為。本文立場是：先證明訊號裡「有什麼、沒有什麼」，再談學習式狀態估計。因此第四章先做包絡與側向證偽，第五章以消融對照確立距離趨勢能否驅動閉環；學習式狀態估計留待因果地基之後（第六章），避免在資訊是否存在都未查清時就訓練模型、結果難以歸因。</w:t>
       </w:r>
     </w:p>
     <w:p>
@@ -1824,7 +2434,7 @@
         <w:pStyle w:val="Header2"/>
       </w:pPr>
       <w:r>
-        <w:t>2.6 離線狀態判斷與模擬驗證邊界</w:t>
+        <w:t>2.6 模擬驗證邊界與消融式因果檢驗</w:t>
       </w:r>
     </w:p>
     <w:p>
@@ -1832,7 +2442,29 @@
         <w:pStyle w:val="Content"/>
       </w:pPr>
       <w:r>
-        <w:t>模擬驗證有其明確之能與不能，本研究對此採取「邊界先行」之立場。模擬環境之獨特價值在於變因之完全可控與量測之完全可重現：研究者可以精確地只移動一個物體、只改變一個角度，並取得逐位元可重複之量測結果，這使得「拿掉某一項資訊、觀察系統是否失能」之消融式因果檢驗得以嚴格執行——此類檢驗在實體環境中因雜訊與不可重現性而難以達到相同之嚴格程度。反之，模擬結論之效力邊界亦須明確劃定：本研究之確定性引擎不含實體感測器之熱雜訊與元件變異，亦不對頻率相關之聲學物理完整建模（詳見第四章之負結果記錄），故所有結論皆明確標註為模擬環境內之因果驗證，其對實體系統之可移轉性須另經實機實驗確認（第六章）。本文第六章之「可宣稱與不可宣稱範圍界定」即為此一立場之系統性落實。</w:t>
+        <w:t>模擬特別適合回答某些因果問題，但也有明確效力邊界。模擬的長處是變因可控、量測可重現：可以只移動一個物體、只改一個角度，並取得可逐位重複的量測。因此「拿掉某一項資訊，看系統是否失能」的消融式檢驗可以做得很乾淨；在實體環境裡，雜訊與不可重現性往往使同等嚴格的對照難以成立。</w:t>
+      </w:r>
+    </w:p>
+    <w:p>
+      <w:pPr>
+        <w:pStyle w:val="Content"/>
+      </w:pPr>
+      <w:r>
+        <w:t>模擬的短處也必須先講清楚。本研究所用確定性引擎</w:t>
+      </w:r>
+      <w:commentRangeStart w:id="37"/>
+      <w:r>
+        <w:t>不含實體感測器的熱雜訊與元件變異</w:t>
+      </w:r>
+      <w:commentRangeEnd w:id="37"/>
+      <w:r>
+        <w:rPr>
+          <w:rStyle w:val="CommentReference"/>
+        </w:rPr>
+        <w:commentReference w:id="37"/>
+      </w:r>
+      <w:r>
+        <w:t>，也不完整建模頻率相關的聲學物理（見第四章負結果）。故所有正負結果都標註為「模擬環境內的因果驗證」；能否轉移到實體系統，須另以實機任務級實驗確認（第六章）。第六章的可宣稱／不可宣稱清單，即是把本節立場寫成全文邊界。</w:t>
       </w:r>
     </w:p>
     <w:p>
@@ -1848,7 +2480,21 @@
         <w:pStyle w:val="Content"/>
       </w:pPr>
       <w:r>
-        <w:t>單一收發器之超音波感測僅能量測「指向方向上之距離」，無法分辨目標之左右方位；文獻對此提供兩大類解法。第一類為多元件陣列：以多個接收器同時接收回波，利用各接收器間之到達時間差或波束成形（beamforming，將多路訊號依幾何延遲相加以合成指向性）解算方位。Kerstens 等 [9]之嵌入式即時三維成像聲納即為此路線之代表，以麥克風陣列在空氣中實現三維超音波成像，其研究群並發展出受蝙蝠迴聲定位啟發之一系列仿生聲納系統。此路線之前提是各接收器之訊號可被獨立取得——本研究第四章之負結果顯示，現行模擬引擎之輸出不區分接收器身分，故此路線於本研究之模擬環境中不可行，此為本研究轉向第二類解法之直接原因。</w:t>
+        <w:t>單次超聲測距沒有左右資訊時，文獻上有兩大類解法；本文選其中一條。單一收發器大致只能量「指向方向上的距離」，無法分辨目標在左或在右。第一類解法是多元件陣列：多個接收器同時收音，用到達時間差或</w:t>
+      </w:r>
+      <w:commentRangeStart w:id="38"/>
+      <w:r>
+        <w:t>波束成形（beamforming：依幾何延遲把多路訊號對齊相加，形成指向性）</w:t>
+      </w:r>
+      <w:commentRangeEnd w:id="38"/>
+      <w:r>
+        <w:rPr>
+          <w:rStyle w:val="CommentReference"/>
+        </w:rPr>
+        <w:commentReference w:id="38"/>
+      </w:r>
+      <w:r>
+        <w:t>解方位。Kerstens 等 [10]的嵌入式即時三維成像聲納是此路線代表。前提是各接收器訊號能被獨立取得——第四章顯示現行模擬輸出不區分接收器身分，故陣列路線在本模擬環境中不可行。</w:t>
       </w:r>
     </w:p>
     <w:p>
@@ -1856,7 +2502,21 @@
         <w:pStyle w:val="Content"/>
       </w:pPr>
       <w:r>
-        <w:t>第二類解法不依賴多接收器，而是以「多個量測位置」取代「多個接收器」：多點定位（multilateration）自多個已知位置分別量測與目標之距離，以幾何交會解算目標座標，Kapoor 等 [2]以分佈式超音波信標實現室內三維定位即為典型應用；合成孔徑（synthetic aperture）則更進一步，讓單一感測器在移動中連續量測，等效合成一具大孔徑陣列，Hayes 等 [1]對此技術在聲納領域之發展有系統性回顧。本研究第五章之側向定位方案屬此一族系：以機械手臂本身作為感測器之移動平台，自五個橫向錯開之量測位置各取一次距離，以最小平方交會解算目標之二維座標——相較於信標方案需在環境中預先佈設多個發射器，本研究之方案僅需手臂既有之運動自由度，不增加任何硬體元件。</w:t>
+        <w:t>第二類解法不增加接收器，而增加量測位置。多點定位（multilateration）在多個已知位置各量一次距離，以幾何交會解座標；Kapoor 等 [2]的分散式超音波信標室內定位是典型例子。</w:t>
+      </w:r>
+      <w:commentRangeStart w:id="39"/>
+      <w:r>
+        <w:t>合成孔徑（synthetic aperture）</w:t>
+      </w:r>
+      <w:commentRangeEnd w:id="39"/>
+      <w:r>
+        <w:rPr>
+          <w:rStyle w:val="CommentReference"/>
+        </w:rPr>
+        <w:commentReference w:id="39"/>
+      </w:r>
+      <w:r>
+        <w:t>則讓單一感測器在移動中連續量測，等效成更大孔徑；Hayes 等 [1]回顧其在聲納領域的發展。本研究第五章的側向方案屬此一族：手臂本身當移動平台，在五個橫向錯開位置各取距離，再以最小平方交會解二維座標。相較信標方案須在環境預佈發射器，本方案只使用手臂既有運動自由度，不新增硬體。</w:t>
       </w:r>
     </w:p>
     <w:p>
@@ -1872,7 +2532,7 @@
         <w:pStyle w:val="Content"/>
       </w:pPr>
       <w:r>
-        <w:t>綜合前述各面向，現有文獻多覆蓋子集而非完整交集：Gao 等 [23]雖系統整理 Isaac Sim 平台，但未涵蓋 RTX Acoustic 與工業手臂感測回授接近；聲學機器人研究多未提供完整的幾何、材質與任務設定紀錄；VLM 操作研究則少見以 RTX 超音波作 last-meter 非視覺感測回授。在 UR10e 工業手臂與腕部超音波感測場景下，同時整合上述要素之公開工作仍有限。</w:t>
+        <w:t>綜合前述，現有文獻多覆蓋子集，而少見完整交集：Gao 等 [27]整理 Isaac Sim，但未涵蓋 RTX Acoustic 與工業手臂感測回授接近；聲學機器人研究常缺少完整幾何、材質與任務設定紀錄；VLM 操作研究則少見以 RTX 超音波做最後一公尺非視覺回授。在 UR10e 與腕部超音波的場景下，同時把平台、感測、閉環接近與效度對照做完整的公開工作仍有限。</w:t>
       </w:r>
     </w:p>
     <w:p>
@@ -1880,7 +2540,21 @@
         <w:pStyle w:val="Content"/>
       </w:pPr>
       <w:r>
-        <w:t>本研究定位為 simulation-based feasibility study（模擬可行性研究）：第一階段檢查感測特徵擷取是否穩定；第二、三階段檢查感測特徵是否能改善接近行為並支援離線狀態判斷；夾取實驗僅作為下游限制分析，而非本文主貢獻。</w:t>
+        <w:t>本研究定位為</w:t>
+      </w:r>
+      <w:commentRangeStart w:id="40"/>
+      <w:r>
+        <w:t>模擬可行性研究（simulation-based feasibility study）</w:t>
+      </w:r>
+      <w:commentRangeEnd w:id="40"/>
+      <w:r>
+        <w:rPr>
+          <w:rStyle w:val="CommentReference"/>
+        </w:rPr>
+        <w:commentReference w:id="40"/>
+      </w:r>
+      <w:r>
+        <w:t>。先檢查感測特徵是否穩定、可重複；再以閉環接近與資訊消融對照，檢查特徵能否真正驅動行為；夾取是任務鏈下游延伸與限制分析；學習式狀態估計留待因果地基之後（第六章），不是本文主貢獻。</w:t>
       </w:r>
     </w:p>
     <w:p>
@@ -1888,7 +2562,21 @@
         <w:pStyle w:val="Content"/>
       </w:pPr>
       <w:r>
-        <w:t>因此，本論文貢獻不在提出新聲學物理模型，而在填補 G0 缺口：建立 UR10 系列、RTX Acoustic Sensor、感測回授接近與離線狀態判斷之可重複模擬流程，並為後續 CH201 實機任務級驗證保留協定與評估邊界。</w:t>
+        <w:t>因此，貢獻不在提出新的聲學物理模型，而在</w:t>
+      </w:r>
+      <w:commentRangeStart w:id="41"/>
+      <w:r>
+        <w:t>填補文獻上的交集缺口</w:t>
+      </w:r>
+      <w:commentRangeEnd w:id="41"/>
+      <w:r>
+        <w:rPr>
+          <w:rStyle w:val="CommentReference"/>
+        </w:rPr>
+        <w:commentReference w:id="41"/>
+      </w:r>
+      <w:r>
+        <w:t>：把 UR10e、RTX Acoustic、感測回授接近與可重複效度流程放在同一條可重跑鏈上，並為後續 CH201 等實機任務級驗證保留協定與評估邊界。第三章說明方法與場景；第四章給感測包絡與負結果；第五章給閉環、夾取與二維定位；第六章收回宣稱範圍。</w:t>
       </w:r>
     </w:p>
     <w:p>
@@ -1912,7 +2600,21 @@
         <w:pStyle w:val="Content"/>
       </w:pPr>
       <w:r>
-        <w:t>RTX Acoustic 之 Wave Propagation Model（WPM）為真正之幾何光線追蹤式聲波傳播模擬[26]，與僅依賴參數化近場模型之簡化超聲模擬不同，WPM 會追蹤聲波路徑與場景幾何（如立方體目標、牆面、機械手臂連桿）之交互反射，使模擬結果對感測器—目標之相對幾何具有物理意義上之敏感性——此為本研究能以配對移除實驗系統性界定感測包絡之技術前提。</w:t>
+        <w:t>本章先交代模擬裡的超聲訊號從哪來、長什麼樣子，以及距離怎麼從波形算出來。RTX Acoustic 的</w:t>
+      </w:r>
+      <w:commentRangeStart w:id="42"/>
+      <w:r>
+        <w:t>波傳播模型（Wave Propagation Model, WPM）屬幾何光線追蹤式聲波模擬</w:t>
+      </w:r>
+      <w:commentRangeEnd w:id="42"/>
+      <w:r>
+        <w:rPr>
+          <w:rStyle w:val="CommentReference"/>
+        </w:rPr>
+        <w:commentReference w:id="42"/>
+      </w:r>
+      <w:r>
+        <w:t>[30]，不是只靠公式套衰減的參數化近場模型。WPM 會追蹤聲波與場景幾何（立方體目標、桌面、手臂連桿等）的反射交互，因此感測器—目標相對幾何一變，輸出就可能變——這也是第四章能用配對移除系統性畫「感測包絡」的技術前提。</w:t>
       </w:r>
     </w:p>
     <w:p>
@@ -1920,7 +2622,7 @@
         <w:pStyle w:val="Content"/>
       </w:pPr>
       <w:r>
-        <w:t>WPM 之原始輸出資料結構稱為 Generic Model Output（GMO），其官方格式定義[25]說明 GMO 以信號路徑（signal way）序列紀錄各發射器（TX）／接收器（RX）／通道（Channel）組合之振幅樣本。本研究之感測器組態為雙聲學掛載點（相距 0.10 m）搭配單一接收群組，中心頻率設定為 40 kHz。正確重建時間波形須以每路徑樣本數欄位 numSamplesPerSgw 對緩衝區做跨步切分（stride）：buffer 依序排列為每個 signal way 之 N 個樣本，而非以 GMO 之 z 欄位（channel ID）作時間索引——此為前期實作階段確認之關鍵細節，誤用 channel ID 作時間軸將使峰值位置恆為零。</w:t>
+        <w:t>WPM 的原始輸出稱為 Generic Model Output（GMO）。依官方格式[29]，GMO 以信號路徑（signal way）為單位，記錄各發射器（TX）／接收器（RX）／通道組合下的振幅樣本序列。本研究所用組態為兩個聲學掛載點（相距 0.10 m）、單一接收群組，中心頻率 40 kHz。</w:t>
       </w:r>
     </w:p>
     <w:p>
@@ -1928,7 +2630,57 @@
         <w:pStyle w:val="Content"/>
       </w:pPr>
       <w:r>
-        <w:t>GMO 之 timeOffsetNs 欄位在 Isaac Sim 6.0 恆為 0（已知限制），不可用於距離推算；距離改以峰值樣本索引（多幀平均波形中振幅最大值所在之樣本位置）× 樣本週期 × 聲速 ÷ 2 換算。GMO 之發射／接收／通道身分欄位（id 欄位）在本研究之感測器組態下亦不編碼接收器身分（每幀恆為 (tx, rx, ch) = (0, 0, 0)），此限制經第四章之側向掃描直接以實測資料證偽並記錄，而非僅憑文件推測。此外，量測前之場景建立會伴隨數十幀之確定性啟動暫態，且逐幀能量恆有大於 0.1% 之跳動（訊號路徑輪替結構所致），故本研究之量測程序一律採多幀平均，並輔以支柱四所述之量測稽核（3.3 節）排除暫態污染之量測。</w:t>
+        <w:t>把緩衝區還原成時間波形時，</w:t>
+      </w:r>
+      <w:commentRangeStart w:id="43"/>
+      <w:r>
+        <w:t>必須依「每條路徑的樣本數」把資料切開再接成一條時間軸</w:t>
+      </w:r>
+      <w:commentRangeEnd w:id="43"/>
+      <w:r>
+        <w:rPr>
+          <w:rStyle w:val="CommentReference"/>
+        </w:rPr>
+        <w:commentReference w:id="43"/>
+      </w:r>
+      <w:r>
+        <w:t>；不能把通道編號欄位誤當成時間索引——否則峰值位置會壞掉（例如恆為零）。這是管線正確性的硬條件，細節屬實作層，正文只保留上述原則。</w:t>
+      </w:r>
+    </w:p>
+    <w:p>
+      <w:pPr>
+        <w:pStyle w:val="Content"/>
+      </w:pPr>
+      <w:r>
+        <w:t>GMO 的</w:t>
+      </w:r>
+      <w:commentRangeStart w:id="44"/>
+      <w:r>
+        <w:t>時間偏移欄位（timeOffsetNs）在 Isaac Sim 6.0 恆為 0</w:t>
+      </w:r>
+      <w:commentRangeEnd w:id="44"/>
+      <w:r>
+        <w:rPr>
+          <w:rStyle w:val="CommentReference"/>
+        </w:rPr>
+        <w:commentReference w:id="44"/>
+      </w:r>
+      <w:r>
+        <w:t>，不能拿來算飛行時間。距離改由：峰值樣本索引（多幀平均波形中，振幅絕對值最大的取樣點）× 樣本週期 × 聲速 ÷ 2，此即超音波時間飛行（Time-of-Flight, ToF）測距的標準形式（Zhmud 等 [7]；主動深度脈絡見 He 等 [9]）。此外，發射／接收／通道身分在本組態下亦不區分接收器（每幀恆為 (0, 0, 0)）；第四章側向實驗以實測資料記錄此限制，而非只憑文件。場景建立後還有確定性啟動暫態，且逐幀能量常有小幅跳動，故</w:t>
+      </w:r>
+      <w:commentRangeStart w:id="45"/>
+      <w:r>
+        <w:t>量測一律多幀平均，並配合 3.3 節稽核剔除不穩定量測</w:t>
+      </w:r>
+      <w:commentRangeEnd w:id="45"/>
+      <w:r>
+        <w:rPr>
+          <w:rStyle w:val="CommentReference"/>
+        </w:rPr>
+        <w:commentReference w:id="45"/>
+      </w:r>
+      <w:r>
+        <w:t>。</w:t>
       </w:r>
     </w:p>
     <w:p>
@@ -1944,7 +2696,35 @@
         <w:pStyle w:val="Content"/>
       </w:pPr>
       <w:r>
-        <w:t>樣本週期為距離換算公式之關鍵常數，若採用錯誤數值將使全部距離估計產生系統性偏移。本研究不沿用任何外部或前期估計值，而是於每一批新實驗中，以已知距離之目標沿感測器視軸方向做等距離掃描（20 個距離點，涵蓋 0.15–1.20 m），取峰值樣本索引與已知距離做最小平方法（OLS）迴歸，以回歸斜率反推樣本週期（樣本週期 = 2 ÷（斜率 × 聲速））。掃描之具體程序為：感測器全程固定不動，目標物依 3.4 節所述之位置改寫方式依序移至各已知距離點；每移動一次，先等待 40 個模擬影格使聲學輸出穩定，再連續擷取 24 影格取平均波形、讀出峰值樣本索引，如此得到 20 組「已知距離、量測峰值位置」之配對資料供迴歸使用。迴歸所得之斜率（單位：樣本數／公尺）與截距即構成該批實驗之距離預測模型——此後量測到任一峰值位置，即以（峰值位置 − 截距）÷ 斜率預測感測器與目標之距離。</w:t>
+        <w:t>距離公式裡的「樣本週期」必須每批實驗當場自校，理由如下。樣本週期若用錯，全部距離估計會一起偏掉。本研究</w:t>
+      </w:r>
+      <w:commentRangeStart w:id="46"/>
+      <w:r>
+        <w:t>不沿用外部或舊批次常數，而在每一批新實驗中當場自校</w:t>
+      </w:r>
+      <w:commentRangeEnd w:id="46"/>
+      <w:r>
+        <w:rPr>
+          <w:rStyle w:val="CommentReference"/>
+        </w:rPr>
+        <w:commentReference w:id="46"/>
+      </w:r>
+      <w:r>
+        <w:t>：感測器固定，目標沿視軸放到 20 個已知距離（約 0.15–1.20 m）；每點先等 40 個模擬影格穩定，再取 24 影格平均波形讀峰值位置；以峰值位置對已知距離做最小平方法（OLS）迴歸，由斜率反推樣本週期（</w:t>
+      </w:r>
+      <w:commentRangeStart w:id="47"/>
+      <w:r>
+        <w:t>樣本週期 = 2 ÷（斜率 × 聲速）</w:t>
+      </w:r>
+      <w:commentRangeEnd w:id="47"/>
+      <w:r>
+        <w:rPr>
+          <w:rStyle w:val="CommentReference"/>
+        </w:rPr>
+        <w:commentReference w:id="47"/>
+      </w:r>
+      <w:r>
+        <w:t>）。斜率與截距即為該批實驗的距離預測模型：之後任一段峰值位置，都以（峰值位置 − 截距）÷ 斜率換成距離。此「已知距離掃描自校」與機器人超聲應用中的校正脈絡一致（Zhmud 等 [7]）。</w:t>
       </w:r>
     </w:p>
     <w:p>
@@ -1952,7 +2732,21 @@
         <w:pStyle w:val="Content"/>
       </w:pPr>
       <w:r>
-        <w:t>本研究以兩種獨立幾何交叉驗證此自校程序：一為感測器視軸（boresight，即感測器指向軸）高度之量測，二為目標實際置於桌面高度之量測（兩者之感測器—目標三維距離換算不同，後者須另計入垂直高度差）。兩種幾何獨立解得之樣本週期分別為 103.09 µs 與 100.77 µs，彼此相近且均與引擎預設值（schema）102.4 µs 接近，顯示自校結果具跨幾何一致性；凡本研究後續之距離換算，一律採用當輪實驗獨立自校所得之數值，不假設任一固定常數可跨場景沿用。</w:t>
+        <w:t>自校以兩種幾何交叉檢查：一是</w:t>
+      </w:r>
+      <w:commentRangeStart w:id="48"/>
+      <w:r>
+        <w:t>視軸（boresight，感測器指向軸）</w:t>
+      </w:r>
+      <w:commentRangeEnd w:id="48"/>
+      <w:r>
+        <w:rPr>
+          <w:rStyle w:val="CommentReference"/>
+        </w:rPr>
+        <w:commentReference w:id="48"/>
+      </w:r>
+      <w:r>
+        <w:t>高度掃描；二是目標放在桌面高度的掃描（須另計垂直高度差）。兩者獨立得到的樣本週期分別約 103.09 µs 與 100.77 µs，接近引擎預設約 102.4 µs，顯示跨幾何大致一致。但後續換算仍一律採用當輪自校值，不假設固定常數可跨場景沿用。重要邊界：自校階段使用已知距離；進入控制回合後，目標真值只寫進記錄欄、不進控制分支（見 3.5 節與第五章）。</w:t>
       </w:r>
     </w:p>
     <w:p>
@@ -1960,7 +2754,7 @@
         <w:pStyle w:val="Header2"/>
       </w:pPr>
       <w:r>
-        <w:t>3.3 本研究之實驗方法學：四支柱</w:t>
+        <w:t>3.3 實驗方法學：四支柱</w:t>
       </w:r>
     </w:p>
     <w:p>
@@ -1968,7 +2762,7 @@
         <w:pStyle w:val="Content"/>
       </w:pPr>
       <w:r>
-        <w:t>支柱一：包絡優先（envelope-first）。本研究之核心方法論主張是：先以配對移除與訊噪比（SNR）地圖量測「感測器在什麼幾何下讀得到目標」，再把機器人任務設計進已驗證之包絡之內——先驗證感測、再建構控制，避免將控制系統建立於未經驗證之感測假設上。配對移除之量測程序為：於同一場景、同一感測器姿態下，先量測目標存在時之波形，再將目標自場景中物理移除後量測背景波形，兩者皆與同條件下緊接之重複量測（代表量測雜訊底）比較。偵測訊噪比定義為 SNR = max|W_有目標 − W_無目標| ÷ max|W_有目標 − W_雜訊參考|，其中 W 為多幀平均波形；SNR 大於 10 判定為可偵測，此門檻選定考量雜訊底本身即含有限之量測變異。</w:t>
+        <w:t>後續實驗共同遵守四條方法紀律，用以保證「成功」能歸因到聲學資訊。</w:t>
       </w:r>
     </w:p>
     <w:p>
@@ -1976,7 +2770,21 @@
         <w:pStyle w:val="Content"/>
       </w:pPr>
       <w:r>
-        <w:t>支柱二：三臂對照設計。每一組閉環實驗均配對『聲學臂』（closed，使用聲學估距驅動接近與停止決策）、『盲走臂』（blind，量測管線與聲學臂完全相同，僅將控制器可用之估距通道置換為無資訊值 +∞，使其無法觸發停止條件）、『開環臂』（open，完全不執行量測，僅依固定名義行程移動）三臂，三臂使用同一組隨機種子（seed）與同一批隨機目標位置，確保比較之公平性。任何閉環宣稱必須通過「盲走對照失能」檢驗——若盲走臂亦能達成相近之接近效果，即表示聲學臂之成功可能來自場景幾何或走廊設計本身，而非聲學資訊，此宣稱即不成立。</w:t>
+        <w:t xml:space="preserve">支柱一：包絡優先（envelope-first）。先用配對移除與偵測訊噪比（SNR）地圖回答「在什麼幾何下讀得到目標」，再把手臂任務放進已驗證包絡——先驗證感測，再建控制。配對移除程序：同場景、同姿態，先量有目標波形，再物理移除目標量背景，並與緊接的重複量測（雜訊底）比較。動機是分離目標回波與背景多路徑（Valin 等 [4]；Tsuchiya 等 [19]；Liu 等 [14]）。本文 SNR 定義為 </w:t>
+      </w:r>
+      <w:commentRangeStart w:id="49"/>
+      <w:r>
+        <w:t xml:space="preserve">max|W有目標 − W無目標| ÷ max|W有目標 − W雜訊參考|</w:t>
+      </w:r>
+      <w:commentRangeEnd w:id="49"/>
+      <w:r>
+        <w:rPr>
+          <w:rStyle w:val="CommentReference"/>
+        </w:rPr>
+        <w:commentReference w:id="49"/>
+      </w:r>
+      <w:r>
+        <w:t xml:space="preserve">，其中 W 為多幀平均波形；SNR 大於 10 判為可偵測。此 SNR 是操作型偵測指標，不是通訊工程的功率譜 SNR。</w:t>
       </w:r>
     </w:p>
     <w:p>
@@ -1984,7 +2792,21 @@
         <w:pStyle w:val="Content"/>
       </w:pPr>
       <w:r>
-        <w:t>支柱三：預註冊判準。每個實驗之通過／失敗標準寫在執行腳本之註解區塊，先於執行即固定，避免以事後觀察到之結果回頭調整判準（即避免資料窺探）。本研究之主指標一律為「停止位置與目標位置之相關係數（r）與誤差（RMSE）」，刻意不採用單純到達率作為主指標，因為在有限寬度之目標帶下，即使完全不追蹤目標之固定行程策略也可能達到不低之到達率，此點於第六章 6.1 節以實測數據具體說明。</w:t>
+        <w:t>支柱二：三臂對照。每一組閉環實驗都配三條臂，且共用同一組隨機種子與同一批目標位置：聲學臂用估距做接近與停止；盲走臂量測管線完全相同，</w:t>
+      </w:r>
+      <w:commentRangeStart w:id="50"/>
+      <w:r>
+        <w:t>只把控制器可用的估距換成無資訊值（正無窮）</w:t>
+      </w:r>
+      <w:commentRangeEnd w:id="50"/>
+      <w:r>
+        <w:rPr>
+          <w:rStyle w:val="CommentReference"/>
+        </w:rPr>
+        <w:commentReference w:id="50"/>
+      </w:r>
+      <w:r>
+        <w:t>，使停止條件永不成立；開環臂完全不量測，只走固定行程。盲走屬資訊消融（ablation）：拿掉單一資訊通道、保留其餘管線，以檢驗該通道是否必要（Meyes 等 [11]）。任何閉環宣稱都必須通過「盲走失能」：若盲走也差不多成功，就表示成功可能來自走廊幾何，而非聲學。</w:t>
       </w:r>
     </w:p>
     <w:p>
@@ -1992,7 +2814,57 @@
         <w:pStyle w:val="Content"/>
       </w:pPr>
       <w:r>
-        <w:t>支柱四：量測稽核制度。本研究設計三類稽核，皆將不合格量測標記為無效（INVALID）並排除於分析之外，而非事後以插補或其他方式修正：（一）平穩性稽核，針對 WPM 場景建立後之啟動暫態與特定幾何組合下之持續性慢震盪，以量測前之穩定等待（settle）幀數門檻與事後漂移檢查排除；（二）姿態稽核，於機械手臂之每一控制步檢查手臂各連桿（前臂、腕部各關節）之世界座標，是否有連桿穿越桌面或地面之非物理姿態；（三）感測器位姿稽核，確認感測器之實際世界座標與姿態符合校正時之前提條件（如視軸水平、掛載高度固定），此稽核為所有距離校正結果之有效性前提。</w:t>
+        <w:t>支柱三：預註冊判準（preregistration）。通過／失敗標準寫在執行規格中，</w:t>
+      </w:r>
+      <w:commentRangeStart w:id="51"/>
+      <w:r>
+        <w:t>執行前鎖定，避免看完結果再改門檻（資料窺探）</w:t>
+      </w:r>
+      <w:commentRangeEnd w:id="51"/>
+      <w:r>
+        <w:rPr>
+          <w:rStyle w:val="CommentReference"/>
+        </w:rPr>
+        <w:commentReference w:id="51"/>
+      </w:r>
+      <w:r>
+        <w:t>；此對應開放科學中「先鎖分析計畫、再看結果」的原則（Nosek 等 [5]）。主指標固定為停止位置與目標位置的相關 r 與誤差 RMSE，</w:t>
+      </w:r>
+      <w:commentRangeStart w:id="52"/>
+      <w:r>
+        <w:t>刻意不用單純到達率</w:t>
+      </w:r>
+      <w:commentRangeEnd w:id="52"/>
+      <w:r>
+        <w:rPr>
+          <w:rStyle w:val="CommentReference"/>
+        </w:rPr>
+        <w:commentReference w:id="52"/>
+      </w:r>
+      <w:r>
+        <w:t>——在窄目標帶上，固定行程也可能「看起來常到達」（第六章以實測說明）。</w:t>
+      </w:r>
+    </w:p>
+    <w:p>
+      <w:pPr>
+        <w:pStyle w:val="Content"/>
+      </w:pPr>
+      <w:r>
+        <w:t>支柱四：量測與姿態稽核。</w:t>
+      </w:r>
+      <w:commentRangeStart w:id="53"/>
+      <w:r>
+        <w:t>不合格量測標成無效並排除，不做事後插補</w:t>
+      </w:r>
+      <w:commentRangeEnd w:id="53"/>
+      <w:r>
+        <w:rPr>
+          <w:rStyle w:val="CommentReference"/>
+        </w:rPr>
+        <w:commentReference w:id="53"/>
+      </w:r>
+      <w:r>
+        <w:t>。三類稽核：（一）平穩性——場景啟動暫態與慢震盪，以穩定等待影格與事後漂移檢查剔除；（二）手臂姿態——逐步檢查連桿是否穿桌、穿地等非物理姿態；（三）感測器位姿——確認水平視軸與掛載高度等校正前提仍成立。第三類是所有距離校正結果有效的前提。</w:t>
       </w:r>
     </w:p>
     <w:p>
@@ -2008,7 +2880,21 @@
         <w:pStyle w:val="Content"/>
       </w:pPr>
       <w:r>
-        <w:t>本研究全部實驗共用同一基準場景，於每次模擬器啟動時以程式重新建構，確保條件一致：工作桌為 1.2 m（寬）× 0.8 m（深）× 0.40 m（高）之長方體，置於機械手臂基座正前方（桌面中心距基座 1.05 m）；UR10e 機械手臂（含 Robotiq 2F-85 夾爪，僅第五章 D3 實驗實際啟用夾爪）固定於原點；超音波感測器依實驗階段之不同，或為可自由放置之獨立物件（第四章與 D1），或掛載於手臂腕部連桿並前伸 0.25 m（D1.5 與 D3，前伸量之選定使感測器脫離夾爪機構之聲學陰影），兩種情形下感測器皆維持離地 0.65 m、視軸水平朝前，且每一步皆由感測器位姿稽核（3.3 節支柱四）確認此前提未被破壞。目標物為置於桌面上之長方體（各實驗之尺寸於對應章節載明），隨機位置由固定之隨機種子產生：自預先劃定之範圍內均勻抽取，同一實驗之三臂使用同一批抽取結果，確保對照公平。</w:t>
+        <w:t>實驗場景與物件／手臂的移動方式如下，目的是維持聲學可比性。全部實驗共用同一基準場景，每次模擬器啟動以程式重建：工作桌約 1.2 m × 0.8 m × 0.40 m，置於手臂基座前方（桌面中心距基座約 1.05 m）；UR10e 固定於原點，並載入 Robotiq 2F-85 夾爪（僅第五章 D3 真正啟用夾取動作）。超音波感測器有兩種掛法：第四章與 D1 可為獨立放置、未掛臂的感測器物件；D1.5 與 D3 則</w:t>
+      </w:r>
+      <w:commentRangeStart w:id="55"/>
+      <w:r>
+        <w:t>掛於腕部連桿並前伸 0.25 m，以離開夾爪機構的聲學陰影</w:t>
+      </w:r>
+      <w:commentRangeEnd w:id="55"/>
+      <w:r>
+        <w:rPr>
+          <w:rStyle w:val="CommentReference"/>
+        </w:rPr>
+        <w:commentReference w:id="55"/>
+      </w:r>
+      <w:r>
+        <w:t>。兩種情形下感測器均離地約 0.65 m、視軸水平朝前，並由位姿稽核逐步確認。目標為桌面上的長方體（尺寸見各實驗）；隨機位置由固定種子在預劃範圍內均勻抽取，三臂共用同一批目標。</w:t>
       </w:r>
     </w:p>
     <w:p>
@@ -2016,7 +2902,35 @@
         <w:pStyle w:val="Content"/>
       </w:pPr>
       <w:r>
-        <w:t>物件之放置與移動方式：模擬環境中之物件移動並非以物理力推動，而是直接改寫該物件之空間位置屬性，使其於下一影格即出現於指定位置——此操作之聲學有效性（改寫位置後，聲波追蹤引擎確實依新位置計算回波）已由前置探針實驗獨立驗證：移動目標物後，量測波形之變化量達背景雜訊之四百倍以上，且將目標移除出場景與移至遠處兩種操作之效果一致。「將目標自場景移除」（配對移除量測之關鍵步驟）即以自場景刪除該物件實作。每次物件位置變動後之量測程序固定為：先等待 40 影格（消化場景變動後之啟動暫態），再連續擷取 24 影格、分為前後兩段各 12 影格分別平均；兩段平均波形之早期能量若相差超過 5%，即判定該點量測不平穩、標記為無效，此設計源自前期觀察：場景建立後之數十影格內輸出有確定性爬升，且特定幾何組合下存在持續之慢震盪，若不設此稽核將污染量測。機械手臂之移動同樣採直接寫入關節角度之方式（運動學寫入），每步移動後亦執行相同之穩定等待與量測程序；感測器隨手臂移動之聲學有效性亦由前置探針驗證（詳見第五章各實驗之啟動閘門）。</w:t>
+        <w:t>在模擬中移動物件的方式是</w:t>
+      </w:r>
+      <w:commentRangeStart w:id="54"/>
+      <w:r>
+        <w:t>直接改寫空間位置，使下一影格出現在指定處，而非以物理力推動</w:t>
+      </w:r>
+      <w:commentRangeEnd w:id="54"/>
+      <w:r>
+        <w:rPr>
+          <w:rStyle w:val="CommentReference"/>
+        </w:rPr>
+        <w:commentReference w:id="54"/>
+      </w:r>
+      <w:r>
+        <w:t>。此操作對聲學是否有效，已由前置探針驗證：移動目標後，波形變化遠大於背景雜訊；「刪除目標」與「移到遠處」效果一致。配對移除中的「移除目標」即自場景刪除該物件。每次位置變動後的標準量測時序為：</w:t>
+      </w:r>
+      <w:commentRangeStart w:id="56"/>
+      <w:r>
+        <w:t>先等 40 影格消化暫態，再取 24 影格並拆成前後兩段各 12 影格平均</w:t>
+      </w:r>
+      <w:commentRangeEnd w:id="56"/>
+      <w:r>
+        <w:rPr>
+          <w:rStyle w:val="CommentReference"/>
+        </w:rPr>
+        <w:commentReference w:id="56"/>
+      </w:r>
+      <w:r>
+        <w:t>；若兩段早期能量相差超過 5%，判定不平稳、該點無效。手臂移動則直接寫入關節角（運動學寫入），每步後同樣等待與量測；感測器隨臂移動的聲學有效性，另由第五章各實驗的啟動閘門探針確認。</w:t>
       </w:r>
     </w:p>
     <w:p>
@@ -2032,7 +2946,35 @@
         <w:pStyle w:val="Content"/>
       </w:pPr>
       <w:r>
-        <w:t>本研究自原始波形擷取兩項聲學特徵，定義如下。特徵一：峰值樣本索引（peak index）——多影格平均波形中，振幅絕對值最大之取樣點位置（整數）。其物理意義為最強回波之到達時間：聲波自發射器出發、經目標反射回到接收器所需之時間，正比於感測器與目標之往返距離，故峰值位置隨距離線性後移；此特徵是本研究全部距離估計之依據，且經第四章量測確認其對能量慢震盪免疫（能量漂移之量測點其峰值位置仍精確落在距離迴歸線上）。特徵二：早期能量（early energy）——平均波形前 20 個取樣點之振幅平方和。其物理意義為近程回波之總強度；本研究僅將其用於兩處輔助功能：配對移除量測之訊噪比計算（4.1 節）與量測平穩性稽核（3.4 節），刻意不以能量推算距離——因為能量同時受目標距離、尺寸、材質與場景幾何影響，以能量反推距離在含手臂與桌面之複雜場景中不可靠（此為前期探索之教訓，亦是本研究以峰值位置為主特徵之原因）。</w:t>
+        <w:t>從波形取出的特徵，以及如何變成手臂動作，定義如下。特徵一：</w:t>
+      </w:r>
+      <w:commentRangeStart w:id="57"/>
+      <w:r>
+        <w:t>峰值樣本索引——多幀平均波形中振幅絕對值最大的取樣點位置</w:t>
+      </w:r>
+      <w:commentRangeEnd w:id="57"/>
+      <w:r>
+        <w:rPr>
+          <w:rStyle w:val="CommentReference"/>
+        </w:rPr>
+        <w:commentReference w:id="57"/>
+      </w:r>
+      <w:r>
+        <w:t>。物理意義是最強回波的到達時間，與往返距離成正比，故隨距離線性後移（ToF 標準解釋見 Zhmud 等 [7]；He 等 [9]）。這是全部距離估計的依據；第四章亦顯示它對能量慢震盪相對免疫。特徵二：</w:t>
+      </w:r>
+      <w:commentRangeStart w:id="58"/>
+      <w:r>
+        <w:t>早期能量——平均波形前 20 個取樣點的振幅平方和</w:t>
+      </w:r>
+      <w:commentRangeEnd w:id="58"/>
+      <w:r>
+        <w:rPr>
+          <w:rStyle w:val="CommentReference"/>
+        </w:rPr>
+        <w:commentReference w:id="58"/>
+      </w:r>
+      <w:r>
+        <w:t>，代表近程回波總強度。它只用於配對移除的 SNR（4.1 節）與平穩性稽核（3.4 節），不用來推距離：能量同時受距離、尺寸、材質與場景耦合，複雜場景不可靠。</w:t>
       </w:r>
     </w:p>
     <w:p>
@@ -2040,7 +2982,63 @@
         <w:pStyle w:val="Content"/>
       </w:pPr>
       <w:r>
-        <w:t>閉環控制律——自聲學特徵到手臂動作之完整因果鏈如下，以 D1.5 為例：（一）量測：手臂於當前位置依 3.4 節程序取得平均波形，讀出峰值樣本索引；（二）預測：以 3.2 節自校迴歸模型將峰值位置換算為感測器至目標之三維距離，再依感測器與目標之已知垂直高度差（0.19–0.20 m）換算為水平距離估計值；（三）決策：若水平距離估計值小於或等於預定停止距離 0.35 m，控制器即判定到達、停止前進；否則命令手臂沿接近軸前進一步（步長 0.05 m）；（四）執行：目標位置經逆向運動學解算為六個關節角度後寫入手臂，求解時以上一步之關節解作為初始猜測（暖啟動），並限制單步關節變化量上限，防止逆向運動學在多組合法解之間跳躍；（五）稽核：每步移動後檢查手臂姿態與感測器位姿（3.3 節支柱四），隨即回到步驟（一）。迴圈另設兩道護欄：步數上限 40 步、走廊端點護欄（手臂前進至預設邊界即強制終止），兩者皆為與聲學無關之安全終止條件，其觸發於記錄中明確標示、與聲學觸發之停止區分。</w:t>
+        <w:t>閉環控制律以 D1.5（感測器掛於手臂）為例，因果鏈分五步：（一）量測——依 3.4 節取得平均波形，讀峰值位置；（二）預測——用 3.2 節自校模型換成感測器至目標的三維距離，再以</w:t>
+      </w:r>
+      <w:commentRangeStart w:id="59"/>
+      <w:r>
+        <w:t>已知垂直高度差（約 0.19–0.20 m）換成水平距離估計</w:t>
+      </w:r>
+      <w:commentRangeEnd w:id="59"/>
+      <w:r>
+        <w:rPr>
+          <w:rStyle w:val="CommentReference"/>
+        </w:rPr>
+        <w:commentReference w:id="59"/>
+      </w:r>
+      <w:r>
+        <w:t>；（三）決策——若水平估距 ≤ 預定停止距離 0.35 m 則停止，否則沿接近軸前進 0.05 m；（四）執行——以逆向運動學把末端目標解成六軸關節角並寫入，</w:t>
+      </w:r>
+      <w:commentRangeStart w:id="81"/>
+      <w:r>
+        <w:t>以上一步解為初值（暖啟動）</w:t>
+      </w:r>
+      <w:commentRangeEnd w:id="81"/>
+      <w:r>
+        <w:rPr>
+          <w:rStyle w:val="CommentReference"/>
+        </w:rPr>
+        <w:commentReference w:id="81"/>
+      </w:r>
+      <w:r>
+        <w:t>並限制單步關節變化，避免多解之間亂跳；（五）稽核——檢查手臂姿態與感測器位姿後，回到（一）。另有兩道與聲學無關的安全護欄：最多 40 步，以及</w:t>
+      </w:r>
+      <w:commentRangeStart w:id="61"/>
+      <w:r>
+        <w:t>走廊端點強制停止</w:t>
+      </w:r>
+      <w:commentRangeEnd w:id="61"/>
+      <w:r>
+        <w:rPr>
+          <w:rStyle w:val="CommentReference"/>
+        </w:rPr>
+        <w:commentReference w:id="61"/>
+      </w:r>
+      <w:r>
+        <w:t>；觸發時在記錄中與「聲學觸發停止」分開標示。</w:t>
+      </w:r>
+      <w:commentRangeStart w:id="60"/>
+      <w:r>
+        <w:t>目標真實世界座標只進記錄欄，不進任何控制判斷</w:t>
+      </w:r>
+      <w:commentRangeEnd w:id="60"/>
+      <w:r>
+        <w:rPr>
+          <w:rStyle w:val="CommentReference"/>
+        </w:rPr>
+        <w:commentReference w:id="60"/>
+      </w:r>
+      <w:r>
+        <w:t>。</w:t>
       </w:r>
     </w:p>
     <w:p>
@@ -2048,7 +3046,21 @@
         <w:pStyle w:val="Content"/>
       </w:pPr>
       <w:r>
-        <w:t>三臂之差異即在上述因果鏈之步驟（二）與（三）：聲學臂完整執行五個步驟；盲走臂執行完全相同之量測（步驟一之成本與時序皆保留），但於步驟（二）將水平距離估計值強制置換為無窮大，使步驟（三）之停止條件永遠不成立——盲走臂因此只能被走廊護欄強制終止，其存在使「量測動作本身之副作用」（如每步之等待時間、手臂之走停節奏）與「量測資訊之實際使用」兩者得以分離檢驗；開環臂則完全跳過步驟（一）（二）（三），直接以固定名義行程走到預定點停止，作為「完全無感測」之基準線。改善機制方面，本研究之控制器刻意維持最簡形式（單一比例步進、無濾波、無多步預測），使每一次停止決策皆可追溯至單一次量測之單一特徵值——此為因果歸屬清晰性與控制效能之間之刻意取捨，控制效能之改善（如加入狀態估計或學習式策略）列於第六章未來工作。</w:t>
+        <w:t>三臂差異只在步驟（二）（三），定義見 3.3 節支柱二：聲學臂跑滿五步；盲走臂仍量測但估距作廢；開環臂完全不量測、固定行程。</w:t>
+      </w:r>
+      <w:commentRangeStart w:id="62"/>
+      <w:r>
+        <w:t>控制器保持最簡：固定步長前進、無濾波、無多步預測</w:t>
+      </w:r>
+      <w:commentRangeEnd w:id="62"/>
+      <w:r>
+        <w:rPr>
+          <w:rStyle w:val="CommentReference"/>
+        </w:rPr>
+        <w:commentReference w:id="62"/>
+      </w:r>
+      <w:r>
+        <w:t>，使每一次停止都能追溯到單次量測的單一特徵。這是「可歸因」優先於「控制效能」的取捨；更強控制器列第六章未來工作。</w:t>
       </w:r>
     </w:p>
     <w:p>
@@ -2064,7 +3076,21 @@
         <w:pStyle w:val="Content"/>
       </w:pPr>
       <w:r>
-        <w:t>第四章與第五章之數據依序遞進：S1（感測包絡地圖）界定可偵測幾何範圍 → S2（感測器量化特性表，datasheet）在包絡內建立距離編碼之量化關係 → D1（感測＋控制之隔離驗證，採自由移動之飛行感測器）驗證控制迴路本身之因果有效性 → D1.5（加入手臂載具）驗證同一控制迴路在真實機械手臂運動學下之表現 → D3（端到端夾取整合）將已驗證之接近能力延伸至夾取對位與附著升舉，構成本研究之完整任務鏈。每一層皆有獨立之預先寫定判準與資訊消融對照組，且後一層之場景設計直接引用前一層之量測結論，而非各自獨立假設：D1 與 D1.5 之場景幾何直接沿用 S1 界定之可偵測範圍與 S2 之校正參數；D3 之夾取目標物與距離校正則於實驗前以三道前置閘門重新量測確認（目標物可偵測性、距離編碼有效性、夾取動作力學有效性），確保「換了目標物」這一變因不會使前層結論失效。</w:t>
+        <w:t>後續實驗一層接一層，而不是各自假設；資料鏈如下。資料鏈為：S1 感測包絡界定可偵測幾何 →S2 在包絡內建立距離編碼量化關係 →D1 以未掛臂、可自由移動的感測器隔離驗證「感測＋控制」因果 →D1.5 把感測器掛上 UR10e，加入真實手臂運動學 →D3 延伸到夾取對位與附著升舉；另有 D2 在側向證偽後，以多點定位恢復二維並做三臂閉環（見 5.4 節）。每一層都有預先寫定判準；閉環層皆有消融對照。D1／D1.5 場景直接沿用 S1 包絡與 S2 校正；</w:t>
+      </w:r>
+      <w:commentRangeStart w:id="63"/>
+      <w:r>
+        <w:t>D3 更換目標物前，另以三道前置閘門重測</w:t>
+      </w:r>
+      <w:commentRangeEnd w:id="63"/>
+      <w:r>
+        <w:rPr>
+          <w:rStyle w:val="CommentReference"/>
+        </w:rPr>
+        <w:commentReference w:id="63"/>
+      </w:r>
+      <w:r>
+        <w:t>可偵測性、測距與夾取動作力學，避免「換了物體就偷用舊結論」。</w:t>
       </w:r>
     </w:p>
     <w:p>
@@ -2072,7 +3098,7 @@
         <w:pStyle w:val="Content"/>
       </w:pPr>
       <w:r>
-        <w:t>此外，本研究對校正參數之可信度另行執行歸因檢驗：不同實驗批次獨立量測之距離校正斜率曾出現表面上約正負一成之差異，經統計分析確認該差異完全落在小樣本迴歸之不確定度範圍內（量測點數少、且峰值樣本索引為整數所致之量化誤差），並以直接對照實驗（同一場景內分別移動目標與移動感測器，各量測十三個距離點）確認兩種量測方式解得之斜率無系統性差異。此檢驗確立了一項可遷移之結論：距離校正斜率為傳播介質與取樣機制之性質，與目標物之形狀尺寸無關（不同目標物獨立解得之斜率相差不及百分之一），因此校正可在同幾何下跨目標物沿用，惟本研究仍一律於更換目標物時重新自校以資保守。</w:t>
+        <w:t>校正斜率的可信度另做歸因。不同批次斜率表面上可差約一成，但統計上落在小樣本迴歸不確定度內（點數有限，且峰值索引為整數造成量化）。直接對照實驗亦顯示：同一場景「移目標、感測器固定」與「手臂載感測器移動、目標固定」所得斜率無系統差。結論：斜率主要反映傳播與取樣機制，目標外形主要影響截距；同幾何下理論上可跨目標沿用，但本研究更換目標物時仍一律重做自校以保守。</w:t>
       </w:r>
     </w:p>
     <w:p>
@@ -2096,7 +3122,21 @@
         <w:pStyle w:val="Content"/>
       </w:pPr>
       <w:r>
-        <w:t>本章之感測包絡量測（實驗代號 S1）目的在回答第一章 RQ1：超音波感測器在何種感測器—目標幾何下能穩定偵測目標。實驗設計為四因子配對移除掃描：距離（0.15、0.3、0.5、0.8、1.2 m 五個水準）、目標尺寸（0.04、0.10、0.20 m 三個水準）、感測器俯仰角（0°、30°、60° 三個水準），以及場景干擾物（無干擾、僅桌面、桌面加機械手臂三個水準），共分為四個區塊（A–D），依因子組合裁切出 52 個量測格點，全數完成、0 格無效（少數格點因量測稽核偵測到平穩性未達標而重測，最終皆通過）。</w:t>
+        <w:t>S1 對應第一章 RQ1：感測器在哪些幾何下讀得到目標，包絡邊界在哪。實驗代號 S1。設計為</w:t>
+      </w:r>
+      <w:commentRangeStart w:id="64"/>
+      <w:r>
+        <w:t>四因子配對移除掃描</w:t>
+      </w:r>
+      <w:commentRangeEnd w:id="64"/>
+      <w:r>
+        <w:rPr>
+          <w:rStyle w:val="CommentReference"/>
+        </w:rPr>
+        <w:commentReference w:id="64"/>
+      </w:r>
+      <w:r>
+        <w:t>：距離五個水準（0.15、0.3、0.5、0.8、1.2 m）、目標邊長三個水準（0.04、0.10、0.20 m）、俯仰角三個水準（0°、30°、60°，俯視為正）、干擾物三個水準（無干擾、僅桌面、桌面加手臂）。因子組合裁成 52 個量測格點，分 A–D 四區執行；全數完成，最終 0 格無效（少數格因平穩性未過而重測後通過）。</w:t>
       </w:r>
     </w:p>
     <w:p>
@@ -2104,7 +3144,7 @@
         <w:pStyle w:val="Content"/>
       </w:pPr>
       <w:r>
-        <w:t>每一格點之實驗程序如下。每格使用一次獨立之模擬器啟動（避免格點間之狀態殘留），場景依該格之因子設定建構：感測器置於固定位置（離地 0.65 m），俯仰角依格點設定繞水平軸旋轉（0°、30° 或 60°，俯視為正）；立方體目標置於感測器視軸延伸線上之指定距離處（俯仰非零時目標隨視軸放低），使目標中心始終位於感測器指向之正前方；干擾物依格點水準放置——「桌面」水準將 1.2×0.8 m 之實心桌置於目標正下方（目標改置桌面上），「桌面加手臂」水準另將機械手臂以固定姿態立於感測器正後方約 0.1 m 處，模擬腕載感測器背後即為手臂本體之實際幾何。量測順序為三段：先量「有目標」波形，再於完全相同條件下緊接量測一次作為雜訊參考（兩次量測之差即為該模擬工作階段之量測雜訊底），最後將目標自場景刪除、量「無目標」背景波形；三段各依 3.4 節之標準程序（等待 40 影格、擷取 24 影格平均）執行，訊噪比即以三段波形依 3.3 節公式計算。</w:t>
+        <w:t>每一格獨立啟動一次模擬器，避免格點間狀態殘留。感測器固定離地 0.65 m，俯仰依格點設定；立方體目標放在視軸延伸線上指定距離（俯仰非零時目標隨視軸放低），使目標中心始終在指向正前方。「桌面」水準把 1.2×0.8 m 實心桌放在目標下方；「桌面加手臂」再把手臂以固定姿態立在感測器正後方約 0.1 m，模擬腕載時背後就是手臂本體的幾何。量測分三段，皆依 3.4 節標準程序（等 40 影格、取 24 影格平均）：先量有目標；再於同條件緊接量一次作雜訊參考（兩者差＝該次工作階段的量測雜訊底）；最後刪除目標量無目標背景。訊噪比依 3.3 節公式由三段波形計算。</w:t>
       </w:r>
     </w:p>
     <w:p>
@@ -2112,7 +3152,21 @@
         <w:pStyle w:val="Content"/>
       </w:pPr>
       <w:r>
-        <w:t>每一格點採配對移除程序：先於固定幾何下量測目標存在之波形，再將目標自場景物理移除後量測背景波形，兩者皆與同條件下緊接之重複量測比較，計算訊噪比（SNR）。四個區塊之結果為：A 區（無干擾、水平指向，距離×尺寸）14/15 可偵測（唯一失格為 0.04 m 目標於 1.2 m 距離，SNR 僅 3.9）；B 區（俯仰效應，30° 與 60°）6/10 可偵測（30° 全部距離段皆可偵測，60° 僅最近之 0.15 m 距離可偵測）；C 區（含桌面干擾，距離×俯仰）9/15 可偵測（水平指向全數可偵測，SNR 介於 67–148；30° 俯仰僅至 0.5 m 距離；60° 俯仰僅最近距離可偵測）；D 區（含桌面與手臂雙重干擾，距離×尺寸×俯仰）7/12 可偵測（水平指向全數可偵測，SNR 介於 67–293；60° 俯仰僅 0.3 m 距離、0.20 m 尺寸之目標可偵測）。四區合計 36/52 格可偵測，此結果已足以否定「感測包絡完全不可行」之最壞情境，亦未觸及「含手臂干擾即全數失敗」之另一項預先寫定之停損判準。</w:t>
+        <w:t>四區結果摘要如下。A 區（無干擾、水平指向，距離×尺寸）14/15 可偵測；唯一失格是 0.04 m 目標在 1.2 m，SNR 僅 3.9。B 區（俯仰 30°／60°）6/10 可偵測：30° 各距離皆可偵測，60° 僅最近 0.15 m 可偵測。C 區（含桌面，距離×俯仰）9/15 可偵測：水平指向全過（SNR 約 67–148）；30° 僅到約 0.5 m；60° 僅最近距離。D 區（桌面加手臂，距離×尺寸×俯仰）7/12 可偵測：水平指向全過（SNR 約 67–293）；60° 僅 0.3 m、0.20 m 目標可偵測。</w:t>
+      </w:r>
+      <w:commentRangeStart w:id="65"/>
+      <w:r>
+        <w:t>合計 36/52 格可偵測</w:t>
+      </w:r>
+      <w:commentRangeEnd w:id="65"/>
+      <w:r>
+        <w:rPr>
+          <w:rStyle w:val="CommentReference"/>
+        </w:rPr>
+        <w:commentReference w:id="65"/>
+      </w:r>
+      <w:r>
+        <w:t>：已否定「包絡完全不可行」的最壞情境，也未觸發預先寫定的中止條件「有手臂干擾就全數失敗」。</w:t>
       </w:r>
     </w:p>
     <w:p>
@@ -2120,7 +3174,21 @@
         <w:pStyle w:val="Content"/>
       </w:pPr>
       <w:r>
-        <w:t>關鍵發現一：感測包絡之主宰因子是「指向」而非「干擾物」。水平指向（俯仰角 0°）時，即使桌面與手臂兩項干擾物同時存在，0.10 m 目標於 0.3–0.8 m 距離範圍內全數可偵測（SNR ≥ 67）；反之，俯仰角提升至 60° 時，即使沒有任何干擾物，可偵測格點也幾乎全滅——推測原因是立方體目標之鏡面反射特性，使大角度俯視下之回波偏離感測器接收方向，而非因為訊號被場景中其他物體遮蔽或吸收。</w:t>
+        <w:t>關鍵發現一：</w:t>
+      </w:r>
+      <w:commentRangeStart w:id="66"/>
+      <w:r>
+        <w:t>主宰因子是「指向」，不是「干擾物」</w:t>
+      </w:r>
+      <w:commentRangeEnd w:id="66"/>
+      <w:r>
+        <w:rPr>
+          <w:rStyle w:val="CommentReference"/>
+        </w:rPr>
+        <w:commentReference w:id="66"/>
+      </w:r>
+      <w:r>
+        <w:t>。水平指向（0°）時，即使桌面與手臂都在，0.10 m 目標在 0.3–0.8 m 仍全可偵測（SNR ≥ 67）。反之俯仰到 60°，即使無干擾物，可偵測格也幾乎全滅。較合理的解釋是立方體近似鏡面反射：大俯角時回波偏離接收方向，而不是被桌、臂「擋住或吸掉」。</w:t>
       </w:r>
     </w:p>
     <w:p>
@@ -2128,7 +3196,21 @@
         <w:pStyle w:val="Content"/>
       </w:pPr>
       <w:r>
-        <w:t>關鍵發現二：感測器後方之物體對前向偵測路徑之貢獻在此確定性模擬下精確為零。比對 C 區（僅桌面）與 D 區（桌面加手臂）在相同距離、相同俯仰角下之量測結果，兩者之 SNR 數值逐位相同（例如 148.36、94.58、67.67 三組數值於兩區塊完全一致），顯示置於感測器後方之機械手臂對前向聲學路徑沒有任何可量測之干擾貢獻。此一發現具有明確之工程意涵：即使在含手臂與桌面之複雜抓取場景中，若目標偵測失敗，其根因不必然是手臂或桌面本身造成之遮蔽或反射干擾，而更可能是感測器相對於目標之擺位與指向角度不當——此發現直接指導了第五章之場景設計。</w:t>
+        <w:t>關鍵發現二：</w:t>
+      </w:r>
+      <w:commentRangeStart w:id="67"/>
+      <w:r>
+        <w:t>感測器後方物體對前向路徑的貢獻，在此確定性模擬下為零</w:t>
+      </w:r>
+      <w:commentRangeEnd w:id="67"/>
+      <w:r>
+        <w:rPr>
+          <w:rStyle w:val="CommentReference"/>
+        </w:rPr>
+        <w:commentReference w:id="67"/>
+      </w:r>
+      <w:r>
+        <w:t>。C 區（僅桌）與 D 區（桌加臂）在相同距離與俯仰下，SNR 數值逐位相同（例如 148.36、94.58、67.67 兩區一致）。因此後方手臂對前向聲學路徑沒有可量測干擾。工程含義：抓取場景若偵測失敗，根因未必是桌臂本身，更常是擺位與指向不對——此點直接指導第五章場景設計。</w:t>
       </w:r>
     </w:p>
     <w:p>
@@ -2136,7 +3218,7 @@
         <w:pStyle w:val="Content"/>
       </w:pPr>
       <w:r>
-        <w:t>關鍵發現三：目標尺寸存在明確之下限。0.04 m 尺寸之目標在超過 1.2 m 距離即失效（SNR 降至個位數）；0.10 m 尺寸之目標在全部測試距離範圍（0.15–1.2 m）皆維持可偵測；0.20 m 尺寸之目標則有最高之訊噪比表現（SNR 介於 216–311）。此結果為後續實驗選擇目標尺寸提供依據：本研究後續之感測器 datasheet 與閉環接近實驗皆採用 0.10 m 尺寸，兼顧可偵測性與貼近實際工件尺度之考量。</w:t>
+        <w:t>關鍵發現三：目標尺寸有明確下限。0.04 m 目標超過約 1.2 m 即失效（SNR 掉到個位數）；0.10 m 在 0.15–1.2 m 皆可偵測；0.20 m 訊噪比最高（約 216–311）。後續量化特性與閉環實驗因此採用 0.10 m：兼顧可偵測性與接近實際工件尺度。</w:t>
       </w:r>
     </w:p>
     <w:p>
@@ -2144,7 +3226,7 @@
         <w:pStyle w:val="Header2"/>
       </w:pPr>
       <w:r>
-        <w:t>4.2 S2 感測器量化特性表（Datasheet）</w:t>
+        <w:t>4.2 S2 感測器量化特性表</w:t>
       </w:r>
     </w:p>
     <w:p>
@@ -2152,7 +3234,7 @@
         <w:pStyle w:val="Content"/>
       </w:pPr>
       <w:r>
-        <w:t>在 S1 界定之可偵測包絡內，本研究進一步以 15 組量測建立感測器之量化特性表（datasheet），採用 S1 之 D 區實戰幾何（桌面加手臂雙重干擾、水平指向、0.10 m 目標）作為量測條件，確保後續控制器設計所依據之校正數值來自與實際任務場景一致之幾何配置，而非理想化之無干擾場景。15 組量測包含：距離編碼（視軸高度與桌面高度各進行掃描，目標物依 3.4 節方式在同一工作階段內沿視軸依序移至各距離點）、側向編碼（目標物沿垂直於視軸之方向橫移 13 點）、以及重複性測試（將模擬器完全關閉並重新啟動十次，每次以相同設定量測同一格點，檢驗跨工作階段之結果一致性）。</w:t>
+        <w:t>S2 在已確認可偵測的包絡內，量化距離編碼精度、近距邊界與可重複性。實驗代號 S2。量測刻意採用 S1 的 D 區實戰幾何（桌面加手臂、水平指向、0.10 m 目標），讓後續控制器用的校正來自任務場景，而不是無干擾理想場景。內容含：視軸高度與桌面高度的距離掃描、垂直於視軸的側向掃描（13 點），以及關閉再開模擬器十次的重複性測試。</w:t>
       </w:r>
     </w:p>
     <w:p>
@@ -2160,15 +3242,68 @@
         <w:pStyle w:val="Content"/>
       </w:pPr>
       <w:r>
-        <w:t>距離編碼結果：於感測器視軸高度（z=0.65 m）進行三遍獨立掃描，峰值樣本索引與已知距離之皮爾森相關係數 r=0.9994，均方根誤差（RMSE）1.21 cm，三遍掃描之自校樣本週期為 103.09 µs；於目標實際置於桌面高度（z=0.45 m，即感測器與目標之間存在固定 0.20 m 垂直高度差）進行掃描，相關係數 r=0.9998，優於視軸高度掃描，可用距離範圍 0.32 m 以上之均方根誤差為 5.3 mm，自校樣本週期為 100.77 µs。0.15–0.26 m 之近距離量測點因感測器俯視角超過 50 度，被平穩性稽核正確排除，此結果符合幾何預期（近距離時垂直高度差相對距離之角度效應顯著增加）。三遍距離掃描之結果逐位相同（包含被稽核排除之量測點），與另外進行之 10 次重複性測試（峰值樣本索引結果完全相同、能量特徵之變異係數為 0.0000）互相印證，顯示本模擬環境在固定隨機種子下具有高度之數值確定性，此為本研究得以進行精確之逐點稽核之基礎。</w:t>
+        <w:t>距離編碼結果。視軸高度（z＝0.65 m）三遍獨立掃描：峰值位置與已知距離的</w:t>
+      </w:r>
+      <w:commentRangeStart w:id="68"/>
+      <w:r>
+        <w:t>皮爾森 r＝0.9994，RMSE 1.21 cm</w:t>
+      </w:r>
+      <w:commentRangeEnd w:id="68"/>
+      <w:r>
+        <w:rPr>
+          <w:rStyle w:val="CommentReference"/>
+        </w:rPr>
+        <w:commentReference w:id="68"/>
+      </w:r>
+      <w:r>
+        <w:t>，自校樣本週期 103.09 µs。目標在桌面高度（z＝0.45 m，垂直差固定 0.20 m）：r＝0.9998，在可用距離約 0.32 m 以上 RMSE 為 5.3 mm，自校週期 100.77 µs。</w:t>
+      </w:r>
+      <w:commentRangeStart w:id="69"/>
+      <w:r>
+        <w:t>0.15–0.26 m 近距點因俯視角超過約 50°，被平穩性稽核排除</w:t>
+      </w:r>
+      <w:commentRangeEnd w:id="69"/>
+      <w:r>
+        <w:rPr>
+          <w:rStyle w:val="CommentReference"/>
+        </w:rPr>
+        <w:commentReference w:id="69"/>
+      </w:r>
+      <w:r>
+        <w:t>，符合幾何預期。三遍掃描結果逐位相同（含被排除點）；</w:t>
+      </w:r>
+      <w:commentRangeStart w:id="70"/>
+      <w:r>
+        <w:t>十次重啟重複性測試中，峰值位置完全相同，能量特徵變異係數為 0</w:t>
+      </w:r>
+      <w:commentRangeEnd w:id="70"/>
+      <w:r>
+        <w:rPr>
+          <w:rStyle w:val="CommentReference"/>
+        </w:rPr>
+        <w:commentReference w:id="70"/>
+      </w:r>
+      <w:r>
+        <w:t>。這表示在固定種子下管線高度確定——它證明的是可重算、可稽核，不是「感測器很抗真實雜訊」。</w:t>
       </w:r>
     </w:p>
     <w:p>
       <w:pPr>
         <w:pStyle w:val="Content"/>
       </w:pPr>
-      <w:r>
-        <w:t>校正斜率之跨批次一致性檢驗：由於距離換算完全依賴校正斜率，本研究對不同實驗批次獨立量測之斜率差異（表面上約正負一成）進行了兩層歸因。第一層為統計歸因：以最小平方法迴歸之標準誤計算各批次斜率之 95% 信賴區間，結果顯示量測點數較少之批次其信賴區間完全涵蓋主校正值，亦即表面差異落在小樣本估計之不確定度內，並非物理性之系統差；第二層為直接實驗：於同一場景中，分別以「移動目標、感測器固定」與「手臂載運感測器移動、目標固定」兩種方式量測相同之十三個距離點，兩者解得之斜率差異小於合併標準誤之兩倍，確認量測方式本身不引入系統偏差。此檢驗同時帶來一項附帶發現：不同尺寸形狀之目標物獨立解得之校正斜率相差不及百分之一，顯示斜率反映的是聲波傳播與取樣機制之性質，目標物幾何僅影響迴歸截距。</w:t>
+      <w:commentRangeStart w:id="71"/>
+      <w:r>
+        <w:t>校正斜率跨批次表面可差約一成，做了兩層歸因</w:t>
+      </w:r>
+      <w:commentRangeEnd w:id="71"/>
+      <w:r>
+        <w:rPr>
+          <w:rStyle w:val="CommentReference"/>
+        </w:rPr>
+        <w:commentReference w:id="71"/>
+      </w:r>
+      <w:r>
+        <w:t>。統計層：小樣本批次的 95% 信賴區間仍涵蓋主校正值，差異落在估計不確定度內。實驗層：同一場景「移目標、感測器固定」與「手臂載感測器移動、目標固定」各量 13 點，斜率差小於合併標準誤的兩倍，量測方式本身無系統偏差。附帶發現：不同外形目標物解得的斜率相差不到百分之一——斜率主要反映傳播與取樣，外形主要影響截距。</w:t>
       </w:r>
     </w:p>
     <w:p>
@@ -2176,7 +3311,7 @@
         <w:pStyle w:val="Header2"/>
       </w:pPr>
       <w:r>
-        <w:t>4.3 負結果與失效機制（誠實記錄）</w:t>
+        <w:t>4.3 負結果與失效機制</w:t>
       </w:r>
     </w:p>
     <w:p>
@@ -2184,23 +3319,64 @@
         <w:pStyle w:val="Content"/>
       </w:pPr>
       <w:r>
-        <w:t>側向感知之四重證偽：本研究以四項互相獨立之實驗，系統性檢驗感測器原生輸出是否含有目標之左右方向資訊，四項全數證偽。其一，能量線索：兩接收器之能量差異與目標橫移量（±0.15 m 掃描）之間無單調關係（斯皮爾曼等級相關係數 ρ=0.357，遠低於預先寫定之 0.9 判準）；其二，時間線索：兩接收訊號間之互相關時間差恆為固定值（與橫移量之相關係數僅 0.002），且對左右橫移呈完全鏡像對稱，顯示該時間差為輸出管線之固定偏移而非幾何資訊；其三，身分欄位：逐幀檢視原始輸出，各幀之信號路徑標籤（發射器、接收器、通道三元組）恆為 (0, 0, 0)，個別接收器之身分並未編碼於資料中；其四，接收器分組：將兩接收器改編為兩個獨立群組之感測器組態下，第一路輸出與原組態逐位元相同，第二路輸出則成為無意義之雜訊（峰值位置隨機跳動），顯示引擎並不支援依群組分離渲染。四項證據共同確立：側向資訊之缺失是引擎輸出層之根本限制，而非量測雜訊、演算法選擇或程式錯誤——任何依賴單次量測內「雙耳差異」之側向方法在此模擬器中皆不可行。此一結論促成第五章之後續發展：改以手臂運動合成多個量測位置之多點定位演算法恢復側向資訊。</w:t>
+        <w:t>以下誠實記錄三類「做不成或沒有的東西」：單次輸出的左右資訊、頻率參數、腕載陰影；它們直接決定第五章設計與第六章宣稱邊界。</w:t>
       </w:r>
     </w:p>
     <w:p>
       <w:pPr>
         <w:pStyle w:val="Content"/>
       </w:pPr>
-      <w:r>
-        <w:t>中心頻率參數之無效性：本研究另以六個中心頻率設定（20、30、40、60、80、100 kHz）對同一場景執行相同之距離掃描。六組結果中，距離特徵（峰值樣本索引）之全部量測點逐位元相同；能量特徵僅存在千萬分之一量級之浮點尾數差異——此量級與跨工作階段之浮點雜訊相當，遠低於真實聲學中頻率每變化一倍所應造成之顯著吸收與繞射差異，故判定本模擬引擎並未對頻率相關之物理效應（如空氣吸收隨頻率上升、波長與目標尺寸之繞射關係）建模。此發現界定了模擬結論之適用邊界：本研究之 40 kHz 設定對應真實世界最普及之商用超音波頻段，其選擇依據為實務對應性（波長約 8.6 mm，遠小於目標尺寸，屬鏡面反射區；量測距離 0.4–1.2 m 位於該頻段之有效射程內），而頻段對感測效能之實際影響須待實體硬體驗證，於模擬內進行頻段比較實驗並無意義。</w:t>
+      <w:commentRangeStart w:id="72"/>
+      <w:r>
+        <w:t>側向（左右）四重證偽</w:t>
+      </w:r>
+      <w:commentRangeEnd w:id="72"/>
+      <w:r>
+        <w:rPr>
+          <w:rStyle w:val="CommentReference"/>
+        </w:rPr>
+        <w:commentReference w:id="72"/>
+      </w:r>
+      <w:r>
+        <w:t>——四項獨立實驗全數未過預設判準。（一）能量：兩接收器能量差與目標橫移（±0.15 m）無單調關係（斯皮爾曼 ρ＝0.357，遠低於預設 0.9）。（二）時間：兩路互相關時差幾乎恆定（與橫移的 r 僅約 0.002），且左右對稱，像是管線固定偏移，不是幾何方位。（三）身分：逐幀路徑標籤恆為 (0,0,0)，資料裡沒有分開的接收器身分。（四）分組：改成兩獨立接收群組後，第一路與原組態相同，第二路變成亂跳峰值，引擎不支援分組分離渲染。結論：缺的是引擎輸出層的側向資訊，不是量測太吵或演算法選錯；任何靠單次量測「左右差」的方法在此模擬器中都不可行。第五章因此改走「手臂移動多點測距」的多點定位路線。</w:t>
       </w:r>
     </w:p>
     <w:p>
       <w:pPr>
         <w:pStyle w:val="Content"/>
       </w:pPr>
-      <w:r>
-        <w:t>腕載聲影機制：本研究以配對移除實驗量測同一目標在含手臂與桌面之複雜場景（arm+table）中之聲學貢獻，發現其貢獻全程維持在 2.2×10⁻⁵ 以下（相較於約 135 之背景能量量級，此貢獻已落入浮點運算之雜訊水準），遠低於同尺寸目標在無手臂之簡單場景（arm-free）中約 124,000 能量單位之貢獻（訊號與背景比約為 6000 比 1）。此一巨大落差之根因並非該場景本身聲學不可行，而是感測器裝設於機械手臂腕部、且被夾爪機構之網格幾何遮蔽所形成之聲學陰影效應。此發現與 4.1 節之 S1 包絡地圖互相印證，共同指向：感測器擺位與指向角度，而非場景中之背景物體本身，才是決定超音波感測任務可行性之核心工程約束——此一結論直接形塑了第五章聲學閉環接近實驗之感測器掛載設計。</w:t>
+      <w:commentRangeStart w:id="73"/>
+      <w:r>
+        <w:t>中心頻率參數無效</w:t>
+      </w:r>
+      <w:commentRangeEnd w:id="73"/>
+      <w:r>
+        <w:rPr>
+          <w:rStyle w:val="CommentReference"/>
+        </w:rPr>
+        <w:commentReference w:id="73"/>
+      </w:r>
+      <w:r>
+        <w:t>。同一場景用 20、30、40、60、80、100 kHz 做相同距離掃描：峰值位置序列六組逐位相同；能量僅有約千萬分之一的浮點尾差，遠小於真實聲學「頻率加倍應出現的吸收／繞射變化」。故引擎未建模頻率相關物理。本文仍選 40 kHz，是因為它對應常見商用超音波頻段與實務距離尺度（波長約 8.6 mm，小於目標；量測距離約 0.4–1.2 m 在該頻段常見射程內），不是模擬內「掃頻選最優」的結果；真實頻段效應須待硬體驗證。</w:t>
+      </w:r>
+    </w:p>
+    <w:p>
+      <w:pPr>
+        <w:pStyle w:val="Content"/>
+      </w:pPr>
+      <w:commentRangeStart w:id="74"/>
+      <w:r>
+        <w:t>腕載聲影</w:t>
+      </w:r>
+      <w:commentRangeEnd w:id="74"/>
+      <w:r>
+        <w:rPr>
+          <w:rStyle w:val="CommentReference"/>
+        </w:rPr>
+        <w:commentReference w:id="74"/>
+      </w:r>
+      <w:r>
+        <w:t>。同一目標在「含手臂與桌面」場景中，配對移除得到的目標貢獻低於約 2.2×10⁻⁵（相對背景能量約 135，已落入浮點雜訊）；在「無手臂」簡單場景中，同尺寸目標貢獻約 1.24×10⁵ 量級（訊號對背景約 6000:1）。落差主因是感測器貼在腕部、被夾爪網格幾何擋住而形成聲學陰影，並非該場景天生不能做聲學。這與 4.1「指向與擺位優先」互相印證，並直接決定第五章採用腕部前伸掛載，使感測器離開陰影區。</w:t>
       </w:r>
     </w:p>
     <w:p>
@@ -2216,7 +3392,7 @@
         <w:pStyle w:val="Header2"/>
       </w:pPr>
       <w:r>
-        <w:t>5.1 D1：飛行感測器三臂對照（感測＋控制隔離驗證）</w:t>
+        <w:t>5.1 D1：未掛臂感測器三臂對照（感測＋控制隔離驗證）</w:t>
       </w:r>
     </w:p>
     <w:p>
@@ -2224,7 +3400,21 @@
         <w:pStyle w:val="Content"/>
       </w:pPr>
       <w:r>
-        <w:t>本章之閉環接近實驗直接回應第一章 RQ2：不讀取目標世界座標之純聲學控制迴路，能否驅動機械手臂接近隨機擺放目標，且其因果可經資訊消融對照證實。考量到手臂載具本身之運動學誤差、關節姿態限制等因素可能與感測器估距誤差交雜，本研究先以自由移動之感測器（不掛載於實體手臂，而是可獨立於空間中移動之感測器物件）進行第一階段驗證，稱為 D1，用以在排除手臂運動學變因之情況下，單獨檢驗「感測＋控制」這一環節之因果有效性；待此環節驗證通過後，5.2 節再將感測器實際掛載於機械手臂，加入運動學變因進行完整驗證（D1.5）。</w:t>
+        <w:t>D1 對應第一章 RQ2 的前半：不讀目標真實座標的純聲學控制，在排除手臂運動學後是否仍成立。若一開始就把感測器掛上 UR10e，估距誤差會與關節限制、IK 等交雜，難以歸因。因此先做 D1：</w:t>
+      </w:r>
+      <w:commentRangeStart w:id="75"/>
+      <w:r>
+        <w:t>感測器是可獨立放置、未掛在實體手臂上的物件</w:t>
+      </w:r>
+      <w:commentRangeEnd w:id="75"/>
+      <w:r>
+        <w:rPr>
+          <w:rStyle w:val="CommentReference"/>
+        </w:rPr>
+        <w:commentReference w:id="75"/>
+      </w:r>
+      <w:r>
+        <w:t>，只檢驗「感測＋控制」這一環；通過後再於 5.2 節掛上手臂做 D1.5。</w:t>
       </w:r>
     </w:p>
     <w:p>
@@ -2232,7 +3422,49 @@
         <w:pStyle w:val="Content"/>
       </w:pPr>
       <w:r>
-        <w:t>D1 場景設計：0.10 m 方塊目標隨機置於桌面之 x ∈ [0.45, 1.10] m 範圍內（此範圍刻意避開第四章確認之 0.32 m 以內桌高失效區，並保留足夠之預定停止距離裕度）；感測器為自由飛行之獨立物件，水平前視（掛載高度 z=0.65 m）沿 X 軸方向逐步接近，每步步長 0.05 m，預定停止距離（standoff）設定為 0.35 m。每個試驗回合之程序為：依隨機種子自目標範圍內均勻抽取本回合之目標位置，以位置改寫方式將目標立方體置於該處；感測器回到固定起點（0.60 m 處）；隨後進入 3.5 節所述之「量測—預測—決策—執行—稽核」迴圈，控制律為：若當前估距大於預定停止距離，則繼續前進一步；若估距小於或等於預定停止距離，則停止。三臂（聲學臂、盲走臂、開環臂）各執行 30 個試驗回合，三臂共用同一組隨機種子與同一批隨機目標位置，確保比較之公平性；目標之真實世界座標僅寫入記錄欄位供事後評估之用，不曾進入任何控制分支之判斷邏輯。執行三臂正式量測前，另先執行 D0 探針量測：將目標固定於已知位置，感測器沿接近軸依序移至 13 個已知位置、於每一位置依標準程序量測估距，再以估距對真實距離做迴歸——此探針之目的為驗證「感測器本身移動」這一操作之聲學有效性（此前僅驗證過移動目標物），因為若聲波追蹤引擎未正確追蹤感測器之位置變化，後續閉環實驗之每一步量測皆屬無效，探針結果之相關係數 r=0.9958，通過預先寫定之啟動閘門判準（要求 r 不低於 0.99）。</w:t>
+        <w:t>場景：0.10 m 方塊目標在桌面 x 介於 0.45–1.10 m 間隨機放置（</w:t>
+      </w:r>
+      <w:commentRangeStart w:id="76"/>
+      <w:r>
+        <w:t>避開第四章約 0.32 m 以內的桌高失效區</w:t>
+      </w:r>
+      <w:commentRangeEnd w:id="76"/>
+      <w:r>
+        <w:rPr>
+          <w:rStyle w:val="CommentReference"/>
+        </w:rPr>
+        <w:commentReference w:id="76"/>
+      </w:r>
+      <w:r>
+        <w:t xml:space="preserve">，並保留停止距離裕度）。感測器離地 0.65 m、水平朝前，沿 X 軸逐步接近，步長 0.05 m，預定停止距離 0.35 m。每回合：抽目標位置並寫入場景；感測器回到起點 0.60 m；進入 3.5 節「量測—預測—決策—執行—稽核」迴圈——估距大於停止距離則前進，小於等於則停。聲學／盲走／開環三臂各 30 回合，同種子、同目標組；</w:t>
+      </w:r>
+      <w:commentRangeStart w:id="78"/>
+      <w:r>
+        <w:t xml:space="preserve">目標真值只進記錄欄，不進控制</w:t>
+      </w:r>
+      <w:commentRangeEnd w:id="78"/>
+      <w:r>
+        <w:rPr>
+          <w:rStyle w:val="CommentReference"/>
+        </w:rPr>
+        <w:commentReference w:id="78"/>
+      </w:r>
+      <w:r>
+        <w:t xml:space="preserve">。正式實驗前先做 </w:t>
+      </w:r>
+      <w:commentRangeStart w:id="77"/>
+      <w:r>
+        <w:t xml:space="preserve">D0 閘門</w:t>
+      </w:r>
+      <w:commentRangeEnd w:id="77"/>
+      <w:r>
+        <w:rPr>
+          <w:rStyle w:val="CommentReference"/>
+        </w:rPr>
+        <w:commentReference w:id="77"/>
+      </w:r>
+      <w:r>
+        <w:t xml:space="preserve">：目標固定，感測器沿軸移到 13 個已知位置量估距並迴歸，用來確認「移動感測器」本身聲學有效（此前只驗證過移目標）。D0 得 r＝0.9958，通過預設門檻 r≥0.99。</w:t>
       </w:r>
     </w:p>
     <w:p>
@@ -2240,7 +3472,21 @@
         <w:pStyle w:val="Content"/>
       </w:pPr>
       <w:r>
-        <w:t>D1 三臂結果：聲學臂之停止位置與目標位置相關係數 r(停止, 目標)=0.9970，停止誤差平均值與均方根誤差分別為 2.1 cm 與 2.5 cm，30 個試驗回合中全部 30 個誤差皆在 10 cm 以內，且全數由聲學估距觸發停止條件而終止；盲走臂（估距通道被置換為無資訊值後）完全失能，恆定停止於走廊護欄端點 1.15 m 處（與目標位置完全無關），誤差平均值與均方根誤差分別高達 77.6 cm 與 79.3 cm，30 個試驗回合中無一誤差在 10 cm 以內；開環臂（固定名義行程、不執行任何量測）恆定停止於 0.425 m 處，誤差平均值與均方根誤差分別為 13.4 cm 與 16.9 cm，30 個試驗回合中有 14 個誤差在 10 cm 以內。此結果構成感測＋控制環節之隔離驗證：僅將聲學資訊自控制迴路中移除（即盲走臂之設定），同一套量測與控制管線即刻完全失能，確認聲學臂之接近行為因果確實來自聲學估距，而非場景幾何或走廊設計本身。</w:t>
+        <w:t>D1 結果。聲學臂：</w:t>
+      </w:r>
+      <w:commentRangeStart w:id="79"/>
+      <w:r>
+        <w:t>停止位置與目標 r＝0.9970</w:t>
+      </w:r>
+      <w:commentRangeEnd w:id="79"/>
+      <w:r>
+        <w:rPr>
+          <w:rStyle w:val="CommentReference"/>
+        </w:rPr>
+        <w:commentReference w:id="79"/>
+      </w:r>
+      <w:r>
+        <w:t>，誤差平均 2.1 cm、RMSE 2.5 cm，30/30 誤差≤10 cm，且全數聲學觸發停止。盲走臂：估距被換成無資訊值後完全失能，恆停在走廊護欄 1.15 m，與目標無關，RMSE 79.3 cm，0/30 落入 10 cm。開環臂：固定行程停在 0.425 m，RMSE 16.9 cm，14/30 落入 10 cm。解讀：同一量測與控制管線，只要拿掉聲學資訊就完全失能——接近成功來自估距，不是走廊幾何碰巧造成。</w:t>
       </w:r>
     </w:p>
     <w:p>
@@ -2256,7 +3502,21 @@
         <w:pStyle w:val="Content"/>
       </w:pPr>
       <w:r>
-        <w:t>D1 驗證通過後，本研究進一步將感測器實際掛載於 UR10e 機械手臂，加入真實手臂運動學變因，構成本文之主結果實驗（代號 D1.5）。感測器改掛載於手臂之腕部第三連桿（wrist_3_link），並另加 0.25 m 之前伸修正變換，使感測器實際位置位於夾爪機構之聲學陰影範圍之外（見 4.3 節之腕載聲影機制討論）。手臂運動由逆向運動學（IK）解算：每一步依目標之感測器末端位置反解對應之六軸關節角，並以上一步之關節解作為此次求解之暖啟動（warm-start）初始值，以避免逆向運動學在多組合法解之間跳躍造成不連續之姿態變化。</w:t>
+        <w:t>D1.5 把感測器掛上真實 UR10e，檢驗主結果是否仍成立。D1 通過後進入 D1.5（本文主結果）。感測器掛在</w:t>
+      </w:r>
+      <w:commentRangeStart w:id="80"/>
+      <w:r>
+        <w:t>腕部第三連桿（軟體名稱 wrist_3_link）</w:t>
+      </w:r>
+      <w:commentRangeEnd w:id="80"/>
+      <w:r>
+        <w:rPr>
+          <w:rStyle w:val="CommentReference"/>
+        </w:rPr>
+        <w:commentReference w:id="80"/>
+      </w:r>
+      <w:r>
+        <w:t>，並前伸 0.25 m，以離開夾爪機構的聲學陰影（見 4.3 節）。每步以逆向運動學（IK）把末端目標解成六軸角，以上一步解為初值（暖啟動）並限制單步關節變化，減少多解之間亂跳。</w:t>
       </w:r>
     </w:p>
     <w:p>
@@ -2264,7 +3524,7 @@
         <w:pStyle w:val="Content"/>
       </w:pPr>
       <w:r>
-        <w:t>為直接回應本研究對機械手臂姿態可能出現非物理現象（如連桿穿越桌面或地面）之高度重視，D1.5 於每一控制步新增兩類稽核：其一為姿態稽核，檢查手臂前臂與各腕部關節之世界座標是否低於地面或桌面之安全裕度，任何一項違規即將該試驗回合標記為無效並排除於分析之外；其二為感測器位姿稽核，確認感測器之實際世界座標與姿態（水平視軸、固定掛載高度）始終符合校正時之前提條件。三臂設計與 D1 完全相同，各執行 30 個試驗回合、使用同一組隨機種子與目標組；執行正式量測前之 D0.5 探針（手臂沿固定路徑接近已知目標）相關係數 r=0.9918，且姿態與感測器位姿違規次數皆為零，通過預先寫定之啟動閘門判準。</w:t>
+        <w:t>因重視非物理姿態（連桿穿桌、穿地），D1.5 每步做兩類稽核：姿態稽核——前臂與腕部高度是否低於安全裕度，違規則整回合無效；感測器位姿稽核——水平視軸與掛載高度是否仍符合校正前提。三臂設計同 D1，各 30 回合、同種子同目標。正式前 D0.5 閘門（手臂沿固定路徑接近已知目標）r＝0.9918，姿態與位姿違規皆 0，通過預設閘門。</w:t>
       </w:r>
     </w:p>
     <w:p>
@@ -2272,7 +3532,35 @@
         <w:pStyle w:val="Content"/>
       </w:pPr>
       <w:r>
-        <w:t>D1.5 主結果：聲學臂之停止位置與目標位置相關係數 r(停止, 目標)=0.9856，停止誤差平均值與均方根誤差分別為 2.5 cm 與 2.8 cm，30 個試驗回合中全部誤差皆在 10 cm 以內，平均步數為 5.0 步，且全數由聲學估距觸發停止而終止；盲走臂恆定停止於走廊護欄端點 0.95 m 處，誤差平均值與均方根誤差分別為 17.4 cm 與 18.9 cm，30 個試驗回合中僅 4 個誤差在 10 cm 以內；開環臂恆定停止於固定行程之 0.80 m 處，誤差平均值與均方根誤差分別為 6.2 cm 與 7.8 cm，30 個試驗回合中有 22 個誤差在 10 cm 以內。為檢驗聲學臂與盲走臂之停止誤差差異是否具統計顯著性，本研究採用 Welch t 檢定（一種不假設兩組樣本變異數相等之雙樣本 t 檢定，適用於兩組樣本數相同但變異程度可能不同之情形），檢定結果 t = −10.6、p &lt; 0.001，達統計顯著水準（對應之 D1 飛行感測器實驗檢定結果為 t = −25.1、p &lt; 0.001，顯著性更為明確）。三臂共 90 個試驗回合全數通過姿態與感測器位姿稽核、判定為有效，姿態與感測器位姿違規步數為零，逆向運動學求解失敗次數亦為零。與 D1 自由移動感測器版本對照：相關係數由 0.997 略降至 0.9856、均方根誤差由 2.5 cm 略增至 2.8 cm——此微小差異顯示掛載於真實機械手臂並加入運動學變因後，接近精度幾乎無明顯損失。</w:t>
+        <w:t xml:space="preserve">D1.5 主結果。聲學臂：r＝0.9856，誤差平均 2.5 cm、RMSE 2.8 cm，30/30 誤差≤10 cm，平均 5.0 步，全數聲學觸發停止。盲走臂：恆停護欄 0.95 m，RMSE 18.9 cm，僅 4/30 落入 10 cm。</w:t>
+      </w:r>
+      <w:commentRangeStart w:id="83"/>
+      <w:r>
+        <w:t xml:space="preserve">開環臂：固定行程停 0.80 m，RMSE 7.8 cm，22/30 落入 10 cm</w:t>
+      </w:r>
+      <w:commentRangeEnd w:id="83"/>
+      <w:r>
+        <w:rPr>
+          <w:rStyle w:val="CommentReference"/>
+        </w:rPr>
+        <w:commentReference w:id="83"/>
+      </w:r>
+      <w:r>
+        <w:t xml:space="preserve">——看起來不差，但 r＝0，並未逐回合追蹤目標。聲學對盲走的停止誤差以 </w:t>
+      </w:r>
+      <w:commentRangeStart w:id="82"/>
+      <w:r>
+        <w:t xml:space="preserve">Welch t 檢定（不假設兩組變異數相等）</w:t>
+      </w:r>
+      <w:commentRangeEnd w:id="82"/>
+      <w:r>
+        <w:rPr>
+          <w:rStyle w:val="CommentReference"/>
+        </w:rPr>
+        <w:commentReference w:id="82"/>
+      </w:r>
+      <w:r>
+        <w:t xml:space="preserve">得 t＝−10.6、p＜0.001（D1 對應 t＝−25.1、p＜0.001）。三臂共 90 回合全有效，姿態／位姿違規 0，IK 失敗 0。相對 D1：r 由 0.997 略降至 0.9856，RMSE 由 2.5 cm 略增至 2.8 cm——掛上真實手臂運動學後精度幾乎無損。</w:t>
       </w:r>
     </w:p>
     <w:p>
@@ -2355,7 +3643,7 @@
           </w:tcPr>
           <w:p>
             <w:r>
-              <w:t>D1 聲學臂（飛行感測器）</w:t>
+              <w:t>D1 聲學臂（未掛臂感測器）</w:t>
             </w:r>
           </w:p>
         </w:tc>
@@ -2675,7 +3963,35 @@
         <w:pStyle w:val="Content"/>
       </w:pPr>
       <w:r>
-        <w:t>在接近能力驗證成立之基礎上，本研究進一步將任務鏈延伸至夾取（實驗代號 D3）：機械手臂以聲學估距接近目標並停止後，執行以下固定之夾取序列：（一）以停止當下之聲學估距推算目標位置（停止位置加上估距即為目標之推算座標——此為一次性推算，因為校正之有效距離下限為 0.32 m，夾取階段之更近距離已在有效範圍之外，故不再以聲學量測回授）；（二）手臂抬升至安全通過高度（夾爪指尖高於目標頂面約 3 cm），沿水平方向以 2 cm 步長移動至推算座標之正上方；（三）垂直下降至夾取高度（指尖低於目標頂面、包夾目標之中上段）；（四）閉合夾爪並偵測接觸；（五）附著成立後垂直升舉 0.10 m（以 5 mm 小步執行，每步後等待物理穩定），維持 60 影格後量測目標之實際高度變化，升幅達 0.05 m 以上判定升舉成功。全程與接近階段相同，控制器不讀取目標之真實世界座標；目標真實位置僅用於事後評估夾取對位之準確度。目標物更換為可被夾爪開口容納之直立長方柱（截面 0.06 m 見方、高 0.12 m），由於「更換目標物」使前章之可偵測性與距離校正結論不再當然適用，正式實驗前先執行三道前置閘門並全數通過：目標物可偵測性（三個距離下之配對移除訊噪比 31.9–82.3，全數高於門檻 10）、距離編碼有效性（重新校正之相關係數 r=0.996）、以及夾取動作力學有效性（十次已知位置之完整夾取序列，姿態稽核零違規）。</w:t>
+        <w:t>D3 檢驗接近之後能否靠聲學估距完成對位夾取，以及夾持機制能宣稱到哪裡。D3 在停止後執行固定夾取序列：（一）</w:t>
+      </w:r>
+      <w:commentRangeStart w:id="84"/>
+      <w:r>
+        <w:t>用停止當下估距一次推算目標位置</w:t>
+      </w:r>
+      <w:commentRangeEnd w:id="84"/>
+      <w:r>
+        <w:rPr>
+          <w:rStyle w:val="CommentReference"/>
+        </w:rPr>
+        <w:commentReference w:id="84"/>
+      </w:r>
+      <w:r>
+        <w:t>（停止位置加估距）——因校正有效距離下限約 0.32 m，更近處不再聲學閉環；（二）抬到安全高度（指尖高於目標頂約 3 cm），以 2 cm 步長移到推算點上方；（三）下降到夾取高度；（四）閉合並偵測接觸；（五）附著後升舉 0.10 m（5 mm 小步），維持 60 影格後看目標升高是否≥0.05 m。全程不讀目標真值；真值只供事後評對位。目標改為截面 0.06 m、高 0.12 m 的直立長方柱。因換目標，</w:t>
+      </w:r>
+      <w:commentRangeStart w:id="85"/>
+      <w:r>
+        <w:t>正式前三道閘門皆過</w:t>
+      </w:r>
+      <w:commentRangeEnd w:id="85"/>
+      <w:r>
+        <w:rPr>
+          <w:rStyle w:val="CommentReference"/>
+        </w:rPr>
+        <w:commentReference w:id="85"/>
+      </w:r>
+      <w:r>
+        <w:t>：可偵測（三距離 SNR 31.9–82.3，皆＞10）、測距重校 r＝0.996、已知位置完整夾取序列十次姿態零違規。</w:t>
       </w:r>
     </w:p>
     <w:p>
@@ -2683,7 +3999,21 @@
         <w:pStyle w:val="Content"/>
       </w:pPr>
       <w:r>
-        <w:t>夾持機制之如實說明：本研究於開發過程中發現，模擬器對夾爪指墊與物體間摩擦力之模擬不足以在升舉過程中持續抓持物體（經二十餘輪系統性排查，含目標物尺寸、摩擦係數、質量、閉合速度與夾取高度等變因，均無法使摩擦夾持成立），故夾持改以「接觸觸發之固定關節」模擬：夾爪閉合時，若手指因物體阻擋而停止於未完全閉合之角度（此為純物理之接觸訊號，不涉及任何目標座標資訊），即在夾爪與物體之間建立剛性附著，隨後升舉。此設計保留了對照實驗之區辨力——盲走臂停在錯誤位置時，夾爪閉合時抓空、手指完全閉合、不觸發附著，夾取即失敗——因此夾取成功與否仍忠實反映對位品質。本文據此明確界定宣稱範圍：可宣稱「聲學對位＋接觸觸發附著之端到端夾取」，不可宣稱「物理摩擦夾持」；後者屬模擬器保真度限制，列入未來工作。</w:t>
+        <w:t>夾持機制如實說明。開發中發現：模擬器指墊摩擦不足以在升舉中持續抓持（二十餘輪排查尺寸、摩擦、質量、閉合速度、高度等皆失敗），故</w:t>
+      </w:r>
+      <w:commentRangeStart w:id="86"/>
+      <w:r>
+        <w:t>改為接觸觸發之附著</w:t>
+      </w:r>
+      <w:commentRangeEnd w:id="86"/>
+      <w:r>
+        <w:rPr>
+          <w:rStyle w:val="CommentReference"/>
+        </w:rPr>
+        <w:commentReference w:id="86"/>
+      </w:r>
+      <w:r>
+        <w:t>：閉合時若手指因物體擋住而未完全閉死（純物理接觸訊號，不含目標座標），則在夾爪與物體間建立剛性附著再升舉。對照區辨力仍在：盲走停錯位時抓空、手指閉死、不觸發附著即失敗。可宣稱「聲學對位＋接觸觸發附著」；不可宣稱「物理摩擦夾持」。</w:t>
       </w:r>
     </w:p>
     <w:p>
@@ -2691,7 +4021,35 @@
         <w:pStyle w:val="Content"/>
       </w:pPr>
       <w:r>
-        <w:t>D3 三臂結果（各 30 個試驗回合，目標隨機置於 1.00–1.20 m 範圍）：聲學臂之夾取中心與目標位置相關係數 r=0.9885、對位誤差均方根 1.9 cm，對位成功率（誤差在預先鎖定之 2 cm 容差內）為 18/30（60%）；盲走臂與開環臂皆恆停於固定名義位置，對位成功率同為 7/30（23%）——此 23% 恰為固定停止點與隨機目標「碰巧」落在容差內之先驗機率，與目標實際位置無關（相關係數為 0）。聲學臂與盲走臂對位率之差異以費雪精確檢定（Fisher's exact test，一種適用於小樣本二乘二列聯表、直接計算精確機率之統計檢定）檢驗，單尾 p=0.004，達統計顯著水準。對位成功之試驗回合中，附著升舉成功率為 15/18（83%）；本文依預先寫定之報告格式，將對位成功率與升舉成功率分開陳報，不將兩者相乘為單一「總成功率」，以避免混淆對位（聲學能力）與夾持（力學能力）兩個不同層次之因果。</w:t>
+        <w:t>首輪三臂結果（各 30 回合，目標在 1.00–1.20 m）：聲學臂夾取中心與目標 r＝0.9885，對位 RMSE 1.9 cm，對位率（±2 cm 預鎖容差）18/30（60%）；盲走與開環皆恆停名義點，對位率同為 7/30（23%）——約等於固定停點與隨機目標偶然落入容差的機率，r＝0。聲學對盲走對位率以</w:t>
+      </w:r>
+      <w:commentRangeStart w:id="87"/>
+      <w:r>
+        <w:t>費雪精確檢定（小樣本 2×2 精確機率）單尾 p＝0.004</w:t>
+      </w:r>
+      <w:commentRangeEnd w:id="87"/>
+      <w:r>
+        <w:rPr>
+          <w:rStyle w:val="CommentReference"/>
+        </w:rPr>
+        <w:commentReference w:id="87"/>
+      </w:r>
+      <w:r>
+        <w:t>。對位成功者升舉 15/18（83%）。</w:t>
+      </w:r>
+      <w:commentRangeStart w:id="88"/>
+      <w:r>
+        <w:t>對位率與升舉率分開陳報，不相乘成總成功率</w:t>
+      </w:r>
+      <w:commentRangeEnd w:id="88"/>
+      <w:r>
+        <w:rPr>
+          <w:rStyle w:val="CommentReference"/>
+        </w:rPr>
+        <w:commentReference w:id="88"/>
+      </w:r>
+      <w:r>
+        <w:t>，以免混淆聲學與力學。</w:t>
       </w:r>
     </w:p>
     <w:p>
@@ -2699,7 +4057,21 @@
         <w:pStyle w:val="Content"/>
       </w:pPr>
       <w:r>
-        <w:t>誠實記錄：D3 之四項預先寫定判準中，三項通過（對位追蹤、對位優於盲走、對位後升舉如實陳報），一項未通過——姿態全淨判準因 90 個試驗回合中有 3 個回合在升舉階段出現逆向運動學無解而判定不通過。該 3 個回合之目標皆位於工作走廊之最遠端（約 1.19 m），手臂於該處已接近其運動學可達範圍之極限，無法再向上抬升 0.10 m；接近階段之全部 130 個控制步之姿態與感測器位姿稽核則完全乾淨。此失效模式屬手臂構型之可達性邊界，與聲學感測無關；本文依預先寫定之判準字面如實判定不通過、不作事後放寬，並記錄修正方向（縮減走廊遠端邊界或降低升舉高度）供後續驗證。</w:t>
+        <w:t>首輪四項預設判準：三項過，一項不過——</w:t>
+      </w:r>
+      <w:commentRangeStart w:id="89"/>
+      <w:r>
+        <w:t>姿態全淨因 90 回合中 3 回合升舉階段 IK 無解</w:t>
+      </w:r>
+      <w:commentRangeEnd w:id="89"/>
+      <w:r>
+        <w:rPr>
+          <w:rStyle w:val="CommentReference"/>
+        </w:rPr>
+        <w:commentReference w:id="89"/>
+      </w:r>
+      <w:r>
+        <w:t>。該 3 回合目標約在走廊最遠端 1.19 m，手臂已近可達極限，無法再上抬 0.10 m；接近段 130 控制步姿態與位姿稽核仍乾淨。此屬可達性邊界，與聲學無關。依預設判準字面如實判不通過，不放寬；修正方向為縮走廊遠端或降升舉高度。</w:t>
       </w:r>
     </w:p>
     <w:p>
@@ -2707,7 +4079,21 @@
         <w:pStyle w:val="Content"/>
       </w:pPr>
       <w:r>
-        <w:t>邊界修正後之複驗：依上段記錄之修正方向，本研究將目標走廊上限自 1.20 m 縮至 1.15 m（縮減量計入「夾取進場點為估計值、可能比真實目標再遠約 2 cm」之估計誤差裕度），以全新輸出目錄完整重跑三臂各 30 回合（原始數據原樣保留）。複驗結果四項判準全數通過：對位追蹤 r=0.978、對位率 80%（24/30）對盲走臂 33%（費雪精確檢定 p&lt;0.001）、對位後升舉成功率 79%、90 回合姿態與感測器位姿稽核零違規且無任何逆向運動學失敗。首輪之不通過與複驗之通過共同構成一組完整的失效—歸因—修正—驗證紀錄：判準未通過時不放寬判準，而是修正實驗設計中被證實錯估的物理邊界，再以完整重跑驗證修正有效。</w:t>
+        <w:t>複驗：</w:t>
+      </w:r>
+      <w:commentRangeStart w:id="90"/>
+      <w:r>
+        <w:t>走廊上限由 1.20 m 縮至 1.15 m</w:t>
+      </w:r>
+      <w:commentRangeEnd w:id="90"/>
+      <w:r>
+        <w:rPr>
+          <w:rStyle w:val="CommentReference"/>
+        </w:rPr>
+        <w:commentReference w:id="90"/>
+      </w:r>
+      <w:r>
+        <w:t>（計入夾取進場點為估計值、可能比真目標再遠約 2 cm），全新目錄重跑三臂各 30 回合，原始數據保留。四項判準全過：對位 r＝0.978，對位率 80%（24/30）對盲走 33%（費雪 p＜0.001），升舉|對位 79%，90 回合零違規、無 IK 失敗。這是完整的失效—歸因—修正—驗證：不改判準，改被證實錯估的物理邊界後重跑。</w:t>
       </w:r>
     </w:p>
     <w:p>
@@ -2715,7 +4101,21 @@
         <w:pStyle w:val="Content"/>
       </w:pPr>
       <w:r>
-        <w:t>對位成功而升舉未成之回合（首輪 3/18、複驗 5/24）之機制亦經逐回合檢視：此類回合之逆向運動學求解全部正常，失敗集中於對位誤差靠近容差邊緣者（複驗中升舉失敗回合之對位誤差絕對值平均 1.4 cm，升舉成功回合平均 0.9 cm，且失敗回合之誤差方向一致為停短方向）。其機制為：判定對位成功之統計容差（±2 cm）略寬於夾爪之物理捕捉窗（偏移掃描實測約 ±1.5 cm），落於兩者縫隙內之回合在判準上屬對位成功，夾爪閉合時卻未能形成穩定咬合、附著不成立。此縫隙屬容差設定與夾爪幾何之工程議題，與聲學對位能力無關；本文據此將對位率與升舉成功率分開陳報之做法，亦使此一機制得以被獨立觀察而非被單一總成功率掩蓋。</w:t>
+        <w:t>對位成功但升舉失敗（首輪 3/18、複驗 5/24）逐回合檢視：IK 皆正常；失敗多落在對位誤差靠近容差邊緣（複驗失敗平均 |誤差| 1.4 cm，成功 0.9 cm，且多為停短方向）。機制：</w:t>
+      </w:r>
+      <w:commentRangeStart w:id="91"/>
+      <w:r>
+        <w:t>統計容差 ±2 cm 略寬於夾爪物理捕捉窗約 ±1.5 cm</w:t>
+      </w:r>
+      <w:commentRangeEnd w:id="91"/>
+      <w:r>
+        <w:rPr>
+          <w:rStyle w:val="CommentReference"/>
+        </w:rPr>
+        <w:commentReference w:id="91"/>
+      </w:r>
+      <w:r>
+        <w:t>，縫隙內「判準算對位成功」但咬合不穩、附著不成。屬容差與夾爪幾何議題，與聲學對位能力無關；分開陳報正是為了讓此縫隙可見。</w:t>
       </w:r>
     </w:p>
     <w:p>
@@ -2724,7 +4124,7 @@
         <w:jc w:val="center"/>
       </w:pPr>
       <w:r>
-        <w:t>表5.2  D3 三臂對照（夾取對位與附著升舉）</w:t>
+        <w:t>表5.2  D3 三臂對照（夾取對位與附著升舉；首輪 1.00–1.20 m 走廊）</w:t>
       </w:r>
     </w:p>
     <w:tbl>
@@ -2954,7 +4354,7 @@
         <w:pStyle w:val="Header2"/>
       </w:pPr>
       <w:r>
-        <w:t>5.4 D2:二維多點定位與閉環接近</w:t>
+        <w:t>5.4 D2：二維多點定位與閉環接近</w:t>
       </w:r>
     </w:p>
     <w:p>
@@ -2962,7 +4362,21 @@
         <w:pStyle w:val="Content"/>
       </w:pPr>
       <w:r>
-        <w:t>在一維任務鏈完成後,本研究將第四章側向證偽之負結果轉化為演算法問題:感測器單次量測雖無左右資訊,但手臂可以移動——自多個已知量測位置分別取得與目標之距離,以幾何交會即可解算目標之二維座標(多點定位,文獻脈絡見 2.7 節)。實驗代號 D2,其程序為:每回合目標隨機置於縱向 1.00–1.18 m、側向 ±0.15 m 之二維範圍;聲學臂先執行掃描——手臂沿側向依序移至五個量測位置(橫向基線 0.30 m),於每一位置量測一次距離;五筆距離以最小平方法解算圓交會,得到目標之二維座標估計;隨後沿估計方位逐步接近,每步照常量測距離、估距小於預定停止距離即停。盲走臂執行完全相同之掃描與接近流程(量測成本保留),但全部估距在進入定位計算前即被置換為無窮大——定位因此無解,只能沿正前方直走至護欄;開環臂不量測,直接走至固定名義點。三臂各 30 回合、同種子配對。</w:t>
+        <w:t>D2 接續第四章：單次輸出無左右資訊時，能否用手臂移動把側向找回來並閉環。感測器單次量測沒有左右，但手臂可以動——在多個已知位置各量一次距離，用幾何交會解二維座標（多點定位，見 Kapoor 等 [2]；移動感測器合成觀測基線的譜系見 Hayes 等 [1]；詳 2.7 節）。D2 程序：目標在縱向 1.00–1.18 m、側向 ±0.15 m 隨機；聲學臂先</w:t>
+      </w:r>
+      <w:commentRangeStart w:id="92"/>
+      <w:r>
+        <w:t>側向掃描五個量測位置（橫向基線 0.30 m）</w:t>
+      </w:r>
+      <w:commentRangeEnd w:id="92"/>
+      <w:r>
+        <w:rPr>
+          <w:rStyle w:val="CommentReference"/>
+        </w:rPr>
+        <w:commentReference w:id="92"/>
+      </w:r>
+      <w:r>
+        <w:t>，每點量一次距離，五筆距離以最小平方法做圓交會得 (x̂, ŷ)；再沿估計方位接近，估距小於預定停止距離即停。盲走臂掃描與接近流程相同，但估距在進定位前就換成無窮大——定位無解，只能直走護欄；開環臂不量測，走固定名義點。三臂各 30 回合、同種子配對。</w:t>
       </w:r>
     </w:p>
     <w:p>
@@ -2970,7 +4384,35 @@
         <w:pStyle w:val="Content"/>
       </w:pPr>
       <w:r>
-        <w:t>D2 結果(四項預先寫定判準全數通過):聲學臂之二維定位估計中,縱向估計與真實值之相關係數 r=0.979(誤差均方根 1.2 cm)、側向估計 r=0.950(誤差均方根 3.3 cm)——側向資訊確實被演算法自單軸測距恢復;二維停止誤差(停止點與目標之平面距離對預定停止距離之偏差)均方根 1.9 cm,30 回合全數由聲學觸發停止;盲走臂之二維停止誤差均方根 15.0 cm(Welch t 檢定 t=−12.1、p&lt;0.001),開環臂為 5.5 cm;三臂共 90 回合(含側向移動之全部控制步)姿態與感測器位姿稽核零違規。此實驗使本研究之因果鏈閉合為一個完整迴路:第四章證明感測器原生輸出無側向資訊(負結果),第五章證明該資訊可由「運動合成多視點」之演算法恢復並驅動二維閉環(正結果)——負結果界定了問題,正結果回答了問題,兩者在同一組硬體限制下互為因果。</w:t>
+        <w:t>D2 結果：四項預設判準全過。聲學臂定位：縱向 r＝0.979（RMSE 1.2 cm），</w:t>
+      </w:r>
+      <w:commentRangeStart w:id="93"/>
+      <w:r>
+        <w:t>側向 r＝0.950（RMSE 3.3 cm）</w:t>
+      </w:r>
+      <w:commentRangeEnd w:id="93"/>
+      <w:r>
+        <w:rPr>
+          <w:rStyle w:val="CommentReference"/>
+        </w:rPr>
+        <w:commentReference w:id="93"/>
+      </w:r>
+      <w:r>
+        <w:t>——側向確由單軸測距經演算法恢復。二維停止誤差（平面距離相對預定停止距離的偏差）RMSE 1.9 cm，30/30 聲學觸發；盲走二維停止 RMSE 15.0 cm（Welch t＝−12.1、p＜0.001），開環 5.5 cm；90 回合（含側向移動步）姿態與位姿零違規。因果鏈因此閉合：第四章證明原生輸出無側向（負結果），本節證明運動合成可恢復並驅動二維閉環（正結果）——</w:t>
+      </w:r>
+      <w:commentRangeStart w:id="94"/>
+      <w:r>
+        <w:t>負結果界定問題，正結果回答問題</w:t>
+      </w:r>
+      <w:commentRangeEnd w:id="94"/>
+      <w:r>
+        <w:rPr>
+          <w:rStyle w:val="CommentReference"/>
+        </w:rPr>
+        <w:commentReference w:id="94"/>
+      </w:r>
+      <w:r>
+        <w:t>，同一硬體限制下互為因果。</w:t>
       </w:r>
     </w:p>
     <w:p>
@@ -2979,7 +4421,7 @@
         <w:jc w:val="center"/>
       </w:pPr>
       <w:r>
-        <w:t>表5.3  D2 三臂對照(二維定位與停止誤差)</w:t>
+        <w:t>表5.3  D2 三臂對照（二維定位與停止誤差）</w:t>
       </w:r>
     </w:p>
     <w:tbl>
@@ -3063,7 +4505,7 @@
           </w:tcPr>
           <w:p>
             <w:r>
-              <w:t>0.950(RMSE 3.3 cm)</w:t>
+              <w:t>0.950（RMSE 3.3 cm）</w:t>
             </w:r>
           </w:p>
         </w:tc>
@@ -3115,7 +4557,7 @@
           </w:tcPr>
           <w:p>
             <w:r>
-              <w:t>—(定位無解)</w:t>
+              <w:t>—（定位無解）</w:t>
             </w:r>
           </w:p>
         </w:tc>
@@ -3167,7 +4609,7 @@
           </w:tcPr>
           <w:p>
             <w:r>
-              <w:t>—(不量測)</w:t>
+              <w:t>—（不量測）</w:t>
             </w:r>
           </w:p>
         </w:tc>
@@ -3209,15 +4651,26 @@
         <w:pStyle w:val="Header2"/>
       </w:pPr>
       <w:r>
-        <w:t>5.5 盲走臂／開環臂對照組的角色</w:t>
+        <w:t>5.5 盲走臂與開環臂的角色</w:t>
       </w:r>
     </w:p>
     <w:p>
       <w:pPr>
         <w:pStyle w:val="Content"/>
       </w:pPr>
-      <w:r>
-        <w:t>盲走臂與開環臂在本研究中扮演不同但互補之角色，皆不可省略。盲走臂之核心作用在於證明「僅拿掉聲學資訊，同一套控制管線即完全失能」，藉此排除聲學臂之接近行為僅是幾何巧合、走廊設計本身、或量測管線副作用（如量測所需之等待時間）所造成的可能性——因為盲走臂之量測管線與聲學臂完全相同，唯一差異僅在於控制器是否實際使用估距結果做出停止決策。</w:t>
+      <w:commentRangeStart w:id="95"/>
+      <w:r>
+        <w:t>三臂裡的盲走與開環對照都不能省</w:t>
+      </w:r>
+      <w:commentRangeEnd w:id="95"/>
+      <w:r>
+        <w:rPr>
+          <w:rStyle w:val="CommentReference"/>
+        </w:rPr>
+        <w:commentReference w:id="95"/>
+      </w:r>
+      <w:r>
+        <w:t>（定義見 3.3 節）。盲走檢驗的是：拿掉估距後同一管線是否失能（Meyes 等 [11]）。若盲走也成功，聲學臂的成功就可能只是幾何巧合或量測節奏副作用；各閉環實驗中盲走失能，才把因果鎖在聲學資訊上。</w:t>
       </w:r>
     </w:p>
     <w:p>
@@ -3225,7 +4678,7 @@
         <w:pStyle w:val="Content"/>
       </w:pPr>
       <w:r>
-        <w:t>開環臂則扮演另一種角色：作為完全不執行任何量測之固定行程基準線（baseline）。D1.5 之隨機目標帶寬度僅 0.30 m，在此相對狹窄之範圍內，即使是固定行程之開環臂，其表現亦不算差（均方根誤差 7.8 cm、73% 之試驗回合誤差在 10 cm 以內）。然而開環臂之區辨力僅止於單一固定停止點，本質上無法逐試驗回合追蹤隨機變化之目標位置（相關係數 r=0）。聲學臂之優勢因此並非單純反映在誤差量級之比較上（2.8 cm 對 7.8 cm 雖有明顯差距，但兩者量級接近同一數量級），而是反映在相關係數之本質差異（0.9856 對 0）與到達率之一致性（100% 對 73%）：唯有聲學臂能夠對每一個隨機出現之目標位置做出對應之停止決策，此為因果關係之直接證據。此一觀察亦是第六章 6.1 節「實驗效度設計」討論之核心論據來源。</w:t>
+        <w:t>開環是完全不量測的固定行程基準線。D1.5 目標帶寬僅約 0.30 m 時，開環 RMSE 7.8 cm、73% 回合誤差≤10 cm，看起來不差；但它只能停在一個固定點，無法逐回合追蹤隨機目標（r＝0）。聲學臂的優勢因此不只在誤差數字（2.8 cm 對 7.8 cm），而在相關性本質差異（0.9856 對 0）與到達一致性（100% 對 73%）：只有聲學臂對每個隨機目標做出對應停止。此觀察是第六章 6.1 節「為何不能只看到達率」的主要論據。</w:t>
       </w:r>
     </w:p>
     <w:p>
@@ -3249,7 +4702,21 @@
         <w:pStyle w:val="Content"/>
       </w:pPr>
       <w:r>
-        <w:t>三臂對照設計之必要性，可直接由 D1.5 之開環臂實測數據具體說明，而不需仰賴假設性論證。僅執行固定行程、完全不進行任何量測之開環臂，在本實驗僅 0.30 m 寬之目標帶設定下，即可達成 22/30（73%）之到達率；若研究僅以到達率作為評估閉環系統之主指標，將嚴重高估其真實之接近能力——因為此到達率絕大部分來自目標帶本身之幾何寬度，而非任何形式之感測回授。開環臂之停止位置與目標位置之相關係數為 0，顯示其逐試驗回合之表現與隨機出現之目標位置完全無關，僅反映走廊寬度與固定停止點之幾何巧合。</w:t>
+        <w:t xml:space="preserve">閉環評估為何必須用三臂與相關性，而不能只報告到達率，可由 D1.5 開環數據直接說明。這一點不必靠假設，D1.5 的開環臂數據就夠說明。開環臂完全不量測、只走固定行程；目標帶寬僅約 0.30 m 時，仍可達到 </w:t>
+      </w:r>
+      <w:commentRangeStart w:id="96"/>
+      <w:r>
+        <w:t xml:space="preserve">22/30（73%）「誤差≤10 cm」的到達率</w:t>
+      </w:r>
+      <w:commentRangeEnd w:id="96"/>
+      <w:r>
+        <w:rPr>
+          <w:rStyle w:val="CommentReference"/>
+        </w:rPr>
+        <w:commentReference w:id="96"/>
+      </w:r>
+      <w:r>
+        <w:t xml:space="preserve">。若研究只以到達率當主指標，會嚴重高估閉環能力——因為成功大半來自走廊寬度與固定停點的幾何巧合，不是感測回授。開環臂停止位置與目標的相關 r＝0，正顯示它並未逐回合追蹤目標。</w:t>
       </w:r>
     </w:p>
     <w:p>
@@ -3257,7 +4724,21 @@
         <w:pStyle w:val="Content"/>
       </w:pPr>
       <w:r>
-        <w:t>唯有同時檢視兩項指標，方能可靠區辨接近行為之因果是否確實來自聲學資訊：其一為停止位置與目標位置之相關性（本研究之聲學臂達 0.9856，開環臂則為 0）；其二為資訊消融對照之結果（將估距通道置換為無資訊值 +∞ 之盲走臂，在同一套量測與控制管線下僅能達成 4/30 之到達率，與聲學臂之 30/30 形成鮮明對比）。此三臂對照設計與以停止位置相關性、而非到達率作為預先寫定之主指標，構成本研究確保閉環宣稱效度之核心實驗方法，其設計原則不限於超音波感測領域，亦可推廣應用於其他仰賴模擬環境驗證感測回授控制系統之機器人研究，作為區辨「真實感測驅動」與「場景幾何巧合」之通用驗證框架。</w:t>
+        <w:t>要判斷接近是否真由聲學驅動，至少同時看：停止位置與目標的相關性（聲學臂 r＝0.9856，開環 r＝0），以及盲走消融是否失能（4/30 對聲學 30/30；三臂定義見 3.3 節）。以相關性／誤差而非到達率為主指標（預註冊見 Nosek 等 [5]；消融邏輯見 Meyes 等 [11]），是閉環宣稱能否成立的方法主幹。</w:t>
+      </w:r>
+      <w:commentRangeStart w:id="97"/>
+      <w:r>
+        <w:t>同一框架也可推廣到其他模擬感測回授研究</w:t>
+      </w:r>
+      <w:commentRangeEnd w:id="97"/>
+      <w:r>
+        <w:rPr>
+          <w:rStyle w:val="CommentReference"/>
+        </w:rPr>
+        <w:commentReference w:id="97"/>
+      </w:r>
+      <w:r>
+        <w:t>，用以區分「真被感測驅動」與「幾何寬度撐出表面分數」。</w:t>
       </w:r>
     </w:p>
     <w:p>
@@ -3265,7 +4746,7 @@
         <w:pStyle w:val="Header2"/>
       </w:pPr>
       <w:r>
-        <w:t>6.2 Claim boundary（可宣稱與不可宣稱之範圍界定）</w:t>
+        <w:t>6.2 可宣稱與不可宣稱之範圍界定</w:t>
       </w:r>
     </w:p>
     <w:p>
@@ -3273,7 +4754,7 @@
         <w:pStyle w:val="Content"/>
       </w:pPr>
       <w:r>
-        <w:t>本研究可宣稱之結論如下：其一，純聲學閉環控制迴路（全程不讀取目標之真實世界座標）可驅動 UR10e 機械手臂接近隨機擺放於桌面之目標，停止誤差達 2.8 cm 均方根誤差、30 個試驗回合全數成功，此結果經三臂資訊消融對照與逐步姿態稽核驗證（驗證範圍為模擬環境、單一隨機種子系列、確定性物理引擎）；其二，聲學閉環可進一步完成端到端夾取對位（夾取中心與目標相關係數 r=0.9885、對位誤差均方根 1.9 cm、對位率顯著優於盲走對照），且對位成功後之接觸觸發附著升舉成功率為 83%；其三，本研究建立之 WPM 感測包絡系統性量測方法（52 格配對移除掃描、36/52 可偵測）提供了一套可重複之感測器擺位設計規範，感測器距離編碼之量化特性表亦已建立（相關係數 r=0.9994，桌面高度目標之均方根誤差為 5.3 mm）；其四，側向資訊可經手臂運動合成之多點定位演算法自單軸測距恢復且經完整三臂對照驗證（側向估計 r=0.950、二維閉環停止誤差均方根 1.9 cm、盲走消融失能、90 回合稽核零違規，詳見 5.4 節）；其五，本研究對失效機制提供了實證歸因（腕載聲影、側向四重證偽、頻率參數無效），並提出可推廣之三臂對照實驗效度設計。</w:t>
+        <w:t>全文能講什麼、不能講什麼，收成下列兩張清單。可宣稱者如下。（一）純聲學閉環（全程不讀目標真實世界座標）可驅動 UR10e 接近隨機桌面目標；主結果停止 RMSE 2.8 cm、30 回合全數聲學觸發停止，並經三臂消融與逐步姿態稽核（範圍：模擬、單一隨機種子、確定性引擎）。（二）聲學閉環可延伸到端到端夾取對位：夾取中心與目標 r＝0.9885、對位 RMSE 1.9 cm、對位率顯著優於盲走；對位成功後接觸觸發附著之升舉率約 83%（首輪陳報；複驗見 5.3 節）。（三）WPM 感測包絡可系統量測（52 格配對移除，36/52 可偵測），並建立距離編碼量化表（r＝0.9994；桌高目標 RMSE 5.3 mm）。（四）側向資訊可經手臂運動合成之多點定位自單軸測距恢復，且正式三臂已驗證（側向 r＝0.950、二維停止 RMSE 1.9 cm、盲走失能、90 回合零違規；5.4 節）。（五）對腕載聲影、側向四重證偽、頻率參數無效等失效機制有實證歸因，並提出可推廣的三臂效度設計。</w:t>
       </w:r>
     </w:p>
     <w:p>
@@ -3281,7 +4762,35 @@
         <w:pStyle w:val="Content"/>
       </w:pPr>
       <w:r>
-        <w:t>本研究不可宣稱之結論包括：物理摩擦夾持能力（本研究之夾持以接觸觸發之固定關節模擬，夾爪指墊摩擦之保真度限制詳見 5.3 節，實體夾爪之夾持表現未經驗證）；單次量測內之側向感知能力（第四章 4.3 節已以四項實驗證偽；5.4 節之側向資訊係以多次量測之演算法合成恢復，不代表感測器單次輸出本身含有側向資訊）；任何部署級或實機環境下之效能表現；預定停止距離 0.35 m 以內之聲學控制（桌面高度目標之距離編碼已知於 0.32 m 以內失效，夾取階段於此範圍內採停止當下估距之一次性推算，不宣稱該範圍內之閉環量測能力）；以及跨隨機種子之統計穩健性（本研究為單一隨機種子之確定性模擬，尚未驗證於不同隨機種子下之表現一致性）。</w:t>
+        <w:t>不可宣稱者如下。（一）物理摩擦夾持：本文夾持為接觸觸發附著，摩擦保真度限制見 5.3 節，實體夾爪未驗證。（二）單次量測內的左右感知：4.3 節四項實驗已證偽；5.4 節側向是多次量測的演算法合成，不代表單次輸出本身含側向。（三）任何部署級或實機效能。（四）預定停止距離 0.35 m 以內的聲學閉環控制：桌高目標約 0.32 m 以內距離編碼失效，夾取段採停止當下估距的一次推算。（五）</w:t>
+      </w:r>
+      <w:commentRangeStart w:id="99"/>
+      <w:r>
+        <w:t>跨隨機種子的統計穩健性</w:t>
+      </w:r>
+      <w:commentRangeEnd w:id="99"/>
+      <w:r>
+        <w:rPr>
+          <w:rStyle w:val="CommentReference"/>
+        </w:rPr>
+        <w:commentReference w:id="99"/>
+      </w:r>
+      <w:r>
+        <w:t>：本文為單一種子、確定性引擎，尚未完成跨種子補跑。（六）</w:t>
+      </w:r>
+      <w:commentRangeStart w:id="100"/>
+      <w:r>
+        <w:t>二維定位之後再夾取的完整任務鏈</w:t>
+      </w:r>
+      <w:commentRangeEnd w:id="100"/>
+      <w:r>
+        <w:rPr>
+          <w:rStyle w:val="CommentReference"/>
+        </w:rPr>
+        <w:commentReference w:id="100"/>
+      </w:r>
+      <w:r>
+        <w:t>：D2 已驗證定位與二維閉環接近，但側向 RMSE 3.3 cm 仍大於夾取物理容差約 ±1.5 cm（見 5.4、6.3 節）。</w:t>
       </w:r>
     </w:p>
     <w:p>
@@ -3297,7 +4806,7 @@
         <w:pStyle w:val="Content"/>
       </w:pPr>
       <w:r>
-        <w:t>夾持物理保真度之補完：本研究之端到端夾取已驗證聲學對位能力，首輪暴露之升舉階段運動學可達性邊界亦已由縮減走廊之複驗修正、四項判準全數通過（5.3 節）；惟兩項工程議題仍待補完。其一，夾爪指墊之摩擦夾持受模擬器保真度限制而以接觸觸發之附著機制替代，未來工作為在後續版本模擬器或實體夾爪上重新檢驗摩擦夾持；其二，對位成功之回合中仍有約二成因對位誤差落於統計容差（±2 cm）與物理捕捉窗（約 ±1.5 cm）之間之縫隙而未能咬合（機制分析見 5.3 節），未來工作為收緊對位容差或調整夾爪指墊幾何以加寬捕捉窗，消除此一判準與物理之縫隙。</w:t>
+        <w:t>主線完成後的自然延伸如下；皆應在新預註冊或實機協定下進行，而非事後放寬本文判準。</w:t>
       </w:r>
     </w:p>
     <w:p>
@@ -3305,7 +4814,7 @@
         <w:pStyle w:val="Content"/>
       </w:pPr>
       <w:r>
-        <w:t>二維夾取與動態目標：二維定位與閉環接近已於 5.4 節完成驗證，但側向定位誤差（3.3 cm）尚大於夾取對位之物理容差（約 ±1.5 cm），二維場景之夾取整合需先壓低側向誤差，可行方向包括增加量測視點數、加大橫向基線、或以學習式模型融合完整波形資訊。動態目標追蹤則可利用接近路徑本身之視點多樣性：手臂沿斜線接近時，每一步位置都是一個新的量測視點，以滑動窗口對最近數步之距離量測持續執行圓交會，方位估計即可邊走邊更新——此擴充不需任何新感測能力，屬純演算法升級，其對照實驗設計可沿用本研究之三臂框架。</w:t>
+        <w:t>夾持與對位容差。聲學對位已驗證；首輪遠端 IK 可達性問題亦已由縮走廊複驗修正（5.3 節）。仍待補完者：其一，在更新版模擬器或實體夾爪上重驗摩擦夾持；其二，對位成功但仍有約二成因誤差落在 ±2 cm 統計容差與約 ±1.5 cm 物理捕捉窗縫隙而未能咬合，可收緊容差或加寬指墊捕捉窗——須在新預註冊下重跑，而非事後改舊判準。</w:t>
       </w:r>
     </w:p>
     <w:p>
@@ -3313,7 +4822,35 @@
         <w:pStyle w:val="Content"/>
       </w:pPr>
       <w:r>
-        <w:t>強化學習策略之延伸：本研究現行之控制器為規則式比例步進控制，邏輯簡單且透明，便於因果分析與稽核，但未必是最具效率或最能泛化之控制策略。如第二章所述，Isaac Sim 與其延伸之 Isaac Lab 訓練框架[27]已提供大規模 GPU 並行模擬之基礎設施，配合 Rudin 等 [15]展示之大規模並行策略訓練方法與 Schulman 等 [3]之近端策略最佳化演算法，未來工作可探索以強化學習訓練之控制策略取代現行規則式控制器，並以本研究已建立之三臂對照與稽核框架驗證其效度，確保學習型策略之閉環行為因果亦可被清楚歸屬於感測資訊，而非訓練過程中意外習得之場景捷徑。此外，本研究各實驗過程中留存之逐步原始波形與手臂位姿資料（接近、夾取與定位實驗合計數百個試驗回合），亦可直接作為監督式狀態估計（如以聲學特徵回歸感測器位姿、偵測目標存在與否）之訓練資料，此為不需額外模擬成本即可展開之延伸方向。</w:t>
+        <w:t>二維夾取與動態目標。</w:t>
+      </w:r>
+      <w:commentRangeStart w:id="101"/>
+      <w:r>
+        <w:t>D2 已完成二維定位與閉環接近，但側向誤差 3.3 cm 仍大於夾取容差</w:t>
+      </w:r>
+      <w:commentRangeEnd w:id="101"/>
+      <w:r>
+        <w:rPr>
+          <w:rStyle w:val="CommentReference"/>
+        </w:rPr>
+        <w:commentReference w:id="101"/>
+      </w:r>
+      <w:r>
+        <w:t>，故「定位後再夾取」需先壓低側向誤差。可能方向：增加視點、加大基線、或融合完整波形的學習模型（任何路線都應重新預註冊閘門，而非放寬舊門檻）。動態目標可把接近路徑本身當連續視點，以</w:t>
+      </w:r>
+      <w:commentRangeStart w:id="102"/>
+      <w:r>
+        <w:t>滑動窗口對最近數步距離做圓交會</w:t>
+      </w:r>
+      <w:commentRangeEnd w:id="102"/>
+      <w:r>
+        <w:rPr>
+          <w:rStyle w:val="CommentReference"/>
+        </w:rPr>
+        <w:commentReference w:id="102"/>
+      </w:r>
+      <w:r>
+        <w:t>、邊走邊更新；此為純演算法升級，對照仍建議沿用三臂框架。</w:t>
       </w:r>
     </w:p>
     <w:p>
@@ -3321,7 +4858,43 @@
         <w:pStyle w:val="Content"/>
       </w:pPr>
       <w:r>
-        <w:t>實機對應：後續可規劃對應於商用超音波測距晶片（如 TDK CH201）等級之實機任務級驗證協定，檢驗本研究於模擬環境中建立之感測包絡地圖與三臂對照結論，在真實聲學環境、真實感測器硬體與真實機械手臂動力學下之可移轉性，作為本研究模擬結論邁向實際應用前之最終驗證環節。</w:t>
+        <w:t>學習型控制與狀態估計。現行控制器是規則式固定步長前進，優點是透明、可歸因；不一定是最有效率或最泛化的策略。Isaac Lab[31]與大規模並行訓練方法（Rudin 等 [18]）及 PPO（Schulman 等 [3]）提供未來換學習控制器的基礎設施；換上之後仍須用本文三臂與稽核框架檢驗，避免策略學到場景捷徑而非使用聲學資訊。此外，</w:t>
+      </w:r>
+      <w:commentRangeStart w:id="103"/>
+      <w:r>
+        <w:t>各實驗已留存逐步波形與位姿（數百回合）</w:t>
+      </w:r>
+      <w:commentRangeEnd w:id="103"/>
+      <w:r>
+        <w:rPr>
+          <w:rStyle w:val="CommentReference"/>
+        </w:rPr>
+        <w:commentReference w:id="103"/>
+      </w:r>
+      <w:r>
+        <w:t>，可直接作監督式狀態估計（如回歸位姿、偵測目標是否存在）的訓練資料，無需額外模擬成本即可展開。</w:t>
+      </w:r>
+    </w:p>
+    <w:p>
+      <w:pPr>
+        <w:pStyle w:val="Content"/>
+      </w:pPr>
+      <w:r>
+        <w:t xml:space="preserve">實機對應。後續可規劃對應 </w:t>
+      </w:r>
+      <w:commentRangeStart w:id="104"/>
+      <w:r>
+        <w:t xml:space="preserve">TDK CH201 等商用超音波測距等級的任務級驗證協定</w:t>
+      </w:r>
+      <w:commentRangeEnd w:id="104"/>
+      <w:r>
+        <w:rPr>
+          <w:rStyle w:val="CommentReference"/>
+        </w:rPr>
+        <w:commentReference w:id="104"/>
+      </w:r>
+      <w:r>
+        <w:t xml:space="preserve">，檢驗包絡地圖與三臂對照結論在真實聲學、真實硬體與真實手臂動力學下能否轉移。重點是任務級指標與效度框架能否成立，而不是先追求波形與模擬逐點相同。</w:t>
       </w:r>
     </w:p>
     <w:p>
@@ -3353,73 +4926,88 @@
         <w:t>[4] Valin, J.-M., Michaud, F., &amp; Rouat, J. (2017). Localization of sound sources in robotics: A review. Robotics and Autonomous Systems, 96, 184–210. https://doi.org/10.1016/j.robot.2017.07.011</w:t>
         <w:br/>
         <w:br/>
-        <w:t>[5] Scheibler, R., Bevilacqua, E., Holighaus, N., &amp; Dokmanić, I. (2018). PyRoomAcoustics: A Python package for audio room simulation and array processing algorithms. In ICASSP 2018 (pp. 351–355). https://doi.org/10.1109/ICASSP.2018.8461829</w:t>
+        <w:t>[5] Nosek, B. A., Ebersole, C. R., DeHaven, A. C., &amp; Mellor, D. T. (2018). The preregistration revolution. Proceedings of the National Academy of Sciences, 115(11), 2600–2606. https://doi.org/10.1073/pnas.1708274114</w:t>
         <w:br/>
         <w:br/>
-        <w:t>[6] Zhmud, V., Yadykin, A., &amp; Reznikov, B. (2018). Application of ultrasonic sensor for measuring distances in robotics. Journal of Physics: Conference Series, 1015(3), 032189. https://doi.org/10.1088/1742-6596/1015/3/032189</w:t>
+        <w:t>[6] Scheibler, R., Bevilacqua, E., Holighaus, N., &amp; Dokmanić, I. (2018). PyRoomAcoustics: A Python package for audio room simulation and array processing algorithms. In ICASSP 2018 (pp. 351–355). https://doi.org/10.1109/ICASSP.2018.8461829</w:t>
         <w:br/>
         <w:br/>
-        <w:t>[7] Brinkmann, F., Lindau, A., Weinzierl, S., Geier, M., Spors, S., Wierstorf, H., … Assenmacher, I. (2019). A round robin on room acoustical simulation and auralization. The Journal of the Acoustical Society of America, 145(4), 2744–2760. https://doi.org/10.1121/1.5096178</w:t>
+        <w:t>[7] Zhmud, V., Yadykin, A., &amp; Reznikov, B. (2018). Application of ultrasonic sensor for measuring distances in robotics. Journal of Physics: Conference Series, 1015(3), 032189. https://doi.org/10.1088/1742-6596/1015/3/032189</w:t>
         <w:br/>
         <w:br/>
-        <w:t>[8] He, Y., Liang, B., Zou, Y., He, J., &amp; Yang, J. (2019). Recent advances in 3D data acquisition and processing by time-of-flight camera. IEEE Access, 7, 174406–174420. https://doi.org/10.1109/ACCESS.2019.2891693</w:t>
+        <w:t>[8] Brinkmann, F., Lindau, A., Weinzierl, S., Geier, M., Spors, S., Wierstorf, H., … Assenmacher, I. (2019). A round robin on room acoustical simulation and auralization. The Journal of the Acoustical Society of America, 145(4), 2744–2760. https://doi.org/10.1121/1.5096178</w:t>
         <w:br/>
         <w:br/>
-        <w:t>[9] Kerstens, R., Laurijssen, D., &amp; Steckel, J. (2019). eRTIS: A fully embedded real time 3D imaging sonar sensor for robotic applications. In 2019 International Conference on Robotics and Automation (ICRA) (pp. 1438–1443). IEEE.</w:t>
+        <w:t>[9] He, Y., Liang, B., Zou, Y., He, J., &amp; Yang, J. (2019). Recent advances in 3D data acquisition and processing by time-of-flight camera. IEEE Access, 7, 174406–174420. https://doi.org/10.1109/ACCESS.2019.2891693</w:t>
         <w:br/>
         <w:br/>
-        <w:t>[10] Alatise, M. B., &amp; Hancke, G. P. (2020). A review on challenges of autonomous mobile robot and sensor fusion methods. IEEE Access, 8, 39830–39846. https://doi.org/10.1109/ACCESS.2020.2975643</w:t>
+        <w:t>[10] Kerstens, R., Laurijssen, D., &amp; Steckel, J. (2019). eRTIS: A fully embedded real time 3D imaging sonar sensor for robotic applications. In 2019 International Conference on Robotics and Automation (ICRA) (pp. 1438–1443). IEEE.</w:t>
         <w:br/>
         <w:br/>
-        <w:t>[11] Liu, M., Wang, Y., &amp; Zhao, Q. (2020). Indoor acoustic localization: A survey. Human-centric Computing and Information Sciences, 10, 5. https://doi.org/10.1186/s13673-019-0207-4</w:t>
+        <w:t>[11] Meyes, R., Lu, M., de Puiseau, C. W., &amp; Meisen, T. (2019). Ablation studies in artificial neural networks. arXiv:1901.08644. https://doi.org/10.48550/arXiv.1901.08644</w:t>
         <w:br/>
         <w:br/>
-        <w:t>[12] dEchorate Team. (2021). dEchorate: A calibrated room impulse response dataset for echo-aware signal processing. EURASIP Journal on Audio, Speech, and Music Processing, 2021, 7. https://doi.org/10.1186/s13636-021-00229-0</w:t>
+        <w:t>[12] Robotiq. (2019). 2F-85 &amp; 2F-140 instruction manual (e-Series). https://assets.robotiq.com/website-assets/support_documents/document/2F-85_2F-140_Instruction_Manual_e-Series_PDF_20190206.pdf</w:t>
         <w:br/>
         <w:br/>
-        <w:t>[13] Höfer, S., Bekris, K., Handa, A., Gamboa, J. C., Mozifian, M., Golemo, F., … Fox, D. (2021). Sim2Real in robotics and automation: Applications and challenges. IEEE Transactions on Automation Science and Engineering, 18(2), 398–400. https://doi.org/10.1109/TASE.2021.3064065</w:t>
+        <w:t>[13] Alatise, M. B., &amp; Hancke, G. P. (2020). A review on challenges of autonomous mobile robot and sensor fusion methods. IEEE Access, 8, 39830–39846. https://doi.org/10.1109/ACCESS.2020.2975643</w:t>
         <w:br/>
         <w:br/>
-        <w:t>[14] Dümbgen, F., Wieser, A., &amp; Wieser, A. (2022). Blind as a bat: Audible echolocation on small robots. IEEE Robotics and Automation Letters, 7(4), 9274–9281. https://doi.org/10.1109/LRA.2022.3194669</w:t>
+        <w:t>[14] Liu, M., Wang, Y., &amp; Zhao, Q. (2020). Indoor acoustic localization: A survey. Human-centric Computing and Information Sciences, 10, 5. https://doi.org/10.1186/s13673-019-0207-4</w:t>
         <w:br/>
         <w:br/>
-        <w:t>[15] Rudin, N., Hoeller, D., Reist, P., &amp; Hutter, M. (2022). Learning to walk in minutes using massively parallel deep reinforcement learning. In Proceedings of the 6th Conference on Robot Learning (pp. 604–623).</w:t>
+        <w:t>[15] dEchorate Team. (2021). dEchorate: A calibrated room impulse response dataset for echo-aware signal processing. EURASIP Journal on Audio, Speech, and Music Processing, 2021, 7. https://doi.org/10.1186/s13636-021-00229-0</w:t>
         <w:br/>
         <w:br/>
-        <w:t>[16] Tsuchiya, A., Kagami, H., &amp; Kagami, H. (2022). Indoor self-localization using multipath arrival time of sound. Japanese Journal of Applied Physics, 61(SG), SG1005. https://doi.org/10.35848/1347-4065/ac506c</w:t>
+        <w:t>[16] Höfer, S., Bekris, K., Handa, A., Gamboa, J. C., Mozifian, M., Golemo, F., … Fox, D. (2021). Sim2Real in robotics and automation: Applications and challenges. IEEE Transactions on Automation Science and Engineering, 18(2), 398–400. https://doi.org/10.1109/TASE.2021.3064065</w:t>
         <w:br/>
         <w:br/>
-        <w:t>[17] Mittal, M., Yu, C., Yu, C., Tang, J., Bo, A., Zhu, J., … Hutter, M. (2023). Orbit: A unified simulation framework for interactive robot learning environments. IEEE Robotics and Automation Letters, 8(6), 3740–3747. https://doi.org/10.1109/LRA.2023.3270034</w:t>
+        <w:t>[17] Dümbgen, F., Wieser, A., &amp; Wieser, A. (2022). Blind as a bat: Audible echolocation on small robots. IEEE Robotics and Automation Letters, 7(4), 9274–9281. https://doi.org/10.1109/LRA.2022.3194669</w:t>
         <w:br/>
         <w:br/>
-        <w:t>[18] Xu, X., Lu, Y., Vogel-Heuser, B., &amp; Wang, L. (2024). Collaborative robotics, digital twins, human–machine interfaces and AI in smart manufacturing: A review. Robotics and Computer-Integrated Manufacturing, 89, 102769. https://doi.org/10.1016/j.rcim.2024.102769</w:t>
+        <w:t>[18] Rudin, N., Hoeller, D., Reist, P., &amp; Hutter, M. (2022). Learning to walk in minutes using massively parallel deep reinforcement learning. In Proceedings of the 6th Conference on Robot Learning (pp. 604–623).</w:t>
         <w:br/>
         <w:br/>
-        <w:t>[19] Zhou, Z., Chen, X., Li, Y., &amp; Wang, Y. (2024). Towards building AI-CPS with NVIDIA Isaac Sim for industrial manipulation. In Proceedings of the 2024 ACM/IEEE International Conference on Model-Driven Engineering Software and Systems (MSEC) (pp. 1–8). https://doi.org/10.1145/3639477.3639740</w:t>
+        <w:t>[19] Tsuchiya, A., Kagami, H., &amp; Kagami, H. (2022). Indoor self-localization using multipath arrival time of sound. Japanese Journal of Applied Physics, 61(SG), SG1005. https://doi.org/10.35848/1347-4065/ac506c</w:t>
         <w:br/>
         <w:br/>
-        <w:t>[20] GRADE Authors. (2025). Generating realistic and dynamic environments for robotics research with Isaac Sim. The International Journal of Robotics Research. https://doi.org/10.1177/02783649251346211</w:t>
+        <w:t>[20] Mittal, M., Yu, C., Yu, C., Tang, J., Bo, A., Zhu, J., … Hutter, M. (2023). Orbit: A unified simulation framework for interactive robot learning environments. IEEE Robotics and Automation Letters, 8(6), 3740–3747. https://doi.org/10.1109/LRA.2023.3270034</w:t>
         <w:br/>
         <w:br/>
-        <w:t>[21] Salimpour, S., Peña-Queralta, J., &amp; Páez-Granados, D. (2025). Sim-to-real transfer of reinforcement learning policies from Isaac Sim to Gazebo and ROS 2. arXiv:2501.02902. https://doi.org/10.48550/arxiv.2501.02902</w:t>
+        <w:t>[21] Universal Robots. (2023). UR10e product factsheet. https://www.universal-robots.com/media/1828411/ur-product-factsheets-ur10e-06_2023-en-version-5-1-4-3.pdf</w:t>
         <w:br/>
         <w:br/>
-        <w:t>[22] Song, J., Zhang, Y., Li, H., &amp; Chen, X. (2025). OceanSim: Underwater robot simulation with Isaac Sim. In 2025 IEEE/RSJ International Conference on Intelligent Robots and Systems (IROS) (pp. 1–8). https://doi.org/10.1109/iros60139.2025.11246878</w:t>
+        <w:t>[22] Xu, X., Lu, Y., Vogel-Heuser, B., &amp; Wang, L. (2024). Collaborative robotics, digital twins, human–machine interfaces and AI in smart manufacturing: A review. Robotics and Computer-Integrated Manufacturing, 89, 102769. https://doi.org/10.1016/j.rcim.2024.102769</w:t>
         <w:br/>
         <w:br/>
-        <w:t>[23] Gao, S., Pagnucco, M., Bednarz, T., &amp; Song, Y. (2026). NVIDIA Isaac Sim: Enabling scalable, GPU-accelerated simulation for robotics. arXiv:2606.03551. https://doi.org/10.48550/arxiv.2606.03551</w:t>
+        <w:t>[23] Zhou, Z., Chen, X., Li, Y., &amp; Wang, Y. (2024). Towards building AI-CPS with NVIDIA Isaac Sim for industrial manipulation. In Proceedings of the 2024 ACM/IEEE International Conference on Model-Driven Engineering Software and Systems (MSEC) (pp. 1–8). https://doi.org/10.1145/3639477.3639740</w:t>
         <w:br/>
         <w:br/>
-        <w:t>[24] NVIDIA. (2026a). RTX acoustic sensor. Isaac Sim Documentation. https://docs.isaacsim.omniverse.nvidia.com/latest/sensors/isaacsim_sensors_rtx_acoustic.html</w:t>
+        <w:t>[24] GRADE Authors. (2025). Generating realistic and dynamic environments for robotics research with Isaac Sim. The International Journal of Robotics Research. https://doi.org/10.1177/02783649251346211</w:t>
         <w:br/>
         <w:br/>
-        <w:t>[25] NVIDIA. (2026b). RTX annotators and generic model output. Isaac Sim Documentation. https://docs.isaacsim.omniverse.nvidia.com/6.0.0/sensors/isaacsim_sensors_rtx_annotators.html</w:t>
+        <w:t>[25] Salimpour, S., Peña-Queralta, J., &amp; Páez-Granados, D. (2025). Sim-to-real transfer of reinforcement learning policies from Isaac Sim to Gazebo and ROS 2. arXiv:2501.02902. https://doi.org/10.48550/arxiv.2501.02902</w:t>
         <w:br/>
         <w:br/>
-        <w:t>[26] NVIDIA. (2026c). RTX sensors overview. Isaac Sim Documentation. https://docs.isaacsim.omniverse.nvidia.com/latest/sensors/isaacsim_sensors_rtx.html</w:t>
+        <w:t>[26] Song, J., Zhang, Y., Li, H., &amp; Chen, X. (2025). OceanSim: Underwater robot simulation with Isaac Sim. In 2025 IEEE/RSJ International Conference on Intelligent Robots and Systems (IROS) (pp. 1–8). https://doi.org/10.1109/iros60139.2025.11246878</w:t>
         <w:br/>
         <w:br/>
-        <w:t>[27] NVIDIA. (2026d). Isaac Lab documentation (v3.0.0-beta2). https://isaac-sim.github.io/IsaacLab/</w:t>
+        <w:t>[27] Gao, S., Pagnucco, M., Bednarz, T., &amp; Song, Y. (2026). NVIDIA Isaac Sim: Enabling scalable, GPU-accelerated simulation for robotics. arXiv:2606.03551. https://doi.org/10.48550/arxiv.2606.03551</w:t>
+        <w:br/>
+        <w:br/>
+        <w:t>[28] NVIDIA. (2026a). RTX acoustic sensor. Isaac Sim Documentation. https://docs.isaacsim.omniverse.nvidia.com/latest/sensors/isaacsim_sensors_rtx_acoustic.html</w:t>
+        <w:br/>
+        <w:br/>
+        <w:t>[29] NVIDIA. (2026b). RTX annotators and generic model output. Isaac Sim Documentation. https://docs.isaacsim.omniverse.nvidia.com/6.0.0/sensors/isaacsim_sensors_rtx_annotators.html</w:t>
+        <w:br/>
+        <w:br/>
+        <w:t>[30] NVIDIA. (2026c). RTX sensors overview. Isaac Sim Documentation. https://docs.isaacsim.omniverse.nvidia.com/latest/sensors/isaacsim_sensors_rtx.html</w:t>
+        <w:br/>
+        <w:br/>
+        <w:t>[31] NVIDIA. (2026d). Isaac Lab documentation (v3.0.0-beta2). https://isaac-sim.github.io/IsaacLab/</w:t>
+        <w:br/>
+        <w:br/>
+        <w:t>[32] NVIDIA. (2026e). Isaac Sim documentation. https://docs.isaacsim.omniverse.nvidia.com/latest/index.html</w:t>
       </w:r>
     </w:p>
     <w:sectPr>
@@ -3431,6 +5019,2235 @@
     </w:sectPr>
   </w:body>
 </w:document>
+</file>
+
+<file path=word/comments.xml><?xml version="1.0" encoding="utf-8"?>
+<w:comments xmlns:w="http://schemas.openxmlformats.org/wordprocessingml/2006/main" xmlns:w14="http://schemas.microsoft.com/office/word/2010/wordml">
+  <w:comment w:id="0" w:author="口試備註" w:date="2026-07-13T00:22:33Z" w:initials="口試">
+    <w:p>
+      <w:r>
+        <w:rPr>
+          <w:rStyle w:val="CommentReference"/>
+        </w:rPr>
+        <w:annotationRef/>
+      </w:r>
+      <w:r>
+        <w:rPr>
+          <w:color w:val="000000"/>
+          <w:sz w:val="20"/>
+          <w:szCs w:val="20"/>
+        </w:rPr>
+        <w:t xml:space="preserve">【口試・方法】包絡優先＝先量「讀得到」的幾何，再把任務放進包絡。若被問「為何不直接做閉環」：沒包絡就無法區分感測失敗 vs 控制失敗。【文獻】組合為本研究方法論；分項見 Valin 等 [4]、Tsuchiya 等 [18]、Liu 等 [13]。</w:t>
+      </w:r>
+    </w:p>
+  </w:comment>
+  <w:comment w:id="1" w:author="口試備註" w:date="2026-07-13T00:22:33Z" w:initials="口試">
+    <w:p>
+      <w:r>
+        <w:rPr>
+          <w:rStyle w:val="CommentReference"/>
+        </w:rPr>
+        <w:annotationRef/>
+      </w:r>
+      <w:r>
+        <w:rPr>
+          <w:color w:val="000000"/>
+          <w:sz w:val="20"/>
+          <w:szCs w:val="20"/>
+        </w:rPr>
+        <w:t xml:space="preserve">【口試・方法】配對移除：同姿態先量有目標、再物理移除目標量背景；差＝目標貢獻。不是「關掉感測器」——那會把整條路徑一併拿掉。【文獻】Valin 等 [4]、Tsuchiya 等 [18]、Liu 等 [13]（3.3 支柱一）。</w:t>
+      </w:r>
+    </w:p>
+  </w:comment>
+  <w:comment w:id="2" w:author="口試備註" w:date="2026-07-13T00:22:33Z" w:initials="口試">
+    <w:p>
+      <w:r>
+        <w:rPr>
+          <w:rStyle w:val="CommentReference"/>
+        </w:rPr>
+        <w:annotationRef/>
+      </w:r>
+      <w:r>
+        <w:rPr>
+          <w:color w:val="000000"/>
+          <w:sz w:val="20"/>
+          <w:szCs w:val="20"/>
+        </w:rPr>
+        <w:t xml:space="preserve">【口試・方法】三臂缺一不可：
+• 聲學＝完整因果鏈
+• 盲走＝同管線只拿掉估距資訊（量測動作仍做）→ 證因果
+• 開環＝完全不量測之幾何基線 → 揭穿「到達率陷阱」
+同 seed、同目標組。【文獻】消融 Meyes 等 [11]；預註冊 Nosek 等 [5]。</w:t>
+      </w:r>
+    </w:p>
+  </w:comment>
+  <w:comment w:id="3" w:author="口試備註" w:date="2026-07-13T00:22:33Z" w:initials="口試">
+    <w:p>
+      <w:r>
+        <w:rPr>
+          <w:rStyle w:val="CommentReference"/>
+        </w:rPr>
+        <w:annotationRef/>
+      </w:r>
+      <w:r>
+        <w:rPr>
+          <w:color w:val="000000"/>
+          <w:sz w:val="20"/>
+          <w:szCs w:val="20"/>
+        </w:rPr>
+        <w:t xml:space="preserve">【口試・數字】主結果是 D1.5（手臂載具），不是未掛臂 D1（r=0.997）。主指標是 r/RMSE，不是到達率。彈藥：開環也能 22/30「到達」。</w:t>
+      </w:r>
+    </w:p>
+  </w:comment>
+  <w:comment w:id="4" w:author="口試備註" w:date="2026-07-13T00:22:33Z" w:initials="口試">
+    <w:p>
+      <w:r>
+        <w:rPr>
+          <w:rStyle w:val="CommentReference"/>
+        </w:rPr>
+        <w:annotationRef/>
+      </w:r>
+      <w:r>
+        <w:rPr>
+          <w:color w:val="000000"/>
+          <w:sz w:val="20"/>
+          <w:szCs w:val="20"/>
+        </w:rPr>
+        <w:t xml:space="preserve">【口試・邊界／Q2】這是 weld-on-stall／接觸觸發附著，不是摩擦夾持。可宣稱：聲學對位；不可宣稱：物理摩擦抓牢。盲走抓空→不觸發附著，對照區辨力仍在。</w:t>
+      </w:r>
+    </w:p>
+  </w:comment>
+  <w:comment w:id="5" w:author="口試備註" w:date="2026-07-13T00:22:33Z" w:initials="口試">
+    <w:p>
+      <w:r>
+        <w:rPr>
+          <w:rStyle w:val="CommentReference"/>
+        </w:rPr>
+        <w:annotationRef/>
+      </w:r>
+      <w:r>
+        <w:rPr>
+          <w:color w:val="000000"/>
+          <w:sz w:val="20"/>
+          <w:szCs w:val="20"/>
+        </w:rPr>
+        <w:t xml:space="preserve">【口試・負結果】四重證偽＝能量差 ρ=0.357／TDOA r≈0／id 恆 (0,0,0)／rxGroup 第二路噪音。結論：側向缺在引擎輸出層，不是演算法選錯。</w:t>
+      </w:r>
+    </w:p>
+  </w:comment>
+  <w:comment w:id="6" w:author="口試備註" w:date="2026-07-13T00:22:33Z" w:initials="口試">
+    <w:p>
+      <w:r>
+        <w:rPr>
+          <w:rStyle w:val="CommentReference"/>
+        </w:rPr>
+        <w:annotationRef/>
+      </w:r>
+      <w:r>
+        <w:rPr>
+          <w:color w:val="000000"/>
+          <w:sz w:val="20"/>
+          <w:szCs w:val="20"/>
+        </w:rPr>
+        <w:t xml:space="preserve">【口試・Q3】承認單 seed。但每回合目標在走廊內隨機抽樣；確定性引擎下跨 seed 主要測的是目標分佈抽樣，不是感測雜訊。可補：D1.5 三 seed ~2h GPU。噪聲探針：SNR≥20 dB 測距無損。</w:t>
+      </w:r>
+    </w:p>
+  </w:comment>
+  <w:comment w:id="7" w:author="口試備註" w:date="2026-07-13T00:22:33Z" w:initials="口試">
+    <w:p>
+      <w:r>
+        <w:rPr>
+          <w:rStyle w:val="CommentReference"/>
+        </w:rPr>
+        <w:annotationRef/>
+      </w:r>
+      <w:r>
+        <w:rPr>
+          <w:color w:val="000000"/>
+          <w:sz w:val="20"/>
+          <w:szCs w:val="20"/>
+        </w:rPr>
+        <w:t xml:space="preserve">【口試・名詞】multipath＝多條反射路徑疊加；殘響＝晚到回波時間拖尾。因此不能把「波形上一個峰」直接當唯一直達路徑。本文用配對移除隔離目標貢獻。【文獻】Valin 等 [4]；Tsuchiya 等 [18]；Liu 等 [13]。</w:t>
+      </w:r>
+    </w:p>
+  </w:comment>
+  <w:comment w:id="8" w:author="口試備註" w:date="2026-07-13T00:22:33Z" w:initials="口試">
+    <w:p>
+      <w:r>
+        <w:rPr>
+          <w:rStyle w:val="CommentReference"/>
+        </w:rPr>
+        <w:annotationRef/>
+      </w:r>
+      <w:r>
+        <w:rPr>
+          <w:color w:val="000000"/>
+          <w:sz w:val="20"/>
+          <w:szCs w:val="20"/>
+        </w:rPr>
+        <w:t xml:space="preserve">【口試・名詞】last-meter＝已知走廊／粗定位之後的最後一段精細接近。不是全場導航。對齊 VLM 粗定位 + 超聲精接近的階層故事（互補非取代）。</w:t>
+      </w:r>
+    </w:p>
+  </w:comment>
+  <w:comment w:id="9" w:author="口試備註" w:date="2026-07-13T00:22:33Z" w:initials="口試">
+    <w:p>
+      <w:r>
+        <w:rPr>
+          <w:rStyle w:val="CommentReference"/>
+        </w:rPr>
+        <w:annotationRef/>
+      </w:r>
+      <w:r>
+        <w:rPr>
+          <w:color w:val="000000"/>
+          <w:sz w:val="20"/>
+          <w:szCs w:val="20"/>
+        </w:rPr>
+        <w:t xml:space="preserve">【口試・名詞】GMO＝RTX Acoustic 原始輸出；以 signal way（TX–RX–通道回波序列）紀錄振幅。詳 3.1。timeOffsetNs 在 6.0 恆 0，不能拿來算距離。</w:t>
+      </w:r>
+    </w:p>
+  </w:comment>
+  <w:comment w:id="10" w:author="口試備註" w:date="2026-07-13T00:22:33Z" w:initials="口試">
+    <w:p>
+      <w:r>
+        <w:rPr>
+          <w:rStyle w:val="CommentReference"/>
+        </w:rPr>
+        <w:annotationRef/>
+      </w:r>
+      <w:r>
+        <w:rPr>
+          <w:color w:val="000000"/>
+          <w:sz w:val="20"/>
+          <w:szCs w:val="20"/>
+        </w:rPr>
+        <w:t xml:space="preserve">【口試・範圍】CH201＝實機對應硬體例。本文全模擬、不宣稱波形等價；實機任務級協定列 6.3。選模擬理由：變因可隔離、消融可嚴格做。</w:t>
+      </w:r>
+    </w:p>
+  </w:comment>
+  <w:comment w:id="11" w:author="口試備註" w:date="2026-07-13T00:22:33Z" w:initials="口試">
+    <w:p>
+      <w:r>
+        <w:rPr>
+          <w:rStyle w:val="CommentReference"/>
+        </w:rPr>
+        <w:annotationRef/>
+      </w:r>
+      <w:r>
+        <w:rPr>
+          <w:color w:val="000000"/>
+          <w:sz w:val="20"/>
+          <w:szCs w:val="20"/>
+        </w:rPr>
+        <w:t xml:space="preserve">【口試・定位／Q6】VLM＝影像+語言語義；強在「有什麼、大概在哪」。超聲＝已知方向距離趨勢、不怕反光煙塵。本文是 last-meter 元件，不是取代相機。</w:t>
+      </w:r>
+    </w:p>
+  </w:comment>
+  <w:comment w:id="12" w:author="口試備註" w:date="2026-07-13T00:22:33Z" w:initials="口試">
+    <w:p>
+      <w:r>
+        <w:rPr>
+          <w:rStyle w:val="CommentReference"/>
+        </w:rPr>
+        <w:annotationRef/>
+      </w:r>
+      <w:r>
+        <w:rPr>
+          <w:color w:val="000000"/>
+          <w:sz w:val="20"/>
+          <w:szCs w:val="20"/>
+        </w:rPr>
+        <w:t xml:space="preserve">【口試・方法】預註冊＝判準寫在 runner header、執行前鎖定。失敗不放寬：D3 首輪 posture 如實 False → 改走廊重跑（鐵律六）。【文獻】Nosek 等 [5] The preregistration revolution（PNAS 2018）。</w:t>
+      </w:r>
+    </w:p>
+  </w:comment>
+  <w:comment w:id="13" w:author="口試備註" w:date="2026-07-13T00:22:33Z" w:initials="口試">
+    <w:p>
+      <w:r>
+        <w:rPr>
+          <w:rStyle w:val="CommentReference"/>
+        </w:rPr>
+        <w:annotationRef/>
+      </w:r>
+      <w:r>
+        <w:rPr>
+          <w:color w:val="000000"/>
+          <w:sz w:val="20"/>
+          <w:szCs w:val="20"/>
+        </w:rPr>
+        <w:t xml:space="preserve">【口試・方法】消融＝刻意拿掉資訊看是否失能。盲走保留量測時序／成本，只把估距換成 +∞ → 分離「量測副作用」與「資訊使用」。【文獻】Meyes 等 [11] Ablation studies in ANNs。</w:t>
+      </w:r>
+    </w:p>
+  </w:comment>
+  <w:comment w:id="14" w:author="口試備註" w:date="2026-07-13T00:22:33Z" w:initials="口試">
+    <w:p>
+      <w:r>
+        <w:rPr>
+          <w:rStyle w:val="CommentReference"/>
+        </w:rPr>
+        <w:annotationRef/>
+      </w:r>
+      <w:r>
+        <w:rPr>
+          <w:color w:val="000000"/>
+          <w:sz w:val="20"/>
+          <w:szCs w:val="20"/>
+        </w:rPr>
+        <w:t xml:space="preserve">【口試・RQ4】對位已驗證；摩擦／附著細節見 5.3。側向見 5.4。</w:t>
+      </w:r>
+    </w:p>
+  </w:comment>
+  <w:comment w:id="15" w:author="口試備註" w:date="2026-07-13T00:22:33Z" w:initials="口試">
+    <w:p>
+      <w:r>
+        <w:rPr>
+          <w:rStyle w:val="CommentReference"/>
+        </w:rPr>
+        <w:annotationRef/>
+      </w:r>
+      <w:r>
+        <w:rPr>
+          <w:color w:val="000000"/>
+          <w:sz w:val="20"/>
+          <w:szCs w:val="20"/>
+        </w:rPr>
+        <w:t xml:space="preserve">【口試・工程】本機獨立執行＝在實驗室電腦直接跑 Isaac Sim（非雲端代跑）。GUI 展示與 headless 時間模型不同（牆鐘步 vs 固定步），見 demo 工程備註。</w:t>
+      </w:r>
+    </w:p>
+  </w:comment>
+  <w:comment w:id="16" w:author="口試備註" w:date="2026-07-13T00:22:33Z" w:initials="口試">
+    <w:p>
+      <w:r>
+        <w:rPr>
+          <w:rStyle w:val="CommentReference"/>
+        </w:rPr>
+        <w:annotationRef/>
+      </w:r>
+      <w:r>
+        <w:rPr>
+          <w:color w:val="000000"/>
+          <w:sz w:val="20"/>
+          <w:szCs w:val="20"/>
+        </w:rPr>
+        <w:t xml:space="preserve">【口試・範圍】D2 定位＋二維閉環已完成；再夾取未宣稱（側向誤差＞容差）。</w:t>
+      </w:r>
+    </w:p>
+  </w:comment>
+  <w:comment w:id="17" w:author="口試備註" w:date="2026-07-13T00:22:33Z" w:initials="口試">
+    <w:p>
+      <w:r>
+        <w:rPr>
+          <w:rStyle w:val="CommentReference"/>
+        </w:rPr>
+        <w:annotationRef/>
+      </w:r>
+      <w:r>
+        <w:rPr>
+          <w:color w:val="000000"/>
+          <w:sz w:val="20"/>
+          <w:szCs w:val="20"/>
+        </w:rPr>
+        <w:t xml:space="preserve">【口試・限制】seed 只決定隨機目標序列；引擎無熱雜訊。重複性 CV≈0 證的是管線確定性，不是噪聲穩健性（論文已如實區分）。</w:t>
+      </w:r>
+    </w:p>
+  </w:comment>
+  <w:comment w:id="18" w:author="口試備註" w:date="2026-07-13T00:22:33Z" w:initials="口試">
+    <w:p>
+      <w:r>
+        <w:rPr>
+          <w:rStyle w:val="CommentReference"/>
+        </w:rPr>
+        <w:annotationRef/>
+      </w:r>
+      <w:r>
+        <w:rPr>
+          <w:color w:val="000000"/>
+          <w:sz w:val="20"/>
+          <w:szCs w:val="20"/>
+        </w:rPr>
+        <w:t xml:space="preserve">【口試・名詞】單自由度＝控制決策只沿接近軸前進／停；D2 雖有側向掃描定位，接近段仍是估距驅動前向。不是六軸自由姿態伺服。</w:t>
+      </w:r>
+    </w:p>
+  </w:comment>
+  <w:comment w:id="19" w:author="口試備註" w:date="2026-07-13T00:22:33Z" w:initials="口試">
+    <w:p>
+      <w:r>
+        <w:rPr>
+          <w:rStyle w:val="CommentReference"/>
+        </w:rPr>
+        <w:annotationRef/>
+      </w:r>
+      <w:r>
+        <w:rPr>
+          <w:color w:val="000000"/>
+          <w:sz w:val="20"/>
+          <w:szCs w:val="20"/>
+        </w:rPr>
+        <w:t xml:space="preserve">【口試・名詞】standoff＝刻意在目標前停下的距離，不是碰到目標。0.35 m 避開桌高 0.32 m 以內距離編碼失效區，並留裕度。</w:t>
+      </w:r>
+    </w:p>
+  </w:comment>
+  <w:comment w:id="20" w:author="口試備註" w:date="2026-07-13T00:22:33Z" w:initials="口試">
+    <w:p>
+      <w:r>
+        <w:rPr>
+          <w:rStyle w:val="CommentReference"/>
+        </w:rPr>
+        <w:annotationRef/>
+      </w:r>
+      <w:r>
+        <w:rPr>
+          <w:color w:val="000000"/>
+          <w:sz w:val="20"/>
+          <w:szCs w:val="20"/>
+        </w:rPr>
+        <w:t xml:space="preserve">【口試・邊界】桌高目標近距俯視角變大 → 平穩性稽核排除／編碼失效。故 D3 夾取段採停止當下估距「一次性推算」，不再閉環量測。6.2 明文不可宣稱近距閉環。</w:t>
+      </w:r>
+    </w:p>
+  </w:comment>
+  <w:comment w:id="21" w:author="口試備註" w:date="2026-07-13T00:22:33Z" w:initials="口試">
+    <w:p>
+      <w:r>
+        <w:rPr>
+          <w:rStyle w:val="CommentReference"/>
+        </w:rPr>
+        <w:annotationRef/>
+      </w:r>
+      <w:r>
+        <w:rPr>
+          <w:color w:val="000000"/>
+          <w:sz w:val="20"/>
+          <w:szCs w:val="20"/>
+        </w:rPr>
+        <w:t xml:space="preserve">【口試・公式】本文 SNR 不是通訊 SNR。SNR = max|W有−W無| / max|W有−W雜訊參考|；&gt;10 可偵測（見 3.3）。</w:t>
+      </w:r>
+    </w:p>
+  </w:comment>
+  <w:comment w:id="22" w:author="口試備註" w:date="2026-07-13T00:22:33Z" w:initials="口試">
+    <w:p>
+      <w:r>
+        <w:rPr>
+          <w:rStyle w:val="CommentReference"/>
+        </w:rPr>
+        <w:annotationRef/>
+      </w:r>
+      <w:r>
+        <w:rPr>
+          <w:color w:val="000000"/>
+          <w:sz w:val="20"/>
+          <w:szCs w:val="20"/>
+        </w:rPr>
+        <w:t xml:space="preserve">【口試・統計】側向能量用 ρ（單調關係），不用 Pearson r——因為要測「橫移是否單調改變能量差」，不是線性擬合。判準 ρ≥0.9，實測 0.357→證偽。</w:t>
+      </w:r>
+    </w:p>
+  </w:comment>
+  <w:comment w:id="23" w:author="口試備註" w:date="2026-07-13T00:22:33Z" w:initials="口試">
+    <w:p>
+      <w:r>
+        <w:rPr>
+          <w:rStyle w:val="CommentReference"/>
+        </w:rPr>
+        <w:annotationRef/>
+      </w:r>
+      <w:r>
+        <w:rPr>
+          <w:color w:val="000000"/>
+          <w:sz w:val="20"/>
+          <w:szCs w:val="20"/>
+        </w:rPr>
+        <w:t xml:space="preserve">【口試・名詞】IK＝末端位姿 → 六軸關節角。暖啟動＋單步關節變化上限，防多解跳躍。D3 遠端升舉 IK 無解＝可達性邊界，非聲學。</w:t>
+      </w:r>
+    </w:p>
+  </w:comment>
+  <w:comment w:id="24" w:author="口試備註" w:date="2026-07-13T00:22:33Z" w:initials="口試">
+    <w:p>
+      <w:r>
+        <w:rPr>
+          <w:rStyle w:val="CommentReference"/>
+        </w:rPr>
+        <w:annotationRef/>
+      </w:r>
+      <w:r>
+        <w:rPr>
+          <w:color w:val="000000"/>
+          <w:sz w:val="20"/>
+          <w:szCs w:val="20"/>
+        </w:rPr>
+        <w:t xml:space="preserve">【口試・名詞】對位＝夾爪中心 vs 目標中心水平吻合（±2 cm 預註冊容差）。與「升舉成功」分開陳報，避免把力學混進聲學能力。</w:t>
+      </w:r>
+    </w:p>
+  </w:comment>
+  <w:comment w:id="25" w:author="口試備註" w:date="2026-07-13T00:22:33Z" w:initials="口試">
+    <w:p>
+      <w:r>
+        <w:rPr>
+          <w:rStyle w:val="CommentReference"/>
+        </w:rPr>
+        <w:annotationRef/>
+      </w:r>
+      <w:r>
+        <w:rPr>
+          <w:color w:val="000000"/>
+          <w:sz w:val="20"/>
+          <w:szCs w:val="20"/>
+        </w:rPr>
+        <w:t xml:space="preserve">【口試・名詞】多點定位＝多個已知位置各量距離 → 圓／球交會解座標。D2：5 視點、基線 0.3 m、最小平方圓交會。屬合成孔徑／運動合成族，非雙耳陣列。【文獻】Kapoor 等 [2]；Hayes 等 [1]。</w:t>
+      </w:r>
+    </w:p>
+  </w:comment>
+  <w:comment w:id="26" w:author="口試備註" w:date="2026-07-13T00:22:33Z" w:initials="口試">
+    <w:p>
+      <w:r>
+        <w:rPr>
+          <w:rStyle w:val="CommentReference"/>
+        </w:rPr>
+        <w:annotationRef/>
+      </w:r>
+      <w:r>
+        <w:rPr>
+          <w:color w:val="000000"/>
+          <w:sz w:val="20"/>
+          <w:szCs w:val="20"/>
+        </w:rPr>
+        <w:t xml:space="preserve">【口試・方法學】表面指標（到達率）可被走廊寬度撐起來。主指標改用停止位置相關性 + 盲走消融。6.1 開環 73% 到達率是活教材。</w:t>
+      </w:r>
+    </w:p>
+  </w:comment>
+  <w:comment w:id="27" w:author="口試備註" w:date="2026-07-13T00:22:33Z" w:initials="口試">
+    <w:p>
+      <w:r>
+        <w:rPr>
+          <w:rStyle w:val="CommentReference"/>
+        </w:rPr>
+        <w:annotationRef/>
+      </w:r>
+      <w:r>
+        <w:rPr>
+          <w:color w:val="000000"/>
+          <w:sz w:val="20"/>
+          <w:szCs w:val="20"/>
+        </w:rPr>
+        <w:t xml:space="preserve">【口試・Q1 彈藥】若被譏「只是在測光線追蹤測距儀」：正結果是載體；負結果地圖＋效度框架才是可推廣主張（6.1）。</w:t>
+      </w:r>
+    </w:p>
+  </w:comment>
+  <w:comment w:id="28" w:author="口試備註" w:date="2026-07-13T00:22:33Z" w:initials="口試">
+    <w:p>
+      <w:r>
+        <w:rPr>
+          <w:rStyle w:val="CommentReference"/>
+        </w:rPr>
+        <w:annotationRef/>
+      </w:r>
+      <w:r>
+        <w:rPr>
+          <w:color w:val="000000"/>
+          <w:sz w:val="20"/>
+          <w:szCs w:val="20"/>
+        </w:rPr>
+        <w:t xml:space="preserve">【口試・名詞】TCP＝末端工具參考點。感測器掛載相對 TCP／腕連桿幾何固定。</w:t>
+      </w:r>
+    </w:p>
+  </w:comment>
+  <w:comment w:id="29" w:author="口試備註" w:date="2026-07-13T00:22:33Z" w:initials="口試">
+    <w:p>
+      <w:r>
+        <w:rPr>
+          <w:rStyle w:val="CommentReference"/>
+        </w:rPr>
+        <w:annotationRef/>
+      </w:r>
+      <w:r>
+        <w:rPr>
+          <w:color w:val="000000"/>
+          <w:sz w:val="20"/>
+          <w:szCs w:val="20"/>
+        </w:rPr>
+        <w:t xml:space="preserve">【口試・工程】Geometry Passport＝掛載／目標／桌面幾何寫清楚並可核對的記錄慣例。</w:t>
+      </w:r>
+    </w:p>
+  </w:comment>
+  <w:comment w:id="30" w:author="口試備註" w:date="2026-07-13T00:22:33Z" w:initials="口試">
+    <w:p>
+      <w:r>
+        <w:rPr>
+          <w:rStyle w:val="CommentReference"/>
+        </w:rPr>
+        <w:annotationRef/>
+      </w:r>
+      <w:r>
+        <w:rPr>
+          <w:color w:val="000000"/>
+          <w:sz w:val="20"/>
+          <w:szCs w:val="20"/>
+        </w:rPr>
+        <w:t xml:space="preserve">【口試・邊界】本文不做 sim-to-real 遷移實驗。Höfer：任務級指標；RTX Acoustic＝趨勢級可行性，非 CH201 波形對照。【文獻】Höfer 等 [16]；Gao 等 [27]；NVIDIA [28] 等。</w:t>
+      </w:r>
+    </w:p>
+  </w:comment>
+  <w:comment w:id="31" w:author="口試備註" w:date="2026-07-13T00:22:33Z" w:initials="口試">
+    <w:p>
+      <w:r>
+        <w:rPr>
+          <w:rStyle w:val="CommentReference"/>
+        </w:rPr>
+        <w:annotationRef/>
+      </w:r>
+      <w:r>
+        <w:rPr>
+          <w:color w:val="000000"/>
+          <w:sz w:val="20"/>
+          <w:szCs w:val="20"/>
+        </w:rPr>
+        <w:t xml:space="preserve">【口試・名詞】PPO＝常見 RL 策略優化。本文控制器是規則式，沒用 PPO；未來若走 Isaac Lab 仍須三臂效度框架防捷徑。</w:t>
+      </w:r>
+    </w:p>
+  </w:comment>
+  <w:comment w:id="32" w:author="口試備註" w:date="2026-07-13T00:22:33Z" w:initials="口試">
+    <w:p>
+      <w:r>
+        <w:rPr>
+          <w:rStyle w:val="CommentReference"/>
+        </w:rPr>
+        <w:annotationRef/>
+      </w:r>
+      <w:r>
+        <w:rPr>
+          <w:color w:val="000000"/>
+          <w:sz w:val="20"/>
+          <w:szCs w:val="20"/>
+        </w:rPr>
+        <w:t xml:space="preserve">【口試・特徵取捨】文獻提早期能量；本文主特徵是峰值位置（飛行時間代理），不以能量主推距離。</w:t>
+      </w:r>
+    </w:p>
+  </w:comment>
+  <w:comment w:id="33" w:author="口試備註" w:date="2026-07-13T00:22:33Z" w:initials="口試">
+    <w:p>
+      <w:r>
+        <w:rPr>
+          <w:rStyle w:val="CommentReference"/>
+        </w:rPr>
+        <w:annotationRef/>
+      </w:r>
+      <w:r>
+        <w:rPr>
+          <w:color w:val="000000"/>
+          <w:sz w:val="20"/>
+          <w:szCs w:val="20"/>
+        </w:rPr>
+        <w:t xml:space="preserve">【口試・方法學】不同引擎對早期反射／殘響常有系統差 → 模擬≠實機。支持「任務級、趨勢級」表述。</w:t>
+      </w:r>
+    </w:p>
+  </w:comment>
+  <w:comment w:id="34" w:author="口試備註" w:date="2026-07-13T00:22:33Z" w:initials="口試">
+    <w:p>
+      <w:r>
+        <w:rPr>
+          <w:rStyle w:val="CommentReference"/>
+        </w:rPr>
+        <w:annotationRef/>
+      </w:r>
+      <w:r>
+        <w:rPr>
+          <w:color w:val="000000"/>
+          <w:sz w:val="20"/>
+          <w:szCs w:val="20"/>
+        </w:rPr>
+        <w:t xml:space="preserve">【口試・為何 WPM】參數化：快但不跟場景走；光線追蹤：跟幾何走 → 包絡問題才有意義。</w:t>
+      </w:r>
+    </w:p>
+  </w:comment>
+  <w:comment w:id="35" w:author="口試備註" w:date="2026-07-13T00:22:33Z" w:initials="口試">
+    <w:p>
+      <w:r>
+        <w:rPr>
+          <w:rStyle w:val="CommentReference"/>
+        </w:rPr>
+        <w:annotationRef/>
+      </w:r>
+      <w:r>
+        <w:rPr>
+          <w:color w:val="000000"/>
+          <w:sz w:val="20"/>
+          <w:szCs w:val="20"/>
+        </w:rPr>
+        <w:t xml:space="preserve">【口試・澄清】RTX Acoustic ≠ 光達。輸出是波形／信號路徑，不是深度圖或點雲。</w:t>
+      </w:r>
+    </w:p>
+  </w:comment>
+  <w:comment w:id="36" w:author="口試備註" w:date="2026-07-13T00:22:33Z" w:initials="口試">
+    <w:p>
+      <w:r>
+        <w:rPr>
+          <w:rStyle w:val="CommentReference"/>
+        </w:rPr>
+        <w:annotationRef/>
+      </w:r>
+      <w:r>
+        <w:rPr>
+          <w:color w:val="000000"/>
+          <w:sz w:val="20"/>
+          <w:szCs w:val="20"/>
+        </w:rPr>
+        <w:t xml:space="preserve">【口試・範圍】不是全域 open-world 搜尋；VLM 粗定位屬上層，本文管最後一公尺距離回授。</w:t>
+      </w:r>
+    </w:p>
+  </w:comment>
+  <w:comment w:id="37" w:author="口試備註" w:date="2026-07-13T00:22:33Z" w:initials="口試">
+    <w:p>
+      <w:r>
+        <w:rPr>
+          <w:rStyle w:val="CommentReference"/>
+        </w:rPr>
+        <w:annotationRef/>
+      </w:r>
+      <w:r>
+        <w:rPr>
+          <w:color w:val="000000"/>
+          <w:sz w:val="20"/>
+          <w:szCs w:val="20"/>
+        </w:rPr>
+        <w:t xml:space="preserve">【口試・Q3 延伸】引擎確定 → 重複量測可逐位相同。離線噪聲探針（未入正文）：SNR≥20 dB 解析測距仍穩；20→14 dB 斷崖。</w:t>
+      </w:r>
+    </w:p>
+  </w:comment>
+  <w:comment w:id="38" w:author="口試備註" w:date="2026-07-13T00:22:33Z" w:initials="口試">
+    <w:p>
+      <w:r>
+        <w:rPr>
+          <w:rStyle w:val="CommentReference"/>
+        </w:rPr>
+        <w:annotationRef/>
+      </w:r>
+      <w:r>
+        <w:rPr>
+          <w:color w:val="000000"/>
+          <w:sz w:val="20"/>
+          <w:szCs w:val="20"/>
+        </w:rPr>
+        <w:t xml:space="preserve">【口試・名詞】要多路可獨立取樣。第四章證偽後改多點定位／合成孔徑。【文獻】Kerstens 等 [10]；Kapoor [2]；Hayes [1]。</w:t>
+      </w:r>
+    </w:p>
+  </w:comment>
+  <w:comment w:id="39" w:author="口試備註" w:date="2026-07-13T00:22:33Z" w:initials="口試">
+    <w:p>
+      <w:r>
+        <w:rPr>
+          <w:rStyle w:val="CommentReference"/>
+        </w:rPr>
+        <w:annotationRef/>
+      </w:r>
+      <w:r>
+        <w:rPr>
+          <w:color w:val="000000"/>
+          <w:sz w:val="20"/>
+          <w:szCs w:val="20"/>
+        </w:rPr>
+        <w:t xml:space="preserve">【口試・名詞】移動中多次量測等效大孔徑。D2 是離散五點圓交會，不是完整 SAS 成像。【文獻】Hayes 等 [1]。</w:t>
+      </w:r>
+    </w:p>
+  </w:comment>
+  <w:comment w:id="40" w:author="口試備註" w:date="2026-07-13T00:22:33Z" w:initials="口試">
+    <w:p>
+      <w:r>
+        <w:rPr>
+          <w:rStyle w:val="CommentReference"/>
+        </w:rPr>
+        <w:annotationRef/>
+      </w:r>
+      <w:r>
+        <w:rPr>
+          <w:color w:val="000000"/>
+          <w:sz w:val="20"/>
+          <w:szCs w:val="20"/>
+        </w:rPr>
+        <w:t xml:space="preserve">【口試・定位】可行性＋效度，不是新物理模型、不是部署標竿。</w:t>
+      </w:r>
+    </w:p>
+  </w:comment>
+  <w:comment w:id="41" w:author="口試備註" w:date="2026-07-13T00:22:33Z" w:initials="口試">
+    <w:p>
+      <w:r>
+        <w:rPr>
+          <w:rStyle w:val="CommentReference"/>
+        </w:rPr>
+        <w:annotationRef/>
+      </w:r>
+      <w:r>
+        <w:rPr>
+          <w:color w:val="000000"/>
+          <w:sz w:val="20"/>
+          <w:szCs w:val="20"/>
+        </w:rPr>
+        <w:t xml:space="preserve">【口試】交集＝UR10e＋RTX Acoustic＋回授接近＋可重複效度流程；貢獻是流程不是發明 WPM。</w:t>
+      </w:r>
+    </w:p>
+  </w:comment>
+  <w:comment w:id="42" w:author="口試備註" w:date="2026-07-13T00:22:33Z" w:initials="口試">
+    <w:p>
+      <w:r>
+        <w:rPr>
+          <w:rStyle w:val="CommentReference"/>
+        </w:rPr>
+        <w:annotationRef/>
+      </w:r>
+      <w:r>
+        <w:rPr>
+          <w:color w:val="000000"/>
+          <w:sz w:val="20"/>
+          <w:szCs w:val="20"/>
+        </w:rPr>
+        <w:t xml:space="preserve">【口試・名詞】WPM＝光線追蹤式波路徑模擬，對幾何敏感 → 包絡實驗前提。仍非完整波動方程解算器。</w:t>
+      </w:r>
+    </w:p>
+  </w:comment>
+  <w:comment w:id="43" w:author="口試備註" w:date="2026-07-13T00:22:33Z" w:initials="口試">
+    <w:p>
+      <w:r>
+        <w:rPr>
+          <w:rStyle w:val="CommentReference"/>
+        </w:rPr>
+        <w:annotationRef/>
+      </w:r>
+      <w:r>
+        <w:rPr>
+          <w:color w:val="000000"/>
+          <w:sz w:val="20"/>
+          <w:szCs w:val="20"/>
+        </w:rPr>
+        <w:t xml:space="preserve">【口試・工程陷阱】波形重建要按每路徑樣本數切緩衝區；誤用通道編號當時間軸 → 峰值壞掉。正文已降級程式名，口試可講原則。</w:t>
+      </w:r>
+    </w:p>
+  </w:comment>
+  <w:comment w:id="44" w:author="口試備註" w:date="2026-07-13T00:22:33Z" w:initials="口試">
+    <w:p>
+      <w:r>
+        <w:rPr>
+          <w:rStyle w:val="CommentReference"/>
+        </w:rPr>
+        <w:annotationRef/>
+      </w:r>
+      <w:r>
+        <w:rPr>
+          <w:color w:val="000000"/>
+          <w:sz w:val="20"/>
+          <w:szCs w:val="20"/>
+        </w:rPr>
+        <w:t xml:space="preserve">【口試・引擎限制】不能靠 timeOffset 算 ToF；用 peak×週期×c/2。id 恆 (0,0,0)＝側向證偽第三項。</w:t>
+      </w:r>
+    </w:p>
+  </w:comment>
+  <w:comment w:id="45" w:author="口試備註" w:date="2026-07-13T00:22:33Z" w:initials="口試">
+    <w:p>
+      <w:r>
+        <w:rPr>
+          <w:rStyle w:val="CommentReference"/>
+        </w:rPr>
+        <w:annotationRef/>
+      </w:r>
+      <w:r>
+        <w:rPr>
+          <w:color w:val="000000"/>
+          <w:sz w:val="20"/>
+          <w:szCs w:val="20"/>
+        </w:rPr>
+        <w:t xml:space="preserve">【口試・程序】暫態＋幀間跳動 → 多幀平均；標準常搭配 40 等待 + 24 平均。</w:t>
+      </w:r>
+    </w:p>
+  </w:comment>
+  <w:comment w:id="46" w:author="口試備註" w:date="2026-07-13T00:22:33Z" w:initials="口試">
+    <w:p>
+      <w:r>
+        <w:rPr>
+          <w:rStyle w:val="CommentReference"/>
+        </w:rPr>
+        <w:annotationRef/>
+      </w:r>
+      <w:r>
+        <w:rPr>
+          <w:color w:val="000000"/>
+          <w:sz w:val="20"/>
+          <w:szCs w:val="20"/>
+        </w:rPr>
+        <w:t xml:space="preserve">【口試・Q5】當輪自校用已知距離；控制回合真值只進記錄。若校正能造假，盲走共用校正也該成功——它失能。</w:t>
+      </w:r>
+    </w:p>
+  </w:comment>
+  <w:comment w:id="47" w:author="口試備註" w:date="2026-07-13T00:22:33Z" w:initials="口試">
+    <w:p>
+      <w:r>
+        <w:rPr>
+          <w:rStyle w:val="CommentReference"/>
+        </w:rPr>
+        <w:annotationRef/>
+      </w:r>
+      <w:r>
+        <w:rPr>
+          <w:color w:val="000000"/>
+          <w:sz w:val="20"/>
+          <w:szCs w:val="20"/>
+        </w:rPr>
+        <w:t xml:space="preserve">【口試・公式】T=2/(s·c)。視軸~103 µs、桌高~101 µs，近預設~102 µs；仍當輪自校。【文獻】Zhmud 等 [7]。</w:t>
+      </w:r>
+    </w:p>
+  </w:comment>
+  <w:comment w:id="48" w:author="口試備註" w:date="2026-07-13T00:22:33Z" w:initials="口試">
+    <w:p>
+      <w:r>
+        <w:rPr>
+          <w:rStyle w:val="CommentReference"/>
+        </w:rPr>
+        <w:annotationRef/>
+      </w:r>
+      <w:r>
+        <w:rPr>
+          <w:color w:val="000000"/>
+          <w:sz w:val="20"/>
+          <w:szCs w:val="20"/>
+        </w:rPr>
+        <w:t xml:space="preserve">【口試・名詞】boresight＝指向軸。側向掃描是垂直於視軸橫移。</w:t>
+      </w:r>
+    </w:p>
+  </w:comment>
+  <w:comment w:id="49" w:author="口試備註" w:date="2026-07-13T00:22:33Z" w:initials="口試">
+    <w:p>
+      <w:r>
+        <w:rPr>
+          <w:rStyle w:val="CommentReference"/>
+        </w:rPr>
+        <w:annotationRef/>
+      </w:r>
+      <w:r>
+        <w:rPr>
+          <w:color w:val="000000"/>
+          <w:sz w:val="20"/>
+          <w:szCs w:val="20"/>
+        </w:rPr>
+        <w:t xml:space="preserve">【口試・公式】分子＝目標貢獻；分母＝重複量測雜訊底；&gt;10 可偵測。不是通訊 SNR。</w:t>
+      </w:r>
+    </w:p>
+  </w:comment>
+  <w:comment w:id="50" w:author="口試備註" w:date="2026-07-13T00:22:33Z" w:initials="口試">
+    <w:p>
+      <w:r>
+        <w:rPr>
+          <w:rStyle w:val="CommentReference"/>
+        </w:rPr>
+        <w:annotationRef/>
+      </w:r>
+      <w:r>
+        <w:rPr>
+          <w:color w:val="000000"/>
+          <w:sz w:val="20"/>
+          <w:szCs w:val="20"/>
+        </w:rPr>
+        <w:t xml:space="preserve">【口試・盲走】估距→∞ → 永不聲學停止 → 撞護欄；量測動作仍做。</w:t>
+      </w:r>
+    </w:p>
+  </w:comment>
+  <w:comment w:id="51" w:author="口試備註" w:date="2026-07-13T00:22:33Z" w:initials="口試">
+    <w:p>
+      <w:r>
+        <w:rPr>
+          <w:rStyle w:val="CommentReference"/>
+        </w:rPr>
+        <w:annotationRef/>
+      </w:r>
+      <w:r>
+        <w:rPr>
+          <w:color w:val="000000"/>
+          <w:sz w:val="20"/>
+          <w:szCs w:val="20"/>
+        </w:rPr>
+        <w:t xml:space="preserve">【口試・方法】預註冊。D3：沒過就 False，改設計新目錄重跑。</w:t>
+      </w:r>
+    </w:p>
+  </w:comment>
+  <w:comment w:id="52" w:author="口試備註" w:date="2026-07-13T00:22:33Z" w:initials="口試">
+    <w:p>
+      <w:r>
+        <w:rPr>
+          <w:rStyle w:val="CommentReference"/>
+        </w:rPr>
+        <w:annotationRef/>
+      </w:r>
+      <w:r>
+        <w:rPr>
+          <w:color w:val="000000"/>
+          <w:sz w:val="20"/>
+          <w:szCs w:val="20"/>
+        </w:rPr>
+        <w:t xml:space="preserve">【口試・6.1】窄帶上開環也可高到達率；主指標＝r + 盲走失能。</w:t>
+      </w:r>
+    </w:p>
+  </w:comment>
+  <w:comment w:id="53" w:author="口試備註" w:date="2026-07-13T00:22:33Z" w:initials="口試">
+    <w:p>
+      <w:r>
+        <w:rPr>
+          <w:rStyle w:val="CommentReference"/>
+        </w:rPr>
+        <w:annotationRef/>
+      </w:r>
+      <w:r>
+        <w:rPr>
+          <w:color w:val="000000"/>
+          <w:sz w:val="20"/>
+          <w:szCs w:val="20"/>
+        </w:rPr>
+        <w:t xml:space="preserve">【口試・稽核】平穩／姿態／感測器位姿。總帳 3173 步 0 違規（verify_all）。</w:t>
+      </w:r>
+    </w:p>
+  </w:comment>
+  <w:comment w:id="54" w:author="口試備註" w:date="2026-07-13T00:22:33Z" w:initials="口試">
+    <w:p>
+      <w:r>
+        <w:rPr>
+          <w:rStyle w:val="CommentReference"/>
+        </w:rPr>
+        <w:annotationRef/>
+      </w:r>
+      <w:r>
+        <w:rPr>
+          <w:color w:val="000000"/>
+          <w:sz w:val="20"/>
+          <w:szCs w:val="20"/>
+        </w:rPr>
+        <w:t xml:space="preserve">【口試・場景】寫 pose；探針：移目標波形大變；刪除≈移遠。手臂寫關節角。</w:t>
+      </w:r>
+    </w:p>
+  </w:comment>
+  <w:comment w:id="55" w:author="口試備註" w:date="2026-07-13T00:22:33Z" w:initials="口試">
+    <w:p>
+      <w:r>
+        <w:rPr>
+          <w:rStyle w:val="CommentReference"/>
+        </w:rPr>
+        <w:annotationRef/>
+      </w:r>
+      <w:r>
+        <w:rPr>
+          <w:color w:val="000000"/>
+          <w:sz w:val="20"/>
+          <w:szCs w:val="20"/>
+        </w:rPr>
+        <w:t xml:space="preserve">【口試・掛載】前伸躲 4.3 腕載聲影；D3 才真用夾爪。</w:t>
+      </w:r>
+    </w:p>
+  </w:comment>
+  <w:comment w:id="56" w:author="口試備註" w:date="2026-07-13T00:22:33Z" w:initials="口試">
+    <w:p>
+      <w:r>
+        <w:rPr>
+          <w:rStyle w:val="CommentReference"/>
+        </w:rPr>
+        <w:annotationRef/>
+      </w:r>
+      <w:r>
+        <w:rPr>
+          <w:color w:val="000000"/>
+          <w:sz w:val="20"/>
+          <w:szCs w:val="20"/>
+        </w:rPr>
+        <w:t xml:space="preserve">【口試・參數】40+24；兩段能量差&gt;5%→無效。經驗＋稽核，非任意。</w:t>
+      </w:r>
+    </w:p>
+  </w:comment>
+  <w:comment w:id="57" w:author="口試備註" w:date="2026-07-13T00:22:33Z" w:initials="口試">
+    <w:p>
+      <w:r>
+        <w:rPr>
+          <w:rStyle w:val="CommentReference"/>
+        </w:rPr>
+        <w:annotationRef/>
+      </w:r>
+      <w:r>
+        <w:rPr>
+          <w:color w:val="000000"/>
+          <w:sz w:val="20"/>
+          <w:szCs w:val="20"/>
+        </w:rPr>
+        <w:t xml:space="preserve">【口試・特徵】最強回波到達時間代理＝往返距離。E1：學波形打不過此特徵。【文獻】Zhmud 等 [7]；He 等 [9]。</w:t>
+      </w:r>
+    </w:p>
+  </w:comment>
+  <w:comment w:id="58" w:author="口試備註" w:date="2026-07-13T00:22:33Z" w:initials="口試">
+    <w:p>
+      <w:r>
+        <w:rPr>
+          <w:rStyle w:val="CommentReference"/>
+        </w:rPr>
+        <w:annotationRef/>
+      </w:r>
+      <w:r>
+        <w:rPr>
+          <w:color w:val="000000"/>
+          <w:sz w:val="20"/>
+          <w:szCs w:val="20"/>
+        </w:rPr>
+        <w:t xml:space="preserve">【口試・特徵】只做 SNR／平穩稽核，不推距離。</w:t>
+      </w:r>
+    </w:p>
+  </w:comment>
+  <w:comment w:id="59" w:author="口試備註" w:date="2026-07-13T00:22:33Z" w:initials="口試">
+    <w:p>
+      <w:r>
+        <w:rPr>
+          <w:rStyle w:val="CommentReference"/>
+        </w:rPr>
+        <w:annotationRef/>
+      </w:r>
+      <w:r>
+        <w:rPr>
+          <w:color w:val="000000"/>
+          <w:sz w:val="20"/>
+          <w:szCs w:val="20"/>
+        </w:rPr>
+        <w:t xml:space="preserve">【口試・控制律】3D 斜距→水平距，再比 standoff 0.35 m。高度差是場景常數。</w:t>
+      </w:r>
+    </w:p>
+  </w:comment>
+  <w:comment w:id="60" w:author="口試備註" w:date="2026-07-13T00:22:33Z" w:initials="口試">
+    <w:p>
+      <w:r>
+        <w:rPr>
+          <w:rStyle w:val="CommentReference"/>
+        </w:rPr>
+        <w:annotationRef/>
+      </w:r>
+      <w:r>
+        <w:rPr>
+          <w:color w:val="000000"/>
+          <w:sz w:val="20"/>
+          <w:szCs w:val="20"/>
+        </w:rPr>
+        <w:t xml:space="preserve">【口試・鐵律五】oracle 只進 log；盲走拿掉估距就崩。</w:t>
+      </w:r>
+    </w:p>
+  </w:comment>
+  <w:comment w:id="61" w:author="口試備註" w:date="2026-07-13T00:22:33Z" w:initials="口試">
+    <w:p>
+      <w:r>
+        <w:rPr>
+          <w:rStyle w:val="CommentReference"/>
+        </w:rPr>
+        <w:annotationRef/>
+      </w:r>
+      <w:r>
+        <w:rPr>
+          <w:color w:val="000000"/>
+          <w:sz w:val="20"/>
+          <w:szCs w:val="20"/>
+        </w:rPr>
+        <w:t xml:space="preserve">【口試・名詞】護欄≠聲學停止；盲走幾乎全靠它停。</w:t>
+      </w:r>
+    </w:p>
+  </w:comment>
+  <w:comment w:id="62" w:author="口試備註" w:date="2026-07-13T00:22:33Z" w:initials="口試">
+    <w:p>
+      <w:r>
+        <w:rPr>
+          <w:rStyle w:val="CommentReference"/>
+        </w:rPr>
+        <w:annotationRef/>
+      </w:r>
+      <w:r>
+        <w:rPr>
+          <w:color w:val="000000"/>
+          <w:sz w:val="20"/>
+          <w:szCs w:val="20"/>
+        </w:rPr>
+        <w:t xml:space="preserve">【口試・取捨】可歸因優先；RL 列未來且仍要三臂。</w:t>
+      </w:r>
+    </w:p>
+  </w:comment>
+  <w:comment w:id="63" w:author="口試備註" w:date="2026-07-13T00:22:33Z" w:initials="口試">
+    <w:p>
+      <w:r>
+        <w:rPr>
+          <w:rStyle w:val="CommentReference"/>
+        </w:rPr>
+        <w:annotationRef/>
+      </w:r>
+      <w:r>
+        <w:rPr>
+          <w:color w:val="000000"/>
+          <w:sz w:val="20"/>
+          <w:szCs w:val="20"/>
+        </w:rPr>
+        <w:t xml:space="preserve">【口試・閘門】可偵測／測距／夾取力學。另有斜率歸因（移目標 vs 移感測器）。</w:t>
+      </w:r>
+    </w:p>
+  </w:comment>
+  <w:comment w:id="64" w:author="口試備註" w:date="2026-07-13T00:22:33Z" w:initials="口試">
+    <w:p>
+      <w:r>
+        <w:rPr>
+          <w:rStyle w:val="CommentReference"/>
+        </w:rPr>
+        <w:annotationRef/>
+      </w:r>
+      <w:r>
+        <w:rPr>
+          <w:color w:val="000000"/>
+          <w:sz w:val="20"/>
+          <w:szCs w:val="20"/>
+        </w:rPr>
+        <w:t xml:space="preserve">【口試・S1】距離×尺寸×俯仰×干擾 → 52 格；每格獨立啟動。三段：有目標／雜訊參考／無目標。</w:t>
+      </w:r>
+    </w:p>
+  </w:comment>
+  <w:comment w:id="65" w:author="口試備註" w:date="2026-07-13T00:22:33Z" w:initials="口試">
+    <w:p>
+      <w:r>
+        <w:rPr>
+          <w:rStyle w:val="CommentReference"/>
+        </w:rPr>
+        <w:annotationRef/>
+      </w:r>
+      <w:r>
+        <w:rPr>
+          <w:color w:val="000000"/>
+          <w:sz w:val="20"/>
+          <w:szCs w:val="20"/>
+        </w:rPr>
+        <w:t xml:space="preserve">【口試・數字】否定「完全不可行」；也沒觸發「有手臂就全滅」中止條件。後續任務放水平指向可偵測帶。</w:t>
+      </w:r>
+    </w:p>
+  </w:comment>
+  <w:comment w:id="66" w:author="口試備註" w:date="2026-07-13T00:22:33Z" w:initials="口試">
+    <w:p>
+      <w:r>
+        <w:rPr>
+          <w:rStyle w:val="CommentReference"/>
+        </w:rPr>
+        <w:annotationRef/>
+      </w:r>
+      <w:r>
+        <w:rPr>
+          <w:color w:val="000000"/>
+          <w:sz w:val="20"/>
+          <w:szCs w:val="20"/>
+        </w:rPr>
+        <w:t xml:space="preserve">【口試・發現】0° 有桌+臂仍可偵測；60° 無干擾也全滅。機制：方塊鏡面，大俯角回波偏離 RX。</w:t>
+      </w:r>
+    </w:p>
+  </w:comment>
+  <w:comment w:id="67" w:author="口試備註" w:date="2026-07-13T00:22:33Z" w:initials="口試">
+    <w:p>
+      <w:r>
+        <w:rPr>
+          <w:rStyle w:val="CommentReference"/>
+        </w:rPr>
+        <w:annotationRef/>
+      </w:r>
+      <w:r>
+        <w:rPr>
+          <w:color w:val="000000"/>
+          <w:sz w:val="20"/>
+          <w:szCs w:val="20"/>
+        </w:rPr>
+        <w:t xml:space="preserve">【口試・發現】C vs D SNR 逐位相同 → 後方手臂 0 貢獻。失敗先查擺位指向。</w:t>
+      </w:r>
+    </w:p>
+  </w:comment>
+  <w:comment w:id="68" w:author="口試備註" w:date="2026-07-13T00:22:33Z" w:initials="口試">
+    <w:p>
+      <w:r>
+        <w:rPr>
+          <w:rStyle w:val="CommentReference"/>
+        </w:rPr>
+        <w:annotationRef/>
+      </w:r>
+      <w:r>
+        <w:rPr>
+          <w:color w:val="000000"/>
+          <w:sz w:val="20"/>
+          <w:szCs w:val="20"/>
+        </w:rPr>
+        <w:t xml:space="preserve">【口試・Q1】這是開環測距 datasheet，不是閉環主張。閉環看消融＋行為量（D1.5 r≈0.986）。</w:t>
+      </w:r>
+    </w:p>
+  </w:comment>
+  <w:comment w:id="69" w:author="口試備註" w:date="2026-07-13T00:22:33Z" w:initials="口試">
+    <w:p>
+      <w:r>
+        <w:rPr>
+          <w:rStyle w:val="CommentReference"/>
+        </w:rPr>
+        <w:annotationRef/>
+      </w:r>
+      <w:r>
+        <w:rPr>
+          <w:color w:val="000000"/>
+          <w:sz w:val="20"/>
+          <w:szCs w:val="20"/>
+        </w:rPr>
+        <w:t xml:space="preserve">【口試・0.32 m】近距角大被踢；任務避開；連到 standoff 0.35 m 與 D3 一次推算。</w:t>
+      </w:r>
+    </w:p>
+  </w:comment>
+  <w:comment w:id="70" w:author="口試備註" w:date="2026-07-13T00:22:33Z" w:initials="口試">
+    <w:p>
+      <w:r>
+        <w:rPr>
+          <w:rStyle w:val="CommentReference"/>
+        </w:rPr>
+        <w:annotationRef/>
+      </w:r>
+      <w:r>
+        <w:rPr>
+          <w:color w:val="000000"/>
+          <w:sz w:val="20"/>
+          <w:szCs w:val="20"/>
+        </w:rPr>
+        <w:t xml:space="preserve">【口試・詮釋】CV=0＝管線確定性≠抗真實雜訊。跨 seed／噪聲另談。</w:t>
+      </w:r>
+    </w:p>
+  </w:comment>
+  <w:comment w:id="71" w:author="口試備註" w:date="2026-07-13T00:22:33Z" w:initials="口試">
+    <w:p>
+      <w:r>
+        <w:rPr>
+          <w:rStyle w:val="CommentReference"/>
+        </w:rPr>
+        <w:annotationRef/>
+      </w:r>
+      <w:r>
+        <w:rPr>
+          <w:color w:val="000000"/>
+          <w:sz w:val="20"/>
+          <w:szCs w:val="20"/>
+        </w:rPr>
+        <w:t xml:space="preserve">【口試・M3】CI 涵蓋主斜率；移目標 vs 移感測器無系統差。斜率≈介質+取樣。</w:t>
+      </w:r>
+    </w:p>
+  </w:comment>
+  <w:comment w:id="72" w:author="口試備註" w:date="2026-07-13T00:22:33Z" w:initials="口試">
+    <w:p>
+      <w:r>
+        <w:rPr>
+          <w:rStyle w:val="CommentReference"/>
+        </w:rPr>
+        <w:annotationRef/>
+      </w:r>
+      <w:r>
+        <w:rPr>
+          <w:color w:val="000000"/>
+          <w:sz w:val="20"/>
+          <w:szCs w:val="20"/>
+        </w:rPr>
+        <w:t xml:space="preserve">【口試・背誦】①能量 ρ=0.357 ②TDOA 恆偏移 ③id 000 ④分組二路噪音 → 改 D2 多點定位。</w:t>
+      </w:r>
+    </w:p>
+  </w:comment>
+  <w:comment w:id="73" w:author="口試備註" w:date="2026-07-13T00:22:33Z" w:initials="口試">
+    <w:p>
+      <w:r>
+        <w:rPr>
+          <w:rStyle w:val="CommentReference"/>
+        </w:rPr>
+        <w:annotationRef/>
+      </w:r>
+      <w:r>
+        <w:rPr>
+          <w:color w:val="000000"/>
+          <w:sz w:val="20"/>
+          <w:szCs w:val="20"/>
+        </w:rPr>
+        <w:t xml:space="preserve">【口試・負結果】20–100 kHz 峰值相同；引擎無頻率物理。40 kHz 是實務對應不是掃頻最優。</w:t>
+      </w:r>
+    </w:p>
+  </w:comment>
+  <w:comment w:id="74" w:author="口試備註" w:date="2026-07-13T00:22:33Z" w:initials="口試">
+    <w:p>
+      <w:r>
+        <w:rPr>
+          <w:rStyle w:val="CommentReference"/>
+        </w:rPr>
+        <w:annotationRef/>
+      </w:r>
+      <w:r>
+        <w:rPr>
+          <w:color w:val="000000"/>
+          <w:sz w:val="20"/>
+          <w:szCs w:val="20"/>
+        </w:rPr>
+        <w:t xml:space="preserve">【口試・機制】腕部+夾爪網格陰影 → 含臂桌貢獻≈噪聲；無臂超高。解法：前伸 0.25 m。</w:t>
+      </w:r>
+    </w:p>
+  </w:comment>
+  <w:comment w:id="75" w:author="口試備註" w:date="2026-07-13T00:22:33Z" w:initials="口試">
+    <w:p>
+      <w:r>
+        <w:rPr>
+          <w:rStyle w:val="CommentReference"/>
+        </w:rPr>
+        <w:annotationRef/>
+      </w:r>
+      <w:r>
+        <w:rPr>
+          <w:color w:val="000000"/>
+          <w:sz w:val="20"/>
+          <w:szCs w:val="20"/>
+        </w:rPr>
+        <w:t xml:space="preserve">【口試・D1】未掛臂＝隔離感測+控制，先拿掉 IK 變因；再 D1.5 上臂。</w:t>
+      </w:r>
+    </w:p>
+  </w:comment>
+  <w:comment w:id="76" w:author="口試備註" w:date="2026-07-13T00:22:33Z" w:initials="口試">
+    <w:p>
+      <w:r>
+        <w:rPr>
+          <w:rStyle w:val="CommentReference"/>
+        </w:rPr>
+        <w:annotationRef/>
+      </w:r>
+      <w:r>
+        <w:rPr>
+          <w:color w:val="000000"/>
+          <w:sz w:val="20"/>
+          <w:szCs w:val="20"/>
+        </w:rPr>
+        <w:t xml:space="preserve">【口試】任務幾何引用 S1/S2；包絡優先的閉環體現。</w:t>
+      </w:r>
+    </w:p>
+  </w:comment>
+  <w:comment w:id="77" w:author="口試備註" w:date="2026-07-13T00:22:33Z" w:initials="口試">
+    <w:p>
+      <w:r>
+        <w:rPr>
+          <w:rStyle w:val="CommentReference"/>
+        </w:rPr>
+        <w:annotationRef/>
+      </w:r>
+      <w:r>
+        <w:rPr>
+          <w:color w:val="000000"/>
+          <w:sz w:val="20"/>
+          <w:szCs w:val="20"/>
+        </w:rPr>
+        <w:t xml:space="preserve">【口試】移感測器 13 點 r＝0.9958≥0.99；證明引擎有追感測器。</w:t>
+      </w:r>
+    </w:p>
+  </w:comment>
+  <w:comment w:id="78" w:author="口試備註" w:date="2026-07-13T00:22:33Z" w:initials="口試">
+    <w:p>
+      <w:r>
+        <w:rPr>
+          <w:rStyle w:val="CommentReference"/>
+        </w:rPr>
+        <w:annotationRef/>
+      </w:r>
+      <w:r>
+        <w:rPr>
+          <w:color w:val="000000"/>
+          <w:sz w:val="20"/>
+          <w:szCs w:val="20"/>
+        </w:rPr>
+        <w:t xml:space="preserve">【口試・鐵律五】oracle 隔離；被問洩漏＋盲走失能。</w:t>
+      </w:r>
+    </w:p>
+  </w:comment>
+  <w:comment w:id="79" w:author="口試備註" w:date="2026-07-13T00:22:33Z" w:initials="口試">
+    <w:p>
+      <w:r>
+        <w:rPr>
+          <w:rStyle w:val="CommentReference"/>
+        </w:rPr>
+        <w:annotationRef/>
+      </w:r>
+      <w:r>
+        <w:rPr>
+          <w:color w:val="000000"/>
+          <w:sz w:val="20"/>
+          <w:szCs w:val="20"/>
+        </w:rPr>
+        <w:t xml:space="preserve">【口試】D1 上限；D1.5 0.9856 幾乎無損 → 主誤差不是 IK。</w:t>
+      </w:r>
+    </w:p>
+  </w:comment>
+  <w:comment w:id="80" w:author="口試備註" w:date="2026-07-13T00:22:33Z" w:initials="口試">
+    <w:p>
+      <w:r>
+        <w:rPr>
+          <w:rStyle w:val="CommentReference"/>
+        </w:rPr>
+        <w:annotationRef/>
+      </w:r>
+      <w:r>
+        <w:rPr>
+          <w:color w:val="000000"/>
+          <w:sz w:val="20"/>
+          <w:szCs w:val="20"/>
+        </w:rPr>
+        <w:t xml:space="preserve">【口試】前伸 0.25 m 離陰影；逐步姿態／位姿稽核。</w:t>
+      </w:r>
+    </w:p>
+  </w:comment>
+  <w:comment w:id="81" w:author="口試備註" w:date="2026-07-13T00:22:33Z" w:initials="口試">
+    <w:p>
+      <w:r>
+        <w:rPr>
+          <w:rStyle w:val="CommentReference"/>
+        </w:rPr>
+        <w:annotationRef/>
+      </w:r>
+      <w:r>
+        <w:rPr>
+          <w:color w:val="000000"/>
+          <w:sz w:val="20"/>
+          <w:szCs w:val="20"/>
+        </w:rPr>
+        <w:t xml:space="preserve">【口試】暖啟動減多解跳躍；D3 遠端升舉仍可能 IK 無解。</w:t>
+      </w:r>
+    </w:p>
+  </w:comment>
+  <w:comment w:id="82" w:author="口試備註" w:date="2026-07-13T00:22:33Z" w:initials="口試">
+    <w:p>
+      <w:r>
+        <w:rPr>
+          <w:rStyle w:val="CommentReference"/>
+        </w:rPr>
+        <w:annotationRef/>
+      </w:r>
+      <w:r>
+        <w:rPr>
+          <w:color w:val="000000"/>
+          <w:sz w:val="20"/>
+          <w:szCs w:val="20"/>
+        </w:rPr>
+        <w:t xml:space="preserve">【口試】D1.5 t＝−10.6 p＜0.001；主判準仍是 r/消融。</w:t>
+      </w:r>
+    </w:p>
+  </w:comment>
+  <w:comment w:id="83" w:author="口試備註" w:date="2026-07-13T00:22:33Z" w:initials="口試">
+    <w:p>
+      <w:r>
+        <w:rPr>
+          <w:rStyle w:val="CommentReference"/>
+        </w:rPr>
+        <w:annotationRef/>
+      </w:r>
+      <w:r>
+        <w:rPr>
+          <w:color w:val="000000"/>
+          <w:sz w:val="20"/>
+          <w:szCs w:val="20"/>
+        </w:rPr>
+        <w:t xml:space="preserve">【口試・到達率陷阱】看起來不差但 r＝0；不是追蹤。</w:t>
+      </w:r>
+    </w:p>
+  </w:comment>
+  <w:comment w:id="84" w:author="口試備註" w:date="2026-07-13T00:22:33Z" w:initials="口試">
+    <w:p>
+      <w:r>
+        <w:rPr>
+          <w:rStyle w:val="CommentReference"/>
+        </w:rPr>
+        <w:annotationRef/>
+      </w:r>
+      <w:r>
+        <w:rPr>
+          <w:color w:val="000000"/>
+          <w:sz w:val="20"/>
+          <w:szCs w:val="20"/>
+        </w:rPr>
+        <w:t xml:space="preserve">【口試】近距＜0.32 m 不再閉環；一次推算是設計輸入。</w:t>
+      </w:r>
+    </w:p>
+  </w:comment>
+  <w:comment w:id="85" w:author="口試備註" w:date="2026-07-13T00:22:33Z" w:initials="口試">
+    <w:p>
+      <w:r>
+        <w:rPr>
+          <w:rStyle w:val="CommentReference"/>
+        </w:rPr>
+        <w:annotationRef/>
+      </w:r>
+      <w:r>
+        <w:rPr>
+          <w:color w:val="000000"/>
+          <w:sz w:val="20"/>
+          <w:szCs w:val="20"/>
+        </w:rPr>
+        <w:t xml:space="preserve">【口試】SNR 31.9–82.3；r＝0.996；10 次序列姿態乾淨。</w:t>
+      </w:r>
+    </w:p>
+  </w:comment>
+  <w:comment w:id="86" w:author="口試備註" w:date="2026-07-13T00:22:33Z" w:initials="口試">
+    <w:p>
+      <w:r>
+        <w:rPr>
+          <w:rStyle w:val="CommentReference"/>
+        </w:rPr>
+        <w:annotationRef/>
+      </w:r>
+      <w:r>
+        <w:rPr>
+          <w:color w:val="000000"/>
+          <w:sz w:val="20"/>
+          <w:szCs w:val="20"/>
+        </w:rPr>
+        <w:t xml:space="preserve">【口試・Q2】非摩擦夾持；觸發＝物理接觸；盲走抓空失敗。</w:t>
+      </w:r>
+    </w:p>
+  </w:comment>
+  <w:comment w:id="87" w:author="口試備註" w:date="2026-07-13T00:22:33Z" w:initials="口試">
+    <w:p>
+      <w:r>
+        <w:rPr>
+          <w:rStyle w:val="CommentReference"/>
+        </w:rPr>
+        <w:annotationRef/>
+      </w:r>
+      <w:r>
+        <w:rPr>
+          <w:color w:val="000000"/>
+          <w:sz w:val="20"/>
+          <w:szCs w:val="20"/>
+        </w:rPr>
+        <w:t xml:space="preserve">【口試】首輪 18/30 vs 7/30；複驗 p＜0.001。</w:t>
+      </w:r>
+    </w:p>
+  </w:comment>
+  <w:comment w:id="88" w:author="口試備註" w:date="2026-07-13T00:22:33Z" w:initials="口試">
+    <w:p>
+      <w:r>
+        <w:rPr>
+          <w:rStyle w:val="CommentReference"/>
+        </w:rPr>
+        <w:annotationRef/>
+      </w:r>
+      <w:r>
+        <w:rPr>
+          <w:color w:val="000000"/>
+          <w:sz w:val="20"/>
+          <w:szCs w:val="20"/>
+        </w:rPr>
+        <w:t xml:space="preserve">【口試】聲學 vs 力學分開，避免 weld/捕捉窗洗成聲學成功率。</w:t>
+      </w:r>
+    </w:p>
+  </w:comment>
+  <w:comment w:id="89" w:author="口試備註" w:date="2026-07-13T00:22:33Z" w:initials="口試">
+    <w:p>
+      <w:r>
+        <w:rPr>
+          <w:rStyle w:val="CommentReference"/>
+        </w:rPr>
+        <w:annotationRef/>
+      </w:r>
+      <w:r>
+        <w:rPr>
+          <w:color w:val="000000"/>
+          <w:sz w:val="20"/>
+          <w:szCs w:val="20"/>
+        </w:rPr>
+        <w:t xml:space="preserve">【口試】如實 False；可達性邊界；縮走廊重跑不改判準。</w:t>
+      </w:r>
+    </w:p>
+  </w:comment>
+  <w:comment w:id="90" w:author="口試備註" w:date="2026-07-13T00:22:33Z" w:initials="口試">
+    <w:p>
+      <w:r>
+        <w:rPr>
+          <w:rStyle w:val="CommentReference"/>
+        </w:rPr>
+        <w:annotationRef/>
+      </w:r>
+      <w:r>
+        <w:rPr>
+          <w:color w:val="000000"/>
+          <w:sz w:val="20"/>
+          <w:szCs w:val="20"/>
+        </w:rPr>
+        <w:t xml:space="preserve">【口試・複驗】新目錄重跑；四判準全綠；數據保留。</w:t>
+      </w:r>
+    </w:p>
+  </w:comment>
+  <w:comment w:id="91" w:author="口試備註" w:date="2026-07-13T00:22:33Z" w:initials="口試">
+    <w:p>
+      <w:r>
+        <w:rPr>
+          <w:rStyle w:val="CommentReference"/>
+        </w:rPr>
+        <w:annotationRef/>
+      </w:r>
+      <w:r>
+        <w:rPr>
+          <w:color w:val="000000"/>
+          <w:sz w:val="20"/>
+          <w:szCs w:val="20"/>
+        </w:rPr>
+        <w:t xml:space="preserve">【口試・縫隙】對位成功升舉失敗多在 1.5–2.0 cm、停短；容差預鎖不事後改。</w:t>
+      </w:r>
+    </w:p>
+  </w:comment>
+  <w:comment w:id="92" w:author="口試備註" w:date="2026-07-13T00:22:33Z" w:initials="口試">
+    <w:p>
+      <w:r>
+        <w:rPr>
+          <w:rStyle w:val="CommentReference"/>
+        </w:rPr>
+        <w:annotationRef/>
+      </w:r>
+      <w:r>
+        <w:rPr>
+          <w:color w:val="000000"/>
+          <w:sz w:val="20"/>
+          <w:szCs w:val="20"/>
+        </w:rPr>
+        <w:t xml:space="preserve">【口試・D2】5 點×單軸測距→圓交會；盲走估距先∞→定位無解。【文獻】Kapoor [2]；Hayes [1]；Meyes [11]。</w:t>
+      </w:r>
+    </w:p>
+  </w:comment>
+  <w:comment w:id="93" w:author="口試備註" w:date="2026-07-13T00:22:33Z" w:initials="口試">
+    <w:p>
+      <w:r>
+        <w:rPr>
+          <w:rStyle w:val="CommentReference"/>
+        </w:rPr>
+        <w:annotationRef/>
+      </w:r>
+      <w:r>
+        <w:rPr>
+          <w:color w:val="000000"/>
+          <w:sz w:val="20"/>
+          <w:szCs w:val="20"/>
+        </w:rPr>
+        <w:t xml:space="preserve">【口試】3.3 cm＞夾取窗±1.5 → 未宣稱 2D 夾取；g2-wide 1.84 止損（未入正文）。</w:t>
+      </w:r>
+    </w:p>
+  </w:comment>
+  <w:comment w:id="94" w:author="口試備註" w:date="2026-07-13T00:22:33Z" w:initials="口試">
+    <w:p>
+      <w:r>
+        <w:rPr>
+          <w:rStyle w:val="CommentReference"/>
+        </w:rPr>
+        <w:annotationRef/>
+      </w:r>
+      <w:r>
+        <w:rPr>
+          <w:color w:val="000000"/>
+          <w:sz w:val="20"/>
+          <w:szCs w:val="20"/>
+        </w:rPr>
+        <w:t xml:space="preserve">【口試】4.3 證偽↔5.4 恢復；可宣稱合成側向，不可宣稱單次輸出含側向。</w:t>
+      </w:r>
+    </w:p>
+  </w:comment>
+  <w:comment w:id="95" w:author="口試備註" w:date="2026-07-13T00:22:33Z" w:initials="口試">
+    <w:p>
+      <w:r>
+        <w:rPr>
+          <w:rStyle w:val="CommentReference"/>
+        </w:rPr>
+        <w:annotationRef/>
+      </w:r>
+      <w:r>
+        <w:rPr>
+          <w:color w:val="000000"/>
+          <w:sz w:val="20"/>
+          <w:szCs w:val="20"/>
+        </w:rPr>
+        <w:t xml:space="preserve">【口試】盲走＝資訊因果；開環＝到達率陷阱。缺一可被鑽。</w:t>
+      </w:r>
+    </w:p>
+  </w:comment>
+  <w:comment w:id="96" w:author="口試備註" w:date="2026-07-13T00:22:33Z" w:initials="口試">
+    <w:p>
+      <w:r>
+        <w:rPr>
+          <w:rStyle w:val="CommentReference"/>
+        </w:rPr>
+        <w:annotationRef/>
+      </w:r>
+      <w:r>
+        <w:rPr>
+          <w:color w:val="000000"/>
+          <w:sz w:val="20"/>
+          <w:szCs w:val="20"/>
+        </w:rPr>
+        <w:t xml:space="preserve">【口試・金句】開環 73%＝指標失效現場演示；主指標必須 r＋消融。【文獻】Meyes 等 [11]；Nosek 等 [5]。</w:t>
+      </w:r>
+    </w:p>
+  </w:comment>
+  <w:comment w:id="97" w:author="口試備註" w:date="2026-07-13T00:22:33Z" w:initials="口試">
+    <w:p>
+      <w:r>
+        <w:rPr>
+          <w:rStyle w:val="CommentReference"/>
+        </w:rPr>
+        <w:annotationRef/>
+      </w:r>
+      <w:r>
+        <w:rPr>
+          <w:color w:val="000000"/>
+          <w:sz w:val="20"/>
+          <w:szCs w:val="20"/>
+        </w:rPr>
+        <w:t xml:space="preserve">【口試・貢獻五】框架可推廣：預註冊、消融、行為主指標、稽核。</w:t>
+      </w:r>
+    </w:p>
+  </w:comment>
+  <w:comment w:id="98" w:author="口試備註" w:date="2026-07-13T00:22:33Z" w:initials="口試">
+    <w:p>
+      <w:r>
+        <w:rPr>
+          <w:rStyle w:val="CommentReference"/>
+        </w:rPr>
+        <w:annotationRef/>
+      </w:r>
+      <w:r>
+        <w:rPr>
+          <w:color w:val="000000"/>
+          <w:sz w:val="20"/>
+          <w:szCs w:val="20"/>
+        </w:rPr>
+        <w:t xml:space="preserve">【口試・總表】可：1D 閉環、對位、包絡、D2 合成側向、效度。不可：摩擦夾持、單次側向、實機、0.35m 內閉環、跨 seed、2D 再夾取。</w:t>
+      </w:r>
+    </w:p>
+  </w:comment>
+  <w:comment w:id="99" w:author="口試備註" w:date="2026-07-13T00:22:33Z" w:initials="口試">
+    <w:p>
+      <w:r>
+        <w:rPr>
+          <w:rStyle w:val="CommentReference"/>
+        </w:rPr>
+        <w:annotationRef/>
+      </w:r>
+      <w:r>
+        <w:rPr>
+          <w:color w:val="000000"/>
+          <w:sz w:val="20"/>
+          <w:szCs w:val="20"/>
+        </w:rPr>
+        <w:t xml:space="preserve">【口試・Q3】在不可宣稱清單；低成本＝同判準多 seed 重跑。承認＋方案。</w:t>
+      </w:r>
+    </w:p>
+  </w:comment>
+  <w:comment w:id="100" w:author="口試備註" w:date="2026-07-13T00:22:33Z" w:initials="口試">
+    <w:p>
+      <w:r>
+        <w:rPr>
+          <w:rStyle w:val="CommentReference"/>
+        </w:rPr>
+        <w:annotationRef/>
+      </w:r>
+      <w:r>
+        <w:rPr>
+          <w:color w:val="000000"/>
+          <w:sz w:val="20"/>
+          <w:szCs w:val="20"/>
+        </w:rPr>
+        <w:t xml:space="preserve">【口試】D2 定位／閉環已完成；側向 3.3 cm＞夾取窗 → 再夾取未宣稱。</w:t>
+      </w:r>
+    </w:p>
+  </w:comment>
+  <w:comment w:id="101" w:author="口試備註" w:date="2026-07-13T00:22:33Z" w:initials="口試">
+    <w:p>
+      <w:r>
+        <w:rPr>
+          <w:rStyle w:val="CommentReference"/>
+        </w:rPr>
+        <w:annotationRef/>
+      </w:r>
+      <w:r>
+        <w:rPr>
+          <w:color w:val="000000"/>
+          <w:sz w:val="20"/>
+          <w:szCs w:val="20"/>
+        </w:rPr>
+        <w:t xml:space="preserve">【口試】正文未來方向；實驗側 g2-wide 1.84 止損（未入正文）可作彈藥。</w:t>
+      </w:r>
+    </w:p>
+  </w:comment>
+  <w:comment w:id="102" w:author="口試備註" w:date="2026-07-13T00:22:33Z" w:initials="口試">
+    <w:p>
+      <w:r>
+        <w:rPr>
+          <w:rStyle w:val="CommentReference"/>
+        </w:rPr>
+        <w:annotationRef/>
+      </w:r>
+      <w:r>
+        <w:rPr>
+          <w:color w:val="000000"/>
+          <w:sz w:val="20"/>
+          <w:szCs w:val="20"/>
+        </w:rPr>
+        <w:t xml:space="preserve">【口試・延伸】動態追蹤＝路徑當視點；仍建議三臂。尚未做。</w:t>
+      </w:r>
+    </w:p>
+  </w:comment>
+  <w:comment w:id="103" w:author="口試備註" w:date="2026-07-13T00:22:33Z" w:initials="口試">
+    <w:p>
+      <w:r>
+        <w:rPr>
+          <w:rStyle w:val="CommentReference"/>
+        </w:rPr>
+        <w:annotationRef/>
+      </w:r>
+      <w:r>
+        <w:rPr>
+          <w:color w:val="000000"/>
+          <w:sz w:val="20"/>
+          <w:szCs w:val="20"/>
+        </w:rPr>
+        <w:t xml:space="preserve">【口試・ML】Stage3：E2 AUC=0.981；E3 R²=0.925；E1 解析法勝。分組 CV 防双胞胎。</w:t>
+      </w:r>
+    </w:p>
+  </w:comment>
+  <w:comment w:id="104" w:author="口試備註" w:date="2026-07-13T00:22:33Z" w:initials="口試">
+    <w:p>
+      <w:r>
+        <w:rPr>
+          <w:rStyle w:val="CommentReference"/>
+        </w:rPr>
+        <w:annotationRef/>
+      </w:r>
+      <w:r>
+        <w:rPr>
+          <w:color w:val="000000"/>
+          <w:sz w:val="20"/>
+          <w:szCs w:val="20"/>
+        </w:rPr>
+        <w:t xml:space="preserve">【口試・實機】任務級（包絡＋三臂），不是先比波形。對齊 Höfer。</w:t>
+      </w:r>
+    </w:p>
+  </w:comment>
+</w:comments>
+</file>
+
+<file path=word/commentsExtended.xml><?xml version="1.0" encoding="utf-8"?>
+<w15:commentsEx xmlns:w15="http://schemas.microsoft.com/office/word/2012/wordml">
+  <w15:commentEx w15:paraId="46C3547C" w15:done="0"/>
+  <w15:commentEx w15:paraId="50BDC666" w15:done="0"/>
+  <w15:commentEx w15:paraId="031301B1" w15:done="0"/>
+  <w15:commentEx w15:paraId="229C7D31" w15:done="0"/>
+  <w15:commentEx w15:paraId="4E086DD3" w15:done="0"/>
+  <w15:commentEx w15:paraId="6B72E0A2" w15:done="0"/>
+  <w15:commentEx w15:paraId="26F8F039" w15:done="0"/>
+  <w15:commentEx w15:paraId="49E03756" w15:done="0"/>
+  <w15:commentEx w15:paraId="122CFC7B" w15:done="0"/>
+  <w15:commentEx w15:paraId="5496F878" w15:done="0"/>
+  <w15:commentEx w15:paraId="7BE537CB" w15:done="0"/>
+  <w15:commentEx w15:paraId="38A62A3E" w15:done="0"/>
+  <w15:commentEx w15:paraId="4FCFA30B" w15:done="0"/>
+  <w15:commentEx w15:paraId="6D1A93AB" w15:done="0"/>
+  <w15:commentEx w15:paraId="5FA375CB" w15:done="0"/>
+  <w15:commentEx w15:paraId="08F46FAF" w15:done="0"/>
+  <w15:commentEx w15:paraId="4A17526D" w15:done="0"/>
+  <w15:commentEx w15:paraId="1C409EB2" w15:done="0"/>
+  <w15:commentEx w15:paraId="644B694D" w15:done="0"/>
+  <w15:commentEx w15:paraId="59BE511B" w15:done="0"/>
+  <w15:commentEx w15:paraId="561DED57" w15:done="0"/>
+  <w15:commentEx w15:paraId="3C5E9B94" w15:done="0"/>
+  <w15:commentEx w15:paraId="494CF706" w15:done="0"/>
+  <w15:commentEx w15:paraId="1A2E6F3E" w15:done="0"/>
+  <w15:commentEx w15:paraId="7C1A258E" w15:done="0"/>
+  <w15:commentEx w15:paraId="246791E8" w15:done="0"/>
+  <w15:commentEx w15:paraId="2E435BDB" w15:done="0"/>
+  <w15:commentEx w15:paraId="700AED99" w15:done="0"/>
+  <w15:commentEx w15:paraId="062A45B2" w15:done="0"/>
+  <w15:commentEx w15:paraId="08218FD2" w15:done="0"/>
+  <w15:commentEx w15:paraId="32158262" w15:done="0"/>
+  <w15:commentEx w15:paraId="55896890" w15:done="0"/>
+  <w15:commentEx w15:paraId="0C439A64" w15:done="0"/>
+  <w15:commentEx w15:paraId="7E956265" w15:done="0"/>
+  <w15:commentEx w15:paraId="60A98B1C" w15:done="0"/>
+  <w15:commentEx w15:paraId="0C5BEFBE" w15:done="0"/>
+  <w15:commentEx w15:paraId="72F8529A" w15:done="0"/>
+  <w15:commentEx w15:paraId="4D6A4543" w15:done="0"/>
+  <w15:commentEx w15:paraId="025AAA0D" w15:done="0"/>
+  <w15:commentEx w15:paraId="78215DA9" w15:done="0"/>
+  <w15:commentEx w15:paraId="70A86E9C" w15:done="0"/>
+  <w15:commentEx w15:paraId="13BB5449" w15:done="0"/>
+  <w15:commentEx w15:paraId="50E36919" w15:done="0"/>
+  <w15:commentEx w15:paraId="62E6EC21" w15:done="0"/>
+  <w15:commentEx w15:paraId="635FAA4D" w15:done="0"/>
+  <w15:commentEx w15:paraId="3330F545" w15:done="0"/>
+  <w15:commentEx w15:paraId="20C036F1" w15:done="0"/>
+  <w15:commentEx w15:paraId="40121AB5" w15:done="0"/>
+  <w15:commentEx w15:paraId="4FB59D58" w15:done="0"/>
+  <w15:commentEx w15:paraId="7AD9C663" w15:done="0"/>
+  <w15:commentEx w15:paraId="4D3E0318" w15:done="0"/>
+  <w15:commentEx w15:paraId="76FAF1D8" w15:done="0"/>
+  <w15:commentEx w15:paraId="2B4DF385" w15:done="0"/>
+  <w15:commentEx w15:paraId="7FAE20C1" w15:done="0"/>
+  <w15:commentEx w15:paraId="0B04EBB6" w15:done="0"/>
+  <w15:commentEx w15:paraId="3E4138B8" w15:done="0"/>
+  <w15:commentEx w15:paraId="21DD3850" w15:done="0"/>
+  <w15:commentEx w15:paraId="3D257546" w15:done="0"/>
+  <w15:commentEx w15:paraId="3EA0864E" w15:done="0"/>
+  <w15:commentEx w15:paraId="3CF4A70D" w15:done="0"/>
+  <w15:commentEx w15:paraId="123AFB6D" w15:done="0"/>
+  <w15:commentEx w15:paraId="7174D8B7" w15:done="0"/>
+  <w15:commentEx w15:paraId="213C320E" w15:done="0"/>
+  <w15:commentEx w15:paraId="75713EEC" w15:done="0"/>
+  <w15:commentEx w15:paraId="3286BE88" w15:done="0"/>
+  <w15:commentEx w15:paraId="44A4FD92" w15:done="0"/>
+  <w15:commentEx w15:paraId="1422134E" w15:done="0"/>
+  <w15:commentEx w15:paraId="31F7D8EA" w15:done="0"/>
+  <w15:commentEx w15:paraId="52429C72" w15:done="0"/>
+  <w15:commentEx w15:paraId="111028A6" w15:done="0"/>
+  <w15:commentEx w15:paraId="771E78FE" w15:done="0"/>
+  <w15:commentEx w15:paraId="1563569B" w15:done="0"/>
+  <w15:commentEx w15:paraId="6DEFF763" w15:done="0"/>
+  <w15:commentEx w15:paraId="7B8328A4" w15:done="0"/>
+  <w15:commentEx w15:paraId="1CA0EF97" w15:done="0"/>
+  <w15:commentEx w15:paraId="49B7C1A9" w15:done="0"/>
+  <w15:commentEx w15:paraId="5477E1C2" w15:done="0"/>
+  <w15:commentEx w15:paraId="2339B235" w15:done="0"/>
+  <w15:commentEx w15:paraId="0FD4F61D" w15:done="0"/>
+  <w15:commentEx w15:paraId="066C4610" w15:done="0"/>
+  <w15:commentEx w15:paraId="34D25317" w15:done="0"/>
+  <w15:commentEx w15:paraId="437422C8" w15:done="0"/>
+  <w15:commentEx w15:paraId="286A283A" w15:done="0"/>
+  <w15:commentEx w15:paraId="05BE8C4C" w15:done="0"/>
+  <w15:commentEx w15:paraId="315C9DE7" w15:done="0"/>
+  <w15:commentEx w15:paraId="3C54DF77" w15:done="0"/>
+  <w15:commentEx w15:paraId="1B1C6A85" w15:done="0"/>
+  <w15:commentEx w15:paraId="4CD336AB" w15:done="0"/>
+  <w15:commentEx w15:paraId="0FA53818" w15:done="0"/>
+  <w15:commentEx w15:paraId="7B141604" w15:done="0"/>
+  <w15:commentEx w15:paraId="0B304A91" w15:done="0"/>
+  <w15:commentEx w15:paraId="5B013A40" w15:done="0"/>
+  <w15:commentEx w15:paraId="2E169E39" w15:done="0"/>
+  <w15:commentEx w15:paraId="2D4546DC" w15:done="0"/>
+  <w15:commentEx w15:paraId="0632BBE6" w15:done="0"/>
+  <w15:commentEx w15:paraId="7EA9421E" w15:done="0"/>
+  <w15:commentEx w15:paraId="0B987408" w15:done="0"/>
+  <w15:commentEx w15:paraId="402D7D32" w15:done="0"/>
+  <w15:commentEx w15:paraId="382FDD2A" w15:done="0"/>
+  <w15:commentEx w15:paraId="30102A06" w15:done="0"/>
+  <w15:commentEx w15:paraId="63408CB0" w15:done="0"/>
+  <w15:commentEx w15:paraId="04F964F4" w15:done="0"/>
+  <w15:commentEx w15:paraId="57672CAF" w15:done="0"/>
+  <w15:commentEx w15:paraId="0822D819" w15:done="0"/>
+  <w15:commentEx w15:paraId="38428D0E" w15:done="0"/>
+</w15:commentsEx>
+</file>
+
+<file path=word/commentsExtensible.xml><?xml version="1.0" encoding="utf-8"?>
+<w16cex:commentsExtensible xmlns:w16cex="http://schemas.microsoft.com/office/word/2018/wordml/cex">
+  <w16cex:commentExtensible w16cex:durableId="164718DC" w16cex:dateUtc="2026-07-13T00:22:33Z"/>
+  <w16cex:commentExtensible w16cex:durableId="6D2E05DC" w16cex:dateUtc="2026-07-13T00:22:33Z"/>
+  <w16cex:commentExtensible w16cex:durableId="7AA6FD71" w16cex:dateUtc="2026-07-13T00:22:33Z"/>
+  <w16cex:commentExtensible w16cex:durableId="3B0B8511" w16cex:dateUtc="2026-07-13T00:22:33Z"/>
+  <w16cex:commentExtensible w16cex:durableId="66FF9367" w16cex:dateUtc="2026-07-13T00:22:33Z"/>
+  <w16cex:commentExtensible w16cex:durableId="6001E76A" w16cex:dateUtc="2026-07-13T00:22:33Z"/>
+  <w16cex:commentExtensible w16cex:durableId="27890E3B" w16cex:dateUtc="2026-07-13T00:22:33Z"/>
+  <w16cex:commentExtensible w16cex:durableId="2708E29D" w16cex:dateUtc="2026-07-13T00:22:33Z"/>
+  <w16cex:commentExtensible w16cex:durableId="0814885B" w16cex:dateUtc="2026-07-13T00:22:33Z"/>
+  <w16cex:commentExtensible w16cex:durableId="6EA663C4" w16cex:dateUtc="2026-07-13T00:22:33Z"/>
+  <w16cex:commentExtensible w16cex:durableId="369830A0" w16cex:dateUtc="2026-07-13T00:22:33Z"/>
+  <w16cex:commentExtensible w16cex:durableId="2A084721" w16cex:dateUtc="2026-07-13T00:22:33Z"/>
+  <w16cex:commentExtensible w16cex:durableId="6603CE9D" w16cex:dateUtc="2026-07-13T00:22:33Z"/>
+  <w16cex:commentExtensible w16cex:durableId="4C707035" w16cex:dateUtc="2026-07-13T00:22:33Z"/>
+  <w16cex:commentExtensible w16cex:durableId="51B13768" w16cex:dateUtc="2026-07-13T00:22:33Z"/>
+  <w16cex:commentExtensible w16cex:durableId="0B153981" w16cex:dateUtc="2026-07-13T00:22:33Z"/>
+  <w16cex:commentExtensible w16cex:durableId="17E2B5CE" w16cex:dateUtc="2026-07-13T00:22:33Z"/>
+  <w16cex:commentExtensible w16cex:durableId="03D18AD5" w16cex:dateUtc="2026-07-13T00:22:33Z"/>
+  <w16cex:commentExtensible w16cex:durableId="790832BF" w16cex:dateUtc="2026-07-13T00:22:33Z"/>
+  <w16cex:commentExtensible w16cex:durableId="5A700E14" w16cex:dateUtc="2026-07-13T00:22:33Z"/>
+  <w16cex:commentExtensible w16cex:durableId="7F4103D4" w16cex:dateUtc="2026-07-13T00:22:33Z"/>
+  <w16cex:commentExtensible w16cex:durableId="4322E971" w16cex:dateUtc="2026-07-13T00:22:33Z"/>
+  <w16cex:commentExtensible w16cex:durableId="64EE4AF6" w16cex:dateUtc="2026-07-13T00:22:33Z"/>
+  <w16cex:commentExtensible w16cex:durableId="25A96886" w16cex:dateUtc="2026-07-13T00:22:33Z"/>
+  <w16cex:commentExtensible w16cex:durableId="0F516BD3" w16cex:dateUtc="2026-07-13T00:22:33Z"/>
+  <w16cex:commentExtensible w16cex:durableId="5B640389" w16cex:dateUtc="2026-07-13T00:22:33Z"/>
+  <w16cex:commentExtensible w16cex:durableId="3C017693" w16cex:dateUtc="2026-07-13T00:22:33Z"/>
+  <w16cex:commentExtensible w16cex:durableId="48AF98B8" w16cex:dateUtc="2026-07-13T00:22:33Z"/>
+  <w16cex:commentExtensible w16cex:durableId="3CB9B1E9" w16cex:dateUtc="2026-07-13T00:22:33Z"/>
+  <w16cex:commentExtensible w16cex:durableId="22E5FDB0" w16cex:dateUtc="2026-07-13T00:22:33Z"/>
+  <w16cex:commentExtensible w16cex:durableId="72C7C79F" w16cex:dateUtc="2026-07-13T00:22:33Z"/>
+  <w16cex:commentExtensible w16cex:durableId="5CE19146" w16cex:dateUtc="2026-07-13T00:22:33Z"/>
+  <w16cex:commentExtensible w16cex:durableId="44713882" w16cex:dateUtc="2026-07-13T00:22:33Z"/>
+  <w16cex:commentExtensible w16cex:durableId="29C4FCE0" w16cex:dateUtc="2026-07-13T00:22:33Z"/>
+  <w16cex:commentExtensible w16cex:durableId="109CCACA" w16cex:dateUtc="2026-07-13T00:22:33Z"/>
+  <w16cex:commentExtensible w16cex:durableId="128D3CF9" w16cex:dateUtc="2026-07-13T00:22:33Z"/>
+  <w16cex:commentExtensible w16cex:durableId="412F7E19" w16cex:dateUtc="2026-07-13T00:22:33Z"/>
+  <w16cex:commentExtensible w16cex:durableId="5945879E" w16cex:dateUtc="2026-07-13T00:22:33Z"/>
+  <w16cex:commentExtensible w16cex:durableId="112F547B" w16cex:dateUtc="2026-07-13T00:22:33Z"/>
+  <w16cex:commentExtensible w16cex:durableId="734489B8" w16cex:dateUtc="2026-07-13T00:22:33Z"/>
+  <w16cex:commentExtensible w16cex:durableId="15569E6B" w16cex:dateUtc="2026-07-13T00:22:33Z"/>
+  <w16cex:commentExtensible w16cex:durableId="3B78AA53" w16cex:dateUtc="2026-07-13T00:22:33Z"/>
+  <w16cex:commentExtensible w16cex:durableId="00D02058" w16cex:dateUtc="2026-07-13T00:22:33Z"/>
+  <w16cex:commentExtensible w16cex:durableId="27C1BE9E" w16cex:dateUtc="2026-07-13T00:22:33Z"/>
+  <w16cex:commentExtensible w16cex:durableId="758F616C" w16cex:dateUtc="2026-07-13T00:22:33Z"/>
+  <w16cex:commentExtensible w16cex:durableId="1165DA82" w16cex:dateUtc="2026-07-13T00:22:33Z"/>
+  <w16cex:commentExtensible w16cex:durableId="3E9D9A95" w16cex:dateUtc="2026-07-13T00:22:33Z"/>
+  <w16cex:commentExtensible w16cex:durableId="4431AE64" w16cex:dateUtc="2026-07-13T00:22:33Z"/>
+  <w16cex:commentExtensible w16cex:durableId="05D7A1D4" w16cex:dateUtc="2026-07-13T00:22:33Z"/>
+  <w16cex:commentExtensible w16cex:durableId="004A0BCA" w16cex:dateUtc="2026-07-13T00:22:33Z"/>
+  <w16cex:commentExtensible w16cex:durableId="1772601C" w16cex:dateUtc="2026-07-13T00:22:33Z"/>
+  <w16cex:commentExtensible w16cex:durableId="4EFBBBC9" w16cex:dateUtc="2026-07-13T00:22:33Z"/>
+  <w16cex:commentExtensible w16cex:durableId="0801E960" w16cex:dateUtc="2026-07-13T00:22:33Z"/>
+  <w16cex:commentExtensible w16cex:durableId="02A3A84D" w16cex:dateUtc="2026-07-13T00:22:33Z"/>
+  <w16cex:commentExtensible w16cex:durableId="16D324FF" w16cex:dateUtc="2026-07-13T00:22:33Z"/>
+  <w16cex:commentExtensible w16cex:durableId="5270CB1A" w16cex:dateUtc="2026-07-13T00:22:33Z"/>
+  <w16cex:commentExtensible w16cex:durableId="188B1BEA" w16cex:dateUtc="2026-07-13T00:22:33Z"/>
+  <w16cex:commentExtensible w16cex:durableId="28A67759" w16cex:dateUtc="2026-07-13T00:22:33Z"/>
+  <w16cex:commentExtensible w16cex:durableId="465A7C2D" w16cex:dateUtc="2026-07-13T00:22:33Z"/>
+  <w16cex:commentExtensible w16cex:durableId="355FE154" w16cex:dateUtc="2026-07-13T00:22:33Z"/>
+  <w16cex:commentExtensible w16cex:durableId="63CAE91F" w16cex:dateUtc="2026-07-13T00:22:33Z"/>
+  <w16cex:commentExtensible w16cex:durableId="39F0800F" w16cex:dateUtc="2026-07-13T00:22:33Z"/>
+  <w16cex:commentExtensible w16cex:durableId="61433E01" w16cex:dateUtc="2026-07-13T00:22:33Z"/>
+  <w16cex:commentExtensible w16cex:durableId="1A446144" w16cex:dateUtc="2026-07-13T00:22:33Z"/>
+  <w16cex:commentExtensible w16cex:durableId="3F045856" w16cex:dateUtc="2026-07-13T00:22:33Z"/>
+  <w16cex:commentExtensible w16cex:durableId="576CBBF8" w16cex:dateUtc="2026-07-13T00:22:33Z"/>
+  <w16cex:commentExtensible w16cex:durableId="40F6D22D" w16cex:dateUtc="2026-07-13T00:22:33Z"/>
+  <w16cex:commentExtensible w16cex:durableId="698AE85A" w16cex:dateUtc="2026-07-13T00:22:33Z"/>
+  <w16cex:commentExtensible w16cex:durableId="5D1F82C5" w16cex:dateUtc="2026-07-13T00:22:33Z"/>
+  <w16cex:commentExtensible w16cex:durableId="5AE3EDBE" w16cex:dateUtc="2026-07-13T00:22:33Z"/>
+  <w16cex:commentExtensible w16cex:durableId="75C23962" w16cex:dateUtc="2026-07-13T00:22:33Z"/>
+  <w16cex:commentExtensible w16cex:durableId="700A2F0B" w16cex:dateUtc="2026-07-13T00:22:33Z"/>
+  <w16cex:commentExtensible w16cex:durableId="154CE3C4" w16cex:dateUtc="2026-07-13T00:22:33Z"/>
+  <w16cex:commentExtensible w16cex:durableId="6B792D94" w16cex:dateUtc="2026-07-13T00:22:33Z"/>
+  <w16cex:commentExtensible w16cex:durableId="5BC02207" w16cex:dateUtc="2026-07-13T00:22:33Z"/>
+  <w16cex:commentExtensible w16cex:durableId="49BC55A9" w16cex:dateUtc="2026-07-13T00:22:33Z"/>
+  <w16cex:commentExtensible w16cex:durableId="68118731" w16cex:dateUtc="2026-07-13T00:22:33Z"/>
+  <w16cex:commentExtensible w16cex:durableId="72808343" w16cex:dateUtc="2026-07-13T00:22:33Z"/>
+  <w16cex:commentExtensible w16cex:durableId="1C94A7A4" w16cex:dateUtc="2026-07-13T00:22:33Z"/>
+  <w16cex:commentExtensible w16cex:durableId="187D9401" w16cex:dateUtc="2026-07-13T00:22:33Z"/>
+  <w16cex:commentExtensible w16cex:durableId="7664053A" w16cex:dateUtc="2026-07-13T00:22:33Z"/>
+  <w16cex:commentExtensible w16cex:durableId="7350474A" w16cex:dateUtc="2026-07-13T00:22:33Z"/>
+  <w16cex:commentExtensible w16cex:durableId="7D704472" w16cex:dateUtc="2026-07-13T00:22:33Z"/>
+  <w16cex:commentExtensible w16cex:durableId="1D47ACF2" w16cex:dateUtc="2026-07-13T00:22:33Z"/>
+  <w16cex:commentExtensible w16cex:durableId="3700B503" w16cex:dateUtc="2026-07-13T00:22:33Z"/>
+  <w16cex:commentExtensible w16cex:durableId="74304862" w16cex:dateUtc="2026-07-13T00:22:33Z"/>
+  <w16cex:commentExtensible w16cex:durableId="29FE436F" w16cex:dateUtc="2026-07-13T00:22:33Z"/>
+  <w16cex:commentExtensible w16cex:durableId="1CDD574D" w16cex:dateUtc="2026-07-13T00:22:33Z"/>
+  <w16cex:commentExtensible w16cex:durableId="75BB20CB" w16cex:dateUtc="2026-07-13T00:22:33Z"/>
+  <w16cex:commentExtensible w16cex:durableId="5BF2C5FC" w16cex:dateUtc="2026-07-13T00:22:33Z"/>
+  <w16cex:commentExtensible w16cex:durableId="555A11CD" w16cex:dateUtc="2026-07-13T00:22:33Z"/>
+  <w16cex:commentExtensible w16cex:durableId="712C8E92" w16cex:dateUtc="2026-07-13T00:22:33Z"/>
+  <w16cex:commentExtensible w16cex:durableId="20AD36ED" w16cex:dateUtc="2026-07-13T00:22:33Z"/>
+  <w16cex:commentExtensible w16cex:durableId="54151046" w16cex:dateUtc="2026-07-13T00:22:33Z"/>
+  <w16cex:commentExtensible w16cex:durableId="0F1DDE44" w16cex:dateUtc="2026-07-13T00:22:33Z"/>
+  <w16cex:commentExtensible w16cex:durableId="628B645F" w16cex:dateUtc="2026-07-13T00:22:33Z"/>
+  <w16cex:commentExtensible w16cex:durableId="22C4E0AD" w16cex:dateUtc="2026-07-13T00:22:33Z"/>
+  <w16cex:commentExtensible w16cex:durableId="418D8B39" w16cex:dateUtc="2026-07-13T00:22:33Z"/>
+  <w16cex:commentExtensible w16cex:durableId="40369A45" w16cex:dateUtc="2026-07-13T00:22:33Z"/>
+  <w16cex:commentExtensible w16cex:durableId="25429DE8" w16cex:dateUtc="2026-07-13T00:22:33Z"/>
+  <w16cex:commentExtensible w16cex:durableId="33564037" w16cex:dateUtc="2026-07-13T00:22:33Z"/>
+  <w16cex:commentExtensible w16cex:durableId="0FCA8135" w16cex:dateUtc="2026-07-13T00:22:33Z"/>
+  <w16cex:commentExtensible w16cex:durableId="7E8E183C" w16cex:dateUtc="2026-07-13T00:22:33Z"/>
+  <w16cex:commentExtensible w16cex:durableId="3D598B61" w16cex:dateUtc="2026-07-13T00:22:33Z"/>
+  <w16cex:commentExtensible w16cex:durableId="0C51301B" w16cex:dateUtc="2026-07-13T00:22:33Z"/>
+</w16cex:commentsExtensible>
+</file>
+
+<file path=word/commentsIds.xml><?xml version="1.0" encoding="utf-8"?>
+<w16cid:commentsIds xmlns:w16cid="http://schemas.microsoft.com/office/word/2016/wordml/cid">
+  <w16cid:commentId w16cid:paraId="46C3547C" w16cid:durableId="164718DC"/>
+  <w16cid:commentId w16cid:paraId="50BDC666" w16cid:durableId="6D2E05DC"/>
+  <w16cid:commentId w16cid:paraId="031301B1" w16cid:durableId="7AA6FD71"/>
+  <w16cid:commentId w16cid:paraId="229C7D31" w16cid:durableId="3B0B8511"/>
+  <w16cid:commentId w16cid:paraId="4E086DD3" w16cid:durableId="66FF9367"/>
+  <w16cid:commentId w16cid:paraId="6B72E0A2" w16cid:durableId="6001E76A"/>
+  <w16cid:commentId w16cid:paraId="26F8F039" w16cid:durableId="27890E3B"/>
+  <w16cid:commentId w16cid:paraId="49E03756" w16cid:durableId="2708E29D"/>
+  <w16cid:commentId w16cid:paraId="122CFC7B" w16cid:durableId="0814885B"/>
+  <w16cid:commentId w16cid:paraId="5496F878" w16cid:durableId="6EA663C4"/>
+  <w16cid:commentId w16cid:paraId="7BE537CB" w16cid:durableId="369830A0"/>
+  <w16cid:commentId w16cid:paraId="38A62A3E" w16cid:durableId="2A084721"/>
+  <w16cid:commentId w16cid:paraId="4FCFA30B" w16cid:durableId="6603CE9D"/>
+  <w16cid:commentId w16cid:paraId="6D1A93AB" w16cid:durableId="4C707035"/>
+  <w16cid:commentId w16cid:paraId="5FA375CB" w16cid:durableId="51B13768"/>
+  <w16cid:commentId w16cid:paraId="08F46FAF" w16cid:durableId="0B153981"/>
+  <w16cid:commentId w16cid:paraId="4A17526D" w16cid:durableId="17E2B5CE"/>
+  <w16cid:commentId w16cid:paraId="1C409EB2" w16cid:durableId="03D18AD5"/>
+  <w16cid:commentId w16cid:paraId="644B694D" w16cid:durableId="790832BF"/>
+  <w16cid:commentId w16cid:paraId="59BE511B" w16cid:durableId="5A700E14"/>
+  <w16cid:commentId w16cid:paraId="561DED57" w16cid:durableId="7F4103D4"/>
+  <w16cid:commentId w16cid:paraId="3C5E9B94" w16cid:durableId="4322E971"/>
+  <w16cid:commentId w16cid:paraId="494CF706" w16cid:durableId="64EE4AF6"/>
+  <w16cid:commentId w16cid:paraId="1A2E6F3E" w16cid:durableId="25A96886"/>
+  <w16cid:commentId w16cid:paraId="7C1A258E" w16cid:durableId="0F516BD3"/>
+  <w16cid:commentId w16cid:paraId="246791E8" w16cid:durableId="5B640389"/>
+  <w16cid:commentId w16cid:paraId="2E435BDB" w16cid:durableId="3C017693"/>
+  <w16cid:commentId w16cid:paraId="700AED99" w16cid:durableId="48AF98B8"/>
+  <w16cid:commentId w16cid:paraId="062A45B2" w16cid:durableId="3CB9B1E9"/>
+  <w16cid:commentId w16cid:paraId="08218FD2" w16cid:durableId="22E5FDB0"/>
+  <w16cid:commentId w16cid:paraId="32158262" w16cid:durableId="72C7C79F"/>
+  <w16cid:commentId w16cid:paraId="55896890" w16cid:durableId="5CE19146"/>
+  <w16cid:commentId w16cid:paraId="0C439A64" w16cid:durableId="44713882"/>
+  <w16cid:commentId w16cid:paraId="7E956265" w16cid:durableId="29C4FCE0"/>
+  <w16cid:commentId w16cid:paraId="60A98B1C" w16cid:durableId="109CCACA"/>
+  <w16cid:commentId w16cid:paraId="0C5BEFBE" w16cid:durableId="128D3CF9"/>
+  <w16cid:commentId w16cid:paraId="72F8529A" w16cid:durableId="412F7E19"/>
+  <w16cid:commentId w16cid:paraId="4D6A4543" w16cid:durableId="5945879E"/>
+  <w16cid:commentId w16cid:paraId="025AAA0D" w16cid:durableId="112F547B"/>
+  <w16cid:commentId w16cid:paraId="78215DA9" w16cid:durableId="734489B8"/>
+  <w16cid:commentId w16cid:paraId="70A86E9C" w16cid:durableId="15569E6B"/>
+  <w16cid:commentId w16cid:paraId="13BB5449" w16cid:durableId="3B78AA53"/>
+  <w16cid:commentId w16cid:paraId="50E36919" w16cid:durableId="00D02058"/>
+  <w16cid:commentId w16cid:paraId="62E6EC21" w16cid:durableId="27C1BE9E"/>
+  <w16cid:commentId w16cid:paraId="635FAA4D" w16cid:durableId="758F616C"/>
+  <w16cid:commentId w16cid:paraId="3330F545" w16cid:durableId="1165DA82"/>
+  <w16cid:commentId w16cid:paraId="20C036F1" w16cid:durableId="3E9D9A95"/>
+  <w16cid:commentId w16cid:paraId="40121AB5" w16cid:durableId="4431AE64"/>
+  <w16cid:commentId w16cid:paraId="4FB59D58" w16cid:durableId="05D7A1D4"/>
+  <w16cid:commentId w16cid:paraId="7AD9C663" w16cid:durableId="004A0BCA"/>
+  <w16cid:commentId w16cid:paraId="4D3E0318" w16cid:durableId="1772601C"/>
+  <w16cid:commentId w16cid:paraId="76FAF1D8" w16cid:durableId="4EFBBBC9"/>
+  <w16cid:commentId w16cid:paraId="2B4DF385" w16cid:durableId="0801E960"/>
+  <w16cid:commentId w16cid:paraId="7FAE20C1" w16cid:durableId="02A3A84D"/>
+  <w16cid:commentId w16cid:paraId="0B04EBB6" w16cid:durableId="16D324FF"/>
+  <w16cid:commentId w16cid:paraId="3E4138B8" w16cid:durableId="5270CB1A"/>
+  <w16cid:commentId w16cid:paraId="21DD3850" w16cid:durableId="188B1BEA"/>
+  <w16cid:commentId w16cid:paraId="3D257546" w16cid:durableId="28A67759"/>
+  <w16cid:commentId w16cid:paraId="3EA0864E" w16cid:durableId="465A7C2D"/>
+  <w16cid:commentId w16cid:paraId="3CF4A70D" w16cid:durableId="355FE154"/>
+  <w16cid:commentId w16cid:paraId="123AFB6D" w16cid:durableId="63CAE91F"/>
+  <w16cid:commentId w16cid:paraId="7174D8B7" w16cid:durableId="39F0800F"/>
+  <w16cid:commentId w16cid:paraId="213C320E" w16cid:durableId="61433E01"/>
+  <w16cid:commentId w16cid:paraId="75713EEC" w16cid:durableId="1A446144"/>
+  <w16cid:commentId w16cid:paraId="3286BE88" w16cid:durableId="3F045856"/>
+  <w16cid:commentId w16cid:paraId="44A4FD92" w16cid:durableId="576CBBF8"/>
+  <w16cid:commentId w16cid:paraId="1422134E" w16cid:durableId="40F6D22D"/>
+  <w16cid:commentId w16cid:paraId="31F7D8EA" w16cid:durableId="698AE85A"/>
+  <w16cid:commentId w16cid:paraId="52429C72" w16cid:durableId="5D1F82C5"/>
+  <w16cid:commentId w16cid:paraId="111028A6" w16cid:durableId="5AE3EDBE"/>
+  <w16cid:commentId w16cid:paraId="771E78FE" w16cid:durableId="75C23962"/>
+  <w16cid:commentId w16cid:paraId="1563569B" w16cid:durableId="700A2F0B"/>
+  <w16cid:commentId w16cid:paraId="6DEFF763" w16cid:durableId="154CE3C4"/>
+  <w16cid:commentId w16cid:paraId="7B8328A4" w16cid:durableId="6B792D94"/>
+  <w16cid:commentId w16cid:paraId="1CA0EF97" w16cid:durableId="5BC02207"/>
+  <w16cid:commentId w16cid:paraId="49B7C1A9" w16cid:durableId="49BC55A9"/>
+  <w16cid:commentId w16cid:paraId="5477E1C2" w16cid:durableId="68118731"/>
+  <w16cid:commentId w16cid:paraId="2339B235" w16cid:durableId="72808343"/>
+  <w16cid:commentId w16cid:paraId="0FD4F61D" w16cid:durableId="1C94A7A4"/>
+  <w16cid:commentId w16cid:paraId="066C4610" w16cid:durableId="187D9401"/>
+  <w16cid:commentId w16cid:paraId="34D25317" w16cid:durableId="7664053A"/>
+  <w16cid:commentId w16cid:paraId="437422C8" w16cid:durableId="7350474A"/>
+  <w16cid:commentId w16cid:paraId="286A283A" w16cid:durableId="7D704472"/>
+  <w16cid:commentId w16cid:paraId="05BE8C4C" w16cid:durableId="1D47ACF2"/>
+  <w16cid:commentId w16cid:paraId="315C9DE7" w16cid:durableId="3700B503"/>
+  <w16cid:commentId w16cid:paraId="3C54DF77" w16cid:durableId="74304862"/>
+  <w16cid:commentId w16cid:paraId="1B1C6A85" w16cid:durableId="29FE436F"/>
+  <w16cid:commentId w16cid:paraId="4CD336AB" w16cid:durableId="1CDD574D"/>
+  <w16cid:commentId w16cid:paraId="0FA53818" w16cid:durableId="75BB20CB"/>
+  <w16cid:commentId w16cid:paraId="7B141604" w16cid:durableId="5BF2C5FC"/>
+  <w16cid:commentId w16cid:paraId="0B304A91" w16cid:durableId="555A11CD"/>
+  <w16cid:commentId w16cid:paraId="5B013A40" w16cid:durableId="712C8E92"/>
+  <w16cid:commentId w16cid:paraId="2E169E39" w16cid:durableId="20AD36ED"/>
+  <w16cid:commentId w16cid:paraId="2D4546DC" w16cid:durableId="54151046"/>
+  <w16cid:commentId w16cid:paraId="0632BBE6" w16cid:durableId="0F1DDE44"/>
+  <w16cid:commentId w16cid:paraId="7EA9421E" w16cid:durableId="628B645F"/>
+  <w16cid:commentId w16cid:paraId="0B987408" w16cid:durableId="22C4E0AD"/>
+  <w16cid:commentId w16cid:paraId="402D7D32" w16cid:durableId="418D8B39"/>
+  <w16cid:commentId w16cid:paraId="382FDD2A" w16cid:durableId="40369A45"/>
+  <w16cid:commentId w16cid:paraId="30102A06" w16cid:durableId="25429DE8"/>
+  <w16cid:commentId w16cid:paraId="63408CB0" w16cid:durableId="33564037"/>
+  <w16cid:commentId w16cid:paraId="04F964F4" w16cid:durableId="0FCA8135"/>
+  <w16cid:commentId w16cid:paraId="57672CAF" w16cid:durableId="7E8E183C"/>
+  <w16cid:commentId w16cid:paraId="0822D819" w16cid:durableId="3D598B61"/>
+  <w16cid:commentId w16cid:paraId="38428D0E" w16cid:durableId="0C51301B"/>
+</w16cid:commentsIds>
 </file>
 
 <file path=word/endnotes.xml><?xml version="1.0" encoding="utf-8"?>

--- a/thesis/THESIS_DRAFT_FCU_v2.docx
+++ b/thesis/THESIS_DRAFT_FCU_v2.docx
@@ -1,6 +1,6 @@
 
 <file path=word/document.xml><?xml version="1.0" encoding="utf-8"?>
-<w:document xmlns:ns1="http://schemas.openxmlformats.org/markup-compatibility/2006" xmlns:r="http://schemas.openxmlformats.org/officeDocument/2006/relationships" xmlns:w="http://schemas.openxmlformats.org/wordprocessingml/2006/main" ns1:Ignorable="w14 w15 w16se wp14">
+<w:document xmlns:mc="http://schemas.openxmlformats.org/markup-compatibility/2006" xmlns:ns3="http://schemas.openxmlformats.org/drawingml/2006/wordprocessingDrawing" xmlns:ns4="http://schemas.openxmlformats.org/drawingml/2006/main" xmlns:ns5="http://schemas.openxmlformats.org/drawingml/2006/picture" xmlns:r="http://schemas.openxmlformats.org/officeDocument/2006/relationships" xmlns:w="http://schemas.openxmlformats.org/wordprocessingml/2006/main" mc:Ignorable="w14 w15 w16se wp14">
   <w:body>
     <w:p>
       <w:pPr>
@@ -635,11 +635,11 @@
         </w:rPr>
       </w:pPr>
       <w:r>
-        <w:t>本研究於 NVIDIA Isaac Sim 6.0 機器人模擬平台之 RTX Acoustic 超音波感測模組中，建立並驗證一套</w:t>
+        <w:t>本研究於 NVIDIA Isaac Sim 6.0 之 RTX Acoustic 超音波模組中，建立並驗證</w:t>
       </w:r>
       <w:commentRangeStart w:id="0"/>
       <w:r>
-        <w:t>「包絡優先」之感測回授接近方法</w:t>
+        <w:t>「包絡優先」之感測回授接近流程</w:t>
       </w:r>
       <w:commentRangeEnd w:id="0"/>
       <w:r>
@@ -649,11 +649,11 @@
         <w:commentReference w:id="0"/>
       </w:r>
       <w:r>
-        <w:t>：先量測感測器在何種幾何條件下讀得到目標，再將機械手臂任務設計於已驗證之可感測範圍（感測包絡）內。感測特性方面，以</w:t>
+        <w:t>：先以</w:t>
       </w:r>
       <w:commentRangeStart w:id="1"/>
       <w:r>
-        <w:t>五十二格「配對移除」掃描</w:t>
+        <w:t>選定幾何格點之配對移除掃描</w:t>
       </w:r>
       <w:commentRangeEnd w:id="1"/>
       <w:r>
@@ -663,11 +663,11 @@
         <w:commentReference w:id="1"/>
       </w:r>
       <w:r>
-        <w:t>——同姿態下先量測有目標之波形，再將目標自場景移除後量測背景——界定可偵測包絡：五十二格中三十六格可偵測，指向角度為主宰因子，感測器後方手臂對前向偵測路徑之貢獻為零。距離由多影格平均回波之峰值位置，經已知距離線性自校後換算；視軸距離編碼之皮爾森相關係數 r＝0.9994，桌面高度目標之均方根誤差（RMSE）為 5.3 mm。在此包絡內，</w:t>
+        <w:t>（同姿態有目標／移除目標）界定可偵測包絡，再將 UR10e 任務置於包絡內。五十二格中三十六格可偵測，指向角度為主宰因子；距離由多影格平均回波峰值經當輪線性自校換算（視軸編碼 r＝0.9994；桌高目標 RMSE 5.3 mm）。</w:t>
       </w:r>
       <w:commentRangeStart w:id="2"/>
       <w:r>
-        <w:t>以三組對照臂（以下簡稱三臂）驗證純聲學閉環</w:t>
+        <w:t>閉環採三臂資訊消融</w:t>
       </w:r>
       <w:commentRangeEnd w:id="2"/>
       <w:r>
@@ -677,11 +677,11 @@
         <w:commentReference w:id="2"/>
       </w:r>
       <w:r>
-        <w:t>：聲學臂依估距決定停止；盲走臂保留相同量測程序，但將估距置換為無資訊值（資訊消融對照）；開環臂完全不量測，僅執行固定行程。三臂使用相同隨機種子與相同目標組。主結果（感測器掛載於 UR10e 六軸機械手臂）顯示：控制器不讀取目標之真實世界座標時，</w:t>
+        <w:t>：聲學臂依估距停止、盲走臂保留量測但拿掉估距、開環臂固定行程；同種子、同目標組，控制器不讀目標真實座標。主結果（腕載 UR10e）：</w:t>
       </w:r>
       <w:commentRangeStart w:id="3"/>
       <w:r>
-        <w:t>停止位置與目標位置之相關 r＝0.9856</w:t>
+        <w:t>停止位置與目標 r＝0.9856</w:t>
       </w:r>
       <w:commentRangeEnd w:id="3"/>
       <w:r>
@@ -691,25 +691,11 @@
         <w:commentReference w:id="3"/>
       </w:r>
       <w:r>
-        <w:t>、停止誤差 RMSE 2.8 cm，三十個試驗回合全數由聲學條件觸發停止，九十回合姿態稽核零違規；盲走臂於同一管線完全失能，確認接近行為來自聲學資訊，而非場景幾何巧合。在接近能力成立後，進一步完成端到端夾取：以聲學估距決定夾取位置，夾取中心與目標之相關 r＝0.9885，對位（夾爪中心與目標中心水平吻合）誤差 RMSE 1.9 cm；對位成功率 60% 顯著優於盲走對照之 23%（費雪精確檢定 p＝0.004）；對位成功後之升舉成功率為 83%。</w:t>
-      </w:r>
-      <w:commentRangeStart w:id="4"/>
-      <w:r>
-        <w:t>夾持於模擬器中以接觸觸發之附著機制實現</w:t>
-      </w:r>
-      <w:commentRangeEnd w:id="4"/>
-      <w:r>
-        <w:rPr>
-          <w:rStyle w:val="CommentReference"/>
-        </w:rPr>
-        <w:commentReference w:id="4"/>
-      </w:r>
-      <w:r>
-        <w:t>，本文不宣稱物理摩擦夾持。側向（左右）感知方面，</w:t>
+        <w:t>、RMSE 2.8 cm，盲走同管線失能，顯示接近行為可歸因於聲學資訊而非場景寬度巧合。夾取段以聲學估距對位並採接觸觸發附著升舉。正式主結果為走廊遠端修正後之獨立複驗：對位率 80% 對盲走 33%，對位 r＝0.978、均方根誤差約 1.6 cm，90 回合姿態與 IK 零違規；首輪完整走廊曾因遠端升舉 IK 未過預註冊姿態項（對位 60% 對 23%），已如實保留並於 5.3 節交代失效—歸因—修正。推論範圍為模擬內聲學對位，不含物理摩擦夾持。</w:t>
       </w:r>
       <w:commentRangeStart w:id="5"/>
       <w:r>
-        <w:t>四項獨立實驗均顯示感測器單次輸出不含左右方向資訊</w:t>
+        <w:t>單次輸出之左右線索經四項檢驗未成立</w:t>
       </w:r>
       <w:commentRangeEnd w:id="5"/>
       <w:r>
@@ -719,11 +705,11 @@
         <w:commentReference w:id="5"/>
       </w:r>
       <w:r>
-        <w:t>；改以手臂移至五個量測位置，由距離交會（多點定位）恢復目標二維座標，並經完整三臂驗證：側向估計 r＝0.950（RMSE 3.3 cm），二維閉環停止誤差 RMSE 1.9 cm，盲走臂同流程失能（15.0 cm，p＜0.001）。</w:t>
+        <w:t>後，以五視點距離多點定位恢復二維位置（側向 r＝0.950、二維停止 RMSE 1.9 cm，盲走失能）。</w:t>
       </w:r>
       <w:commentRangeStart w:id="6"/>
       <w:r>
-        <w:t>研究範圍限於單一隨機種子與確定性模擬引擎</w:t>
+        <w:t>全文推論限於單一隨機種子與確定性模擬引擎</w:t>
       </w:r>
       <w:commentRangeEnd w:id="6"/>
       <w:r>
@@ -733,7 +719,7 @@
         <w:commentReference w:id="6"/>
       </w:r>
       <w:r>
-        <w:t>；摩擦夾持與實機驗證列為未來工作。</w:t>
+        <w:t>；實機驗證列未來工作。</w:t>
       </w:r>
     </w:p>
     <w:p>
@@ -795,7 +781,7 @@
         </w:rPr>
       </w:pPr>
       <w:r>
-        <w:t>This thesis develops and validates an envelope-first methodology for ultrasonic sensor-feedback robotic approach in NVIDIA Isaac Sim 6.0 with the RTX Acoustic module. The method first measures under which geometries the sensor can detect a target, then places the manipulator task only inside that validated sensing envelope. A fifty-two-cell paired-removal scan—measuring the scene with the target present, then again after physically removing the target—maps detectability: thirty-six of fifty-two cells are detectable, pointing angle dominates, and an arm behind the sensor contributes nothing to the forward path. Distance is obtained from the peak location of a multi-frame averaged echo after linear self-calibration on known ranges (boresight encoding r=0.9994; tabletop-height target RMSE 5.3 mm). Inside this envelope, a three-arm design tests a purely acoustic closed loop: the acoustic arm stops on estimated range; the blind arm keeps the same measurement pipeline but replaces range with a non-informative value (information ablation); the open arm measures nothing and follows a fixed stroke. Arms share seeds and targets. With the sensor on a UR10e arm, and without reading target world coordinates, stop position correlates with the target at r=0.9856 (RMSE 2.8 cm); all thirty trials stop on the acoustic trigger, with zero posture violations across ninety trials. The blind arm fails on the same pipeline, so success is attributable to acoustic information rather than scene geometry. An end-to-end grasp stage then places the gripper from acoustic range alone (grasp-center-to-target r=0.9885; alignment RMSE 1.9 cm). Alignment rate is 60% versus 23% for the blind arm (Fisher's exact test, p=0.004); lift succeeds in 83% of aligned trials. Attachment in simulation uses a contact-triggered constraint; friction grasping is not claimed. Four independent tests show the sensor output carries no left-right cue. Recovering 2-D position by multilateration from five arm-moved vantage ranges, and validating with the same three-arm design, yields lateral r=0.950 (RMSE 3.3 cm), 2-D stop RMSE 1.9 cm, and blind-arm failure (15.0 cm, p&lt;0.001). Scope is limited to a single random seed and a deterministic simulation engine; physical friction grasping and hardware validation remain future work.</w:t>
+        <w:t>This thesis builds and validates an envelope-first ultrasonic sensor-feedback approach pipeline in NVIDIA Isaac Sim 6.0 with RTX Acoustic: a paired-removal scan over selected geometries first maps detectability, then places a UR10e task inside that envelope. Thirty-six of fifty-two cells are detectable and pointing angle dominates; range comes from multi-frame peak indices after per-batch linear self-calibration (boresight r=0.9994; tabletop-height RMSE 5.3 mm). Closed-loop tests use a three-arm information ablation (acoustic / blind / open) with shared seeds and targets, never reading target world coordinates. On the wrist-mounted UR10e, stop position tracks the target at r=0.9856 (RMSE 2.8 cm) while the blind arm fails on the same pipeline, attributing approach to acoustic information rather than corridor geometry. Grasp-stage placement uses acoustic range with contact-triggered attachment lift. The canonical grasp result is an independent re-run after far-edge corridor correction: alignment 80% vs blind 33%, r=0.978, RMSE about 1.6 cm, and zero posture/IK violations over ninety episodes. The first full-corridor formal run failed a pre-registered posture criterion due to far-edge lift IK (alignment 60% vs 23%) and is retained as a failure–fix–reverify case in §5.3. Scope is in-sim acoustic alignment, not friction grasping. After four tests found no usable single-shot left–right cue, five-view multilateration recovers 2-D pose (lateral r=0.950; 2-D stop RMSE 1.9 cm; blind fails). Claims are limited to a single random seed and a deterministic engine; hardware validation remains future work.</w:t>
       </w:r>
     </w:p>
     <w:p>
@@ -881,7 +867,7 @@
       <w:r>
         <w:t>誌  謝</w:t>
         <w:tab/>
-        <w:t>2</w:t>
+        <w:t>1</w:t>
       </w:r>
     </w:p>
     <w:p>
@@ -897,7 +883,7 @@
       <w:r>
         <w:t>摘  要</w:t>
         <w:tab/>
-        <w:t>3</w:t>
+        <w:t>2</w:t>
       </w:r>
     </w:p>
     <w:p>
@@ -913,7 +899,7 @@
       <w:r>
         <w:t>Abstract</w:t>
         <w:tab/>
-        <w:t>5</w:t>
+        <w:t>3</w:t>
       </w:r>
     </w:p>
     <w:p>
@@ -929,7 +915,7 @@
       <w:r>
         <w:t>第一章、緒論</w:t>
         <w:tab/>
-        <w:t>9</w:t>
+        <w:t>6</w:t>
       </w:r>
     </w:p>
     <w:p>
@@ -947,7 +933,7 @@
       <w:r>
         <w:t>1.1 研究背景與問題意識</w:t>
         <w:tab/>
-        <w:t>9</w:t>
+        <w:t>6</w:t>
       </w:r>
     </w:p>
     <w:p>
@@ -965,7 +951,7 @@
       <w:r>
         <w:t>1.2 研究目的與問題陳述</w:t>
         <w:tab/>
-        <w:t>11</w:t>
+        <w:t>8</w:t>
       </w:r>
     </w:p>
     <w:p>
@@ -983,7 +969,7 @@
       <w:r>
         <w:t>1.3 研究範圍與限制</w:t>
         <w:tab/>
-        <w:t>13</w:t>
+        <w:t>9</w:t>
       </w:r>
     </w:p>
     <w:p>
@@ -1001,7 +987,7 @@
       <w:r>
         <w:t>1.4 名詞解釋與研究貢獻</w:t>
         <w:tab/>
-        <w:t>15</w:t>
+        <w:t>11</w:t>
       </w:r>
     </w:p>
     <w:p>
@@ -1017,7 +1003,7 @@
       <w:r>
         <w:t>1.5 實驗平台與軟硬體環境</w:t>
         <w:tab/>
-        <w:t>18</w:t>
+        <w:t>13</w:t>
       </w:r>
     </w:p>
     <w:p>
@@ -1035,7 +1021,7 @@
       <w:r>
         <w:t>第二章、文獻探討</w:t>
         <w:tab/>
-        <w:t>21</w:t>
+        <w:t>16</w:t>
       </w:r>
     </w:p>
     <w:p>
@@ -1053,7 +1039,7 @@
       <w:r>
         <w:t>2.1 機器人非視覺感測與超音波測距</w:t>
         <w:tab/>
-        <w:t>21</w:t>
+        <w:t>16</w:t>
       </w:r>
     </w:p>
     <w:p>
@@ -1071,7 +1057,7 @@
       <w:r>
         <w:t>2.2 模擬與虛實整合（Sim-to-Real）</w:t>
         <w:tab/>
-        <w:t>23</w:t>
+        <w:t>18</w:t>
       </w:r>
     </w:p>
     <w:p>
@@ -1089,7 +1075,7 @@
       <w:r>
         <w:t>2.3 室內環境與距離特徵</w:t>
         <w:tab/>
-        <w:t>25</w:t>
+        <w:t>20</w:t>
       </w:r>
     </w:p>
     <w:p>
@@ -1107,7 +1093,7 @@
       <w:r>
         <w:t>2.4 RTX Acoustic 與感測輸出（GMO）</w:t>
         <w:tab/>
-        <w:t>27</w:t>
+        <w:t>22</w:t>
       </w:r>
     </w:p>
     <w:p>
@@ -1125,7 +1111,7 @@
       <w:r>
         <w:t>2.5 感測回授式接近與視覺語義操作對照</w:t>
         <w:tab/>
-        <w:t>29</w:t>
+        <w:t>24</w:t>
       </w:r>
     </w:p>
     <w:p>
@@ -1143,7 +1129,7 @@
       <w:r>
         <w:t>2.6 模擬驗證邊界與消融式因果檢驗</w:t>
         <w:tab/>
-        <w:t>30</w:t>
+        <w:t>25</w:t>
       </w:r>
     </w:p>
     <w:p>
@@ -1159,7 +1145,7 @@
       <w:r>
         <w:t>2.7 聲學陣列、多點定位與合成孔徑</w:t>
         <w:tab/>
-        <w:t>31</w:t>
+        <w:t>26</w:t>
       </w:r>
     </w:p>
     <w:p>
@@ -1177,7 +1163,7 @@
       <w:r>
         <w:t>2.8 文獻缺口與本研究定位</w:t>
         <w:tab/>
-        <w:t>32</w:t>
+        <w:t>27</w:t>
       </w:r>
     </w:p>
     <w:p>
@@ -1195,7 +1181,7 @@
       <w:r>
         <w:t>第三章、研究方法</w:t>
         <w:tab/>
-        <w:t>34</w:t>
+        <w:t>29</w:t>
       </w:r>
     </w:p>
     <w:p>
@@ -1213,7 +1199,7 @@
       <w:r>
         <w:t>3.1 WPM 感測模型與 GMO 資料結構</w:t>
         <w:tab/>
-        <w:t>34</w:t>
+        <w:t>29</w:t>
       </w:r>
     </w:p>
     <w:p>
@@ -1231,7 +1217,7 @@
       <w:r>
         <w:t>3.2 樣本週期自校</w:t>
         <w:tab/>
-        <w:t>36</w:t>
+        <w:t>31</w:t>
       </w:r>
     </w:p>
     <w:p>
@@ -1249,7 +1235,7 @@
       <w:r>
         <w:t>3.3 實驗方法學：四支柱</w:t>
         <w:tab/>
-        <w:t>37</w:t>
+        <w:t>33</w:t>
       </w:r>
     </w:p>
     <w:p>
@@ -1267,7 +1253,7 @@
       <w:r>
         <w:t>3.4 場景建構與物件操作</w:t>
         <w:tab/>
-        <w:t>40</w:t>
+        <w:t>35</w:t>
       </w:r>
     </w:p>
     <w:p>
@@ -1285,7 +1271,7 @@
       <w:r>
         <w:t>3.5 聲學特徵定義與閉環控制律</w:t>
         <w:tab/>
-        <w:t>41</w:t>
+        <w:t>37</w:t>
       </w:r>
     </w:p>
     <w:p>
@@ -1303,7 +1289,7 @@
       <w:r>
         <w:t>3.6 章節間資料鏈</w:t>
         <w:tab/>
-        <w:t>44</w:t>
+        <w:t>39</w:t>
       </w:r>
     </w:p>
     <w:p>
@@ -1319,7 +1305,7 @@
       <w:r>
         <w:t>第四章、感測特性化與包絡</w:t>
         <w:tab/>
-        <w:t>45</w:t>
+        <w:t>40</w:t>
       </w:r>
     </w:p>
     <w:p>
@@ -1337,7 +1323,7 @@
       <w:r>
         <w:t>4.1 S1 感測包絡地圖</w:t>
         <w:tab/>
-        <w:t>45</w:t>
+        <w:t>40</w:t>
       </w:r>
     </w:p>
     <w:p>
@@ -1355,7 +1341,7 @@
       <w:r>
         <w:t>4.2 S2 感測器量化特性表</w:t>
         <w:tab/>
-        <w:t>48</w:t>
+        <w:t>44</w:t>
       </w:r>
     </w:p>
     <w:p>
@@ -1373,7 +1359,7 @@
       <w:r>
         <w:t>4.3 負結果與失效機制</w:t>
         <w:tab/>
-        <w:t>50</w:t>
+        <w:t>47</w:t>
       </w:r>
     </w:p>
     <w:p>
@@ -1391,7 +1377,7 @@
       <w:r>
         <w:t>第五章、聲學閉環接近</w:t>
         <w:tab/>
-        <w:t>52</w:t>
+        <w:t>49</w:t>
       </w:r>
     </w:p>
     <w:p>
@@ -1407,7 +1393,7 @@
       <w:r>
         <w:t>5.1 D1：未掛臂感測器三臂對照（感測＋控制隔離驗證）</w:t>
         <w:tab/>
-        <w:t>53</w:t>
+        <w:t>49</w:t>
       </w:r>
     </w:p>
     <w:p>
@@ -1425,7 +1411,7 @@
       <w:r>
         <w:t>5.2 D1.5：手臂載具三臂對照（主結果）</w:t>
         <w:tab/>
-        <w:t>55</w:t>
+        <w:t>51</w:t>
       </w:r>
     </w:p>
     <w:p>
@@ -1443,7 +1429,7 @@
       <w:r>
         <w:t>5.3 D3：端到端夾取整合</w:t>
         <w:tab/>
-        <w:t>57</w:t>
+        <w:t>54</w:t>
       </w:r>
     </w:p>
     <w:p>
@@ -1461,7 +1447,7 @@
       <w:r>
         <w:t>5.4 D2：二維多點定位與閉環接近</w:t>
         <w:tab/>
-        <w:t>61</w:t>
+        <w:t>59</w:t>
       </w:r>
     </w:p>
     <w:p>
@@ -1495,9 +1481,9 @@
         </w:rPr>
       </w:pPr>
       <w:r>
-        <w:t>第六章、討論與限制</w:t>
+        <w:t>第六章、討論、限制與結論</w:t>
         <w:tab/>
-        <w:t>63</w:t>
+        <w:t>62</w:t>
       </w:r>
     </w:p>
     <w:p>
@@ -1515,7 +1501,7 @@
       <w:r>
         <w:t>6.1 實驗效度設計之討論</w:t>
         <w:tab/>
-        <w:t>63</w:t>
+        <w:t>62</w:t>
       </w:r>
     </w:p>
     <w:p>
@@ -1531,20 +1517,20 @@
       <w:r>
         <w:t xml:space="preserve">6.2 </w:t>
         <w:tab/>
-        <w:t>65</w:t>
-      </w:r>
-      <w:commentRangeStart w:id="98"/>
-      <w:r>
-        <w:t xml:space="preserve">可宣稱與不可宣稱之範圍界定</w:t>
+        <w:t>64</w:t>
+      </w:r>
+      <w:commentRangeStart w:id="97"/>
+      <w:r>
+        <w:t xml:space="preserve">推論範圍（可支持與不支持的結論）</w:t>
         <w:tab/>
-        <w:t>65</w:t>
-      </w:r>
-      <w:commentRangeEnd w:id="98"/>
-      <w:r>
-        <w:rPr>
-          <w:rStyle w:val="CommentReference"/>
-        </w:rPr>
-        <w:commentReference w:id="98"/>
+        <w:t>64</w:t>
+      </w:r>
+      <w:commentRangeEnd w:id="97"/>
+      <w:r>
+        <w:rPr>
+          <w:rStyle w:val="CommentReference"/>
+        </w:rPr>
+        <w:commentReference w:id="97"/>
       </w:r>
     </w:p>
     <w:p>
@@ -1562,12 +1548,12 @@
       <w:r>
         <w:t>6.3 未來工作</w:t>
         <w:tab/>
-        <w:t>67</w:t>
-      </w:r>
-    </w:p>
-    <w:p>
-      <w:pPr>
-        <w:pStyle w:val="10"/>
+        <w:t>65</w:t>
+      </w:r>
+    </w:p>
+    <w:p>
+      <w:pPr>
+        <w:pStyle w:val="20"/>
         <w:tabs>
           <w:tab w:val="right" w:leader="dot" w:pos="8642"/>
         </w:tabs>
@@ -1577,6 +1563,32 @@
           <w:szCs w:val="22"/>
         </w:rPr>
       </w:pPr>
+      <w:commentRangeStart w:id="100"/>
+      <w:r>
+        <w:t>6.4 研究結論</w:t>
+        <w:tab/>
+        <w:t>67</w:t>
+      </w:r>
+      <w:commentRangeEnd w:id="100"/>
+      <w:r>
+        <w:rPr>
+          <w:rStyle w:val="CommentReference"/>
+        </w:rPr>
+        <w:commentReference w:id="100"/>
+      </w:r>
+    </w:p>
+    <w:p>
+      <w:pPr>
+        <w:pStyle w:val="10"/>
+        <w:tabs>
+          <w:tab w:val="right" w:leader="dot" w:pos="8642"/>
+        </w:tabs>
+        <w:rPr>
+          <w:rFonts w:asciiTheme="minorHAnsi" w:eastAsiaTheme="minorEastAsia" w:hAnsiTheme="minorHAnsi" w:cstheme="minorBidi"/>
+          <w:noProof/>
+          <w:szCs w:val="22"/>
+        </w:rPr>
+      </w:pPr>
       <w:r>
         <w:t>參考文獻</w:t>
         <w:tab/>
@@ -1711,7 +1723,7 @@
         <w:commentReference w:id="11"/>
       </w:r>
       <w:r>
-        <w:t>」的端到端操作相比，本研究聚焦非視覺超聲閉環接近，定位為互補而非取代。VLM 擅長理解場景語義與粗定位；超聲則擅長在已知工作帶（本文稱搜尋走廊：目標被允許隨機出現的縱向／側向範圍）內，依距離趨勢做精細接近。兩者可組成階層：上層負責場景理解與大範圍導航，下層負責最後一段非視覺精細接近。本研究不宣稱取代視覺方案，而是為此類混合架構提供一段可驗證、可量化效度的非視覺感測回授元件。</w:t>
+        <w:t>」的端到端操作相比，本研究聚焦非視覺超聲閉環接近，定位為互補而非取代。VLM 擅長理解場景語義與粗定位；超聲則擅長在已知工作帶（本文稱搜尋走廊：目標被允許隨機出現的縱向／側向範圍）內，依距離趨勢做精細接近。兩者可組成階層：上層負責場景理解與大範圍導航，下層負責最後一段非視覺精細接近。本文定位為該階層中可驗證的非視覺感測回授元件，而非視覺端到端操作的替代方案。</w:t>
       </w:r>
     </w:p>
     <w:p>
@@ -1727,11 +1739,11 @@
         <w:pStyle w:val="Content"/>
       </w:pPr>
       <w:r>
-        <w:t>本研究以下列四項研究問題（Research Question, RQ）組織全文之實驗設計與驗證邏輯。每一問題皆對應獨立實驗，並</w:t>
+        <w:t>本研究以下列四項研究問題（Research Question, RQ）組織實驗設計與驗證邏輯。每一問題對應獨立實驗，並在</w:t>
       </w:r>
       <w:commentRangeStart w:id="12"/>
       <w:r>
-        <w:t>在執行前寫定通過判準，避免事後依結果回頭改標準</w:t>
+        <w:t>執行前寫定通過判準（預註冊）</w:t>
       </w:r>
       <w:commentRangeEnd w:id="12"/>
       <w:r>
@@ -1741,1826 +1753,7 @@
         <w:commentReference w:id="12"/>
       </w:r>
       <w:r>
-        <w:t>。</w:t>
-      </w:r>
-    </w:p>
-    <w:p>
-      <w:pPr>
-        <w:pStyle w:val="Content"/>
-      </w:pPr>
-      <w:r>
-        <w:t>RQ1（感測包絡）：超音波感測器在何種「感測器—目標」幾何下能穩定偵測目標？包絡邊界在哪？若不先回答此問，後續手臂任務可能建在未經驗證的感測假設上；一旦失敗，難以分辨是控制策略問題，還是該幾何下根本讀不到訊號。</w:t>
-      </w:r>
-    </w:p>
-    <w:p>
-      <w:pPr>
-        <w:pStyle w:val="Content"/>
-      </w:pPr>
-      <w:r>
-        <w:t>RQ2（聲學閉環接近）：不讀取目標真實世界座標的純聲學控制迴路，能否驅動機械手臂接近隨機擺放的目標？且其因果能否以</w:t>
-      </w:r>
-      <w:commentRangeStart w:id="13"/>
-      <w:r>
-        <w:t>資訊消融對照（盲走臂失能：保留量測動作、拿掉估距資訊）</w:t>
-      </w:r>
-      <w:commentRangeEnd w:id="13"/>
-      <w:r>
-        <w:rPr>
-          <w:rStyle w:val="CommentReference"/>
-        </w:rPr>
-        <w:commentReference w:id="13"/>
-      </w:r>
-      <w:r>
-        <w:t>證實來自聲學？中心問題是：僅有「看起來接近成功」不夠；必須在拿掉聲學資訊後對照組仍失敗，才能排除「只是場景幾何造成成功」。</w:t>
-      </w:r>
-    </w:p>
-    <w:p>
-      <w:pPr>
-        <w:pStyle w:val="Content"/>
-      </w:pPr>
-      <w:r>
-        <w:t>RQ3（實驗效度）：如何用實驗設計排除「成功來自場景幾何或隱含目標真值」？這無法只靠單一統計檢定；需要一組對照與稽核（詳見第三章四支柱）。</w:t>
-      </w:r>
-    </w:p>
-    <w:p>
-      <w:pPr>
-        <w:pStyle w:val="Content"/>
-      </w:pPr>
-      <w:r>
-        <w:t>RQ4（範圍邊界）：夾取整合與側向（左右）定位的可行邊界各到哪裡？夾取方面：聲學對位能力已驗證；</w:t>
-      </w:r>
-      <w:commentRangeStart w:id="14"/>
-      <w:r>
-        <w:t>夾持機制與摩擦限制之宣稱邊界見 5.3、6.2 節</w:t>
-      </w:r>
-      <w:commentRangeEnd w:id="14"/>
-      <w:r>
-        <w:rPr>
-          <w:rStyle w:val="CommentReference"/>
-        </w:rPr>
-        <w:commentReference w:id="14"/>
-      </w:r>
-      <w:r>
-        <w:t>。側向方面：單次輸出經四項實驗證偽後，以多點定位恢復左右資訊並完成正式三臂（見 5.4 節）。兩項答案共同標出本文的限制與後續工作方向。</w:t>
-      </w:r>
-    </w:p>
-    <w:p>
-      <w:pPr>
-        <w:pStyle w:val="Header2"/>
-      </w:pPr>
-      <w:r>
-        <w:t>1.3 研究範圍與限制</w:t>
-      </w:r>
-    </w:p>
-    <w:p>
-      <w:pPr>
-        <w:pStyle w:val="Content"/>
-      </w:pPr>
-      <w:r>
-        <w:t xml:space="preserve">本研究實驗分層遞進、互相引用前層結論。納入項目如下（括號中的 S1、D1 等為全文統一實驗代號，便於對照章節與數據目錄）：（一）Isaac Sim 6.0 </w:t>
-      </w:r>
-      <w:commentRangeStart w:id="15"/>
-      <w:r>
-        <w:t xml:space="preserve">本機獨立執行環境與 UR10e</w:t>
-      </w:r>
-      <w:commentRangeEnd w:id="15"/>
-      <w:r>
-        <w:rPr>
-          <w:rStyle w:val="CommentReference"/>
-        </w:rPr>
-        <w:commentReference w:id="15"/>
-      </w:r>
-      <w:r>
-        <w:t xml:space="preserve"> 官方機械手臂資產；（二）感測包絡地圖（S1：五十二格配對移除掃描）；（三）感測器量化特性表（S2：距離、桌面高度、側向、重複性）；（四）聲學閉環接近三臂對照——D1 為未掛臂、可自由移動之感測器隔離驗證，D1.5 為感測器掛於手臂之主結果；（五）端到端夾取三臂對照（D3：對位與附著升舉）；（六）側向資訊之系統性檢驗，以及二維多點定位之正式三臂對照（D2，見 5.4 節）；（七）貫穿各實驗的三臂對照與姿態／量測稽核。</w:t>
-      </w:r>
-    </w:p>
-    <w:p>
-      <w:pPr>
-        <w:pStyle w:val="Content"/>
-      </w:pPr>
-      <w:r>
-        <w:t>排除項目包括：商用超音波測距晶片（如 TDK CH201）之實機量測；夾爪物理摩擦夾持之部署級宣稱（詳見 5.3、6.2 節）；以及跨多組隨機種子的統計穩健性完整驗證。</w:t>
-      </w:r>
-      <w:commentRangeStart w:id="16"/>
-      <w:r>
-        <w:t>二維場景下「定位之後再夾取」仍屬未來工作</w:t>
-      </w:r>
-      <w:commentRangeEnd w:id="16"/>
-      <w:r>
-        <w:rPr>
-          <w:rStyle w:val="CommentReference"/>
-        </w:rPr>
-        <w:commentReference w:id="16"/>
-      </w:r>
-      <w:r>
-        <w:t>（D2 已完成定位與二維閉環，見 5.4、6.3 節）。</w:t>
-      </w:r>
-    </w:p>
-    <w:p>
-      <w:pPr>
-        <w:pStyle w:val="Content"/>
-      </w:pPr>
-      <w:r>
-        <w:t>限制方面：</w:t>
-      </w:r>
-      <w:commentRangeStart w:id="17"/>
-      <w:r>
-        <w:t>採單一隨機種子與確定性物理引擎</w:t>
-      </w:r>
-      <w:commentRangeEnd w:id="17"/>
-      <w:r>
-        <w:rPr>
-          <w:rStyle w:val="CommentReference"/>
-        </w:rPr>
-        <w:commentReference w:id="17"/>
-      </w:r>
-      <w:r>
-        <w:t>，尚未完成跨種子補跑；</w:t>
-      </w:r>
-      <w:commentRangeStart w:id="18"/>
-      <w:r>
-        <w:t>控制決策以單自由度前向接近為主</w:t>
-      </w:r>
-      <w:commentRangeEnd w:id="18"/>
-      <w:r>
-        <w:rPr>
-          <w:rStyle w:val="CommentReference"/>
-        </w:rPr>
-        <w:commentReference w:id="18"/>
-      </w:r>
-      <w:r>
-        <w:t>（沿接近軸前進或停止），D2 雖含側向掃描定位，接近段仍由估距驅動前向運動；</w:t>
-      </w:r>
-      <w:commentRangeStart w:id="19"/>
-      <w:r>
-        <w:t>預定停止距離固定為 0.35 m</w:t>
-      </w:r>
-      <w:commentRangeEnd w:id="19"/>
-      <w:r>
-        <w:rPr>
-          <w:rStyle w:val="CommentReference"/>
-        </w:rPr>
-        <w:commentReference w:id="19"/>
-      </w:r>
-      <w:r>
-        <w:t>；</w:t>
-      </w:r>
-      <w:commentRangeStart w:id="20"/>
-      <w:r>
-        <w:t>桌面高度目標在約 0.32 m 以內距離編碼失效</w:t>
-      </w:r>
-      <w:commentRangeEnd w:id="20"/>
-      <w:r>
-        <w:rPr>
-          <w:rStyle w:val="CommentReference"/>
-        </w:rPr>
-        <w:commentReference w:id="20"/>
-      </w:r>
-      <w:r>
-        <w:t>，故不宣稱該近距內之閉環量測。控制器全程不讀取目標真實世界座標；全部結論僅在模擬中成立，不含實機部署評估。</w:t>
-      </w:r>
-    </w:p>
-    <w:p>
-      <w:pPr>
-        <w:pStyle w:val="Header2"/>
-      </w:pPr>
-      <w:r>
-        <w:t>1.4 名詞解釋與研究貢獻</w:t>
-      </w:r>
-    </w:p>
-    <w:p>
-      <w:pPr>
-        <w:pStyle w:val="Content"/>
-      </w:pPr>
-      <w:r>
-        <w:t>英文術語與程式相關名稱於首次出現時附中文；其後以中文為主，必要時括注英文。常用縮寫與符號彙整如下（詳細操作定義見第三章）。GMO：Generic Model Output，RTX Acoustic 的原始輸出資料結構。WPM：Wave Propagation Model，光線追蹤式波傳播模型。</w:t>
-      </w:r>
-      <w:commentRangeStart w:id="21"/>
-      <w:r>
-        <w:t>SNR：本文之偵測訊噪比</w:t>
-      </w:r>
-      <w:commentRangeEnd w:id="21"/>
-      <w:r>
-        <w:rPr>
-          <w:rStyle w:val="CommentReference"/>
-        </w:rPr>
-        <w:commentReference w:id="21"/>
-      </w:r>
-      <w:r>
-        <w:t>，指配對移除中目標貢獻相對量測雜訊底的比值（公式見 3.3 節），不是通訊工程的功率譜 SNR。RMSE：均方根誤差。r：皮爾森相關係數；</w:t>
-      </w:r>
-      <w:commentRangeStart w:id="22"/>
-      <w:r>
-        <w:t>ρ：斯皮爾曼等級相關係數</w:t>
-      </w:r>
-      <w:commentRangeEnd w:id="22"/>
-      <w:r>
-        <w:rPr>
-          <w:rStyle w:val="CommentReference"/>
-        </w:rPr>
-        <w:commentReference w:id="22"/>
-      </w:r>
-      <w:r>
-        <w:t>。</w:t>
-      </w:r>
-      <w:commentRangeStart w:id="23"/>
-      <w:r>
-        <w:t>IK：逆向運動學，由末端目標位姿反解關節角</w:t>
-      </w:r>
-      <w:commentRangeEnd w:id="23"/>
-      <w:r>
-        <w:rPr>
-          <w:rStyle w:val="CommentReference"/>
-        </w:rPr>
-        <w:commentReference w:id="23"/>
-      </w:r>
-      <w:r>
-        <w:t>。DOF：自由度。seed：隨機種子，決定目標位置序列。session：一次模擬器啟動至關閉。episode：一次完整試驗回合。standoff：預定停止距離，本文為 0.35 m。</w:t>
-      </w:r>
-      <w:commentRangeStart w:id="24"/>
-      <w:r>
-        <w:t>對位：夾取前夾爪中心與目標中心在水平方向是否落在預先鎖定容差內</w:t>
-      </w:r>
-      <w:commentRangeEnd w:id="24"/>
-      <w:r>
-        <w:rPr>
-          <w:rStyle w:val="CommentReference"/>
-        </w:rPr>
-        <w:commentReference w:id="24"/>
-      </w:r>
-      <w:r>
-        <w:t>。</w:t>
-      </w:r>
-      <w:commentRangeStart w:id="25"/>
-      <w:r>
-        <w:t>多點定位：在多個已知位置各量一次距離</w:t>
-      </w:r>
-      <w:commentRangeEnd w:id="25"/>
-      <w:r>
-        <w:rPr>
-          <w:rStyle w:val="CommentReference"/>
-        </w:rPr>
-        <w:commentReference w:id="25"/>
-      </w:r>
-      <w:r>
-        <w:t>，以幾何交會解座標（文獻見 Kapoor 等 [2]；合成孔徑譜系見 Hayes 等 [1]）。</w:t>
-      </w:r>
-    </w:p>
-    <w:p>
-      <w:pPr>
-        <w:pStyle w:val="Content"/>
-      </w:pPr>
-      <w:r>
-        <w:t>感測包絡：使目標可被穩定偵測的感測器—目標相對幾何範圍，以配對移除與 SNR 地圖界定。</w:t>
-      </w:r>
-      <w:commentRangeStart w:id="26"/>
-      <w:r>
-        <w:t>指標失效：僅看「到達率」等表面數字時</w:t>
-      </w:r>
-      <w:commentRangeEnd w:id="26"/>
-      <w:r>
-        <w:rPr>
-          <w:rStyle w:val="CommentReference"/>
-        </w:rPr>
-        <w:commentReference w:id="26"/>
-      </w:r>
-      <w:r>
-        <w:t>，成功可能被走廊寬度等場景幾何撐起來，並非感測真的有用；本文改以停止位置相關性與盲走消融為主指標。盲走臂：量測管線與聲學臂相同，只把控制器可用的估距換成無資訊值，用以檢驗閉環是否真依賴聲學（消融邏輯見 Meyes 等 [11]）。</w:t>
-      </w:r>
-    </w:p>
-    <w:p>
-      <w:pPr>
-        <w:pStyle w:val="Content"/>
-      </w:pPr>
-      <w:r>
-        <w:t>貢獻一（感測包絡量測方法）：以配對移除與 SNR 地圖系統性界定 WPM 超音波感測器之可偵測幾何域（五十二格中三十六格可偵測），作為後續擺位與任務設計的依據。</w:t>
-      </w:r>
-    </w:p>
-    <w:p>
-      <w:pPr>
-        <w:pStyle w:val="Content"/>
-      </w:pPr>
-      <w:r>
-        <w:t>貢獻二（聲學閉環接近主結果）：在已驗證包絡內，以三臂資訊消融對照顯示：純聲學控制迴路可驅動 UR10e 接近隨機桌面目標；主結果 r＝0.9856、RMSE 2.8 cm、三十回合全數聲學觸發停止，九十回合姿態稽核零違規。</w:t>
-      </w:r>
-    </w:p>
-    <w:p>
-      <w:pPr>
-        <w:pStyle w:val="Content"/>
-      </w:pPr>
-      <w:r>
-        <w:t>貢獻三（端到端夾取整合）：將任務由「接近後停止」延伸至「停止後夾取」；以聲學估距決定夾取位置，夾取中心與目標 r＝0.9885、對位 RMSE 1.9 cm，對位因果經消融對照確認（費雪精確檢定 p＝0.004）。</w:t>
-      </w:r>
-    </w:p>
-    <w:p>
-      <w:pPr>
-        <w:pStyle w:val="Content"/>
-      </w:pPr>
-      <w:r>
-        <w:t>貢獻四（側向證偽與演算法恢復）：以四項獨立實驗證偽感測器原生左右資訊（能量差、時間差、身分欄位、接收器分組），再以手臂運動合成多視點之多點定位恢復二維座標，並完成正式三臂對照（側向 r＝0.950、二維停止 RMSE 1.9 cm、消融組失能 p＜0.001），示範「單軸測距能力 × 運動自由度」的補償路徑。</w:t>
-      </w:r>
-    </w:p>
-    <w:p>
-      <w:pPr>
-        <w:pStyle w:val="Content"/>
-      </w:pPr>
-      <w:commentRangeStart w:id="27"/>
-      <w:r>
-        <w:t>貢獻五（實驗效度設計）</w:t>
-      </w:r>
-      <w:commentRangeEnd w:id="27"/>
-      <w:r>
-        <w:rPr>
-          <w:rStyle w:val="CommentReference"/>
-        </w:rPr>
-        <w:commentReference w:id="27"/>
-      </w:r>
-      <w:r>
-        <w:t>：提出三臂資訊消融對照（Meyes 等 [11]）、預註冊判準（Nosek 等 [5]）與量測／姿態稽核之組合，使模擬閉環結果的因果可歸屬，並可推廣為以模擬為基礎的機器人感測驗證流程。</w:t>
-      </w:r>
-    </w:p>
-    <w:p>
-      <w:pPr>
-        <w:pStyle w:val="Header2"/>
-      </w:pPr>
-      <w:r>
-        <w:t>1.5 實驗平台與軟硬體環境</w:t>
-      </w:r>
-    </w:p>
-    <w:p>
-      <w:pPr>
-        <w:pStyle w:val="Content"/>
-      </w:pPr>
-      <w:r>
-        <w:t>為讓跨領域讀者先建立共同語境，本節以白話說明模擬平台、聲學模組與手臂／夾爪，並標註官方文件。聲學資料結構與場景尺寸見第三章；平台在文獻中的位置見第二章。本節只當「環境地圖」，不重複後續實驗結果。</w:t>
-      </w:r>
-    </w:p>
-    <w:p>
-      <w:pPr>
-        <w:pStyle w:val="Content"/>
-      </w:pPr>
-      <w:r>
-        <w:t>NVIDIA Isaac Sim 6.0 是本研究所用的機器人模擬平台官方發行版[32]。它建立在 Omniverse（NVIDIA 的三維協作與模擬基礎平台）之上，整合 GPU 加速物理、光線追蹤渲染，以及 USD（Universal Scene Description，場景描述格式），並可載入工業機械手臂等官方資產，使運動與感測能在可重複、可程式化的虛擬場景中同時進行（平台綜述見 Gao 等 [27]）。本研究採本機獨立執行，目的是在可控幾何與材質下驗證超聲感測回授接近，不宣稱與任一真實工廠現場等價。Isaac Lab 是同一生態系、偏強化學習訓練的延伸框架[31]；本文控制器為規則式、未做強化學習，Isaac Lab 僅列未來路徑（6.3 節）。</w:t>
-      </w:r>
-    </w:p>
-    <w:p>
-      <w:pPr>
-        <w:pStyle w:val="Content"/>
-      </w:pPr>
-      <w:r>
-        <w:t>RTX Acoustic 是 Isaac Sim 內建的實驗性超音波感測模組[28]：在虛擬場景中以 GPU 產生回波波形，供距離與偵測等特徵使用；輸出不是點雲，也不是深度圖。波傳播模型 WPM 屬幾何光線追蹤式路徑模擬[30]，會與目標、桌面、手臂連桿等幾何交互，因此「什麼擺位讀得到目標」才有量測意義。原始輸出結構 GMO 以信號路徑序列記錄振幅[29]；欄位限制與重建細節見 3.1 節。重要邊界：不保證與商用晶片（如 TDK CH201）實機波形一致；結論皆為模擬內任務級、趨勢級表述（2.2、2.4、6.2 節）。</w:t>
-      </w:r>
-    </w:p>
-    <w:p>
-      <w:pPr>
-        <w:pStyle w:val="Content"/>
-      </w:pPr>
-      <w:r>
-        <w:t>機械手臂為 Universal Robots 的 UR10e 六軸協作臂官方資產。依原廠規格，約為六個旋轉關節、工作半徑 1,300 mm、額定負載 12.5 kg 的 e-Series 機型[21]，常見於桌面尺度工業與研究任務。本研究在模擬中載入資產並以逆向運動學驅動，不涵蓋實體控制器或實機安全認證。末端夾爪為 Robotiq 2F-85 二指自適應夾爪，最大開口約 85 mm[12]；與 UR10e 一併載入，但僅在夾取實驗（第五章 D3）啟用閉合與升舉。夾持相關限制見 5.3 與 6.2 節。</w:t>
-      </w:r>
-    </w:p>
-    <w:p>
-      <w:pPr>
-        <w:pStyle w:val="Content"/>
-      </w:pPr>
-      <w:r>
-        <w:t>可記成一條鏈：Isaac Sim 提供場景與物理 → RTX Acoustic（WPM／GMO）提供虛擬超聲觀測 → UR10e 提供六軸運動 → Robotiq 2F-85 在夾取段提供二指執行器。後續各章的包絡、閉環與消融都建在此鏈上。官方文件最新版以網址為準：Isaac Sim[32]；RTX Acoustic[28]；GMO[29]；RTX 感測總覽[30]；UR10e[21]；2F-85[12]。</w:t>
-      </w:r>
-    </w:p>
-    <w:p>
-      <w:pPr>
-        <w:pStyle w:val="Header1"/>
-      </w:pPr>
-      <w:r>
-        <w:t>第二章、文獻探討</w:t>
-      </w:r>
-    </w:p>
-    <w:p>
-      <w:pPr>
-        <w:pStyle w:val="Header2"/>
-      </w:pPr>
-      <w:r>
-        <w:t>2.1 機器人非視覺感測與超音波測距</w:t>
-      </w:r>
-    </w:p>
-    <w:p>
-      <w:pPr>
-        <w:pStyle w:val="Content"/>
-      </w:pPr>
-      <w:r>
-        <w:t>工業手臂近距工作中，非視覺距離感測仍有其位置。協作機器人與工業手臂常進入狹窄、遮蔽或人機共處的空間；此時只靠相機，往往難以穩定取得「還有多遠」這類近距幾何資訊。Alatise 等 [13]指出，多模態感測融合——其中包含超音波與其他非視覺距離量測——可補足視覺在反光、低照度與遮擋下的不足。對本研究而言，UR10e 腕部附近的主動聲學感測並非要取代相機，而是在固定的</w:t>
-      </w:r>
-      <w:commentRangeStart w:id="28"/>
-      <w:r>
-        <w:t>工具中心點（Tool Center Point, TCP：手臂末端工具的參考點）</w:t>
-      </w:r>
-      <w:commentRangeEnd w:id="28"/>
-      <w:r>
-        <w:rPr>
-          <w:rStyle w:val="CommentReference"/>
-        </w:rPr>
-        <w:commentReference w:id="28"/>
-      </w:r>
-      <w:r>
-        <w:t>幾何下，提供可重複的距離相關觀測。</w:t>
-      </w:r>
-    </w:p>
-    <w:p>
-      <w:pPr>
-        <w:pStyle w:val="Content"/>
-      </w:pPr>
-      <w:r>
-        <w:t xml:space="preserve">時間飛行（Time-of-Flight, ToF）相機以主動打光量測深度，He 等 [9]綜述其進展，也提醒多徑反射與動態範圍限制，常需搭配其他近距（proximity）感測。Zhmud 等 [7]以機器人（含手臂）掛載超音波為例，強調近距量測必須校正感測器姿態、反射面法向與安裝幾何。本研究沿此脈絡，把感測器安裝姿態與「感測器—目標」相對幾何列為可稽核變量（實驗記錄稱 </w:t>
-      </w:r>
-      <w:commentRangeStart w:id="29"/>
-      <w:r>
-        <w:t xml:space="preserve">Geometry Passport，即「幾何護照」</w:t>
-      </w:r>
-      <w:commentRangeEnd w:id="29"/>
-      <w:r>
-        <w:rPr>
-          <w:rStyle w:val="CommentReference"/>
-        </w:rPr>
-        <w:commentReference w:id="29"/>
-      </w:r>
-      <w:r>
-        <w:t xml:space="preserve">：掛載與場景幾何寫清楚、可核對）。</w:t>
-      </w:r>
-    </w:p>
-    <w:p>
-      <w:pPr>
-        <w:pStyle w:val="Content"/>
-      </w:pPr>
-      <w:r>
-        <w:t>主動聲學回波亦見於小型機器人：Dümbgen 等 [17]展示在無視覺條件下，可聽域（人耳可聽頻率範圍附近）主動回波仍能估計障礙距離；這與 Isaac Sim 中 RTX Acoustic 的主動聲學模擬屬同一技術族。文獻共識可概括為兩點：末端非視覺測距具工業互補價值；但量測品質高度依賴幾何與環境。因此本文不宣稱部署級測距精度，而聚焦「在控制好的變量下是否可行，以及因果能否歸因到聲學」。</w:t>
-      </w:r>
-    </w:p>
-    <w:p>
-      <w:pPr>
-        <w:pStyle w:val="Content"/>
-      </w:pPr>
-      <w:r>
-        <w:t>更廣的聲源與距離定位文獻，進一步支持本研究的量測設計。Valin 等 [4]回顧機器人聲源定位，指出陣列幾何、多路徑與殘響是距離與方位估計的共同挑戰；Tsuchiya 等 [19]則以室內多路徑到達時間做無地圖自我定位，顯示即使在強反射室內，時間域到達資訊仍可能帶有空間訊息。這兩條線共同支持以「配對移除」分離目標回波與背景多路徑（程序見 3.3 節），而不是把整條波形直接當成距離真理。</w:t>
-      </w:r>
-    </w:p>
-    <w:p>
-      <w:pPr>
-        <w:pStyle w:val="Header2"/>
-      </w:pPr>
-      <w:r>
-        <w:t>2.2 模擬與虛實整合（Sim-to-Real）</w:t>
-      </w:r>
-    </w:p>
-    <w:p>
-      <w:pPr>
-        <w:pStyle w:val="Content"/>
-      </w:pPr>
-      <w:r>
-        <w:t>本節討論：為何在模擬裡做，以及模擬結論能講到哪裡。Gao 等 [27]為 NVIDIA Isaac Sim 的專題綜述，指出模擬已成機器人研究的基礎設施。平台建立在 Omniverse（三維協作與模擬基礎環境）上，整合 GPU 加速 PhysX 物理引擎、RTX 光線追蹤渲染與 USD 場景描述，並內建彩色影像／深度、光達（LiDAR）、慣性量測單元（IMU）等感測模擬。該綜述亦指出 Isaac Lab 可支援大規模並行強化學習；Mittal 等 [20]的 Orbit 是其系譜前身，後續併入 Isaac Lab 生態。本研究以 Isaac Sim 6.0 為主實驗平台；Isaac Lab 僅保留為未來延伸路徑（見 1.5、6.3 節）。</w:t>
-      </w:r>
-    </w:p>
-    <w:p>
-      <w:pPr>
-        <w:pStyle w:val="Content"/>
-      </w:pPr>
-      <w:r>
-        <w:t>近年 Isaac Sim 被用於動態場景建置[24]、Sim-to-Real 策略遷移[25]與工業操作驗證[23]。但 Gao 等 [27]並未專論 RTX Acoustic；模擬器輸出也不是物理真值。Höfer 等 [16]強調應以任務級指標談遷移，</w:t>
-      </w:r>
-      <w:commentRangeStart w:id="30"/>
-      <w:r>
-        <w:t>不宜假設「模擬波形＝實機波形」</w:t>
-      </w:r>
-      <w:commentRangeEnd w:id="30"/>
-      <w:r>
-        <w:rPr>
-          <w:rStyle w:val="CommentReference"/>
-        </w:rPr>
-        <w:commentReference w:id="30"/>
-      </w:r>
-      <w:r>
-        <w:t>。本研究採同一邊界：RTX Acoustic 特徵只當趨勢級距離推理的可行性證據，不是 TDK CH201 等實機波形的對照標準。</w:t>
-      </w:r>
-    </w:p>
-    <w:p>
-      <w:pPr>
-        <w:pStyle w:val="Content"/>
-      </w:pPr>
-      <w:r>
-        <w:t>模擬的另一價值是大規模強化學習。Rudin 等 [18]展示以 GPU 並行數千環境，可在短時間內訓練四足行走策略；Schulman 等 [3]的</w:t>
-      </w:r>
-      <w:commentRangeStart w:id="31"/>
-      <w:r>
-        <w:t>近端策略最佳化（Proximal Policy Optimization, PPO）</w:t>
-      </w:r>
-      <w:commentRangeEnd w:id="31"/>
-      <w:r>
-        <w:rPr>
-          <w:rStyle w:val="CommentReference"/>
-        </w:rPr>
-        <w:commentReference w:id="31"/>
-      </w:r>
-      <w:r>
-        <w:t>則是常見的策略優化演算法。本文現行控制器是規則式比例步進，並未使用 PPO 或任何學習型策略；上述文獻只說明：若未來要以強化學習取代規則控制器，Isaac Sim／Isaac Lab 已提供可行的訓練基礎設施，且仍須沿用本文的三臂效度框架以防「學到場景捷徑」（詳見第六章）。</w:t>
-      </w:r>
-    </w:p>
-    <w:p>
-      <w:pPr>
-        <w:pStyle w:val="Header2"/>
-      </w:pPr>
-      <w:r>
-        <w:t>2.3 室內環境與距離特徵</w:t>
-      </w:r>
-    </w:p>
-    <w:p>
-      <w:pPr>
-        <w:pStyle w:val="Content"/>
-      </w:pPr>
-      <w:r>
-        <w:t>室內超聲不能「看一個峰就當距離」；本節說明原因與本文的保守立場。封閉工業環境中，回波會受牆面與工件反射影響，距離很少是單一路徑量測。Liu 等 [14]指出，</w:t>
-      </w:r>
-      <w:commentRangeStart w:id="32"/>
-      <w:r>
-        <w:t>早期反射能量可作距離的弱趨勢指標</w:t>
-      </w:r>
-      <w:commentRangeEnd w:id="32"/>
-      <w:r>
-        <w:rPr>
-          <w:rStyle w:val="CommentReference"/>
-        </w:rPr>
-        <w:commentReference w:id="32"/>
-      </w:r>
-      <w:r>
-        <w:t>，但仍受房間幾何與材質制約。因此本文不宣稱厘米級絕對測距，而以摘要特徵檢驗「距離趨勢是否足以支撐感測回授」；特徵定義見第三章。</w:t>
-      </w:r>
-    </w:p>
-    <w:p>
-      <w:pPr>
-        <w:pStyle w:val="Content"/>
-      </w:pPr>
-      <w:r>
-        <w:t>所謂多路徑（multipath），指聲波除了「打到目標再回來」的最短路徑外，還會經牆面、桌面等多次反彈才到達接收器；殘響（reverberation）則是較晚到的回波在時間上拖尾疊加。兩者使波形同時混有多種幾何來源，單看一個峰值不足以斷定物理路徑。本文因此採取保守量測：不宣稱模擬波形與實體量測絕對精度相同；而以配對移除隔離目標貢獻（程序見 3.3 節），並以峰值位置隨距離的線性趨勢建立距離編碼。</w:t>
-      </w:r>
-    </w:p>
-    <w:p>
-      <w:pPr>
-        <w:pStyle w:val="Content"/>
-      </w:pPr>
-      <w:r>
-        <w:t>室內聲學模擬的保真評估已有方法學傳統。Brinkmann 等 [8]的</w:t>
-      </w:r>
-      <w:commentRangeStart w:id="33"/>
-      <w:r>
-        <w:t>跨實驗室輪測（round-robin：同一題目多實驗室各自跑再比較）</w:t>
-      </w:r>
-      <w:commentRangeEnd w:id="33"/>
-      <w:r>
-        <w:rPr>
-          <w:rStyle w:val="CommentReference"/>
-        </w:rPr>
-        <w:commentReference w:id="33"/>
-      </w:r>
-      <w:r>
-        <w:t>顯示不同引擎對早期反射與殘響時間的預測常有系統差，故「模擬—實機」不宜直接等價。Scheibler 等 [6]的 PyRoomAcoustics 提供影像來源法（image-source：以鏡像聲源近似房間反射）的開放實作；dEchorate 等 [15]則提供已校正的房間脈衝響應資料集，供演算法基準測試。這些工作多聚焦固定陣列與房間聲學；機械手臂載具下、幾何隨時間改變的動態場景可偵測度，仍是較少被系統量測的切入點——此即第四章包絡實驗的文獻位置。</w:t>
-      </w:r>
-    </w:p>
-    <w:p>
-      <w:pPr>
-        <w:pStyle w:val="Header2"/>
-      </w:pPr>
-      <w:r>
-        <w:t>2.4 RTX Acoustic 與感測輸出（GMO）</w:t>
-      </w:r>
-    </w:p>
-    <w:p>
-      <w:pPr>
-        <w:pStyle w:val="Content"/>
-      </w:pPr>
-      <w:r>
-        <w:t>以下說明 RTX Acoustic 是什麼、為何選它，以及它不能被當成什麼。Isaac Sim 6.0 提供 RTX Acoustic 超音波感測模組[28]，屬實驗性功能：在虛擬場景中以 GPU 產生回波資料（以信號路徑 signal way 組織），</w:t>
-      </w:r>
-      <w:commentRangeStart w:id="35"/>
-      <w:r>
-        <w:t>不輸出點雲</w:t>
-      </w:r>
-      <w:commentRangeEnd w:id="35"/>
-      <w:r>
-        <w:rPr>
-          <w:rStyle w:val="CommentReference"/>
-        </w:rPr>
-        <w:commentReference w:id="35"/>
-      </w:r>
-      <w:r>
-        <w:t>。本研究把它視為「可控幾何下的合成超音波觀測」，用來檢驗感測回授接近是否可行，以及訊號裡到底有沒有側向等資訊（後者見第四章；閉環與消融見第五章）。</w:t>
-      </w:r>
-    </w:p>
-    <w:p>
-      <w:pPr>
-        <w:pStyle w:val="Content"/>
-      </w:pPr>
-      <w:r>
-        <w:t>可用白話區分兩類模擬。</w:t>
-      </w:r>
-      <w:commentRangeStart w:id="34"/>
-      <w:r>
-        <w:t>參數化模型用公式直接產生「看起來合理」的回波</w:t>
-      </w:r>
-      <w:commentRangeEnd w:id="34"/>
-      <w:r>
-        <w:rPr>
-          <w:rStyle w:val="CommentReference"/>
-        </w:rPr>
-        <w:commentReference w:id="34"/>
-      </w:r>
-      <w:r>
-        <w:t>（例如依距離套固定衰減），算得快，但對場景裡真實擺放的物體可能不敏感——目標移了，輸出卻幾乎不變。光線追蹤式模型則追蹤聲波與場景幾何（目標、桌面、手臂連桿）的反射路徑，輸出會隨位置、大小、角度改變。只有後者，「量測感測器在什麼幾何下讀得到目標」才有意義——此為選用 RTX Acoustic／WPM 的主要理由，也是第四章包絡量測的技術前提。</w:t>
-      </w:r>
-    </w:p>
-    <w:p>
-      <w:pPr>
-        <w:pStyle w:val="Content"/>
-      </w:pPr>
-      <w:r>
-        <w:t>官方說明輸出包含發射端、接收端、通道與振幅取樣[28]；本研究由此整理峰值位置與早期能量等特徵，定義與流程見第三章。Gao 等 [27]平台綜述未涵蓋此模組；學術上相近的延伸案例包括 Song 等 [26]的 OceanSim，顯示 Isaac Sim 可做成專用光線追蹤式感測管線。再次強調邊界：RTX Acoustic 不保證與實機 CH201 波形一致；全文結論以任務級、趨勢級指標表述，不宣稱部署級測距精度。</w:t>
-      </w:r>
-    </w:p>
-    <w:p>
-      <w:pPr>
-        <w:pStyle w:val="Header2"/>
-      </w:pPr>
-      <w:r>
-        <w:t>2.5 感測回授式接近與視覺語義操作對照</w:t>
-      </w:r>
-    </w:p>
-    <w:p>
-      <w:pPr>
-        <w:pStyle w:val="Content"/>
-      </w:pPr>
-      <w:r>
-        <w:t>本文與視覺—語言操作路線是分工，而不是互相取代。視覺語言模型（Vision-Language Model, VLM）同時理解影像與自然語言，強項是「場景裡有什麼、大概在哪」的語義層次；但空間精度受影像與訓練資料限制，且在低照度、反光或遮蔽下容易失效。非視覺接近文獻則常結合主動聲學、ToF 或觸覺，做最後一公尺（last-meter）精細靠近。</w:t>
-      </w:r>
-    </w:p>
-    <w:p>
-      <w:pPr>
-        <w:pStyle w:val="Content"/>
-      </w:pPr>
-      <w:r>
-        <w:t>本研究不宣稱端到端語義操作，而聚焦：在</w:t>
-      </w:r>
-      <w:commentRangeStart w:id="36"/>
-      <w:r>
-        <w:t>已知搜尋走廊（目標被允許出現的工作帶）</w:t>
-      </w:r>
-      <w:commentRangeEnd w:id="36"/>
-      <w:r>
-        <w:rPr>
-          <w:rStyle w:val="CommentReference"/>
-        </w:rPr>
-        <w:commentReference w:id="36"/>
-      </w:r>
-      <w:r>
-        <w:t>內，以超聲距離趨勢驅動接近。這與「VLM 粗定位＋非視覺精接近」的混合式（hybrid）階層互補：上層管場景理解與大範圍導航，下層管最後一段非視覺距離回授。超聲的互補點很具體：不依賴光學條件，並對已知方向上的距離提供公分級連續回授。</w:t>
-      </w:r>
-    </w:p>
-    <w:p>
-      <w:pPr>
-        <w:pStyle w:val="Content"/>
-      </w:pPr>
-      <w:r>
-        <w:t>機器人操作有時還會把連續感測映射成離散任務狀態（例如「目標在不在」「是否已進入可夾取範圍」），再驅動行為。本文立場是：先證明訊號裡「有什麼、沒有什麼」，再談學習式狀態估計。因此第四章先做包絡與側向證偽，第五章以消融對照確立距離趨勢能否驅動閉環；學習式狀態估計留待因果地基之後（第六章），避免在資訊是否存在都未查清時就訓練模型、結果難以歸因。</w:t>
-      </w:r>
-    </w:p>
-    <w:p>
-      <w:pPr>
-        <w:pStyle w:val="Header2"/>
-      </w:pPr>
-      <w:r>
-        <w:t>2.6 模擬驗證邊界與消融式因果檢驗</w:t>
-      </w:r>
-    </w:p>
-    <w:p>
-      <w:pPr>
-        <w:pStyle w:val="Content"/>
-      </w:pPr>
-      <w:r>
-        <w:t>模擬特別適合回答某些因果問題，但也有明確效力邊界。模擬的長處是變因可控、量測可重現：可以只移動一個物體、只改一個角度，並取得可逐位重複的量測。因此「拿掉某一項資訊，看系統是否失能」的消融式檢驗可以做得很乾淨；在實體環境裡，雜訊與不可重現性往往使同等嚴格的對照難以成立。</w:t>
-      </w:r>
-    </w:p>
-    <w:p>
-      <w:pPr>
-        <w:pStyle w:val="Content"/>
-      </w:pPr>
-      <w:r>
-        <w:t>模擬的短處也必須先講清楚。本研究所用確定性引擎</w:t>
-      </w:r>
-      <w:commentRangeStart w:id="37"/>
-      <w:r>
-        <w:t>不含實體感測器的熱雜訊與元件變異</w:t>
-      </w:r>
-      <w:commentRangeEnd w:id="37"/>
-      <w:r>
-        <w:rPr>
-          <w:rStyle w:val="CommentReference"/>
-        </w:rPr>
-        <w:commentReference w:id="37"/>
-      </w:r>
-      <w:r>
-        <w:t>，也不完整建模頻率相關的聲學物理（見第四章負結果）。故所有正負結果都標註為「模擬環境內的因果驗證」；能否轉移到實體系統，須另以實機任務級實驗確認（第六章）。第六章的可宣稱／不可宣稱清單，即是把本節立場寫成全文邊界。</w:t>
-      </w:r>
-    </w:p>
-    <w:p>
-      <w:pPr>
-        <w:pStyle w:val="Header2"/>
-      </w:pPr>
-      <w:r>
-        <w:t>2.7 聲學陣列、多點定位與合成孔徑</w:t>
-      </w:r>
-    </w:p>
-    <w:p>
-      <w:pPr>
-        <w:pStyle w:val="Content"/>
-      </w:pPr>
-      <w:r>
-        <w:t>單次超聲測距沒有左右資訊時，文獻上有兩大類解法；本文選其中一條。單一收發器大致只能量「指向方向上的距離」，無法分辨目標在左或在右。第一類解法是多元件陣列：多個接收器同時收音，用到達時間差或</w:t>
-      </w:r>
-      <w:commentRangeStart w:id="38"/>
-      <w:r>
-        <w:t>波束成形（beamforming：依幾何延遲把多路訊號對齊相加，形成指向性）</w:t>
-      </w:r>
-      <w:commentRangeEnd w:id="38"/>
-      <w:r>
-        <w:rPr>
-          <w:rStyle w:val="CommentReference"/>
-        </w:rPr>
-        <w:commentReference w:id="38"/>
-      </w:r>
-      <w:r>
-        <w:t>解方位。Kerstens 等 [10]的嵌入式即時三維成像聲納是此路線代表。前提是各接收器訊號能被獨立取得——第四章顯示現行模擬輸出不區分接收器身分，故陣列路線在本模擬環境中不可行。</w:t>
-      </w:r>
-    </w:p>
-    <w:p>
-      <w:pPr>
-        <w:pStyle w:val="Content"/>
-      </w:pPr>
-      <w:r>
-        <w:t>第二類解法不增加接收器，而增加量測位置。多點定位（multilateration）在多個已知位置各量一次距離，以幾何交會解座標；Kapoor 等 [2]的分散式超音波信標室內定位是典型例子。</w:t>
-      </w:r>
-      <w:commentRangeStart w:id="39"/>
-      <w:r>
-        <w:t>合成孔徑（synthetic aperture）</w:t>
-      </w:r>
-      <w:commentRangeEnd w:id="39"/>
-      <w:r>
-        <w:rPr>
-          <w:rStyle w:val="CommentReference"/>
-        </w:rPr>
-        <w:commentReference w:id="39"/>
-      </w:r>
-      <w:r>
-        <w:t>則讓單一感測器在移動中連續量測，等效成更大孔徑；Hayes 等 [1]回顧其在聲納領域的發展。本研究第五章的側向方案屬此一族：手臂本身當移動平台，在五個橫向錯開位置各取距離，再以最小平方交會解二維座標。相較信標方案須在環境預佈發射器，本方案只使用手臂既有運動自由度，不新增硬體。</w:t>
-      </w:r>
-    </w:p>
-    <w:p>
-      <w:pPr>
-        <w:pStyle w:val="Header2"/>
-      </w:pPr>
-      <w:r>
-        <w:t>2.8 文獻缺口與本研究定位</w:t>
-      </w:r>
-    </w:p>
-    <w:p>
-      <w:pPr>
-        <w:pStyle w:val="Content"/>
-      </w:pPr>
-      <w:r>
-        <w:t>綜合前述，現有文獻多覆蓋子集，而少見完整交集：Gao 等 [27]整理 Isaac Sim，但未涵蓋 RTX Acoustic 與工業手臂感測回授接近；聲學機器人研究常缺少完整幾何、材質與任務設定紀錄；VLM 操作研究則少見以 RTX 超音波做最後一公尺非視覺回授。在 UR10e 與腕部超音波的場景下，同時把平台、感測、閉環接近與效度對照做完整的公開工作仍有限。</w:t>
-      </w:r>
-    </w:p>
-    <w:p>
-      <w:pPr>
-        <w:pStyle w:val="Content"/>
-      </w:pPr>
-      <w:r>
-        <w:t>本研究定位為</w:t>
-      </w:r>
-      <w:commentRangeStart w:id="40"/>
-      <w:r>
-        <w:t>模擬可行性研究（simulation-based feasibility study）</w:t>
-      </w:r>
-      <w:commentRangeEnd w:id="40"/>
-      <w:r>
-        <w:rPr>
-          <w:rStyle w:val="CommentReference"/>
-        </w:rPr>
-        <w:commentReference w:id="40"/>
-      </w:r>
-      <w:r>
-        <w:t>。先檢查感測特徵是否穩定、可重複；再以閉環接近與資訊消融對照，檢查特徵能否真正驅動行為；夾取是任務鏈下游延伸與限制分析；學習式狀態估計留待因果地基之後（第六章），不是本文主貢獻。</w:t>
-      </w:r>
-    </w:p>
-    <w:p>
-      <w:pPr>
-        <w:pStyle w:val="Content"/>
-      </w:pPr>
-      <w:r>
-        <w:t>因此，貢獻不在提出新的聲學物理模型，而在</w:t>
-      </w:r>
-      <w:commentRangeStart w:id="41"/>
-      <w:r>
-        <w:t>填補文獻上的交集缺口</w:t>
-      </w:r>
-      <w:commentRangeEnd w:id="41"/>
-      <w:r>
-        <w:rPr>
-          <w:rStyle w:val="CommentReference"/>
-        </w:rPr>
-        <w:commentReference w:id="41"/>
-      </w:r>
-      <w:r>
-        <w:t>：把 UR10e、RTX Acoustic、感測回授接近與可重複效度流程放在同一條可重跑鏈上，並為後續 CH201 等實機任務級驗證保留協定與評估邊界。第三章說明方法與場景；第四章給感測包絡與負結果；第五章給閉環、夾取與二維定位；第六章收回宣稱範圍。</w:t>
-      </w:r>
-    </w:p>
-    <w:p>
-      <w:pPr>
-        <w:pStyle w:val="Header1"/>
-      </w:pPr>
-      <w:r>
-        <w:t>第三章、研究方法</w:t>
-      </w:r>
-    </w:p>
-    <w:p>
-      <w:pPr>
-        <w:pStyle w:val="Header2"/>
-      </w:pPr>
-      <w:r>
-        <w:t>3.1 WPM 感測模型與 GMO 資料結構</w:t>
-      </w:r>
-    </w:p>
-    <w:p>
-      <w:pPr>
-        <w:pStyle w:val="Content"/>
-      </w:pPr>
-      <w:r>
-        <w:t>本章先交代模擬裡的超聲訊號從哪來、長什麼樣子，以及距離怎麼從波形算出來。RTX Acoustic 的</w:t>
-      </w:r>
-      <w:commentRangeStart w:id="42"/>
-      <w:r>
-        <w:t>波傳播模型（Wave Propagation Model, WPM）屬幾何光線追蹤式聲波模擬</w:t>
-      </w:r>
-      <w:commentRangeEnd w:id="42"/>
-      <w:r>
-        <w:rPr>
-          <w:rStyle w:val="CommentReference"/>
-        </w:rPr>
-        <w:commentReference w:id="42"/>
-      </w:r>
-      <w:r>
-        <w:t>[30]，不是只靠公式套衰減的參數化近場模型。WPM 會追蹤聲波與場景幾何（立方體目標、桌面、手臂連桿等）的反射交互，因此感測器—目標相對幾何一變，輸出就可能變——這也是第四章能用配對移除系統性畫「感測包絡」的技術前提。</w:t>
-      </w:r>
-    </w:p>
-    <w:p>
-      <w:pPr>
-        <w:pStyle w:val="Content"/>
-      </w:pPr>
-      <w:r>
-        <w:t>WPM 的原始輸出稱為 Generic Model Output（GMO）。依官方格式[29]，GMO 以信號路徑（signal way）為單位，記錄各發射器（TX）／接收器（RX）／通道組合下的振幅樣本序列。本研究所用組態為兩個聲學掛載點（相距 0.10 m）、單一接收群組，中心頻率 40 kHz。</w:t>
-      </w:r>
-    </w:p>
-    <w:p>
-      <w:pPr>
-        <w:pStyle w:val="Content"/>
-      </w:pPr>
-      <w:r>
-        <w:t>把緩衝區還原成時間波形時，</w:t>
-      </w:r>
-      <w:commentRangeStart w:id="43"/>
-      <w:r>
-        <w:t>必須依「每條路徑的樣本數」把資料切開再接成一條時間軸</w:t>
-      </w:r>
-      <w:commentRangeEnd w:id="43"/>
-      <w:r>
-        <w:rPr>
-          <w:rStyle w:val="CommentReference"/>
-        </w:rPr>
-        <w:commentReference w:id="43"/>
-      </w:r>
-      <w:r>
-        <w:t>；不能把通道編號欄位誤當成時間索引——否則峰值位置會壞掉（例如恆為零）。這是管線正確性的硬條件，細節屬實作層，正文只保留上述原則。</w:t>
-      </w:r>
-    </w:p>
-    <w:p>
-      <w:pPr>
-        <w:pStyle w:val="Content"/>
-      </w:pPr>
-      <w:r>
-        <w:t>GMO 的</w:t>
-      </w:r>
-      <w:commentRangeStart w:id="44"/>
-      <w:r>
-        <w:t>時間偏移欄位（timeOffsetNs）在 Isaac Sim 6.0 恆為 0</w:t>
-      </w:r>
-      <w:commentRangeEnd w:id="44"/>
-      <w:r>
-        <w:rPr>
-          <w:rStyle w:val="CommentReference"/>
-        </w:rPr>
-        <w:commentReference w:id="44"/>
-      </w:r>
-      <w:r>
-        <w:t>，不能拿來算飛行時間。距離改由：峰值樣本索引（多幀平均波形中，振幅絕對值最大的取樣點）× 樣本週期 × 聲速 ÷ 2，此即超音波時間飛行（Time-of-Flight, ToF）測距的標準形式（Zhmud 等 [7]；主動深度脈絡見 He 等 [9]）。此外，發射／接收／通道身分在本組態下亦不區分接收器（每幀恆為 (0, 0, 0)）；第四章側向實驗以實測資料記錄此限制，而非只憑文件。場景建立後還有確定性啟動暫態，且逐幀能量常有小幅跳動，故</w:t>
-      </w:r>
-      <w:commentRangeStart w:id="45"/>
-      <w:r>
-        <w:t>量測一律多幀平均，並配合 3.3 節稽核剔除不穩定量測</w:t>
-      </w:r>
-      <w:commentRangeEnd w:id="45"/>
-      <w:r>
-        <w:rPr>
-          <w:rStyle w:val="CommentReference"/>
-        </w:rPr>
-        <w:commentReference w:id="45"/>
-      </w:r>
-      <w:r>
-        <w:t>。</w:t>
-      </w:r>
-    </w:p>
-    <w:p>
-      <w:pPr>
-        <w:pStyle w:val="Header2"/>
-      </w:pPr>
-      <w:r>
-        <w:t>3.2 樣本週期自校</w:t>
-      </w:r>
-    </w:p>
-    <w:p>
-      <w:pPr>
-        <w:pStyle w:val="Content"/>
-      </w:pPr>
-      <w:r>
-        <w:t>距離公式裡的「樣本週期」必須每批實驗當場自校，理由如下。樣本週期若用錯，全部距離估計會一起偏掉。本研究</w:t>
-      </w:r>
-      <w:commentRangeStart w:id="46"/>
-      <w:r>
-        <w:t>不沿用外部或舊批次常數，而在每一批新實驗中當場自校</w:t>
-      </w:r>
-      <w:commentRangeEnd w:id="46"/>
-      <w:r>
-        <w:rPr>
-          <w:rStyle w:val="CommentReference"/>
-        </w:rPr>
-        <w:commentReference w:id="46"/>
-      </w:r>
-      <w:r>
-        <w:t>：感測器固定，目標沿視軸放到 20 個已知距離（約 0.15–1.20 m）；每點先等 40 個模擬影格穩定，再取 24 影格平均波形讀峰值位置；以峰值位置對已知距離做最小平方法（OLS）迴歸，由斜率反推樣本週期（</w:t>
-      </w:r>
-      <w:commentRangeStart w:id="47"/>
-      <w:r>
-        <w:t>樣本週期 = 2 ÷（斜率 × 聲速）</w:t>
-      </w:r>
-      <w:commentRangeEnd w:id="47"/>
-      <w:r>
-        <w:rPr>
-          <w:rStyle w:val="CommentReference"/>
-        </w:rPr>
-        <w:commentReference w:id="47"/>
-      </w:r>
-      <w:r>
-        <w:t>）。斜率與截距即為該批實驗的距離預測模型：之後任一段峰值位置，都以（峰值位置 − 截距）÷ 斜率換成距離。此「已知距離掃描自校」與機器人超聲應用中的校正脈絡一致（Zhmud 等 [7]）。</w:t>
-      </w:r>
-    </w:p>
-    <w:p>
-      <w:pPr>
-        <w:pStyle w:val="Content"/>
-      </w:pPr>
-      <w:r>
-        <w:t>自校以兩種幾何交叉檢查：一是</w:t>
-      </w:r>
-      <w:commentRangeStart w:id="48"/>
-      <w:r>
-        <w:t>視軸（boresight，感測器指向軸）</w:t>
-      </w:r>
-      <w:commentRangeEnd w:id="48"/>
-      <w:r>
-        <w:rPr>
-          <w:rStyle w:val="CommentReference"/>
-        </w:rPr>
-        <w:commentReference w:id="48"/>
-      </w:r>
-      <w:r>
-        <w:t>高度掃描；二是目標放在桌面高度的掃描（須另計垂直高度差）。兩者獨立得到的樣本週期分別約 103.09 µs 與 100.77 µs，接近引擎預設約 102.4 µs，顯示跨幾何大致一致。但後續換算仍一律採用當輪自校值，不假設固定常數可跨場景沿用。重要邊界：自校階段使用已知距離；進入控制回合後，目標真值只寫進記錄欄、不進控制分支（見 3.5 節與第五章）。</w:t>
-      </w:r>
-    </w:p>
-    <w:p>
-      <w:pPr>
-        <w:pStyle w:val="Header2"/>
-      </w:pPr>
-      <w:r>
-        <w:t>3.3 實驗方法學：四支柱</w:t>
-      </w:r>
-    </w:p>
-    <w:p>
-      <w:pPr>
-        <w:pStyle w:val="Content"/>
-      </w:pPr>
-      <w:r>
-        <w:t>後續實驗共同遵守四條方法紀律，用以保證「成功」能歸因到聲學資訊。</w:t>
-      </w:r>
-    </w:p>
-    <w:p>
-      <w:pPr>
-        <w:pStyle w:val="Content"/>
-      </w:pPr>
-      <w:r>
-        <w:t xml:space="preserve">支柱一：包絡優先（envelope-first）。先用配對移除與偵測訊噪比（SNR）地圖回答「在什麼幾何下讀得到目標」，再把手臂任務放進已驗證包絡——先驗證感測，再建控制。配對移除程序：同場景、同姿態，先量有目標波形，再物理移除目標量背景，並與緊接的重複量測（雜訊底）比較。動機是分離目標回波與背景多路徑（Valin 等 [4]；Tsuchiya 等 [19]；Liu 等 [14]）。本文 SNR 定義為 </w:t>
-      </w:r>
-      <w:commentRangeStart w:id="49"/>
-      <w:r>
-        <w:t xml:space="preserve">max|W有目標 − W無目標| ÷ max|W有目標 − W雜訊參考|</w:t>
-      </w:r>
-      <w:commentRangeEnd w:id="49"/>
-      <w:r>
-        <w:rPr>
-          <w:rStyle w:val="CommentReference"/>
-        </w:rPr>
-        <w:commentReference w:id="49"/>
-      </w:r>
-      <w:r>
-        <w:t xml:space="preserve">，其中 W 為多幀平均波形；SNR 大於 10 判為可偵測。此 SNR 是操作型偵測指標，不是通訊工程的功率譜 SNR。</w:t>
-      </w:r>
-    </w:p>
-    <w:p>
-      <w:pPr>
-        <w:pStyle w:val="Content"/>
-      </w:pPr>
-      <w:r>
-        <w:t>支柱二：三臂對照。每一組閉環實驗都配三條臂，且共用同一組隨機種子與同一批目標位置：聲學臂用估距做接近與停止；盲走臂量測管線完全相同，</w:t>
-      </w:r>
-      <w:commentRangeStart w:id="50"/>
-      <w:r>
-        <w:t>只把控制器可用的估距換成無資訊值（正無窮）</w:t>
-      </w:r>
-      <w:commentRangeEnd w:id="50"/>
-      <w:r>
-        <w:rPr>
-          <w:rStyle w:val="CommentReference"/>
-        </w:rPr>
-        <w:commentReference w:id="50"/>
-      </w:r>
-      <w:r>
-        <w:t>，使停止條件永不成立；開環臂完全不量測，只走固定行程。盲走屬資訊消融（ablation）：拿掉單一資訊通道、保留其餘管線，以檢驗該通道是否必要（Meyes 等 [11]）。任何閉環宣稱都必須通過「盲走失能」：若盲走也差不多成功，就表示成功可能來自走廊幾何，而非聲學。</w:t>
-      </w:r>
-    </w:p>
-    <w:p>
-      <w:pPr>
-        <w:pStyle w:val="Content"/>
-      </w:pPr>
-      <w:r>
-        <w:t>支柱三：預註冊判準（preregistration）。通過／失敗標準寫在執行規格中，</w:t>
-      </w:r>
-      <w:commentRangeStart w:id="51"/>
-      <w:r>
-        <w:t>執行前鎖定，避免看完結果再改門檻（資料窺探）</w:t>
-      </w:r>
-      <w:commentRangeEnd w:id="51"/>
-      <w:r>
-        <w:rPr>
-          <w:rStyle w:val="CommentReference"/>
-        </w:rPr>
-        <w:commentReference w:id="51"/>
-      </w:r>
-      <w:r>
-        <w:t>；此對應開放科學中「先鎖分析計畫、再看結果」的原則（Nosek 等 [5]）。主指標固定為停止位置與目標位置的相關 r 與誤差 RMSE，</w:t>
-      </w:r>
-      <w:commentRangeStart w:id="52"/>
-      <w:r>
-        <w:t>刻意不用單純到達率</w:t>
-      </w:r>
-      <w:commentRangeEnd w:id="52"/>
-      <w:r>
-        <w:rPr>
-          <w:rStyle w:val="CommentReference"/>
-        </w:rPr>
-        <w:commentReference w:id="52"/>
-      </w:r>
-      <w:r>
-        <w:t>——在窄目標帶上，固定行程也可能「看起來常到達」（第六章以實測說明）。</w:t>
-      </w:r>
-    </w:p>
-    <w:p>
-      <w:pPr>
-        <w:pStyle w:val="Content"/>
-      </w:pPr>
-      <w:r>
-        <w:t>支柱四：量測與姿態稽核。</w:t>
-      </w:r>
-      <w:commentRangeStart w:id="53"/>
-      <w:r>
-        <w:t>不合格量測標成無效並排除，不做事後插補</w:t>
-      </w:r>
-      <w:commentRangeEnd w:id="53"/>
-      <w:r>
-        <w:rPr>
-          <w:rStyle w:val="CommentReference"/>
-        </w:rPr>
-        <w:commentReference w:id="53"/>
-      </w:r>
-      <w:r>
-        <w:t>。三類稽核：（一）平穩性——場景啟動暫態與慢震盪，以穩定等待影格與事後漂移檢查剔除；（二）手臂姿態——逐步檢查連桿是否穿桌、穿地等非物理姿態；（三）感測器位姿——確認水平視軸與掛載高度等校正前提仍成立。第三類是所有距離校正結果有效的前提。</w:t>
-      </w:r>
-    </w:p>
-    <w:p>
-      <w:pPr>
-        <w:pStyle w:val="Header2"/>
-      </w:pPr>
-      <w:r>
-        <w:t>3.4 場景建構與物件操作</w:t>
-      </w:r>
-    </w:p>
-    <w:p>
-      <w:pPr>
-        <w:pStyle w:val="Content"/>
-      </w:pPr>
-      <w:r>
-        <w:t>實驗場景與物件／手臂的移動方式如下，目的是維持聲學可比性。全部實驗共用同一基準場景，每次模擬器啟動以程式重建：工作桌約 1.2 m × 0.8 m × 0.40 m，置於手臂基座前方（桌面中心距基座約 1.05 m）；UR10e 固定於原點，並載入 Robotiq 2F-85 夾爪（僅第五章 D3 真正啟用夾取動作）。超音波感測器有兩種掛法：第四章與 D1 可為獨立放置、未掛臂的感測器物件；D1.5 與 D3 則</w:t>
-      </w:r>
-      <w:commentRangeStart w:id="55"/>
-      <w:r>
-        <w:t>掛於腕部連桿並前伸 0.25 m，以離開夾爪機構的聲學陰影</w:t>
-      </w:r>
-      <w:commentRangeEnd w:id="55"/>
-      <w:r>
-        <w:rPr>
-          <w:rStyle w:val="CommentReference"/>
-        </w:rPr>
-        <w:commentReference w:id="55"/>
-      </w:r>
-      <w:r>
-        <w:t>。兩種情形下感測器均離地約 0.65 m、視軸水平朝前，並由位姿稽核逐步確認。目標為桌面上的長方體（尺寸見各實驗）；隨機位置由固定種子在預劃範圍內均勻抽取，三臂共用同一批目標。</w:t>
-      </w:r>
-    </w:p>
-    <w:p>
-      <w:pPr>
-        <w:pStyle w:val="Content"/>
-      </w:pPr>
-      <w:r>
-        <w:t>在模擬中移動物件的方式是</w:t>
-      </w:r>
-      <w:commentRangeStart w:id="54"/>
-      <w:r>
-        <w:t>直接改寫空間位置，使下一影格出現在指定處，而非以物理力推動</w:t>
-      </w:r>
-      <w:commentRangeEnd w:id="54"/>
-      <w:r>
-        <w:rPr>
-          <w:rStyle w:val="CommentReference"/>
-        </w:rPr>
-        <w:commentReference w:id="54"/>
-      </w:r>
-      <w:r>
-        <w:t>。此操作對聲學是否有效，已由前置探針驗證：移動目標後，波形變化遠大於背景雜訊；「刪除目標」與「移到遠處」效果一致。配對移除中的「移除目標」即自場景刪除該物件。每次位置變動後的標準量測時序為：</w:t>
-      </w:r>
-      <w:commentRangeStart w:id="56"/>
-      <w:r>
-        <w:t>先等 40 影格消化暫態，再取 24 影格並拆成前後兩段各 12 影格平均</w:t>
-      </w:r>
-      <w:commentRangeEnd w:id="56"/>
-      <w:r>
-        <w:rPr>
-          <w:rStyle w:val="CommentReference"/>
-        </w:rPr>
-        <w:commentReference w:id="56"/>
-      </w:r>
-      <w:r>
-        <w:t>；若兩段早期能量相差超過 5%，判定不平稳、該點無效。手臂移動則直接寫入關節角（運動學寫入），每步後同樣等待與量測；感測器隨臂移動的聲學有效性，另由第五章各實驗的啟動閘門探針確認。</w:t>
-      </w:r>
-    </w:p>
-    <w:p>
-      <w:pPr>
-        <w:pStyle w:val="Header2"/>
-      </w:pPr>
-      <w:r>
-        <w:t>3.5 聲學特徵定義與閉環控制律</w:t>
-      </w:r>
-    </w:p>
-    <w:p>
-      <w:pPr>
-        <w:pStyle w:val="Content"/>
-      </w:pPr>
-      <w:r>
-        <w:t>從波形取出的特徵，以及如何變成手臂動作，定義如下。特徵一：</w:t>
-      </w:r>
-      <w:commentRangeStart w:id="57"/>
-      <w:r>
-        <w:t>峰值樣本索引——多幀平均波形中振幅絕對值最大的取樣點位置</w:t>
-      </w:r>
-      <w:commentRangeEnd w:id="57"/>
-      <w:r>
-        <w:rPr>
-          <w:rStyle w:val="CommentReference"/>
-        </w:rPr>
-        <w:commentReference w:id="57"/>
-      </w:r>
-      <w:r>
-        <w:t>。物理意義是最強回波的到達時間，與往返距離成正比，故隨距離線性後移（ToF 標準解釋見 Zhmud 等 [7]；He 等 [9]）。這是全部距離估計的依據；第四章亦顯示它對能量慢震盪相對免疫。特徵二：</w:t>
-      </w:r>
-      <w:commentRangeStart w:id="58"/>
-      <w:r>
-        <w:t>早期能量——平均波形前 20 個取樣點的振幅平方和</w:t>
-      </w:r>
-      <w:commentRangeEnd w:id="58"/>
-      <w:r>
-        <w:rPr>
-          <w:rStyle w:val="CommentReference"/>
-        </w:rPr>
-        <w:commentReference w:id="58"/>
-      </w:r>
-      <w:r>
-        <w:t>，代表近程回波總強度。它只用於配對移除的 SNR（4.1 節）與平穩性稽核（3.4 節），不用來推距離：能量同時受距離、尺寸、材質與場景耦合，複雜場景不可靠。</w:t>
-      </w:r>
-    </w:p>
-    <w:p>
-      <w:pPr>
-        <w:pStyle w:val="Content"/>
-      </w:pPr>
-      <w:r>
-        <w:t>閉環控制律以 D1.5（感測器掛於手臂）為例，因果鏈分五步：（一）量測——依 3.4 節取得平均波形，讀峰值位置；（二）預測——用 3.2 節自校模型換成感測器至目標的三維距離，再以</w:t>
-      </w:r>
-      <w:commentRangeStart w:id="59"/>
-      <w:r>
-        <w:t>已知垂直高度差（約 0.19–0.20 m）換成水平距離估計</w:t>
-      </w:r>
-      <w:commentRangeEnd w:id="59"/>
-      <w:r>
-        <w:rPr>
-          <w:rStyle w:val="CommentReference"/>
-        </w:rPr>
-        <w:commentReference w:id="59"/>
-      </w:r>
-      <w:r>
-        <w:t>；（三）決策——若水平估距 ≤ 預定停止距離 0.35 m 則停止，否則沿接近軸前進 0.05 m；（四）執行——以逆向運動學把末端目標解成六軸關節角並寫入，</w:t>
-      </w:r>
-      <w:commentRangeStart w:id="81"/>
-      <w:r>
-        <w:t>以上一步解為初值（暖啟動）</w:t>
-      </w:r>
-      <w:commentRangeEnd w:id="81"/>
-      <w:r>
-        <w:rPr>
-          <w:rStyle w:val="CommentReference"/>
-        </w:rPr>
-        <w:commentReference w:id="81"/>
-      </w:r>
-      <w:r>
-        <w:t>並限制單步關節變化，避免多解之間亂跳；（五）稽核——檢查手臂姿態與感測器位姿後，回到（一）。另有兩道與聲學無關的安全護欄：最多 40 步，以及</w:t>
-      </w:r>
-      <w:commentRangeStart w:id="61"/>
-      <w:r>
-        <w:t>走廊端點強制停止</w:t>
-      </w:r>
-      <w:commentRangeEnd w:id="61"/>
-      <w:r>
-        <w:rPr>
-          <w:rStyle w:val="CommentReference"/>
-        </w:rPr>
-        <w:commentReference w:id="61"/>
-      </w:r>
-      <w:r>
-        <w:t>；觸發時在記錄中與「聲學觸發停止」分開標示。</w:t>
-      </w:r>
-      <w:commentRangeStart w:id="60"/>
-      <w:r>
-        <w:t>目標真實世界座標只進記錄欄，不進任何控制判斷</w:t>
-      </w:r>
-      <w:commentRangeEnd w:id="60"/>
-      <w:r>
-        <w:rPr>
-          <w:rStyle w:val="CommentReference"/>
-        </w:rPr>
-        <w:commentReference w:id="60"/>
-      </w:r>
-      <w:r>
-        <w:t>。</w:t>
-      </w:r>
-    </w:p>
-    <w:p>
-      <w:pPr>
-        <w:pStyle w:val="Content"/>
-      </w:pPr>
-      <w:r>
-        <w:t>三臂差異只在步驟（二）（三），定義見 3.3 節支柱二：聲學臂跑滿五步；盲走臂仍量測但估距作廢；開環臂完全不量測、固定行程。</w:t>
-      </w:r>
-      <w:commentRangeStart w:id="62"/>
-      <w:r>
-        <w:t>控制器保持最簡：固定步長前進、無濾波、無多步預測</w:t>
-      </w:r>
-      <w:commentRangeEnd w:id="62"/>
-      <w:r>
-        <w:rPr>
-          <w:rStyle w:val="CommentReference"/>
-        </w:rPr>
-        <w:commentReference w:id="62"/>
-      </w:r>
-      <w:r>
-        <w:t>，使每一次停止都能追溯到單次量測的單一特徵。這是「可歸因」優先於「控制效能」的取捨；更強控制器列第六章未來工作。</w:t>
-      </w:r>
-    </w:p>
-    <w:p>
-      <w:pPr>
-        <w:pStyle w:val="Header2"/>
-      </w:pPr>
-      <w:r>
-        <w:t>3.6 章節間資料鏈</w:t>
-      </w:r>
-    </w:p>
-    <w:p>
-      <w:pPr>
-        <w:pStyle w:val="Content"/>
-      </w:pPr>
-      <w:r>
-        <w:t>後續實驗一層接一層，而不是各自假設；資料鏈如下。資料鏈為：S1 感測包絡界定可偵測幾何 →S2 在包絡內建立距離編碼量化關係 →D1 以未掛臂、可自由移動的感測器隔離驗證「感測＋控制」因果 →D1.5 把感測器掛上 UR10e，加入真實手臂運動學 →D3 延伸到夾取對位與附著升舉；另有 D2 在側向證偽後，以多點定位恢復二維並做三臂閉環（見 5.4 節）。每一層都有預先寫定判準；閉環層皆有消融對照。D1／D1.5 場景直接沿用 S1 包絡與 S2 校正；</w:t>
-      </w:r>
-      <w:commentRangeStart w:id="63"/>
-      <w:r>
-        <w:t>D3 更換目標物前，另以三道前置閘門重測</w:t>
-      </w:r>
-      <w:commentRangeEnd w:id="63"/>
-      <w:r>
-        <w:rPr>
-          <w:rStyle w:val="CommentReference"/>
-        </w:rPr>
-        <w:commentReference w:id="63"/>
-      </w:r>
-      <w:r>
-        <w:t>可偵測性、測距與夾取動作力學，避免「換了物體就偷用舊結論」。</w:t>
-      </w:r>
-    </w:p>
-    <w:p>
-      <w:pPr>
-        <w:pStyle w:val="Content"/>
-      </w:pPr>
-      <w:r>
-        <w:t>校正斜率的可信度另做歸因。不同批次斜率表面上可差約一成，但統計上落在小樣本迴歸不確定度內（點數有限，且峰值索引為整數造成量化）。直接對照實驗亦顯示：同一場景「移目標、感測器固定」與「手臂載感測器移動、目標固定」所得斜率無系統差。結論：斜率主要反映傳播與取樣機制，目標外形主要影響截距；同幾何下理論上可跨目標沿用，但本研究更換目標物時仍一律重做自校以保守。</w:t>
-      </w:r>
-    </w:p>
-    <w:p>
-      <w:pPr>
-        <w:pStyle w:val="Header1"/>
-      </w:pPr>
-      <w:r>
-        <w:t>第四章、感測特性化與包絡</w:t>
-      </w:r>
-    </w:p>
-    <w:p>
-      <w:pPr>
-        <w:pStyle w:val="Header2"/>
-      </w:pPr>
-      <w:r>
-        <w:t>4.1 S1 感測包絡地圖</w:t>
-      </w:r>
-    </w:p>
-    <w:p>
-      <w:pPr>
-        <w:pStyle w:val="Content"/>
-      </w:pPr>
-      <w:r>
-        <w:t>S1 對應第一章 RQ1：感測器在哪些幾何下讀得到目標，包絡邊界在哪。實驗代號 S1。設計為</w:t>
-      </w:r>
-      <w:commentRangeStart w:id="64"/>
-      <w:r>
-        <w:t>四因子配對移除掃描</w:t>
-      </w:r>
-      <w:commentRangeEnd w:id="64"/>
-      <w:r>
-        <w:rPr>
-          <w:rStyle w:val="CommentReference"/>
-        </w:rPr>
-        <w:commentReference w:id="64"/>
-      </w:r>
-      <w:r>
-        <w:t>：距離五個水準（0.15、0.3、0.5、0.8、1.2 m）、目標邊長三個水準（0.04、0.10、0.20 m）、俯仰角三個水準（0°、30°、60°，俯視為正）、干擾物三個水準（無干擾、僅桌面、桌面加手臂）。因子組合裁成 52 個量測格點，分 A–D 四區執行；全數完成，最終 0 格無效（少數格因平穩性未過而重測後通過）。</w:t>
-      </w:r>
-    </w:p>
-    <w:p>
-      <w:pPr>
-        <w:pStyle w:val="Content"/>
-      </w:pPr>
-      <w:r>
-        <w:t>每一格獨立啟動一次模擬器，避免格點間狀態殘留。感測器固定離地 0.65 m，俯仰依格點設定；立方體目標放在視軸延伸線上指定距離（俯仰非零時目標隨視軸放低），使目標中心始終在指向正前方。「桌面」水準把 1.2×0.8 m 實心桌放在目標下方；「桌面加手臂」再把手臂以固定姿態立在感測器正後方約 0.1 m，模擬腕載時背後就是手臂本體的幾何。量測分三段，皆依 3.4 節標準程序（等 40 影格、取 24 影格平均）：先量有目標；再於同條件緊接量一次作雜訊參考（兩者差＝該次工作階段的量測雜訊底）；最後刪除目標量無目標背景。訊噪比依 3.3 節公式由三段波形計算。</w:t>
-      </w:r>
-    </w:p>
-    <w:p>
-      <w:pPr>
-        <w:pStyle w:val="Content"/>
-      </w:pPr>
-      <w:r>
-        <w:t>四區結果摘要如下。A 區（無干擾、水平指向，距離×尺寸）14/15 可偵測；唯一失格是 0.04 m 目標在 1.2 m，SNR 僅 3.9。B 區（俯仰 30°／60°）6/10 可偵測：30° 各距離皆可偵測，60° 僅最近 0.15 m 可偵測。C 區（含桌面，距離×俯仰）9/15 可偵測：水平指向全過（SNR 約 67–148）；30° 僅到約 0.5 m；60° 僅最近距離。D 區（桌面加手臂，距離×尺寸×俯仰）7/12 可偵測：水平指向全過（SNR 約 67–293）；60° 僅 0.3 m、0.20 m 目標可偵測。</w:t>
-      </w:r>
-      <w:commentRangeStart w:id="65"/>
-      <w:r>
-        <w:t>合計 36/52 格可偵測</w:t>
-      </w:r>
-      <w:commentRangeEnd w:id="65"/>
-      <w:r>
-        <w:rPr>
-          <w:rStyle w:val="CommentReference"/>
-        </w:rPr>
-        <w:commentReference w:id="65"/>
-      </w:r>
-      <w:r>
-        <w:t>：已否定「包絡完全不可行」的最壞情境，也未觸發預先寫定的中止條件「有手臂干擾就全數失敗」。</w:t>
-      </w:r>
-    </w:p>
-    <w:p>
-      <w:pPr>
-        <w:pStyle w:val="Content"/>
-      </w:pPr>
-      <w:r>
-        <w:t>關鍵發現一：</w:t>
-      </w:r>
-      <w:commentRangeStart w:id="66"/>
-      <w:r>
-        <w:t>主宰因子是「指向」，不是「干擾物」</w:t>
-      </w:r>
-      <w:commentRangeEnd w:id="66"/>
-      <w:r>
-        <w:rPr>
-          <w:rStyle w:val="CommentReference"/>
-        </w:rPr>
-        <w:commentReference w:id="66"/>
-      </w:r>
-      <w:r>
-        <w:t>。水平指向（0°）時，即使桌面與手臂都在，0.10 m 目標在 0.3–0.8 m 仍全可偵測（SNR ≥ 67）。反之俯仰到 60°，即使無干擾物，可偵測格也幾乎全滅。較合理的解釋是立方體近似鏡面反射：大俯角時回波偏離接收方向，而不是被桌、臂「擋住或吸掉」。</w:t>
-      </w:r>
-    </w:p>
-    <w:p>
-      <w:pPr>
-        <w:pStyle w:val="Content"/>
-      </w:pPr>
-      <w:r>
-        <w:t>關鍵發現二：</w:t>
-      </w:r>
-      <w:commentRangeStart w:id="67"/>
-      <w:r>
-        <w:t>感測器後方物體對前向路徑的貢獻，在此確定性模擬下為零</w:t>
-      </w:r>
-      <w:commentRangeEnd w:id="67"/>
-      <w:r>
-        <w:rPr>
-          <w:rStyle w:val="CommentReference"/>
-        </w:rPr>
-        <w:commentReference w:id="67"/>
-      </w:r>
-      <w:r>
-        <w:t>。C 區（僅桌）與 D 區（桌加臂）在相同距離與俯仰下，SNR 數值逐位相同（例如 148.36、94.58、67.67 兩區一致）。因此後方手臂對前向聲學路徑沒有可量測干擾。工程含義：抓取場景若偵測失敗，根因未必是桌臂本身，更常是擺位與指向不對——此點直接指導第五章場景設計。</w:t>
-      </w:r>
-    </w:p>
-    <w:p>
-      <w:pPr>
-        <w:pStyle w:val="Content"/>
-      </w:pPr>
-      <w:r>
-        <w:t>關鍵發現三：目標尺寸有明確下限。0.04 m 目標超過約 1.2 m 即失效（SNR 掉到個位數）；0.10 m 在 0.15–1.2 m 皆可偵測；0.20 m 訊噪比最高（約 216–311）。後續量化特性與閉環實驗因此採用 0.10 m：兼顧可偵測性與接近實際工件尺度。</w:t>
-      </w:r>
-    </w:p>
-    <w:p>
-      <w:pPr>
-        <w:pStyle w:val="Header2"/>
-      </w:pPr>
-      <w:r>
-        <w:t>4.2 S2 感測器量化特性表</w:t>
-      </w:r>
-    </w:p>
-    <w:p>
-      <w:pPr>
-        <w:pStyle w:val="Content"/>
-      </w:pPr>
-      <w:r>
-        <w:t>S2 在已確認可偵測的包絡內，量化距離編碼精度、近距邊界與可重複性。實驗代號 S2。量測刻意採用 S1 的 D 區實戰幾何（桌面加手臂、水平指向、0.10 m 目標），讓後續控制器用的校正來自任務場景，而不是無干擾理想場景。內容含：視軸高度與桌面高度的距離掃描、垂直於視軸的側向掃描（13 點），以及關閉再開模擬器十次的重複性測試。</w:t>
-      </w:r>
-    </w:p>
-    <w:p>
-      <w:pPr>
-        <w:pStyle w:val="Content"/>
-      </w:pPr>
-      <w:r>
-        <w:t>距離編碼結果。視軸高度（z＝0.65 m）三遍獨立掃描：峰值位置與已知距離的</w:t>
-      </w:r>
-      <w:commentRangeStart w:id="68"/>
-      <w:r>
-        <w:t>皮爾森 r＝0.9994，RMSE 1.21 cm</w:t>
-      </w:r>
-      <w:commentRangeEnd w:id="68"/>
-      <w:r>
-        <w:rPr>
-          <w:rStyle w:val="CommentReference"/>
-        </w:rPr>
-        <w:commentReference w:id="68"/>
-      </w:r>
-      <w:r>
-        <w:t>，自校樣本週期 103.09 µs。目標在桌面高度（z＝0.45 m，垂直差固定 0.20 m）：r＝0.9998，在可用距離約 0.32 m 以上 RMSE 為 5.3 mm，自校週期 100.77 µs。</w:t>
-      </w:r>
-      <w:commentRangeStart w:id="69"/>
-      <w:r>
-        <w:t>0.15–0.26 m 近距點因俯視角超過約 50°，被平穩性稽核排除</w:t>
-      </w:r>
-      <w:commentRangeEnd w:id="69"/>
-      <w:r>
-        <w:rPr>
-          <w:rStyle w:val="CommentReference"/>
-        </w:rPr>
-        <w:commentReference w:id="69"/>
-      </w:r>
-      <w:r>
-        <w:t>，符合幾何預期。三遍掃描結果逐位相同（含被排除點）；</w:t>
-      </w:r>
-      <w:commentRangeStart w:id="70"/>
-      <w:r>
-        <w:t>十次重啟重複性測試中，峰值位置完全相同，能量特徵變異係數為 0</w:t>
-      </w:r>
-      <w:commentRangeEnd w:id="70"/>
-      <w:r>
-        <w:rPr>
-          <w:rStyle w:val="CommentReference"/>
-        </w:rPr>
-        <w:commentReference w:id="70"/>
-      </w:r>
-      <w:r>
-        <w:t>。這表示在固定種子下管線高度確定——它證明的是可重算、可稽核，不是「感測器很抗真實雜訊」。</w:t>
-      </w:r>
-    </w:p>
-    <w:p>
-      <w:pPr>
-        <w:pStyle w:val="Content"/>
-      </w:pPr>
-      <w:commentRangeStart w:id="71"/>
-      <w:r>
-        <w:t>校正斜率跨批次表面可差約一成，做了兩層歸因</w:t>
-      </w:r>
-      <w:commentRangeEnd w:id="71"/>
-      <w:r>
-        <w:rPr>
-          <w:rStyle w:val="CommentReference"/>
-        </w:rPr>
-        <w:commentReference w:id="71"/>
-      </w:r>
-      <w:r>
-        <w:t>。統計層：小樣本批次的 95% 信賴區間仍涵蓋主校正值，差異落在估計不確定度內。實驗層：同一場景「移目標、感測器固定」與「手臂載感測器移動、目標固定」各量 13 點，斜率差小於合併標準誤的兩倍，量測方式本身無系統偏差。附帶發現：不同外形目標物解得的斜率相差不到百分之一——斜率主要反映傳播與取樣，外形主要影響截距。</w:t>
-      </w:r>
-    </w:p>
-    <w:p>
-      <w:pPr>
-        <w:pStyle w:val="Header2"/>
-      </w:pPr>
-      <w:r>
-        <w:t>4.3 負結果與失效機制</w:t>
-      </w:r>
-    </w:p>
-    <w:p>
-      <w:pPr>
-        <w:pStyle w:val="Content"/>
-      </w:pPr>
-      <w:r>
-        <w:t>以下誠實記錄三類「做不成或沒有的東西」：單次輸出的左右資訊、頻率參數、腕載陰影；它們直接決定第五章設計與第六章宣稱邊界。</w:t>
-      </w:r>
-    </w:p>
-    <w:p>
-      <w:pPr>
-        <w:pStyle w:val="Content"/>
-      </w:pPr>
-      <w:commentRangeStart w:id="72"/>
-      <w:r>
-        <w:t>側向（左右）四重證偽</w:t>
-      </w:r>
-      <w:commentRangeEnd w:id="72"/>
-      <w:r>
-        <w:rPr>
-          <w:rStyle w:val="CommentReference"/>
-        </w:rPr>
-        <w:commentReference w:id="72"/>
-      </w:r>
-      <w:r>
-        <w:t>——四項獨立實驗全數未過預設判準。（一）能量：兩接收器能量差與目標橫移（±0.15 m）無單調關係（斯皮爾曼 ρ＝0.357，遠低於預設 0.9）。（二）時間：兩路互相關時差幾乎恆定（與橫移的 r 僅約 0.002），且左右對稱，像是管線固定偏移，不是幾何方位。（三）身分：逐幀路徑標籤恆為 (0,0,0)，資料裡沒有分開的接收器身分。（四）分組：改成兩獨立接收群組後，第一路與原組態相同，第二路變成亂跳峰值，引擎不支援分組分離渲染。結論：缺的是引擎輸出層的側向資訊，不是量測太吵或演算法選錯；任何靠單次量測「左右差」的方法在此模擬器中都不可行。第五章因此改走「手臂移動多點測距」的多點定位路線。</w:t>
-      </w:r>
-    </w:p>
-    <w:p>
-      <w:pPr>
-        <w:pStyle w:val="Content"/>
-      </w:pPr>
-      <w:commentRangeStart w:id="73"/>
-      <w:r>
-        <w:t>中心頻率參數無效</w:t>
-      </w:r>
-      <w:commentRangeEnd w:id="73"/>
-      <w:r>
-        <w:rPr>
-          <w:rStyle w:val="CommentReference"/>
-        </w:rPr>
-        <w:commentReference w:id="73"/>
-      </w:r>
-      <w:r>
-        <w:t>。同一場景用 20、30、40、60、80、100 kHz 做相同距離掃描：峰值位置序列六組逐位相同；能量僅有約千萬分之一的浮點尾差，遠小於真實聲學「頻率加倍應出現的吸收／繞射變化」。故引擎未建模頻率相關物理。本文仍選 40 kHz，是因為它對應常見商用超音波頻段與實務距離尺度（波長約 8.6 mm，小於目標；量測距離約 0.4–1.2 m 在該頻段常見射程內），不是模擬內「掃頻選最優」的結果；真實頻段效應須待硬體驗證。</w:t>
-      </w:r>
-    </w:p>
-    <w:p>
-      <w:pPr>
-        <w:pStyle w:val="Content"/>
-      </w:pPr>
-      <w:commentRangeStart w:id="74"/>
-      <w:r>
-        <w:t>腕載聲影</w:t>
-      </w:r>
-      <w:commentRangeEnd w:id="74"/>
-      <w:r>
-        <w:rPr>
-          <w:rStyle w:val="CommentReference"/>
-        </w:rPr>
-        <w:commentReference w:id="74"/>
-      </w:r>
-      <w:r>
-        <w:t>。同一目標在「含手臂與桌面」場景中，配對移除得到的目標貢獻低於約 2.2×10⁻⁵（相對背景能量約 135，已落入浮點雜訊）；在「無手臂」簡單場景中，同尺寸目標貢獻約 1.24×10⁵ 量級（訊號對背景約 6000:1）。落差主因是感測器貼在腕部、被夾爪網格幾何擋住而形成聲學陰影，並非該場景天生不能做聲學。這與 4.1「指向與擺位優先」互相印證，並直接決定第五章採用腕部前伸掛載，使感測器離開陰影區。</w:t>
-      </w:r>
-    </w:p>
-    <w:p>
-      <w:pPr>
-        <w:pStyle w:val="Header1"/>
-      </w:pPr>
-      <w:r>
-        <w:t>第五章、聲學閉環接近</w:t>
-      </w:r>
-    </w:p>
-    <w:p>
-      <w:pPr>
-        <w:pStyle w:val="Header2"/>
-      </w:pPr>
-      <w:r>
-        <w:t>5.1 D1：未掛臂感測器三臂對照（感測＋控制隔離驗證）</w:t>
-      </w:r>
-    </w:p>
-    <w:p>
-      <w:pPr>
-        <w:pStyle w:val="Content"/>
-      </w:pPr>
-      <w:r>
-        <w:t>D1 對應第一章 RQ2 的前半：不讀目標真實座標的純聲學控制，在排除手臂運動學後是否仍成立。若一開始就把感測器掛上 UR10e，估距誤差會與關節限制、IK 等交雜，難以歸因。因此先做 D1：</w:t>
-      </w:r>
-      <w:commentRangeStart w:id="75"/>
-      <w:r>
-        <w:t>感測器是可獨立放置、未掛在實體手臂上的物件</w:t>
-      </w:r>
-      <w:commentRangeEnd w:id="75"/>
-      <w:r>
-        <w:rPr>
-          <w:rStyle w:val="CommentReference"/>
-        </w:rPr>
-        <w:commentReference w:id="75"/>
-      </w:r>
-      <w:r>
-        <w:t>，只檢驗「感測＋控制」這一環；通過後再於 5.2 節掛上手臂做 D1.5。</w:t>
-      </w:r>
-    </w:p>
-    <w:p>
-      <w:pPr>
-        <w:pStyle w:val="Content"/>
-      </w:pPr>
-      <w:r>
-        <w:t>場景：0.10 m 方塊目標在桌面 x 介於 0.45–1.10 m 間隨機放置（</w:t>
-      </w:r>
-      <w:commentRangeStart w:id="76"/>
-      <w:r>
-        <w:t>避開第四章約 0.32 m 以內的桌高失效區</w:t>
-      </w:r>
-      <w:commentRangeEnd w:id="76"/>
-      <w:r>
-        <w:rPr>
-          <w:rStyle w:val="CommentReference"/>
-        </w:rPr>
-        <w:commentReference w:id="76"/>
-      </w:r>
-      <w:r>
-        <w:t xml:space="preserve">，並保留停止距離裕度）。感測器離地 0.65 m、水平朝前，沿 X 軸逐步接近，步長 0.05 m，預定停止距離 0.35 m。每回合：抽目標位置並寫入場景；感測器回到起點 0.60 m；進入 3.5 節「量測—預測—決策—執行—稽核」迴圈——估距大於停止距離則前進，小於等於則停。聲學／盲走／開環三臂各 30 回合，同種子、同目標組；</w:t>
-      </w:r>
-      <w:commentRangeStart w:id="78"/>
-      <w:r>
-        <w:t xml:space="preserve">目標真值只進記錄欄，不進控制</w:t>
-      </w:r>
-      <w:commentRangeEnd w:id="78"/>
-      <w:r>
-        <w:rPr>
-          <w:rStyle w:val="CommentReference"/>
-        </w:rPr>
-        <w:commentReference w:id="78"/>
-      </w:r>
-      <w:r>
-        <w:t xml:space="preserve">。正式實驗前先做 </w:t>
-      </w:r>
-      <w:commentRangeStart w:id="77"/>
-      <w:r>
-        <w:t xml:space="preserve">D0 閘門</w:t>
-      </w:r>
-      <w:commentRangeEnd w:id="77"/>
-      <w:r>
-        <w:rPr>
-          <w:rStyle w:val="CommentReference"/>
-        </w:rPr>
-        <w:commentReference w:id="77"/>
-      </w:r>
-      <w:r>
-        <w:t xml:space="preserve">：目標固定，感測器沿軸移到 13 個已知位置量估距並迴歸，用來確認「移動感測器」本身聲學有效（此前只驗證過移目標）。D0 得 r＝0.9958，通過預設門檻 r≥0.99。</w:t>
-      </w:r>
-    </w:p>
-    <w:p>
-      <w:pPr>
-        <w:pStyle w:val="Content"/>
-      </w:pPr>
-      <w:r>
-        <w:t>D1 結果。聲學臂：</w:t>
-      </w:r>
-      <w:commentRangeStart w:id="79"/>
-      <w:r>
-        <w:t>停止位置與目標 r＝0.9970</w:t>
-      </w:r>
-      <w:commentRangeEnd w:id="79"/>
-      <w:r>
-        <w:rPr>
-          <w:rStyle w:val="CommentReference"/>
-        </w:rPr>
-        <w:commentReference w:id="79"/>
-      </w:r>
-      <w:r>
-        <w:t>，誤差平均 2.1 cm、RMSE 2.5 cm，30/30 誤差≤10 cm，且全數聲學觸發停止。盲走臂：估距被換成無資訊值後完全失能，恆停在走廊護欄 1.15 m，與目標無關，RMSE 79.3 cm，0/30 落入 10 cm。開環臂：固定行程停在 0.425 m，RMSE 16.9 cm，14/30 落入 10 cm。解讀：同一量測與控制管線，只要拿掉聲學資訊就完全失能——接近成功來自估距，不是走廊幾何碰巧造成。</w:t>
-      </w:r>
-    </w:p>
-    <w:p>
-      <w:pPr>
-        <w:pStyle w:val="Header2"/>
-      </w:pPr>
-      <w:r>
-        <w:t>5.2 D1.5：手臂載具三臂對照（主結果）</w:t>
-      </w:r>
-    </w:p>
-    <w:p>
-      <w:pPr>
-        <w:pStyle w:val="Content"/>
-      </w:pPr>
-      <w:r>
-        <w:t>D1.5 把感測器掛上真實 UR10e，檢驗主結果是否仍成立。D1 通過後進入 D1.5（本文主結果）。感測器掛在</w:t>
-      </w:r>
-      <w:commentRangeStart w:id="80"/>
-      <w:r>
-        <w:t>腕部第三連桿（軟體名稱 wrist_3_link）</w:t>
-      </w:r>
-      <w:commentRangeEnd w:id="80"/>
-      <w:r>
-        <w:rPr>
-          <w:rStyle w:val="CommentReference"/>
-        </w:rPr>
-        <w:commentReference w:id="80"/>
-      </w:r>
-      <w:r>
-        <w:t>，並前伸 0.25 m，以離開夾爪機構的聲學陰影（見 4.3 節）。每步以逆向運動學（IK）把末端目標解成六軸角，以上一步解為初值（暖啟動）並限制單步關節變化，減少多解之間亂跳。</w:t>
-      </w:r>
-    </w:p>
-    <w:p>
-      <w:pPr>
-        <w:pStyle w:val="Content"/>
-      </w:pPr>
-      <w:r>
-        <w:t>因重視非物理姿態（連桿穿桌、穿地），D1.5 每步做兩類稽核：姿態稽核——前臂與腕部高度是否低於安全裕度，違規則整回合無效；感測器位姿稽核——水平視軸與掛載高度是否仍符合校正前提。三臂設計同 D1，各 30 回合、同種子同目標。正式前 D0.5 閘門（手臂沿固定路徑接近已知目標）r＝0.9918，姿態與位姿違規皆 0，通過預設閘門。</w:t>
-      </w:r>
-    </w:p>
-    <w:p>
-      <w:pPr>
-        <w:pStyle w:val="Content"/>
-      </w:pPr>
-      <w:r>
-        <w:t xml:space="preserve">D1.5 主結果。聲學臂：r＝0.9856，誤差平均 2.5 cm、RMSE 2.8 cm，30/30 誤差≤10 cm，平均 5.0 步，全數聲學觸發停止。盲走臂：恆停護欄 0.95 m，RMSE 18.9 cm，僅 4/30 落入 10 cm。</w:t>
-      </w:r>
-      <w:commentRangeStart w:id="83"/>
-      <w:r>
-        <w:t xml:space="preserve">開環臂：固定行程停 0.80 m，RMSE 7.8 cm，22/30 落入 10 cm</w:t>
-      </w:r>
-      <w:commentRangeEnd w:id="83"/>
-      <w:r>
-        <w:rPr>
-          <w:rStyle w:val="CommentReference"/>
-        </w:rPr>
-        <w:commentReference w:id="83"/>
-      </w:r>
-      <w:r>
-        <w:t xml:space="preserve">——看起來不差，但 r＝0，並未逐回合追蹤目標。聲學對盲走的停止誤差以 </w:t>
-      </w:r>
-      <w:commentRangeStart w:id="82"/>
-      <w:r>
-        <w:t xml:space="preserve">Welch t 檢定（不假設兩組變異數相等）</w:t>
-      </w:r>
-      <w:commentRangeEnd w:id="82"/>
-      <w:r>
-        <w:rPr>
-          <w:rStyle w:val="CommentReference"/>
-        </w:rPr>
-        <w:commentReference w:id="82"/>
-      </w:r>
-      <w:r>
-        <w:t xml:space="preserve">得 t＝−10.6、p＜0.001（D1 對應 t＝−25.1、p＜0.001）。三臂共 90 回合全有效，姿態／位姿違規 0，IK 失敗 0。相對 D1：r 由 0.997 略降至 0.9856，RMSE 由 2.5 cm 略增至 2.8 cm——掛上真實手臂運動學後精度幾乎無損。</w:t>
+        <w:t>，避免事後依結果改標準。表 1.1 總覽問題、實驗、主指標與對照；細節見第三至五章，此處不重列結果數字。</w:t>
       </w:r>
     </w:p>
     <w:p>
@@ -3569,7 +1762,2409 @@
         <w:jc w:val="center"/>
       </w:pPr>
       <w:r>
-        <w:t>表5.1  D1／D1.5 三臂對照（停止位置 vs 目標位置）</w:t>
+        <w:t>表 1.1 研究問題、實驗、主指標與主要對照</w:t>
+      </w:r>
+    </w:p>
+    <w:tbl>
+      <w:tblPr>
+        <w:tblW w:type="auto" w:w="0"/>
+        <w:tblLook w:firstColumn="1" w:firstRow="1" w:lastColumn="0" w:lastRow="0" w:noHBand="0" w:noVBand="1" w:val="04A0"/>
+      </w:tblPr>
+      <w:tblGrid>
+        <w:gridCol w:w="2163"/>
+        <w:gridCol w:w="2163"/>
+        <w:gridCol w:w="2163"/>
+        <w:gridCol w:w="2163"/>
+      </w:tblGrid>
+      <w:tr>
+        <w:trPr>
+          <w:tblHeader/>
+        </w:trPr>
+        <w:tc>
+          <w:tcPr>
+            <w:tcW w:type="dxa" w:w="2163"/>
+          </w:tcPr>
+          <w:p>
+            <w:r>
+              <w:t>研究問題</w:t>
+            </w:r>
+          </w:p>
+        </w:tc>
+        <w:tc>
+          <w:tcPr>
+            <w:tcW w:type="dxa" w:w="2163"/>
+          </w:tcPr>
+          <w:p>
+            <w:r>
+              <w:t>對應實驗</w:t>
+            </w:r>
+          </w:p>
+        </w:tc>
+        <w:tc>
+          <w:tcPr>
+            <w:tcW w:type="dxa" w:w="2163"/>
+          </w:tcPr>
+          <w:p>
+            <w:r>
+              <w:t>主要看什麼數字</w:t>
+            </w:r>
+          </w:p>
+        </w:tc>
+        <w:tc>
+          <w:tcPr>
+            <w:tcW w:type="dxa" w:w="2163"/>
+          </w:tcPr>
+          <w:p>
+            <w:r>
+              <w:t>主要對照</w:t>
+            </w:r>
+          </w:p>
+        </w:tc>
+      </w:tr>
+      <w:tr>
+        <w:tc>
+          <w:tcPr>
+            <w:tcW w:type="dxa" w:w="2163"/>
+          </w:tcPr>
+          <w:p>
+            <w:r>
+              <w:t>RQ1 感測包絡</w:t>
+            </w:r>
+          </w:p>
+        </w:tc>
+        <w:tc>
+          <w:tcPr>
+            <w:tcW w:type="dxa" w:w="2163"/>
+          </w:tcPr>
+          <w:p>
+            <w:r>
+              <w:t>包絡掃描／距離特性</w:t>
+            </w:r>
+          </w:p>
+        </w:tc>
+        <w:tc>
+          <w:tcPr>
+            <w:tcW w:type="dxa" w:w="2163"/>
+          </w:tcPr>
+          <w:p>
+            <w:r>
+              <w:t>可不可偵測；距離相關係數與誤差</w:t>
+            </w:r>
+          </w:p>
+        </w:tc>
+        <w:tc>
+          <w:tcPr>
+            <w:tcW w:type="dxa" w:w="2163"/>
+          </w:tcPr>
+          <w:p>
+            <w:r>
+              <w:t>有目標／移除目標</w:t>
+            </w:r>
+          </w:p>
+        </w:tc>
+      </w:tr>
+      <w:tr>
+        <w:tc>
+          <w:tcPr>
+            <w:tcW w:type="dxa" w:w="2163"/>
+          </w:tcPr>
+          <w:p>
+            <w:r>
+              <w:t>RQ2 聲學閉環</w:t>
+            </w:r>
+          </w:p>
+        </w:tc>
+        <w:tc>
+          <w:tcPr>
+            <w:tcW w:type="dxa" w:w="2163"/>
+          </w:tcPr>
+          <w:p>
+            <w:r>
+              <w:t>未掛臂閉環／手臂主結果</w:t>
+            </w:r>
+          </w:p>
+        </w:tc>
+        <w:tc>
+          <w:tcPr>
+            <w:tcW w:type="dxa" w:w="2163"/>
+          </w:tcPr>
+          <w:p>
+            <w:r>
+              <w:t>停止位置與目標的相關與誤差</w:t>
+            </w:r>
+          </w:p>
+        </w:tc>
+        <w:tc>
+          <w:tcPr>
+            <w:tcW w:type="dxa" w:w="2163"/>
+          </w:tcPr>
+          <w:p>
+            <w:r>
+              <w:t>聲學／盲走／開環三組</w:t>
+            </w:r>
+          </w:p>
+        </w:tc>
+      </w:tr>
+      <w:tr>
+        <w:tc>
+          <w:tcPr>
+            <w:tcW w:type="dxa" w:w="2163"/>
+          </w:tcPr>
+          <w:p>
+            <w:r>
+              <w:t>RQ3 實驗效度</w:t>
+            </w:r>
+          </w:p>
+        </w:tc>
+        <w:tc>
+          <w:tcPr>
+            <w:tcW w:type="dxa" w:w="2163"/>
+          </w:tcPr>
+          <w:p>
+            <w:r>
+              <w:t>全實驗鏈</w:t>
+            </w:r>
+          </w:p>
+        </w:tc>
+        <w:tc>
+          <w:tcPr>
+            <w:tcW w:type="dxa" w:w="2163"/>
+          </w:tcPr>
+          <w:p>
+            <w:r>
+              <w:t>拿掉聲學後是否失敗；姿態是否合格</w:t>
+            </w:r>
+          </w:p>
+        </w:tc>
+        <w:tc>
+          <w:tcPr>
+            <w:tcW w:type="dxa" w:w="2163"/>
+          </w:tcPr>
+          <w:p>
+            <w:r>
+              <w:t>盲走、開環、預先鎖定判準</w:t>
+            </w:r>
+          </w:p>
+        </w:tc>
+      </w:tr>
+      <w:tr>
+        <w:tc>
+          <w:tcPr>
+            <w:tcW w:type="dxa" w:w="2163"/>
+          </w:tcPr>
+          <w:p>
+            <w:r>
+              <w:t>RQ4 範圍邊界</w:t>
+            </w:r>
+          </w:p>
+        </w:tc>
+        <w:tc>
+          <w:tcPr>
+            <w:tcW w:type="dxa" w:w="2163"/>
+          </w:tcPr>
+          <w:p>
+            <w:r>
+              <w:t>夾取對位／二維定位</w:t>
+            </w:r>
+          </w:p>
+        </w:tc>
+        <w:tc>
+          <w:tcPr>
+            <w:tcW w:type="dxa" w:w="2163"/>
+          </w:tcPr>
+          <w:p>
+            <w:r>
+              <w:t>對位成功率與誤差；左右定位誤差</w:t>
+            </w:r>
+          </w:p>
+        </w:tc>
+        <w:tc>
+          <w:tcPr>
+            <w:tcW w:type="dxa" w:w="2163"/>
+          </w:tcPr>
+          <w:p>
+            <w:r>
+              <w:t>三組對照；側向四項檢驗</w:t>
+            </w:r>
+          </w:p>
+        </w:tc>
+      </w:tr>
+    </w:tbl>
+    <w:p/>
+    <w:p>
+      <w:pPr>
+        <w:pStyle w:val="Content"/>
+      </w:pPr>
+      <w:r>
+        <w:t>RQ1：在何種感測器—目標幾何下可穩定偵測？若不先回答，後續失敗難分「控制問題」與「根本讀不到」。RQ2：不讀目標真值的純聲學迴路能否驅動接近，且</w:t>
+      </w:r>
+      <w:commentRangeStart w:id="13"/>
+      <w:r>
+        <w:t>盲走失能能否把因果鎖在聲學資訊上</w:t>
+      </w:r>
+      <w:commentRangeEnd w:id="13"/>
+      <w:r>
+        <w:rPr>
+          <w:rStyle w:val="CommentReference"/>
+        </w:rPr>
+        <w:commentReference w:id="13"/>
+      </w:r>
+      <w:r>
+        <w:t>？RQ3：如何排除「成功來自場景寬度或隱含真值」？需對照組與稽核組合（第三章四支柱）。RQ4：夾取整合與側向定位的可行邊界到哪？</w:t>
+      </w:r>
+      <w:commentRangeStart w:id="14"/>
+      <w:r>
+        <w:t>對位／附著與摩擦界線見 5.3、6.2</w:t>
+      </w:r>
+      <w:commentRangeEnd w:id="14"/>
+      <w:r>
+        <w:rPr>
+          <w:rStyle w:val="CommentReference"/>
+        </w:rPr>
+        <w:commentReference w:id="14"/>
+      </w:r>
+      <w:r>
+        <w:t>；側向單次輸出證偽與多點恢復見 4.3、5.4。</w:t>
+      </w:r>
+    </w:p>
+    <w:p>
+      <w:pPr>
+        <w:pStyle w:val="Header2"/>
+      </w:pPr>
+      <w:r>
+        <w:t>1.3 研究範圍與限制</w:t>
+      </w:r>
+    </w:p>
+    <w:p>
+      <w:pPr>
+        <w:pStyle w:val="Content"/>
+      </w:pPr>
+      <w:r>
+        <w:t xml:space="preserve">本研究實驗分層遞進、互相引用前層結論。納入項目如下（括號中的 S1、D1 等為全文統一實驗代號，便於對照章節與數據目錄）：（一）Isaac Sim 6.0 </w:t>
+      </w:r>
+      <w:commentRangeStart w:id="15"/>
+      <w:r>
+        <w:t xml:space="preserve">本機獨立執行環境與 UR10e</w:t>
+      </w:r>
+      <w:commentRangeEnd w:id="15"/>
+      <w:r>
+        <w:rPr>
+          <w:rStyle w:val="CommentReference"/>
+        </w:rPr>
+        <w:commentReference w:id="15"/>
+      </w:r>
+      <w:r>
+        <w:t xml:space="preserve"> 官方機械手臂資產；（二）感測包絡地圖（S1：五十二格配對移除掃描）；（三）感測器量化特性表（S2：距離、桌面高度、側向、重複性）；（四）聲學閉環接近三臂對照——D1 為未掛臂、可自由移動之感測器隔離驗證，D1.5 為感測器掛於手臂之主結果；（五）端到端夾取三臂對照（D3：對位與附著升舉）；（六）側向資訊之系統性檢驗，以及二維多點定位之正式三臂對照（D2，見 5.4 節）；（七）貫穿各實驗的三臂對照與姿態／量測稽核。</w:t>
+      </w:r>
+    </w:p>
+    <w:p>
+      <w:pPr>
+        <w:pStyle w:val="Content"/>
+      </w:pPr>
+      <w:r>
+        <w:t>排除項目包括：商用超音波測距晶片（如 TDK CH201）之實機量測；夾爪物理摩擦夾持之部署級宣稱（詳見 5.3、6.2 節）；以及跨多組隨機種子的統計穩健性完整驗證。</w:t>
+      </w:r>
+      <w:commentRangeStart w:id="16"/>
+      <w:r>
+        <w:t>二維場景下「定位之後再夾取」仍屬未來工作</w:t>
+      </w:r>
+      <w:commentRangeEnd w:id="16"/>
+      <w:r>
+        <w:rPr>
+          <w:rStyle w:val="CommentReference"/>
+        </w:rPr>
+        <w:commentReference w:id="16"/>
+      </w:r>
+      <w:r>
+        <w:t>（D2 已完成定位與二維閉環，見 5.4、6.3 節）。</w:t>
+      </w:r>
+    </w:p>
+    <w:p>
+      <w:pPr>
+        <w:pStyle w:val="Content"/>
+      </w:pPr>
+      <w:r>
+        <w:t>限制方面：</w:t>
+      </w:r>
+      <w:commentRangeStart w:id="17"/>
+      <w:r>
+        <w:t>採單一隨機種子與確定性物理引擎</w:t>
+      </w:r>
+      <w:commentRangeEnd w:id="17"/>
+      <w:r>
+        <w:rPr>
+          <w:rStyle w:val="CommentReference"/>
+        </w:rPr>
+        <w:commentReference w:id="17"/>
+      </w:r>
+      <w:r>
+        <w:t>，尚未完成跨種子補跑；</w:t>
+      </w:r>
+      <w:commentRangeStart w:id="18"/>
+      <w:r>
+        <w:t>控制決策以單自由度前向接近為主</w:t>
+      </w:r>
+      <w:commentRangeEnd w:id="18"/>
+      <w:r>
+        <w:rPr>
+          <w:rStyle w:val="CommentReference"/>
+        </w:rPr>
+        <w:commentReference w:id="18"/>
+      </w:r>
+      <w:r>
+        <w:t>（沿接近軸前進或停止），D2 雖含側向掃描定位，接近段仍由估距驅動前向運動；</w:t>
+      </w:r>
+      <w:commentRangeStart w:id="19"/>
+      <w:r>
+        <w:t>預定停止距離固定為 0.35 m</w:t>
+      </w:r>
+      <w:commentRangeEnd w:id="19"/>
+      <w:r>
+        <w:rPr>
+          <w:rStyle w:val="CommentReference"/>
+        </w:rPr>
+        <w:commentReference w:id="19"/>
+      </w:r>
+      <w:r>
+        <w:t>；</w:t>
+      </w:r>
+      <w:commentRangeStart w:id="20"/>
+      <w:r>
+        <w:t>桌面高度目標在約 0.32 m 以內距離編碼失效</w:t>
+      </w:r>
+      <w:commentRangeEnd w:id="20"/>
+      <w:r>
+        <w:rPr>
+          <w:rStyle w:val="CommentReference"/>
+        </w:rPr>
+        <w:commentReference w:id="20"/>
+      </w:r>
+      <w:r>
+        <w:t>，故該近距內不做閉環量測宣稱。控制器全程不讀取目標真實世界座標；全部結論僅在模擬中成立，不含實機部署評估。每臂三十回合涵蓋走廊內不同目標位置，但在單一隨機種子與確定性引擎下，不等同於三十組獨立模擬環境實現（跨種子列未來工作）。</w:t>
+      </w:r>
+    </w:p>
+    <w:p>
+      <w:pPr>
+        <w:pStyle w:val="Header2"/>
+      </w:pPr>
+      <w:r>
+        <w:t>1.4 名詞解釋與研究貢獻</w:t>
+      </w:r>
+    </w:p>
+    <w:p>
+      <w:pPr>
+        <w:pStyle w:val="Content"/>
+      </w:pPr>
+      <w:r>
+        <w:t>英文術語與程式名稱於首次出現時附中文；其後以中文為主。常用縮寫：GMO（原始輸出結構）、WPM（波傳播模型）、</w:t>
+      </w:r>
+      <w:commentRangeStart w:id="21"/>
+      <w:r>
+        <w:t>SNR（配對移除定義之偵測訊噪比，見 3.3）</w:t>
+      </w:r>
+      <w:commentRangeEnd w:id="21"/>
+      <w:r>
+        <w:rPr>
+          <w:rStyle w:val="CommentReference"/>
+        </w:rPr>
+        <w:commentReference w:id="21"/>
+      </w:r>
+      <w:r>
+        <w:t>、</w:t>
+      </w:r>
+      <w:commentRangeStart w:id="22"/>
+      <w:r>
+        <w:t>RMSE、r／ρ、IK、seed</w:t>
+      </w:r>
+      <w:commentRangeEnd w:id="22"/>
+      <w:r>
+        <w:rPr>
+          <w:rStyle w:val="CommentReference"/>
+        </w:rPr>
+        <w:commentReference w:id="22"/>
+      </w:r>
+      <w:r>
+        <w:t>、episode、standoff（0.35 m）、對位、多點定位。感測包絡：可穩定偵測的感測器—目標幾何範圍。</w:t>
+      </w:r>
+      <w:commentRangeStart w:id="23"/>
+      <w:r>
+        <w:t>指標失效：表面到達率可被走廊寬度撐高</w:t>
+      </w:r>
+      <w:commentRangeEnd w:id="23"/>
+      <w:r>
+        <w:rPr>
+          <w:rStyle w:val="CommentReference"/>
+        </w:rPr>
+        <w:commentReference w:id="23"/>
+      </w:r>
+      <w:r>
+        <w:t>；主指標改為停止—目標相關性與盲走消融。</w:t>
+      </w:r>
+      <w:commentRangeStart w:id="24"/>
+      <w:r>
+        <w:t>盲走臂：量測管線同聲學臂，僅估距改無資訊值</w:t>
+      </w:r>
+      <w:commentRangeEnd w:id="24"/>
+      <w:r>
+        <w:rPr>
+          <w:rStyle w:val="CommentReference"/>
+        </w:rPr>
+        <w:commentReference w:id="24"/>
+      </w:r>
+      <w:r>
+        <w:t>（Meyes 等 [11]）。操作定義細節見第三章。</w:t>
+      </w:r>
+    </w:p>
+    <w:p>
+      <w:pPr>
+        <w:pStyle w:val="Content"/>
+      </w:pPr>
+      <w:commentRangeStart w:id="25"/>
+      <w:r>
+        <w:t>貢獻定位（全文一句）</w:t>
+      </w:r>
+      <w:commentRangeEnd w:id="25"/>
+      <w:r>
+        <w:rPr>
+          <w:rStyle w:val="CommentReference"/>
+        </w:rPr>
+        <w:commentReference w:id="25"/>
+      </w:r>
+      <w:r>
+        <w:t>：在 Isaac Sim 6.0 RTX Acoustic／WPM 配置下，建立包絡優先的超音波感測回授驗證流程；以配對移除、三臂資訊消融與姿態稽核，驗證 UR10e 在不使用目標真值時可完成模擬內閉環接近，並在原生輸出缺乏可用側向資訊時，以手臂多視點測距恢復二維定位。下列五項為同一流程的分層表述；數值細節與表格見第四、五章，此處不重列。</w:t>
+      </w:r>
+    </w:p>
+    <w:p>
+      <w:pPr>
+        <w:pStyle w:val="Content"/>
+      </w:pPr>
+      <w:r>
+        <w:t>（一）感測包絡：以選定格點之配對移除與 SNR 地圖界定可偵測幾何，供任務擺位（第四章）。（二）聲學閉環主結果：包絡內三臂消融，腕載 UR10e 純聲學接近，盲走失能（第五章 5.1–5.2）。（三）夾取整合：接近後以聲學估距對位，升舉為接觸觸發附著（5.3；摩擦夾持不在推論範圍）。（四）側向：四重證偽後以多點定位恢復二維並完成三臂（4.3、5.4）。（五）效度骨架：三臂（Meyes 等 [11]）、預註冊（Nosek 等 [5]）與稽核之組合，可推廣至其他模擬感測回授。</w:t>
+      </w:r>
+    </w:p>
+    <w:p>
+      <w:pPr>
+        <w:pStyle w:val="Header2"/>
+      </w:pPr>
+      <w:r>
+        <w:t>1.5 實驗平台與軟硬體環境</w:t>
+      </w:r>
+    </w:p>
+    <w:p>
+      <w:pPr>
+        <w:pStyle w:val="Content"/>
+      </w:pPr>
+      <w:r>
+        <w:t>為讓跨領域讀者先建立共同語境，本節以白話說明模擬平台、聲學模組與手臂／夾爪，並標註官方文件。聲學資料結構與場景尺寸見第三章；平台在文獻中的位置見第二章。本節只當「環境地圖」，不重複後續實驗結果。</w:t>
+      </w:r>
+    </w:p>
+    <w:p>
+      <w:pPr>
+        <w:pStyle w:val="Content"/>
+      </w:pPr>
+      <w:r>
+        <w:t>NVIDIA Isaac Sim 6.0 是本研究所用的機器人模擬平台官方發行版[32]。它建立在 Omniverse（NVIDIA 的三維協作與模擬基礎平台）之上，整合 GPU 加速物理、光線追蹤渲染，以及 USD（Universal Scene Description，場景描述格式），並可載入工業機械手臂等官方資產，使運動與感測能在可重複、可程式化的虛擬場景中同時進行（平台綜述見 Gao 等 [27]）。本研究採本機獨立執行，目的是在可控幾何與材質下驗證超聲感測回授接近；推論不及於任一真實工廠現場之等價部署。Isaac Lab 是同一生態系、偏強化學習訓練的延伸框架[31]；本文控制器為規則式、未做強化學習，Isaac Lab 僅列未來路徑（6.3 節）。</w:t>
+      </w:r>
+    </w:p>
+    <w:p>
+      <w:pPr>
+        <w:pStyle w:val="Content"/>
+      </w:pPr>
+      <w:r>
+        <w:t>RTX Acoustic 是 Isaac Sim 內建的實驗性超音波感測模組[28]：在虛擬場景中以 GPU 產生回波波形，供距離與偵測等特徵使用；輸出不是點雲，也不是深度圖。波傳播模型 WPM 屬幾何光線追蹤式路徑模擬[30]，會與目標、桌面、手臂連桿等幾何交互，因此「什麼擺位讀得到目標」才有量測意義。原始輸出結構 GMO 以信號路徑序列記錄振幅[29]；欄位限制與重建細節見 3.1 節。重要邊界：不保證與商用晶片（如 TDK CH201）實機波形一致；結論皆為模擬內任務級、趨勢級表述（2.2、2.4、6.2 節）。</w:t>
+      </w:r>
+    </w:p>
+    <w:p>
+      <w:pPr>
+        <w:pStyle w:val="Content"/>
+      </w:pPr>
+      <w:r>
+        <w:t>機械手臂為 Universal Robots 的 UR10e 六軸協作臂官方資產。依原廠規格，約為六個旋轉關節、工作半徑 1,300 mm、額定負載 12.5 kg 的 e-Series 機型[21]，常見於桌面尺度工業與研究任務。本研究在模擬中載入資產並以逆向運動學驅動，不涵蓋實體控制器或實機安全認證。末端夾爪為 Robotiq 2F-85 二指自適應夾爪，最大開口約 85 mm[12]；與 UR10e 一併載入，但僅在夾取實驗（第五章 D3）啟用閉合與升舉。夾持相關限制見 5.3 與 6.2 節。</w:t>
+      </w:r>
+    </w:p>
+    <w:p>
+      <w:pPr>
+        <w:pStyle w:val="Content"/>
+      </w:pPr>
+      <w:r>
+        <w:t>可記成一條鏈：Isaac Sim 提供場景與物理 → RTX Acoustic（WPM／GMO）提供虛擬超聲觀測 → UR10e 提供六軸運動 → Robotiq 2F-85 在夾取段提供二指執行器。後續各章的包絡、閉環與消融都建在此鏈上。官方文件最新版以網址為準：Isaac Sim[32]；RTX Acoustic[28]；GMO[29]；RTX 感測總覽[30]；UR10e[21]；2F-85[12]。</w:t>
+      </w:r>
+    </w:p>
+    <w:p>
+      <w:pPr>
+        <w:pStyle w:val="Header1"/>
+      </w:pPr>
+      <w:r>
+        <w:t>第二章、文獻探討</w:t>
+      </w:r>
+    </w:p>
+    <w:p>
+      <w:pPr>
+        <w:pStyle w:val="Header2"/>
+      </w:pPr>
+      <w:r>
+        <w:t>2.1 機器人非視覺感測與超音波測距</w:t>
+      </w:r>
+    </w:p>
+    <w:p>
+      <w:pPr>
+        <w:pStyle w:val="Content"/>
+      </w:pPr>
+      <w:r>
+        <w:t>工業手臂近距工作中，非視覺距離感測仍有其位置。協作機器人與工業手臂常進入狹窄、遮蔽或人機共處的空間；此時只靠相機，往往難以穩定取得「還有多遠」這類近距幾何資訊。Alatise 等 [13]指出，多模態感測融合——其中包含超音波與其他非視覺距離量測——可補足視覺在反光、低照度與遮擋下的不足。對本研究而言，UR10e 腕部附近的主動聲學感測並非要取代相機，而是在固定的</w:t>
+      </w:r>
+      <w:commentRangeStart w:id="26"/>
+      <w:r>
+        <w:t>工具中心點（Tool Center Point, TCP：手臂末端工具的參考點）</w:t>
+      </w:r>
+      <w:commentRangeEnd w:id="26"/>
+      <w:r>
+        <w:rPr>
+          <w:rStyle w:val="CommentReference"/>
+        </w:rPr>
+        <w:commentReference w:id="26"/>
+      </w:r>
+      <w:r>
+        <w:t>幾何下，提供可重複的距離相關觀測。</w:t>
+      </w:r>
+    </w:p>
+    <w:p>
+      <w:pPr>
+        <w:pStyle w:val="Content"/>
+      </w:pPr>
+      <w:r>
+        <w:t xml:space="preserve">時間飛行（Time-of-Flight, ToF）相機以主動打光量測深度，He 等 [9]綜述其進展，也提醒多徑反射與動態範圍限制，常需搭配其他近距（proximity）感測。Zhmud 等 [7]以機器人（含手臂）掛載超音波為例，強調近距量測必須校正感測器姿態、反射面法向與安裝幾何。本研究沿此脈絡，把感測器安裝姿態與「感測器—目標」相對幾何列為可稽核變量（實驗記錄稱 </w:t>
+      </w:r>
+      <w:commentRangeStart w:id="27"/>
+      <w:r>
+        <w:t xml:space="preserve">Geometry Passport，即「幾何護照」</w:t>
+      </w:r>
+      <w:commentRangeEnd w:id="27"/>
+      <w:r>
+        <w:rPr>
+          <w:rStyle w:val="CommentReference"/>
+        </w:rPr>
+        <w:commentReference w:id="27"/>
+      </w:r>
+      <w:r>
+        <w:t xml:space="preserve">：掛載與場景幾何寫清楚、可核對）。</w:t>
+      </w:r>
+    </w:p>
+    <w:p>
+      <w:pPr>
+        <w:pStyle w:val="Content"/>
+      </w:pPr>
+      <w:r>
+        <w:t>主動聲學回波亦見於小型機器人：Dümbgen 等 [17]展示在無視覺條件下，可聽域（人耳可聽頻率範圍附近）主動回波仍能估計障礙距離；這與 Isaac Sim 中 RTX Acoustic 的主動聲學模擬屬同一技術族。文獻共識可概括為兩點：末端非視覺測距具工業互補價值；但量測品質高度依賴幾何與環境。因此本研究的推論範圍限於可控變量下的可行性與因果歸屬，而非部署級測距精度。</w:t>
+      </w:r>
+    </w:p>
+    <w:p>
+      <w:pPr>
+        <w:pStyle w:val="Content"/>
+      </w:pPr>
+      <w:r>
+        <w:t>更廣的聲源與距離定位文獻，進一步支持本研究的量測設計。Valin 等 [4]回顧機器人聲源定位，指出陣列幾何、多路徑與殘響是距離與方位估計的共同挑戰；Tsuchiya 等 [19]則以室內多路徑到達時間做無地圖自我定位，顯示即使在強反射室內，時間域到達資訊仍可能帶有空間訊息。這兩條線共同支持以「配對移除」分離目標回波與背景多路徑（程序見 3.3 節），而不是把整條波形直接當成距離真理。</w:t>
+      </w:r>
+    </w:p>
+    <w:p>
+      <w:pPr>
+        <w:pStyle w:val="Header2"/>
+      </w:pPr>
+      <w:r>
+        <w:t>2.2 模擬與虛實整合（Sim-to-Real）</w:t>
+      </w:r>
+    </w:p>
+    <w:p>
+      <w:pPr>
+        <w:pStyle w:val="Content"/>
+      </w:pPr>
+      <w:r>
+        <w:t>本節討論：為何在模擬裡做，以及模擬結論能講到哪裡。Gao 等 [27]為 NVIDIA Isaac Sim 的專題綜述，指出模擬已成機器人研究的基礎設施。平台建立在 Omniverse（三維協作與模擬基礎環境）上，整合 GPU 加速 PhysX 物理引擎、RTX 光線追蹤渲染與 USD 場景描述，並內建彩色影像／深度、光達（LiDAR）、慣性量測單元（IMU）等感測模擬。該綜述亦指出 Isaac Lab 可支援大規模並行強化學習；Mittal 等 [20]的 Orbit 是其系譜前身，後續併入 Isaac Lab 生態。本研究以 Isaac Sim 6.0 為主實驗平台；Isaac Lab 僅保留為未來延伸路徑（見 1.5、6.3 節）。</w:t>
+      </w:r>
+    </w:p>
+    <w:p>
+      <w:pPr>
+        <w:pStyle w:val="Content"/>
+      </w:pPr>
+      <w:r>
+        <w:t>近年 Isaac Sim 被用於動態場景建置[24]、Sim-to-Real 策略遷移[25]與工業操作驗證[23]。但 Gao 等 [27]並未專論 RTX Acoustic；模擬器輸出也不是物理真值。Höfer 等 [16]強調應以任務級指標談遷移，</w:t>
+      </w:r>
+      <w:commentRangeStart w:id="28"/>
+      <w:r>
+        <w:t>不宜假設「模擬波形＝實機波形」</w:t>
+      </w:r>
+      <w:commentRangeEnd w:id="28"/>
+      <w:r>
+        <w:rPr>
+          <w:rStyle w:val="CommentReference"/>
+        </w:rPr>
+        <w:commentReference w:id="28"/>
+      </w:r>
+      <w:r>
+        <w:t>。本研究採同一邊界：RTX Acoustic 特徵只當趨勢級距離推理的可行性證據，不是 TDK CH201 等實機波形的對照標準。</w:t>
+      </w:r>
+    </w:p>
+    <w:p>
+      <w:pPr>
+        <w:pStyle w:val="Content"/>
+      </w:pPr>
+      <w:r>
+        <w:t>模擬的另一價值是大規模強化學習。Rudin 等 [18]展示以 GPU 並行數千環境，可在短時間內訓練四足行走策略；Schulman 等 [3]的</w:t>
+      </w:r>
+      <w:commentRangeStart w:id="29"/>
+      <w:r>
+        <w:t>近端策略最佳化（Proximal Policy Optimization, PPO）</w:t>
+      </w:r>
+      <w:commentRangeEnd w:id="29"/>
+      <w:r>
+        <w:rPr>
+          <w:rStyle w:val="CommentReference"/>
+        </w:rPr>
+        <w:commentReference w:id="29"/>
+      </w:r>
+      <w:r>
+        <w:t>則是常見的策略優化演算法。本文現行控制器是規則式比例步進，並未使用 PPO 或任何學習型策略；上述文獻只說明：若未來要以強化學習取代規則控制器，Isaac Sim／Isaac Lab 已提供可行的訓練基礎設施，且仍須沿用本文的三臂效度框架以防「學到場景捷徑」（詳見第六章）。</w:t>
+      </w:r>
+    </w:p>
+    <w:p>
+      <w:pPr>
+        <w:pStyle w:val="Header2"/>
+      </w:pPr>
+      <w:r>
+        <w:t>2.3 室內環境與距離特徵</w:t>
+      </w:r>
+    </w:p>
+    <w:p>
+      <w:pPr>
+        <w:pStyle w:val="Content"/>
+      </w:pPr>
+      <w:r>
+        <w:t>室內超聲不能「看一個峰就當距離」；本節說明原因與本文的保守立場。封閉工業環境中，回波會受牆面與工件反射影響，距離很少是單一路徑量測。Liu 等 [14]指出，</w:t>
+      </w:r>
+      <w:commentRangeStart w:id="30"/>
+      <w:r>
+        <w:t>早期反射能量可作距離的弱趨勢指標</w:t>
+      </w:r>
+      <w:commentRangeEnd w:id="30"/>
+      <w:r>
+        <w:rPr>
+          <w:rStyle w:val="CommentReference"/>
+        </w:rPr>
+        <w:commentReference w:id="30"/>
+      </w:r>
+      <w:r>
+        <w:t>，但仍受房間幾何與材質制約。因此本文不以厘米級絕對測距為宣稱目標，而以摘要特徵檢驗「距離趨勢是否足以支撐感測回授」；特徵定義見第三章。</w:t>
+      </w:r>
+    </w:p>
+    <w:p>
+      <w:pPr>
+        <w:pStyle w:val="Content"/>
+      </w:pPr>
+      <w:r>
+        <w:t>所謂多路徑（multipath），指聲波除了「打到目標再回來」的最短路徑外，還會經牆面、桌面等多次反彈才到達接收器；殘響（reverberation）則是較晚到的回波在時間上拖尾疊加。兩者使波形同時混有多種幾何來源，單看一個峰值不足以斷定物理路徑。本文因此採取保守量測：模擬與實體絕對精度不在推論範圍；而以配對移除隔離目標貢獻（程序見 3.3 節），並以峰值位置隨距離的線性趨勢建立距離編碼。</w:t>
+      </w:r>
+    </w:p>
+    <w:p>
+      <w:pPr>
+        <w:pStyle w:val="Content"/>
+      </w:pPr>
+      <w:r>
+        <w:t>室內聲學模擬的保真評估已有方法學傳統。Brinkmann 等 [8]的</w:t>
+      </w:r>
+      <w:commentRangeStart w:id="31"/>
+      <w:r>
+        <w:t>跨實驗室輪測（round-robin：同一題目多實驗室各自跑再比較）</w:t>
+      </w:r>
+      <w:commentRangeEnd w:id="31"/>
+      <w:r>
+        <w:rPr>
+          <w:rStyle w:val="CommentReference"/>
+        </w:rPr>
+        <w:commentReference w:id="31"/>
+      </w:r>
+      <w:r>
+        <w:t>顯示不同引擎對早期反射與殘響時間的預測常有系統差，故「模擬—實機」不宜直接等價。Scheibler 等 [6]的 PyRoomAcoustics 提供影像來源法（image-source：以鏡像聲源近似房間反射）的開放實作；dEchorate 等 [15]則提供已校正的房間脈衝響應資料集，供演算法基準測試。這些工作多聚焦固定陣列與房間聲學；機械手臂載具下、幾何隨時間改變的動態場景可偵測度，仍是較少被系統量測的切入點——此即第四章包絡實驗的文獻位置。</w:t>
+      </w:r>
+    </w:p>
+    <w:p>
+      <w:pPr>
+        <w:pStyle w:val="Header2"/>
+      </w:pPr>
+      <w:r>
+        <w:t>2.4 RTX Acoustic 與感測輸出（GMO）</w:t>
+      </w:r>
+    </w:p>
+    <w:p>
+      <w:pPr>
+        <w:pStyle w:val="Content"/>
+      </w:pPr>
+      <w:r>
+        <w:t>以下說明 RTX Acoustic 是什麼、為何選它，以及它不能被當成什麼。Isaac Sim 6.0 提供 RTX Acoustic 超音波感測模組[28]，屬實驗性功能：在虛擬場景中以 GPU 產生回波資料（以信號路徑 signal way 組織），</w:t>
+      </w:r>
+      <w:commentRangeStart w:id="33"/>
+      <w:r>
+        <w:t>不輸出點雲</w:t>
+      </w:r>
+      <w:commentRangeEnd w:id="33"/>
+      <w:r>
+        <w:rPr>
+          <w:rStyle w:val="CommentReference"/>
+        </w:rPr>
+        <w:commentReference w:id="33"/>
+      </w:r>
+      <w:r>
+        <w:t>。本研究把它視為「可控幾何下的合成超音波觀測」，用來檢驗感測回授接近是否可行，以及訊號裡到底有沒有側向等資訊（後者見第四章；閉環與消融見第五章）。</w:t>
+      </w:r>
+    </w:p>
+    <w:p>
+      <w:pPr>
+        <w:pStyle w:val="Content"/>
+      </w:pPr>
+      <w:r>
+        <w:t>可用白話區分兩類模擬。</w:t>
+      </w:r>
+      <w:commentRangeStart w:id="32"/>
+      <w:r>
+        <w:t>參數化模型用公式直接產生「看起來合理」的回波</w:t>
+      </w:r>
+      <w:commentRangeEnd w:id="32"/>
+      <w:r>
+        <w:rPr>
+          <w:rStyle w:val="CommentReference"/>
+        </w:rPr>
+        <w:commentReference w:id="32"/>
+      </w:r>
+      <w:r>
+        <w:t>（例如依距離套固定衰減），算得快，但對場景裡真實擺放的物體可能不敏感——目標移了，輸出卻幾乎不變。光線追蹤式模型則追蹤聲波與場景幾何（目標、桌面、手臂連桿）的反射路徑，輸出會隨位置、大小、角度改變。只有後者，「量測感測器在什麼幾何下讀得到目標」才有意義——此為選用 RTX Acoustic／WPM 的主要理由，也是第四章包絡量測的技術前提。</w:t>
+      </w:r>
+    </w:p>
+    <w:p>
+      <w:pPr>
+        <w:pStyle w:val="Content"/>
+      </w:pPr>
+      <w:r>
+        <w:t>官方說明輸出包含發射端、接收端、通道與振幅取樣[28]；本研究由此整理峰值位置與早期能量等特徵，定義與流程見第三章。Gao 等 [27]平台綜述未涵蓋此模組；學術上相近的延伸案例包括 Song 等 [26]的 OceanSim，顯示 Isaac Sim 可做成專用光線追蹤式感測管線。再次強調邊界：RTX Acoustic 不保證與實機 CH201 波形一致；全文結論以任務級、趨勢級指標表述，推論不及部署級測距精度。</w:t>
+      </w:r>
+    </w:p>
+    <w:p>
+      <w:pPr>
+        <w:pStyle w:val="Header2"/>
+      </w:pPr>
+      <w:r>
+        <w:t>2.5 感測回授式接近與視覺語義操作對照</w:t>
+      </w:r>
+    </w:p>
+    <w:p>
+      <w:pPr>
+        <w:pStyle w:val="Content"/>
+      </w:pPr>
+      <w:r>
+        <w:t>本文與視覺—語言操作路線是分工，而不是互相取代。視覺語言模型（Vision-Language Model, VLM）同時理解影像與自然語言，強項是「場景裡有什麼、大概在哪」的語義層次；但空間精度受影像與訓練資料限制，且在低照度、反光或遮蔽下容易失效。非視覺接近文獻則常結合主動聲學、ToF 或觸覺，做最後一公尺（last-meter）精細靠近。</w:t>
+      </w:r>
+    </w:p>
+    <w:p>
+      <w:pPr>
+        <w:pStyle w:val="Content"/>
+      </w:pPr>
+      <w:r>
+        <w:t>本研究聚焦</w:t>
+      </w:r>
+      <w:commentRangeStart w:id="34"/>
+      <w:r>
+        <w:t>已知搜尋走廊（目標被允許出現的工作帶）</w:t>
+      </w:r>
+      <w:commentRangeEnd w:id="34"/>
+      <w:r>
+        <w:rPr>
+          <w:rStyle w:val="CommentReference"/>
+        </w:rPr>
+        <w:commentReference w:id="34"/>
+      </w:r>
+      <w:r>
+        <w:t>內、以超聲距離趨勢驅動接近，而非端到端語義操作。這與「VLM 粗定位＋非視覺精接近」的混合式（hybrid）階層互補：上層管場景理解與大範圍導航，下層管最後一段非視覺距離回授。超聲的互補點很具體：不依賴光學條件，並對已知方向上的距離提供公分級連續回授。</w:t>
+      </w:r>
+    </w:p>
+    <w:p>
+      <w:pPr>
+        <w:pStyle w:val="Content"/>
+      </w:pPr>
+      <w:r>
+        <w:t>機器人操作有時還會把連續感測映射成離散任務狀態（例如「目標在不在」「是否已進入可夾取範圍」），再驅動行為。本文立場是：先證明訊號裡「有什麼、沒有什麼」，再談學習式狀態估計。因此第四章先做包絡與側向證偽，第五章以消融對照確立距離趨勢能否驅動閉環；學習式狀態估計留待因果地基之後（第六章），避免在資訊是否存在都未查清時就訓練模型、結果難以歸因。</w:t>
+      </w:r>
+    </w:p>
+    <w:p>
+      <w:pPr>
+        <w:pStyle w:val="Header2"/>
+      </w:pPr>
+      <w:r>
+        <w:t>2.6 模擬驗證邊界與消融式因果檢驗</w:t>
+      </w:r>
+    </w:p>
+    <w:p>
+      <w:pPr>
+        <w:pStyle w:val="Content"/>
+      </w:pPr>
+      <w:r>
+        <w:t>模擬特別適合回答某些因果問題，但也有明確效力邊界。模擬的長處是變因可控、量測可重現：可以只移動一個物體、只改一個角度，並取得可逐位重複的量測。因此「拿掉某一項資訊，看系統是否失能」的消融式檢驗可以做得很乾淨；在實體環境裡，雜訊與不可重現性往往使同等嚴格的對照難以成立。</w:t>
+      </w:r>
+    </w:p>
+    <w:p>
+      <w:pPr>
+        <w:pStyle w:val="Content"/>
+      </w:pPr>
+      <w:r>
+        <w:t>模擬的短處也必須先講清楚。本研究所用確定性引擎</w:t>
+      </w:r>
+      <w:commentRangeStart w:id="35"/>
+      <w:r>
+        <w:t>不含實體感測器的熱雜訊與元件變異</w:t>
+      </w:r>
+      <w:commentRangeEnd w:id="35"/>
+      <w:r>
+        <w:rPr>
+          <w:rStyle w:val="CommentReference"/>
+        </w:rPr>
+        <w:commentReference w:id="35"/>
+      </w:r>
+      <w:r>
+        <w:t>，也不完整建模頻率相關的聲學物理（見第四章負結果）。故所有正負結果都標註為「模擬環境內的因果驗證」；能否轉移到實體系統，須另以實機任務級實驗確認（第六章）。第六章 6.2 節的推論範圍清單，即是把本節立場寫成全文邊界。</w:t>
+      </w:r>
+    </w:p>
+    <w:p>
+      <w:pPr>
+        <w:pStyle w:val="Header2"/>
+      </w:pPr>
+      <w:r>
+        <w:t>2.7 聲學陣列、多點定位與合成孔徑</w:t>
+      </w:r>
+    </w:p>
+    <w:p>
+      <w:pPr>
+        <w:pStyle w:val="Content"/>
+      </w:pPr>
+      <w:r>
+        <w:t>單次超聲測距沒有左右資訊時，文獻上有兩大類解法；本文選其中一條。單一收發器大致只能量「指向方向上的距離」，無法分辨目標在左或在右。第一類解法是多元件陣列：多個接收器同時收音，用到達時間差或</w:t>
+      </w:r>
+      <w:commentRangeStart w:id="36"/>
+      <w:r>
+        <w:t>波束成形（beamforming：依幾何延遲把多路訊號對齊相加，形成指向性）</w:t>
+      </w:r>
+      <w:commentRangeEnd w:id="36"/>
+      <w:r>
+        <w:rPr>
+          <w:rStyle w:val="CommentReference"/>
+        </w:rPr>
+        <w:commentReference w:id="36"/>
+      </w:r>
+      <w:r>
+        <w:t>解方位。Kerstens 等 [10]的嵌入式即時三維成像聲納是此路線代表。前提是各接收器訊號能被獨立取得——第四章顯示現行模擬輸出不區分接收器身分，故陣列路線在本模擬環境中不可行。</w:t>
+      </w:r>
+    </w:p>
+    <w:p>
+      <w:pPr>
+        <w:pStyle w:val="Content"/>
+      </w:pPr>
+      <w:r>
+        <w:t>第二類解法不增加接收器，而增加量測位置。多點定位（multilateration）在多個已知位置各量一次距離，以幾何交會解座標；Kapoor 等 [2]的分散式超音波信標室內定位是典型例子。</w:t>
+      </w:r>
+      <w:commentRangeStart w:id="37"/>
+      <w:r>
+        <w:t>合成孔徑（synthetic aperture）</w:t>
+      </w:r>
+      <w:commentRangeEnd w:id="37"/>
+      <w:r>
+        <w:rPr>
+          <w:rStyle w:val="CommentReference"/>
+        </w:rPr>
+        <w:commentReference w:id="37"/>
+      </w:r>
+      <w:r>
+        <w:t>則讓單一感測器在移動中連續量測，等效成更大孔徑；Hayes 等 [1]回顧其在聲納領域的發展。本研究第五章的側向方案屬此一族：手臂本身當移動平台，在五個橫向錯開位置各取距離，再以最小平方交會解二維座標。相較信標方案須在環境預佈發射器，本方案只使用手臂既有運動自由度，不新增硬體。</w:t>
+      </w:r>
+    </w:p>
+    <w:p>
+      <w:pPr>
+        <w:pStyle w:val="Header2"/>
+      </w:pPr>
+      <w:r>
+        <w:t>2.8 文獻缺口與本研究定位</w:t>
+      </w:r>
+    </w:p>
+    <w:p>
+      <w:pPr>
+        <w:pStyle w:val="Content"/>
+      </w:pPr>
+      <w:r>
+        <w:t>綜合前述，各技術元件（超音波近接、手臂閉環、多點定位、Isaac Sim 操作）在文獻中各自成熟；少見的是把下列交集放在同一條可重跑鏈上：Isaac Sim 6.0 RTX Acoustic／WPM、UR10e 腕載、配對移除包絡、不讀目標真值的閉環接近、聲學／盲走／開環資訊消融，以及原生側向證偽後以手臂多視點恢復二維位置。表 2.1 以工作類型對照「常見有／本研究有」，用於回答「與既有工作差在哪」，而非主張任一元件為首次發明。</w:t>
+      </w:r>
+    </w:p>
+    <w:p>
+      <w:pPr>
+        <w:pStyle w:val="Content"/>
+        <w:jc w:val="center"/>
+      </w:pPr>
+      <w:commentRangeStart w:id="39"/>
+      <w:r>
+        <w:t>表 2.1 最接近工作類型與本研究之對照</w:t>
+      </w:r>
+      <w:commentRangeEnd w:id="39"/>
+      <w:r>
+        <w:rPr>
+          <w:rStyle w:val="CommentReference"/>
+        </w:rPr>
+        <w:commentReference w:id="39"/>
+      </w:r>
+      <w:r>
+        <w:t>（✓＝該類型文獻中常見；✗＝少見或未見於該組合；「部分」＝有但不完整）</w:t>
+      </w:r>
+    </w:p>
+    <w:tbl>
+      <w:tblPr>
+        <w:tblW w:type="auto" w:w="0"/>
+        <w:tblLook w:firstColumn="1" w:firstRow="1" w:lastColumn="0" w:lastRow="0" w:noHBand="0" w:noVBand="1" w:val="04A0"/>
+      </w:tblPr>
+      <w:tblGrid>
+        <w:gridCol w:w="1442"/>
+        <w:gridCol w:w="1442"/>
+        <w:gridCol w:w="1442"/>
+        <w:gridCol w:w="1442"/>
+        <w:gridCol w:w="1442"/>
+        <w:gridCol w:w="1442"/>
+      </w:tblGrid>
+      <w:tr>
+        <w:trPr>
+          <w:tblHeader/>
+        </w:trPr>
+        <w:tc>
+          <w:tcPr>
+            <w:tcW w:type="dxa" w:w="1442"/>
+          </w:tcPr>
+          <w:p>
+            <w:r>
+              <w:t>工作類型</w:t>
+            </w:r>
+          </w:p>
+        </w:tc>
+        <w:tc>
+          <w:tcPr>
+            <w:tcW w:type="dxa" w:w="1442"/>
+          </w:tcPr>
+          <w:p>
+            <w:r>
+              <w:t>超音波</w:t>
+            </w:r>
+          </w:p>
+        </w:tc>
+        <w:tc>
+          <w:tcPr>
+            <w:tcW w:type="dxa" w:w="1442"/>
+          </w:tcPr>
+          <w:p>
+            <w:r>
+              <w:t>機械手臂</w:t>
+            </w:r>
+          </w:p>
+        </w:tc>
+        <w:tc>
+          <w:tcPr>
+            <w:tcW w:type="dxa" w:w="1442"/>
+          </w:tcPr>
+          <w:p>
+            <w:r>
+              <w:t>閉環接近</w:t>
+            </w:r>
+          </w:p>
+        </w:tc>
+        <w:tc>
+          <w:tcPr>
+            <w:tcW w:type="dxa" w:w="1442"/>
+          </w:tcPr>
+          <w:p>
+            <w:r>
+              <w:t>Isaac 超音波模組</w:t>
+            </w:r>
+          </w:p>
+        </w:tc>
+        <w:tc>
+          <w:tcPr>
+            <w:tcW w:type="dxa" w:w="1442"/>
+          </w:tcPr>
+          <w:p>
+            <w:r>
+              <w:t>資訊消融對照</w:t>
+            </w:r>
+          </w:p>
+        </w:tc>
+      </w:tr>
+      <w:tr>
+        <w:tc>
+          <w:tcPr>
+            <w:tcW w:type="dxa" w:w="1442"/>
+          </w:tcPr>
+          <w:p>
+            <w:r>
+              <w:t>超音波近接感測（抓取前）</w:t>
+            </w:r>
+          </w:p>
+        </w:tc>
+        <w:tc>
+          <w:tcPr>
+            <w:tcW w:type="dxa" w:w="1442"/>
+          </w:tcPr>
+          <w:p>
+            <w:r>
+              <w:t>✓</w:t>
+            </w:r>
+          </w:p>
+        </w:tc>
+        <w:tc>
+          <w:tcPr>
+            <w:tcW w:type="dxa" w:w="1442"/>
+          </w:tcPr>
+          <w:p>
+            <w:r>
+              <w:t>部分</w:t>
+            </w:r>
+          </w:p>
+        </w:tc>
+        <w:tc>
+          <w:tcPr>
+            <w:tcW w:type="dxa" w:w="1442"/>
+          </w:tcPr>
+          <w:p>
+            <w:r>
+              <w:t>部分</w:t>
+            </w:r>
+          </w:p>
+        </w:tc>
+        <w:tc>
+          <w:tcPr>
+            <w:tcW w:type="dxa" w:w="1442"/>
+          </w:tcPr>
+          <w:p>
+            <w:r>
+              <w:t>✗</w:t>
+            </w:r>
+          </w:p>
+        </w:tc>
+        <w:tc>
+          <w:tcPr>
+            <w:tcW w:type="dxa" w:w="1442"/>
+          </w:tcPr>
+          <w:p>
+            <w:r>
+              <w:t>少見</w:t>
+            </w:r>
+          </w:p>
+        </w:tc>
+      </w:tr>
+      <w:tr>
+        <w:tc>
+          <w:tcPr>
+            <w:tcW w:type="dxa" w:w="1442"/>
+          </w:tcPr>
+          <w:p>
+            <w:r>
+              <w:t>Isaac Sim 手臂操作評估</w:t>
+            </w:r>
+          </w:p>
+        </w:tc>
+        <w:tc>
+          <w:tcPr>
+            <w:tcW w:type="dxa" w:w="1442"/>
+          </w:tcPr>
+          <w:p>
+            <w:r>
+              <w:t>✗／其他感測</w:t>
+            </w:r>
+          </w:p>
+        </w:tc>
+        <w:tc>
+          <w:tcPr>
+            <w:tcW w:type="dxa" w:w="1442"/>
+          </w:tcPr>
+          <w:p>
+            <w:r>
+              <w:t>✓</w:t>
+            </w:r>
+          </w:p>
+        </w:tc>
+        <w:tc>
+          <w:tcPr>
+            <w:tcW w:type="dxa" w:w="1442"/>
+          </w:tcPr>
+          <w:p>
+            <w:r>
+              <w:t>✓</w:t>
+            </w:r>
+          </w:p>
+        </w:tc>
+        <w:tc>
+          <w:tcPr>
+            <w:tcW w:type="dxa" w:w="1442"/>
+          </w:tcPr>
+          <w:p>
+            <w:r>
+              <w:t>✗</w:t>
+            </w:r>
+          </w:p>
+        </w:tc>
+        <w:tc>
+          <w:tcPr>
+            <w:tcW w:type="dxa" w:w="1442"/>
+          </w:tcPr>
+          <w:p>
+            <w:r>
+              <w:t>不一定</w:t>
+            </w:r>
+          </w:p>
+        </w:tc>
+      </w:tr>
+      <w:tr>
+        <w:tc>
+          <w:tcPr>
+            <w:tcW w:type="dxa" w:w="1442"/>
+          </w:tcPr>
+          <w:p>
+            <w:r>
+              <w:t>超音波定位／多點測距</w:t>
+            </w:r>
+          </w:p>
+        </w:tc>
+        <w:tc>
+          <w:tcPr>
+            <w:tcW w:type="dxa" w:w="1442"/>
+          </w:tcPr>
+          <w:p>
+            <w:r>
+              <w:t>✓</w:t>
+            </w:r>
+          </w:p>
+        </w:tc>
+        <w:tc>
+          <w:tcPr>
+            <w:tcW w:type="dxa" w:w="1442"/>
+          </w:tcPr>
+          <w:p>
+            <w:r>
+              <w:t>移動平台為主</w:t>
+            </w:r>
+          </w:p>
+        </w:tc>
+        <w:tc>
+          <w:tcPr>
+            <w:tcW w:type="dxa" w:w="1442"/>
+          </w:tcPr>
+          <w:p>
+            <w:r>
+              <w:t>部分</w:t>
+            </w:r>
+          </w:p>
+        </w:tc>
+        <w:tc>
+          <w:tcPr>
+            <w:tcW w:type="dxa" w:w="1442"/>
+          </w:tcPr>
+          <w:p>
+            <w:r>
+              <w:t>✗</w:t>
+            </w:r>
+          </w:p>
+        </w:tc>
+        <w:tc>
+          <w:tcPr>
+            <w:tcW w:type="dxa" w:w="1442"/>
+          </w:tcPr>
+          <w:p>
+            <w:r>
+              <w:t>✗</w:t>
+            </w:r>
+          </w:p>
+        </w:tc>
+      </w:tr>
+      <w:tr>
+        <w:tc>
+          <w:tcPr>
+            <w:tcW w:type="dxa" w:w="1442"/>
+          </w:tcPr>
+          <w:p>
+            <w:r>
+              <w:t>本研究實驗全鏈</w:t>
+            </w:r>
+          </w:p>
+        </w:tc>
+        <w:tc>
+          <w:tcPr>
+            <w:tcW w:type="dxa" w:w="1442"/>
+          </w:tcPr>
+          <w:p>
+            <w:r>
+              <w:t>✓</w:t>
+            </w:r>
+          </w:p>
+        </w:tc>
+        <w:tc>
+          <w:tcPr>
+            <w:tcW w:type="dxa" w:w="1442"/>
+          </w:tcPr>
+          <w:p>
+            <w:r>
+              <w:t>UR10e 六軸臂</w:t>
+            </w:r>
+          </w:p>
+        </w:tc>
+        <w:tc>
+          <w:tcPr>
+            <w:tcW w:type="dxa" w:w="1442"/>
+          </w:tcPr>
+          <w:p>
+            <w:r>
+              <w:t>✓</w:t>
+            </w:r>
+          </w:p>
+        </w:tc>
+        <w:tc>
+          <w:tcPr>
+            <w:tcW w:type="dxa" w:w="1442"/>
+          </w:tcPr>
+          <w:p>
+            <w:r>
+              <w:t>✓</w:t>
+            </w:r>
+          </w:p>
+        </w:tc>
+        <w:tc>
+          <w:tcPr>
+            <w:tcW w:type="dxa" w:w="1442"/>
+          </w:tcPr>
+          <w:p>
+            <w:r>
+              <w:t>✓（三組對照臂）</w:t>
+            </w:r>
+          </w:p>
+        </w:tc>
+      </w:tr>
+    </w:tbl>
+    <w:p/>
+    <w:p>
+      <w:pPr>
+        <w:pStyle w:val="Content"/>
+      </w:pPr>
+      <w:r>
+        <w:t>因此，貢獻不在新物理模型或新交會公式，而在</w:t>
+      </w:r>
+      <w:commentRangeStart w:id="38"/>
+      <w:r>
+        <w:t>模擬可行性研究（simulation-based feasibility study）</w:t>
+      </w:r>
+      <w:commentRangeEnd w:id="38"/>
+      <w:r>
+        <w:rPr>
+          <w:rStyle w:val="CommentReference"/>
+        </w:rPr>
+        <w:commentReference w:id="38"/>
+      </w:r>
+      <w:r>
+        <w:t>的方法組合：先檢查感測特徵是否穩定可重複，再以三臂消融檢查特徵能否驅動行為，夾取作為任務鏈下游與限制分析；學習式估計留待因果地基之後（第六章）。第三章方法與場景；第四章包絡與負結果；第五章閉環、夾取與二維定位；第六章收回推論範圍。</w:t>
+      </w:r>
+    </w:p>
+    <w:p>
+      <w:pPr>
+        <w:pStyle w:val="Header1"/>
+      </w:pPr>
+      <w:r>
+        <w:t>第三章、研究方法</w:t>
+      </w:r>
+    </w:p>
+    <w:p>
+      <w:pPr>
+        <w:pStyle w:val="Header2"/>
+      </w:pPr>
+      <w:r>
+        <w:t>3.1 WPM 感測模型與 GMO 資料結構</w:t>
+      </w:r>
+    </w:p>
+    <w:p>
+      <w:pPr>
+        <w:pStyle w:val="Content"/>
+      </w:pPr>
+      <w:r>
+        <w:t>本章先交代模擬裡的超聲訊號從哪來、長什麼樣子，以及距離怎麼從波形算出來。RTX Acoustic 的</w:t>
+      </w:r>
+      <w:commentRangeStart w:id="40"/>
+      <w:r>
+        <w:t>波傳播模型（Wave Propagation Model, WPM）屬幾何光線追蹤式聲波模擬</w:t>
+      </w:r>
+      <w:commentRangeEnd w:id="40"/>
+      <w:r>
+        <w:rPr>
+          <w:rStyle w:val="CommentReference"/>
+        </w:rPr>
+        <w:commentReference w:id="40"/>
+      </w:r>
+      <w:r>
+        <w:t>[30]，不是只靠公式套衰減的參數化近場模型。WPM 會追蹤聲波與場景幾何（立方體目標、桌面、手臂連桿等）的反射交互，因此感測器—目標相對幾何一變，輸出就可能變——這也是第四章能用配對移除系統性畫「感測包絡」的技術前提。</w:t>
+      </w:r>
+    </w:p>
+    <w:p>
+      <w:pPr>
+        <w:pStyle w:val="Content"/>
+      </w:pPr>
+      <w:r>
+        <w:t>WPM 的原始輸出稱為 Generic Model Output（GMO）。依官方格式[29]，GMO 以信號路徑（signal way）為單位，記錄各發射器（TX）／接收器（RX）／通道組合下的振幅樣本序列。本研究所用組態為兩個聲學掛載點（相距 0.10 m）、單一接收群組，中心頻率 40 kHz。</w:t>
+      </w:r>
+    </w:p>
+    <w:p>
+      <w:pPr>
+        <w:pStyle w:val="Content"/>
+      </w:pPr>
+      <w:r>
+        <w:t>把緩衝區還原成時間波形時，</w:t>
+      </w:r>
+      <w:commentRangeStart w:id="41"/>
+      <w:r>
+        <w:t>必須依「每條路徑的樣本數」把資料切開再接成一條時間軸</w:t>
+      </w:r>
+      <w:commentRangeEnd w:id="41"/>
+      <w:r>
+        <w:rPr>
+          <w:rStyle w:val="CommentReference"/>
+        </w:rPr>
+        <w:commentReference w:id="41"/>
+      </w:r>
+      <w:r>
+        <w:t>；不能把通道編號欄位誤當成時間索引——否則峰值位置會壞掉（例如恆為零）。這是管線正確性的硬條件，細節屬實作層，正文只保留上述原則。</w:t>
+      </w:r>
+    </w:p>
+    <w:p>
+      <w:pPr>
+        <w:pStyle w:val="Content"/>
+      </w:pPr>
+      <w:r>
+        <w:t>GMO 的</w:t>
+      </w:r>
+      <w:commentRangeStart w:id="42"/>
+      <w:r>
+        <w:t>時間偏移欄位（timeOffsetNs）在 Isaac Sim 6.0 恆為 0</w:t>
+      </w:r>
+      <w:commentRangeEnd w:id="42"/>
+      <w:r>
+        <w:rPr>
+          <w:rStyle w:val="CommentReference"/>
+        </w:rPr>
+        <w:commentReference w:id="42"/>
+      </w:r>
+      <w:r>
+        <w:t>，不能拿來算飛行時間。距離改由：峰值樣本索引（多幀平均波形中，振幅絕對值最大的取樣點）× 樣本週期 × 聲速 ÷ 2，此即超音波時間飛行（Time-of-Flight, ToF）測距的標準形式（Zhmud 等 [7]；主動深度脈絡見 He 等 [9]）。此外，發射／接收／通道身分在本組態下亦不區分接收器（每幀恆為 (0, 0, 0)）；第四章側向實驗以實測資料記錄此限制，而非只憑文件。場景建立後還有確定性啟動暫態，且逐幀能量常有小幅跳動，故</w:t>
+      </w:r>
+      <w:commentRangeStart w:id="43"/>
+      <w:r>
+        <w:t>量測一律多幀平均，並配合 3.3 節稽核剔除不穩定量測</w:t>
+      </w:r>
+      <w:commentRangeEnd w:id="43"/>
+      <w:r>
+        <w:rPr>
+          <w:rStyle w:val="CommentReference"/>
+        </w:rPr>
+        <w:commentReference w:id="43"/>
+      </w:r>
+      <w:r>
+        <w:t>。</w:t>
+      </w:r>
+    </w:p>
+    <w:p>
+      <w:pPr>
+        <w:pStyle w:val="Header2"/>
+      </w:pPr>
+      <w:r>
+        <w:t>3.2 樣本週期自校</w:t>
+      </w:r>
+    </w:p>
+    <w:p>
+      <w:pPr>
+        <w:pStyle w:val="Content"/>
+      </w:pPr>
+      <w:r>
+        <w:t>距離公式裡的「樣本週期」必須每批實驗當場自校，理由如下。樣本週期若用錯，全部距離估計會一起偏掉。本研究</w:t>
+      </w:r>
+      <w:commentRangeStart w:id="44"/>
+      <w:r>
+        <w:t>不沿用外部或舊批次常數，而在每一批新實驗中當場自校</w:t>
+      </w:r>
+      <w:commentRangeEnd w:id="44"/>
+      <w:r>
+        <w:rPr>
+          <w:rStyle w:val="CommentReference"/>
+        </w:rPr>
+        <w:commentReference w:id="44"/>
+      </w:r>
+      <w:r>
+        <w:t>：感測器固定，目標沿視軸放到 20 個已知距離（約 0.15–1.20 m）；每點先等 40 個模擬影格穩定，再取 24 影格平均波形讀峰值位置；以峰值位置對已知距離做最小平方法（OLS）迴歸，由斜率反推樣本週期（</w:t>
+      </w:r>
+      <w:commentRangeStart w:id="45"/>
+      <w:r>
+        <w:t>樣本週期 = 2 ÷（斜率 × 聲速）</w:t>
+      </w:r>
+      <w:commentRangeEnd w:id="45"/>
+      <w:r>
+        <w:rPr>
+          <w:rStyle w:val="CommentReference"/>
+        </w:rPr>
+        <w:commentReference w:id="45"/>
+      </w:r>
+      <w:r>
+        <w:t>）。斜率與截距即為該批實驗的距離預測模型：之後任一段峰值位置，都以（峰值位置 − 截距）÷ 斜率換成距離。此「已知距離掃描自校」與機器人超聲應用中的校正脈絡一致（Zhmud 等 [7]）。</w:t>
+      </w:r>
+    </w:p>
+    <w:p>
+      <w:pPr>
+        <w:pStyle w:val="Content"/>
+      </w:pPr>
+      <w:r>
+        <w:t>自校以兩種幾何交叉檢查：一是</w:t>
+      </w:r>
+      <w:commentRangeStart w:id="46"/>
+      <w:r>
+        <w:t>視軸（boresight，感測器指向軸）</w:t>
+      </w:r>
+      <w:commentRangeEnd w:id="46"/>
+      <w:r>
+        <w:rPr>
+          <w:rStyle w:val="CommentReference"/>
+        </w:rPr>
+        <w:commentReference w:id="46"/>
+      </w:r>
+      <w:r>
+        <w:t>高度掃描；二是目標放在桌面高度的掃描（須另計垂直高度差）。兩者獨立得到的樣本週期分別約 103.09 µs 與 100.77 µs，接近引擎預設約 102.4 µs，顯示跨幾何大致一致。但後續換算仍一律採用當輪自校值，不假設固定常數可跨場景沿用。重要邊界：自校階段使用已知距離；進入控制回合後，目標真值只寫進記錄欄、不進控制分支（見 3.5 節與第五章）。</w:t>
+      </w:r>
+    </w:p>
+    <w:p>
+      <w:pPr>
+        <w:pStyle w:val="Header2"/>
+      </w:pPr>
+      <w:r>
+        <w:t>3.3 實驗方法學：四支柱</w:t>
+      </w:r>
+    </w:p>
+    <w:p>
+      <w:pPr>
+        <w:pStyle w:val="Content"/>
+      </w:pPr>
+      <w:r>
+        <w:t>後續實驗共同遵守四條方法紀律，用以保證「成功」能歸因到聲學資訊。</w:t>
+      </w:r>
+    </w:p>
+    <w:p>
+      <w:pPr>
+        <w:pStyle w:val="Content"/>
+      </w:pPr>
+      <w:r>
+        <w:t xml:space="preserve">支柱一：包絡優先（envelope-first）。先用配對移除與偵測訊噪比（SNR）地圖回答「在什麼幾何下讀得到目標」，再把手臂任務放進已驗證包絡——先驗證感測，再建控制。配對移除程序：同場景、同姿態，先量有目標波形，再物理移除目標量背景，並與緊接的重複量測（雜訊底）比較。動機是分離目標回波與背景多路徑（Valin 等 [4]；Tsuchiya 等 [19]；Liu 等 [14]）。本文 SNR 定義為 </w:t>
+      </w:r>
+      <w:commentRangeStart w:id="47"/>
+      <w:r>
+        <w:t xml:space="preserve">max|W有目標 − W無目標| ÷ max|W有目標 − W雜訊參考|</w:t>
+      </w:r>
+      <w:commentRangeEnd w:id="47"/>
+      <w:r>
+        <w:rPr>
+          <w:rStyle w:val="CommentReference"/>
+        </w:rPr>
+        <w:commentReference w:id="47"/>
+      </w:r>
+      <w:r>
+        <w:t xml:space="preserve">，其中 W 為多幀平均波形；SNR 大於 10 判為可偵測。此 SNR 是操作型偵測指標，不是通訊工程的功率譜 SNR。</w:t>
+      </w:r>
+    </w:p>
+    <w:p>
+      <w:pPr>
+        <w:pStyle w:val="Content"/>
+      </w:pPr>
+      <w:r>
+        <w:t>支柱二：三臂對照。每一組閉環實驗都配三條臂，且共用同一組隨機種子與同一批目標位置：聲學臂用估距做接近與停止；盲走臂量測管線完全相同，</w:t>
+      </w:r>
+      <w:commentRangeStart w:id="48"/>
+      <w:r>
+        <w:t>只把控制器可用的估距換成無資訊值（正無窮）</w:t>
+      </w:r>
+      <w:commentRangeEnd w:id="48"/>
+      <w:r>
+        <w:rPr>
+          <w:rStyle w:val="CommentReference"/>
+        </w:rPr>
+        <w:commentReference w:id="48"/>
+      </w:r>
+      <w:r>
+        <w:t>，使停止條件永不成立；開環臂完全不量測，只走固定行程。盲走屬資訊消融（ablation）：拿掉單一資訊通道、保留其餘管線，以檢驗該通道是否必要（Meyes 等 [11]）。任何閉環宣稱都必須通過「盲走失能」：若盲走也差不多成功，就表示成功可能來自走廊幾何，而非聲學。</w:t>
+      </w:r>
+    </w:p>
+    <w:p>
+      <w:pPr>
+        <w:pStyle w:val="Content"/>
+      </w:pPr>
+      <w:r>
+        <w:t>支柱三：預註冊判準（preregistration）。通過／失敗標準寫在執行規格中，</w:t>
+      </w:r>
+      <w:commentRangeStart w:id="49"/>
+      <w:r>
+        <w:t>執行前鎖定，避免看完結果再改門檻（資料窺探）</w:t>
+      </w:r>
+      <w:commentRangeEnd w:id="49"/>
+      <w:r>
+        <w:rPr>
+          <w:rStyle w:val="CommentReference"/>
+        </w:rPr>
+        <w:commentReference w:id="49"/>
+      </w:r>
+      <w:r>
+        <w:t>；此對應開放科學中「先鎖分析計畫、再看結果」的原則（Nosek 等 [5]）。主指標固定為停止位置與目標位置的相關 r 與誤差 RMSE，</w:t>
+      </w:r>
+      <w:commentRangeStart w:id="50"/>
+      <w:r>
+        <w:t>刻意不用單純到達率</w:t>
+      </w:r>
+      <w:commentRangeEnd w:id="50"/>
+      <w:r>
+        <w:rPr>
+          <w:rStyle w:val="CommentReference"/>
+        </w:rPr>
+        <w:commentReference w:id="50"/>
+      </w:r>
+      <w:r>
+        <w:t>——在窄目標帶上，固定行程也可能「看起來常到達」（第六章以實測說明）。</w:t>
+      </w:r>
+    </w:p>
+    <w:p>
+      <w:pPr>
+        <w:pStyle w:val="Content"/>
+      </w:pPr>
+      <w:r>
+        <w:t>支柱四：量測與姿態稽核。</w:t>
+      </w:r>
+      <w:commentRangeStart w:id="51"/>
+      <w:r>
+        <w:t>不合格量測標成無效並排除，不做事後插補</w:t>
+      </w:r>
+      <w:commentRangeEnd w:id="51"/>
+      <w:r>
+        <w:rPr>
+          <w:rStyle w:val="CommentReference"/>
+        </w:rPr>
+        <w:commentReference w:id="51"/>
+      </w:r>
+      <w:r>
+        <w:t>。三類稽核：（一）平穩性——場景啟動暫態與慢震盪，以穩定等待影格與事後漂移檢查剔除；（二）手臂姿態——逐步檢查連桿是否穿桌、穿地等非物理姿態；（三）感測器位姿——確認水平視軸與掛載高度等校正前提仍成立。第三類是所有距離校正結果有效的前提。</w:t>
+      </w:r>
+    </w:p>
+    <w:p>
+      <w:pPr>
+        <w:pStyle w:val="Header2"/>
+      </w:pPr>
+      <w:r>
+        <w:t>3.4 場景建構與物件操作</w:t>
+      </w:r>
+    </w:p>
+    <w:p>
+      <w:pPr>
+        <w:pStyle w:val="Content"/>
+      </w:pPr>
+      <w:r>
+        <w:t>實驗場景與物件／手臂的移動方式如下，目的是維持聲學可比性。全部實驗共用同一基準場景，每次模擬器啟動以程式重建：工作桌約 1.2 m × 0.8 m × 0.40 m，置於手臂基座前方（桌面中心距基座約 1.05 m）；UR10e 固定於原點，並載入 Robotiq 2F-85 夾爪（僅第五章 D3 真正啟用夾取動作）。超音波感測器有兩種掛法：第四章與 D1 可為獨立放置、未掛臂的感測器物件；D1.5 與 D3 則</w:t>
+      </w:r>
+      <w:commentRangeStart w:id="53"/>
+      <w:r>
+        <w:t>掛於腕部連桿並前伸 0.25 m，以離開夾爪機構的聲學陰影</w:t>
+      </w:r>
+      <w:commentRangeEnd w:id="53"/>
+      <w:r>
+        <w:rPr>
+          <w:rStyle w:val="CommentReference"/>
+        </w:rPr>
+        <w:commentReference w:id="53"/>
+      </w:r>
+      <w:r>
+        <w:t>。兩種情形下感測器均離地約 0.65 m、視軸水平朝前，並由位姿稽核逐步確認。目標為桌面上的長方體（尺寸見各實驗）；隨機位置由固定種子在預劃範圍內均勻抽取，三臂共用同一批目標。</w:t>
+      </w:r>
+    </w:p>
+    <w:p>
+      <w:pPr>
+        <w:pStyle w:val="Content"/>
+      </w:pPr>
+      <w:r>
+        <w:t>在模擬中移動物件的方式是</w:t>
+      </w:r>
+      <w:commentRangeStart w:id="52"/>
+      <w:r>
+        <w:t>直接改寫空間位置，使下一影格出現在指定處，而非以物理力推動</w:t>
+      </w:r>
+      <w:commentRangeEnd w:id="52"/>
+      <w:r>
+        <w:rPr>
+          <w:rStyle w:val="CommentReference"/>
+        </w:rPr>
+        <w:commentReference w:id="52"/>
+      </w:r>
+      <w:r>
+        <w:t>。此操作對聲學是否有效，已由前置探針驗證：移動目標後，波形變化遠大於背景雜訊；「刪除目標」與「移到遠處」效果一致。配對移除中的「移除目標」即自場景刪除該物件。每次位置變動後的標準量測時序為：</w:t>
+      </w:r>
+      <w:commentRangeStart w:id="54"/>
+      <w:r>
+        <w:t>先等 40 影格消化暫態，再取 24 影格並拆成前後兩段各 12 影格平均</w:t>
+      </w:r>
+      <w:commentRangeEnd w:id="54"/>
+      <w:r>
+        <w:rPr>
+          <w:rStyle w:val="CommentReference"/>
+        </w:rPr>
+        <w:commentReference w:id="54"/>
+      </w:r>
+      <w:r>
+        <w:t>；若兩段早期能量相差超過 5%，判定不平稳、該點無效。手臂移動則直接寫入關節角（運動學寫入），每步後同樣等待與量測；感測器隨臂移動的聲學有效性，另由第五章各實驗的啟動閘門探針確認。</w:t>
+      </w:r>
+    </w:p>
+    <w:p>
+      <w:pPr>
+        <w:pStyle w:val="Header2"/>
+      </w:pPr>
+      <w:r>
+        <w:t>3.5 聲學特徵定義與閉環控制律</w:t>
+      </w:r>
+    </w:p>
+    <w:p>
+      <w:pPr>
+        <w:pStyle w:val="Content"/>
+      </w:pPr>
+      <w:r>
+        <w:t>從波形取出的特徵，以及如何變成手臂動作，定義如下。特徵一：</w:t>
+      </w:r>
+      <w:commentRangeStart w:id="55"/>
+      <w:r>
+        <w:t>峰值樣本索引——多幀平均波形中振幅絕對值最大的取樣點位置</w:t>
+      </w:r>
+      <w:commentRangeEnd w:id="55"/>
+      <w:r>
+        <w:rPr>
+          <w:rStyle w:val="CommentReference"/>
+        </w:rPr>
+        <w:commentReference w:id="55"/>
+      </w:r>
+      <w:r>
+        <w:t>。物理意義是最強回波的到達時間，與往返距離成正比，故隨距離線性後移（ToF 標準解釋見 Zhmud 等 [7]；He 等 [9]）。這是全部距離估計的依據；第四章亦顯示它對能量慢震盪相對免疫。特徵二：</w:t>
+      </w:r>
+      <w:commentRangeStart w:id="56"/>
+      <w:r>
+        <w:t>早期能量——平均波形前 20 個取樣點的振幅平方和</w:t>
+      </w:r>
+      <w:commentRangeEnd w:id="56"/>
+      <w:r>
+        <w:rPr>
+          <w:rStyle w:val="CommentReference"/>
+        </w:rPr>
+        <w:commentReference w:id="56"/>
+      </w:r>
+      <w:r>
+        <w:t>，代表近程回波總強度。它只用於配對移除的 SNR（4.1 節）與平穩性稽核（3.4 節），不用來推距離：能量同時受距離、尺寸、材質與場景耦合，複雜場景不可靠。</w:t>
+      </w:r>
+    </w:p>
+    <w:p>
+      <w:pPr>
+        <w:pStyle w:val="Content"/>
+      </w:pPr>
+      <w:r>
+        <w:t>閉環控制律以 D1.5（感測器掛於手臂）為例，因果鏈分五步：（一）量測——依 3.4 節取得平均波形，讀峰值位置；（二）預測——用 3.2 節自校模型換成感測器至目標的三維距離，再以</w:t>
+      </w:r>
+      <w:commentRangeStart w:id="57"/>
+      <w:r>
+        <w:t>已知垂直高度差（約 0.19–0.20 m）換成水平距離估計</w:t>
+      </w:r>
+      <w:commentRangeEnd w:id="57"/>
+      <w:r>
+        <w:rPr>
+          <w:rStyle w:val="CommentReference"/>
+        </w:rPr>
+        <w:commentReference w:id="57"/>
+      </w:r>
+      <w:r>
+        <w:t>；（三）決策——若水平估距 ≤ 預定停止距離 0.35 m 則停止，否則沿接近軸前進 0.05 m；（四）執行——以逆向運動學把末端目標解成六軸關節角並寫入，</w:t>
+      </w:r>
+      <w:commentRangeStart w:id="80"/>
+      <w:r>
+        <w:t>以上一步解為初值（暖啟動）</w:t>
+      </w:r>
+      <w:commentRangeEnd w:id="80"/>
+      <w:r>
+        <w:rPr>
+          <w:rStyle w:val="CommentReference"/>
+        </w:rPr>
+        <w:commentReference w:id="80"/>
+      </w:r>
+      <w:r>
+        <w:t>並限制單步關節變化，避免多解之間亂跳；（五）稽核——檢查手臂姿態與感測器位姿後，回到（一）。另有兩道與聲學無關的安全護欄：最多 40 步，以及</w:t>
+      </w:r>
+      <w:commentRangeStart w:id="59"/>
+      <w:r>
+        <w:t>走廊端點強制停止</w:t>
+      </w:r>
+      <w:commentRangeEnd w:id="59"/>
+      <w:r>
+        <w:rPr>
+          <w:rStyle w:val="CommentReference"/>
+        </w:rPr>
+        <w:commentReference w:id="59"/>
+      </w:r>
+      <w:r>
+        <w:t>；觸發時在記錄中與「聲學觸發停止」分開標示。</w:t>
+      </w:r>
+      <w:commentRangeStart w:id="58"/>
+      <w:r>
+        <w:t>目標真實世界座標只進記錄欄，不進任何控制判斷</w:t>
+      </w:r>
+      <w:commentRangeEnd w:id="58"/>
+      <w:r>
+        <w:rPr>
+          <w:rStyle w:val="CommentReference"/>
+        </w:rPr>
+        <w:commentReference w:id="58"/>
+      </w:r>
+      <w:r>
+        <w:t>。</w:t>
+      </w:r>
+    </w:p>
+    <w:p>
+      <w:pPr>
+        <w:pStyle w:val="Content"/>
+      </w:pPr>
+      <w:r>
+        <w:t>三臂差異只在步驟（二）（三），定義見 3.3 節支柱二：聲學臂跑滿五步；盲走臂仍量測但估距作廢；開環臂完全不量測、固定行程。</w:t>
+      </w:r>
+      <w:commentRangeStart w:id="60"/>
+      <w:commentRangeStart w:id="61"/>
+      <w:r>
+        <w:t>控制器保持最簡：固定步長前進、無濾波、無多步預測</w:t>
+      </w:r>
+      <w:commentRangeEnd w:id="61"/>
+      <w:r>
+        <w:rPr>
+          <w:rStyle w:val="CommentReference"/>
+        </w:rPr>
+        <w:commentReference w:id="61"/>
+      </w:r>
+      <w:commentRangeEnd w:id="60"/>
+      <w:r>
+        <w:rPr>
+          <w:rStyle w:val="CommentReference"/>
+        </w:rPr>
+        <w:commentReference w:id="60"/>
+      </w:r>
+      <w:r>
+        <w:t>，使每一次停止都能追溯到單次量測的單一特徵。這是「可歸因」優先於「控制效能」的取捨；更強控制器列第六章未來工作。</w:t>
+      </w:r>
+    </w:p>
+    <w:p>
+      <w:pPr>
+        <w:pStyle w:val="Header2"/>
+      </w:pPr>
+      <w:r>
+        <w:t>3.6 章節間資料鏈</w:t>
+      </w:r>
+    </w:p>
+    <w:p>
+      <w:pPr>
+        <w:pStyle w:val="Content"/>
+      </w:pPr>
+      <w:r>
+        <w:t>後續實驗一層接一層，而不是各自假設；資料鏈如下。資料鏈為：S1 感測包絡界定可偵測幾何 →S2 在包絡內建立距離編碼量化關係 →D1 以未掛臂、可自由移動的感測器隔離驗證「感測＋控制」因果 →D1.5 把感測器掛上 UR10e，加入真實手臂運動學 →D3 延伸到夾取對位與附著升舉；另有 D2 在側向證偽後，以多點定位恢復二維並做三臂閉環（見 5.4 節）。每一層都有預先寫定判準；閉環層皆有消融對照。D1／D1.5 場景直接沿用 S1 包絡與 S2 校正；</w:t>
+      </w:r>
+      <w:commentRangeStart w:id="62"/>
+      <w:r>
+        <w:t>D3 更換目標物前，另以三道前置閘門重測</w:t>
+      </w:r>
+      <w:commentRangeEnd w:id="62"/>
+      <w:r>
+        <w:rPr>
+          <w:rStyle w:val="CommentReference"/>
+        </w:rPr>
+        <w:commentReference w:id="62"/>
+      </w:r>
+      <w:r>
+        <w:t>可偵測性、測距與夾取動作力學，避免「換了物體就偷用舊結論」。</w:t>
+      </w:r>
+    </w:p>
+    <w:p>
+      <w:pPr>
+        <w:pStyle w:val="Content"/>
+      </w:pPr>
+      <w:r>
+        <w:t>校正斜率的可信度另做歸因。不同批次斜率表面上可差約一成，但統計上落在小樣本迴歸不確定度內（點數有限，且峰值索引為整數造成量化）。直接對照實驗亦顯示：同一場景「移目標、感測器固定」與「手臂載感測器移動、目標固定」所得斜率無系統差。結論：斜率主要反映傳播與取樣機制，目標外形主要影響截距；同幾何下理論上可跨目標沿用，但本研究更換目標物時仍一律重做自校以保守。</w:t>
+      </w:r>
+    </w:p>
+    <w:p>
+      <w:pPr>
+        <w:pStyle w:val="Header1"/>
+      </w:pPr>
+      <w:r>
+        <w:t>第四章、感測特性化與包絡</w:t>
+      </w:r>
+    </w:p>
+    <w:p>
+      <w:pPr>
+        <w:pStyle w:val="Header2"/>
+      </w:pPr>
+      <w:r>
+        <w:t>4.1 S1 感測包絡地圖</w:t>
+      </w:r>
+    </w:p>
+    <w:p>
+      <w:pPr>
+        <w:pStyle w:val="Content"/>
+      </w:pPr>
+      <w:r>
+        <w:t>S1 對應第一章 RQ1：感測器在哪些幾何下讀得到目標，包絡邊界在哪。實驗代號 S1。設計為</w:t>
+      </w:r>
+      <w:commentRangeStart w:id="63"/>
+      <w:r>
+        <w:t>四因子配對移除掃描</w:t>
+      </w:r>
+      <w:commentRangeEnd w:id="63"/>
+      <w:r>
+        <w:rPr>
+          <w:rStyle w:val="CommentReference"/>
+        </w:rPr>
+        <w:commentReference w:id="63"/>
+      </w:r>
+      <w:r>
+        <w:t>：距離五個水準（0.15、0.3、0.5、0.8、1.2 m）、目標邊長三個水準（0.04、0.10、0.20 m）、俯仰角三個水準（0°、30°、60°，俯視為正）、干擾物三個水準（無干擾、僅桌面、桌面加手臂）。因子組合裁成 52 個量測格點，分 A–D 四區執行；全數完成，最終 0 格無效（少數格因平穩性未過而重測後通過）。</w:t>
+      </w:r>
+    </w:p>
+    <w:p>
+      <w:pPr>
+        <w:pStyle w:val="Content"/>
+      </w:pPr>
+      <w:r>
+        <w:t>每一格獨立啟動一次模擬器，避免格點間狀態殘留。感測器固定離地 0.65 m，俯仰依格點設定；立方體目標放在視軸延伸線上指定距離（俯仰非零時目標隨視軸放低），使目標中心始終在指向正前方。「桌面」水準把 1.2×0.8 m 實心桌放在目標下方；「桌面加手臂」再把手臂以固定姿態立在感測器正後方約 0.1 m，模擬腕載時背後就是手臂本體的幾何。量測分三段，皆依 3.4 節標準程序（等 40 影格、取 24 影格平均）：先量有目標；再於同條件緊接量一次作雜訊參考（兩者差＝該次工作階段的量測雜訊底）；最後刪除目標量無目標背景。訊噪比依 3.3 節公式由三段波形計算。</w:t>
+      </w:r>
+    </w:p>
+    <w:p>
+      <w:pPr>
+        <w:pStyle w:val="Content"/>
+      </w:pPr>
+      <w:r>
+        <w:t>四區結果摘要如下。A 區（無干擾、水平指向，距離×尺寸）14/15 可偵測；唯一失格是 0.04 m 目標在 1.2 m，SNR 僅 3.9。B 區（俯仰 30°／60°）6/10 可偵測：30° 各距離皆可偵測，60° 僅最近 0.15 m 可偵測。C 區（含桌面，距離×俯仰）9/15 可偵測：水平指向全過（SNR 約 67–148）；30° 僅到約 0.5 m；60° 僅最近距離。D 區（桌面加手臂，距離×尺寸×俯仰）7/12 可偵測：水平指向全過（SNR 約 67–293）；60° 僅 0.3 m、0.20 m 目標可偵測。</w:t>
+      </w:r>
+      <w:commentRangeStart w:id="64"/>
+      <w:r>
+        <w:t>合計 36/52 格可偵測</w:t>
+      </w:r>
+      <w:commentRangeEnd w:id="64"/>
+      <w:r>
+        <w:rPr>
+          <w:rStyle w:val="CommentReference"/>
+        </w:rPr>
+        <w:commentReference w:id="64"/>
+      </w:r>
+      <w:r>
+        <w:t>：已否定「包絡完全不可行」的最壞情境，也未觸發預先寫定的中止條件「有手臂干擾就全數失敗」。圖 4.1 以俯仰 0° 的 SNR 地圖與全格點可偵測率，視覺化上述選定格點包絡（非連續空間全因子場）。</w:t>
+      </w:r>
+    </w:p>
+    <w:p>
+      <w:pPr>
+        <w:pStyle w:val="Content"/>
+        <w:jc w:val="center"/>
+      </w:pPr>
+      <w:r>
+        <w:drawing>
+          <ns3:inline>
+            <ns3:extent cx="4754880" cy="2118768"/>
+            <ns3:docPr id="1" name="Picture 1"/>
+            <ns3:cNvGraphicFramePr>
+              <ns4:graphicFrameLocks noChangeAspect="1"/>
+            </ns3:cNvGraphicFramePr>
+            <ns4:graphic>
+              <ns4:graphicData uri="http://schemas.openxmlformats.org/drawingml/2006/picture">
+                <ns5:pic>
+                  <ns5:nvPicPr>
+                    <ns5:cNvPr id="0" name="fig_4_1_s1_envelope.png"/>
+                    <ns5:cNvPicPr/>
+                  </ns5:nvPicPr>
+                  <ns5:blipFill>
+                    <ns4:blip r:embed="rId24"/>
+                    <ns4:stretch>
+                      <ns4:fillRect/>
+                    </ns4:stretch>
+                  </ns5:blipFill>
+                  <ns5:spPr>
+                    <ns4:xfrm>
+                      <ns4:off x="0" y="0"/>
+                      <ns4:ext cx="4754880" cy="2118768"/>
+                    </ns4:xfrm>
+                    <ns4:prstGeom prst="rect"/>
+                  </ns5:spPr>
+                </ns5:pic>
+              </ns4:graphicData>
+            </ns4:graphic>
+          </ns3:inline>
+        </w:drawing>
+      </w:r>
+    </w:p>
+    <w:p>
+      <w:pPr>
+        <w:pStyle w:val="Content"/>
+        <w:jc w:val="center"/>
+      </w:pPr>
+      <w:r>
+        <w:t>圖 4.1  感測包絡：選定格點下是否讀得到目標（左：水平朝前的偵測訊噪比；右：不同俯仰角的可偵測比例）</w:t>
+      </w:r>
+    </w:p>
+    <w:p>
+      <w:pPr>
+        <w:pStyle w:val="Content"/>
+      </w:pPr>
+      <w:r>
+        <w:t>關鍵發現一：</w:t>
+      </w:r>
+      <w:commentRangeStart w:id="65"/>
+      <w:r>
+        <w:t>主宰因子是「指向」，不是「干擾物」</w:t>
+      </w:r>
+      <w:commentRangeEnd w:id="65"/>
+      <w:r>
+        <w:rPr>
+          <w:rStyle w:val="CommentReference"/>
+        </w:rPr>
+        <w:commentReference w:id="65"/>
+      </w:r>
+      <w:r>
+        <w:t>。水平指向（0°）時，即使桌面與手臂都在，0.10 m 目標在 0.3–0.8 m 仍全可偵測（SNR ≥ 67）。反之俯仰到 60°，即使無干擾物，可偵測格也幾乎全滅。較合理的解釋是立方體近似鏡面反射：大俯角時回波偏離接收方向，而不是被桌、臂「擋住或吸掉」。</w:t>
+      </w:r>
+    </w:p>
+    <w:p>
+      <w:pPr>
+        <w:pStyle w:val="Content"/>
+      </w:pPr>
+      <w:r>
+        <w:t>關鍵發現二：</w:t>
+      </w:r>
+      <w:commentRangeStart w:id="66"/>
+      <w:r>
+        <w:t>感測器後方物體對前向路徑的貢獻，在此確定性模擬下為零</w:t>
+      </w:r>
+      <w:commentRangeEnd w:id="66"/>
+      <w:r>
+        <w:rPr>
+          <w:rStyle w:val="CommentReference"/>
+        </w:rPr>
+        <w:commentReference w:id="66"/>
+      </w:r>
+      <w:r>
+        <w:t>。C 區（僅桌）與 D 區（桌加臂）在相同距離與俯仰下，SNR 數值逐位相同（例如 148.36、94.58、67.67 兩區一致）。因此後方手臂對前向聲學路徑沒有可量測干擾。工程含義：抓取場景若偵測失敗，根因未必是桌臂本身，更常是擺位與指向不對——此點直接指導第五章場景設計。</w:t>
+      </w:r>
+    </w:p>
+    <w:p>
+      <w:pPr>
+        <w:pStyle w:val="Content"/>
+      </w:pPr>
+      <w:r>
+        <w:t>關鍵發現三：目標尺寸有明確下限。0.04 m 目標超過約 1.2 m 即失效（SNR 掉到個位數）；0.10 m 在 0.15–1.2 m 皆可偵測；0.20 m 訊噪比最高（約 216–311）。後續量化特性與閉環實驗因此採用 0.10 m：兼顧可偵測性與接近實際工件尺度。</w:t>
+      </w:r>
+    </w:p>
+    <w:p>
+      <w:pPr>
+        <w:pStyle w:val="Header2"/>
+      </w:pPr>
+      <w:r>
+        <w:t>4.2 S2 感測器量化特性表</w:t>
+      </w:r>
+    </w:p>
+    <w:p>
+      <w:pPr>
+        <w:pStyle w:val="Content"/>
+      </w:pPr>
+      <w:r>
+        <w:t>S2 在已確認可偵測的包絡內，量化距離編碼精度、近距邊界與可重複性。實驗代號 S2。量測刻意採用 S1 的 D 區實戰幾何（桌面加手臂、水平指向、0.10 m 目標），讓後續控制器用的校正來自任務場景，而不是無干擾理想場景。內容含：視軸高度與桌面高度的距離掃描、垂直於視軸的側向掃描（13 點），以及關閉再開模擬器十次的重複性測試。</w:t>
+      </w:r>
+    </w:p>
+    <w:p>
+      <w:pPr>
+        <w:pStyle w:val="Content"/>
+      </w:pPr>
+      <w:r>
+        <w:t>距離編碼結果。視軸高度（z＝0.65 m）三遍獨立掃描：峰值位置與已知距離的</w:t>
+      </w:r>
+      <w:commentRangeStart w:id="67"/>
+      <w:r>
+        <w:t>皮爾森 r＝0.9994，RMSE 1.21 cm</w:t>
+      </w:r>
+      <w:commentRangeEnd w:id="67"/>
+      <w:r>
+        <w:rPr>
+          <w:rStyle w:val="CommentReference"/>
+        </w:rPr>
+        <w:commentReference w:id="67"/>
+      </w:r>
+      <w:r>
+        <w:t>，自校樣本週期 103.09 µs。目標在桌面高度（z＝0.45 m，垂直差固定 0.20 m）：r＝0.9998，在可用距離約 0.32 m 以上 RMSE 為 5.3 mm，自校週期 100.77 µs。</w:t>
+      </w:r>
+      <w:commentRangeStart w:id="68"/>
+      <w:r>
+        <w:t>0.15–0.26 m 近距點因俯視角超過約 50°，被平穩性稽核排除</w:t>
+      </w:r>
+      <w:commentRangeEnd w:id="68"/>
+      <w:r>
+        <w:rPr>
+          <w:rStyle w:val="CommentReference"/>
+        </w:rPr>
+        <w:commentReference w:id="68"/>
+      </w:r>
+      <w:r>
+        <w:t>，符合幾何預期。三遍掃描結果逐位相同（含被排除點）；</w:t>
+      </w:r>
+      <w:commentRangeStart w:id="69"/>
+      <w:r>
+        <w:t>十次重啟重複性測試中，峰值位置完全相同，能量特徵變異係數為 0</w:t>
+      </w:r>
+      <w:commentRangeEnd w:id="69"/>
+      <w:r>
+        <w:rPr>
+          <w:rStyle w:val="CommentReference"/>
+        </w:rPr>
+        <w:commentReference w:id="69"/>
+      </w:r>
+      <w:r>
+        <w:t>。這表示在固定種子下管線高度確定——它證明的是可重算、可稽核，不是「感測器很抗真實雜訊」。圖 4.2 為視軸三遍合併之 peak–距離自校與殘差（當輪 slope/intercept，非固定 T_US）。</w:t>
+      </w:r>
+    </w:p>
+    <w:p>
+      <w:pPr>
+        <w:pStyle w:val="Content"/>
+        <w:jc w:val="center"/>
+      </w:pPr>
+      <w:r>
+        <w:drawing>
+          <ns3:inline>
+            <ns3:extent cx="4754880" cy="2057170"/>
+            <ns3:docPr id="2" name="Picture 2"/>
+            <ns3:cNvGraphicFramePr>
+              <ns4:graphicFrameLocks noChangeAspect="1"/>
+            </ns3:cNvGraphicFramePr>
+            <ns4:graphic>
+              <ns4:graphicData uri="http://schemas.openxmlformats.org/drawingml/2006/picture">
+                <ns5:pic>
+                  <ns5:nvPicPr>
+                    <ns5:cNvPr id="0" name="fig_4_2_s2_distance_cal.png"/>
+                    <ns5:cNvPicPr/>
+                  </ns5:nvPicPr>
+                  <ns5:blipFill>
+                    <ns4:blip r:embed="rId25"/>
+                    <ns4:stretch>
+                      <ns4:fillRect/>
+                    </ns4:stretch>
+                  </ns5:blipFill>
+                  <ns5:spPr>
+                    <ns4:xfrm>
+                      <ns4:off x="0" y="0"/>
+                      <ns4:ext cx="4754880" cy="2057170"/>
+                    </ns4:xfrm>
+                    <ns4:prstGeom prst="rect"/>
+                  </ns5:spPr>
+                </ns5:pic>
+              </ns4:graphicData>
+            </ns4:graphic>
+          </ns3:inline>
+        </w:drawing>
+      </w:r>
+    </w:p>
+    <w:p>
+      <w:pPr>
+        <w:pStyle w:val="Content"/>
+        <w:jc w:val="center"/>
+      </w:pPr>
+      <w:r>
+        <w:t>圖 4.2  距離校正：峰值位置對已知距離的直線擬合，以及估距誤差（公分）</w:t>
+      </w:r>
+    </w:p>
+    <w:p>
+      <w:pPr>
+        <w:pStyle w:val="Content"/>
+      </w:pPr>
+      <w:commentRangeStart w:id="70"/>
+      <w:r>
+        <w:t>校正斜率跨批次表面可差約一成，做了兩層歸因</w:t>
+      </w:r>
+      <w:commentRangeEnd w:id="70"/>
+      <w:r>
+        <w:rPr>
+          <w:rStyle w:val="CommentReference"/>
+        </w:rPr>
+        <w:commentReference w:id="70"/>
+      </w:r>
+      <w:r>
+        <w:t>。統計層：小樣本批次的 95% 信賴區間仍涵蓋主校正值，差異落在估計不確定度內。實驗層：同一場景「移目標、感測器固定」與「手臂載感測器移動、目標固定」各量 13 點，斜率差小於合併標準誤的兩倍，量測方式本身無系統偏差。附帶發現：不同外形目標物解得的斜率相差不到百分之一——斜率主要反映傳播與取樣，外形主要影響截距。</w:t>
+      </w:r>
+    </w:p>
+    <w:p>
+      <w:pPr>
+        <w:pStyle w:val="Header2"/>
+      </w:pPr>
+      <w:r>
+        <w:t>4.3 負結果與失效機制</w:t>
+      </w:r>
+    </w:p>
+    <w:p>
+      <w:pPr>
+        <w:pStyle w:val="Content"/>
+      </w:pPr>
+      <w:r>
+        <w:t>以下誠實記錄三類「做不成或沒有的東西」：單次輸出的左右資訊、頻率參數、腕載陰影；它們直接決定第五章設計與第六章宣稱邊界。</w:t>
+      </w:r>
+    </w:p>
+    <w:p>
+      <w:pPr>
+        <w:pStyle w:val="Content"/>
+      </w:pPr>
+      <w:commentRangeStart w:id="71"/>
+      <w:r>
+        <w:t>側向（左右）四重證偽</w:t>
+      </w:r>
+      <w:commentRangeEnd w:id="71"/>
+      <w:r>
+        <w:rPr>
+          <w:rStyle w:val="CommentReference"/>
+        </w:rPr>
+        <w:commentReference w:id="71"/>
+      </w:r>
+      <w:r>
+        <w:t>——四項獨立實驗全數未過預設判準。（一）能量：兩接收器能量差與目標橫移（±0.15 m）無單調關係（斯皮爾曼 ρ＝0.357，遠低於預設 0.9）。（二）時間：兩路互相關時差幾乎恆定（與橫移的 r 僅約 0.002），且左右對稱，像是管線固定偏移，不是幾何方位。（三）身分：逐幀路徑標籤恆為 (0,0,0)，資料裡沒有分開的接收器身分。（四）分組：改成兩獨立接收群組後，第一路與原組態相同，第二路變成亂跳峰值，引擎不支援分組分離渲染。結論：缺的是引擎輸出層的側向資訊，不是量測太吵或演算法選錯；任何靠單次量測「左右差」的方法在此模擬器中都不可行。第五章因此改走「手臂移動多點測距」的多點定位路線。</w:t>
+      </w:r>
+    </w:p>
+    <w:p>
+      <w:pPr>
+        <w:pStyle w:val="Content"/>
+      </w:pPr>
+      <w:commentRangeStart w:id="72"/>
+      <w:r>
+        <w:t>中心頻率參數無效</w:t>
+      </w:r>
+      <w:commentRangeEnd w:id="72"/>
+      <w:r>
+        <w:rPr>
+          <w:rStyle w:val="CommentReference"/>
+        </w:rPr>
+        <w:commentReference w:id="72"/>
+      </w:r>
+      <w:r>
+        <w:t>。同一場景用 20、30、40、60、80、100 kHz 做相同距離掃描：峰值位置序列六組逐位相同；能量僅有約千萬分之一的浮點尾差，遠小於真實聲學「頻率加倍應出現的吸收／繞射變化」。故引擎未建模頻率相關物理。本文仍選 40 kHz，是因為它對應常見商用超音波頻段與實務距離尺度（波長約 8.6 mm，小於目標；量測距離約 0.4–1.2 m 在該頻段常見射程內），不是模擬內「掃頻選最優」的結果；真實頻段效應須待硬體驗證。</w:t>
+      </w:r>
+    </w:p>
+    <w:p>
+      <w:pPr>
+        <w:pStyle w:val="Content"/>
+      </w:pPr>
+      <w:commentRangeStart w:id="73"/>
+      <w:r>
+        <w:t>腕載聲影</w:t>
+      </w:r>
+      <w:commentRangeEnd w:id="73"/>
+      <w:r>
+        <w:rPr>
+          <w:rStyle w:val="CommentReference"/>
+        </w:rPr>
+        <w:commentReference w:id="73"/>
+      </w:r>
+      <w:r>
+        <w:t>。同一目標在「含手臂與桌面」場景中，配對移除得到的目標貢獻低於約 2.2×10⁻⁵（相對背景能量約 135，已落入浮點雜訊）；在「無手臂」簡單場景中，同尺寸目標貢獻約 1.24×10⁵ 量級（訊號對背景約 6000:1）。落差主因是感測器貼在腕部、被夾爪網格幾何擋住而形成聲學陰影，並非該場景天生不能做聲學。這與 4.1「指向與擺位優先」互相印證，並直接決定第五章採用腕部前伸掛載，使感測器離開陰影區。</w:t>
+      </w:r>
+    </w:p>
+    <w:p>
+      <w:pPr>
+        <w:pStyle w:val="Header1"/>
+      </w:pPr>
+      <w:r>
+        <w:t>第五章、聲學閉環接近</w:t>
+      </w:r>
+    </w:p>
+    <w:p>
+      <w:pPr>
+        <w:pStyle w:val="Header2"/>
+      </w:pPr>
+      <w:r>
+        <w:t>5.1 D1：未掛臂感測器三臂對照（感測＋控制隔離驗證）</w:t>
+      </w:r>
+    </w:p>
+    <w:p>
+      <w:pPr>
+        <w:pStyle w:val="Content"/>
+      </w:pPr>
+      <w:r>
+        <w:t>D1 對應第一章 RQ2 的前半：不讀目標真實座標的純聲學控制，在排除手臂運動學後是否仍成立。若一開始就把感測器掛上 UR10e，估距誤差會與關節限制、IK 等交雜，難以歸因。因此先做 D1：</w:t>
+      </w:r>
+      <w:commentRangeStart w:id="74"/>
+      <w:r>
+        <w:t>感測器是可獨立放置、未掛在實體手臂上的物件</w:t>
+      </w:r>
+      <w:commentRangeEnd w:id="74"/>
+      <w:r>
+        <w:rPr>
+          <w:rStyle w:val="CommentReference"/>
+        </w:rPr>
+        <w:commentReference w:id="74"/>
+      </w:r>
+      <w:r>
+        <w:t>，只檢驗「感測＋控制」這一環；通過後再於 5.2 節掛上手臂做 D1.5。</w:t>
+      </w:r>
+    </w:p>
+    <w:p>
+      <w:pPr>
+        <w:pStyle w:val="Content"/>
+      </w:pPr>
+      <w:r>
+        <w:t>場景：0.10 m 方塊目標在桌面 x 介於 0.45–1.10 m 間隨機放置（</w:t>
+      </w:r>
+      <w:commentRangeStart w:id="75"/>
+      <w:r>
+        <w:t>避開第四章約 0.32 m 以內的桌高失效區</w:t>
+      </w:r>
+      <w:commentRangeEnd w:id="75"/>
+      <w:r>
+        <w:rPr>
+          <w:rStyle w:val="CommentReference"/>
+        </w:rPr>
+        <w:commentReference w:id="75"/>
+      </w:r>
+      <w:r>
+        <w:t xml:space="preserve">，並保留停止距離裕度）。感測器離地 0.65 m、水平朝前，沿 X 軸逐步接近，步長 0.05 m，預定停止距離 0.35 m。每回合：抽目標位置並寫入場景；感測器回到起點 0.60 m；進入 3.5 節「量測—預測—決策—執行—稽核」迴圈——估距大於停止距離則前進，小於等於則停。聲學／盲走／開環三臂各 30 回合，同種子、同目標組；</w:t>
+      </w:r>
+      <w:commentRangeStart w:id="77"/>
+      <w:r>
+        <w:t xml:space="preserve">目標真值只進記錄欄，不進控制</w:t>
+      </w:r>
+      <w:commentRangeEnd w:id="77"/>
+      <w:r>
+        <w:rPr>
+          <w:rStyle w:val="CommentReference"/>
+        </w:rPr>
+        <w:commentReference w:id="77"/>
+      </w:r>
+      <w:r>
+        <w:t xml:space="preserve">。正式實驗前先做 </w:t>
+      </w:r>
+      <w:commentRangeStart w:id="76"/>
+      <w:r>
+        <w:t xml:space="preserve">D0 閘門</w:t>
+      </w:r>
+      <w:commentRangeEnd w:id="76"/>
+      <w:r>
+        <w:rPr>
+          <w:rStyle w:val="CommentReference"/>
+        </w:rPr>
+        <w:commentReference w:id="76"/>
+      </w:r>
+      <w:r>
+        <w:t xml:space="preserve">：目標固定，感測器沿軸移到 13 個已知位置量估距並迴歸，用來確認「移動感測器」本身聲學有效（此前只驗證過移目標）。D0 得 r＝0.9958，通過預設門檻 r≥0.99。</w:t>
+      </w:r>
+    </w:p>
+    <w:p>
+      <w:pPr>
+        <w:pStyle w:val="Content"/>
+      </w:pPr>
+      <w:r>
+        <w:t>D1 結果。聲學臂：</w:t>
+      </w:r>
+      <w:commentRangeStart w:id="78"/>
+      <w:r>
+        <w:t>停止位置與目標 r＝0.9970</w:t>
+      </w:r>
+      <w:commentRangeEnd w:id="78"/>
+      <w:r>
+        <w:rPr>
+          <w:rStyle w:val="CommentReference"/>
+        </w:rPr>
+        <w:commentReference w:id="78"/>
+      </w:r>
+      <w:r>
+        <w:t>，誤差平均 2.1 cm、RMSE 2.5 cm，30/30 誤差≤10 cm，且全數聲學觸發停止。盲走臂：估距被換成無資訊值後完全失能，恆停在走廊護欄 1.15 m，與目標無關，RMSE 79.3 cm，0/30 落入 10 cm。開環臂：固定行程停在 0.425 m，RMSE 16.9 cm，14/30 落入 10 cm。解讀：同一量測與控制管線，只要拿掉聲學資訊就完全失能——接近成功來自估距，不是走廊幾何碰巧造成。</w:t>
+      </w:r>
+    </w:p>
+    <w:p>
+      <w:pPr>
+        <w:pStyle w:val="Header2"/>
+      </w:pPr>
+      <w:r>
+        <w:t>5.2 D1.5：手臂載具三臂對照（主結果）</w:t>
+      </w:r>
+    </w:p>
+    <w:p>
+      <w:pPr>
+        <w:pStyle w:val="Content"/>
+      </w:pPr>
+      <w:r>
+        <w:t>D1.5 把感測器掛上真實 UR10e，檢驗主結果是否仍成立。D1 通過後進入 D1.5（本文主結果）。感測器掛在</w:t>
+      </w:r>
+      <w:commentRangeStart w:id="79"/>
+      <w:r>
+        <w:t>腕部第三連桿（軟體名稱 wrist_3_link）</w:t>
+      </w:r>
+      <w:commentRangeEnd w:id="79"/>
+      <w:r>
+        <w:rPr>
+          <w:rStyle w:val="CommentReference"/>
+        </w:rPr>
+        <w:commentReference w:id="79"/>
+      </w:r>
+      <w:r>
+        <w:t>，並前伸 0.25 m，以離開夾爪機構的聲學陰影（見 4.3 節）。每步以逆向運動學（IK）把末端目標解成六軸角，以上一步解為初值（暖啟動）並限制單步關節變化，減少多解之間亂跳。</w:t>
+      </w:r>
+    </w:p>
+    <w:p>
+      <w:pPr>
+        <w:pStyle w:val="Content"/>
+      </w:pPr>
+      <w:r>
+        <w:t>因重視非物理姿態（連桿穿桌、穿地），D1.5 每步做兩類稽核：姿態稽核——前臂與腕部高度是否低於安全裕度，違規則整回合無效；感測器位姿稽核——水平視軸與掛載高度是否仍符合校正前提。三臂設計同 D1，各 30 回合、同種子同目標。正式前 D0.5 閘門（手臂沿固定路徑接近已知目標）r＝0.9918，姿態與位姿違規皆 0，通過預設閘門。</w:t>
+      </w:r>
+    </w:p>
+    <w:p>
+      <w:pPr>
+        <w:pStyle w:val="Content"/>
+      </w:pPr>
+      <w:r>
+        <w:t xml:space="preserve">D1.5 主結果。聲學臂：r＝0.9856，誤差平均 2.5 cm、RMSE 2.8 cm，30/30 誤差≤10 cm，平均 5.0 步，全數聲學觸發停止。盲走臂：恆停護欄 0.95 m，RMSE 18.9 cm，僅 4/30 落入 10 cm。</w:t>
+      </w:r>
+      <w:commentRangeStart w:id="82"/>
+      <w:r>
+        <w:t xml:space="preserve">開環臂：固定行程停 0.80 m，RMSE 7.8 cm，22/30 落入 10 cm</w:t>
+      </w:r>
+      <w:commentRangeEnd w:id="82"/>
+      <w:r>
+        <w:rPr>
+          <w:rStyle w:val="CommentReference"/>
+        </w:rPr>
+        <w:commentReference w:id="82"/>
+      </w:r>
+      <w:r>
+        <w:t xml:space="preserve">——看起來不差，但 r＝0，並未逐回合追蹤目標。聲學對盲走的停止誤差以 </w:t>
+      </w:r>
+      <w:commentRangeStart w:id="81"/>
+      <w:r>
+        <w:t xml:space="preserve">Welch t 檢定（不假設兩組變異數相等）</w:t>
+      </w:r>
+      <w:commentRangeEnd w:id="81"/>
+      <w:r>
+        <w:rPr>
+          <w:rStyle w:val="CommentReference"/>
+        </w:rPr>
+        <w:commentReference w:id="81"/>
+      </w:r>
+      <w:r>
+        <w:t xml:space="preserve">得 t＝−10.6、p＜0.001（D1 對應 t＝−25.1、p＜0.001）。三臂共 90 回合全有效，姿態／位姿違規 0，IK 失敗 0。相對 D1：r 由 0.997 略降至 0.9856，RMSE 由 2.5 cm 略增至 2.8 cm——掛上真實手臂運動學後精度幾乎無損。</w:t>
+      </w:r>
+    </w:p>
+    <w:p>
+      <w:pPr>
+        <w:pStyle w:val="Content"/>
+        <w:jc w:val="center"/>
+      </w:pPr>
+      <w:r>
+        <w:t>表 5.1  閉環接近三組對照臂（停止位置與目標位置）</w:t>
       </w:r>
     </w:p>
     <w:tbl>
@@ -3585,13 +4180,16 @@
         <w:gridCol w:w="1730"/>
       </w:tblGrid>
       <w:tr>
+        <w:trPr>
+          <w:tblHeader/>
+        </w:trPr>
         <w:tc>
           <w:tcPr>
             <w:tcW w:type="dxa" w:w="1730"/>
           </w:tcPr>
           <w:p>
             <w:r>
-              <w:t>實驗／臂</w:t>
+              <w:t>實驗／對照臂</w:t>
             </w:r>
           </w:p>
         </w:tc>
@@ -3601,7 +4199,7 @@
           </w:tcPr>
           <w:p>
             <w:r>
-              <w:t>r(停止, 目標)</w:t>
+              <w:t>停止位置與目標的相關係數</w:t>
             </w:r>
           </w:p>
         </w:tc>
@@ -3611,7 +4209,7 @@
           </w:tcPr>
           <w:p>
             <w:r>
-              <w:t>停止誤差 mean/RMSE</w:t>
+              <w:t>停止誤差（平均／均方根，公分）</w:t>
             </w:r>
           </w:p>
         </w:tc>
@@ -3621,7 +4219,7 @@
           </w:tcPr>
           <w:p>
             <w:r>
-              <w:t>P(誤差≤10 cm)</w:t>
+              <w:t>誤差≤10 公分的回合</w:t>
             </w:r>
           </w:p>
         </w:tc>
@@ -3631,7 +4229,7 @@
           </w:tcPr>
           <w:p>
             <w:r>
-              <w:t>終止方式</w:t>
+              <w:t>如何停下</w:t>
             </w:r>
           </w:p>
         </w:tc>
@@ -3643,7 +4241,7 @@
           </w:tcPr>
           <w:p>
             <w:r>
-              <w:t>D1 聲學臂（未掛臂感測器）</w:t>
+              <w:t>未掛臂·聲學臂</w:t>
             </w:r>
           </w:p>
         </w:tc>
@@ -3663,7 +4261,7 @@
           </w:tcPr>
           <w:p>
             <w:r>
-              <w:t>2.1 / 2.5 cm</w:t>
+              <w:t>2.1 / 2.5</w:t>
             </w:r>
           </w:p>
         </w:tc>
@@ -3683,7 +4281,7 @@
           </w:tcPr>
           <w:p>
             <w:r>
-              <w:t>聲學觸發</w:t>
+              <w:t>聲學條件觸發</w:t>
             </w:r>
           </w:p>
         </w:tc>
@@ -3695,7 +4293,7 @@
           </w:tcPr>
           <w:p>
             <w:r>
-              <w:t>D1 盲走臂</w:t>
+              <w:t>未掛臂·盲走臂</w:t>
             </w:r>
           </w:p>
         </w:tc>
@@ -3715,7 +4313,7 @@
           </w:tcPr>
           <w:p>
             <w:r>
-              <w:t>77.6 / 79.3 cm</w:t>
+              <w:t>77.6 / 79.3</w:t>
             </w:r>
           </w:p>
         </w:tc>
@@ -3735,7 +4333,7 @@
           </w:tcPr>
           <w:p>
             <w:r>
-              <w:t>撞護欄</w:t>
+              <w:t>撞走廊護欄</w:t>
             </w:r>
           </w:p>
         </w:tc>
@@ -3747,7 +4345,7 @@
           </w:tcPr>
           <w:p>
             <w:r>
-              <w:t>D1 開環臂</w:t>
+              <w:t>未掛臂·開環臂</w:t>
             </w:r>
           </w:p>
         </w:tc>
@@ -3767,7 +4365,7 @@
           </w:tcPr>
           <w:p>
             <w:r>
-              <w:t>13.4 / 16.9 cm</w:t>
+              <w:t>13.4 / 16.9</w:t>
             </w:r>
           </w:p>
         </w:tc>
@@ -3799,7 +4397,7 @@
           </w:tcPr>
           <w:p>
             <w:r>
-              <w:t>D1.5 聲學臂（手臂載具）</w:t>
+              <w:t>手臂主結果·聲學臂</w:t>
             </w:r>
           </w:p>
         </w:tc>
@@ -3819,7 +4417,7 @@
           </w:tcPr>
           <w:p>
             <w:r>
-              <w:t>2.5 / 2.8 cm</w:t>
+              <w:t>2.5 / 2.8</w:t>
             </w:r>
           </w:p>
         </w:tc>
@@ -3839,7 +4437,7 @@
           </w:tcPr>
           <w:p>
             <w:r>
-              <w:t>聲學觸發</w:t>
+              <w:t>聲學條件觸發</w:t>
             </w:r>
           </w:p>
         </w:tc>
@@ -3851,7 +4449,7 @@
           </w:tcPr>
           <w:p>
             <w:r>
-              <w:t>D1.5 盲走臂</w:t>
+              <w:t>手臂主結果·盲走臂</w:t>
             </w:r>
           </w:p>
         </w:tc>
@@ -3871,7 +4469,7 @@
           </w:tcPr>
           <w:p>
             <w:r>
-              <w:t>17.4 / 18.9 cm</w:t>
+              <w:t>17.4 / 18.9</w:t>
             </w:r>
           </w:p>
         </w:tc>
@@ -3891,7 +4489,7 @@
           </w:tcPr>
           <w:p>
             <w:r>
-              <w:t>撞護欄</w:t>
+              <w:t>撞走廊護欄</w:t>
             </w:r>
           </w:p>
         </w:tc>
@@ -3903,7 +4501,7 @@
           </w:tcPr>
           <w:p>
             <w:r>
-              <w:t>D1.5 開環臂</w:t>
+              <w:t>手臂主結果·開環臂</w:t>
             </w:r>
           </w:p>
         </w:tc>
@@ -3923,7 +4521,7 @@
           </w:tcPr>
           <w:p>
             <w:r>
-              <w:t>6.2 / 7.8 cm</w:t>
+              <w:t>6.2 / 7.8</w:t>
             </w:r>
           </w:p>
         </w:tc>
@@ -3952,170 +4550,10 @@
     <w:p/>
     <w:p>
       <w:pPr>
-        <w:pStyle w:val="Header2"/>
-      </w:pPr>
-      <w:r>
-        <w:t>5.3 D3：端到端夾取整合</w:t>
-      </w:r>
-    </w:p>
-    <w:p>
-      <w:pPr>
         <w:pStyle w:val="Content"/>
       </w:pPr>
       <w:r>
-        <w:t>D3 檢驗接近之後能否靠聲學估距完成對位夾取，以及夾持機制能宣稱到哪裡。D3 在停止後執行固定夾取序列：（一）</w:t>
-      </w:r>
-      <w:commentRangeStart w:id="84"/>
-      <w:r>
-        <w:t>用停止當下估距一次推算目標位置</w:t>
-      </w:r>
-      <w:commentRangeEnd w:id="84"/>
-      <w:r>
-        <w:rPr>
-          <w:rStyle w:val="CommentReference"/>
-        </w:rPr>
-        <w:commentReference w:id="84"/>
-      </w:r>
-      <w:r>
-        <w:t>（停止位置加估距）——因校正有效距離下限約 0.32 m，更近處不再聲學閉環；（二）抬到安全高度（指尖高於目標頂約 3 cm），以 2 cm 步長移到推算點上方；（三）下降到夾取高度；（四）閉合並偵測接觸；（五）附著後升舉 0.10 m（5 mm 小步），維持 60 影格後看目標升高是否≥0.05 m。全程不讀目標真值；真值只供事後評對位。目標改為截面 0.06 m、高 0.12 m 的直立長方柱。因換目標，</w:t>
-      </w:r>
-      <w:commentRangeStart w:id="85"/>
-      <w:r>
-        <w:t>正式前三道閘門皆過</w:t>
-      </w:r>
-      <w:commentRangeEnd w:id="85"/>
-      <w:r>
-        <w:rPr>
-          <w:rStyle w:val="CommentReference"/>
-        </w:rPr>
-        <w:commentReference w:id="85"/>
-      </w:r>
-      <w:r>
-        <w:t>：可偵測（三距離 SNR 31.9–82.3，皆＞10）、測距重校 r＝0.996、已知位置完整夾取序列十次姿態零違規。</w:t>
-      </w:r>
-    </w:p>
-    <w:p>
-      <w:pPr>
-        <w:pStyle w:val="Content"/>
-      </w:pPr>
-      <w:r>
-        <w:t>夾持機制如實說明。開發中發現：模擬器指墊摩擦不足以在升舉中持續抓持（二十餘輪排查尺寸、摩擦、質量、閉合速度、高度等皆失敗），故</w:t>
-      </w:r>
-      <w:commentRangeStart w:id="86"/>
-      <w:r>
-        <w:t>改為接觸觸發之附著</w:t>
-      </w:r>
-      <w:commentRangeEnd w:id="86"/>
-      <w:r>
-        <w:rPr>
-          <w:rStyle w:val="CommentReference"/>
-        </w:rPr>
-        <w:commentReference w:id="86"/>
-      </w:r>
-      <w:r>
-        <w:t>：閉合時若手指因物體擋住而未完全閉死（純物理接觸訊號，不含目標座標），則在夾爪與物體間建立剛性附著再升舉。對照區辨力仍在：盲走停錯位時抓空、手指閉死、不觸發附著即失敗。可宣稱「聲學對位＋接觸觸發附著」；不可宣稱「物理摩擦夾持」。</w:t>
-      </w:r>
-    </w:p>
-    <w:p>
-      <w:pPr>
-        <w:pStyle w:val="Content"/>
-      </w:pPr>
-      <w:r>
-        <w:t>首輪三臂結果（各 30 回合，目標在 1.00–1.20 m）：聲學臂夾取中心與目標 r＝0.9885，對位 RMSE 1.9 cm，對位率（±2 cm 預鎖容差）18/30（60%）；盲走與開環皆恆停名義點，對位率同為 7/30（23%）——約等於固定停點與隨機目標偶然落入容差的機率，r＝0。聲學對盲走對位率以</w:t>
-      </w:r>
-      <w:commentRangeStart w:id="87"/>
-      <w:r>
-        <w:t>費雪精確檢定（小樣本 2×2 精確機率）單尾 p＝0.004</w:t>
-      </w:r>
-      <w:commentRangeEnd w:id="87"/>
-      <w:r>
-        <w:rPr>
-          <w:rStyle w:val="CommentReference"/>
-        </w:rPr>
-        <w:commentReference w:id="87"/>
-      </w:r>
-      <w:r>
-        <w:t>。對位成功者升舉 15/18（83%）。</w:t>
-      </w:r>
-      <w:commentRangeStart w:id="88"/>
-      <w:r>
-        <w:t>對位率與升舉率分開陳報，不相乘成總成功率</w:t>
-      </w:r>
-      <w:commentRangeEnd w:id="88"/>
-      <w:r>
-        <w:rPr>
-          <w:rStyle w:val="CommentReference"/>
-        </w:rPr>
-        <w:commentReference w:id="88"/>
-      </w:r>
-      <w:r>
-        <w:t>，以免混淆聲學與力學。</w:t>
-      </w:r>
-    </w:p>
-    <w:p>
-      <w:pPr>
-        <w:pStyle w:val="Content"/>
-      </w:pPr>
-      <w:r>
-        <w:t>首輪四項預設判準：三項過，一項不過——</w:t>
-      </w:r>
-      <w:commentRangeStart w:id="89"/>
-      <w:r>
-        <w:t>姿態全淨因 90 回合中 3 回合升舉階段 IK 無解</w:t>
-      </w:r>
-      <w:commentRangeEnd w:id="89"/>
-      <w:r>
-        <w:rPr>
-          <w:rStyle w:val="CommentReference"/>
-        </w:rPr>
-        <w:commentReference w:id="89"/>
-      </w:r>
-      <w:r>
-        <w:t>。該 3 回合目標約在走廊最遠端 1.19 m，手臂已近可達極限，無法再上抬 0.10 m；接近段 130 控制步姿態與位姿稽核仍乾淨。此屬可達性邊界，與聲學無關。依預設判準字面如實判不通過，不放寬；修正方向為縮走廊遠端或降升舉高度。</w:t>
-      </w:r>
-    </w:p>
-    <w:p>
-      <w:pPr>
-        <w:pStyle w:val="Content"/>
-      </w:pPr>
-      <w:r>
-        <w:t>複驗：</w:t>
-      </w:r>
-      <w:commentRangeStart w:id="90"/>
-      <w:r>
-        <w:t>走廊上限由 1.20 m 縮至 1.15 m</w:t>
-      </w:r>
-      <w:commentRangeEnd w:id="90"/>
-      <w:r>
-        <w:rPr>
-          <w:rStyle w:val="CommentReference"/>
-        </w:rPr>
-        <w:commentReference w:id="90"/>
-      </w:r>
-      <w:r>
-        <w:t>（計入夾取進場點為估計值、可能比真目標再遠約 2 cm），全新目錄重跑三臂各 30 回合，原始數據保留。四項判準全過：對位 r＝0.978，對位率 80%（24/30）對盲走 33%（費雪 p＜0.001），升舉|對位 79%，90 回合零違規、無 IK 失敗。這是完整的失效—歸因—修正—驗證：不改判準，改被證實錯估的物理邊界後重跑。</w:t>
-      </w:r>
-    </w:p>
-    <w:p>
-      <w:pPr>
-        <w:pStyle w:val="Content"/>
-      </w:pPr>
-      <w:r>
-        <w:t>對位成功但升舉失敗（首輪 3/18、複驗 5/24）逐回合檢視：IK 皆正常；失敗多落在對位誤差靠近容差邊緣（複驗失敗平均 |誤差| 1.4 cm，成功 0.9 cm，且多為停短方向）。機制：</w:t>
-      </w:r>
-      <w:commentRangeStart w:id="91"/>
-      <w:r>
-        <w:t>統計容差 ±2 cm 略寬於夾爪物理捕捉窗約 ±1.5 cm</w:t>
-      </w:r>
-      <w:commentRangeEnd w:id="91"/>
-      <w:r>
-        <w:rPr>
-          <w:rStyle w:val="CommentReference"/>
-        </w:rPr>
-        <w:commentReference w:id="91"/>
-      </w:r>
-      <w:r>
-        <w:t>，縫隙內「判準算對位成功」但咬合不穩、附著不成。屬容差與夾爪幾何議題，與聲學對位能力無關；分開陳報正是為了讓此縫隙可見。</w:t>
+        <w:t>圖 5.1 將三臂停止位置對目標位置畫在同一散點圖：聲學臂沿趨勢追蹤目標；盲走與開環近似水平固定停點（開環表面到達率雖高但 r＝0，見 6.1 節）。</w:t>
       </w:r>
     </w:p>
     <w:p>
@@ -4124,7 +4562,768 @@
         <w:jc w:val="center"/>
       </w:pPr>
       <w:r>
-        <w:t>表5.2  D3 三臂對照（夾取對位與附著升舉；首輪 1.00–1.20 m 走廊）</w:t>
+        <w:drawing>
+          <ns3:inline>
+            <ns3:extent cx="4754880" cy="3930646"/>
+            <ns3:docPr id="3" name="Picture 3"/>
+            <ns3:cNvGraphicFramePr>
+              <ns4:graphicFrameLocks noChangeAspect="1"/>
+            </ns3:cNvGraphicFramePr>
+            <ns4:graphic>
+              <ns4:graphicData uri="http://schemas.openxmlformats.org/drawingml/2006/picture">
+                <ns5:pic>
+                  <ns5:nvPicPr>
+                    <ns5:cNvPr id="0" name="fig_5_1_d15_stop_vs_target.png"/>
+                    <ns5:cNvPicPr/>
+                  </ns5:nvPicPr>
+                  <ns5:blipFill>
+                    <ns4:blip r:embed="rId26"/>
+                    <ns4:stretch>
+                      <ns4:fillRect/>
+                    </ns4:stretch>
+                  </ns5:blipFill>
+                  <ns5:spPr>
+                    <ns4:xfrm>
+                      <ns4:off x="0" y="0"/>
+                      <ns4:ext cx="4754880" cy="3930646"/>
+                    </ns4:xfrm>
+                    <ns4:prstGeom prst="rect"/>
+                  </ns5:spPr>
+                </ns5:pic>
+              </ns4:graphicData>
+            </ns4:graphic>
+          </ns3:inline>
+        </w:drawing>
+      </w:r>
+    </w:p>
+    <w:p>
+      <w:pPr>
+        <w:pStyle w:val="Content"/>
+        <w:jc w:val="center"/>
+      </w:pPr>
+      <w:r>
+        <w:t>圖 5.1  主結果：停止位置是否隨目標位置移動（聲學／盲走／開環各 30 回合）</w:t>
+      </w:r>
+    </w:p>
+    <w:p>
+      <w:pPr>
+        <w:pStyle w:val="Header2"/>
+      </w:pPr>
+      <w:r>
+        <w:t>5.3 D3：端到端夾取整合</w:t>
+      </w:r>
+    </w:p>
+    <w:p>
+      <w:pPr>
+        <w:pStyle w:val="Content"/>
+      </w:pPr>
+      <w:r>
+        <w:t>D3 檢驗接近之後能否靠聲學估距完成對位夾取，以及夾持機制能宣稱到哪裡。D3 在停止後執行固定夾取序列：（一）</w:t>
+      </w:r>
+      <w:commentRangeStart w:id="83"/>
+      <w:r>
+        <w:t>用停止當下估距一次推算目標位置</w:t>
+      </w:r>
+      <w:commentRangeEnd w:id="83"/>
+      <w:r>
+        <w:rPr>
+          <w:rStyle w:val="CommentReference"/>
+        </w:rPr>
+        <w:commentReference w:id="83"/>
+      </w:r>
+      <w:r>
+        <w:t>（停止位置加估距）——因校正有效距離下限約 0.32 m，更近處不再聲學閉環；（二）抬到安全高度（指尖高於目標頂約 3 cm），以 2 cm 步長移到推算點上方；（三）下降到夾取高度；（四）閉合並偵測接觸；（五）附著後升舉 0.10 m（5 mm 小步），維持 60 影格後看目標升高是否≥0.05 m。全程不讀目標真值；真值只供事後評對位。目標改為截面 0.06 m、高 0.12 m 的直立長方柱。因換目標，</w:t>
+      </w:r>
+      <w:commentRangeStart w:id="84"/>
+      <w:r>
+        <w:t>正式前三道閘門皆過</w:t>
+      </w:r>
+      <w:commentRangeEnd w:id="84"/>
+      <w:r>
+        <w:rPr>
+          <w:rStyle w:val="CommentReference"/>
+        </w:rPr>
+        <w:commentReference w:id="84"/>
+      </w:r>
+      <w:r>
+        <w:t>：可偵測（三距離 SNR 31.9–82.3，皆＞10）、測距重校 r＝0.996、已知位置完整夾取序列十次姿態零違規。</w:t>
+      </w:r>
+    </w:p>
+    <w:p>
+      <w:pPr>
+        <w:pStyle w:val="Content"/>
+      </w:pPr>
+      <w:r>
+        <w:t>夾持機制如實說明。開發中發現：模擬器指墊摩擦不足以在升舉中持續抓持（二十餘輪排查尺寸、摩擦、質量、閉合速度、高度等皆失敗），故</w:t>
+      </w:r>
+      <w:commentRangeStart w:id="85"/>
+      <w:r>
+        <w:t>改為接觸觸發之附著</w:t>
+      </w:r>
+      <w:commentRangeEnd w:id="85"/>
+      <w:r>
+        <w:rPr>
+          <w:rStyle w:val="CommentReference"/>
+        </w:rPr>
+        <w:commentReference w:id="85"/>
+      </w:r>
+      <w:r>
+        <w:t>：閉合時若手指因物體擋住而未完全閉死（純物理接觸訊號，不含目標座標），則在夾爪與物體間建立剛性附著再升舉。對照區辨力仍在：盲走停錯位時抓空、手指閉死、不觸發附著即失敗。可支持「聲學對位＋接觸觸發附著」；推論不及「物理摩擦夾持」。</w:t>
+      </w:r>
+    </w:p>
+    <w:p>
+      <w:pPr>
+        <w:pStyle w:val="Content"/>
+      </w:pPr>
+      <w:r>
+        <w:t>正式陳報分兩層。（一）首輪正式跑（目標走廊 1.00–1.20 m，數據目錄 v2_d3_grasp）：聲學臂夾取中心與目標 r＝0.9885，對位均方根誤差 1.9 cm，對位率（±2 cm 預鎖容差）18/30（60%）；盲走與開環對位率皆 7/30（23%）；</w:t>
+      </w:r>
+      <w:commentRangeStart w:id="86"/>
+      <w:r>
+        <w:t>聲學對盲走費雪精確檢定單尾 p＝0.004</w:t>
+      </w:r>
+      <w:commentRangeEnd w:id="86"/>
+      <w:r>
+        <w:rPr>
+          <w:rStyle w:val="CommentReference"/>
+        </w:rPr>
+        <w:commentReference w:id="86"/>
+      </w:r>
+      <w:r>
+        <w:t>；對位成功後升舉 15/18（83%）。四項預註冊判準中三項過、一項不過：</w:t>
+      </w:r>
+      <w:commentRangeStart w:id="88"/>
+      <w:r>
+        <w:t>90 回合中 3 回合在升舉階段 IK 無解</w:t>
+      </w:r>
+      <w:commentRangeEnd w:id="88"/>
+      <w:r>
+        <w:rPr>
+          <w:rStyle w:val="CommentReference"/>
+        </w:rPr>
+        <w:commentReference w:id="88"/>
+      </w:r>
+      <w:r>
+        <w:t>（目標約在 1.19 m 遠端，手臂可達極限），姿態項如實判 False，不放寬。（二）</w:t>
+      </w:r>
+      <w:commentRangeStart w:id="89"/>
+      <w:r>
+        <w:t>正典主結果為獨立複驗（走廊上限 1.20→1.15 m</w:t>
+      </w:r>
+      <w:commentRangeEnd w:id="89"/>
+      <w:r>
+        <w:rPr>
+          <w:rStyle w:val="CommentReference"/>
+        </w:rPr>
+        <w:commentReference w:id="89"/>
+      </w:r>
+      <w:r>
+        <w:t>，新目錄 v2_d3_grasp_r3）：計入夾取進場點為估計值、可能比真目標再遠約 2 cm；對位 r＝0.978，對位率 80%（24/30）對盲走 33%（費雪 p＜0.001），對位均方根誤差約 1.6 cm，對位成功後升舉約 79%，90 回合零違規、無 IK 失敗，四項全過。此為失效—歸因—修正—驗證：不改判準，改被證實錯估的物理邊界後重跑。摘要、表 5.2 正典列與圖 5.2 均以複驗為主結果；首輪保留供對照。</w:t>
+      </w:r>
+    </w:p>
+    <w:p>
+      <w:pPr>
+        <w:pStyle w:val="Content"/>
+        <w:jc w:val="center"/>
+      </w:pPr>
+      <w:r>
+        <w:drawing>
+          <ns3:inline>
+            <ns3:extent cx="4754880" cy="2262196"/>
+            <ns3:docPr id="4" name="Picture 4"/>
+            <ns3:cNvGraphicFramePr>
+              <ns4:graphicFrameLocks noChangeAspect="1"/>
+            </ns3:cNvGraphicFramePr>
+            <ns4:graphic>
+              <ns4:graphicData uri="http://schemas.openxmlformats.org/drawingml/2006/picture">
+                <ns5:pic>
+                  <ns5:nvPicPr>
+                    <ns5:cNvPr id="0" name="fig_5_2_d3_alignment_r3.png"/>
+                    <ns5:cNvPicPr/>
+                  </ns5:nvPicPr>
+                  <ns5:blipFill>
+                    <ns4:blip r:embed="rId27"/>
+                    <ns4:stretch>
+                      <ns4:fillRect/>
+                    </ns4:stretch>
+                  </ns5:blipFill>
+                  <ns5:spPr>
+                    <ns4:xfrm>
+                      <ns4:off x="0" y="0"/>
+                      <ns4:ext cx="4754880" cy="2262196"/>
+                    </ns4:xfrm>
+                    <ns4:prstGeom prst="rect"/>
+                  </ns5:spPr>
+                </ns5:pic>
+              </ns4:graphicData>
+            </ns4:graphic>
+          </ns3:inline>
+        </w:drawing>
+      </w:r>
+    </w:p>
+    <w:p>
+      <w:pPr>
+        <w:pStyle w:val="Content"/>
+        <w:jc w:val="center"/>
+      </w:pPr>
+      <w:r>
+        <w:t>圖 5.2  夾取對位正典（走廊修正後複驗）：夾爪中心與目標（左），三組對照臂對位成功率（右）</w:t>
+      </w:r>
+    </w:p>
+    <w:p>
+      <w:pPr>
+        <w:pStyle w:val="Content"/>
+      </w:pPr>
+      <w:r>
+        <w:t>對位成功但升舉失敗（首輪 3/18、複驗 5/24）逐回合檢視：IK 皆正常；失敗多落在對位誤差靠近容差邊緣（複驗失敗平均 |誤差| 1.4 cm，成功 0.9 cm，且多為停短方向）。機制：</w:t>
+      </w:r>
+      <w:commentRangeStart w:id="90"/>
+      <w:r>
+        <w:t>統計容差 ±2 cm 略寬於夾爪物理捕捉窗約 ±1.5 cm</w:t>
+      </w:r>
+      <w:commentRangeEnd w:id="90"/>
+      <w:r>
+        <w:rPr>
+          <w:rStyle w:val="CommentReference"/>
+        </w:rPr>
+        <w:commentReference w:id="90"/>
+      </w:r>
+      <w:r>
+        <w:t>，縫隙內「判準算對位成功」但咬合不穩、附著不成。屬容差與夾爪幾何議題，與聲學對位能力無關；分開陳報正是為了讓此縫隙可見。</w:t>
+      </w:r>
+      <w:commentRangeStart w:id="87"/>
+      <w:r>
+        <w:t>對位率與升舉率不相乘成「總成功率」</w:t>
+      </w:r>
+      <w:commentRangeEnd w:id="87"/>
+      <w:r>
+        <w:rPr>
+          <w:rStyle w:val="CommentReference"/>
+        </w:rPr>
+        <w:commentReference w:id="87"/>
+      </w:r>
+      <w:r>
+        <w:t>，以免混淆聲學與力學。</w:t>
+      </w:r>
+    </w:p>
+    <w:p>
+      <w:pPr>
+        <w:pStyle w:val="Content"/>
+        <w:jc w:val="center"/>
+      </w:pPr>
+      <w:r>
+        <w:t>表 5.2  夾取對位與升舉：首輪（歷史失效）與正典複驗對照（聲學臂；容差 ±2 公分）</w:t>
+      </w:r>
+    </w:p>
+    <w:tbl>
+      <w:tblPr>
+        <w:tblW w:type="auto" w:w="0"/>
+        <w:tblLook w:firstColumn="1" w:firstRow="1" w:lastColumn="0" w:lastRow="0" w:noHBand="0" w:noVBand="1" w:val="04A0"/>
+      </w:tblPr>
+      <w:tblGrid>
+        <w:gridCol w:w="1236"/>
+        <w:gridCol w:w="1236"/>
+        <w:gridCol w:w="1236"/>
+        <w:gridCol w:w="1236"/>
+        <w:gridCol w:w="1236"/>
+        <w:gridCol w:w="1236"/>
+        <w:gridCol w:w="1236"/>
+      </w:tblGrid>
+      <w:tr>
+        <w:trPr>
+          <w:tblHeader/>
+        </w:trPr>
+        <w:tc>
+          <w:tcPr>
+            <w:tcW w:type="dxa" w:w="1236"/>
+          </w:tcPr>
+          <w:p>
+            <w:r>
+              <w:t>輪次（走廊）</w:t>
+            </w:r>
+          </w:p>
+        </w:tc>
+        <w:tc>
+          <w:tcPr>
+            <w:tcW w:type="dxa" w:w="1236"/>
+          </w:tcPr>
+          <w:p>
+            <w:r>
+              <w:t>角色</w:t>
+            </w:r>
+          </w:p>
+        </w:tc>
+        <w:tc>
+          <w:tcPr>
+            <w:tcW w:type="dxa" w:w="1236"/>
+          </w:tcPr>
+          <w:p>
+            <w:r>
+              <w:t>對位相關係數</w:t>
+            </w:r>
+          </w:p>
+        </w:tc>
+        <w:tc>
+          <w:tcPr>
+            <w:tcW w:type="dxa" w:w="1236"/>
+          </w:tcPr>
+          <w:p>
+            <w:r>
+              <w:t>對位成功回合</w:t>
+            </w:r>
+          </w:p>
+        </w:tc>
+        <w:tc>
+          <w:tcPr>
+            <w:tcW w:type="dxa" w:w="1236"/>
+          </w:tcPr>
+          <w:p>
+            <w:r>
+              <w:t>對位均方根誤差（公分）</w:t>
+            </w:r>
+          </w:p>
+        </w:tc>
+        <w:tc>
+          <w:tcPr>
+            <w:tcW w:type="dxa" w:w="1236"/>
+          </w:tcPr>
+          <w:p>
+            <w:r>
+              <w:t>對位成功中升舉成功</w:t>
+            </w:r>
+          </w:p>
+        </w:tc>
+        <w:tc>
+          <w:tcPr>
+            <w:tcW w:type="dxa" w:w="1236"/>
+          </w:tcPr>
+          <w:p>
+            <w:r>
+              <w:t>姿態／IK 裁定</w:t>
+            </w:r>
+          </w:p>
+        </w:tc>
+      </w:tr>
+      <w:tr>
+        <w:tc>
+          <w:tcPr>
+            <w:tcW w:type="dxa" w:w="1236"/>
+          </w:tcPr>
+          <w:p>
+            <w:r>
+              <w:t>首輪（1.00–1.20 m）</w:t>
+            </w:r>
+          </w:p>
+        </w:tc>
+        <w:tc>
+          <w:tcPr>
+            <w:tcW w:type="dxa" w:w="1236"/>
+          </w:tcPr>
+          <w:p>
+            <w:r>
+              <w:t>歷史失效案例</w:t>
+            </w:r>
+          </w:p>
+        </w:tc>
+        <w:tc>
+          <w:tcPr>
+            <w:tcW w:type="dxa" w:w="1236"/>
+          </w:tcPr>
+          <w:p>
+            <w:r>
+              <w:t>0.9885</w:t>
+            </w:r>
+          </w:p>
+        </w:tc>
+        <w:tc>
+          <w:tcPr>
+            <w:tcW w:type="dxa" w:w="1236"/>
+          </w:tcPr>
+          <w:p>
+            <w:r>
+              <w:t>18/30（60%）</w:t>
+            </w:r>
+          </w:p>
+        </w:tc>
+        <w:tc>
+          <w:tcPr>
+            <w:tcW w:type="dxa" w:w="1236"/>
+          </w:tcPr>
+          <w:p>
+            <w:r>
+              <w:t>1.9</w:t>
+            </w:r>
+          </w:p>
+        </w:tc>
+        <w:tc>
+          <w:tcPr>
+            <w:tcW w:type="dxa" w:w="1236"/>
+          </w:tcPr>
+          <w:p>
+            <w:r>
+              <w:t>15/18（83%）</w:t>
+            </w:r>
+          </w:p>
+        </w:tc>
+        <w:tc>
+          <w:tcPr>
+            <w:tcW w:type="dxa" w:w="1236"/>
+          </w:tcPr>
+          <w:p>
+            <w:r>
+              <w:t>未過（3 次升舉 IK）</w:t>
+            </w:r>
+          </w:p>
+        </w:tc>
+      </w:tr>
+      <w:tr>
+        <w:tc>
+          <w:tcPr>
+            <w:tcW w:type="dxa" w:w="1236"/>
+          </w:tcPr>
+          <w:p>
+            <w:r>
+              <w:t>首輪盲走</w:t>
+            </w:r>
+          </w:p>
+        </w:tc>
+        <w:tc>
+          <w:tcPr>
+            <w:tcW w:type="dxa" w:w="1236"/>
+          </w:tcPr>
+          <w:p>
+            <w:r>
+              <w:t>對照</w:t>
+            </w:r>
+          </w:p>
+        </w:tc>
+        <w:tc>
+          <w:tcPr>
+            <w:tcW w:type="dxa" w:w="1236"/>
+          </w:tcPr>
+          <w:p>
+            <w:r>
+              <w:t>0</w:t>
+            </w:r>
+          </w:p>
+        </w:tc>
+        <w:tc>
+          <w:tcPr>
+            <w:tcW w:type="dxa" w:w="1236"/>
+          </w:tcPr>
+          <w:p>
+            <w:r>
+              <w:t>7/30（23%）</w:t>
+            </w:r>
+          </w:p>
+        </w:tc>
+        <w:tc>
+          <w:tcPr>
+            <w:tcW w:type="dxa" w:w="1236"/>
+          </w:tcPr>
+          <w:p>
+            <w:r>
+              <w:t>5.4</w:t>
+            </w:r>
+          </w:p>
+        </w:tc>
+        <w:tc>
+          <w:tcPr>
+            <w:tcW w:type="dxa" w:w="1236"/>
+          </w:tcPr>
+          <w:p>
+            <w:r>
+              <w:t>4/7</w:t>
+            </w:r>
+          </w:p>
+        </w:tc>
+        <w:tc>
+          <w:tcPr>
+            <w:tcW w:type="dxa" w:w="1236"/>
+          </w:tcPr>
+          <w:p>
+            <w:r>
+              <w:t>—</w:t>
+            </w:r>
+          </w:p>
+        </w:tc>
+      </w:tr>
+      <w:tr>
+        <w:tc>
+          <w:tcPr>
+            <w:tcW w:type="dxa" w:w="1236"/>
+          </w:tcPr>
+          <w:p>
+            <w:r>
+              <w:t>正典複驗（1.00–1.15 m）</w:t>
+            </w:r>
+          </w:p>
+        </w:tc>
+        <w:tc>
+          <w:tcPr>
+            <w:tcW w:type="dxa" w:w="1236"/>
+          </w:tcPr>
+          <w:p>
+            <w:r>
+              <w:t>正式主結果</w:t>
+            </w:r>
+          </w:p>
+        </w:tc>
+        <w:tc>
+          <w:tcPr>
+            <w:tcW w:type="dxa" w:w="1236"/>
+          </w:tcPr>
+          <w:p>
+            <w:r>
+              <w:t>0.978</w:t>
+            </w:r>
+          </w:p>
+        </w:tc>
+        <w:tc>
+          <w:tcPr>
+            <w:tcW w:type="dxa" w:w="1236"/>
+          </w:tcPr>
+          <w:p>
+            <w:r>
+              <w:t>24/30（80%）</w:t>
+            </w:r>
+          </w:p>
+        </w:tc>
+        <w:tc>
+          <w:tcPr>
+            <w:tcW w:type="dxa" w:w="1236"/>
+          </w:tcPr>
+          <w:p>
+            <w:r>
+              <w:t>1.6</w:t>
+            </w:r>
+          </w:p>
+        </w:tc>
+        <w:tc>
+          <w:tcPr>
+            <w:tcW w:type="dxa" w:w="1236"/>
+          </w:tcPr>
+          <w:p>
+            <w:r>
+              <w:t>19/24（79%）</w:t>
+            </w:r>
+          </w:p>
+        </w:tc>
+        <w:tc>
+          <w:tcPr>
+            <w:tcW w:type="dxa" w:w="1236"/>
+          </w:tcPr>
+          <w:p>
+            <w:r>
+              <w:t>全過（零違規）</w:t>
+            </w:r>
+          </w:p>
+        </w:tc>
+      </w:tr>
+      <w:tr>
+        <w:tc>
+          <w:tcPr>
+            <w:tcW w:type="dxa" w:w="1236"/>
+          </w:tcPr>
+          <w:p>
+            <w:r>
+              <w:t>複驗盲走</w:t>
+            </w:r>
+          </w:p>
+        </w:tc>
+        <w:tc>
+          <w:tcPr>
+            <w:tcW w:type="dxa" w:w="1236"/>
+          </w:tcPr>
+          <w:p>
+            <w:r>
+              <w:t>對照</w:t>
+            </w:r>
+          </w:p>
+        </w:tc>
+        <w:tc>
+          <w:tcPr>
+            <w:tcW w:type="dxa" w:w="1236"/>
+          </w:tcPr>
+          <w:p>
+            <w:r>
+              <w:t>0</w:t>
+            </w:r>
+          </w:p>
+        </w:tc>
+        <w:tc>
+          <w:tcPr>
+            <w:tcW w:type="dxa" w:w="1236"/>
+          </w:tcPr>
+          <w:p>
+            <w:r>
+              <w:t>10/30（33%）</w:t>
+            </w:r>
+          </w:p>
+        </w:tc>
+        <w:tc>
+          <w:tcPr>
+            <w:tcW w:type="dxa" w:w="1236"/>
+          </w:tcPr>
+          <w:p>
+            <w:r>
+              <w:t>4.7</w:t>
+            </w:r>
+          </w:p>
+        </w:tc>
+        <w:tc>
+          <w:tcPr>
+            <w:tcW w:type="dxa" w:w="1236"/>
+          </w:tcPr>
+          <w:p>
+            <w:r>
+              <w:t>3/10</w:t>
+            </w:r>
+          </w:p>
+        </w:tc>
+        <w:tc>
+          <w:tcPr>
+            <w:tcW w:type="dxa" w:w="1236"/>
+          </w:tcPr>
+          <w:p>
+            <w:r>
+              <w:t>—</w:t>
+            </w:r>
+          </w:p>
+        </w:tc>
+      </w:tr>
+    </w:tbl>
+    <w:p/>
+    <w:p>
+      <w:pPr>
+        <w:pStyle w:val="Content"/>
+      </w:pPr>
+      <w:r>
+        <w:t>統計補充（不改預註冊判準）。三臂共用相同隨機種子與相同目標序列，本質為配對設計。正文主檢定仍報告預先鎖定之 Welch t（連續誤差）與費雪精確檢定（對位成敗）；離線分析器另附配對佐證：D1.5／D2 之成對置換檢定、D3 之 McNemar exact，結論與主檢定一致，且不回頭修改通過門檻。每臂 30 回合是在單一種子下對走廊內目標位置抽樣的重複；p 值說明「這批配對位置上組間差異是否極端」，不能單獨解讀成跨種子、跨場景的普遍穩健性（見 1.3、6.2 節）。</w:t>
+      </w:r>
+    </w:p>
+    <w:p>
+      <w:pPr>
+        <w:pStyle w:val="Header2"/>
+      </w:pPr>
+      <w:r>
+        <w:t>5.4 D2：二維多點定位與閉環接近</w:t>
+      </w:r>
+    </w:p>
+    <w:p>
+      <w:pPr>
+        <w:pStyle w:val="Content"/>
+      </w:pPr>
+      <w:r>
+        <w:t>D2 接續第四章：單次輸出無左右資訊時，能否用手臂移動把側向找回來並閉環。感測器單次量測沒有左右，但手臂可以動——在多個已知位置各量一次距離，用幾何交會解二維座標（多點定位，見 Kapoor 等 [2]；移動感測器合成觀測基線的譜系見 Hayes 等 [1]；詳 2.7 節）。D2 程序：目標在縱向 1.00–1.18 m、側向 ±0.15 m 隨機；聲學臂先</w:t>
+      </w:r>
+      <w:commentRangeStart w:id="91"/>
+      <w:r>
+        <w:t>側向掃描五個量測位置（橫向基線 0.30 m）</w:t>
+      </w:r>
+      <w:commentRangeEnd w:id="91"/>
+      <w:r>
+        <w:rPr>
+          <w:rStyle w:val="CommentReference"/>
+        </w:rPr>
+        <w:commentReference w:id="91"/>
+      </w:r>
+      <w:r>
+        <w:t>，每點量一次距離，五筆距離以最小平方法做圓交會得 (x̂, ŷ)；再沿估計方位接近，估距小於預定停止距離即停。盲走臂掃描與接近流程相同，但估距在進定位前就換成無窮大——定位無解，只能直走護欄；開環臂不量測，走固定名義點。三臂各 30 回合、同種子配對。</w:t>
+      </w:r>
+    </w:p>
+    <w:p>
+      <w:pPr>
+        <w:pStyle w:val="Content"/>
+      </w:pPr>
+      <w:r>
+        <w:t>D2 結果：四項預設判準全過。聲學臂定位：縱向 r＝0.979（RMSE 1.2 cm），</w:t>
+      </w:r>
+      <w:commentRangeStart w:id="92"/>
+      <w:r>
+        <w:t>側向 r＝0.950（RMSE 3.3 cm）</w:t>
+      </w:r>
+      <w:commentRangeEnd w:id="92"/>
+      <w:r>
+        <w:rPr>
+          <w:rStyle w:val="CommentReference"/>
+        </w:rPr>
+        <w:commentReference w:id="92"/>
+      </w:r>
+      <w:r>
+        <w:t>——側向確由單軸測距經演算法恢復。二維停止誤差（平面距離相對預定停止距離的偏差）RMSE 1.9 cm，30/30 聲學觸發；盲走二維停止 RMSE 15.0 cm（Welch t＝−12.1、p＜0.001），開環 5.5 cm；90 回合（含側向移動步）姿態與位姿零違規。因果鏈因此閉合：第四章證明原生輸出無側向（負結果），本節證明運動合成可恢復並驅動二維閉環（正結果）——</w:t>
+      </w:r>
+      <w:commentRangeStart w:id="93"/>
+      <w:r>
+        <w:t>負結果界定問題，正結果回答問題</w:t>
+      </w:r>
+      <w:commentRangeEnd w:id="93"/>
+      <w:r>
+        <w:rPr>
+          <w:rStyle w:val="CommentReference"/>
+        </w:rPr>
+        <w:commentReference w:id="93"/>
+      </w:r>
+      <w:r>
+        <w:t>，同一硬體限制下互為因果。圖 5.3 顯示聲學臂多點估計與真值之對應，以及三臂二維停止誤差分布。</w:t>
+      </w:r>
+    </w:p>
+    <w:p>
+      <w:pPr>
+        <w:pStyle w:val="Content"/>
+        <w:jc w:val="center"/>
+      </w:pPr>
+      <w:r>
+        <w:drawing>
+          <ns3:inline>
+            <ns3:extent cx="4754880" cy="2162515"/>
+            <ns3:docPr id="5" name="Picture 5"/>
+            <ns3:cNvGraphicFramePr>
+              <ns4:graphicFrameLocks noChangeAspect="1"/>
+            </ns3:cNvGraphicFramePr>
+            <ns4:graphic>
+              <ns4:graphicData uri="http://schemas.openxmlformats.org/drawingml/2006/picture">
+                <ns5:pic>
+                  <ns5:nvPicPr>
+                    <ns5:cNvPr id="0" name="fig_5_3_d2_multilateration.png"/>
+                    <ns5:cNvPicPr/>
+                  </ns5:nvPicPr>
+                  <ns5:blipFill>
+                    <ns4:blip r:embed="rId28"/>
+                    <ns4:stretch>
+                      <ns4:fillRect/>
+                    </ns4:stretch>
+                  </ns5:blipFill>
+                  <ns5:spPr>
+                    <ns4:xfrm>
+                      <ns4:off x="0" y="0"/>
+                      <ns4:ext cx="4754880" cy="2162515"/>
+                    </ns4:xfrm>
+                    <ns4:prstGeom prst="rect"/>
+                  </ns5:spPr>
+                </ns5:pic>
+              </ns4:graphicData>
+            </ns4:graphic>
+          </ns3:inline>
+        </w:drawing>
+      </w:r>
+    </w:p>
+    <w:p>
+      <w:pPr>
+        <w:pStyle w:val="Content"/>
+        <w:jc w:val="center"/>
+      </w:pPr>
+      <w:r>
+        <w:t>圖 5.3  二維定位：估出的平面位置與真實位置（左），三組對照臂的平面停止誤差（右）</w:t>
+      </w:r>
+    </w:p>
+    <w:p>
+      <w:pPr>
+        <w:pStyle w:val="Content"/>
+        <w:jc w:val="center"/>
+      </w:pPr>
+      <w:r>
+        <w:t>表 5.3  二維定位與平面停止誤差（三組對照臂）</w:t>
       </w:r>
     </w:p>
     <w:tbl>
@@ -4140,13 +5339,16 @@
         <w:gridCol w:w="1730"/>
       </w:tblGrid>
       <w:tr>
+        <w:trPr>
+          <w:tblHeader/>
+        </w:trPr>
         <w:tc>
           <w:tcPr>
             <w:tcW w:type="dxa" w:w="1730"/>
           </w:tcPr>
           <w:p>
             <w:r>
-              <w:t>臂</w:t>
+              <w:t>對照臂</w:t>
             </w:r>
           </w:p>
         </w:tc>
@@ -4156,7 +5358,7 @@
           </w:tcPr>
           <w:p>
             <w:r>
-              <w:t>r(夾取中心, 目標)</w:t>
+              <w:t>左右位置：估計與真值的相關係數</w:t>
             </w:r>
           </w:p>
         </w:tc>
@@ -4166,7 +5368,7 @@
           </w:tcPr>
           <w:p>
             <w:r>
-              <w:t>對位率（±2 cm）</w:t>
+              <w:t>平面停止誤差（均方根，公分）</w:t>
             </w:r>
           </w:p>
         </w:tc>
@@ -4176,7 +5378,7 @@
           </w:tcPr>
           <w:p>
             <w:r>
-              <w:t>對位誤差 RMSE</w:t>
+              <w:t>如何停下</w:t>
             </w:r>
           </w:p>
         </w:tc>
@@ -4186,7 +5388,7 @@
           </w:tcPr>
           <w:p>
             <w:r>
-              <w:t>P(升舉|對位)</w:t>
+              <w:t>無效回合</w:t>
             </w:r>
           </w:p>
         </w:tc>
@@ -4208,7 +5410,7 @@
           </w:tcPr>
           <w:p>
             <w:r>
-              <w:t>0.9885</w:t>
+              <w:t>0.950（均方根誤差 3.3 公分）</w:t>
             </w:r>
           </w:p>
         </w:tc>
@@ -4218,7 +5420,7 @@
           </w:tcPr>
           <w:p>
             <w:r>
-              <w:t>18/30（60%）</w:t>
+              <w:t>1.9</w:t>
             </w:r>
           </w:p>
         </w:tc>
@@ -4228,7 +5430,7 @@
           </w:tcPr>
           <w:p>
             <w:r>
-              <w:t>1.9 cm</w:t>
+              <w:t>30/30 聲學條件觸發</w:t>
             </w:r>
           </w:p>
         </w:tc>
@@ -4238,7 +5440,7 @@
           </w:tcPr>
           <w:p>
             <w:r>
-              <w:t>15/18（83%）</w:t>
+              <w:t>0</w:t>
             </w:r>
           </w:p>
         </w:tc>
@@ -4260,7 +5462,7 @@
           </w:tcPr>
           <w:p>
             <w:r>
-              <w:t>0（恆停名義點）</w:t>
+              <w:t>—（估距被拿掉，定位無解）</w:t>
             </w:r>
           </w:p>
         </w:tc>
@@ -4270,7 +5472,7 @@
           </w:tcPr>
           <w:p>
             <w:r>
-              <w:t>7/30（23%）</w:t>
+              <w:t>15.0</w:t>
             </w:r>
           </w:p>
         </w:tc>
@@ -4280,7 +5482,7 @@
           </w:tcPr>
           <w:p>
             <w:r>
-              <w:t>5.4 cm</w:t>
+              <w:t>30/30 撞走廊護欄</w:t>
             </w:r>
           </w:p>
         </w:tc>
@@ -4290,7 +5492,7 @@
           </w:tcPr>
           <w:p>
             <w:r>
-              <w:t>4/7</w:t>
+              <w:t>0</w:t>
             </w:r>
           </w:p>
         </w:tc>
@@ -4312,7 +5514,7 @@
           </w:tcPr>
           <w:p>
             <w:r>
-              <w:t>0（恆停名義點）</w:t>
+              <w:t>—（不量測）</w:t>
             </w:r>
           </w:p>
         </w:tc>
@@ -4322,7 +5524,7 @@
           </w:tcPr>
           <w:p>
             <w:r>
-              <w:t>7/30（23%）</w:t>
+              <w:t>5.5</w:t>
             </w:r>
           </w:p>
         </w:tc>
@@ -4332,7 +5534,7 @@
           </w:tcPr>
           <w:p>
             <w:r>
-              <w:t>5.3 cm</w:t>
+              <w:t>固定停點</w:t>
             </w:r>
           </w:p>
         </w:tc>
@@ -4342,7 +5544,7 @@
           </w:tcPr>
           <w:p>
             <w:r>
-              <w:t>5/7</w:t>
+              <w:t>0</w:t>
             </w:r>
           </w:p>
         </w:tc>
@@ -4354,29 +5556,26 @@
         <w:pStyle w:val="Header2"/>
       </w:pPr>
       <w:r>
-        <w:t>5.4 D2：二維多點定位與閉環接近</w:t>
+        <w:t>5.5 盲走臂與開環臂的角色</w:t>
       </w:r>
     </w:p>
     <w:p>
       <w:pPr>
         <w:pStyle w:val="Content"/>
       </w:pPr>
-      <w:r>
-        <w:t>D2 接續第四章：單次輸出無左右資訊時，能否用手臂移動把側向找回來並閉環。感測器單次量測沒有左右，但手臂可以動——在多個已知位置各量一次距離，用幾何交會解二維座標（多點定位，見 Kapoor 等 [2]；移動感測器合成觀測基線的譜系見 Hayes 等 [1]；詳 2.7 節）。D2 程序：目標在縱向 1.00–1.18 m、側向 ±0.15 m 隨機；聲學臂先</w:t>
-      </w:r>
-      <w:commentRangeStart w:id="92"/>
-      <w:r>
-        <w:t>側向掃描五個量測位置（橫向基線 0.30 m）</w:t>
-      </w:r>
-      <w:commentRangeEnd w:id="92"/>
-      <w:r>
-        <w:rPr>
-          <w:rStyle w:val="CommentReference"/>
-        </w:rPr>
-        <w:commentReference w:id="92"/>
-      </w:r>
-      <w:r>
-        <w:t>，每點量一次距離，五筆距離以最小平方法做圓交會得 (x̂, ŷ)；再沿估計方位接近，估距小於預定停止距離即停。盲走臂掃描與接近流程相同，但估距在進定位前就換成無窮大——定位無解，只能直走護欄；開環臂不量測，走固定名義點。三臂各 30 回合、同種子配對。</w:t>
+      <w:commentRangeStart w:id="94"/>
+      <w:r>
+        <w:t>三臂裡的盲走與開環對照都不能省</w:t>
+      </w:r>
+      <w:commentRangeEnd w:id="94"/>
+      <w:r>
+        <w:rPr>
+          <w:rStyle w:val="CommentReference"/>
+        </w:rPr>
+        <w:commentReference w:id="94"/>
+      </w:r>
+      <w:r>
+        <w:t>（定義見 3.3 節）。盲走檢驗的是：拿掉估距後同一管線是否失能（Meyes 等 [11]）。若盲走也成功，聲學臂的成功就可能只是幾何巧合或量測節奏副作用；各閉環實驗中盲走失能，才把因果鎖在聲學資訊上。</w:t>
       </w:r>
     </w:p>
     <w:p>
@@ -4384,293 +5583,97 @@
         <w:pStyle w:val="Content"/>
       </w:pPr>
       <w:r>
-        <w:t>D2 結果：四項預設判準全過。聲學臂定位：縱向 r＝0.979（RMSE 1.2 cm），</w:t>
-      </w:r>
-      <w:commentRangeStart w:id="93"/>
-      <w:r>
-        <w:t>側向 r＝0.950（RMSE 3.3 cm）</w:t>
-      </w:r>
-      <w:commentRangeEnd w:id="93"/>
-      <w:r>
-        <w:rPr>
-          <w:rStyle w:val="CommentReference"/>
-        </w:rPr>
-        <w:commentReference w:id="93"/>
-      </w:r>
-      <w:r>
-        <w:t>——側向確由單軸測距經演算法恢復。二維停止誤差（平面距離相對預定停止距離的偏差）RMSE 1.9 cm，30/30 聲學觸發；盲走二維停止 RMSE 15.0 cm（Welch t＝−12.1、p＜0.001），開環 5.5 cm；90 回合（含側向移動步）姿態與位姿零違規。因果鏈因此閉合：第四章證明原生輸出無側向（負結果），本節證明運動合成可恢復並驅動二維閉環（正結果）——</w:t>
-      </w:r>
-      <w:commentRangeStart w:id="94"/>
-      <w:r>
-        <w:t>負結果界定問題，正結果回答問題</w:t>
-      </w:r>
-      <w:commentRangeEnd w:id="94"/>
-      <w:r>
-        <w:rPr>
-          <w:rStyle w:val="CommentReference"/>
-        </w:rPr>
-        <w:commentReference w:id="94"/>
-      </w:r>
-      <w:r>
-        <w:t>，同一硬體限制下互為因果。</w:t>
+        <w:t>開環是完全不量測的固定行程基準線。D1.5 目標帶寬僅約 0.30 m 時，開環 RMSE 7.8 cm、73% 回合誤差≤10 cm，看起來不差；但它只能停在一個固定點，無法逐回合追蹤隨機目標（r＝0）。聲學臂的優勢因此不在「誤差略小」而已，而在相關性與消融結構：只有聲學臂對每個隨機目標做出對應停止（表 5.1；方法含義見 6.1 節）。</w:t>
+      </w:r>
+    </w:p>
+    <w:p>
+      <w:pPr>
+        <w:pStyle w:val="Header1"/>
+      </w:pPr>
+      <w:r>
+        <w:t>第六章、討論、限制與結論</w:t>
+      </w:r>
+    </w:p>
+    <w:p>
+      <w:pPr>
+        <w:pStyle w:val="Header2"/>
+      </w:pPr>
+      <w:r>
+        <w:t>6.1 實驗效度設計之討論</w:t>
       </w:r>
     </w:p>
     <w:p>
       <w:pPr>
         <w:pStyle w:val="Content"/>
-        <w:jc w:val="center"/>
-      </w:pPr>
-      <w:r>
-        <w:t>表5.3  D2 三臂對照（二維定位與停止誤差）</w:t>
-      </w:r>
-    </w:p>
-    <w:tbl>
-      <w:tblPr>
-        <w:tblW w:type="auto" w:w="0"/>
-        <w:tblLook w:firstColumn="1" w:firstRow="1" w:lastColumn="0" w:lastRow="0" w:noHBand="0" w:noVBand="1" w:val="04A0"/>
-      </w:tblPr>
-      <w:tblGrid>
-        <w:gridCol w:w="1730"/>
-        <w:gridCol w:w="1730"/>
-        <w:gridCol w:w="1730"/>
-        <w:gridCol w:w="1730"/>
-        <w:gridCol w:w="1730"/>
-      </w:tblGrid>
-      <w:tr>
-        <w:tc>
-          <w:tcPr>
-            <w:tcW w:type="dxa" w:w="1730"/>
-          </w:tcPr>
-          <w:p>
-            <w:r>
-              <w:t>臂</w:t>
-            </w:r>
-          </w:p>
-        </w:tc>
-        <w:tc>
-          <w:tcPr>
-            <w:tcW w:type="dxa" w:w="1730"/>
-          </w:tcPr>
-          <w:p>
-            <w:r>
-              <w:t>側向定位 r(ŷ, y)</w:t>
-            </w:r>
-          </w:p>
-        </w:tc>
-        <w:tc>
-          <w:tcPr>
-            <w:tcW w:type="dxa" w:w="1730"/>
-          </w:tcPr>
-          <w:p>
-            <w:r>
-              <w:t>二維停止誤差 RMSE</w:t>
-            </w:r>
-          </w:p>
-        </w:tc>
-        <w:tc>
-          <w:tcPr>
-            <w:tcW w:type="dxa" w:w="1730"/>
-          </w:tcPr>
-          <w:p>
-            <w:r>
-              <w:t>終止方式</w:t>
-            </w:r>
-          </w:p>
-        </w:tc>
-        <w:tc>
-          <w:tcPr>
-            <w:tcW w:type="dxa" w:w="1730"/>
-          </w:tcPr>
-          <w:p>
-            <w:r>
-              <w:t>無效回合</w:t>
-            </w:r>
-          </w:p>
-        </w:tc>
-      </w:tr>
-      <w:tr>
-        <w:tc>
-          <w:tcPr>
-            <w:tcW w:type="dxa" w:w="1730"/>
-          </w:tcPr>
-          <w:p>
-            <w:r>
-              <w:t>聲學臂</w:t>
-            </w:r>
-          </w:p>
-        </w:tc>
-        <w:tc>
-          <w:tcPr>
-            <w:tcW w:type="dxa" w:w="1730"/>
-          </w:tcPr>
-          <w:p>
-            <w:r>
-              <w:t>0.950（RMSE 3.3 cm）</w:t>
-            </w:r>
-          </w:p>
-        </w:tc>
-        <w:tc>
-          <w:tcPr>
-            <w:tcW w:type="dxa" w:w="1730"/>
-          </w:tcPr>
-          <w:p>
-            <w:r>
-              <w:t>1.9 cm</w:t>
-            </w:r>
-          </w:p>
-        </w:tc>
-        <w:tc>
-          <w:tcPr>
-            <w:tcW w:type="dxa" w:w="1730"/>
-          </w:tcPr>
-          <w:p>
-            <w:r>
-              <w:t>30/30 聲學觸發</w:t>
-            </w:r>
-          </w:p>
-        </w:tc>
-        <w:tc>
-          <w:tcPr>
-            <w:tcW w:type="dxa" w:w="1730"/>
-          </w:tcPr>
-          <w:p>
-            <w:r>
-              <w:t>0</w:t>
-            </w:r>
-          </w:p>
-        </w:tc>
-      </w:tr>
-      <w:tr>
-        <w:tc>
-          <w:tcPr>
-            <w:tcW w:type="dxa" w:w="1730"/>
-          </w:tcPr>
-          <w:p>
-            <w:r>
-              <w:t>盲走臂</w:t>
-            </w:r>
-          </w:p>
-        </w:tc>
-        <w:tc>
-          <w:tcPr>
-            <w:tcW w:type="dxa" w:w="1730"/>
-          </w:tcPr>
-          <w:p>
-            <w:r>
-              <w:t>—（定位無解）</w:t>
-            </w:r>
-          </w:p>
-        </w:tc>
-        <w:tc>
-          <w:tcPr>
-            <w:tcW w:type="dxa" w:w="1730"/>
-          </w:tcPr>
-          <w:p>
-            <w:r>
-              <w:t>15.0 cm</w:t>
-            </w:r>
-          </w:p>
-        </w:tc>
-        <w:tc>
-          <w:tcPr>
-            <w:tcW w:type="dxa" w:w="1730"/>
-          </w:tcPr>
-          <w:p>
-            <w:r>
-              <w:t>30/30 撞護欄</w:t>
-            </w:r>
-          </w:p>
-        </w:tc>
-        <w:tc>
-          <w:tcPr>
-            <w:tcW w:type="dxa" w:w="1730"/>
-          </w:tcPr>
-          <w:p>
-            <w:r>
-              <w:t>0</w:t>
-            </w:r>
-          </w:p>
-        </w:tc>
-      </w:tr>
-      <w:tr>
-        <w:tc>
-          <w:tcPr>
-            <w:tcW w:type="dxa" w:w="1730"/>
-          </w:tcPr>
-          <w:p>
-            <w:r>
-              <w:t>開環臂</w:t>
-            </w:r>
-          </w:p>
-        </w:tc>
-        <w:tc>
-          <w:tcPr>
-            <w:tcW w:type="dxa" w:w="1730"/>
-          </w:tcPr>
-          <w:p>
-            <w:r>
-              <w:t>—（不量測）</w:t>
-            </w:r>
-          </w:p>
-        </w:tc>
-        <w:tc>
-          <w:tcPr>
-            <w:tcW w:type="dxa" w:w="1730"/>
-          </w:tcPr>
-          <w:p>
-            <w:r>
-              <w:t>5.5 cm</w:t>
-            </w:r>
-          </w:p>
-        </w:tc>
-        <w:tc>
-          <w:tcPr>
-            <w:tcW w:type="dxa" w:w="1730"/>
-          </w:tcPr>
-          <w:p>
-            <w:r>
-              <w:t>固定停點</w:t>
-            </w:r>
-          </w:p>
-        </w:tc>
-        <w:tc>
-          <w:tcPr>
-            <w:tcW w:type="dxa" w:w="1730"/>
-          </w:tcPr>
-          <w:p>
-            <w:r>
-              <w:t>0</w:t>
-            </w:r>
-          </w:p>
-        </w:tc>
-      </w:tr>
-    </w:tbl>
-    <w:p/>
+      </w:pPr>
+      <w:r>
+        <w:t>閉環評估為何必須用三臂與相關性、而</w:t>
+      </w:r>
+      <w:commentRangeStart w:id="95"/>
+      <w:r>
+        <w:t>不能只報告到達率，可由 D1.5 開環臂直接說明</w:t>
+      </w:r>
+      <w:commentRangeEnd w:id="95"/>
+      <w:r>
+        <w:rPr>
+          <w:rStyle w:val="CommentReference"/>
+        </w:rPr>
+        <w:commentReference w:id="95"/>
+      </w:r>
+      <w:r>
+        <w:t>（完整數字見表 5.1，此處只取方法含義）。開環臂完全不量測、只走固定行程；在窄走廊下仍可得到不低的「誤差≤10 cm」到達率，但停止位置與目標的相關近乎為零——它並未逐回合追蹤目標。若只以到達率當主指標，會把走廊寬度與固定停點撐出的表面分數，誤認成感測回授能力。</w:t>
+      </w:r>
+    </w:p>
+    <w:p>
+      <w:pPr>
+        <w:pStyle w:val="Content"/>
+      </w:pPr>
+      <w:r>
+        <w:t>要判斷接近是否真由聲學驅動，至少同時看兩件事：停止位置是否隨目標移動（相關性／RMSE），以及盲走消融是否失能（三臂定義見 3.3 節）。以相關性與誤差為主、到達率為輔（預註冊見 Nosek 等 [5]；消融見 Meyes 等 [11]），是閉環宣稱能否成立的方法主幹。</w:t>
+      </w:r>
+      <w:commentRangeStart w:id="96"/>
+      <w:r>
+        <w:t>同一框架也可推廣到其他模擬感測回授研究</w:t>
+      </w:r>
+      <w:commentRangeEnd w:id="96"/>
+      <w:r>
+        <w:rPr>
+          <w:rStyle w:val="CommentReference"/>
+        </w:rPr>
+        <w:commentReference w:id="96"/>
+      </w:r>
+      <w:r>
+        <w:t>，用以區分「真被感測驅動」與「幾何寬度撐出表面分數」。配對統計之處理方式見 5.3 節統計補充：主檢定維持預註冊之 Welch／Fisher，另報成對置換與 McNemar 作為敏感度佐證，不改變原裁定。</w:t>
+      </w:r>
+    </w:p>
     <w:p>
       <w:pPr>
         <w:pStyle w:val="Header2"/>
       </w:pPr>
       <w:r>
-        <w:t>5.5 盲走臂與開環臂的角色</w:t>
+        <w:t>6.2 推論範圍（可支持與不支持的結論）</w:t>
       </w:r>
     </w:p>
     <w:p>
       <w:pPr>
         <w:pStyle w:val="Content"/>
       </w:pPr>
-      <w:commentRangeStart w:id="95"/>
-      <w:r>
-        <w:t>三臂裡的盲走與開環對照都不能省</w:t>
-      </w:r>
-      <w:commentRangeEnd w:id="95"/>
-      <w:r>
-        <w:rPr>
-          <w:rStyle w:val="CommentReference"/>
-        </w:rPr>
-        <w:commentReference w:id="95"/>
-      </w:r>
-      <w:r>
-        <w:t>（定義見 3.3 節）。盲走檢驗的是：拿掉估距後同一管線是否失能（Meyes 等 [11]）。若盲走也成功，聲學臂的成功就可能只是幾何巧合或量測節奏副作用；各閉環實驗中盲走失能，才把因果鎖在聲學資訊上。</w:t>
+      <w:r>
+        <w:t>本節只收回第五章已報結果的解讀邊界；數值細節以第四、五章表格與圖為準。在本文實驗設計下，可支持的結論包括：（一）不讀目標真值的純聲學閉環，可在模擬內驅動 UR10e 接近隨機桌面目標，且盲走失能支持「功勞歸聲學資訊」的歸因（5.1–5.2；主結果 r＝0.9856）。（二）任務鏈可延伸至</w:t>
+      </w:r>
+      <w:commentRangeStart w:id="4"/>
+      <w:r>
+        <w:t>聲學對位與接觸觸發附著升舉</w:t>
+      </w:r>
+      <w:commentRangeEnd w:id="4"/>
+      <w:r>
+        <w:rPr>
+          <w:rStyle w:val="CommentReference"/>
+        </w:rPr>
+        <w:commentReference w:id="4"/>
+      </w:r>
+      <w:r>
+        <w:t>；正典複驗對位 80% 對盲走 33%，但升舉機制不是摩擦夾持（5.3）。（三）選定格點之感測包絡與距離編碼可系統量測，並作為任務設計輸入（第四章）。（四）單次輸出之左右線索在本配置下未成立；手臂多視點測距可恢復二維定位並通過三臂（4.3、5.4）。（五）腕載聲影、頻率參數無效等失效有實證歸因；三臂＋預註冊＋稽核可作方法骨架推廣。</w:t>
       </w:r>
     </w:p>
     <w:p>
@@ -4678,15 +5681,35 @@
         <w:pStyle w:val="Content"/>
       </w:pPr>
       <w:r>
-        <w:t>開環是完全不量測的固定行程基準線。D1.5 目標帶寬僅約 0.30 m 時，開環 RMSE 7.8 cm、73% 回合誤差≤10 cm，看起來不差；但它只能停在一個固定點，無法逐回合追蹤隨機目標（r＝0）。聲學臂的優勢因此不只在誤差數字（2.8 cm 對 7.8 cm），而在相關性本質差異（0.9856 對 0）與到達一致性（100% 對 73%）：只有聲學臂對每個隨機目標做出對應停止。此觀察是第六章 6.1 節「為何不能只看到達率」的主要論據。</w:t>
-      </w:r>
-    </w:p>
-    <w:p>
-      <w:pPr>
-        <w:pStyle w:val="Header1"/>
-      </w:pPr>
-      <w:r>
-        <w:t>第六章、討論與限制</w:t>
+        <w:t>相對地，本研究的推論不及於：（一）實體夾爪的摩擦保真與部署級夾持；（二）單次量測本身含左右方向（5.4 為多次量測合成）；（三）實機或工廠現場效能；（四）約 0.32 m 以內桌高目標上的聲學閉環（該區距離編碼失效，夾取採一次推算）；（五）</w:t>
+      </w:r>
+      <w:commentRangeStart w:id="98"/>
+      <w:r>
+        <w:t>跨隨機種子與跨場景的統計穩健性</w:t>
+      </w:r>
+      <w:commentRangeEnd w:id="98"/>
+      <w:r>
+        <w:rPr>
+          <w:rStyle w:val="CommentReference"/>
+        </w:rPr>
+        <w:commentReference w:id="98"/>
+      </w:r>
+      <w:r>
+        <w:t>（單 seed、確定性引擎）；（六）</w:t>
+      </w:r>
+      <w:commentRangeStart w:id="99"/>
+      <w:r>
+        <w:t>二維定位後再夾取的完整鏈</w:t>
+      </w:r>
+      <w:commentRangeEnd w:id="99"/>
+      <w:r>
+        <w:rPr>
+          <w:rStyle w:val="CommentReference"/>
+        </w:rPr>
+        <w:commentReference w:id="99"/>
+      </w:r>
+      <w:r>
+        <w:t>——側向誤差仍大於夾取物理容差（5.4、6.3）。</w:t>
       </w:r>
     </w:p>
     <w:p>
@@ -4694,7 +5717,7 @@
         <w:pStyle w:val="Header2"/>
       </w:pPr>
       <w:r>
-        <w:t>6.1 實驗效度設計之討論</w:t>
+        <w:t>6.3 未來工作</w:t>
       </w:r>
     </w:p>
     <w:p>
@@ -4702,21 +5725,7 @@
         <w:pStyle w:val="Content"/>
       </w:pPr>
       <w:r>
-        <w:t xml:space="preserve">閉環評估為何必須用三臂與相關性，而不能只報告到達率，可由 D1.5 開環數據直接說明。這一點不必靠假設，D1.5 的開環臂數據就夠說明。開環臂完全不量測、只走固定行程；目標帶寬僅約 0.30 m 時，仍可達到 </w:t>
-      </w:r>
-      <w:commentRangeStart w:id="96"/>
-      <w:r>
-        <w:t xml:space="preserve">22/30（73%）「誤差≤10 cm」的到達率</w:t>
-      </w:r>
-      <w:commentRangeEnd w:id="96"/>
-      <w:r>
-        <w:rPr>
-          <w:rStyle w:val="CommentReference"/>
-        </w:rPr>
-        <w:commentReference w:id="96"/>
-      </w:r>
-      <w:r>
-        <w:t xml:space="preserve">。若研究只以到達率當主指標，會嚴重高估閉環能力——因為成功大半來自走廊寬度與固定停點的幾何巧合，不是感測回授。開環臂停止位置與目標的相關 r＝0，正顯示它並未逐回合追蹤目標。</w:t>
+        <w:t>主線完成後的自然延伸如下；皆應在新預註冊或實機協定下進行，而非事後放寬本文判準。</w:t>
       </w:r>
     </w:p>
     <w:p>
@@ -4724,21 +5733,87 @@
         <w:pStyle w:val="Content"/>
       </w:pPr>
       <w:r>
-        <w:t>要判斷接近是否真由聲學驅動，至少同時看：停止位置與目標的相關性（聲學臂 r＝0.9856，開環 r＝0），以及盲走消融是否失能（4/30 對聲學 30/30；三臂定義見 3.3 節）。以相關性／誤差而非到達率為主指標（預註冊見 Nosek 等 [5]；消融邏輯見 Meyes 等 [11]），是閉環宣稱能否成立的方法主幹。</w:t>
-      </w:r>
-      <w:commentRangeStart w:id="97"/>
-      <w:r>
-        <w:t>同一框架也可推廣到其他模擬感測回授研究</w:t>
-      </w:r>
-      <w:commentRangeEnd w:id="97"/>
-      <w:r>
-        <w:rPr>
-          <w:rStyle w:val="CommentReference"/>
-        </w:rPr>
-        <w:commentReference w:id="97"/>
-      </w:r>
-      <w:r>
-        <w:t>，用以區分「真被感測驅動」與「幾何寬度撐出表面分數」。</w:t>
+        <w:t>夾持與對位容差。聲學對位已驗證；首輪遠端 IK 可達性問題亦已由縮走廊複驗修正（5.3 節正典）。仍待補完者：其一，在更新版模擬器或實體夾爪上重驗摩擦夾持；其二，對位成功但仍有約二成因誤差落在 ±2 cm 統計容差與約 ±1.5 cm 物理捕捉窗縫隙而未能咬合，可收緊容差或加寬指墊捕捉窗——須在新預註冊下重跑，而非事後改舊判準。</w:t>
+      </w:r>
+    </w:p>
+    <w:p>
+      <w:pPr>
+        <w:pStyle w:val="Content"/>
+      </w:pPr>
+      <w:r>
+        <w:t>二維夾取與動態目標。</w:t>
+      </w:r>
+      <w:commentRangeStart w:id="101"/>
+      <w:r>
+        <w:t>D2 已完成二維定位與閉環接近，但側向誤差 3.3 cm 仍大於夾取容差</w:t>
+      </w:r>
+      <w:commentRangeEnd w:id="101"/>
+      <w:r>
+        <w:rPr>
+          <w:rStyle w:val="CommentReference"/>
+        </w:rPr>
+        <w:commentReference w:id="101"/>
+      </w:r>
+      <w:r>
+        <w:t>，故「定位後再夾取」需先壓低側向誤差。可能方向：增加視點、加大基線、或融合完整波形的學習模型（任何路線都應重新預註冊閘門，而非放寬舊門檻）。動態目標可把接近路徑本身當連續視點，以</w:t>
+      </w:r>
+      <w:commentRangeStart w:id="102"/>
+      <w:r>
+        <w:t>滑動窗口對最近數步距離做圓交會</w:t>
+      </w:r>
+      <w:commentRangeEnd w:id="102"/>
+      <w:r>
+        <w:rPr>
+          <w:rStyle w:val="CommentReference"/>
+        </w:rPr>
+        <w:commentReference w:id="102"/>
+      </w:r>
+      <w:r>
+        <w:t>、邊走邊更新；此為純演算法升級，對照仍建議沿用三臂框架。</w:t>
+      </w:r>
+    </w:p>
+    <w:p>
+      <w:pPr>
+        <w:pStyle w:val="Content"/>
+      </w:pPr>
+      <w:r>
+        <w:t>學習型控制與狀態估計。現行控制器是規則式固定步長前進，優點是透明、可歸因；不一定是最有效率或最泛化的策略。Isaac Lab[31]與大規模並行訓練方法（Rudin 等 [18]）及 PPO（Schulman 等 [3]）提供未來換學習控制器的基礎設施；換上之後仍須用本文三臂與稽核框架檢驗，避免策略學到場景捷徑而非使用聲學資訊。此外，</w:t>
+      </w:r>
+      <w:commentRangeStart w:id="103"/>
+      <w:r>
+        <w:t>各實驗已留存逐步波形與位姿（數百回合）</w:t>
+      </w:r>
+      <w:commentRangeEnd w:id="103"/>
+      <w:r>
+        <w:rPr>
+          <w:rStyle w:val="CommentReference"/>
+        </w:rPr>
+        <w:commentReference w:id="103"/>
+      </w:r>
+      <w:r>
+        <w:t>，可直接作監督式狀態估計（如回歸位姿、偵測目標是否存在）的訓練資料，無需額外模擬成本即可展開。</w:t>
+      </w:r>
+    </w:p>
+    <w:p>
+      <w:pPr>
+        <w:pStyle w:val="Content"/>
+      </w:pPr>
+      <w:r>
+        <w:t xml:space="preserve">實機對應。後續可規劃對應 </w:t>
+      </w:r>
+      <w:commentRangeStart w:id="104"/>
+      <w:r>
+        <w:t xml:space="preserve">TDK CH201 等商用超音波測距等級的任務級驗證協定</w:t>
+      </w:r>
+      <w:commentRangeEnd w:id="104"/>
+      <w:r>
+        <w:rPr>
+          <w:rStyle w:val="CommentReference"/>
+        </w:rPr>
+        <w:commentReference w:id="104"/>
+      </w:r>
+      <w:r>
+        <w:t xml:space="preserve">，檢驗包絡地圖與三臂對照結論在真實聲學、真實硬體與真實手臂動力學下能否轉移。重點是任務級指標與效度框架能否成立，而不是先追求波形與模擬逐點相同。</w:t>
       </w:r>
     </w:p>
     <w:p>
@@ -4746,7 +5821,7 @@
         <w:pStyle w:val="Header2"/>
       </w:pPr>
       <w:r>
-        <w:t>6.2 可宣稱與不可宣稱之範圍界定</w:t>
+        <w:t>6.4 研究結論</w:t>
       </w:r>
     </w:p>
     <w:p>
@@ -4754,7 +5829,7 @@
         <w:pStyle w:val="Content"/>
       </w:pPr>
       <w:r>
-        <w:t>全文能講什麼、不能講什麼，收成下列兩張清單。可宣稱者如下。（一）純聲學閉環（全程不讀目標真實世界座標）可驅動 UR10e 接近隨機桌面目標；主結果停止 RMSE 2.8 cm、30 回合全數聲學觸發停止，並經三臂消融與逐步姿態稽核（範圍：模擬、單一隨機種子、確定性引擎）。（二）聲學閉環可延伸到端到端夾取對位：夾取中心與目標 r＝0.9885、對位 RMSE 1.9 cm、對位率顯著優於盲走；對位成功後接觸觸發附著之升舉率約 83%（首輪陳報；複驗見 5.3 節）。（三）WPM 感測包絡可系統量測（52 格配對移除，36/52 可偵測），並建立距離編碼量化表（r＝0.9994；桌高目標 RMSE 5.3 mm）。（四）側向資訊可經手臂運動合成之多點定位自單軸測距恢復，且正式三臂已驗證（側向 r＝0.950、二維停止 RMSE 1.9 cm、盲走失能、90 回合零違規；5.4 節）。（五）對腕載聲影、側向四重證偽、頻率參數無效等失效機制有實證歸因，並提出可推廣的三臂效度設計。</w:t>
+        <w:t>本章總結第一章四項研究問題的答案，並收束全文貢獻與適用範圍。</w:t>
       </w:r>
     </w:p>
     <w:p>
@@ -4762,43 +5837,7 @@
         <w:pStyle w:val="Content"/>
       </w:pPr>
       <w:r>
-        <w:t>不可宣稱者如下。（一）物理摩擦夾持：本文夾持為接觸觸發附著，摩擦保真度限制見 5.3 節，實體夾爪未驗證。（二）單次量測內的左右感知：4.3 節四項實驗已證偽；5.4 節側向是多次量測的演算法合成，不代表單次輸出本身含側向。（三）任何部署級或實機效能。（四）預定停止距離 0.35 m 以內的聲學閉環控制：桌高目標約 0.32 m 以內距離編碼失效，夾取段採停止當下估距的一次推算。（五）</w:t>
-      </w:r>
-      <w:commentRangeStart w:id="99"/>
-      <w:r>
-        <w:t>跨隨機種子的統計穩健性</w:t>
-      </w:r>
-      <w:commentRangeEnd w:id="99"/>
-      <w:r>
-        <w:rPr>
-          <w:rStyle w:val="CommentReference"/>
-        </w:rPr>
-        <w:commentReference w:id="99"/>
-      </w:r>
-      <w:r>
-        <w:t>：本文為單一種子、確定性引擎，尚未完成跨種子補跑。（六）</w:t>
-      </w:r>
-      <w:commentRangeStart w:id="100"/>
-      <w:r>
-        <w:t>二維定位之後再夾取的完整任務鏈</w:t>
-      </w:r>
-      <w:commentRangeEnd w:id="100"/>
-      <w:r>
-        <w:rPr>
-          <w:rStyle w:val="CommentReference"/>
-        </w:rPr>
-        <w:commentReference w:id="100"/>
-      </w:r>
-      <w:r>
-        <w:t>：D2 已驗證定位與二維閉環接近，但側向 RMSE 3.3 cm 仍大於夾取物理容差約 ±1.5 cm（見 5.4、6.3 節）。</w:t>
-      </w:r>
-    </w:p>
-    <w:p>
-      <w:pPr>
-        <w:pStyle w:val="Header2"/>
-      </w:pPr>
-      <w:r>
-        <w:t>6.3 未來工作</w:t>
+        <w:t>RQ1（感測包絡）。在選定的五十二格配對移除掃描中，三十六格可偵測；主宰因子是感測器指向（俯仰），而非後方手臂干擾。包絡結果直接約束後續任務擺位，使閉環建立在「讀得到」的幾何上。</w:t>
       </w:r>
     </w:p>
     <w:p>
@@ -4806,7 +5845,7 @@
         <w:pStyle w:val="Content"/>
       </w:pPr>
       <w:r>
-        <w:t>主線完成後的自然延伸如下；皆應在新預註冊或實機協定下進行，而非事後放寬本文判準。</w:t>
+        <w:t>RQ2（聲學閉環）。未掛臂 D1 與腕載 D1.5 均顯示：不讀目標真值時，純聲學控制可驅動接近；主結果停止位置與目標 r＝0.9856、RMSE 2.8 cm，盲走同管線失能。故接近行為可歸因於聲學資訊，而非場景走廊寬度本身。</w:t>
       </w:r>
     </w:p>
     <w:p>
@@ -4814,7 +5853,7 @@
         <w:pStyle w:val="Content"/>
       </w:pPr>
       <w:r>
-        <w:t>夾持與對位容差。聲學對位已驗證；首輪遠端 IK 可達性問題亦已由縮走廊複驗修正（5.3 節）。仍待補完者：其一，在更新版模擬器或實體夾爪上重驗摩擦夾持；其二，對位成功但仍有約二成因誤差落在 ±2 cm 統計容差與約 ±1.5 cm 物理捕捉窗縫隙而未能咬合，可收緊容差或加寬指墊捕捉窗——須在新預註冊下重跑，而非事後改舊判準。</w:t>
+        <w:t>RQ3（實驗效度）。三臂資訊消融、預註冊判準與姿態／感測器位姿稽核共同排除「幾何假成功」與「隱含真值」：開環可有表面到達率但相關為零；盲走失能鎖住資訊因果；判準失敗則如實記錄並改設計重跑（D3 為範例）。</w:t>
       </w:r>
     </w:p>
     <w:p>
@@ -4822,35 +5861,7 @@
         <w:pStyle w:val="Content"/>
       </w:pPr>
       <w:r>
-        <w:t>二維夾取與動態目標。</w:t>
-      </w:r>
-      <w:commentRangeStart w:id="101"/>
-      <w:r>
-        <w:t>D2 已完成二維定位與閉環接近，但側向誤差 3.3 cm 仍大於夾取容差</w:t>
-      </w:r>
-      <w:commentRangeEnd w:id="101"/>
-      <w:r>
-        <w:rPr>
-          <w:rStyle w:val="CommentReference"/>
-        </w:rPr>
-        <w:commentReference w:id="101"/>
-      </w:r>
-      <w:r>
-        <w:t>，故「定位後再夾取」需先壓低側向誤差。可能方向：增加視點、加大基線、或融合完整波形的學習模型（任何路線都應重新預註冊閘門，而非放寬舊門檻）。動態目標可把接近路徑本身當連續視點，以</w:t>
-      </w:r>
-      <w:commentRangeStart w:id="102"/>
-      <w:r>
-        <w:t>滑動窗口對最近數步距離做圓交會</w:t>
-      </w:r>
-      <w:commentRangeEnd w:id="102"/>
-      <w:r>
-        <w:rPr>
-          <w:rStyle w:val="CommentReference"/>
-        </w:rPr>
-        <w:commentReference w:id="102"/>
-      </w:r>
-      <w:r>
-        <w:t>、邊走邊更新；此為純演算法升級，對照仍建議沿用三臂框架。</w:t>
+        <w:t>RQ4（範圍邊界）。D3 證明聲學可支撐夾取對位，且正典複驗四項判準全過；但升舉為接觸觸發附著，推論不及物理摩擦夾持。D2 在單次輸出無左右線索經四項證偽後，以手臂五視點多點定位恢復側向（r≈0.950），並完成二維閉環；惟側向誤差仍大於夾取物理容差，故二維再夾取不在本文宣稱內。</w:t>
       </w:r>
     </w:p>
     <w:p>
@@ -4858,43 +5869,7 @@
         <w:pStyle w:val="Content"/>
       </w:pPr>
       <w:r>
-        <w:t>學習型控制與狀態估計。現行控制器是規則式固定步長前進，優點是透明、可歸因；不一定是最有效率或最泛化的策略。Isaac Lab[31]與大規模並行訓練方法（Rudin 等 [18]）及 PPO（Schulman 等 [3]）提供未來換學習控制器的基礎設施；換上之後仍須用本文三臂與稽核框架檢驗，避免策略學到場景捷徑而非使用聲學資訊。此外，</w:t>
-      </w:r>
-      <w:commentRangeStart w:id="103"/>
-      <w:r>
-        <w:t>各實驗已留存逐步波形與位姿（數百回合）</w:t>
-      </w:r>
-      <w:commentRangeEnd w:id="103"/>
-      <w:r>
-        <w:rPr>
-          <w:rStyle w:val="CommentReference"/>
-        </w:rPr>
-        <w:commentReference w:id="103"/>
-      </w:r>
-      <w:r>
-        <w:t>，可直接作監督式狀態估計（如回歸位姿、偵測目標是否存在）的訓練資料，無需額外模擬成本即可展開。</w:t>
-      </w:r>
-    </w:p>
-    <w:p>
-      <w:pPr>
-        <w:pStyle w:val="Content"/>
-      </w:pPr>
-      <w:r>
-        <w:t xml:space="preserve">實機對應。後續可規劃對應 </w:t>
-      </w:r>
-      <w:commentRangeStart w:id="104"/>
-      <w:r>
-        <w:t xml:space="preserve">TDK CH201 等商用超音波測距等級的任務級驗證協定</w:t>
-      </w:r>
-      <w:commentRangeEnd w:id="104"/>
-      <w:r>
-        <w:rPr>
-          <w:rStyle w:val="CommentReference"/>
-        </w:rPr>
-        <w:commentReference w:id="104"/>
-      </w:r>
-      <w:r>
-        <w:t xml:space="preserve">，檢驗包絡地圖與三臂對照結論在真實聲學、真實硬體與真實手臂動力學下能否轉移。重點是任務級指標與效度框架能否成立，而不是先追求波形與模擬逐點相同。</w:t>
+        <w:t>總結。本文的貢獻不在新物理模型或新交會公式，而在 Isaac Sim 6.0 RTX Acoustic／WPM 配置下，建立包絡優先、配對移除、三臂消融與預註冊稽核的可重跑驗證鏈，使 UR10e 模擬內超聲回授接近與對位的因果可被檢查、失敗可被歸因。適用範圍限於單一種子、確定性引擎與任務級模擬結論；跨種子、實機與摩擦夾持屬後續工作。</w:t>
       </w:r>
     </w:p>
     <w:p>
@@ -5023,7 +5998,7 @@
 
 <file path=word/comments.xml><?xml version="1.0" encoding="utf-8"?>
 <w:comments xmlns:w="http://schemas.openxmlformats.org/wordprocessingml/2006/main" xmlns:w14="http://schemas.microsoft.com/office/word/2010/wordml">
-  <w:comment w:id="0" w:author="口試備註" w:date="2026-07-13T00:22:33Z" w:initials="口試">
+  <w:comment w:id="0" w:author="口試備註" w:date="2026-07-13T07:57:58Z" w:initials="口試">
     <w:p>
       <w:r>
         <w:rPr>
@@ -5041,7 +6016,7 @@
       </w:r>
     </w:p>
   </w:comment>
-  <w:comment w:id="1" w:author="口試備註" w:date="2026-07-13T00:22:33Z" w:initials="口試">
+  <w:comment w:id="1" w:author="口試備註" w:date="2026-07-13T07:57:58Z" w:initials="口試">
     <w:p>
       <w:r>
         <w:rPr>
@@ -5059,7 +6034,7 @@
       </w:r>
     </w:p>
   </w:comment>
-  <w:comment w:id="2" w:author="口試備註" w:date="2026-07-13T00:22:33Z" w:initials="口試">
+  <w:comment w:id="2" w:author="口試備註" w:date="2026-07-13T07:57:58Z" w:initials="口試">
     <w:p>
       <w:r>
         <w:rPr>
@@ -5081,7 +6056,7 @@
       </w:r>
     </w:p>
   </w:comment>
-  <w:comment w:id="3" w:author="口試備註" w:date="2026-07-13T00:22:33Z" w:initials="口試">
+  <w:comment w:id="3" w:author="口試備註" w:date="2026-07-13T07:57:58Z" w:initials="口試">
     <w:p>
       <w:r>
         <w:rPr>
@@ -5099,7 +6074,7 @@
       </w:r>
     </w:p>
   </w:comment>
-  <w:comment w:id="4" w:author="口試備註" w:date="2026-07-13T00:22:33Z" w:initials="口試">
+  <w:comment w:id="4" w:author="口試備註" w:date="2026-07-13T07:57:58Z" w:initials="口試">
     <w:p>
       <w:r>
         <w:rPr>
@@ -5113,11 +6088,11 @@
           <w:sz w:val="20"/>
           <w:szCs w:val="20"/>
         </w:rPr>
-        <w:t xml:space="preserve">【口試・邊界／Q2】這是 weld-on-stall／接觸觸發附著，不是摩擦夾持。可宣稱：聲學對位；不可宣稱：物理摩擦抓牢。盲走抓空→不觸發附著，對照區辨力仍在。</w:t>
+        <w:t xml:space="preserve">【口試・邊界／Q2】這是 weld-on-stall／接觸觸發附著，不是摩擦夾持。可支持：聲學對位；推論不及：物理摩擦抓牢。盲走抓空→不觸發附著，對照區辨力仍在。</w:t>
       </w:r>
     </w:p>
   </w:comment>
-  <w:comment w:id="5" w:author="口試備註" w:date="2026-07-13T00:22:33Z" w:initials="口試">
+  <w:comment w:id="5" w:author="口試備註" w:date="2026-07-13T07:57:58Z" w:initials="口試">
     <w:p>
       <w:r>
         <w:rPr>
@@ -5135,7 +6110,7 @@
       </w:r>
     </w:p>
   </w:comment>
-  <w:comment w:id="6" w:author="口試備註" w:date="2026-07-13T00:22:33Z" w:initials="口試">
+  <w:comment w:id="6" w:author="口試備註" w:date="2026-07-13T07:57:58Z" w:initials="口試">
     <w:p>
       <w:r>
         <w:rPr>
@@ -5153,7 +6128,7 @@
       </w:r>
     </w:p>
   </w:comment>
-  <w:comment w:id="7" w:author="口試備註" w:date="2026-07-13T00:22:33Z" w:initials="口試">
+  <w:comment w:id="7" w:author="口試備註" w:date="2026-07-13T07:57:58Z" w:initials="口試">
     <w:p>
       <w:r>
         <w:rPr>
@@ -5171,7 +6146,7 @@
       </w:r>
     </w:p>
   </w:comment>
-  <w:comment w:id="8" w:author="口試備註" w:date="2026-07-13T00:22:33Z" w:initials="口試">
+  <w:comment w:id="8" w:author="口試備註" w:date="2026-07-13T07:57:58Z" w:initials="口試">
     <w:p>
       <w:r>
         <w:rPr>
@@ -5189,7 +6164,7 @@
       </w:r>
     </w:p>
   </w:comment>
-  <w:comment w:id="9" w:author="口試備註" w:date="2026-07-13T00:22:33Z" w:initials="口試">
+  <w:comment w:id="9" w:author="口試備註" w:date="2026-07-13T07:57:58Z" w:initials="口試">
     <w:p>
       <w:r>
         <w:rPr>
@@ -5207,7 +6182,7 @@
       </w:r>
     </w:p>
   </w:comment>
-  <w:comment w:id="10" w:author="口試備註" w:date="2026-07-13T00:22:33Z" w:initials="口試">
+  <w:comment w:id="10" w:author="口試備註" w:date="2026-07-13T07:57:58Z" w:initials="口試">
     <w:p>
       <w:r>
         <w:rPr>
@@ -5225,7 +6200,7 @@
       </w:r>
     </w:p>
   </w:comment>
-  <w:comment w:id="11" w:author="口試備註" w:date="2026-07-13T00:22:33Z" w:initials="口試">
+  <w:comment w:id="11" w:author="口試備註" w:date="2026-07-13T07:57:58Z" w:initials="口試">
     <w:p>
       <w:r>
         <w:rPr>
@@ -5243,7 +6218,7 @@
       </w:r>
     </w:p>
   </w:comment>
-  <w:comment w:id="12" w:author="口試備註" w:date="2026-07-13T00:22:33Z" w:initials="口試">
+  <w:comment w:id="12" w:author="口試備註" w:date="2026-07-13T07:57:58Z" w:initials="口試">
     <w:p>
       <w:r>
         <w:rPr>
@@ -5261,7 +6236,7 @@
       </w:r>
     </w:p>
   </w:comment>
-  <w:comment w:id="13" w:author="口試備註" w:date="2026-07-13T00:22:33Z" w:initials="口試">
+  <w:comment w:id="13" w:author="口試備註" w:date="2026-07-13T07:57:58Z" w:initials="口試">
     <w:p>
       <w:r>
         <w:rPr>
@@ -5279,7 +6254,7 @@
       </w:r>
     </w:p>
   </w:comment>
-  <w:comment w:id="14" w:author="口試備註" w:date="2026-07-13T00:22:33Z" w:initials="口試">
+  <w:comment w:id="14" w:author="口試備註" w:date="2026-07-13T07:57:58Z" w:initials="口試">
     <w:p>
       <w:r>
         <w:rPr>
@@ -5297,7 +6272,7 @@
       </w:r>
     </w:p>
   </w:comment>
-  <w:comment w:id="15" w:author="口試備註" w:date="2026-07-13T00:22:33Z" w:initials="口試">
+  <w:comment w:id="15" w:author="口試備註" w:date="2026-07-13T07:57:58Z" w:initials="口試">
     <w:p>
       <w:r>
         <w:rPr>
@@ -5315,7 +6290,7 @@
       </w:r>
     </w:p>
   </w:comment>
-  <w:comment w:id="16" w:author="口試備註" w:date="2026-07-13T00:22:33Z" w:initials="口試">
+  <w:comment w:id="16" w:author="口試備註" w:date="2026-07-13T07:57:58Z" w:initials="口試">
     <w:p>
       <w:r>
         <w:rPr>
@@ -5333,7 +6308,7 @@
       </w:r>
     </w:p>
   </w:comment>
-  <w:comment w:id="17" w:author="口試備註" w:date="2026-07-13T00:22:33Z" w:initials="口試">
+  <w:comment w:id="17" w:author="口試備註" w:date="2026-07-13T07:57:58Z" w:initials="口試">
     <w:p>
       <w:r>
         <w:rPr>
@@ -5351,7 +6326,7 @@
       </w:r>
     </w:p>
   </w:comment>
-  <w:comment w:id="18" w:author="口試備註" w:date="2026-07-13T00:22:33Z" w:initials="口試">
+  <w:comment w:id="18" w:author="口試備註" w:date="2026-07-13T07:57:58Z" w:initials="口試">
     <w:p>
       <w:r>
         <w:rPr>
@@ -5369,7 +6344,7 @@
       </w:r>
     </w:p>
   </w:comment>
-  <w:comment w:id="19" w:author="口試備註" w:date="2026-07-13T00:22:33Z" w:initials="口試">
+  <w:comment w:id="19" w:author="口試備註" w:date="2026-07-13T07:57:58Z" w:initials="口試">
     <w:p>
       <w:r>
         <w:rPr>
@@ -5387,7 +6362,7 @@
       </w:r>
     </w:p>
   </w:comment>
-  <w:comment w:id="20" w:author="口試備註" w:date="2026-07-13T00:22:33Z" w:initials="口試">
+  <w:comment w:id="20" w:author="口試備註" w:date="2026-07-13T07:57:58Z" w:initials="口試">
     <w:p>
       <w:r>
         <w:rPr>
@@ -5405,7 +6380,7 @@
       </w:r>
     </w:p>
   </w:comment>
-  <w:comment w:id="21" w:author="口試備註" w:date="2026-07-13T00:22:33Z" w:initials="口試">
+  <w:comment w:id="21" w:author="口試備註" w:date="2026-07-13T07:57:58Z" w:initials="口試">
     <w:p>
       <w:r>
         <w:rPr>
@@ -5423,7 +6398,7 @@
       </w:r>
     </w:p>
   </w:comment>
-  <w:comment w:id="22" w:author="口試備註" w:date="2026-07-13T00:22:33Z" w:initials="口試">
+  <w:comment w:id="22" w:author="口試備註" w:date="2026-07-13T07:57:58Z" w:initials="口試">
     <w:p>
       <w:r>
         <w:rPr>
@@ -5437,11 +6412,11 @@
           <w:sz w:val="20"/>
           <w:szCs w:val="20"/>
         </w:rPr>
-        <w:t xml:space="preserve">【口試・統計】側向能量用 ρ（單調關係），不用 Pearson r——因為要測「橫移是否單調改變能量差」，不是線性擬合。判準 ρ≥0.9，實測 0.357→證偽。</w:t>
+        <w:t xml:space="preserve">【口試・統計】側向能量用 ρ（單調），不用 Pearson；ρ≥0.9 判準，實測 0.357→證偽。IK＝末端位姿→關節角；暖啟動防多解。D3 遠端升舉 IK 無解＝可達性非聲學。</w:t>
       </w:r>
     </w:p>
   </w:comment>
-  <w:comment w:id="23" w:author="口試備註" w:date="2026-07-13T00:22:33Z" w:initials="口試">
+  <w:comment w:id="23" w:author="口試備註" w:date="2026-07-13T07:57:58Z" w:initials="口試">
     <w:p>
       <w:r>
         <w:rPr>
@@ -5455,11 +6430,11 @@
           <w:sz w:val="20"/>
           <w:szCs w:val="20"/>
         </w:rPr>
-        <w:t xml:space="preserve">【口試・名詞】IK＝末端位姿 → 六軸關節角。暖啟動＋單步關節變化上限，防多解跳躍。D3 遠端升舉 IK 無解＝可達性邊界，非聲學。</w:t>
+        <w:t xml:space="preserve">【口試・方法學】表面指標（到達率）可被走廊寬度撐起來。主指標改用停止位置相關性 + 盲走消融。6.1 開環到達率是活教材。</w:t>
       </w:r>
     </w:p>
   </w:comment>
-  <w:comment w:id="24" w:author="口試備註" w:date="2026-07-13T00:22:33Z" w:initials="口試">
+  <w:comment w:id="24" w:author="口試備註" w:date="2026-07-13T07:57:58Z" w:initials="口試">
     <w:p>
       <w:r>
         <w:rPr>
@@ -5473,11 +6448,11 @@
           <w:sz w:val="20"/>
           <w:szCs w:val="20"/>
         </w:rPr>
-        <w:t xml:space="preserve">【口試・名詞】對位＝夾爪中心 vs 目標中心水平吻合（±2 cm 預註冊容差）。與「升舉成功」分開陳報，避免把力學混進聲學能力。</w:t>
+        <w:t xml:space="preserve">【口試・名詞】對位＝夾爪中心 vs 目標中心水平吻合（±2 cm）。多點定位＝多視點距離交會（D2：5 點、基線 0.3 m）。【文獻】Kapoor 等 [2]；Hayes 等 [1]；Meyes 等 [11]。</w:t>
       </w:r>
     </w:p>
   </w:comment>
-  <w:comment w:id="25" w:author="口試備註" w:date="2026-07-13T00:22:33Z" w:initials="口試">
+  <w:comment w:id="25" w:author="口試備註" w:date="2026-07-13T07:57:58Z" w:initials="口試">
     <w:p>
       <w:r>
         <w:rPr>
@@ -5491,11 +6466,11 @@
           <w:sz w:val="20"/>
           <w:szCs w:val="20"/>
         </w:rPr>
-        <w:t xml:space="preserve">【口試・名詞】多點定位＝多個已知位置各量距離 → 圓／球交會解座標。D2：5 視點、基線 0.3 m、最小平方圓交會。屬合成孔徑／運動合成族，非雙耳陣列。【文獻】Kapoor 等 [2]；Hayes 等 [1]。</w:t>
+        <w:t xml:space="preserve">【口試・Q1 彈藥】若被譏「只是在測光線追蹤測距儀」：正結果是載體；負結果地圖＋效度框架才是可推廣主張（6.1）。口頭收斂三項：包絡優先／三臂因果／側向證偽＋多視點恢復。</w:t>
       </w:r>
     </w:p>
   </w:comment>
-  <w:comment w:id="26" w:author="口試備註" w:date="2026-07-13T00:22:33Z" w:initials="口試">
+  <w:comment w:id="26" w:author="口試備註" w:date="2026-07-13T07:57:58Z" w:initials="口試">
     <w:p>
       <w:r>
         <w:rPr>
@@ -5509,11 +6484,11 @@
           <w:sz w:val="20"/>
           <w:szCs w:val="20"/>
         </w:rPr>
-        <w:t xml:space="preserve">【口試・方法學】表面指標（到達率）可被走廊寬度撐起來。主指標改用停止位置相關性 + 盲走消融。6.1 開環 73% 到達率是活教材。</w:t>
+        <w:t xml:space="preserve">【口試・名詞】TCP＝末端工具參考點。感測器掛載相對 TCP／腕連桿幾何固定。</w:t>
       </w:r>
     </w:p>
   </w:comment>
-  <w:comment w:id="27" w:author="口試備註" w:date="2026-07-13T00:22:33Z" w:initials="口試">
+  <w:comment w:id="27" w:author="口試備註" w:date="2026-07-13T07:57:58Z" w:initials="口試">
     <w:p>
       <w:r>
         <w:rPr>
@@ -5527,11 +6502,11 @@
           <w:sz w:val="20"/>
           <w:szCs w:val="20"/>
         </w:rPr>
-        <w:t xml:space="preserve">【口試・Q1 彈藥】若被譏「只是在測光線追蹤測距儀」：正結果是載體；負結果地圖＋效度框架才是可推廣主張（6.1）。</w:t>
+        <w:t xml:space="preserve">【口試・工程】Geometry Passport＝掛載／目標／桌面幾何寫清楚並可核對的記錄慣例。</w:t>
       </w:r>
     </w:p>
   </w:comment>
-  <w:comment w:id="28" w:author="口試備註" w:date="2026-07-13T00:22:33Z" w:initials="口試">
+  <w:comment w:id="28" w:author="口試備註" w:date="2026-07-13T07:57:58Z" w:initials="口試">
     <w:p>
       <w:r>
         <w:rPr>
@@ -5545,11 +6520,11 @@
           <w:sz w:val="20"/>
           <w:szCs w:val="20"/>
         </w:rPr>
-        <w:t xml:space="preserve">【口試・名詞】TCP＝末端工具參考點。感測器掛載相對 TCP／腕連桿幾何固定。</w:t>
+        <w:t xml:space="preserve">【口試・邊界】本文不做 sim-to-real 遷移實驗。Höfer：任務級指標；RTX Acoustic＝趨勢級可行性，非 CH201 波形對照。【文獻】Höfer 等 [16]；Gao 等 [27]；NVIDIA [28] 等。</w:t>
       </w:r>
     </w:p>
   </w:comment>
-  <w:comment w:id="29" w:author="口試備註" w:date="2026-07-13T00:22:33Z" w:initials="口試">
+  <w:comment w:id="29" w:author="口試備註" w:date="2026-07-13T07:57:58Z" w:initials="口試">
     <w:p>
       <w:r>
         <w:rPr>
@@ -5563,11 +6538,11 @@
           <w:sz w:val="20"/>
           <w:szCs w:val="20"/>
         </w:rPr>
-        <w:t xml:space="preserve">【口試・工程】Geometry Passport＝掛載／目標／桌面幾何寫清楚並可核對的記錄慣例。</w:t>
+        <w:t xml:space="preserve">【口試・名詞】PPO＝常見 RL 策略優化。本文控制器是規則式，沒用 PPO；未來若走 Isaac Lab 仍須三臂效度框架防捷徑。</w:t>
       </w:r>
     </w:p>
   </w:comment>
-  <w:comment w:id="30" w:author="口試備註" w:date="2026-07-13T00:22:33Z" w:initials="口試">
+  <w:comment w:id="30" w:author="口試備註" w:date="2026-07-13T07:57:58Z" w:initials="口試">
     <w:p>
       <w:r>
         <w:rPr>
@@ -5581,11 +6556,11 @@
           <w:sz w:val="20"/>
           <w:szCs w:val="20"/>
         </w:rPr>
-        <w:t xml:space="preserve">【口試・邊界】本文不做 sim-to-real 遷移實驗。Höfer：任務級指標；RTX Acoustic＝趨勢級可行性，非 CH201 波形對照。【文獻】Höfer 等 [16]；Gao 等 [27]；NVIDIA [28] 等。</w:t>
+        <w:t xml:space="preserve">【口試・特徵取捨】文獻提早期能量；本文主特徵是峰值位置（飛行時間代理），不以能量主推距離。</w:t>
       </w:r>
     </w:p>
   </w:comment>
-  <w:comment w:id="31" w:author="口試備註" w:date="2026-07-13T00:22:33Z" w:initials="口試">
+  <w:comment w:id="31" w:author="口試備註" w:date="2026-07-13T07:57:58Z" w:initials="口試">
     <w:p>
       <w:r>
         <w:rPr>
@@ -5599,11 +6574,11 @@
           <w:sz w:val="20"/>
           <w:szCs w:val="20"/>
         </w:rPr>
-        <w:t xml:space="preserve">【口試・名詞】PPO＝常見 RL 策略優化。本文控制器是規則式，沒用 PPO；未來若走 Isaac Lab 仍須三臂效度框架防捷徑。</w:t>
+        <w:t xml:space="preserve">【口試・方法學】不同引擎對早期反射／殘響常有系統差 → 模擬≠實機。支持「任務級、趨勢級」表述。</w:t>
       </w:r>
     </w:p>
   </w:comment>
-  <w:comment w:id="32" w:author="口試備註" w:date="2026-07-13T00:22:33Z" w:initials="口試">
+  <w:comment w:id="32" w:author="口試備註" w:date="2026-07-13T07:57:58Z" w:initials="口試">
     <w:p>
       <w:r>
         <w:rPr>
@@ -5617,11 +6592,11 @@
           <w:sz w:val="20"/>
           <w:szCs w:val="20"/>
         </w:rPr>
-        <w:t xml:space="preserve">【口試・特徵取捨】文獻提早期能量；本文主特徵是峰值位置（飛行時間代理），不以能量主推距離。</w:t>
+        <w:t xml:space="preserve">【口試・為何 WPM】參數化：快但不跟場景走；光線追蹤：跟幾何走 → 包絡問題才有意義。</w:t>
       </w:r>
     </w:p>
   </w:comment>
-  <w:comment w:id="33" w:author="口試備註" w:date="2026-07-13T00:22:33Z" w:initials="口試">
+  <w:comment w:id="33" w:author="口試備註" w:date="2026-07-13T07:57:58Z" w:initials="口試">
     <w:p>
       <w:r>
         <w:rPr>
@@ -5635,11 +6610,11 @@
           <w:sz w:val="20"/>
           <w:szCs w:val="20"/>
         </w:rPr>
-        <w:t xml:space="preserve">【口試・方法學】不同引擎對早期反射／殘響常有系統差 → 模擬≠實機。支持「任務級、趨勢級」表述。</w:t>
+        <w:t xml:space="preserve">【口試・澄清】RTX Acoustic ≠ 光達。輸出是波形／信號路徑，不是深度圖或點雲。</w:t>
       </w:r>
     </w:p>
   </w:comment>
-  <w:comment w:id="34" w:author="口試備註" w:date="2026-07-13T00:22:33Z" w:initials="口試">
+  <w:comment w:id="34" w:author="口試備註" w:date="2026-07-13T07:57:58Z" w:initials="口試">
     <w:p>
       <w:r>
         <w:rPr>
@@ -5653,11 +6628,11 @@
           <w:sz w:val="20"/>
           <w:szCs w:val="20"/>
         </w:rPr>
-        <w:t xml:space="preserve">【口試・為何 WPM】參數化：快但不跟場景走；光線追蹤：跟幾何走 → 包絡問題才有意義。</w:t>
+        <w:t xml:space="preserve">【口試・範圍】不是全域 open-world 搜尋；VLM 粗定位屬上層，本文管最後一公尺距離回授。</w:t>
       </w:r>
     </w:p>
   </w:comment>
-  <w:comment w:id="35" w:author="口試備註" w:date="2026-07-13T00:22:33Z" w:initials="口試">
+  <w:comment w:id="35" w:author="口試備註" w:date="2026-07-13T07:57:58Z" w:initials="口試">
     <w:p>
       <w:r>
         <w:rPr>
@@ -5671,11 +6646,11 @@
           <w:sz w:val="20"/>
           <w:szCs w:val="20"/>
         </w:rPr>
-        <w:t xml:space="preserve">【口試・澄清】RTX Acoustic ≠ 光達。輸出是波形／信號路徑，不是深度圖或點雲。</w:t>
+        <w:t xml:space="preserve">【口試・Q3 延伸】引擎確定 → 重複量測可逐位相同。離線噪聲探針（未入正文）：SNR≥20 dB 解析測距仍穩；20→14 dB 斷崖。</w:t>
       </w:r>
     </w:p>
   </w:comment>
-  <w:comment w:id="36" w:author="口試備註" w:date="2026-07-13T00:22:33Z" w:initials="口試">
+  <w:comment w:id="36" w:author="口試備註" w:date="2026-07-13T07:57:58Z" w:initials="口試">
     <w:p>
       <w:r>
         <w:rPr>
@@ -5689,11 +6664,11 @@
           <w:sz w:val="20"/>
           <w:szCs w:val="20"/>
         </w:rPr>
-        <w:t xml:space="preserve">【口試・範圍】不是全域 open-world 搜尋；VLM 粗定位屬上層，本文管最後一公尺距離回授。</w:t>
+        <w:t xml:space="preserve">【口試・名詞】要多路可獨立取樣。第四章證偽後改多點定位／合成孔徑。【文獻】Kerstens 等 [10]；Kapoor [2]；Hayes [1]。</w:t>
       </w:r>
     </w:p>
   </w:comment>
-  <w:comment w:id="37" w:author="口試備註" w:date="2026-07-13T00:22:33Z" w:initials="口試">
+  <w:comment w:id="37" w:author="口試備註" w:date="2026-07-13T07:57:58Z" w:initials="口試">
     <w:p>
       <w:r>
         <w:rPr>
@@ -5707,11 +6682,11 @@
           <w:sz w:val="20"/>
           <w:szCs w:val="20"/>
         </w:rPr>
-        <w:t xml:space="preserve">【口試・Q3 延伸】引擎確定 → 重複量測可逐位相同。離線噪聲探針（未入正文）：SNR≥20 dB 解析測距仍穩；20→14 dB 斷崖。</w:t>
+        <w:t xml:space="preserve">【口試・名詞】移動中多次量測等效大孔徑。D2 是離散五點圓交會，不是完整 SAS 成像。【文獻】Hayes 等 [1]。</w:t>
       </w:r>
     </w:p>
   </w:comment>
-  <w:comment w:id="38" w:author="口試備註" w:date="2026-07-13T00:22:33Z" w:initials="口試">
+  <w:comment w:id="38" w:author="口試備註" w:date="2026-07-13T07:57:58Z" w:initials="口試">
     <w:p>
       <w:r>
         <w:rPr>
@@ -5725,11 +6700,11 @@
           <w:sz w:val="20"/>
           <w:szCs w:val="20"/>
         </w:rPr>
-        <w:t xml:space="preserve">【口試・名詞】要多路可獨立取樣。第四章證偽後改多點定位／合成孔徑。【文獻】Kerstens 等 [10]；Kapoor [2]；Hayes [1]。</w:t>
+        <w:t xml:space="preserve">【口試・定位】可行性＋效度，不是新物理模型、不是部署標竿。</w:t>
       </w:r>
     </w:p>
   </w:comment>
-  <w:comment w:id="39" w:author="口試備註" w:date="2026-07-13T00:22:33Z" w:initials="口試">
+  <w:comment w:id="39" w:author="口試備註" w:date="2026-07-13T07:57:58Z" w:initials="口試">
     <w:p>
       <w:r>
         <w:rPr>
@@ -5743,11 +6718,11 @@
           <w:sz w:val="20"/>
           <w:szCs w:val="20"/>
         </w:rPr>
-        <w:t xml:space="preserve">【口試・名詞】移動中多次量測等效大孔徑。D2 是離散五點圓交會，不是完整 SAS 成像。【文獻】Hayes 等 [1]。</w:t>
+        <w:t xml:space="preserve">【口試】表回答「差在哪」：元件都會撞車；組合＝RTX Acoustic＋三臂＋包絡＋側向證偽。貢獻是流程不是發明 ToF／多點定位。</w:t>
       </w:r>
     </w:p>
   </w:comment>
-  <w:comment w:id="40" w:author="口試備註" w:date="2026-07-13T00:22:33Z" w:initials="口試">
+  <w:comment w:id="40" w:author="口試備註" w:date="2026-07-13T07:57:58Z" w:initials="口試">
     <w:p>
       <w:r>
         <w:rPr>
@@ -5761,11 +6736,11 @@
           <w:sz w:val="20"/>
           <w:szCs w:val="20"/>
         </w:rPr>
-        <w:t xml:space="preserve">【口試・定位】可行性＋效度，不是新物理模型、不是部署標竿。</w:t>
+        <w:t xml:space="preserve">【口試・名詞】WPM＝光線追蹤式波路徑模擬，對幾何敏感 → 包絡實驗前提。仍非完整波動方程解算器。</w:t>
       </w:r>
     </w:p>
   </w:comment>
-  <w:comment w:id="41" w:author="口試備註" w:date="2026-07-13T00:22:33Z" w:initials="口試">
+  <w:comment w:id="41" w:author="口試備註" w:date="2026-07-13T07:57:58Z" w:initials="口試">
     <w:p>
       <w:r>
         <w:rPr>
@@ -5779,11 +6754,11 @@
           <w:sz w:val="20"/>
           <w:szCs w:val="20"/>
         </w:rPr>
-        <w:t xml:space="preserve">【口試】交集＝UR10e＋RTX Acoustic＋回授接近＋可重複效度流程；貢獻是流程不是發明 WPM。</w:t>
+        <w:t xml:space="preserve">【口試・工程陷阱】波形重建要按每路徑樣本數切緩衝區；誤用通道編號當時間軸 → 峰值壞掉。正文已降級程式名，口試可講原則。</w:t>
       </w:r>
     </w:p>
   </w:comment>
-  <w:comment w:id="42" w:author="口試備註" w:date="2026-07-13T00:22:33Z" w:initials="口試">
+  <w:comment w:id="42" w:author="口試備註" w:date="2026-07-13T07:57:58Z" w:initials="口試">
     <w:p>
       <w:r>
         <w:rPr>
@@ -5797,11 +6772,11 @@
           <w:sz w:val="20"/>
           <w:szCs w:val="20"/>
         </w:rPr>
-        <w:t xml:space="preserve">【口試・名詞】WPM＝光線追蹤式波路徑模擬，對幾何敏感 → 包絡實驗前提。仍非完整波動方程解算器。</w:t>
+        <w:t xml:space="preserve">【口試・引擎限制】不能靠 timeOffset 算 ToF；用 peak×週期×c/2。id 恆 (0,0,0)＝側向證偽第三項。</w:t>
       </w:r>
     </w:p>
   </w:comment>
-  <w:comment w:id="43" w:author="口試備註" w:date="2026-07-13T00:22:33Z" w:initials="口試">
+  <w:comment w:id="43" w:author="口試備註" w:date="2026-07-13T07:57:58Z" w:initials="口試">
     <w:p>
       <w:r>
         <w:rPr>
@@ -5815,11 +6790,11 @@
           <w:sz w:val="20"/>
           <w:szCs w:val="20"/>
         </w:rPr>
-        <w:t xml:space="preserve">【口試・工程陷阱】波形重建要按每路徑樣本數切緩衝區；誤用通道編號當時間軸 → 峰值壞掉。正文已降級程式名，口試可講原則。</w:t>
+        <w:t xml:space="preserve">【口試・程序】暫態＋幀間跳動 → 多幀平均；標準常搭配 40 等待 + 24 平均。</w:t>
       </w:r>
     </w:p>
   </w:comment>
-  <w:comment w:id="44" w:author="口試備註" w:date="2026-07-13T00:22:33Z" w:initials="口試">
+  <w:comment w:id="44" w:author="口試備註" w:date="2026-07-13T07:57:58Z" w:initials="口試">
     <w:p>
       <w:r>
         <w:rPr>
@@ -5833,11 +6808,11 @@
           <w:sz w:val="20"/>
           <w:szCs w:val="20"/>
         </w:rPr>
-        <w:t xml:space="preserve">【口試・引擎限制】不能靠 timeOffset 算 ToF；用 peak×週期×c/2。id 恆 (0,0,0)＝側向證偽第三項。</w:t>
+        <w:t xml:space="preserve">【口試・Q5】當輪自校用已知距離；控制回合真值只進記錄。若校正能造假，盲走共用校正也該成功——它失能。</w:t>
       </w:r>
     </w:p>
   </w:comment>
-  <w:comment w:id="45" w:author="口試備註" w:date="2026-07-13T00:22:33Z" w:initials="口試">
+  <w:comment w:id="45" w:author="口試備註" w:date="2026-07-13T07:57:58Z" w:initials="口試">
     <w:p>
       <w:r>
         <w:rPr>
@@ -5851,11 +6826,17 @@
           <w:sz w:val="20"/>
           <w:szCs w:val="20"/>
         </w:rPr>
-        <w:t xml:space="preserve">【口試・程序】暫態＋幀間跳動 → 多幀平均；標準常搭配 40 等待 + 24 平均。</w:t>
+        <w:t xml:space="preserve">【口試・公式卡①自校】全文核心估距（不必背矩陣）：
+• peak = a·d + b  （峰值取樣點對已知距離 OLS）
+• d̂ = (peak − b) / a  （控制用估距）
+• T = 2/(a·c)  （樣本週期；c＝聲速）
+• ToF 敘事：d ≈ peak·T·c/2  與上式一致
+視軸 T≈103 µs、桌高≈101 µs；仍當輪自校，禁用固定 132.5 µs。
+【文獻】Zhmud 等 [7]。</w:t>
       </w:r>
     </w:p>
   </w:comment>
-  <w:comment w:id="46" w:author="口試備註" w:date="2026-07-13T00:22:33Z" w:initials="口試">
+  <w:comment w:id="46" w:author="口試備註" w:date="2026-07-13T07:57:58Z" w:initials="口試">
     <w:p>
       <w:r>
         <w:rPr>
@@ -5869,11 +6850,11 @@
           <w:sz w:val="20"/>
           <w:szCs w:val="20"/>
         </w:rPr>
-        <w:t xml:space="preserve">【口試・Q5】當輪自校用已知距離；控制回合真值只進記錄。若校正能造假，盲走共用校正也該成功——它失能。</w:t>
+        <w:t xml:space="preserve">【口試・名詞】boresight＝指向軸。側向掃描是垂直於視軸橫移。</w:t>
       </w:r>
     </w:p>
   </w:comment>
-  <w:comment w:id="47" w:author="口試備註" w:date="2026-07-13T00:22:33Z" w:initials="口試">
+  <w:comment w:id="47" w:author="口試備註" w:date="2026-07-13T07:57:58Z" w:initials="口試">
     <w:p>
       <w:r>
         <w:rPr>
@@ -5887,11 +6868,14 @@
           <w:sz w:val="20"/>
           <w:szCs w:val="20"/>
         </w:rPr>
-        <w:t xml:space="preserve">【口試・公式】T=2/(s·c)。視軸~103 µs、桌高~101 µs，近預設~102 µs；仍當輪自校。【文獻】Zhmud 等 [7]。</w:t>
+        <w:t xml:space="preserve">【口試・公式卡②SNR】本文操作定義（不是通訊 SNR）：
+SNR = max|W有 − W無| / max|W有 − W雜訊參考|
+W＝多幀平均波形；SNR&gt;10 → 可偵測（S1 門檻）。
+分子＝目標貢獻；分母＝重複量測雜訊底。</w:t>
       </w:r>
     </w:p>
   </w:comment>
-  <w:comment w:id="48" w:author="口試備註" w:date="2026-07-13T00:22:33Z" w:initials="口試">
+  <w:comment w:id="48" w:author="口試備註" w:date="2026-07-13T07:57:58Z" w:initials="口試">
     <w:p>
       <w:r>
         <w:rPr>
@@ -5905,11 +6889,11 @@
           <w:sz w:val="20"/>
           <w:szCs w:val="20"/>
         </w:rPr>
-        <w:t xml:space="preserve">【口試・名詞】boresight＝指向軸。側向掃描是垂直於視軸橫移。</w:t>
+        <w:t xml:space="preserve">【口試・盲走】估距→∞ → 永不聲學停止 → 撞護欄；量測動作仍做。</w:t>
       </w:r>
     </w:p>
   </w:comment>
-  <w:comment w:id="49" w:author="口試備註" w:date="2026-07-13T00:22:33Z" w:initials="口試">
+  <w:comment w:id="49" w:author="口試備註" w:date="2026-07-13T07:57:58Z" w:initials="口試">
     <w:p>
       <w:r>
         <w:rPr>
@@ -5923,11 +6907,11 @@
           <w:sz w:val="20"/>
           <w:szCs w:val="20"/>
         </w:rPr>
-        <w:t xml:space="preserve">【口試・公式】分子＝目標貢獻；分母＝重複量測雜訊底；&gt;10 可偵測。不是通訊 SNR。</w:t>
+        <w:t xml:space="preserve">【口試・方法】預註冊。D3：沒過就 False，改設計新目錄重跑。</w:t>
       </w:r>
     </w:p>
   </w:comment>
-  <w:comment w:id="50" w:author="口試備註" w:date="2026-07-13T00:22:33Z" w:initials="口試">
+  <w:comment w:id="50" w:author="口試備註" w:date="2026-07-13T07:57:58Z" w:initials="口試">
     <w:p>
       <w:r>
         <w:rPr>
@@ -5941,11 +6925,11 @@
           <w:sz w:val="20"/>
           <w:szCs w:val="20"/>
         </w:rPr>
-        <w:t xml:space="preserve">【口試・盲走】估距→∞ → 永不聲學停止 → 撞護欄；量測動作仍做。</w:t>
+        <w:t xml:space="preserve">【口試・6.1】窄帶上開環也可高到達率；主指標＝r + 盲走失能。</w:t>
       </w:r>
     </w:p>
   </w:comment>
-  <w:comment w:id="51" w:author="口試備註" w:date="2026-07-13T00:22:33Z" w:initials="口試">
+  <w:comment w:id="51" w:author="口試備註" w:date="2026-07-13T07:57:58Z" w:initials="口試">
     <w:p>
       <w:r>
         <w:rPr>
@@ -5959,11 +6943,11 @@
           <w:sz w:val="20"/>
           <w:szCs w:val="20"/>
         </w:rPr>
-        <w:t xml:space="preserve">【口試・方法】預註冊。D3：沒過就 False，改設計新目錄重跑。</w:t>
+        <w:t xml:space="preserve">【口試・稽核】平穩／姿態／感測器位姿。總帳 3173 步 0 違規（verify_all）。</w:t>
       </w:r>
     </w:p>
   </w:comment>
-  <w:comment w:id="52" w:author="口試備註" w:date="2026-07-13T00:22:33Z" w:initials="口試">
+  <w:comment w:id="52" w:author="口試備註" w:date="2026-07-13T07:57:58Z" w:initials="口試">
     <w:p>
       <w:r>
         <w:rPr>
@@ -5977,11 +6961,11 @@
           <w:sz w:val="20"/>
           <w:szCs w:val="20"/>
         </w:rPr>
-        <w:t xml:space="preserve">【口試・6.1】窄帶上開環也可高到達率；主指標＝r + 盲走失能。</w:t>
+        <w:t xml:space="preserve">【口試・場景】寫 pose；探針：移目標波形大變；刪除≈移遠。手臂寫關節角。</w:t>
       </w:r>
     </w:p>
   </w:comment>
-  <w:comment w:id="53" w:author="口試備註" w:date="2026-07-13T00:22:33Z" w:initials="口試">
+  <w:comment w:id="53" w:author="口試備註" w:date="2026-07-13T07:57:58Z" w:initials="口試">
     <w:p>
       <w:r>
         <w:rPr>
@@ -5995,11 +6979,11 @@
           <w:sz w:val="20"/>
           <w:szCs w:val="20"/>
         </w:rPr>
-        <w:t xml:space="preserve">【口試・稽核】平穩／姿態／感測器位姿。總帳 3173 步 0 違規（verify_all）。</w:t>
+        <w:t xml:space="preserve">【口試・掛載】前伸躲 4.3 腕載聲影；D3 才真用夾爪。</w:t>
       </w:r>
     </w:p>
   </w:comment>
-  <w:comment w:id="54" w:author="口試備註" w:date="2026-07-13T00:22:33Z" w:initials="口試">
+  <w:comment w:id="54" w:author="口試備註" w:date="2026-07-13T07:57:58Z" w:initials="口試">
     <w:p>
       <w:r>
         <w:rPr>
@@ -6013,11 +6997,11 @@
           <w:sz w:val="20"/>
           <w:szCs w:val="20"/>
         </w:rPr>
-        <w:t xml:space="preserve">【口試・場景】寫 pose；探針：移目標波形大變；刪除≈移遠。手臂寫關節角。</w:t>
+        <w:t xml:space="preserve">【口試・參數】40+24；兩段能量差&gt;5%→無效。經驗＋稽核，非任意。</w:t>
       </w:r>
     </w:p>
   </w:comment>
-  <w:comment w:id="55" w:author="口試備註" w:date="2026-07-13T00:22:33Z" w:initials="口試">
+  <w:comment w:id="55" w:author="口試備註" w:date="2026-07-13T07:57:58Z" w:initials="口試">
     <w:p>
       <w:r>
         <w:rPr>
@@ -6031,11 +7015,11 @@
           <w:sz w:val="20"/>
           <w:szCs w:val="20"/>
         </w:rPr>
-        <w:t xml:space="preserve">【口試・掛載】前伸躲 4.3 腕載聲影；D3 才真用夾爪。</w:t>
+        <w:t xml:space="preserve">【口試・特徵】最強回波到達時間代理＝往返距離。E1：學波形打不過此特徵。【文獻】Zhmud 等 [7]；He 等 [9]。</w:t>
       </w:r>
     </w:p>
   </w:comment>
-  <w:comment w:id="56" w:author="口試備註" w:date="2026-07-13T00:22:33Z" w:initials="口試">
+  <w:comment w:id="56" w:author="口試備註" w:date="2026-07-13T07:57:58Z" w:initials="口試">
     <w:p>
       <w:r>
         <w:rPr>
@@ -6049,11 +7033,11 @@
           <w:sz w:val="20"/>
           <w:szCs w:val="20"/>
         </w:rPr>
-        <w:t xml:space="preserve">【口試・參數】40+24；兩段能量差&gt;5%→無效。經驗＋稽核，非任意。</w:t>
+        <w:t xml:space="preserve">【口試・特徵】只做 SNR／平穩稽核，不推距離。</w:t>
       </w:r>
     </w:p>
   </w:comment>
-  <w:comment w:id="57" w:author="口試備註" w:date="2026-07-13T00:22:33Z" w:initials="口試">
+  <w:comment w:id="57" w:author="口試備註" w:date="2026-07-13T07:57:58Z" w:initials="口試">
     <w:p>
       <w:r>
         <w:rPr>
@@ -6067,11 +7051,15 @@
           <w:sz w:val="20"/>
           <w:szCs w:val="20"/>
         </w:rPr>
-        <w:t xml:space="preserve">【口試・特徵】最強回波到達時間代理＝往返距離。E1：學波形打不過此特徵。【文獻】Zhmud 等 [7]；He 等 [9]。</w:t>
+        <w:t xml:space="preserve">【口試・公式卡③控制律】
+• d̂_3D 來自 ①；水平：d̂_h = sqrt(d̂_3D² − Δh²)，Δh≈0.19–0.20 m（場景常數）
+• 若 d̂_h ≤ 0.35 m（standoff）→ 停止；否則沿軸前進 0.05 m
+• 無濾波、無多步預測——可歸因優先
+盲走：d̂→∞ → 永不聲學停 → 撞護欄。</w:t>
       </w:r>
     </w:p>
   </w:comment>
-  <w:comment w:id="58" w:author="口試備註" w:date="2026-07-13T00:22:33Z" w:initials="口試">
+  <w:comment w:id="58" w:author="口試備註" w:date="2026-07-13T07:57:58Z" w:initials="口試">
     <w:p>
       <w:r>
         <w:rPr>
@@ -6085,11 +7073,11 @@
           <w:sz w:val="20"/>
           <w:szCs w:val="20"/>
         </w:rPr>
-        <w:t xml:space="preserve">【口試・特徵】只做 SNR／平穩稽核，不推距離。</w:t>
+        <w:t xml:space="preserve">【口試・鐵律五】oracle 只進 log；盲走拿掉估距就崩。</w:t>
       </w:r>
     </w:p>
   </w:comment>
-  <w:comment w:id="59" w:author="口試備註" w:date="2026-07-13T00:22:33Z" w:initials="口試">
+  <w:comment w:id="59" w:author="口試備註" w:date="2026-07-13T07:57:58Z" w:initials="口試">
     <w:p>
       <w:r>
         <w:rPr>
@@ -6103,11 +7091,11 @@
           <w:sz w:val="20"/>
           <w:szCs w:val="20"/>
         </w:rPr>
-        <w:t xml:space="preserve">【口試・控制律】3D 斜距→水平距，再比 standoff 0.35 m。高度差是場景常數。</w:t>
+        <w:t xml:space="preserve">【口試・名詞】護欄≠聲學停止；盲走幾乎全靠它停。</w:t>
       </w:r>
     </w:p>
   </w:comment>
-  <w:comment w:id="60" w:author="口試備註" w:date="2026-07-13T00:22:33Z" w:initials="口試">
+  <w:comment w:id="60" w:author="口試備註" w:date="2026-07-13T07:57:58Z" w:initials="口試">
     <w:p>
       <w:r>
         <w:rPr>
@@ -6121,11 +7109,12 @@
           <w:sz w:val="20"/>
           <w:szCs w:val="20"/>
         </w:rPr>
-        <w:t xml:space="preserve">【口試・鐵律五】oracle 只進 log；盲走拿掉估距就崩。</w:t>
+        <w:t xml:space="preserve">【口試・公式卡④對位】D3 成功定義：|x_夾爪 − x_目標| ≤ 0.02 m（±2 cm 預註冊）。
+升舉成功：附著後目標升高 ≥ 0.05 m（與對位分開陳報）。</w:t>
       </w:r>
     </w:p>
   </w:comment>
-  <w:comment w:id="61" w:author="口試備註" w:date="2026-07-13T00:22:33Z" w:initials="口試">
+  <w:comment w:id="61" w:author="口試備註" w:date="2026-07-13T07:57:58Z" w:initials="口試">
     <w:p>
       <w:r>
         <w:rPr>
@@ -6139,11 +7128,11 @@
           <w:sz w:val="20"/>
           <w:szCs w:val="20"/>
         </w:rPr>
-        <w:t xml:space="preserve">【口試・名詞】護欄≠聲學停止；盲走幾乎全靠它停。</w:t>
+        <w:t xml:space="preserve">【口試・取捨】可歸因優先；RL 列未來且仍要三臂。</w:t>
       </w:r>
     </w:p>
   </w:comment>
-  <w:comment w:id="62" w:author="口試備註" w:date="2026-07-13T00:22:33Z" w:initials="口試">
+  <w:comment w:id="62" w:author="口試備註" w:date="2026-07-13T07:57:58Z" w:initials="口試">
     <w:p>
       <w:r>
         <w:rPr>
@@ -6157,11 +7146,11 @@
           <w:sz w:val="20"/>
           <w:szCs w:val="20"/>
         </w:rPr>
-        <w:t xml:space="preserve">【口試・取捨】可歸因優先；RL 列未來且仍要三臂。</w:t>
+        <w:t xml:space="preserve">【口試・閘門】可偵測／測距／夾取力學。另有斜率歸因（移目標 vs 移感測器）。</w:t>
       </w:r>
     </w:p>
   </w:comment>
-  <w:comment w:id="63" w:author="口試備註" w:date="2026-07-13T00:22:33Z" w:initials="口試">
+  <w:comment w:id="63" w:author="口試備註" w:date="2026-07-13T07:57:58Z" w:initials="口試">
     <w:p>
       <w:r>
         <w:rPr>
@@ -6175,11 +7164,11 @@
           <w:sz w:val="20"/>
           <w:szCs w:val="20"/>
         </w:rPr>
-        <w:t xml:space="preserve">【口試・閘門】可偵測／測距／夾取力學。另有斜率歸因（移目標 vs 移感測器）。</w:t>
+        <w:t xml:space="preserve">【口試・S1】距離×尺寸×俯仰×干擾 → 52 格；每格獨立啟動。三段：有目標／雜訊參考／無目標。</w:t>
       </w:r>
     </w:p>
   </w:comment>
-  <w:comment w:id="64" w:author="口試備註" w:date="2026-07-13T00:22:33Z" w:initials="口試">
+  <w:comment w:id="64" w:author="口試備註" w:date="2026-07-13T07:57:58Z" w:initials="口試">
     <w:p>
       <w:r>
         <w:rPr>
@@ -6193,11 +7182,11 @@
           <w:sz w:val="20"/>
           <w:szCs w:val="20"/>
         </w:rPr>
-        <w:t xml:space="preserve">【口試・S1】距離×尺寸×俯仰×干擾 → 52 格；每格獨立啟動。三段：有目標／雜訊參考／無目標。</w:t>
+        <w:t xml:space="preserve">【口試・數字】否定「完全不可行」；也沒觸發「有手臂就全滅」中止條件。後續任務放水平指向可偵測帶。</w:t>
       </w:r>
     </w:p>
   </w:comment>
-  <w:comment w:id="65" w:author="口試備註" w:date="2026-07-13T00:22:33Z" w:initials="口試">
+  <w:comment w:id="65" w:author="口試備註" w:date="2026-07-13T07:57:58Z" w:initials="口試">
     <w:p>
       <w:r>
         <w:rPr>
@@ -6211,11 +7200,11 @@
           <w:sz w:val="20"/>
           <w:szCs w:val="20"/>
         </w:rPr>
-        <w:t xml:space="preserve">【口試・數字】否定「完全不可行」；也沒觸發「有手臂就全滅」中止條件。後續任務放水平指向可偵測帶。</w:t>
+        <w:t xml:space="preserve">【口試・發現】0° 有桌+臂仍可偵測；60° 無干擾也全滅。機制：方塊鏡面，大俯角回波偏離 RX。</w:t>
       </w:r>
     </w:p>
   </w:comment>
-  <w:comment w:id="66" w:author="口試備註" w:date="2026-07-13T00:22:33Z" w:initials="口試">
+  <w:comment w:id="66" w:author="口試備註" w:date="2026-07-13T07:57:58Z" w:initials="口試">
     <w:p>
       <w:r>
         <w:rPr>
@@ -6229,11 +7218,11 @@
           <w:sz w:val="20"/>
           <w:szCs w:val="20"/>
         </w:rPr>
-        <w:t xml:space="preserve">【口試・發現】0° 有桌+臂仍可偵測；60° 無干擾也全滅。機制：方塊鏡面，大俯角回波偏離 RX。</w:t>
+        <w:t xml:space="preserve">【口試・發現】C vs D SNR 逐位相同 → 後方手臂 0 貢獻。失敗先查擺位指向。</w:t>
       </w:r>
     </w:p>
   </w:comment>
-  <w:comment w:id="67" w:author="口試備註" w:date="2026-07-13T00:22:33Z" w:initials="口試">
+  <w:comment w:id="67" w:author="口試備註" w:date="2026-07-13T07:57:58Z" w:initials="口試">
     <w:p>
       <w:r>
         <w:rPr>
@@ -6247,11 +7236,11 @@
           <w:sz w:val="20"/>
           <w:szCs w:val="20"/>
         </w:rPr>
-        <w:t xml:space="preserve">【口試・發現】C vs D SNR 逐位相同 → 後方手臂 0 貢獻。失敗先查擺位指向。</w:t>
+        <w:t xml:space="preserve">【口試・Q1】這是開環測距 datasheet，不是閉環主張。閉環看消融＋行為量（D1.5 r≈0.986）。</w:t>
       </w:r>
     </w:p>
   </w:comment>
-  <w:comment w:id="68" w:author="口試備註" w:date="2026-07-13T00:22:33Z" w:initials="口試">
+  <w:comment w:id="68" w:author="口試備註" w:date="2026-07-13T07:57:58Z" w:initials="口試">
     <w:p>
       <w:r>
         <w:rPr>
@@ -6265,11 +7254,11 @@
           <w:sz w:val="20"/>
           <w:szCs w:val="20"/>
         </w:rPr>
-        <w:t xml:space="preserve">【口試・Q1】這是開環測距 datasheet，不是閉環主張。閉環看消融＋行為量（D1.5 r≈0.986）。</w:t>
+        <w:t xml:space="preserve">【口試・0.32 m】近距角大被踢；任務避開；連到 standoff 0.35 m 與 D3 一次推算。</w:t>
       </w:r>
     </w:p>
   </w:comment>
-  <w:comment w:id="69" w:author="口試備註" w:date="2026-07-13T00:22:33Z" w:initials="口試">
+  <w:comment w:id="69" w:author="口試備註" w:date="2026-07-13T07:57:58Z" w:initials="口試">
     <w:p>
       <w:r>
         <w:rPr>
@@ -6283,11 +7272,11 @@
           <w:sz w:val="20"/>
           <w:szCs w:val="20"/>
         </w:rPr>
-        <w:t xml:space="preserve">【口試・0.32 m】近距角大被踢；任務避開；連到 standoff 0.35 m 與 D3 一次推算。</w:t>
+        <w:t xml:space="preserve">【口試・詮釋】CV=0＝管線確定性≠抗真實雜訊。跨 seed／噪聲另談。</w:t>
       </w:r>
     </w:p>
   </w:comment>
-  <w:comment w:id="70" w:author="口試備註" w:date="2026-07-13T00:22:33Z" w:initials="口試">
+  <w:comment w:id="70" w:author="口試備註" w:date="2026-07-13T07:57:58Z" w:initials="口試">
     <w:p>
       <w:r>
         <w:rPr>
@@ -6301,11 +7290,11 @@
           <w:sz w:val="20"/>
           <w:szCs w:val="20"/>
         </w:rPr>
-        <w:t xml:space="preserve">【口試・詮釋】CV=0＝管線確定性≠抗真實雜訊。跨 seed／噪聲另談。</w:t>
+        <w:t xml:space="preserve">【口試・M3】CI 涵蓋主斜率；移目標 vs 移感測器無系統差。斜率≈介質+取樣。</w:t>
       </w:r>
     </w:p>
   </w:comment>
-  <w:comment w:id="71" w:author="口試備註" w:date="2026-07-13T00:22:33Z" w:initials="口試">
+  <w:comment w:id="71" w:author="口試備註" w:date="2026-07-13T07:57:58Z" w:initials="口試">
     <w:p>
       <w:r>
         <w:rPr>
@@ -6319,11 +7308,11 @@
           <w:sz w:val="20"/>
           <w:szCs w:val="20"/>
         </w:rPr>
-        <w:t xml:space="preserve">【口試・M3】CI 涵蓋主斜率；移目標 vs 移感測器無系統差。斜率≈介質+取樣。</w:t>
+        <w:t xml:space="preserve">【口試・背誦】①能量 ρ=0.357 ②TDOA 恆偏移 ③id 000 ④分組二路噪音 → 改 D2 多點定位。</w:t>
       </w:r>
     </w:p>
   </w:comment>
-  <w:comment w:id="72" w:author="口試備註" w:date="2026-07-13T00:22:33Z" w:initials="口試">
+  <w:comment w:id="72" w:author="口試備註" w:date="2026-07-13T07:57:58Z" w:initials="口試">
     <w:p>
       <w:r>
         <w:rPr>
@@ -6337,11 +7326,11 @@
           <w:sz w:val="20"/>
           <w:szCs w:val="20"/>
         </w:rPr>
-        <w:t xml:space="preserve">【口試・背誦】①能量 ρ=0.357 ②TDOA 恆偏移 ③id 000 ④分組二路噪音 → 改 D2 多點定位。</w:t>
+        <w:t xml:space="preserve">【口試・負結果】20–100 kHz 峰值相同；引擎無頻率物理。40 kHz 是實務對應不是掃頻最優。</w:t>
       </w:r>
     </w:p>
   </w:comment>
-  <w:comment w:id="73" w:author="口試備註" w:date="2026-07-13T00:22:33Z" w:initials="口試">
+  <w:comment w:id="73" w:author="口試備註" w:date="2026-07-13T07:57:58Z" w:initials="口試">
     <w:p>
       <w:r>
         <w:rPr>
@@ -6355,11 +7344,11 @@
           <w:sz w:val="20"/>
           <w:szCs w:val="20"/>
         </w:rPr>
-        <w:t xml:space="preserve">【口試・負結果】20–100 kHz 峰值相同；引擎無頻率物理。40 kHz 是實務對應不是掃頻最優。</w:t>
+        <w:t xml:space="preserve">【口試・機制】腕部+夾爪網格陰影 → 含臂桌貢獻≈噪聲；無臂超高。解法：前伸 0.25 m。</w:t>
       </w:r>
     </w:p>
   </w:comment>
-  <w:comment w:id="74" w:author="口試備註" w:date="2026-07-13T00:22:33Z" w:initials="口試">
+  <w:comment w:id="74" w:author="口試備註" w:date="2026-07-13T07:57:58Z" w:initials="口試">
     <w:p>
       <w:r>
         <w:rPr>
@@ -6373,11 +7362,11 @@
           <w:sz w:val="20"/>
           <w:szCs w:val="20"/>
         </w:rPr>
-        <w:t xml:space="preserve">【口試・機制】腕部+夾爪網格陰影 → 含臂桌貢獻≈噪聲；無臂超高。解法：前伸 0.25 m。</w:t>
+        <w:t xml:space="preserve">【口試・D1】未掛臂＝隔離感測+控制，先拿掉 IK 變因；再 D1.5 上臂。</w:t>
       </w:r>
     </w:p>
   </w:comment>
-  <w:comment w:id="75" w:author="口試備註" w:date="2026-07-13T00:22:33Z" w:initials="口試">
+  <w:comment w:id="75" w:author="口試備註" w:date="2026-07-13T07:57:58Z" w:initials="口試">
     <w:p>
       <w:r>
         <w:rPr>
@@ -6391,11 +7380,11 @@
           <w:sz w:val="20"/>
           <w:szCs w:val="20"/>
         </w:rPr>
-        <w:t xml:space="preserve">【口試・D1】未掛臂＝隔離感測+控制，先拿掉 IK 變因；再 D1.5 上臂。</w:t>
+        <w:t xml:space="preserve">【口試】任務幾何引用 S1/S2；包絡優先的閉環體現。</w:t>
       </w:r>
     </w:p>
   </w:comment>
-  <w:comment w:id="76" w:author="口試備註" w:date="2026-07-13T00:22:33Z" w:initials="口試">
+  <w:comment w:id="76" w:author="口試備註" w:date="2026-07-13T07:57:58Z" w:initials="口試">
     <w:p>
       <w:r>
         <w:rPr>
@@ -6409,11 +7398,11 @@
           <w:sz w:val="20"/>
           <w:szCs w:val="20"/>
         </w:rPr>
-        <w:t xml:space="preserve">【口試】任務幾何引用 S1/S2；包絡優先的閉環體現。</w:t>
+        <w:t xml:space="preserve">【口試】移感測器 13 點 r＝0.9958≥0.99；證明引擎有追感測器。</w:t>
       </w:r>
     </w:p>
   </w:comment>
-  <w:comment w:id="77" w:author="口試備註" w:date="2026-07-13T00:22:33Z" w:initials="口試">
+  <w:comment w:id="77" w:author="口試備註" w:date="2026-07-13T07:57:58Z" w:initials="口試">
     <w:p>
       <w:r>
         <w:rPr>
@@ -6427,11 +7416,11 @@
           <w:sz w:val="20"/>
           <w:szCs w:val="20"/>
         </w:rPr>
-        <w:t xml:space="preserve">【口試】移感測器 13 點 r＝0.9958≥0.99；證明引擎有追感測器。</w:t>
+        <w:t xml:space="preserve">【口試・鐵律五】oracle 隔離；被問洩漏＋盲走失能。</w:t>
       </w:r>
     </w:p>
   </w:comment>
-  <w:comment w:id="78" w:author="口試備註" w:date="2026-07-13T00:22:33Z" w:initials="口試">
+  <w:comment w:id="78" w:author="口試備註" w:date="2026-07-13T07:57:58Z" w:initials="口試">
     <w:p>
       <w:r>
         <w:rPr>
@@ -6445,11 +7434,11 @@
           <w:sz w:val="20"/>
           <w:szCs w:val="20"/>
         </w:rPr>
-        <w:t xml:space="preserve">【口試・鐵律五】oracle 隔離；被問洩漏＋盲走失能。</w:t>
+        <w:t xml:space="preserve">【口試】D1 上限；D1.5 0.9856 幾乎無損 → 主誤差不是 IK。</w:t>
       </w:r>
     </w:p>
   </w:comment>
-  <w:comment w:id="79" w:author="口試備註" w:date="2026-07-13T00:22:33Z" w:initials="口試">
+  <w:comment w:id="79" w:author="口試備註" w:date="2026-07-13T07:57:58Z" w:initials="口試">
     <w:p>
       <w:r>
         <w:rPr>
@@ -6463,11 +7452,11 @@
           <w:sz w:val="20"/>
           <w:szCs w:val="20"/>
         </w:rPr>
-        <w:t xml:space="preserve">【口試】D1 上限；D1.5 0.9856 幾乎無損 → 主誤差不是 IK。</w:t>
+        <w:t xml:space="preserve">【口試】前伸 0.25 m 離陰影；逐步姿態／位姿稽核。</w:t>
       </w:r>
     </w:p>
   </w:comment>
-  <w:comment w:id="80" w:author="口試備註" w:date="2026-07-13T00:22:33Z" w:initials="口試">
+  <w:comment w:id="80" w:author="口試備註" w:date="2026-07-13T07:57:58Z" w:initials="口試">
     <w:p>
       <w:r>
         <w:rPr>
@@ -6481,11 +7470,11 @@
           <w:sz w:val="20"/>
           <w:szCs w:val="20"/>
         </w:rPr>
-        <w:t xml:space="preserve">【口試】前伸 0.25 m 離陰影；逐步姿態／位姿稽核。</w:t>
+        <w:t xml:space="preserve">【口試】暖啟動減多解跳躍；D3 遠端升舉仍可能 IK 無解。</w:t>
       </w:r>
     </w:p>
   </w:comment>
-  <w:comment w:id="81" w:author="口試備註" w:date="2026-07-13T00:22:33Z" w:initials="口試">
+  <w:comment w:id="81" w:author="口試備註" w:date="2026-07-13T07:57:58Z" w:initials="口試">
     <w:p>
       <w:r>
         <w:rPr>
@@ -6499,11 +7488,11 @@
           <w:sz w:val="20"/>
           <w:szCs w:val="20"/>
         </w:rPr>
-        <w:t xml:space="preserve">【口試】暖啟動減多解跳躍；D3 遠端升舉仍可能 IK 無解。</w:t>
+        <w:t xml:space="preserve">【口試】D1.5 t＝−10.6 p＜0.001；主判準仍是 r/消融。</w:t>
       </w:r>
     </w:p>
   </w:comment>
-  <w:comment w:id="82" w:author="口試備註" w:date="2026-07-13T00:22:33Z" w:initials="口試">
+  <w:comment w:id="82" w:author="口試備註" w:date="2026-07-13T07:57:58Z" w:initials="口試">
     <w:p>
       <w:r>
         <w:rPr>
@@ -6517,11 +7506,11 @@
           <w:sz w:val="20"/>
           <w:szCs w:val="20"/>
         </w:rPr>
-        <w:t xml:space="preserve">【口試】D1.5 t＝−10.6 p＜0.001；主判準仍是 r/消融。</w:t>
+        <w:t xml:space="preserve">【口試・到達率陷阱】看起來不差但 r＝0；不是追蹤。</w:t>
       </w:r>
     </w:p>
   </w:comment>
-  <w:comment w:id="83" w:author="口試備註" w:date="2026-07-13T00:22:33Z" w:initials="口試">
+  <w:comment w:id="83" w:author="口試備註" w:date="2026-07-13T07:57:58Z" w:initials="口試">
     <w:p>
       <w:r>
         <w:rPr>
@@ -6535,11 +7524,11 @@
           <w:sz w:val="20"/>
           <w:szCs w:val="20"/>
         </w:rPr>
-        <w:t xml:space="preserve">【口試・到達率陷阱】看起來不差但 r＝0；不是追蹤。</w:t>
+        <w:t xml:space="preserve">【口試】近距＜0.32 m 不再閉環；一次推算是設計輸入。</w:t>
       </w:r>
     </w:p>
   </w:comment>
-  <w:comment w:id="84" w:author="口試備註" w:date="2026-07-13T00:22:33Z" w:initials="口試">
+  <w:comment w:id="84" w:author="口試備註" w:date="2026-07-13T07:57:58Z" w:initials="口試">
     <w:p>
       <w:r>
         <w:rPr>
@@ -6553,11 +7542,11 @@
           <w:sz w:val="20"/>
           <w:szCs w:val="20"/>
         </w:rPr>
-        <w:t xml:space="preserve">【口試】近距＜0.32 m 不再閉環；一次推算是設計輸入。</w:t>
+        <w:t xml:space="preserve">【口試】SNR 31.9–82.3；r＝0.996；10 次序列姿態乾淨。</w:t>
       </w:r>
     </w:p>
   </w:comment>
-  <w:comment w:id="85" w:author="口試備註" w:date="2026-07-13T00:22:33Z" w:initials="口試">
+  <w:comment w:id="85" w:author="口試備註" w:date="2026-07-13T07:57:58Z" w:initials="口試">
     <w:p>
       <w:r>
         <w:rPr>
@@ -6571,11 +7560,11 @@
           <w:sz w:val="20"/>
           <w:szCs w:val="20"/>
         </w:rPr>
-        <w:t xml:space="preserve">【口試】SNR 31.9–82.3；r＝0.996；10 次序列姿態乾淨。</w:t>
+        <w:t xml:space="preserve">【口試・Q2】非摩擦夾持；觸發＝物理接觸；盲走抓空失敗。</w:t>
       </w:r>
     </w:p>
   </w:comment>
-  <w:comment w:id="86" w:author="口試備註" w:date="2026-07-13T00:22:33Z" w:initials="口試">
+  <w:comment w:id="86" w:author="口試備註" w:date="2026-07-13T07:57:58Z" w:initials="口試">
     <w:p>
       <w:r>
         <w:rPr>
@@ -6589,11 +7578,11 @@
           <w:sz w:val="20"/>
           <w:szCs w:val="20"/>
         </w:rPr>
-        <w:t xml:space="preserve">【口試・Q2】非摩擦夾持；觸發＝物理接觸；盲走抓空失敗。</w:t>
+        <w:t xml:space="preserve">【口試】首輪 18/30 vs 7/30；複驗 p＜0.001。</w:t>
       </w:r>
     </w:p>
   </w:comment>
-  <w:comment w:id="87" w:author="口試備註" w:date="2026-07-13T00:22:33Z" w:initials="口試">
+  <w:comment w:id="87" w:author="口試備註" w:date="2026-07-13T07:57:58Z" w:initials="口試">
     <w:p>
       <w:r>
         <w:rPr>
@@ -6607,11 +7596,11 @@
           <w:sz w:val="20"/>
           <w:szCs w:val="20"/>
         </w:rPr>
-        <w:t xml:space="preserve">【口試】首輪 18/30 vs 7/30；複驗 p＜0.001。</w:t>
+        <w:t xml:space="preserve">【口試】聲學 vs 力學分開，避免 weld/捕捉窗洗成聲學成功率。</w:t>
       </w:r>
     </w:p>
   </w:comment>
-  <w:comment w:id="88" w:author="口試備註" w:date="2026-07-13T00:22:33Z" w:initials="口試">
+  <w:comment w:id="88" w:author="口試備註" w:date="2026-07-13T07:57:58Z" w:initials="口試">
     <w:p>
       <w:r>
         <w:rPr>
@@ -6625,11 +7614,11 @@
           <w:sz w:val="20"/>
           <w:szCs w:val="20"/>
         </w:rPr>
-        <w:t xml:space="preserve">【口試】聲學 vs 力學分開，避免 weld/捕捉窗洗成聲學成功率。</w:t>
+        <w:t xml:space="preserve">【口試】如實 False；可達性邊界；縮走廊重跑不改判準。</w:t>
       </w:r>
     </w:p>
   </w:comment>
-  <w:comment w:id="89" w:author="口試備註" w:date="2026-07-13T00:22:33Z" w:initials="口試">
+  <w:comment w:id="89" w:author="口試備註" w:date="2026-07-13T07:57:58Z" w:initials="口試">
     <w:p>
       <w:r>
         <w:rPr>
@@ -6643,11 +7632,11 @@
           <w:sz w:val="20"/>
           <w:szCs w:val="20"/>
         </w:rPr>
-        <w:t xml:space="preserve">【口試】如實 False；可達性邊界；縮走廊重跑不改判準。</w:t>
+        <w:t xml:space="preserve">【口試・複驗】新目錄重跑；四判準全綠；數據保留。</w:t>
       </w:r>
     </w:p>
   </w:comment>
-  <w:comment w:id="90" w:author="口試備註" w:date="2026-07-13T00:22:33Z" w:initials="口試">
+  <w:comment w:id="90" w:author="口試備註" w:date="2026-07-13T07:57:58Z" w:initials="口試">
     <w:p>
       <w:r>
         <w:rPr>
@@ -6661,11 +7650,11 @@
           <w:sz w:val="20"/>
           <w:szCs w:val="20"/>
         </w:rPr>
-        <w:t xml:space="preserve">【口試・複驗】新目錄重跑；四判準全綠；數據保留。</w:t>
+        <w:t xml:space="preserve">【口試・縫隙】對位成功升舉失敗多在 1.5–2.0 cm、停短；容差預鎖不事後改。</w:t>
       </w:r>
     </w:p>
   </w:comment>
-  <w:comment w:id="91" w:author="口試備註" w:date="2026-07-13T00:22:33Z" w:initials="口試">
+  <w:comment w:id="91" w:author="口試備註" w:date="2026-07-13T07:57:58Z" w:initials="口試">
     <w:p>
       <w:r>
         <w:rPr>
@@ -6679,11 +7668,15 @@
           <w:sz w:val="20"/>
           <w:szCs w:val="20"/>
         </w:rPr>
-        <w:t xml:space="preserve">【口試・縫隙】對位成功升舉失敗多在 1.5–2.0 cm、停短；容差預鎖不事後改。</w:t>
+        <w:t xml:space="preserve">【口試・公式卡⑤D2】五視點各得 d̂_i，求 (x,y) 使
+Σ_i ( d̂_i − √[(x−x_i)²+(y−y_i)²] )²  最小（最小平方圓交會）。
+實作：Gauss–Newton 數值解（程式有 JᵀJ）；正文不展開矩陣推導。
+盲走：d̂→∞ → 定位無解。不是新公式，是 Kapoor/Hayes 譜系。
+【文獻】Kapoor [2]；Hayes [1]；Meyes [11]。</w:t>
       </w:r>
     </w:p>
   </w:comment>
-  <w:comment w:id="92" w:author="口試備註" w:date="2026-07-13T00:22:33Z" w:initials="口試">
+  <w:comment w:id="92" w:author="口試備註" w:date="2026-07-13T07:57:58Z" w:initials="口試">
     <w:p>
       <w:r>
         <w:rPr>
@@ -6697,11 +7690,11 @@
           <w:sz w:val="20"/>
           <w:szCs w:val="20"/>
         </w:rPr>
-        <w:t xml:space="preserve">【口試・D2】5 點×單軸測距→圓交會；盲走估距先∞→定位無解。【文獻】Kapoor [2]；Hayes [1]；Meyes [11]。</w:t>
+        <w:t xml:space="preserve">【口試】3.3 cm＞夾取窗±1.5 → 未宣稱 2D 夾取；g2-wide 1.84 止損（未入正文）。</w:t>
       </w:r>
     </w:p>
   </w:comment>
-  <w:comment w:id="93" w:author="口試備註" w:date="2026-07-13T00:22:33Z" w:initials="口試">
+  <w:comment w:id="93" w:author="口試備註" w:date="2026-07-13T07:57:58Z" w:initials="口試">
     <w:p>
       <w:r>
         <w:rPr>
@@ -6715,11 +7708,11 @@
           <w:sz w:val="20"/>
           <w:szCs w:val="20"/>
         </w:rPr>
-        <w:t xml:space="preserve">【口試】3.3 cm＞夾取窗±1.5 → 未宣稱 2D 夾取；g2-wide 1.84 止損（未入正文）。</w:t>
+        <w:t xml:space="preserve">【口試】4.3 證偽↔5.4 恢復；可宣稱合成側向，不可宣稱單次輸出含側向。</w:t>
       </w:r>
     </w:p>
   </w:comment>
-  <w:comment w:id="94" w:author="口試備註" w:date="2026-07-13T00:22:33Z" w:initials="口試">
+  <w:comment w:id="94" w:author="口試備註" w:date="2026-07-13T07:57:58Z" w:initials="口試">
     <w:p>
       <w:r>
         <w:rPr>
@@ -6733,11 +7726,11 @@
           <w:sz w:val="20"/>
           <w:szCs w:val="20"/>
         </w:rPr>
-        <w:t xml:space="preserve">【口試】4.3 證偽↔5.4 恢復；可宣稱合成側向，不可宣稱單次輸出含側向。</w:t>
+        <w:t xml:space="preserve">【口試】盲走＝資訊因果；開環＝到達率陷阱。缺一可被鑽。</w:t>
       </w:r>
     </w:p>
   </w:comment>
-  <w:comment w:id="95" w:author="口試備註" w:date="2026-07-13T00:22:33Z" w:initials="口試">
+  <w:comment w:id="95" w:author="口試備註" w:date="2026-07-13T07:57:58Z" w:initials="口試">
     <w:p>
       <w:r>
         <w:rPr>
@@ -6751,11 +7744,11 @@
           <w:sz w:val="20"/>
           <w:szCs w:val="20"/>
         </w:rPr>
-        <w:t xml:space="preserve">【口試】盲走＝資訊因果；開環＝到達率陷阱。缺一可被鑽。</w:t>
+        <w:t xml:space="preserve">【口試・金句】開環高到達率＋r≈0＝指標失效現場演示；主指標必須 r＋消融。【文獻】Meyes 等 [11]；Nosek 等 [5]。</w:t>
       </w:r>
     </w:p>
   </w:comment>
-  <w:comment w:id="96" w:author="口試備註" w:date="2026-07-13T00:22:33Z" w:initials="口試">
+  <w:comment w:id="96" w:author="口試備註" w:date="2026-07-13T07:57:58Z" w:initials="口試">
     <w:p>
       <w:r>
         <w:rPr>
@@ -6769,11 +7762,11 @@
           <w:sz w:val="20"/>
           <w:szCs w:val="20"/>
         </w:rPr>
-        <w:t xml:space="preserve">【口試・金句】開環 73%＝指標失效現場演示；主指標必須 r＋消融。【文獻】Meyes 等 [11]；Nosek 等 [5]。</w:t>
+        <w:t xml:space="preserve">【口試・貢獻五】框架可推廣：預註冊、消融、行為主指標、稽核。</w:t>
       </w:r>
     </w:p>
   </w:comment>
-  <w:comment w:id="97" w:author="口試備註" w:date="2026-07-13T00:22:33Z" w:initials="口試">
+  <w:comment w:id="97" w:author="口試備註" w:date="2026-07-13T07:57:58Z" w:initials="口試">
     <w:p>
       <w:r>
         <w:rPr>
@@ -6787,11 +7780,11 @@
           <w:sz w:val="20"/>
           <w:szCs w:val="20"/>
         </w:rPr>
-        <w:t xml:space="preserve">【口試・貢獻五】框架可推廣：預註冊、消融、行為主指標、稽核。</w:t>
+        <w:t xml:space="preserve">【口試・總表】可支持：1D 閉環、對位（正典 80%）、包絡、D2 合成側向、效度。不及：摩擦夾持、單次側向、實機、0.32m 內閉環、跨 seed、2D 再夾取。</w:t>
       </w:r>
     </w:p>
   </w:comment>
-  <w:comment w:id="98" w:author="口試備註" w:date="2026-07-13T00:22:33Z" w:initials="口試">
+  <w:comment w:id="98" w:author="口試備註" w:date="2026-07-13T07:57:58Z" w:initials="口試">
     <w:p>
       <w:r>
         <w:rPr>
@@ -6805,11 +7798,11 @@
           <w:sz w:val="20"/>
           <w:szCs w:val="20"/>
         </w:rPr>
-        <w:t xml:space="preserve">【口試・總表】可：1D 閉環、對位、包絡、D2 合成側向、效度。不可：摩擦夾持、單次側向、實機、0.35m 內閉環、跨 seed、2D 再夾取。</w:t>
+        <w:t xml:space="preserve">【口試・Q3】在「推論不及」清單；低成本＝同判準多 seed 重跑。承認＋方案。</w:t>
       </w:r>
     </w:p>
   </w:comment>
-  <w:comment w:id="99" w:author="口試備註" w:date="2026-07-13T00:22:33Z" w:initials="口試">
+  <w:comment w:id="99" w:author="口試備註" w:date="2026-07-13T07:57:58Z" w:initials="口試">
     <w:p>
       <w:r>
         <w:rPr>
@@ -6823,11 +7816,11 @@
           <w:sz w:val="20"/>
           <w:szCs w:val="20"/>
         </w:rPr>
-        <w:t xml:space="preserve">【口試・Q3】在不可宣稱清單；低成本＝同判準多 seed 重跑。承認＋方案。</w:t>
+        <w:t xml:space="preserve">【口試】D2 定位／閉環已完成；側向 3.3 cm＞夾取窗 → 再夾取未入推論。</w:t>
       </w:r>
     </w:p>
   </w:comment>
-  <w:comment w:id="100" w:author="口試備註" w:date="2026-07-13T00:22:33Z" w:initials="口試">
+  <w:comment w:id="100" w:author="口試備註" w:date="2026-07-13T07:57:58Z" w:initials="口試">
     <w:p>
       <w:r>
         <w:rPr>
@@ -6841,11 +7834,11 @@
           <w:sz w:val="20"/>
           <w:szCs w:val="20"/>
         </w:rPr>
-        <w:t xml:space="preserve">【口試】D2 定位／閉環已完成；側向 3.3 cm＞夾取窗 → 再夾取未宣稱。</w:t>
+        <w:t xml:space="preserve">【口試・收尾】逐題 RQ1–4；貢獻＝驗證鏈非新物理；正典 D3＝走廊修正複驗。</w:t>
       </w:r>
     </w:p>
   </w:comment>
-  <w:comment w:id="101" w:author="口試備註" w:date="2026-07-13T00:22:33Z" w:initials="口試">
+  <w:comment w:id="101" w:author="口試備註" w:date="2026-07-13T07:57:58Z" w:initials="口試">
     <w:p>
       <w:r>
         <w:rPr>
@@ -6863,7 +7856,7 @@
       </w:r>
     </w:p>
   </w:comment>
-  <w:comment w:id="102" w:author="口試備註" w:date="2026-07-13T00:22:33Z" w:initials="口試">
+  <w:comment w:id="102" w:author="口試備註" w:date="2026-07-13T07:57:58Z" w:initials="口試">
     <w:p>
       <w:r>
         <w:rPr>
@@ -6881,7 +7874,7 @@
       </w:r>
     </w:p>
   </w:comment>
-  <w:comment w:id="103" w:author="口試備註" w:date="2026-07-13T00:22:33Z" w:initials="口試">
+  <w:comment w:id="103" w:author="口試備註" w:date="2026-07-13T07:57:58Z" w:initials="口試">
     <w:p>
       <w:r>
         <w:rPr>
@@ -6899,7 +7892,7 @@
       </w:r>
     </w:p>
   </w:comment>
-  <w:comment w:id="104" w:author="口試備註" w:date="2026-07-13T00:22:33Z" w:initials="口試">
+  <w:comment w:id="104" w:author="口試備註" w:date="2026-07-13T07:57:58Z" w:initials="口試">
     <w:p>
       <w:r>
         <w:rPr>
@@ -6922,331 +7915,331 @@
 
 <file path=word/commentsExtended.xml><?xml version="1.0" encoding="utf-8"?>
 <w15:commentsEx xmlns:w15="http://schemas.microsoft.com/office/word/2012/wordml">
-  <w15:commentEx w15:paraId="46C3547C" w15:done="0"/>
-  <w15:commentEx w15:paraId="50BDC666" w15:done="0"/>
-  <w15:commentEx w15:paraId="031301B1" w15:done="0"/>
-  <w15:commentEx w15:paraId="229C7D31" w15:done="0"/>
-  <w15:commentEx w15:paraId="4E086DD3" w15:done="0"/>
-  <w15:commentEx w15:paraId="6B72E0A2" w15:done="0"/>
-  <w15:commentEx w15:paraId="26F8F039" w15:done="0"/>
-  <w15:commentEx w15:paraId="49E03756" w15:done="0"/>
-  <w15:commentEx w15:paraId="122CFC7B" w15:done="0"/>
-  <w15:commentEx w15:paraId="5496F878" w15:done="0"/>
-  <w15:commentEx w15:paraId="7BE537CB" w15:done="0"/>
-  <w15:commentEx w15:paraId="38A62A3E" w15:done="0"/>
-  <w15:commentEx w15:paraId="4FCFA30B" w15:done="0"/>
-  <w15:commentEx w15:paraId="6D1A93AB" w15:done="0"/>
-  <w15:commentEx w15:paraId="5FA375CB" w15:done="0"/>
-  <w15:commentEx w15:paraId="08F46FAF" w15:done="0"/>
-  <w15:commentEx w15:paraId="4A17526D" w15:done="0"/>
-  <w15:commentEx w15:paraId="1C409EB2" w15:done="0"/>
-  <w15:commentEx w15:paraId="644B694D" w15:done="0"/>
-  <w15:commentEx w15:paraId="59BE511B" w15:done="0"/>
-  <w15:commentEx w15:paraId="561DED57" w15:done="0"/>
-  <w15:commentEx w15:paraId="3C5E9B94" w15:done="0"/>
-  <w15:commentEx w15:paraId="494CF706" w15:done="0"/>
-  <w15:commentEx w15:paraId="1A2E6F3E" w15:done="0"/>
-  <w15:commentEx w15:paraId="7C1A258E" w15:done="0"/>
-  <w15:commentEx w15:paraId="246791E8" w15:done="0"/>
-  <w15:commentEx w15:paraId="2E435BDB" w15:done="0"/>
-  <w15:commentEx w15:paraId="700AED99" w15:done="0"/>
-  <w15:commentEx w15:paraId="062A45B2" w15:done="0"/>
-  <w15:commentEx w15:paraId="08218FD2" w15:done="0"/>
-  <w15:commentEx w15:paraId="32158262" w15:done="0"/>
-  <w15:commentEx w15:paraId="55896890" w15:done="0"/>
-  <w15:commentEx w15:paraId="0C439A64" w15:done="0"/>
-  <w15:commentEx w15:paraId="7E956265" w15:done="0"/>
-  <w15:commentEx w15:paraId="60A98B1C" w15:done="0"/>
-  <w15:commentEx w15:paraId="0C5BEFBE" w15:done="0"/>
-  <w15:commentEx w15:paraId="72F8529A" w15:done="0"/>
-  <w15:commentEx w15:paraId="4D6A4543" w15:done="0"/>
-  <w15:commentEx w15:paraId="025AAA0D" w15:done="0"/>
-  <w15:commentEx w15:paraId="78215DA9" w15:done="0"/>
-  <w15:commentEx w15:paraId="70A86E9C" w15:done="0"/>
-  <w15:commentEx w15:paraId="13BB5449" w15:done="0"/>
-  <w15:commentEx w15:paraId="50E36919" w15:done="0"/>
-  <w15:commentEx w15:paraId="62E6EC21" w15:done="0"/>
-  <w15:commentEx w15:paraId="635FAA4D" w15:done="0"/>
-  <w15:commentEx w15:paraId="3330F545" w15:done="0"/>
-  <w15:commentEx w15:paraId="20C036F1" w15:done="0"/>
-  <w15:commentEx w15:paraId="40121AB5" w15:done="0"/>
-  <w15:commentEx w15:paraId="4FB59D58" w15:done="0"/>
-  <w15:commentEx w15:paraId="7AD9C663" w15:done="0"/>
-  <w15:commentEx w15:paraId="4D3E0318" w15:done="0"/>
-  <w15:commentEx w15:paraId="76FAF1D8" w15:done="0"/>
-  <w15:commentEx w15:paraId="2B4DF385" w15:done="0"/>
-  <w15:commentEx w15:paraId="7FAE20C1" w15:done="0"/>
-  <w15:commentEx w15:paraId="0B04EBB6" w15:done="0"/>
-  <w15:commentEx w15:paraId="3E4138B8" w15:done="0"/>
-  <w15:commentEx w15:paraId="21DD3850" w15:done="0"/>
-  <w15:commentEx w15:paraId="3D257546" w15:done="0"/>
-  <w15:commentEx w15:paraId="3EA0864E" w15:done="0"/>
-  <w15:commentEx w15:paraId="3CF4A70D" w15:done="0"/>
-  <w15:commentEx w15:paraId="123AFB6D" w15:done="0"/>
-  <w15:commentEx w15:paraId="7174D8B7" w15:done="0"/>
-  <w15:commentEx w15:paraId="213C320E" w15:done="0"/>
-  <w15:commentEx w15:paraId="75713EEC" w15:done="0"/>
-  <w15:commentEx w15:paraId="3286BE88" w15:done="0"/>
-  <w15:commentEx w15:paraId="44A4FD92" w15:done="0"/>
-  <w15:commentEx w15:paraId="1422134E" w15:done="0"/>
-  <w15:commentEx w15:paraId="31F7D8EA" w15:done="0"/>
-  <w15:commentEx w15:paraId="52429C72" w15:done="0"/>
-  <w15:commentEx w15:paraId="111028A6" w15:done="0"/>
-  <w15:commentEx w15:paraId="771E78FE" w15:done="0"/>
-  <w15:commentEx w15:paraId="1563569B" w15:done="0"/>
-  <w15:commentEx w15:paraId="6DEFF763" w15:done="0"/>
-  <w15:commentEx w15:paraId="7B8328A4" w15:done="0"/>
-  <w15:commentEx w15:paraId="1CA0EF97" w15:done="0"/>
-  <w15:commentEx w15:paraId="49B7C1A9" w15:done="0"/>
-  <w15:commentEx w15:paraId="5477E1C2" w15:done="0"/>
-  <w15:commentEx w15:paraId="2339B235" w15:done="0"/>
-  <w15:commentEx w15:paraId="0FD4F61D" w15:done="0"/>
-  <w15:commentEx w15:paraId="066C4610" w15:done="0"/>
-  <w15:commentEx w15:paraId="34D25317" w15:done="0"/>
-  <w15:commentEx w15:paraId="437422C8" w15:done="0"/>
-  <w15:commentEx w15:paraId="286A283A" w15:done="0"/>
-  <w15:commentEx w15:paraId="05BE8C4C" w15:done="0"/>
-  <w15:commentEx w15:paraId="315C9DE7" w15:done="0"/>
-  <w15:commentEx w15:paraId="3C54DF77" w15:done="0"/>
-  <w15:commentEx w15:paraId="1B1C6A85" w15:done="0"/>
-  <w15:commentEx w15:paraId="4CD336AB" w15:done="0"/>
-  <w15:commentEx w15:paraId="0FA53818" w15:done="0"/>
-  <w15:commentEx w15:paraId="7B141604" w15:done="0"/>
-  <w15:commentEx w15:paraId="0B304A91" w15:done="0"/>
-  <w15:commentEx w15:paraId="5B013A40" w15:done="0"/>
-  <w15:commentEx w15:paraId="2E169E39" w15:done="0"/>
-  <w15:commentEx w15:paraId="2D4546DC" w15:done="0"/>
-  <w15:commentEx w15:paraId="0632BBE6" w15:done="0"/>
-  <w15:commentEx w15:paraId="7EA9421E" w15:done="0"/>
-  <w15:commentEx w15:paraId="0B987408" w15:done="0"/>
-  <w15:commentEx w15:paraId="402D7D32" w15:done="0"/>
-  <w15:commentEx w15:paraId="382FDD2A" w15:done="0"/>
-  <w15:commentEx w15:paraId="30102A06" w15:done="0"/>
-  <w15:commentEx w15:paraId="63408CB0" w15:done="0"/>
-  <w15:commentEx w15:paraId="04F964F4" w15:done="0"/>
-  <w15:commentEx w15:paraId="57672CAF" w15:done="0"/>
-  <w15:commentEx w15:paraId="0822D819" w15:done="0"/>
-  <w15:commentEx w15:paraId="38428D0E" w15:done="0"/>
+  <w15:commentEx w15:paraId="1C8044B5" w15:done="0"/>
+  <w15:commentEx w15:paraId="478AB452" w15:done="0"/>
+  <w15:commentEx w15:paraId="1418EEC9" w15:done="0"/>
+  <w15:commentEx w15:paraId="3439FA19" w15:done="0"/>
+  <w15:commentEx w15:paraId="2DFCCEEF" w15:done="0"/>
+  <w15:commentEx w15:paraId="31EEECA4" w15:done="0"/>
+  <w15:commentEx w15:paraId="72313580" w15:done="0"/>
+  <w15:commentEx w15:paraId="30310CD9" w15:done="0"/>
+  <w15:commentEx w15:paraId="0F6468F9" w15:done="0"/>
+  <w15:commentEx w15:paraId="28304E1B" w15:done="0"/>
+  <w15:commentEx w15:paraId="6F26B0FA" w15:done="0"/>
+  <w15:commentEx w15:paraId="0253BAC8" w15:done="0"/>
+  <w15:commentEx w15:paraId="76F36447" w15:done="0"/>
+  <w15:commentEx w15:paraId="6003C42B" w15:done="0"/>
+  <w15:commentEx w15:paraId="105CFF68" w15:done="0"/>
+  <w15:commentEx w15:paraId="634CCA53" w15:done="0"/>
+  <w15:commentEx w15:paraId="5682CB3B" w15:done="0"/>
+  <w15:commentEx w15:paraId="51E31A14" w15:done="0"/>
+  <w15:commentEx w15:paraId="0304D044" w15:done="0"/>
+  <w15:commentEx w15:paraId="004EABA4" w15:done="0"/>
+  <w15:commentEx w15:paraId="1B75E3B8" w15:done="0"/>
+  <w15:commentEx w15:paraId="3C956A6A" w15:done="0"/>
+  <w15:commentEx w15:paraId="47F4BFC9" w15:done="0"/>
+  <w15:commentEx w15:paraId="51F73B32" w15:done="0"/>
+  <w15:commentEx w15:paraId="684981F8" w15:done="0"/>
+  <w15:commentEx w15:paraId="09CD13DA" w15:done="0"/>
+  <w15:commentEx w15:paraId="0E585B99" w15:done="0"/>
+  <w15:commentEx w15:paraId="1BFBF7CB" w15:done="0"/>
+  <w15:commentEx w15:paraId="489B2E9F" w15:done="0"/>
+  <w15:commentEx w15:paraId="7B308D9B" w15:done="0"/>
+  <w15:commentEx w15:paraId="7FAFC337" w15:done="0"/>
+  <w15:commentEx w15:paraId="03D79ADE" w15:done="0"/>
+  <w15:commentEx w15:paraId="1AE721DC" w15:done="0"/>
+  <w15:commentEx w15:paraId="79AED342" w15:done="0"/>
+  <w15:commentEx w15:paraId="42A2B41B" w15:done="0"/>
+  <w15:commentEx w15:paraId="618487F3" w15:done="0"/>
+  <w15:commentEx w15:paraId="30E3C12F" w15:done="0"/>
+  <w15:commentEx w15:paraId="043AACF4" w15:done="0"/>
+  <w15:commentEx w15:paraId="0F22AD4D" w15:done="0"/>
+  <w15:commentEx w15:paraId="41F2A50F" w15:done="0"/>
+  <w15:commentEx w15:paraId="65129A78" w15:done="0"/>
+  <w15:commentEx w15:paraId="1FDB0361" w15:done="0"/>
+  <w15:commentEx w15:paraId="456040F1" w15:done="0"/>
+  <w15:commentEx w15:paraId="1F51FD58" w15:done="0"/>
+  <w15:commentEx w15:paraId="3D8DFF1F" w15:done="0"/>
+  <w15:commentEx w15:paraId="5FD9663E" w15:done="0"/>
+  <w15:commentEx w15:paraId="4D2F3AA4" w15:done="0"/>
+  <w15:commentEx w15:paraId="16782B37" w15:done="0"/>
+  <w15:commentEx w15:paraId="6ECB2990" w15:done="0"/>
+  <w15:commentEx w15:paraId="57CEFD1C" w15:done="0"/>
+  <w15:commentEx w15:paraId="315CE6D2" w15:done="0"/>
+  <w15:commentEx w15:paraId="4C51D659" w15:done="0"/>
+  <w15:commentEx w15:paraId="42C429F3" w15:done="0"/>
+  <w15:commentEx w15:paraId="19F055EB" w15:done="0"/>
+  <w15:commentEx w15:paraId="4F856C83" w15:done="0"/>
+  <w15:commentEx w15:paraId="129D195A" w15:done="0"/>
+  <w15:commentEx w15:paraId="2DEDD3D7" w15:done="0"/>
+  <w15:commentEx w15:paraId="48F81EAA" w15:done="0"/>
+  <w15:commentEx w15:paraId="08D769C9" w15:done="0"/>
+  <w15:commentEx w15:paraId="6165F8E6" w15:done="0"/>
+  <w15:commentEx w15:paraId="32815AFD" w15:done="0"/>
+  <w15:commentEx w15:paraId="04FC2B94" w15:done="0"/>
+  <w15:commentEx w15:paraId="39A9C85A" w15:done="0"/>
+  <w15:commentEx w15:paraId="113E107E" w15:done="0"/>
+  <w15:commentEx w15:paraId="42CC5BA6" w15:done="0"/>
+  <w15:commentEx w15:paraId="7D9D4116" w15:done="0"/>
+  <w15:commentEx w15:paraId="34C0050C" w15:done="0"/>
+  <w15:commentEx w15:paraId="0B23B850" w15:done="0"/>
+  <w15:commentEx w15:paraId="583900F8" w15:done="0"/>
+  <w15:commentEx w15:paraId="488B51F8" w15:done="0"/>
+  <w15:commentEx w15:paraId="592C68CA" w15:done="0"/>
+  <w15:commentEx w15:paraId="1E4371E9" w15:done="0"/>
+  <w15:commentEx w15:paraId="4617D4D8" w15:done="0"/>
+  <w15:commentEx w15:paraId="61E2A317" w15:done="0"/>
+  <w15:commentEx w15:paraId="54FB7239" w15:done="0"/>
+  <w15:commentEx w15:paraId="414A9AA4" w15:done="0"/>
+  <w15:commentEx w15:paraId="493D9EF6" w15:done="0"/>
+  <w15:commentEx w15:paraId="005F71C4" w15:done="0"/>
+  <w15:commentEx w15:paraId="29CDA68C" w15:done="0"/>
+  <w15:commentEx w15:paraId="38D26067" w15:done="0"/>
+  <w15:commentEx w15:paraId="313C6BF6" w15:done="0"/>
+  <w15:commentEx w15:paraId="0BA7EE0E" w15:done="0"/>
+  <w15:commentEx w15:paraId="3808B3FC" w15:done="0"/>
+  <w15:commentEx w15:paraId="0512CC4C" w15:done="0"/>
+  <w15:commentEx w15:paraId="7B652A92" w15:done="0"/>
+  <w15:commentEx w15:paraId="476572FC" w15:done="0"/>
+  <w15:commentEx w15:paraId="50D70EC6" w15:done="0"/>
+  <w15:commentEx w15:paraId="3FB84333" w15:done="0"/>
+  <w15:commentEx w15:paraId="32EF1E72" w15:done="0"/>
+  <w15:commentEx w15:paraId="27DEBAC9" w15:done="0"/>
+  <w15:commentEx w15:paraId="5E14BD90" w15:done="0"/>
+  <w15:commentEx w15:paraId="75E1E9DB" w15:done="0"/>
+  <w15:commentEx w15:paraId="35F70D5A" w15:done="0"/>
+  <w15:commentEx w15:paraId="417BC8D1" w15:done="0"/>
+  <w15:commentEx w15:paraId="49272A43" w15:done="0"/>
+  <w15:commentEx w15:paraId="2AF3E566" w15:done="0"/>
+  <w15:commentEx w15:paraId="64D88837" w15:done="0"/>
+  <w15:commentEx w15:paraId="796B80C6" w15:done="0"/>
+  <w15:commentEx w15:paraId="7C3071DD" w15:done="0"/>
+  <w15:commentEx w15:paraId="619515DF" w15:done="0"/>
+  <w15:commentEx w15:paraId="7B25F168" w15:done="0"/>
+  <w15:commentEx w15:paraId="5615780D" w15:done="0"/>
+  <w15:commentEx w15:paraId="46A7B1D9" w15:done="0"/>
+  <w15:commentEx w15:paraId="49198F39" w15:done="0"/>
+  <w15:commentEx w15:paraId="0A1D719E" w15:done="0"/>
 </w15:commentsEx>
 </file>
 
 <file path=word/commentsExtensible.xml><?xml version="1.0" encoding="utf-8"?>
 <w16cex:commentsExtensible xmlns:w16cex="http://schemas.microsoft.com/office/word/2018/wordml/cex">
-  <w16cex:commentExtensible w16cex:durableId="164718DC" w16cex:dateUtc="2026-07-13T00:22:33Z"/>
-  <w16cex:commentExtensible w16cex:durableId="6D2E05DC" w16cex:dateUtc="2026-07-13T00:22:33Z"/>
-  <w16cex:commentExtensible w16cex:durableId="7AA6FD71" w16cex:dateUtc="2026-07-13T00:22:33Z"/>
-  <w16cex:commentExtensible w16cex:durableId="3B0B8511" w16cex:dateUtc="2026-07-13T00:22:33Z"/>
-  <w16cex:commentExtensible w16cex:durableId="66FF9367" w16cex:dateUtc="2026-07-13T00:22:33Z"/>
-  <w16cex:commentExtensible w16cex:durableId="6001E76A" w16cex:dateUtc="2026-07-13T00:22:33Z"/>
-  <w16cex:commentExtensible w16cex:durableId="27890E3B" w16cex:dateUtc="2026-07-13T00:22:33Z"/>
-  <w16cex:commentExtensible w16cex:durableId="2708E29D" w16cex:dateUtc="2026-07-13T00:22:33Z"/>
-  <w16cex:commentExtensible w16cex:durableId="0814885B" w16cex:dateUtc="2026-07-13T00:22:33Z"/>
-  <w16cex:commentExtensible w16cex:durableId="6EA663C4" w16cex:dateUtc="2026-07-13T00:22:33Z"/>
-  <w16cex:commentExtensible w16cex:durableId="369830A0" w16cex:dateUtc="2026-07-13T00:22:33Z"/>
-  <w16cex:commentExtensible w16cex:durableId="2A084721" w16cex:dateUtc="2026-07-13T00:22:33Z"/>
-  <w16cex:commentExtensible w16cex:durableId="6603CE9D" w16cex:dateUtc="2026-07-13T00:22:33Z"/>
-  <w16cex:commentExtensible w16cex:durableId="4C707035" w16cex:dateUtc="2026-07-13T00:22:33Z"/>
-  <w16cex:commentExtensible w16cex:durableId="51B13768" w16cex:dateUtc="2026-07-13T00:22:33Z"/>
-  <w16cex:commentExtensible w16cex:durableId="0B153981" w16cex:dateUtc="2026-07-13T00:22:33Z"/>
-  <w16cex:commentExtensible w16cex:durableId="17E2B5CE" w16cex:dateUtc="2026-07-13T00:22:33Z"/>
-  <w16cex:commentExtensible w16cex:durableId="03D18AD5" w16cex:dateUtc="2026-07-13T00:22:33Z"/>
-  <w16cex:commentExtensible w16cex:durableId="790832BF" w16cex:dateUtc="2026-07-13T00:22:33Z"/>
-  <w16cex:commentExtensible w16cex:durableId="5A700E14" w16cex:dateUtc="2026-07-13T00:22:33Z"/>
-  <w16cex:commentExtensible w16cex:durableId="7F4103D4" w16cex:dateUtc="2026-07-13T00:22:33Z"/>
-  <w16cex:commentExtensible w16cex:durableId="4322E971" w16cex:dateUtc="2026-07-13T00:22:33Z"/>
-  <w16cex:commentExtensible w16cex:durableId="64EE4AF6" w16cex:dateUtc="2026-07-13T00:22:33Z"/>
-  <w16cex:commentExtensible w16cex:durableId="25A96886" w16cex:dateUtc="2026-07-13T00:22:33Z"/>
-  <w16cex:commentExtensible w16cex:durableId="0F516BD3" w16cex:dateUtc="2026-07-13T00:22:33Z"/>
-  <w16cex:commentExtensible w16cex:durableId="5B640389" w16cex:dateUtc="2026-07-13T00:22:33Z"/>
-  <w16cex:commentExtensible w16cex:durableId="3C017693" w16cex:dateUtc="2026-07-13T00:22:33Z"/>
-  <w16cex:commentExtensible w16cex:durableId="48AF98B8" w16cex:dateUtc="2026-07-13T00:22:33Z"/>
-  <w16cex:commentExtensible w16cex:durableId="3CB9B1E9" w16cex:dateUtc="2026-07-13T00:22:33Z"/>
-  <w16cex:commentExtensible w16cex:durableId="22E5FDB0" w16cex:dateUtc="2026-07-13T00:22:33Z"/>
-  <w16cex:commentExtensible w16cex:durableId="72C7C79F" w16cex:dateUtc="2026-07-13T00:22:33Z"/>
-  <w16cex:commentExtensible w16cex:durableId="5CE19146" w16cex:dateUtc="2026-07-13T00:22:33Z"/>
-  <w16cex:commentExtensible w16cex:durableId="44713882" w16cex:dateUtc="2026-07-13T00:22:33Z"/>
-  <w16cex:commentExtensible w16cex:durableId="29C4FCE0" w16cex:dateUtc="2026-07-13T00:22:33Z"/>
-  <w16cex:commentExtensible w16cex:durableId="109CCACA" w16cex:dateUtc="2026-07-13T00:22:33Z"/>
-  <w16cex:commentExtensible w16cex:durableId="128D3CF9" w16cex:dateUtc="2026-07-13T00:22:33Z"/>
-  <w16cex:commentExtensible w16cex:durableId="412F7E19" w16cex:dateUtc="2026-07-13T00:22:33Z"/>
-  <w16cex:commentExtensible w16cex:durableId="5945879E" w16cex:dateUtc="2026-07-13T00:22:33Z"/>
-  <w16cex:commentExtensible w16cex:durableId="112F547B" w16cex:dateUtc="2026-07-13T00:22:33Z"/>
-  <w16cex:commentExtensible w16cex:durableId="734489B8" w16cex:dateUtc="2026-07-13T00:22:33Z"/>
-  <w16cex:commentExtensible w16cex:durableId="15569E6B" w16cex:dateUtc="2026-07-13T00:22:33Z"/>
-  <w16cex:commentExtensible w16cex:durableId="3B78AA53" w16cex:dateUtc="2026-07-13T00:22:33Z"/>
-  <w16cex:commentExtensible w16cex:durableId="00D02058" w16cex:dateUtc="2026-07-13T00:22:33Z"/>
-  <w16cex:commentExtensible w16cex:durableId="27C1BE9E" w16cex:dateUtc="2026-07-13T00:22:33Z"/>
-  <w16cex:commentExtensible w16cex:durableId="758F616C" w16cex:dateUtc="2026-07-13T00:22:33Z"/>
-  <w16cex:commentExtensible w16cex:durableId="1165DA82" w16cex:dateUtc="2026-07-13T00:22:33Z"/>
-  <w16cex:commentExtensible w16cex:durableId="3E9D9A95" w16cex:dateUtc="2026-07-13T00:22:33Z"/>
-  <w16cex:commentExtensible w16cex:durableId="4431AE64" w16cex:dateUtc="2026-07-13T00:22:33Z"/>
-  <w16cex:commentExtensible w16cex:durableId="05D7A1D4" w16cex:dateUtc="2026-07-13T00:22:33Z"/>
-  <w16cex:commentExtensible w16cex:durableId="004A0BCA" w16cex:dateUtc="2026-07-13T00:22:33Z"/>
-  <w16cex:commentExtensible w16cex:durableId="1772601C" w16cex:dateUtc="2026-07-13T00:22:33Z"/>
-  <w16cex:commentExtensible w16cex:durableId="4EFBBBC9" w16cex:dateUtc="2026-07-13T00:22:33Z"/>
-  <w16cex:commentExtensible w16cex:durableId="0801E960" w16cex:dateUtc="2026-07-13T00:22:33Z"/>
-  <w16cex:commentExtensible w16cex:durableId="02A3A84D" w16cex:dateUtc="2026-07-13T00:22:33Z"/>
-  <w16cex:commentExtensible w16cex:durableId="16D324FF" w16cex:dateUtc="2026-07-13T00:22:33Z"/>
-  <w16cex:commentExtensible w16cex:durableId="5270CB1A" w16cex:dateUtc="2026-07-13T00:22:33Z"/>
-  <w16cex:commentExtensible w16cex:durableId="188B1BEA" w16cex:dateUtc="2026-07-13T00:22:33Z"/>
-  <w16cex:commentExtensible w16cex:durableId="28A67759" w16cex:dateUtc="2026-07-13T00:22:33Z"/>
-  <w16cex:commentExtensible w16cex:durableId="465A7C2D" w16cex:dateUtc="2026-07-13T00:22:33Z"/>
-  <w16cex:commentExtensible w16cex:durableId="355FE154" w16cex:dateUtc="2026-07-13T00:22:33Z"/>
-  <w16cex:commentExtensible w16cex:durableId="63CAE91F" w16cex:dateUtc="2026-07-13T00:22:33Z"/>
-  <w16cex:commentExtensible w16cex:durableId="39F0800F" w16cex:dateUtc="2026-07-13T00:22:33Z"/>
-  <w16cex:commentExtensible w16cex:durableId="61433E01" w16cex:dateUtc="2026-07-13T00:22:33Z"/>
-  <w16cex:commentExtensible w16cex:durableId="1A446144" w16cex:dateUtc="2026-07-13T00:22:33Z"/>
-  <w16cex:commentExtensible w16cex:durableId="3F045856" w16cex:dateUtc="2026-07-13T00:22:33Z"/>
-  <w16cex:commentExtensible w16cex:durableId="576CBBF8" w16cex:dateUtc="2026-07-13T00:22:33Z"/>
-  <w16cex:commentExtensible w16cex:durableId="40F6D22D" w16cex:dateUtc="2026-07-13T00:22:33Z"/>
-  <w16cex:commentExtensible w16cex:durableId="698AE85A" w16cex:dateUtc="2026-07-13T00:22:33Z"/>
-  <w16cex:commentExtensible w16cex:durableId="5D1F82C5" w16cex:dateUtc="2026-07-13T00:22:33Z"/>
-  <w16cex:commentExtensible w16cex:durableId="5AE3EDBE" w16cex:dateUtc="2026-07-13T00:22:33Z"/>
-  <w16cex:commentExtensible w16cex:durableId="75C23962" w16cex:dateUtc="2026-07-13T00:22:33Z"/>
-  <w16cex:commentExtensible w16cex:durableId="700A2F0B" w16cex:dateUtc="2026-07-13T00:22:33Z"/>
-  <w16cex:commentExtensible w16cex:durableId="154CE3C4" w16cex:dateUtc="2026-07-13T00:22:33Z"/>
-  <w16cex:commentExtensible w16cex:durableId="6B792D94" w16cex:dateUtc="2026-07-13T00:22:33Z"/>
-  <w16cex:commentExtensible w16cex:durableId="5BC02207" w16cex:dateUtc="2026-07-13T00:22:33Z"/>
-  <w16cex:commentExtensible w16cex:durableId="49BC55A9" w16cex:dateUtc="2026-07-13T00:22:33Z"/>
-  <w16cex:commentExtensible w16cex:durableId="68118731" w16cex:dateUtc="2026-07-13T00:22:33Z"/>
-  <w16cex:commentExtensible w16cex:durableId="72808343" w16cex:dateUtc="2026-07-13T00:22:33Z"/>
-  <w16cex:commentExtensible w16cex:durableId="1C94A7A4" w16cex:dateUtc="2026-07-13T00:22:33Z"/>
-  <w16cex:commentExtensible w16cex:durableId="187D9401" w16cex:dateUtc="2026-07-13T00:22:33Z"/>
-  <w16cex:commentExtensible w16cex:durableId="7664053A" w16cex:dateUtc="2026-07-13T00:22:33Z"/>
-  <w16cex:commentExtensible w16cex:durableId="7350474A" w16cex:dateUtc="2026-07-13T00:22:33Z"/>
-  <w16cex:commentExtensible w16cex:durableId="7D704472" w16cex:dateUtc="2026-07-13T00:22:33Z"/>
-  <w16cex:commentExtensible w16cex:durableId="1D47ACF2" w16cex:dateUtc="2026-07-13T00:22:33Z"/>
-  <w16cex:commentExtensible w16cex:durableId="3700B503" w16cex:dateUtc="2026-07-13T00:22:33Z"/>
-  <w16cex:commentExtensible w16cex:durableId="74304862" w16cex:dateUtc="2026-07-13T00:22:33Z"/>
-  <w16cex:commentExtensible w16cex:durableId="29FE436F" w16cex:dateUtc="2026-07-13T00:22:33Z"/>
-  <w16cex:commentExtensible w16cex:durableId="1CDD574D" w16cex:dateUtc="2026-07-13T00:22:33Z"/>
-  <w16cex:commentExtensible w16cex:durableId="75BB20CB" w16cex:dateUtc="2026-07-13T00:22:33Z"/>
-  <w16cex:commentExtensible w16cex:durableId="5BF2C5FC" w16cex:dateUtc="2026-07-13T00:22:33Z"/>
-  <w16cex:commentExtensible w16cex:durableId="555A11CD" w16cex:dateUtc="2026-07-13T00:22:33Z"/>
-  <w16cex:commentExtensible w16cex:durableId="712C8E92" w16cex:dateUtc="2026-07-13T00:22:33Z"/>
-  <w16cex:commentExtensible w16cex:durableId="20AD36ED" w16cex:dateUtc="2026-07-13T00:22:33Z"/>
-  <w16cex:commentExtensible w16cex:durableId="54151046" w16cex:dateUtc="2026-07-13T00:22:33Z"/>
-  <w16cex:commentExtensible w16cex:durableId="0F1DDE44" w16cex:dateUtc="2026-07-13T00:22:33Z"/>
-  <w16cex:commentExtensible w16cex:durableId="628B645F" w16cex:dateUtc="2026-07-13T00:22:33Z"/>
-  <w16cex:commentExtensible w16cex:durableId="22C4E0AD" w16cex:dateUtc="2026-07-13T00:22:33Z"/>
-  <w16cex:commentExtensible w16cex:durableId="418D8B39" w16cex:dateUtc="2026-07-13T00:22:33Z"/>
-  <w16cex:commentExtensible w16cex:durableId="40369A45" w16cex:dateUtc="2026-07-13T00:22:33Z"/>
-  <w16cex:commentExtensible w16cex:durableId="25429DE8" w16cex:dateUtc="2026-07-13T00:22:33Z"/>
-  <w16cex:commentExtensible w16cex:durableId="33564037" w16cex:dateUtc="2026-07-13T00:22:33Z"/>
-  <w16cex:commentExtensible w16cex:durableId="0FCA8135" w16cex:dateUtc="2026-07-13T00:22:33Z"/>
-  <w16cex:commentExtensible w16cex:durableId="7E8E183C" w16cex:dateUtc="2026-07-13T00:22:33Z"/>
-  <w16cex:commentExtensible w16cex:durableId="3D598B61" w16cex:dateUtc="2026-07-13T00:22:33Z"/>
-  <w16cex:commentExtensible w16cex:durableId="0C51301B" w16cex:dateUtc="2026-07-13T00:22:33Z"/>
+  <w16cex:commentExtensible w16cex:durableId="7872448B" w16cex:dateUtc="2026-07-13T07:57:58Z"/>
+  <w16cex:commentExtensible w16cex:durableId="416B4A47" w16cex:dateUtc="2026-07-13T07:57:58Z"/>
+  <w16cex:commentExtensible w16cex:durableId="477B941A" w16cex:dateUtc="2026-07-13T07:57:58Z"/>
+  <w16cex:commentExtensible w16cex:durableId="0BAF9BD7" w16cex:dateUtc="2026-07-13T07:57:58Z"/>
+  <w16cex:commentExtensible w16cex:durableId="5BD13B19" w16cex:dateUtc="2026-07-13T07:57:58Z"/>
+  <w16cex:commentExtensible w16cex:durableId="7FDF674E" w16cex:dateUtc="2026-07-13T07:57:58Z"/>
+  <w16cex:commentExtensible w16cex:durableId="0B8D5BAA" w16cex:dateUtc="2026-07-13T07:57:58Z"/>
+  <w16cex:commentExtensible w16cex:durableId="5FF628EF" w16cex:dateUtc="2026-07-13T07:57:58Z"/>
+  <w16cex:commentExtensible w16cex:durableId="4B80CFDD" w16cex:dateUtc="2026-07-13T07:57:58Z"/>
+  <w16cex:commentExtensible w16cex:durableId="5079D6A9" w16cex:dateUtc="2026-07-13T07:57:58Z"/>
+  <w16cex:commentExtensible w16cex:durableId="3F4EC3E1" w16cex:dateUtc="2026-07-13T07:57:58Z"/>
+  <w16cex:commentExtensible w16cex:durableId="133A5E62" w16cex:dateUtc="2026-07-13T07:57:58Z"/>
+  <w16cex:commentExtensible w16cex:durableId="352DE557" w16cex:dateUtc="2026-07-13T07:57:58Z"/>
+  <w16cex:commentExtensible w16cex:durableId="66832167" w16cex:dateUtc="2026-07-13T07:57:58Z"/>
+  <w16cex:commentExtensible w16cex:durableId="7FB15571" w16cex:dateUtc="2026-07-13T07:57:58Z"/>
+  <w16cex:commentExtensible w16cex:durableId="74197BBB" w16cex:dateUtc="2026-07-13T07:57:58Z"/>
+  <w16cex:commentExtensible w16cex:durableId="1D93C8CA" w16cex:dateUtc="2026-07-13T07:57:58Z"/>
+  <w16cex:commentExtensible w16cex:durableId="5F9D1802" w16cex:dateUtc="2026-07-13T07:57:58Z"/>
+  <w16cex:commentExtensible w16cex:durableId="63C9598E" w16cex:dateUtc="2026-07-13T07:57:58Z"/>
+  <w16cex:commentExtensible w16cex:durableId="2FC5875D" w16cex:dateUtc="2026-07-13T07:57:58Z"/>
+  <w16cex:commentExtensible w16cex:durableId="376A240C" w16cex:dateUtc="2026-07-13T07:57:58Z"/>
+  <w16cex:commentExtensible w16cex:durableId="65B88FB1" w16cex:dateUtc="2026-07-13T07:57:58Z"/>
+  <w16cex:commentExtensible w16cex:durableId="60927014" w16cex:dateUtc="2026-07-13T07:57:58Z"/>
+  <w16cex:commentExtensible w16cex:durableId="655E3985" w16cex:dateUtc="2026-07-13T07:57:58Z"/>
+  <w16cex:commentExtensible w16cex:durableId="1FD9E3B0" w16cex:dateUtc="2026-07-13T07:57:58Z"/>
+  <w16cex:commentExtensible w16cex:durableId="1004E27B" w16cex:dateUtc="2026-07-13T07:57:58Z"/>
+  <w16cex:commentExtensible w16cex:durableId="03D2753C" w16cex:dateUtc="2026-07-13T07:57:58Z"/>
+  <w16cex:commentExtensible w16cex:durableId="67BEFB36" w16cex:dateUtc="2026-07-13T07:57:58Z"/>
+  <w16cex:commentExtensible w16cex:durableId="0A7F6AF8" w16cex:dateUtc="2026-07-13T07:57:58Z"/>
+  <w16cex:commentExtensible w16cex:durableId="09EDF622" w16cex:dateUtc="2026-07-13T07:57:58Z"/>
+  <w16cex:commentExtensible w16cex:durableId="306A889C" w16cex:dateUtc="2026-07-13T07:57:58Z"/>
+  <w16cex:commentExtensible w16cex:durableId="003D489F" w16cex:dateUtc="2026-07-13T07:57:58Z"/>
+  <w16cex:commentExtensible w16cex:durableId="18381E5F" w16cex:dateUtc="2026-07-13T07:57:58Z"/>
+  <w16cex:commentExtensible w16cex:durableId="58D94EE1" w16cex:dateUtc="2026-07-13T07:57:58Z"/>
+  <w16cex:commentExtensible w16cex:durableId="58660D64" w16cex:dateUtc="2026-07-13T07:57:58Z"/>
+  <w16cex:commentExtensible w16cex:durableId="28E0C809" w16cex:dateUtc="2026-07-13T07:57:58Z"/>
+  <w16cex:commentExtensible w16cex:durableId="29962A76" w16cex:dateUtc="2026-07-13T07:57:58Z"/>
+  <w16cex:commentExtensible w16cex:durableId="221C662B" w16cex:dateUtc="2026-07-13T07:57:58Z"/>
+  <w16cex:commentExtensible w16cex:durableId="058DB303" w16cex:dateUtc="2026-07-13T07:57:58Z"/>
+  <w16cex:commentExtensible w16cex:durableId="40599F28" w16cex:dateUtc="2026-07-13T07:57:58Z"/>
+  <w16cex:commentExtensible w16cex:durableId="2763CBB4" w16cex:dateUtc="2026-07-13T07:57:58Z"/>
+  <w16cex:commentExtensible w16cex:durableId="097A26B5" w16cex:dateUtc="2026-07-13T07:57:58Z"/>
+  <w16cex:commentExtensible w16cex:durableId="4F6FF525" w16cex:dateUtc="2026-07-13T07:57:58Z"/>
+  <w16cex:commentExtensible w16cex:durableId="3ABF652B" w16cex:dateUtc="2026-07-13T07:57:58Z"/>
+  <w16cex:commentExtensible w16cex:durableId="5F05F9DB" w16cex:dateUtc="2026-07-13T07:57:58Z"/>
+  <w16cex:commentExtensible w16cex:durableId="66F7E158" w16cex:dateUtc="2026-07-13T07:57:58Z"/>
+  <w16cex:commentExtensible w16cex:durableId="60C8A212" w16cex:dateUtc="2026-07-13T07:57:58Z"/>
+  <w16cex:commentExtensible w16cex:durableId="2C45C190" w16cex:dateUtc="2026-07-13T07:57:58Z"/>
+  <w16cex:commentExtensible w16cex:durableId="764FAE8A" w16cex:dateUtc="2026-07-13T07:57:58Z"/>
+  <w16cex:commentExtensible w16cex:durableId="63B6867E" w16cex:dateUtc="2026-07-13T07:57:58Z"/>
+  <w16cex:commentExtensible w16cex:durableId="00C94243" w16cex:dateUtc="2026-07-13T07:57:58Z"/>
+  <w16cex:commentExtensible w16cex:durableId="25118A84" w16cex:dateUtc="2026-07-13T07:57:58Z"/>
+  <w16cex:commentExtensible w16cex:durableId="5CE17D16" w16cex:dateUtc="2026-07-13T07:57:58Z"/>
+  <w16cex:commentExtensible w16cex:durableId="26D1A111" w16cex:dateUtc="2026-07-13T07:57:58Z"/>
+  <w16cex:commentExtensible w16cex:durableId="2CABA127" w16cex:dateUtc="2026-07-13T07:57:58Z"/>
+  <w16cex:commentExtensible w16cex:durableId="19FD7D8B" w16cex:dateUtc="2026-07-13T07:57:58Z"/>
+  <w16cex:commentExtensible w16cex:durableId="40ACEE57" w16cex:dateUtc="2026-07-13T07:57:58Z"/>
+  <w16cex:commentExtensible w16cex:durableId="000DA94D" w16cex:dateUtc="2026-07-13T07:57:58Z"/>
+  <w16cex:commentExtensible w16cex:durableId="4280DCF2" w16cex:dateUtc="2026-07-13T07:57:58Z"/>
+  <w16cex:commentExtensible w16cex:durableId="74DAEEA8" w16cex:dateUtc="2026-07-13T07:57:58Z"/>
+  <w16cex:commentExtensible w16cex:durableId="6CE0BF2D" w16cex:dateUtc="2026-07-13T07:57:58Z"/>
+  <w16cex:commentExtensible w16cex:durableId="03AF688D" w16cex:dateUtc="2026-07-13T07:57:58Z"/>
+  <w16cex:commentExtensible w16cex:durableId="5FB69FA1" w16cex:dateUtc="2026-07-13T07:57:58Z"/>
+  <w16cex:commentExtensible w16cex:durableId="4038C21D" w16cex:dateUtc="2026-07-13T07:57:58Z"/>
+  <w16cex:commentExtensible w16cex:durableId="2DEFE235" w16cex:dateUtc="2026-07-13T07:57:58Z"/>
+  <w16cex:commentExtensible w16cex:durableId="64ACE877" w16cex:dateUtc="2026-07-13T07:57:58Z"/>
+  <w16cex:commentExtensible w16cex:durableId="4EBAEBAA" w16cex:dateUtc="2026-07-13T07:57:58Z"/>
+  <w16cex:commentExtensible w16cex:durableId="6CAE9701" w16cex:dateUtc="2026-07-13T07:57:58Z"/>
+  <w16cex:commentExtensible w16cex:durableId="5819B8D9" w16cex:dateUtc="2026-07-13T07:57:58Z"/>
+  <w16cex:commentExtensible w16cex:durableId="3D3EABB0" w16cex:dateUtc="2026-07-13T07:57:58Z"/>
+  <w16cex:commentExtensible w16cex:durableId="04247570" w16cex:dateUtc="2026-07-13T07:57:58Z"/>
+  <w16cex:commentExtensible w16cex:durableId="6FF9CEFE" w16cex:dateUtc="2026-07-13T07:57:58Z"/>
+  <w16cex:commentExtensible w16cex:durableId="424CA9C1" w16cex:dateUtc="2026-07-13T07:57:58Z"/>
+  <w16cex:commentExtensible w16cex:durableId="4E6BBADD" w16cex:dateUtc="2026-07-13T07:57:58Z"/>
+  <w16cex:commentExtensible w16cex:durableId="6224E576" w16cex:dateUtc="2026-07-13T07:57:58Z"/>
+  <w16cex:commentExtensible w16cex:durableId="52C186C1" w16cex:dateUtc="2026-07-13T07:57:58Z"/>
+  <w16cex:commentExtensible w16cex:durableId="7DB105F4" w16cex:dateUtc="2026-07-13T07:57:58Z"/>
+  <w16cex:commentExtensible w16cex:durableId="281C4677" w16cex:dateUtc="2026-07-13T07:57:58Z"/>
+  <w16cex:commentExtensible w16cex:durableId="529BFA5F" w16cex:dateUtc="2026-07-13T07:57:58Z"/>
+  <w16cex:commentExtensible w16cex:durableId="6CF634B3" w16cex:dateUtc="2026-07-13T07:57:58Z"/>
+  <w16cex:commentExtensible w16cex:durableId="78D0A32C" w16cex:dateUtc="2026-07-13T07:57:58Z"/>
+  <w16cex:commentExtensible w16cex:durableId="7436D54A" w16cex:dateUtc="2026-07-13T07:57:58Z"/>
+  <w16cex:commentExtensible w16cex:durableId="725A057B" w16cex:dateUtc="2026-07-13T07:57:58Z"/>
+  <w16cex:commentExtensible w16cex:durableId="58D590B2" w16cex:dateUtc="2026-07-13T07:57:58Z"/>
+  <w16cex:commentExtensible w16cex:durableId="43F367D8" w16cex:dateUtc="2026-07-13T07:57:58Z"/>
+  <w16cex:commentExtensible w16cex:durableId="6142B0B1" w16cex:dateUtc="2026-07-13T07:57:58Z"/>
+  <w16cex:commentExtensible w16cex:durableId="40B15887" w16cex:dateUtc="2026-07-13T07:57:58Z"/>
+  <w16cex:commentExtensible w16cex:durableId="2703F59C" w16cex:dateUtc="2026-07-13T07:57:58Z"/>
+  <w16cex:commentExtensible w16cex:durableId="674E2126" w16cex:dateUtc="2026-07-13T07:57:58Z"/>
+  <w16cex:commentExtensible w16cex:durableId="19535DD2" w16cex:dateUtc="2026-07-13T07:57:58Z"/>
+  <w16cex:commentExtensible w16cex:durableId="042EA149" w16cex:dateUtc="2026-07-13T07:57:58Z"/>
+  <w16cex:commentExtensible w16cex:durableId="32B35B2C" w16cex:dateUtc="2026-07-13T07:57:58Z"/>
+  <w16cex:commentExtensible w16cex:durableId="38F7BCAC" w16cex:dateUtc="2026-07-13T07:57:58Z"/>
+  <w16cex:commentExtensible w16cex:durableId="0391ACF6" w16cex:dateUtc="2026-07-13T07:57:58Z"/>
+  <w16cex:commentExtensible w16cex:durableId="267BAE0C" w16cex:dateUtc="2026-07-13T07:57:58Z"/>
+  <w16cex:commentExtensible w16cex:durableId="7769C656" w16cex:dateUtc="2026-07-13T07:57:58Z"/>
+  <w16cex:commentExtensible w16cex:durableId="7F858EC7" w16cex:dateUtc="2026-07-13T07:57:58Z"/>
+  <w16cex:commentExtensible w16cex:durableId="61BCEAC5" w16cex:dateUtc="2026-07-13T07:57:58Z"/>
+  <w16cex:commentExtensible w16cex:durableId="4CC2A8D4" w16cex:dateUtc="2026-07-13T07:57:58Z"/>
+  <w16cex:commentExtensible w16cex:durableId="4A158497" w16cex:dateUtc="2026-07-13T07:57:58Z"/>
+  <w16cex:commentExtensible w16cex:durableId="553310FE" w16cex:dateUtc="2026-07-13T07:57:58Z"/>
+  <w16cex:commentExtensible w16cex:durableId="00E7B355" w16cex:dateUtc="2026-07-13T07:57:58Z"/>
+  <w16cex:commentExtensible w16cex:durableId="146749F9" w16cex:dateUtc="2026-07-13T07:57:58Z"/>
+  <w16cex:commentExtensible w16cex:durableId="233D8670" w16cex:dateUtc="2026-07-13T07:57:58Z"/>
+  <w16cex:commentExtensible w16cex:durableId="3AFB5792" w16cex:dateUtc="2026-07-13T07:57:58Z"/>
 </w16cex:commentsExtensible>
 </file>
 
 <file path=word/commentsIds.xml><?xml version="1.0" encoding="utf-8"?>
 <w16cid:commentsIds xmlns:w16cid="http://schemas.microsoft.com/office/word/2016/wordml/cid">
-  <w16cid:commentId w16cid:paraId="46C3547C" w16cid:durableId="164718DC"/>
-  <w16cid:commentId w16cid:paraId="50BDC666" w16cid:durableId="6D2E05DC"/>
-  <w16cid:commentId w16cid:paraId="031301B1" w16cid:durableId="7AA6FD71"/>
-  <w16cid:commentId w16cid:paraId="229C7D31" w16cid:durableId="3B0B8511"/>
-  <w16cid:commentId w16cid:paraId="4E086DD3" w16cid:durableId="66FF9367"/>
-  <w16cid:commentId w16cid:paraId="6B72E0A2" w16cid:durableId="6001E76A"/>
-  <w16cid:commentId w16cid:paraId="26F8F039" w16cid:durableId="27890E3B"/>
-  <w16cid:commentId w16cid:paraId="49E03756" w16cid:durableId="2708E29D"/>
-  <w16cid:commentId w16cid:paraId="122CFC7B" w16cid:durableId="0814885B"/>
-  <w16cid:commentId w16cid:paraId="5496F878" w16cid:durableId="6EA663C4"/>
-  <w16cid:commentId w16cid:paraId="7BE537CB" w16cid:durableId="369830A0"/>
-  <w16cid:commentId w16cid:paraId="38A62A3E" w16cid:durableId="2A084721"/>
-  <w16cid:commentId w16cid:paraId="4FCFA30B" w16cid:durableId="6603CE9D"/>
-  <w16cid:commentId w16cid:paraId="6D1A93AB" w16cid:durableId="4C707035"/>
-  <w16cid:commentId w16cid:paraId="5FA375CB" w16cid:durableId="51B13768"/>
-  <w16cid:commentId w16cid:paraId="08F46FAF" w16cid:durableId="0B153981"/>
-  <w16cid:commentId w16cid:paraId="4A17526D" w16cid:durableId="17E2B5CE"/>
-  <w16cid:commentId w16cid:paraId="1C409EB2" w16cid:durableId="03D18AD5"/>
-  <w16cid:commentId w16cid:paraId="644B694D" w16cid:durableId="790832BF"/>
-  <w16cid:commentId w16cid:paraId="59BE511B" w16cid:durableId="5A700E14"/>
-  <w16cid:commentId w16cid:paraId="561DED57" w16cid:durableId="7F4103D4"/>
-  <w16cid:commentId w16cid:paraId="3C5E9B94" w16cid:durableId="4322E971"/>
-  <w16cid:commentId w16cid:paraId="494CF706" w16cid:durableId="64EE4AF6"/>
-  <w16cid:commentId w16cid:paraId="1A2E6F3E" w16cid:durableId="25A96886"/>
-  <w16cid:commentId w16cid:paraId="7C1A258E" w16cid:durableId="0F516BD3"/>
-  <w16cid:commentId w16cid:paraId="246791E8" w16cid:durableId="5B640389"/>
-  <w16cid:commentId w16cid:paraId="2E435BDB" w16cid:durableId="3C017693"/>
-  <w16cid:commentId w16cid:paraId="700AED99" w16cid:durableId="48AF98B8"/>
-  <w16cid:commentId w16cid:paraId="062A45B2" w16cid:durableId="3CB9B1E9"/>
-  <w16cid:commentId w16cid:paraId="08218FD2" w16cid:durableId="22E5FDB0"/>
-  <w16cid:commentId w16cid:paraId="32158262" w16cid:durableId="72C7C79F"/>
-  <w16cid:commentId w16cid:paraId="55896890" w16cid:durableId="5CE19146"/>
-  <w16cid:commentId w16cid:paraId="0C439A64" w16cid:durableId="44713882"/>
-  <w16cid:commentId w16cid:paraId="7E956265" w16cid:durableId="29C4FCE0"/>
-  <w16cid:commentId w16cid:paraId="60A98B1C" w16cid:durableId="109CCACA"/>
-  <w16cid:commentId w16cid:paraId="0C5BEFBE" w16cid:durableId="128D3CF9"/>
-  <w16cid:commentId w16cid:paraId="72F8529A" w16cid:durableId="412F7E19"/>
-  <w16cid:commentId w16cid:paraId="4D6A4543" w16cid:durableId="5945879E"/>
-  <w16cid:commentId w16cid:paraId="025AAA0D" w16cid:durableId="112F547B"/>
-  <w16cid:commentId w16cid:paraId="78215DA9" w16cid:durableId="734489B8"/>
-  <w16cid:commentId w16cid:paraId="70A86E9C" w16cid:durableId="15569E6B"/>
-  <w16cid:commentId w16cid:paraId="13BB5449" w16cid:durableId="3B78AA53"/>
-  <w16cid:commentId w16cid:paraId="50E36919" w16cid:durableId="00D02058"/>
-  <w16cid:commentId w16cid:paraId="62E6EC21" w16cid:durableId="27C1BE9E"/>
-  <w16cid:commentId w16cid:paraId="635FAA4D" w16cid:durableId="758F616C"/>
-  <w16cid:commentId w16cid:paraId="3330F545" w16cid:durableId="1165DA82"/>
-  <w16cid:commentId w16cid:paraId="20C036F1" w16cid:durableId="3E9D9A95"/>
-  <w16cid:commentId w16cid:paraId="40121AB5" w16cid:durableId="4431AE64"/>
-  <w16cid:commentId w16cid:paraId="4FB59D58" w16cid:durableId="05D7A1D4"/>
-  <w16cid:commentId w16cid:paraId="7AD9C663" w16cid:durableId="004A0BCA"/>
-  <w16cid:commentId w16cid:paraId="4D3E0318" w16cid:durableId="1772601C"/>
-  <w16cid:commentId w16cid:paraId="76FAF1D8" w16cid:durableId="4EFBBBC9"/>
-  <w16cid:commentId w16cid:paraId="2B4DF385" w16cid:durableId="0801E960"/>
-  <w16cid:commentId w16cid:paraId="7FAE20C1" w16cid:durableId="02A3A84D"/>
-  <w16cid:commentId w16cid:paraId="0B04EBB6" w16cid:durableId="16D324FF"/>
-  <w16cid:commentId w16cid:paraId="3E4138B8" w16cid:durableId="5270CB1A"/>
-  <w16cid:commentId w16cid:paraId="21DD3850" w16cid:durableId="188B1BEA"/>
-  <w16cid:commentId w16cid:paraId="3D257546" w16cid:durableId="28A67759"/>
-  <w16cid:commentId w16cid:paraId="3EA0864E" w16cid:durableId="465A7C2D"/>
-  <w16cid:commentId w16cid:paraId="3CF4A70D" w16cid:durableId="355FE154"/>
-  <w16cid:commentId w16cid:paraId="123AFB6D" w16cid:durableId="63CAE91F"/>
-  <w16cid:commentId w16cid:paraId="7174D8B7" w16cid:durableId="39F0800F"/>
-  <w16cid:commentId w16cid:paraId="213C320E" w16cid:durableId="61433E01"/>
-  <w16cid:commentId w16cid:paraId="75713EEC" w16cid:durableId="1A446144"/>
-  <w16cid:commentId w16cid:paraId="3286BE88" w16cid:durableId="3F045856"/>
-  <w16cid:commentId w16cid:paraId="44A4FD92" w16cid:durableId="576CBBF8"/>
-  <w16cid:commentId w16cid:paraId="1422134E" w16cid:durableId="40F6D22D"/>
-  <w16cid:commentId w16cid:paraId="31F7D8EA" w16cid:durableId="698AE85A"/>
-  <w16cid:commentId w16cid:paraId="52429C72" w16cid:durableId="5D1F82C5"/>
-  <w16cid:commentId w16cid:paraId="111028A6" w16cid:durableId="5AE3EDBE"/>
-  <w16cid:commentId w16cid:paraId="771E78FE" w16cid:durableId="75C23962"/>
-  <w16cid:commentId w16cid:paraId="1563569B" w16cid:durableId="700A2F0B"/>
-  <w16cid:commentId w16cid:paraId="6DEFF763" w16cid:durableId="154CE3C4"/>
-  <w16cid:commentId w16cid:paraId="7B8328A4" w16cid:durableId="6B792D94"/>
-  <w16cid:commentId w16cid:paraId="1CA0EF97" w16cid:durableId="5BC02207"/>
-  <w16cid:commentId w16cid:paraId="49B7C1A9" w16cid:durableId="49BC55A9"/>
-  <w16cid:commentId w16cid:paraId="5477E1C2" w16cid:durableId="68118731"/>
-  <w16cid:commentId w16cid:paraId="2339B235" w16cid:durableId="72808343"/>
-  <w16cid:commentId w16cid:paraId="0FD4F61D" w16cid:durableId="1C94A7A4"/>
-  <w16cid:commentId w16cid:paraId="066C4610" w16cid:durableId="187D9401"/>
-  <w16cid:commentId w16cid:paraId="34D25317" w16cid:durableId="7664053A"/>
-  <w16cid:commentId w16cid:paraId="437422C8" w16cid:durableId="7350474A"/>
-  <w16cid:commentId w16cid:paraId="286A283A" w16cid:durableId="7D704472"/>
-  <w16cid:commentId w16cid:paraId="05BE8C4C" w16cid:durableId="1D47ACF2"/>
-  <w16cid:commentId w16cid:paraId="315C9DE7" w16cid:durableId="3700B503"/>
-  <w16cid:commentId w16cid:paraId="3C54DF77" w16cid:durableId="74304862"/>
-  <w16cid:commentId w16cid:paraId="1B1C6A85" w16cid:durableId="29FE436F"/>
-  <w16cid:commentId w16cid:paraId="4CD336AB" w16cid:durableId="1CDD574D"/>
-  <w16cid:commentId w16cid:paraId="0FA53818" w16cid:durableId="75BB20CB"/>
-  <w16cid:commentId w16cid:paraId="7B141604" w16cid:durableId="5BF2C5FC"/>
-  <w16cid:commentId w16cid:paraId="0B304A91" w16cid:durableId="555A11CD"/>
-  <w16cid:commentId w16cid:paraId="5B013A40" w16cid:durableId="712C8E92"/>
-  <w16cid:commentId w16cid:paraId="2E169E39" w16cid:durableId="20AD36ED"/>
-  <w16cid:commentId w16cid:paraId="2D4546DC" w16cid:durableId="54151046"/>
-  <w16cid:commentId w16cid:paraId="0632BBE6" w16cid:durableId="0F1DDE44"/>
-  <w16cid:commentId w16cid:paraId="7EA9421E" w16cid:durableId="628B645F"/>
-  <w16cid:commentId w16cid:paraId="0B987408" w16cid:durableId="22C4E0AD"/>
-  <w16cid:commentId w16cid:paraId="402D7D32" w16cid:durableId="418D8B39"/>
-  <w16cid:commentId w16cid:paraId="382FDD2A" w16cid:durableId="40369A45"/>
-  <w16cid:commentId w16cid:paraId="30102A06" w16cid:durableId="25429DE8"/>
-  <w16cid:commentId w16cid:paraId="63408CB0" w16cid:durableId="33564037"/>
-  <w16cid:commentId w16cid:paraId="04F964F4" w16cid:durableId="0FCA8135"/>
-  <w16cid:commentId w16cid:paraId="57672CAF" w16cid:durableId="7E8E183C"/>
-  <w16cid:commentId w16cid:paraId="0822D819" w16cid:durableId="3D598B61"/>
-  <w16cid:commentId w16cid:paraId="38428D0E" w16cid:durableId="0C51301B"/>
+  <w16cid:commentId w16cid:paraId="1C8044B5" w16cid:durableId="7872448B"/>
+  <w16cid:commentId w16cid:paraId="478AB452" w16cid:durableId="416B4A47"/>
+  <w16cid:commentId w16cid:paraId="1418EEC9" w16cid:durableId="477B941A"/>
+  <w16cid:commentId w16cid:paraId="3439FA19" w16cid:durableId="0BAF9BD7"/>
+  <w16cid:commentId w16cid:paraId="2DFCCEEF" w16cid:durableId="5BD13B19"/>
+  <w16cid:commentId w16cid:paraId="31EEECA4" w16cid:durableId="7FDF674E"/>
+  <w16cid:commentId w16cid:paraId="72313580" w16cid:durableId="0B8D5BAA"/>
+  <w16cid:commentId w16cid:paraId="30310CD9" w16cid:durableId="5FF628EF"/>
+  <w16cid:commentId w16cid:paraId="0F6468F9" w16cid:durableId="4B80CFDD"/>
+  <w16cid:commentId w16cid:paraId="28304E1B" w16cid:durableId="5079D6A9"/>
+  <w16cid:commentId w16cid:paraId="6F26B0FA" w16cid:durableId="3F4EC3E1"/>
+  <w16cid:commentId w16cid:paraId="0253BAC8" w16cid:durableId="133A5E62"/>
+  <w16cid:commentId w16cid:paraId="76F36447" w16cid:durableId="352DE557"/>
+  <w16cid:commentId w16cid:paraId="6003C42B" w16cid:durableId="66832167"/>
+  <w16cid:commentId w16cid:paraId="105CFF68" w16cid:durableId="7FB15571"/>
+  <w16cid:commentId w16cid:paraId="634CCA53" w16cid:durableId="74197BBB"/>
+  <w16cid:commentId w16cid:paraId="5682CB3B" w16cid:durableId="1D93C8CA"/>
+  <w16cid:commentId w16cid:paraId="51E31A14" w16cid:durableId="5F9D1802"/>
+  <w16cid:commentId w16cid:paraId="0304D044" w16cid:durableId="63C9598E"/>
+  <w16cid:commentId w16cid:paraId="004EABA4" w16cid:durableId="2FC5875D"/>
+  <w16cid:commentId w16cid:paraId="1B75E3B8" w16cid:durableId="376A240C"/>
+  <w16cid:commentId w16cid:paraId="3C956A6A" w16cid:durableId="65B88FB1"/>
+  <w16cid:commentId w16cid:paraId="47F4BFC9" w16cid:durableId="60927014"/>
+  <w16cid:commentId w16cid:paraId="51F73B32" w16cid:durableId="655E3985"/>
+  <w16cid:commentId w16cid:paraId="684981F8" w16cid:durableId="1FD9E3B0"/>
+  <w16cid:commentId w16cid:paraId="09CD13DA" w16cid:durableId="1004E27B"/>
+  <w16cid:commentId w16cid:paraId="0E585B99" w16cid:durableId="03D2753C"/>
+  <w16cid:commentId w16cid:paraId="1BFBF7CB" w16cid:durableId="67BEFB36"/>
+  <w16cid:commentId w16cid:paraId="489B2E9F" w16cid:durableId="0A7F6AF8"/>
+  <w16cid:commentId w16cid:paraId="7B308D9B" w16cid:durableId="09EDF622"/>
+  <w16cid:commentId w16cid:paraId="7FAFC337" w16cid:durableId="306A889C"/>
+  <w16cid:commentId w16cid:paraId="03D79ADE" w16cid:durableId="003D489F"/>
+  <w16cid:commentId w16cid:paraId="1AE721DC" w16cid:durableId="18381E5F"/>
+  <w16cid:commentId w16cid:paraId="79AED342" w16cid:durableId="58D94EE1"/>
+  <w16cid:commentId w16cid:paraId="42A2B41B" w16cid:durableId="58660D64"/>
+  <w16cid:commentId w16cid:paraId="618487F3" w16cid:durableId="28E0C809"/>
+  <w16cid:commentId w16cid:paraId="30E3C12F" w16cid:durableId="29962A76"/>
+  <w16cid:commentId w16cid:paraId="043AACF4" w16cid:durableId="221C662B"/>
+  <w16cid:commentId w16cid:paraId="0F22AD4D" w16cid:durableId="058DB303"/>
+  <w16cid:commentId w16cid:paraId="41F2A50F" w16cid:durableId="40599F28"/>
+  <w16cid:commentId w16cid:paraId="65129A78" w16cid:durableId="2763CBB4"/>
+  <w16cid:commentId w16cid:paraId="1FDB0361" w16cid:durableId="097A26B5"/>
+  <w16cid:commentId w16cid:paraId="456040F1" w16cid:durableId="4F6FF525"/>
+  <w16cid:commentId w16cid:paraId="1F51FD58" w16cid:durableId="3ABF652B"/>
+  <w16cid:commentId w16cid:paraId="3D8DFF1F" w16cid:durableId="5F05F9DB"/>
+  <w16cid:commentId w16cid:paraId="5FD9663E" w16cid:durableId="66F7E158"/>
+  <w16cid:commentId w16cid:paraId="4D2F3AA4" w16cid:durableId="60C8A212"/>
+  <w16cid:commentId w16cid:paraId="16782B37" w16cid:durableId="2C45C190"/>
+  <w16cid:commentId w16cid:paraId="6ECB2990" w16cid:durableId="764FAE8A"/>
+  <w16cid:commentId w16cid:paraId="57CEFD1C" w16cid:durableId="63B6867E"/>
+  <w16cid:commentId w16cid:paraId="315CE6D2" w16cid:durableId="00C94243"/>
+  <w16cid:commentId w16cid:paraId="4C51D659" w16cid:durableId="25118A84"/>
+  <w16cid:commentId w16cid:paraId="42C429F3" w16cid:durableId="5CE17D16"/>
+  <w16cid:commentId w16cid:paraId="19F055EB" w16cid:durableId="26D1A111"/>
+  <w16cid:commentId w16cid:paraId="4F856C83" w16cid:durableId="2CABA127"/>
+  <w16cid:commentId w16cid:paraId="129D195A" w16cid:durableId="19FD7D8B"/>
+  <w16cid:commentId w16cid:paraId="2DEDD3D7" w16cid:durableId="40ACEE57"/>
+  <w16cid:commentId w16cid:paraId="48F81EAA" w16cid:durableId="000DA94D"/>
+  <w16cid:commentId w16cid:paraId="08D769C9" w16cid:durableId="4280DCF2"/>
+  <w16cid:commentId w16cid:paraId="6165F8E6" w16cid:durableId="74DAEEA8"/>
+  <w16cid:commentId w16cid:paraId="32815AFD" w16cid:durableId="6CE0BF2D"/>
+  <w16cid:commentId w16cid:paraId="04FC2B94" w16cid:durableId="03AF688D"/>
+  <w16cid:commentId w16cid:paraId="39A9C85A" w16cid:durableId="5FB69FA1"/>
+  <w16cid:commentId w16cid:paraId="113E107E" w16cid:durableId="4038C21D"/>
+  <w16cid:commentId w16cid:paraId="42CC5BA6" w16cid:durableId="2DEFE235"/>
+  <w16cid:commentId w16cid:paraId="7D9D4116" w16cid:durableId="64ACE877"/>
+  <w16cid:commentId w16cid:paraId="34C0050C" w16cid:durableId="4EBAEBAA"/>
+  <w16cid:commentId w16cid:paraId="0B23B850" w16cid:durableId="6CAE9701"/>
+  <w16cid:commentId w16cid:paraId="583900F8" w16cid:durableId="5819B8D9"/>
+  <w16cid:commentId w16cid:paraId="488B51F8" w16cid:durableId="3D3EABB0"/>
+  <w16cid:commentId w16cid:paraId="592C68CA" w16cid:durableId="04247570"/>
+  <w16cid:commentId w16cid:paraId="1E4371E9" w16cid:durableId="6FF9CEFE"/>
+  <w16cid:commentId w16cid:paraId="4617D4D8" w16cid:durableId="424CA9C1"/>
+  <w16cid:commentId w16cid:paraId="61E2A317" w16cid:durableId="4E6BBADD"/>
+  <w16cid:commentId w16cid:paraId="54FB7239" w16cid:durableId="6224E576"/>
+  <w16cid:commentId w16cid:paraId="414A9AA4" w16cid:durableId="52C186C1"/>
+  <w16cid:commentId w16cid:paraId="493D9EF6" w16cid:durableId="7DB105F4"/>
+  <w16cid:commentId w16cid:paraId="005F71C4" w16cid:durableId="281C4677"/>
+  <w16cid:commentId w16cid:paraId="29CDA68C" w16cid:durableId="529BFA5F"/>
+  <w16cid:commentId w16cid:paraId="38D26067" w16cid:durableId="6CF634B3"/>
+  <w16cid:commentId w16cid:paraId="313C6BF6" w16cid:durableId="78D0A32C"/>
+  <w16cid:commentId w16cid:paraId="0BA7EE0E" w16cid:durableId="7436D54A"/>
+  <w16cid:commentId w16cid:paraId="3808B3FC" w16cid:durableId="725A057B"/>
+  <w16cid:commentId w16cid:paraId="0512CC4C" w16cid:durableId="58D590B2"/>
+  <w16cid:commentId w16cid:paraId="7B652A92" w16cid:durableId="43F367D8"/>
+  <w16cid:commentId w16cid:paraId="476572FC" w16cid:durableId="6142B0B1"/>
+  <w16cid:commentId w16cid:paraId="50D70EC6" w16cid:durableId="40B15887"/>
+  <w16cid:commentId w16cid:paraId="3FB84333" w16cid:durableId="2703F59C"/>
+  <w16cid:commentId w16cid:paraId="32EF1E72" w16cid:durableId="674E2126"/>
+  <w16cid:commentId w16cid:paraId="27DEBAC9" w16cid:durableId="19535DD2"/>
+  <w16cid:commentId w16cid:paraId="5E14BD90" w16cid:durableId="042EA149"/>
+  <w16cid:commentId w16cid:paraId="75E1E9DB" w16cid:durableId="32B35B2C"/>
+  <w16cid:commentId w16cid:paraId="35F70D5A" w16cid:durableId="38F7BCAC"/>
+  <w16cid:commentId w16cid:paraId="417BC8D1" w16cid:durableId="0391ACF6"/>
+  <w16cid:commentId w16cid:paraId="49272A43" w16cid:durableId="267BAE0C"/>
+  <w16cid:commentId w16cid:paraId="2AF3E566" w16cid:durableId="7769C656"/>
+  <w16cid:commentId w16cid:paraId="64D88837" w16cid:durableId="7F858EC7"/>
+  <w16cid:commentId w16cid:paraId="796B80C6" w16cid:durableId="61BCEAC5"/>
+  <w16cid:commentId w16cid:paraId="7C3071DD" w16cid:durableId="4CC2A8D4"/>
+  <w16cid:commentId w16cid:paraId="619515DF" w16cid:durableId="4A158497"/>
+  <w16cid:commentId w16cid:paraId="7B25F168" w16cid:durableId="553310FE"/>
+  <w16cid:commentId w16cid:paraId="5615780D" w16cid:durableId="00E7B355"/>
+  <w16cid:commentId w16cid:paraId="46A7B1D9" w16cid:durableId="146749F9"/>
+  <w16cid:commentId w16cid:paraId="49198F39" w16cid:durableId="233D8670"/>
+  <w16cid:commentId w16cid:paraId="0A1D719E" w16cid:durableId="3AFB5792"/>
 </w16cid:commentsIds>
 </file>
 

--- a/thesis/THESIS_DRAFT_FCU_v2.docx
+++ b/thesis/THESIS_DRAFT_FCU_v2.docx
@@ -2040,22 +2040,17 @@
         <w:pStyle w:val="Content"/>
       </w:pPr>
       <w:r>
-        <w:t xml:space="preserve">本研究實驗分層遞進、互相引用前層結論。納入項目如下（括號中的 S1、D1 等為全文統一實驗代號，便於對照章節與數據目錄）：（一）Isaac Sim 6.0 </w:t>
+        <w:t>本研究實驗分層遞進、互相引用前層結論。納入項目如下（括號中的 S1、D1 等為全文統一實驗代號，便於對照章節與數據目錄）：（一）Isaac Sim 6.0 本機獨立執行環境與 UR10e 官方機械手臂資產；（二）感測包絡地圖（S1：五十二格配對移除掃描）；（三）感測器量化特性表（S2：距離、桌面高度、側向、重複性）；（四）聲學閉環接近三臂對照——D1 為未掛臂、可自由移動之感測器隔離驗證，D1.5 為感測器掛於手臂之主結果；（五）端到端夾取三臂對照（D3：對位與附著升舉；其後 D4 補執行器再驗證與同場景策略串聯，見 5.3 節末）；（六）側向資訊之系統性檢驗，以及二維多點定位之正式三臂對照（D2，見 5.4 節）；（七）貫穿各實驗的三臂對照與姿態／量測稽核。</w:t>
       </w:r>
       <w:commentRangeStart w:id="15"/>
-      <w:r>
-        <w:t xml:space="preserve">本機獨立執行環境與 UR10e</w:t>
-      </w:r>
+      <w:r/>
       <w:commentRangeEnd w:id="15"/>
       <w:r>
         <w:rPr>
           <w:rStyle w:val="CommentReference"/>
         </w:rPr>
-        <w:commentReference w:id="15"/>
-      </w:r>
-      <w:r>
-        <w:t xml:space="preserve"> 官方機械手臂資產；（二）感測包絡地圖（S1：五十二格配對移除掃描）；（三）感測器量化特性表（S2：距離、桌面高度、側向、重複性）；（四）聲學閉環接近三臂對照——D1 為未掛臂、可自由移動之感測器隔離驗證，D1.5 為感測器掛於手臂之主結果；（五）端到端夾取三臂對照（D3：對位與附著升舉）；（六）側向資訊之系統性檢驗，以及二維多點定位之正式三臂對照（D2，見 5.4 節）；（七）貫穿各實驗的三臂對照與姿態／量測稽核。</w:t>
-      </w:r>
+      </w:r>
+      <w:r/>
     </w:p>
     <w:p>
       <w:pPr>
@@ -2239,7 +2234,7 @@
         <w:pStyle w:val="Content"/>
       </w:pPr>
       <w:r>
-        <w:t>（一）感測包絡：以選定格點之配對移除與 SNR 地圖界定可偵測幾何，供任務擺位（第四章）。（二）聲學閉環主結果：包絡內三臂消融，腕載 UR10e 純聲學接近，盲走失能（第五章 5.1–5.2）。（三）夾取整合：接近後以聲學估距對位，升舉為接觸觸發附著（5.3；摩擦夾持不在推論範圍）。（四）側向：四重證偽後以多點定位恢復二維並完成三臂（4.3、5.4）。（五）效度骨架：三臂（Meyes 等 [11]）、預註冊（Nosek 等 [5]）與稽核之組合，可推廣至其他模擬感測回授。</w:t>
+        <w:t>（一）感測包絡：以選定格點之配對移除與 SNR 地圖界定可偵測幾何，供任務擺位（第四章）。（二）聲學閉環主結果：包絡內三臂消融，腕載 UR10e 純聲學接近，盲走失能（第五章 5.1–5.2）。（三）夾取整合：接近後以聲學估距對位，升舉為接觸觸發附著（5.3；摩擦夾持不在推論範圍）；D4 以同場景策略串聯再驗此鏈，對位與升舉仍分層陳報。（四）側向：四重證偽後以多點定位恢復二維並完成三臂（4.3、5.4）。（五）效度骨架：三臂（Meyes 等 [11]）、預註冊（Nosek 等 [5]）與稽核之組合，可推廣至其他模擬感測回授。</w:t>
       </w:r>
     </w:p>
     <w:p>
@@ -5204,6 +5199,78 @@
     </w:p>
     <w:p>
       <w:pPr>
+        <w:pStyle w:val="Content"/>
+      </w:pPr>
+      <w:r>
+        <w:rPr>
+          <w:rFonts w:eastAsia="標楷體"/>
+          <w:sz w:val="64"/>
+        </w:rPr>
+        <w:t>D3 正典鎖定的是「對位靠聲學、升舉靠接觸觸發附著」這條邊界。其後另做一輪延伸（代號 D4），不是要改寫 5.3 的主數字，而是把三件尚未寫死的事補齊：連續小步升舉在相同任務鏈上是否仍站得住、無附著時摩擦保持是否真的救不回來，以及不把目標座標送進策略觀測時，學到的接近與合爪時機能否接到同一物理場景的升舉序列。</w:t>
+      </w:r>
+    </w:p>
+    <w:p>
+      <w:pPr>
+        <w:pStyle w:val="Content"/>
+      </w:pPr>
+      <w:r>
+        <w:rPr>
+          <w:rFonts w:eastAsia="標楷體"/>
+          <w:sz w:val="64"/>
+        </w:rPr>
+        <w:t>摩擦邊界先用冒煙對照釘死。關掉附著、只靠指墊摩擦時，對位與接觸訊號可以成立，手臂也能走出升舉軌跡，但目標幾乎不起桌（兩次嘗試皆失敗）。同一進窗與接觸條件下重新啟用接觸觸發附著，升舉即恢復。這與 D3 開發期的經驗一致，故正文仍只宣稱「聲學對位＋接觸觸發附著」，不把摩擦夾持寫成已驗證能力。</w:t>
+      </w:r>
+    </w:p>
+    <w:p>
+      <w:pPr>
+        <w:pStyle w:val="Content"/>
+      </w:pPr>
+      <w:r>
+        <w:rPr>
+          <w:rFonts w:eastAsia="標楷體"/>
+          <w:sz w:val="64"/>
+        </w:rPr>
+        <w:t>規則狀態機再跑一輪三臂（各 30 回合，目標走廊 1.00–1.15 m，升舉步長 2 mm）。聲學臂對位率 73.3%（22/30），盲走 40.0%（12/30），費雪單尾 p≈0.009；夾取中心與目標 r≈0.976。對位成功後升舉條件機率約 86%。走廊與種子與 D3 r3 不完全相同，不宜逐點等同，但方向相同：閉環仍贏盲走，對位與升舉繼續分開報。</w:t>
+      </w:r>
+    </w:p>
+    <w:p>
+      <w:pPr>
+        <w:pStyle w:val="Content"/>
+      </w:pPr>
+      <w:r>
+        <w:rPr>
+          <w:rFonts w:eastAsia="標楷體"/>
+          <w:sz w:val="64"/>
+        </w:rPr>
+        <w:t>策略側只作輔助證據。在固定 TCP 的一維走廊裡訓練接近與合爪，觀測用聲學與本體特徵、不含目標直角座標；成敗以模擬器真實距離評近距是否合爪。訓練時若以真實距離塑形獎勵，策略觀測仍可不含該距離而達到高成功；但若獎勵改走聲學估距，真實成功會塌掉——估距偏近時，策略在遠處就合爪。另將聲學通道遮罩、只留距離獎勵時，固定時序也能過關。因此 Lab 內的高成功率只能說明「無目標座標時時機可學」，不能改寫成「必須聽音」或「純估距獎勵已端到端成功」。</w:t>
+      </w:r>
+    </w:p>
+    <w:p>
+      <w:pPr>
+        <w:pStyle w:val="Content"/>
+      </w:pPr>
+      <w:r>
+        <w:rPr>
+          <w:rFonts w:eastAsia="標楷體"/>
+          <w:sz w:val="64"/>
+        </w:rPr>
+        <w:t>真正接到物理場景的是同場景串聯：策略輸出映射為接近步進，停靠距離估測沿用走廊上已驗證的 peak 管線，descend、合爪、接觸觸發附著與升舉仍由狀態機執行。正式 90 回合（單一 closed 臂，seed＝20260718）對位率 76.7%（69/90），升舉 74.4%（67/90），對位成功後升舉約 76.8%，平均對位絕對誤差約 1.5 cm；停靠皆由 standoff 估測觸發，姿態與感測器位姿稽核無違規。對位與規則臂同級，升舉條件機率略低，符合訓練域（固定 TCP）與評測域（桌面臂載）之間的落差，不宜解讀成「再多訓幾輪就能消除附著依賴」。</w:t>
+      </w:r>
+    </w:p>
+    <w:p>
+      <w:pPr>
+        <w:pStyle w:val="Content"/>
+      </w:pPr>
+      <w:r>
+        <w:rPr>
+          <w:rFonts w:eastAsia="標楷體"/>
+          <w:sz w:val="64"/>
+        </w:rPr>
+        <w:t>小結與 D3 r3 的關係。本章對位主結果與口試數字仍以 D3 r3 為準。D4 補的是：摩擦路徑負結果可復現、規則三臂方向不變，以及策略可在同一場景接到升舉且對位約七成七、升舉約七成四。對位率與升舉率仍不相乘；純估距獎勵與部署級摩擦夾持都不在宣稱內。</w:t>
+      </w:r>
+    </w:p>
+    <w:p>
+      <w:pPr>
         <w:pStyle w:val="Header2"/>
       </w:pPr>
       <w:r>
@@ -5659,58 +5726,43 @@
         <w:pStyle w:val="Content"/>
       </w:pPr>
       <w:r>
-        <w:t>本節只收回第五章已報結果的解讀邊界；數值細節以第四、五章表格與圖為準。在本文實驗設計下，可支持的結論包括：（一）不讀目標真值的純聲學閉環，可在模擬內驅動 UR10e 接近隨機桌面目標，且盲走失能支持「功勞歸聲學資訊」的歸因（5.1–5.2；主結果 r＝0.9856）。（二）任務鏈可延伸至</w:t>
+        <w:t>本節只收回第五章已報結果的解讀邊界；數值細節以第四、五章表格與圖為準。在本文實驗設計下，可支持的結論包括：（一）不讀目標真值的純聲學閉環，可在模擬內驅動 UR10e 接近隨機桌面目標，且盲走失能支持「功勞歸聲學資訊」的歸因（5.1–5.2；主結果 r＝0.9856）。（二）任務鏈可延伸至聲學對位與接觸觸發附著升舉；正典複驗對位 80% 對盲走 33%，但升舉機制不是摩擦夾持（5.3）。同節末之 D4 再確認：無附著時摩擦升舉失敗；規則三臂對位仍優於盲走；策略在 90 回合同場景串聯中對位約 77%、升舉約 74%，仍分層陳報。（三）選定格點之感測包絡與距離編碼可系統量測，並作為任務設計輸入（第四章）。（四）單次輸出之左右線索在本配置下未成立；手臂多視點測距可恢復二維定位並通過三臂（4.3、5.4）。（五）腕載聲影、頻率參數無效等失效有實證歸因；三臂＋預註冊＋稽核可作方法骨架推廣。</w:t>
       </w:r>
       <w:commentRangeStart w:id="4"/>
-      <w:r>
-        <w:t>聲學對位與接觸觸發附著升舉</w:t>
-      </w:r>
+      <w:r/>
       <w:commentRangeEnd w:id="4"/>
       <w:r>
         <w:rPr>
           <w:rStyle w:val="CommentReference"/>
         </w:rPr>
-        <w:commentReference w:id="4"/>
-      </w:r>
-      <w:r>
-        <w:t>；正典複驗對位 80% 對盲走 33%，但升舉機制不是摩擦夾持（5.3）。（三）選定格點之感測包絡與距離編碼可系統量測，並作為任務設計輸入（第四章）。（四）單次輸出之左右線索在本配置下未成立；手臂多視點測距可恢復二維定位並通過三臂（4.3、5.4）。（五）腕載聲影、頻率參數無效等失效有實證歸因；三臂＋預註冊＋稽核可作方法骨架推廣。</w:t>
-      </w:r>
-    </w:p>
-    <w:p>
-      <w:pPr>
-        <w:pStyle w:val="Content"/>
-      </w:pPr>
-      <w:r>
-        <w:t>相對地，本研究的推論不及於：（一）實體夾爪的摩擦保真與部署級夾持；（二）單次量測本身含左右方向（5.4 為多次量測合成）；（三）實機或工廠現場效能；（四）約 0.32 m 以內桌高目標上的聲學閉環（該區距離編碼失效，夾取採一次推算）；（五）</w:t>
+      </w:r>
+      <w:r/>
+    </w:p>
+    <w:p>
+      <w:pPr>
+        <w:pStyle w:val="Content"/>
+      </w:pPr>
+      <w:r>
+        <w:t>相對地，本研究的推論不及於：（一）實體夾爪的摩擦保真與部署級夾持；（二）單次量測本身含左右方向（5.4 為多次量測合成）；（三）實機或工廠現場效能；（四）約 0.32 m 以內桌高目標上的聲學閉環（該區距離編碼失效，夾取採一次推算）；（五）跨隨機種子與跨場景的統計穩健性（單 seed、確定性引擎）；（六）二維定位後再夾取的完整鏈——側向誤差仍大於夾取物理容差（5.4、6.3）；（七）以純聲學估距塑造獎勵即可端到端成功，或「遮罩聲學觀測後策略必然失敗」之全稱命題（5.3 節末消融僅作邊界，不擴大主宣稱）。</w:t>
       </w:r>
       <w:commentRangeStart w:id="98"/>
-      <w:r>
-        <w:t>跨隨機種子與跨場景的統計穩健性</w:t>
-      </w:r>
+      <w:r/>
       <w:commentRangeEnd w:id="98"/>
       <w:r>
         <w:rPr>
           <w:rStyle w:val="CommentReference"/>
         </w:rPr>
-        <w:commentReference w:id="98"/>
-      </w:r>
-      <w:r>
-        <w:t>（單 seed、確定性引擎）；（六）</w:t>
-      </w:r>
+      </w:r>
+      <w:r/>
       <w:commentRangeStart w:id="99"/>
-      <w:r>
-        <w:t>二維定位後再夾取的完整鏈</w:t>
-      </w:r>
+      <w:r/>
       <w:commentRangeEnd w:id="99"/>
       <w:r>
         <w:rPr>
           <w:rStyle w:val="CommentReference"/>
         </w:rPr>
-        <w:commentReference w:id="99"/>
-      </w:r>
-      <w:r>
-        <w:t>——側向誤差仍大於夾取物理容差（5.4、6.3）。</w:t>
-      </w:r>
+      </w:r>
+      <w:r/>
     </w:p>
     <w:p>
       <w:pPr>
@@ -5733,7 +5785,7 @@
         <w:pStyle w:val="Content"/>
       </w:pPr>
       <w:r>
-        <w:t>夾持與對位容差。聲學對位已驗證；首輪遠端 IK 可達性問題亦已由縮走廊複驗修正（5.3 節正典）。仍待補完者：其一，在更新版模擬器或實體夾爪上重驗摩擦夾持；其二，對位成功但仍有約二成因誤差落在 ±2 cm 統計容差與約 ±1.5 cm 物理捕捉窗縫隙而未能咬合，可收緊容差或加寬指墊捕捉窗——須在新預註冊下重跑，而非事後改舊判準。</w:t>
+        <w:t>夾持與對位容差。聲學對位已驗證；首輪遠端 IK 可達性問題亦已由縮走廊複驗修正（5.3 節正典）。仍待補完者：其一，在更新版模擬器或實體夾爪上重驗摩擦夾持；其二，對位成功但仍有約二成因誤差落在 ±2 cm 統計容差與約 ±1.5 cm 物理捕捉窗縫隙而未能咬合，可收緊容差或加寬指墊捕捉窗——須在新預註冊下重跑，而非事後改舊判準。其三，若欲在策略訓練中拿掉真實距離獎勵、只靠聲學估距，須先處理估距假近問題後再重跑，而非以加長訓練迴避。</w:t>
       </w:r>
     </w:p>
     <w:p>
@@ -5861,15 +5913,15 @@
         <w:pStyle w:val="Content"/>
       </w:pPr>
       <w:r>
-        <w:t>RQ4（範圍邊界）。D3 證明聲學可支撐夾取對位，且正典複驗四項判準全過；但升舉為接觸觸發附著，推論不及物理摩擦夾持。D2 在單次輸出無左右線索經四項證偽後，以手臂五視點多點定位恢復側向（r≈0.950），並完成二維閉環；惟側向誤差仍大於夾取物理容差，故二維再夾取不在本文宣稱內。</w:t>
-      </w:r>
-    </w:p>
-    <w:p>
-      <w:pPr>
-        <w:pStyle w:val="Content"/>
-      </w:pPr>
-      <w:r>
-        <w:t>總結。本文的貢獻不在新物理模型或新交會公式，而在 Isaac Sim 6.0 RTX Acoustic／WPM 配置下，建立包絡優先、配對移除、三臂消融與預註冊稽核的可重跑驗證鏈，使 UR10e 模擬內超聲回授接近與對位的因果可被檢查、失敗可被歸因。適用範圍限於單一種子、確定性引擎與任務級模擬結論；跨種子、實機與摩擦夾持屬後續工作。</w:t>
+        <w:t>RQ4（範圍邊界）。D3 證明聲學可支撐夾取對位，且正典複驗四項判準全過；但升舉為接觸觸發附著，推論不及物理摩擦夾持；D4 同場景串聯（90 回合）對位約 77%、升舉約 74%，只強化「鏈可接」，不改上述邊界。D2 在單次輸出無左右線索經四項證偽後，以手臂五視點多點定位恢復側向（r≈0.950），並完成二維閉環；惟側向誤差仍大於夾取物理容差，故二維再夾取不在本文宣稱內。</w:t>
+      </w:r>
+    </w:p>
+    <w:p>
+      <w:pPr>
+        <w:pStyle w:val="Content"/>
+      </w:pPr>
+      <w:r>
+        <w:t>總結。本文的貢獻不在新物理模型或新交會公式，而在 Isaac Sim 6.0 RTX Acoustic／WPM 配置下，建立包絡優先、配對移除、三臂消融與預註冊稽核的可重跑驗證鏈，使 UR10e 模擬內超聲回授接近與對位的因果可被檢查、失敗可被歸因；夾取段則止於對位與接觸觸發附著，並以同場景策略串聯展示接口可行。適用範圍限於單一種子、確定性引擎與任務級模擬結論；跨種子、實機與摩擦夾持屬後續工作。</w:t>
       </w:r>
     </w:p>
     <w:p>
